--- a/专业硕士_4_5_6章修改.docx
+++ b/专业硕士_4_5_6章修改.docx
@@ -1,6 +1,6 @@
 
 <file path=word/document.xml><?xml version="1.0" encoding="utf-8"?>
-<w:document xmlns:cx="http://schemas.microsoft.com/office/drawing/2014/chartex" xmlns:cx1="http://schemas.microsoft.com/office/drawing/2015/9/8/chartex" xmlns:cx2="http://schemas.microsoft.com/office/drawing/2015/10/21/chartex" xmlns:cx3="http://schemas.microsoft.com/office/drawing/2016/5/9/chartex" xmlns:cx4="http://schemas.microsoft.com/office/drawing/2016/5/10/chartex" xmlns:cx5="http://schemas.microsoft.com/office/drawing/2016/5/11/chartex" xmlns:cx6="http://schemas.microsoft.com/office/drawing/2016/5/12/chartex" xmlns:cx7="http://schemas.microsoft.com/office/drawing/2016/5/13/chartex" xmlns:cx8="http://schemas.microsoft.com/office/drawing/2016/5/14/chartex" xmlns:mc="http://schemas.openxmlformats.org/markup-compatibility/2006" xmlns:aink="http://schemas.microsoft.com/office/drawing/2016/ink" xmlns:am3d="http://schemas.microsoft.com/office/drawing/2017/model3d" xmlns:o="urn:schemas-microsoft-com:office:office" xmlns:oel="http://schemas.microsoft.com/office/2019/extlst" xmlns:r="http://purl.oclc.org/ooxml/officeDocument/relationships" xmlns:m="http://purl.oclc.org/ooxml/officeDocument/math" xmlns:v="urn:schemas-microsoft-com:vml" xmlns:wp14="http://schemas.microsoft.com/office/word/2010/wordprocessingDrawing" xmlns:wp="http://purl.oclc.org/ooxml/drawingml/wordprocessingDrawing" xmlns:w10="urn:schemas-microsoft-com:office:word" xmlns:w="http://purl.oclc.org/ooxml/wordprocessingml/main" xmlns:w14="http://schemas.microsoft.com/office/word/2010/wordml" xmlns:w15="http://schemas.microsoft.com/office/word/2012/wordml" xmlns:w16cex="http://schemas.microsoft.com/office/word/2018/wordml/cex" xmlns:w16cid="http://schemas.microsoft.com/office/word/2016/wordml/cid" xmlns:w16="http://schemas.microsoft.com/office/word/2018/wordml" xmlns:w16sdtdh="http://schemas.microsoft.com/office/word/2020/wordml/sdtdatahash" xmlns:w16se="http://schemas.microsoft.com/office/word/2015/wordml/symex" xmlns:wpi="http://schemas.microsoft.com/office/word/2010/wordprocessingInk" xmlns:wne="http://schemas.microsoft.com/office/word/2006/wordml" mc:Ignorable="w14 w15 w16se w16cid w16 w16cex w16sdtdh wne wp14" w:conformance="strict">
+<w:document xmlns:cx="http://schemas.microsoft.com/office/drawing/2014/chartex" xmlns:cx1="http://schemas.microsoft.com/office/drawing/2015/9/8/chartex" xmlns:cx2="http://schemas.microsoft.com/office/drawing/2015/10/21/chartex" xmlns:cx3="http://schemas.microsoft.com/office/drawing/2016/5/9/chartex" xmlns:cx4="http://schemas.microsoft.com/office/drawing/2016/5/10/chartex" xmlns:cx5="http://schemas.microsoft.com/office/drawing/2016/5/11/chartex" xmlns:cx6="http://schemas.microsoft.com/office/drawing/2016/5/12/chartex" xmlns:cx7="http://schemas.microsoft.com/office/drawing/2016/5/13/chartex" xmlns:cx8="http://schemas.microsoft.com/office/drawing/2016/5/14/chartex" xmlns:mc="http://schemas.openxmlformats.org/markup-compatibility/2006" xmlns:aink="http://schemas.microsoft.com/office/drawing/2016/ink" xmlns:am3d="http://schemas.microsoft.com/office/drawing/2017/model3d" xmlns:o="urn:schemas-microsoft-com:office:office" xmlns:oel="http://schemas.microsoft.com/office/2019/extlst" xmlns:r="http://purl.oclc.org/ooxml/officeDocument/relationships" xmlns:m="http://purl.oclc.org/ooxml/officeDocument/math" xmlns:v="urn:schemas-microsoft-com:vml" xmlns:wp14="http://schemas.microsoft.com/office/word/2010/wordprocessingDrawing" xmlns:wp="http://purl.oclc.org/ooxml/drawingml/wordprocessingDrawing" xmlns:w10="urn:schemas-microsoft-com:office:word" xmlns:w="http://purl.oclc.org/ooxml/wordprocessingml/main" xmlns:w14="http://schemas.microsoft.com/office/word/2010/wordml" xmlns:w15="http://schemas.microsoft.com/office/word/2012/wordml" xmlns:w16cex="http://schemas.microsoft.com/office/word/2018/wordml/cex" xmlns:w16cid="http://schemas.microsoft.com/office/word/2016/wordml/cid" xmlns:w16="http://schemas.microsoft.com/office/word/2018/wordml" xmlns:w16du="http://schemas.microsoft.com/office/word/2023/wordml/word16du" xmlns:w16sdtdh="http://schemas.microsoft.com/office/word/2020/wordml/sdtdatahash" xmlns:w16sdtfl="http://schemas.microsoft.com/office/word/2024/wordml/sdtformatlock" xmlns:w16se="http://schemas.microsoft.com/office/word/2015/wordml/symex" xmlns:wpi="http://schemas.microsoft.com/office/word/2010/wordprocessingInk" xmlns:wne="http://schemas.microsoft.com/office/word/2006/wordml" mc:Ignorable="w14 w15 w16se w16cid w16 w16cex w16sdtdh w16sdtfl w16du wne wp14" w:conformance="strict">
   <w:body>
     <w:bookmarkStart w:id="0" w:name="_Hlk223355475"/>
     <w:bookmarkEnd w:id="0"/>
@@ -34,19 +34,19 @@
                 <v:path o:extrusionok="f" gradientshapeok="t" o:connecttype="rect"/>
                 <o:lock v:ext="edit" aspectratio="t"/>
               </v:shapetype>
-              <v:shape id="_x0000_i1026" type="#_x0000_t75" alt="" style="width:73.45pt;height:72.75pt;mso-width-percent:0;mso-height-percent:0;mso-width-percent:0;mso-height-percent:0" o:ole="">
+              <v:shape id="_x0000_i1025" type="#_x0000_t75" alt="" style="width:73.4pt;height:72.95pt;mso-width-percent:0;mso-height-percent:0;mso-width-percent:0;mso-height-percent:0" o:ole="">
                 <v:imagedata r:id="rId8" o:title=""/>
               </v:shape>
-              <o:OLEObject Type="Embed" ProgID="PBrush" ShapeID="_x0000_i1026" DrawAspect="Content" ObjectID="_1834073706" r:id="rId9"/>
+              <o:OLEObject Type="Embed" ProgID="PBrush" ShapeID="_x0000_i1025" DrawAspect="Content" ObjectID="_1834083525" r:id="rId9"/>
             </w:object>
           </mc:Choice>
           <mc:Fallback>
             <w:object>
               <w:drawing>
-                <wp:inline distT="0" distB="0" distL="0" distR="0" wp14:anchorId="07091743" wp14:editId="4D8D3165">
-                  <wp:extent cx="932815" cy="923925"/>
-                  <wp:effectExtent l="0" t="0" r="0" b="3175"/>
-                  <wp:docPr id="2" name="图片 2"/>
+                <wp:inline distT="0" distB="0" distL="0" distR="0" wp14:anchorId="2342CE62" wp14:editId="3909479C">
+                  <wp:extent cx="932180" cy="926465"/>
+                  <wp:effectExtent l="0" t="0" r="1270" b="6985"/>
+                  <wp:docPr id="1" name="图片 1"/>
                   <wp:cNvGraphicFramePr>
                     <a:graphicFrameLocks xmlns:a="http://purl.oclc.org/ooxml/drawingml/main" noChangeAspect="1"/>
                   </wp:cNvGraphicFramePr>
@@ -54,12 +54,12 @@
                     <a:graphicData uri="http://purl.oclc.org/ooxml/drawingml/picture">
                       <pic:pic xmlns:pic="http://purl.oclc.org/ooxml/drawingml/picture">
                         <pic:nvPicPr>
-                          <pic:cNvPr id="0" name="Picture 2"/>
+                          <pic:cNvPr id="0" name="Picture 1"/>
                           <pic:cNvPicPr>
                             <a:picLocks noChangeAspect="1" noChangeArrowheads="1"/>
                             <a:extLst>
                               <a:ext uri="{837473B0-CC2E-450a-ABE3-18F120FF3D37}">
-                                <a15:objectPr xmlns:a15="http://schemas.microsoft.com/office/drawing/2012/main" objectId="_1834073706" isActiveX="0" linkType=""/>
+                                <a15:objectPr xmlns:a15="http://schemas.microsoft.com/office/drawing/2012/main" objectId="_1834083525" isActiveX="0" linkType=""/>
                               </a:ext>
                             </a:extLst>
                           </pic:cNvPicPr>
@@ -80,7 +80,7 @@
                         <pic:spPr bwMode="auto">
                           <a:xfrm>
                             <a:off x="0" y="0"/>
-                            <a:ext cx="932815" cy="923925"/>
+                            <a:ext cx="932180" cy="926465"/>
                           </a:xfrm>
                           <a:prstGeom prst="rect">
                             <a:avLst/>
@@ -95,7 +95,7 @@
                   </a:graphic>
                 </wp:inline>
               </w:drawing>
-              <w:objectEmbed w:drawAspect="content" r:id="rId9" w:progId="PBrush" w:shapeId="2" w:fieldCodes=""/>
+              <w:objectEmbed w:drawAspect="content" r:id="rId9" w:progId="PBrush" w:shapeId="1" w:fieldCodes=""/>
             </w:object>
           </mc:Fallback>
         </mc:AlternateContent>
@@ -107,19 +107,19 @@
         <mc:AlternateContent>
           <mc:Choice Requires="v">
             <w:object w:dxaOrig="211.45pt" w:dyaOrig="56.25pt" w14:anchorId="5FD2BFEE">
-              <v:shape id="_x0000_i1025" type="#_x0000_t75" alt="" style="width:226.3pt;height:59.5pt;mso-width-percent:0;mso-height-percent:0;mso-width-percent:0;mso-height-percent:0" o:ole="">
+              <v:shape id="_x0000_i1026" type="#_x0000_t75" alt="" style="width:226.4pt;height:59.7pt;mso-width-percent:0;mso-height-percent:0;mso-width-percent:0;mso-height-percent:0" o:ole="">
                 <v:imagedata r:id="rId11" o:title=""/>
               </v:shape>
-              <o:OLEObject Type="Embed" ProgID="PBrush" ShapeID="_x0000_i1025" DrawAspect="Content" ObjectID="_1834073707" r:id="rId12"/>
+              <o:OLEObject Type="Embed" ProgID="PBrush" ShapeID="_x0000_i1026" DrawAspect="Content" ObjectID="_1834083526" r:id="rId12"/>
             </w:object>
           </mc:Choice>
           <mc:Fallback>
             <w:object>
               <w:drawing>
-                <wp:inline distT="0" distB="0" distL="0" distR="0" wp14:anchorId="4FB3A2B0" wp14:editId="378EB94F">
-                  <wp:extent cx="2874010" cy="755650"/>
-                  <wp:effectExtent l="0" t="0" r="0" b="6350"/>
-                  <wp:docPr id="1" name="图片 1"/>
+                <wp:inline distT="0" distB="0" distL="0" distR="0" wp14:anchorId="16AE3286" wp14:editId="56262FF7">
+                  <wp:extent cx="2875280" cy="758190"/>
+                  <wp:effectExtent l="0" t="0" r="1270" b="3810"/>
+                  <wp:docPr id="2" name="图片 1"/>
                   <wp:cNvGraphicFramePr>
                     <a:graphicFrameLocks xmlns:a="http://purl.oclc.org/ooxml/drawingml/main" noChangeAspect="1"/>
                   </wp:cNvGraphicFramePr>
@@ -127,12 +127,12 @@
                     <a:graphicData uri="http://purl.oclc.org/ooxml/drawingml/picture">
                       <pic:pic xmlns:pic="http://purl.oclc.org/ooxml/drawingml/picture">
                         <pic:nvPicPr>
-                          <pic:cNvPr id="0" name="Picture 1"/>
+                          <pic:cNvPr id="0" name="Picture 2"/>
                           <pic:cNvPicPr>
                             <a:picLocks noChangeAspect="1" noChangeArrowheads="1"/>
                             <a:extLst>
                               <a:ext uri="{837473B0-CC2E-450a-ABE3-18F120FF3D37}">
-                                <a15:objectPr xmlns:a15="http://schemas.microsoft.com/office/drawing/2012/main" objectId="_1834073707" isActiveX="0" linkType=""/>
+                                <a15:objectPr xmlns:a15="http://schemas.microsoft.com/office/drawing/2012/main" objectId="_1834083526" isActiveX="0" linkType=""/>
                               </a:ext>
                             </a:extLst>
                           </pic:cNvPicPr>
@@ -153,7 +153,7 @@
                         <pic:spPr bwMode="auto">
                           <a:xfrm>
                             <a:off x="0" y="0"/>
-                            <a:ext cx="2874010" cy="755650"/>
+                            <a:ext cx="2875280" cy="758190"/>
                           </a:xfrm>
                           <a:prstGeom prst="rect">
                             <a:avLst/>
@@ -168,7 +168,7 @@
                   </a:graphic>
                 </wp:inline>
               </w:drawing>
-              <w:objectEmbed w:drawAspect="content" r:id="rId12" w:progId="PBrush" w:shapeId="1" w:fieldCodes=""/>
+              <w:objectEmbed w:drawAspect="content" r:id="rId12" w:progId="PBrush" w:shapeId="2" w:fieldCodes=""/>
             </w:object>
           </mc:Fallback>
         </mc:AlternateContent>
@@ -184,7 +184,7 @@
     </w:p>
     <w:p>
       <w:pPr>
-        <w:ind w:firstLineChars="100" w:firstLine="42.80pt"/>
+        <w:ind w:firstLineChars="100" w:firstLine="42.15pt"/>
         <w:rPr>
           <w:b/>
           <w:bCs/>
@@ -215,14 +215,22 @@
       </w:r>
       <w:proofErr w:type="gramEnd"/>
       <w:r>
-        <w:t xml:space="preserve">  PROFESSIONAL  MASTER  DEGREE</w:t>
+        <w:t xml:space="preserve">  </w:t>
+      </w:r>
+      <w:proofErr w:type="gramStart"/>
+      <w:r>
+        <w:t>PROFESSIONAL  MASTER</w:t>
+      </w:r>
+      <w:proofErr w:type="gramEnd"/>
+      <w:r>
+        <w:t xml:space="preserve">  DEGREE</w:t>
       </w:r>
       <w:bookmarkEnd w:id="1"/>
       <w:bookmarkEnd w:id="2"/>
     </w:p>
     <w:p>
       <w:pPr>
-        <w:ind w:startChars="100" w:start="12pt" w:firstLineChars="87" w:firstLine="10.65pt"/>
+        <w:ind w:startChars="100" w:start="12pt" w:firstLineChars="87" w:firstLine="10.50pt"/>
         <w:rPr>
           <w:b/>
           <w:bCs/>
@@ -2330,7 +2338,7 @@
         <w:pStyle w:val="14"/>
         <w:ind w:firstLine="24.45pt"/>
         <w:rPr>
-          <w:rFonts w:eastAsia="DengXian" w:hAnsi="DengXian" w:cs="Arial"/>
+          <w:rFonts w:eastAsia="等线" w:hAnsi="等线" w:cs="Arial"/>
           <w:sz w:val="21"/>
         </w:rPr>
       </w:pPr>
@@ -2401,7 +2409,7 @@
         <w:pStyle w:val="22"/>
         <w:ind w:firstLine="24pt"/>
         <w:rPr>
-          <w:rFonts w:eastAsia="DengXian" w:hAnsi="DengXian" w:cs="Arial"/>
+          <w:rFonts w:eastAsia="等线" w:hAnsi="等线" w:cs="Arial"/>
           <w:sz w:val="21"/>
         </w:rPr>
       </w:pPr>
@@ -2530,7 +2538,7 @@
         </w:tabs>
         <w:ind w:firstLine="20pt"/>
         <w:rPr>
-          <w:rFonts w:hAnsi="DengXian" w:cs="Arial"/>
+          <w:rFonts w:hAnsi="等线" w:cs="Arial"/>
           <w:i w:val="0"/>
           <w:iCs w:val="0"/>
           <w:noProof/>
@@ -2619,7 +2627,7 @@
         </w:tabs>
         <w:ind w:firstLine="20pt"/>
         <w:rPr>
-          <w:rFonts w:hAnsi="DengXian" w:cs="Arial"/>
+          <w:rFonts w:hAnsi="等线" w:cs="Arial"/>
           <w:i w:val="0"/>
           <w:iCs w:val="0"/>
           <w:noProof/>
@@ -2705,7 +2713,7 @@
         <w:pStyle w:val="22"/>
         <w:ind w:firstLine="24pt"/>
         <w:rPr>
-          <w:rFonts w:eastAsia="DengXian" w:hAnsi="DengXian" w:cs="Arial"/>
+          <w:rFonts w:eastAsia="等线" w:hAnsi="等线" w:cs="Arial"/>
           <w:sz w:val="21"/>
         </w:rPr>
       </w:pPr>
@@ -2773,7 +2781,7 @@
         </w:tabs>
         <w:ind w:firstLine="20pt"/>
         <w:rPr>
-          <w:rFonts w:hAnsi="DengXian" w:cs="Arial"/>
+          <w:rFonts w:hAnsi="等线" w:cs="Arial"/>
           <w:i w:val="0"/>
           <w:iCs w:val="0"/>
           <w:noProof/>
@@ -2862,7 +2870,7 @@
         </w:tabs>
         <w:ind w:firstLine="20pt"/>
         <w:rPr>
-          <w:rFonts w:hAnsi="DengXian" w:cs="Arial"/>
+          <w:rFonts w:hAnsi="等线" w:cs="Arial"/>
           <w:i w:val="0"/>
           <w:iCs w:val="0"/>
           <w:noProof/>
@@ -2951,7 +2959,7 @@
         </w:tabs>
         <w:ind w:firstLine="20pt"/>
         <w:rPr>
-          <w:rFonts w:hAnsi="DengXian" w:cs="Arial"/>
+          <w:rFonts w:hAnsi="等线" w:cs="Arial"/>
           <w:i w:val="0"/>
           <w:iCs w:val="0"/>
           <w:noProof/>
@@ -3037,7 +3045,7 @@
         <w:pStyle w:val="14"/>
         <w:ind w:firstLine="24.45pt"/>
         <w:rPr>
-          <w:rFonts w:eastAsia="DengXian" w:hAnsi="DengXian" w:cs="Arial"/>
+          <w:rFonts w:eastAsia="等线" w:hAnsi="等线" w:cs="Arial"/>
           <w:sz w:val="21"/>
         </w:rPr>
       </w:pPr>
@@ -3108,7 +3116,7 @@
         <w:pStyle w:val="14"/>
         <w:ind w:firstLine="24.45pt"/>
         <w:rPr>
-          <w:rFonts w:eastAsia="DengXian" w:hAnsi="DengXian" w:cs="Arial"/>
+          <w:rFonts w:eastAsia="等线" w:hAnsi="等线" w:cs="Arial"/>
           <w:sz w:val="21"/>
         </w:rPr>
       </w:pPr>
@@ -3179,7 +3187,7 @@
         <w:pStyle w:val="22"/>
         <w:ind w:firstLine="24pt"/>
         <w:rPr>
-          <w:rFonts w:eastAsia="DengXian" w:hAnsi="DengXian" w:cs="Arial"/>
+          <w:rFonts w:eastAsia="等线" w:hAnsi="等线" w:cs="Arial"/>
           <w:sz w:val="21"/>
         </w:rPr>
       </w:pPr>
@@ -3309,7 +3317,7 @@
         <w:pStyle w:val="32"/>
         <w:ind w:firstLine="24pt"/>
         <w:rPr>
-          <w:rFonts w:eastAsia="DengXian" w:hAnsi="DengXian" w:cs="Arial"/>
+          <w:rFonts w:eastAsia="等线" w:hAnsi="等线" w:cs="Arial"/>
           <w:sz w:val="21"/>
         </w:rPr>
       </w:pPr>
@@ -3374,7 +3382,7 @@
         <w:pStyle w:val="32"/>
         <w:ind w:firstLine="24pt"/>
         <w:rPr>
-          <w:rFonts w:eastAsia="DengXian" w:hAnsi="DengXian" w:cs="Arial"/>
+          <w:rFonts w:eastAsia="等线" w:hAnsi="等线" w:cs="Arial"/>
           <w:sz w:val="21"/>
         </w:rPr>
       </w:pPr>
@@ -3439,7 +3447,7 @@
         <w:pStyle w:val="32"/>
         <w:ind w:firstLine="24pt"/>
         <w:rPr>
-          <w:rFonts w:eastAsia="DengXian" w:hAnsi="DengXian" w:cs="Arial"/>
+          <w:rFonts w:eastAsia="等线" w:hAnsi="等线" w:cs="Arial"/>
           <w:sz w:val="21"/>
         </w:rPr>
       </w:pPr>
@@ -3507,7 +3515,7 @@
         </w:tabs>
         <w:ind w:firstLine="20pt"/>
         <w:rPr>
-          <w:rFonts w:hAnsi="DengXian" w:cs="Arial"/>
+          <w:rFonts w:hAnsi="等线" w:cs="Arial"/>
           <w:smallCaps w:val="0"/>
           <w:noProof/>
           <w:sz w:val="21"/>
@@ -3579,7 +3587,7 @@
         </w:tabs>
         <w:ind w:firstLine="20pt"/>
         <w:rPr>
-          <w:rFonts w:hAnsi="DengXian" w:cs="Arial"/>
+          <w:rFonts w:hAnsi="等线" w:cs="Arial"/>
           <w:i w:val="0"/>
           <w:iCs w:val="0"/>
           <w:noProof/>
@@ -3668,7 +3676,7 @@
         </w:tabs>
         <w:ind w:firstLine="20pt"/>
         <w:rPr>
-          <w:rFonts w:hAnsi="DengXian" w:cs="Arial"/>
+          <w:rFonts w:hAnsi="等线" w:cs="Arial"/>
           <w:i w:val="0"/>
           <w:iCs w:val="0"/>
           <w:noProof/>
@@ -3757,7 +3765,7 @@
         </w:tabs>
         <w:ind w:firstLine="20pt"/>
         <w:rPr>
-          <w:rFonts w:hAnsi="DengXian" w:cs="Arial"/>
+          <w:rFonts w:hAnsi="等线" w:cs="Arial"/>
           <w:i w:val="0"/>
           <w:iCs w:val="0"/>
           <w:noProof/>
@@ -3846,7 +3854,7 @@
         </w:tabs>
         <w:ind w:firstLine="20pt"/>
         <w:rPr>
-          <w:rFonts w:hAnsi="DengXian" w:cs="Arial"/>
+          <w:rFonts w:hAnsi="等线" w:cs="Arial"/>
           <w:i w:val="0"/>
           <w:iCs w:val="0"/>
           <w:noProof/>
@@ -3935,7 +3943,7 @@
         </w:tabs>
         <w:ind w:firstLine="20pt"/>
         <w:rPr>
-          <w:rFonts w:hAnsi="DengXian" w:cs="Arial"/>
+          <w:rFonts w:hAnsi="等线" w:cs="Arial"/>
           <w:b w:val="0"/>
           <w:bCs w:val="0"/>
           <w:caps w:val="0"/>
@@ -4009,7 +4017,7 @@
         </w:tabs>
         <w:ind w:firstLine="20pt"/>
         <w:rPr>
-          <w:rFonts w:hAnsi="DengXian" w:cs="Arial"/>
+          <w:rFonts w:hAnsi="等线" w:cs="Arial"/>
           <w:smallCaps w:val="0"/>
           <w:noProof/>
           <w:sz w:val="21"/>
@@ -4081,7 +4089,7 @@
         </w:tabs>
         <w:ind w:firstLine="20pt"/>
         <w:rPr>
-          <w:rFonts w:hAnsi="DengXian" w:cs="Arial"/>
+          <w:rFonts w:hAnsi="等线" w:cs="Arial"/>
           <w:i w:val="0"/>
           <w:iCs w:val="0"/>
           <w:noProof/>
@@ -4154,7 +4162,7 @@
         </w:tabs>
         <w:ind w:firstLine="20pt"/>
         <w:rPr>
-          <w:rFonts w:hAnsi="DengXian" w:cs="Arial"/>
+          <w:rFonts w:hAnsi="等线" w:cs="Arial"/>
           <w:i w:val="0"/>
           <w:iCs w:val="0"/>
           <w:noProof/>
@@ -4227,7 +4235,7 @@
         </w:tabs>
         <w:ind w:firstLine="20pt"/>
         <w:rPr>
-          <w:rFonts w:hAnsi="DengXian" w:cs="Arial"/>
+          <w:rFonts w:hAnsi="等线" w:cs="Arial"/>
           <w:i w:val="0"/>
           <w:iCs w:val="0"/>
           <w:noProof/>
@@ -4300,7 +4308,7 @@
         </w:tabs>
         <w:ind w:firstLine="20pt"/>
         <w:rPr>
-          <w:rFonts w:hAnsi="DengXian" w:cs="Arial"/>
+          <w:rFonts w:hAnsi="等线" w:cs="Arial"/>
           <w:smallCaps w:val="0"/>
           <w:noProof/>
           <w:sz w:val="21"/>
@@ -4372,7 +4380,7 @@
         </w:tabs>
         <w:ind w:firstLine="20pt"/>
         <w:rPr>
-          <w:rFonts w:hAnsi="DengXian" w:cs="Arial"/>
+          <w:rFonts w:hAnsi="等线" w:cs="Arial"/>
           <w:i w:val="0"/>
           <w:iCs w:val="0"/>
           <w:noProof/>
@@ -4445,7 +4453,7 @@
         </w:tabs>
         <w:ind w:firstLine="20pt"/>
         <w:rPr>
-          <w:rFonts w:hAnsi="DengXian" w:cs="Arial"/>
+          <w:rFonts w:hAnsi="等线" w:cs="Arial"/>
           <w:i w:val="0"/>
           <w:iCs w:val="0"/>
           <w:noProof/>
@@ -4518,7 +4526,7 @@
         </w:tabs>
         <w:ind w:firstLine="20pt"/>
         <w:rPr>
-          <w:rFonts w:hAnsi="DengXian" w:cs="Arial"/>
+          <w:rFonts w:hAnsi="等线" w:cs="Arial"/>
           <w:i w:val="0"/>
           <w:iCs w:val="0"/>
           <w:noProof/>
@@ -4591,7 +4599,7 @@
         </w:tabs>
         <w:ind w:firstLine="20pt"/>
         <w:rPr>
-          <w:rFonts w:hAnsi="DengXian" w:cs="Arial"/>
+          <w:rFonts w:hAnsi="等线" w:cs="Arial"/>
           <w:smallCaps w:val="0"/>
           <w:noProof/>
           <w:sz w:val="21"/>
@@ -4663,7 +4671,7 @@
         </w:tabs>
         <w:ind w:firstLine="20pt"/>
         <w:rPr>
-          <w:rFonts w:hAnsi="DengXian" w:cs="Arial"/>
+          <w:rFonts w:hAnsi="等线" w:cs="Arial"/>
           <w:i w:val="0"/>
           <w:iCs w:val="0"/>
           <w:noProof/>
@@ -4736,7 +4744,7 @@
         </w:tabs>
         <w:ind w:firstLine="20pt"/>
         <w:rPr>
-          <w:rFonts w:hAnsi="DengXian" w:cs="Arial"/>
+          <w:rFonts w:hAnsi="等线" w:cs="Arial"/>
           <w:i w:val="0"/>
           <w:iCs w:val="0"/>
           <w:noProof/>
@@ -4809,7 +4817,7 @@
         </w:tabs>
         <w:ind w:firstLine="20pt"/>
         <w:rPr>
-          <w:rFonts w:hAnsi="DengXian" w:cs="Arial"/>
+          <w:rFonts w:hAnsi="等线" w:cs="Arial"/>
           <w:i w:val="0"/>
           <w:iCs w:val="0"/>
           <w:noProof/>
@@ -4882,7 +4890,7 @@
         </w:tabs>
         <w:ind w:firstLine="20pt"/>
         <w:rPr>
-          <w:rFonts w:hAnsi="DengXian" w:cs="Arial"/>
+          <w:rFonts w:hAnsi="等线" w:cs="Arial"/>
           <w:smallCaps w:val="0"/>
           <w:noProof/>
           <w:sz w:val="21"/>
@@ -4954,7 +4962,7 @@
         </w:tabs>
         <w:ind w:firstLine="20pt"/>
         <w:rPr>
-          <w:rFonts w:hAnsi="DengXian" w:cs="Arial"/>
+          <w:rFonts w:hAnsi="等线" w:cs="Arial"/>
           <w:i w:val="0"/>
           <w:iCs w:val="0"/>
           <w:noProof/>
@@ -5027,7 +5035,7 @@
         </w:tabs>
         <w:ind w:firstLine="20pt"/>
         <w:rPr>
-          <w:rFonts w:hAnsi="DengXian" w:cs="Arial"/>
+          <w:rFonts w:hAnsi="等线" w:cs="Arial"/>
           <w:i w:val="0"/>
           <w:iCs w:val="0"/>
           <w:noProof/>
@@ -5100,7 +5108,7 @@
         </w:tabs>
         <w:ind w:firstLine="20pt"/>
         <w:rPr>
-          <w:rFonts w:hAnsi="DengXian" w:cs="Arial"/>
+          <w:rFonts w:hAnsi="等线" w:cs="Arial"/>
           <w:smallCaps w:val="0"/>
           <w:noProof/>
           <w:sz w:val="21"/>
@@ -5172,7 +5180,7 @@
         </w:tabs>
         <w:ind w:firstLine="20pt"/>
         <w:rPr>
-          <w:rFonts w:hAnsi="DengXian" w:cs="Arial"/>
+          <w:rFonts w:hAnsi="等线" w:cs="Arial"/>
           <w:i w:val="0"/>
           <w:iCs w:val="0"/>
           <w:noProof/>
@@ -5245,7 +5253,7 @@
         </w:tabs>
         <w:ind w:firstLine="20pt"/>
         <w:rPr>
-          <w:rFonts w:hAnsi="DengXian" w:cs="Arial"/>
+          <w:rFonts w:hAnsi="等线" w:cs="Arial"/>
           <w:i w:val="0"/>
           <w:iCs w:val="0"/>
           <w:noProof/>
@@ -5318,7 +5326,7 @@
         </w:tabs>
         <w:ind w:firstLine="20pt"/>
         <w:rPr>
-          <w:rFonts w:hAnsi="DengXian" w:cs="Arial"/>
+          <w:rFonts w:hAnsi="等线" w:cs="Arial"/>
           <w:i w:val="0"/>
           <w:iCs w:val="0"/>
           <w:noProof/>
@@ -5391,7 +5399,7 @@
         </w:tabs>
         <w:ind w:firstLine="20pt"/>
         <w:rPr>
-          <w:rFonts w:hAnsi="DengXian" w:cs="Arial"/>
+          <w:rFonts w:hAnsi="等线" w:cs="Arial"/>
           <w:b w:val="0"/>
           <w:bCs w:val="0"/>
           <w:caps w:val="0"/>
@@ -5465,7 +5473,7 @@
         </w:tabs>
         <w:ind w:firstLine="20pt"/>
         <w:rPr>
-          <w:rFonts w:hAnsi="DengXian" w:cs="Arial"/>
+          <w:rFonts w:hAnsi="等线" w:cs="Arial"/>
           <w:smallCaps w:val="0"/>
           <w:noProof/>
           <w:sz w:val="21"/>
@@ -5537,7 +5545,7 @@
         </w:tabs>
         <w:ind w:firstLine="20pt"/>
         <w:rPr>
-          <w:rFonts w:hAnsi="DengXian" w:cs="Arial"/>
+          <w:rFonts w:hAnsi="等线" w:cs="Arial"/>
           <w:i w:val="0"/>
           <w:iCs w:val="0"/>
           <w:noProof/>
@@ -5610,7 +5618,7 @@
         </w:tabs>
         <w:ind w:firstLine="20pt"/>
         <w:rPr>
-          <w:rFonts w:hAnsi="DengXian" w:cs="Arial"/>
+          <w:rFonts w:hAnsi="等线" w:cs="Arial"/>
           <w:smallCaps w:val="0"/>
           <w:noProof/>
           <w:sz w:val="21"/>
@@ -5682,7 +5690,7 @@
         </w:tabs>
         <w:ind w:firstLine="20pt"/>
         <w:rPr>
-          <w:rFonts w:hAnsi="DengXian" w:cs="Arial"/>
+          <w:rFonts w:hAnsi="等线" w:cs="Arial"/>
           <w:i w:val="0"/>
           <w:iCs w:val="0"/>
           <w:noProof/>
@@ -5755,7 +5763,7 @@
         </w:tabs>
         <w:ind w:firstLine="20pt"/>
         <w:rPr>
-          <w:rFonts w:hAnsi="DengXian" w:cs="Arial"/>
+          <w:rFonts w:hAnsi="等线" w:cs="Arial"/>
           <w:i w:val="0"/>
           <w:iCs w:val="0"/>
           <w:noProof/>
@@ -5828,7 +5836,7 @@
         </w:tabs>
         <w:ind w:firstLine="20pt"/>
         <w:rPr>
-          <w:rFonts w:hAnsi="DengXian" w:cs="Arial"/>
+          <w:rFonts w:hAnsi="等线" w:cs="Arial"/>
           <w:smallCaps w:val="0"/>
           <w:noProof/>
           <w:sz w:val="21"/>
@@ -5900,7 +5908,7 @@
         </w:tabs>
         <w:ind w:firstLine="20pt"/>
         <w:rPr>
-          <w:rFonts w:hAnsi="DengXian" w:cs="Arial"/>
+          <w:rFonts w:hAnsi="等线" w:cs="Arial"/>
           <w:i w:val="0"/>
           <w:iCs w:val="0"/>
           <w:noProof/>
@@ -5973,7 +5981,7 @@
         </w:tabs>
         <w:ind w:firstLine="20pt"/>
         <w:rPr>
-          <w:rFonts w:hAnsi="DengXian" w:cs="Arial"/>
+          <w:rFonts w:hAnsi="等线" w:cs="Arial"/>
           <w:i w:val="0"/>
           <w:iCs w:val="0"/>
           <w:noProof/>
@@ -6046,7 +6054,7 @@
         </w:tabs>
         <w:ind w:firstLine="20pt"/>
         <w:rPr>
-          <w:rFonts w:hAnsi="DengXian" w:cs="Arial"/>
+          <w:rFonts w:hAnsi="等线" w:cs="Arial"/>
           <w:i w:val="0"/>
           <w:iCs w:val="0"/>
           <w:noProof/>
@@ -6119,7 +6127,7 @@
         </w:tabs>
         <w:ind w:firstLine="20pt"/>
         <w:rPr>
-          <w:rFonts w:hAnsi="DengXian" w:cs="Arial"/>
+          <w:rFonts w:hAnsi="等线" w:cs="Arial"/>
           <w:b w:val="0"/>
           <w:bCs w:val="0"/>
           <w:caps w:val="0"/>
@@ -6193,7 +6201,7 @@
         </w:tabs>
         <w:ind w:firstLine="20pt"/>
         <w:rPr>
-          <w:rFonts w:hAnsi="DengXian" w:cs="Arial"/>
+          <w:rFonts w:hAnsi="等线" w:cs="Arial"/>
           <w:smallCaps w:val="0"/>
           <w:noProof/>
           <w:sz w:val="21"/>
@@ -6265,7 +6273,7 @@
         </w:tabs>
         <w:ind w:firstLine="20pt"/>
         <w:rPr>
-          <w:rFonts w:hAnsi="DengXian" w:cs="Arial"/>
+          <w:rFonts w:hAnsi="等线" w:cs="Arial"/>
           <w:i w:val="0"/>
           <w:iCs w:val="0"/>
           <w:noProof/>
@@ -6338,7 +6346,7 @@
         </w:tabs>
         <w:ind w:firstLine="20pt"/>
         <w:rPr>
-          <w:rFonts w:hAnsi="DengXian" w:cs="Arial"/>
+          <w:rFonts w:hAnsi="等线" w:cs="Arial"/>
           <w:i w:val="0"/>
           <w:iCs w:val="0"/>
           <w:noProof/>
@@ -6411,7 +6419,7 @@
         </w:tabs>
         <w:ind w:firstLine="20pt"/>
         <w:rPr>
-          <w:rFonts w:hAnsi="DengXian" w:cs="Arial"/>
+          <w:rFonts w:hAnsi="等线" w:cs="Arial"/>
           <w:i w:val="0"/>
           <w:iCs w:val="0"/>
           <w:noProof/>
@@ -6484,7 +6492,7 @@
         </w:tabs>
         <w:ind w:firstLine="20pt"/>
         <w:rPr>
-          <w:rFonts w:hAnsi="DengXian" w:cs="Arial"/>
+          <w:rFonts w:hAnsi="等线" w:cs="Arial"/>
           <w:smallCaps w:val="0"/>
           <w:noProof/>
           <w:sz w:val="21"/>
@@ -6556,7 +6564,7 @@
         </w:tabs>
         <w:ind w:firstLine="20pt"/>
         <w:rPr>
-          <w:rFonts w:hAnsi="DengXian" w:cs="Arial"/>
+          <w:rFonts w:hAnsi="等线" w:cs="Arial"/>
           <w:i w:val="0"/>
           <w:iCs w:val="0"/>
           <w:noProof/>
@@ -6629,7 +6637,7 @@
         </w:tabs>
         <w:ind w:firstLine="20pt"/>
         <w:rPr>
-          <w:rFonts w:hAnsi="DengXian" w:cs="Arial"/>
+          <w:rFonts w:hAnsi="等线" w:cs="Arial"/>
           <w:smallCaps w:val="0"/>
           <w:noProof/>
           <w:sz w:val="21"/>
@@ -6715,7 +6723,7 @@
         </w:tabs>
         <w:ind w:firstLine="20pt"/>
         <w:rPr>
-          <w:rFonts w:hAnsi="DengXian" w:cs="Arial"/>
+          <w:rFonts w:hAnsi="等线" w:cs="Arial"/>
           <w:i w:val="0"/>
           <w:iCs w:val="0"/>
           <w:noProof/>
@@ -6788,7 +6796,7 @@
         </w:tabs>
         <w:ind w:firstLine="20pt"/>
         <w:rPr>
-          <w:rFonts w:hAnsi="DengXian" w:cs="Arial"/>
+          <w:rFonts w:hAnsi="等线" w:cs="Arial"/>
           <w:smallCaps w:val="0"/>
           <w:noProof/>
           <w:sz w:val="21"/>
@@ -6860,7 +6868,7 @@
         </w:tabs>
         <w:ind w:firstLine="20pt"/>
         <w:rPr>
-          <w:rFonts w:hAnsi="DengXian" w:cs="Arial"/>
+          <w:rFonts w:hAnsi="等线" w:cs="Arial"/>
           <w:i w:val="0"/>
           <w:iCs w:val="0"/>
           <w:noProof/>
@@ -6933,7 +6941,7 @@
         </w:tabs>
         <w:ind w:firstLine="20pt"/>
         <w:rPr>
-          <w:rFonts w:hAnsi="DengXian" w:cs="Arial"/>
+          <w:rFonts w:hAnsi="等线" w:cs="Arial"/>
           <w:i w:val="0"/>
           <w:iCs w:val="0"/>
           <w:noProof/>
@@ -7006,7 +7014,7 @@
         </w:tabs>
         <w:ind w:firstLine="20pt"/>
         <w:rPr>
-          <w:rFonts w:hAnsi="DengXian" w:cs="Arial"/>
+          <w:rFonts w:hAnsi="等线" w:cs="Arial"/>
           <w:i w:val="0"/>
           <w:iCs w:val="0"/>
           <w:noProof/>
@@ -8342,15 +8350,7 @@
         <w:t>cite]</w:t>
       </w:r>
       <w:r>
-        <w:t>，并在更大规模模型上进一步推动通用能力与对话可用性（</w:t>
-      </w:r>
-      <w:proofErr w:type="spellStart"/>
-      <w:r>
-        <w:t>OpenAI</w:t>
-      </w:r>
-      <w:proofErr w:type="spellEnd"/>
-      <w:r>
-        <w:t>，2023）</w:t>
+        <w:t>，并在更大规模模型上进一步推动通用能力与对话可用性（OpenAI，2023）</w:t>
       </w:r>
       <w:r>
         <w:rPr>
@@ -8570,13 +8570,7 @@
           <w:rPr>
             <w:rStyle w:val="ac"/>
           </w:rPr>
-          <w:t>NIPS 会议论</w:t>
-        </w:r>
-        <w:r>
-          <w:rPr>
-            <w:rStyle w:val="ac"/>
-          </w:rPr>
-          <w:t>文</w:t>
+          <w:t>NIPS 会议论文</w:t>
         </w:r>
       </w:hyperlink>
       <w:r>
@@ -8614,21 +8608,57 @@
         <w:ind w:firstLine="24pt"/>
       </w:pPr>
       <w:r>
-        <w:t>基于大语言模型的智能体（LLM-based Agents）旨在把“会说”的语言能力组织为</w:t>
-      </w:r>
-      <w:r>
-        <w:rPr>
-          <w:b/>
-          <w:bCs/>
-        </w:rPr>
+        <w:t>基于大语言模型的智能体旨在把语言能力组织为</w:t>
+      </w:r>
+      <w:r>
         <w:t>可执行、可控、可扩展、可评测</w:t>
       </w:r>
       <w:r>
-        <w:t>的系统能力。其架构演进呈现</w:t>
+        <w:t>的系统能力。其架构演进呈现出清晰主线</w:t>
+      </w:r>
+      <w:r>
+        <w:rPr>
+          <w:rFonts w:hint="eastAsia"/>
+        </w:rPr>
+        <w:t>在</w:t>
+      </w:r>
+      <w:r>
+        <w:t>早期对话系统多为端</w:t>
       </w:r>
       <w:r>
         <w:lastRenderedPageBreak/>
-        <w:t>出清晰主线：早期对话系统多为端到端“输入—输出”生成，面对复杂任务时易受事实与计算能力不足、以及缺乏多步纠错机制影响；由此发展出“推理—行动”闭环范式，</w:t>
+        <w:t>到端生成，面对复杂任务时易</w:t>
+      </w:r>
+      <w:proofErr w:type="gramStart"/>
+      <w:r>
+        <w:t>受事实</w:t>
+      </w:r>
+      <w:proofErr w:type="gramEnd"/>
+      <w:r>
+        <w:t>与计算能力不足、以及缺乏多步纠错机制影响</w:t>
+      </w:r>
+      <w:r>
+        <w:rPr>
+          <w:rFonts w:hint="eastAsia"/>
+        </w:rPr>
+        <w:t>。</w:t>
+      </w:r>
+      <w:r>
+        <w:t>由此发展出</w:t>
+      </w:r>
+      <w:proofErr w:type="gramStart"/>
+      <w:r>
+        <w:t>推理</w:t>
+      </w:r>
+      <w:r>
+        <w:rPr>
+          <w:rFonts w:hint="eastAsia"/>
+        </w:rPr>
+        <w:t>再</w:t>
+      </w:r>
+      <w:proofErr w:type="gramEnd"/>
+      <w:r>
+        <w:t>行动闭环范式，</w:t>
       </w:r>
       <w:proofErr w:type="spellStart"/>
       <w:r>
@@ -8636,31 +8666,186 @@
       </w:r>
       <w:proofErr w:type="spellEnd"/>
       <w:r>
-        <w:t xml:space="preserve"> 通过交替生成推理轨迹与外部行动（检索/工具调用），利用环境反馈迭代修正，将多轮交互重构为面向目标的决策过程[1]。随后，研究进一步从“把工具接入”走向“能力解耦与编排”，MRKL Systems 等强调以语言模型为中枢、将检索、计算、符号推理等交由外部模块完成，通过模块化组合提升可靠性与可控性[2]。在工具增强路线中，</w:t>
+        <w:t>通过交替生成推理轨迹与外部行动</w:t>
+      </w:r>
+      <w:r>
+        <w:rPr>
+          <w:rFonts w:hint="eastAsia"/>
+        </w:rPr>
+        <w:t>，如工具调用</w:t>
+      </w:r>
+      <w:r>
+        <w:t>，利用环境反馈迭代修正，将多轮交互重构为面向目标的决策过程</w:t>
+      </w:r>
+      <w:r>
+        <w:t>（Yao 等，2022）</w:t>
+      </w:r>
+      <w:r>
+        <w:rPr>
+          <w:rFonts w:hint="eastAsia"/>
+        </w:rPr>
+        <w:t>[cite]</w:t>
+      </w:r>
+      <w:r>
+        <w:t>。随后，研究进一步从“把工具接入”走向“能力解耦与编排”，</w:t>
+      </w:r>
+      <w:r>
+        <w:t xml:space="preserve"> </w:t>
+      </w:r>
+      <w:r>
+        <w:t xml:space="preserve">Karpas 等（2022）提出 </w:t>
+      </w:r>
+      <w:r>
+        <w:t>MRKL强调以语言模型为中枢、将检索、计算、符号推理等交由外部模块完成，通过模块化组合提升可靠性与可控性[2]。在工具增强路线中，</w:t>
+      </w:r>
+      <w:r>
+        <w:t>Schick 等（2023）提出</w:t>
+      </w:r>
+      <w:r>
+        <w:t>将工具调用从工程规则推进到学习机制，使模型在一定程度上学会何时</w:t>
+      </w:r>
+      <w:r>
+        <w:rPr>
+          <w:rFonts w:hint="eastAsia"/>
+        </w:rPr>
+        <w:t>和如何使用工具</w:t>
+      </w:r>
+      <w:r>
+        <w:t>[3]</w:t>
+      </w:r>
+      <w:r>
+        <w:rPr>
+          <w:rFonts w:hint="eastAsia"/>
+        </w:rPr>
+        <w:t>。</w:t>
+      </w:r>
+      <w:r>
+        <w:t>而在长期交互需求下，显式记忆成为关键组件，并发展出“反思</w:t>
+      </w:r>
+      <w:r>
+        <w:rPr>
+          <w:rFonts w:hint="eastAsia"/>
+        </w:rPr>
+        <w:t>、</w:t>
+      </w:r>
+      <w:r>
+        <w:t>记忆</w:t>
+      </w:r>
+      <w:r>
+        <w:rPr>
+          <w:rFonts w:hint="eastAsia"/>
+        </w:rPr>
+        <w:t>、</w:t>
+      </w:r>
+      <w:r>
+        <w:t>再规划”的闭环，</w:t>
+      </w:r>
+      <w:r>
+        <w:t>Shinn 等（2023）</w:t>
+      </w:r>
+      <w:r>
+        <w:rPr>
+          <w:rFonts w:hint="eastAsia"/>
+        </w:rPr>
+        <w:t>提出的</w:t>
       </w:r>
       <w:proofErr w:type="spellStart"/>
       <w:r>
-        <w:t>Toolformer</w:t>
+        <w:t>Reflexion</w:t>
       </w:r>
       <w:proofErr w:type="spellEnd"/>
       <w:r>
-        <w:t xml:space="preserve"> 将工具调用从工程规则推进到学习机制，使模型在一定程度上学会“何时用工具、如何用工具”，增强迁移性[3]；而在长期交互需求下，显式记忆成为关键组件，并发展出“反思—记忆—再规划”的闭环，</w:t>
+        <w:rPr>
+          <w:rFonts w:hint="eastAsia"/>
+        </w:rPr>
+        <w:t>[cite]</w:t>
+      </w:r>
+      <w:r>
+        <w:t>与</w:t>
+      </w:r>
+      <w:r>
+        <w:t>Park 等（2023</w:t>
+      </w:r>
+      <w:r>
+        <w:t>）</w:t>
+      </w:r>
+      <w:r>
+        <w:rPr>
+          <w:rFonts w:hint="eastAsia"/>
+        </w:rPr>
+        <w:t>提出的</w:t>
+      </w:r>
+      <w:r>
+        <w:t>Generative Agents</w:t>
+      </w:r>
+      <w:r>
+        <w:rPr>
+          <w:rFonts w:hint="eastAsia"/>
+        </w:rPr>
+        <w:t>[cite]</w:t>
+      </w:r>
+      <w:r>
+        <w:t>分别以自我反思写入记忆、以及“记忆流</w:t>
+      </w:r>
+      <w:r>
+        <w:rPr>
+          <w:rFonts w:hint="eastAsia"/>
+        </w:rPr>
+        <w:t>、反</w:t>
+      </w:r>
+      <w:r>
+        <w:t>思</w:t>
+      </w:r>
+      <w:r>
+        <w:rPr>
+          <w:rFonts w:hint="eastAsia"/>
+        </w:rPr>
+        <w:t>、</w:t>
+      </w:r>
+      <w:r>
+        <w:t>规划”结构支持更长时程的一致行为与纠错更新。当智能</w:t>
+      </w:r>
+      <w:proofErr w:type="gramStart"/>
+      <w:r>
+        <w:t>体走向</w:t>
+      </w:r>
+      <w:proofErr w:type="gramEnd"/>
+      <w:r>
+        <w:t>真实环境执行时，可执行性</w:t>
+      </w:r>
+      <w:proofErr w:type="gramStart"/>
+      <w:r>
+        <w:t>约束被显式</w:t>
+      </w:r>
+      <w:proofErr w:type="gramEnd"/>
+      <w:r>
+        <w:t>化为重要模块，</w:t>
+      </w:r>
+      <w:r>
+        <w:t>Ahn 等（2022）</w:t>
+      </w:r>
+      <w:r>
+        <w:rPr>
+          <w:rFonts w:hint="eastAsia"/>
+        </w:rPr>
+        <w:t>提出的</w:t>
       </w:r>
       <w:proofErr w:type="spellStart"/>
       <w:r>
-        <w:t>Reflexion</w:t>
+        <w:t>SayCan</w:t>
       </w:r>
       <w:proofErr w:type="spellEnd"/>
       <w:r>
-        <w:t xml:space="preserve"> 与 Generative Agents 分别以自我反思写入记忆、以及“记忆流—反思—规划”结构支持更长时程的一致行为与纠错更新[4–5]。当智能体走向真实环境执行时，“可执行性约束”被显式化为重要模块，</w:t>
-      </w:r>
-      <w:proofErr w:type="spellStart"/>
-      <w:r>
-        <w:t>SayCan</w:t>
-      </w:r>
-      <w:proofErr w:type="spellEnd"/>
-      <w:r>
-        <w:t xml:space="preserve"> 以可供性/价值约束校准 LLM 的高层计划，缓解“说得对但做不到”问题[6]。综述研究通常将智能体拆解为画像/设定、记忆、规划与行动（工具使用）等核心模块，并从闭环与评测角度归纳不同组合范式[7]。</w:t>
+        <w:t xml:space="preserve"> 以价值约束校准 LLM 的高层计划，缓解说得对但做不到问题[</w:t>
+      </w:r>
+      <w:r>
+        <w:rPr>
+          <w:rFonts w:hint="eastAsia"/>
+        </w:rPr>
+        <w:t>cite</w:t>
+      </w:r>
+      <w:r>
+        <w:t>]。</w:t>
       </w:r>
     </w:p>
     <w:p>
@@ -8668,47 +8853,74 @@
         <w:ind w:firstLine="24pt"/>
       </w:pPr>
       <w:r>
-        <w:t>尽管上述演进显著提升了智能体的工程可用性，但其关键不足也更集中地暴露为系统级问题：其一，</w:t>
-      </w:r>
-      <w:r>
-        <w:rPr>
-          <w:b/>
-          <w:bCs/>
-        </w:rPr>
-        <w:t>鲁棒性与可靠性仍不足</w:t>
-      </w:r>
-      <w:r>
-        <w:t>，多步链路任一环节失误都可能触发级联错误与错误传播，难以在长链路对话中稳定抑制；其二，</w:t>
-      </w:r>
-      <w:r>
-        <w:rPr>
-          <w:b/>
-          <w:bCs/>
-        </w:rPr>
-        <w:t>记忆治理仍不成熟</w:t>
-      </w:r>
-      <w:r>
-        <w:t>，记忆写入/更新/遗忘缺乏统一原则，易出现噪声积累、冲突信息并存与状态漂移，反而削弱一致性；其三，</w:t>
-      </w:r>
-      <w:r>
-        <w:rPr>
-          <w:b/>
-          <w:bCs/>
-        </w:rPr>
-        <w:t>工具学习带来新的治理难题</w:t>
-      </w:r>
-      <w:r>
-        <w:t>，自动调用虽提升迁移性，但同时引入权限、安全、成本与可控性风险，需要更严格的调用策略与核验审计；其四，</w:t>
-      </w:r>
-      <w:r>
-        <w:rPr>
-          <w:b/>
-          <w:bCs/>
-        </w:rPr>
-        <w:t>评测体系仍有限</w:t>
-      </w:r>
-      <w:r>
-        <w:t>，长时程、多轮、开放环境任务难以标准化，现有基准对真实系统能力覆盖不足；其五，模型对齐只能改善“平均行为”，在高风险场景仍需过程级约束、校验与可追溯机制共同保障输出边界的稳定性与可审计性[1–7]。</w:t>
+        <w:t>尽管上述演进显著提升了智能体的工程可用性，但其关键不足也更集中地暴露为系统级问题</w:t>
+      </w:r>
+      <w:r>
+        <w:rPr>
+          <w:rFonts w:hint="eastAsia"/>
+        </w:rPr>
+        <w:t>。一方面</w:t>
+      </w:r>
+      <w:r>
+        <w:t>，鲁棒性与可靠性仍不足</w:t>
+      </w:r>
+      <w:r>
+        <w:t>，多步链路任</w:t>
+      </w:r>
+      <w:proofErr w:type="gramStart"/>
+      <w:r>
+        <w:t>一</w:t>
+      </w:r>
+      <w:proofErr w:type="gramEnd"/>
+      <w:r>
+        <w:t>环节失误都可能触发级联错误与错误传播，难以在长链路对话中稳定抑制</w:t>
+      </w:r>
+      <w:r>
+        <w:rPr>
+          <w:rFonts w:hint="eastAsia"/>
+        </w:rPr>
+        <w:t>。另外</w:t>
+      </w:r>
+      <w:r>
+        <w:t>记忆治理仍不成熟，</w:t>
+      </w:r>
+      <w:r>
+        <w:t>记忆写入</w:t>
+      </w:r>
+      <w:r>
+        <w:rPr>
+          <w:rFonts w:hint="eastAsia"/>
+        </w:rPr>
+        <w:t>、</w:t>
+      </w:r>
+      <w:r>
+        <w:t>更新</w:t>
+      </w:r>
+      <w:r>
+        <w:rPr>
+          <w:rFonts w:hint="eastAsia"/>
+        </w:rPr>
+        <w:t>、</w:t>
+      </w:r>
+      <w:r>
+        <w:t>遗忘缺乏统一原则，易出现噪声积累、冲突信息并存与状态漂移，反而削弱一致性</w:t>
+      </w:r>
+      <w:r>
+        <w:rPr>
+          <w:rFonts w:hint="eastAsia"/>
+        </w:rPr>
+        <w:t>。最后</w:t>
+      </w:r>
+      <w:r>
+        <w:t>模型对齐只能改善平均行为，在高风险场景仍需</w:t>
+      </w:r>
+      <w:proofErr w:type="gramStart"/>
+      <w:r>
+        <w:t>过程级约束</w:t>
+      </w:r>
+      <w:proofErr w:type="gramEnd"/>
+      <w:r>
+        <w:t>、校验与可追溯机制共同保障输出边界的稳定性与可审计性。</w:t>
       </w:r>
     </w:p>
     <w:p>
@@ -8730,51 +8942,534 @@
       <w:pPr>
         <w:pStyle w:val="a"/>
         <w:spacing w:before="16.30pt" w:after="16.30pt"/>
-        <w:ind w:start="238.90pt"/>
       </w:pPr>
       <w:r>
         <w:t>记忆的理论来源</w:t>
+      </w:r>
+    </w:p>
+    <w:p>
+      <w:pPr>
+        <w:ind w:firstLine="21pt"/>
+      </w:pPr>
+      <w:r>
+        <w:rPr>
+          <w:rFonts w:hint="eastAsia"/>
+        </w:rPr>
+        <w:t>智能体记忆机制的研究可追溯到认知心理学与认知神经科学对人类记忆系统的经典理论。这些理论普遍认为，记忆并非静态的信息仓库，而是由不同存储结构与控制过程共同构成的动态系统；在长程任务与持续交互中，系统需要通过编码、整合、检索与遗忘等过程持续调节可用信息的范围与质量。该视角为智能体在有限上下文条件下实现长期一致性、经验复用与个性化提供了重要理论支撑。</w:t>
+      </w:r>
+    </w:p>
+    <w:p>
+      <w:pPr>
+        <w:ind w:firstLine="21pt"/>
+      </w:pPr>
+      <w:r>
+        <w:rPr>
+          <w:rFonts w:hint="eastAsia"/>
+        </w:rPr>
+        <w:lastRenderedPageBreak/>
+        <w:t>从结构层面看，</w:t>
+      </w:r>
+      <w:r>
+        <w:t>Atkinson 与 Shiffrin 提出的多存储系统框架将记忆划分为短时存储与长时存储，并强调“控制过程”在信息流动中的关键作用，如复述、编码策略与检索策略等[1]。这一观点提示记忆能力不仅取决于存在哪里，同样取决于如何写入与如何取出。进一步地，工作记忆理论将记忆明确为面向任务的在线加工资源。Baddeley 提出的“情景缓冲区”强调多来源信息的绑定与整合，使个体能够在保持信息可用性的同时进行推理与决策[2]。对应到智能体系统，这意味着记忆模块需</w:t>
+      </w:r>
+      <w:r>
+        <w:rPr>
+          <w:rFonts w:hint="eastAsia"/>
+        </w:rPr>
+        <w:t>要支持对历史线索与当前目标的整合，而非仅提供静态检索。</w:t>
+      </w:r>
+    </w:p>
+    <w:p>
+      <w:pPr>
+        <w:ind w:firstLine="21pt"/>
+        <w:rPr>
+          <w:rFonts w:hint="eastAsia"/>
+        </w:rPr>
+      </w:pPr>
+      <w:r>
+        <w:rPr>
+          <w:rFonts w:hint="eastAsia"/>
+        </w:rPr>
+        <w:t>从内容类型看，多记忆系统观点认为情景记忆与语义记忆等子系统在功能与表现上存在差异</w:t>
+      </w:r>
+      <w:r>
+        <w:rPr>
+          <w:rFonts w:hint="eastAsia"/>
+        </w:rPr>
+        <w:t>。</w:t>
+      </w:r>
+      <w:r>
+        <w:rPr>
+          <w:rFonts w:hint="eastAsia"/>
+        </w:rPr>
+        <w:t>情景记忆偏向对具体经历与时空线索的保存，语义记忆偏向对稳定知识结构的表征</w:t>
+      </w:r>
+      <w:r>
+        <w:t>[3]。这种区分对智能体记忆建模具有直接启</w:t>
+      </w:r>
+      <w:r>
+        <w:rPr>
+          <w:rFonts w:hint="eastAsia"/>
+        </w:rPr>
+        <w:t>。</w:t>
+      </w:r>
+      <w:r>
+        <w:t>在长期交互中，</w:t>
+      </w:r>
+      <w:proofErr w:type="gramStart"/>
+      <w:r>
+        <w:t>智能体既需要</w:t>
+      </w:r>
+      <w:proofErr w:type="gramEnd"/>
+      <w:r>
+        <w:t>保留可追溯的交互轨迹，也需要维护可泛化的知识与偏好表征。若缺少经历</w:t>
+      </w:r>
+      <w:r>
+        <w:rPr>
+          <w:rFonts w:hint="eastAsia"/>
+        </w:rPr>
+        <w:t>、</w:t>
+      </w:r>
+      <w:r>
+        <w:t>抽象的分层组织，仅依赖知识检索往往难以解决跨回合一致性与个性化持续更新的问题[4]。</w:t>
       </w:r>
     </w:p>
     <w:p>
       <w:pPr>
         <w:pStyle w:val="a"/>
         <w:spacing w:before="16.30pt" w:after="16.30pt"/>
-        <w:ind w:start="238.90pt"/>
-      </w:pPr>
-    </w:p>
-    <w:p>
-      <w:pPr>
-        <w:pStyle w:val="a"/>
-        <w:spacing w:before="16.30pt" w:after="16.30pt"/>
-        <w:ind w:start="238.90pt"/>
-      </w:pPr>
-      <w:r>
-        <w:rPr>
-          <w:rFonts w:hint="eastAsia"/>
-        </w:rPr>
+      </w:pPr>
+      <w:r>
+        <w:t>现有记忆的</w:t>
+      </w:r>
+      <w:r>
+        <w:rPr>
+          <w:rFonts w:hint="eastAsia"/>
+        </w:rPr>
+        <w:t>机制</w:t>
+      </w:r>
+    </w:p>
+    <w:p>
+      <w:pPr>
+        <w:ind w:firstLine="21pt"/>
+      </w:pPr>
+      <w:r>
+        <w:rPr>
+          <w:rFonts w:hint="eastAsia"/>
+        </w:rPr>
+        <w:t>受上下文窗口限制与长期任务需求驱动，现有智能体记忆机制大体从模型内部记忆走向外部可管理记忆，并逐步形成“写入、组织、检索、更新”的系统化设计。早期神经记忆研究强调将记忆从参数中剥离，构建可读写的外部存储，并通过注意力</w:t>
+      </w:r>
+      <w:r>
+        <w:t>实现端到端训练。典型代表包括 End-To-End Memory Networks</w:t>
+      </w:r>
+      <w:r>
+        <w:t>（Sukhbaatar 等人，2015）</w:t>
+      </w:r>
+      <w:r>
+        <w:t>，以及将记忆槽拆解为 key</w:t>
+      </w:r>
+      <w:r>
+        <w:rPr>
+          <w:rFonts w:hint="eastAsia"/>
+        </w:rPr>
+        <w:t>、</w:t>
+      </w:r>
+      <w:r>
+        <w:t>value 的 Key-Value Memory Networks</w:t>
+      </w:r>
+      <w:r>
+        <w:t>（Miller 等人，2016）</w:t>
+      </w:r>
+      <w:r>
+        <w:t>[2]。更进一步，</w:t>
+      </w:r>
+      <w:r>
+        <w:t>Graves 等人（2016）</w:t>
+      </w:r>
+      <w:r>
+        <w:rPr>
+          <w:rFonts w:hint="eastAsia"/>
+        </w:rPr>
+        <w:t>提出</w:t>
+      </w:r>
+      <w:r>
+        <w:t>Differentiable Neural Computer（DNC）将外部记忆与可学习读写控制结合，展示了“像计算机 RAM 一样的可操作记忆”能力[3]。该路线的核心优势是机制清晰、读写过程显式</w:t>
+      </w:r>
+      <w:r>
+        <w:rPr>
+          <w:rFonts w:hint="eastAsia"/>
+        </w:rPr>
+        <w:t>。</w:t>
+      </w:r>
+      <w:r>
+        <w:t>但在大规模复杂交互场景中，端到</w:t>
+      </w:r>
+      <w:proofErr w:type="gramStart"/>
+      <w:r>
+        <w:t>端稳定</w:t>
+      </w:r>
+      <w:proofErr w:type="gramEnd"/>
+      <w:r>
+        <w:t>训练、容量扩展与工程代价仍是主要挑战。</w:t>
+      </w:r>
+    </w:p>
+    <w:p>
+      <w:pPr>
+        <w:ind w:firstLine="21pt"/>
+      </w:pPr>
+      <w:r>
+        <w:rPr>
+          <w:rFonts w:hint="eastAsia"/>
+        </w:rPr>
+        <w:t>第二类研究更接近工作记忆扩容</w:t>
+      </w:r>
+      <w:r>
+        <w:rPr>
+          <w:rFonts w:hint="eastAsia"/>
+        </w:rPr>
+        <w:t>。即</w:t>
+      </w:r>
+      <w:r>
+        <w:rPr>
+          <w:rFonts w:hint="eastAsia"/>
+        </w:rPr>
+        <w:t>通过结构性机制延长模型可利用的上下文依赖范围。</w:t>
+      </w:r>
+      <w:r>
+        <w:t>Transformer-XL 通过段级递归与位置编码改造，使模型能够跨段保留历史信息并缓解上下文碎片化</w:t>
+      </w:r>
+      <w:r>
+        <w:t>（Dai 等人，2019）</w:t>
+      </w:r>
+      <w:r>
+        <w:t>[4]。这类方法主要提升短期记忆的可用长度，但其记忆</w:t>
+      </w:r>
+      <w:proofErr w:type="gramStart"/>
+      <w:r>
+        <w:t>通常仍</w:t>
+      </w:r>
+      <w:proofErr w:type="gramEnd"/>
+      <w:r>
+        <w:t>表现为被动缓存</w:t>
+      </w:r>
+      <w:r>
+        <w:rPr>
+          <w:rFonts w:hint="eastAsia"/>
+        </w:rPr>
+        <w:t>，</w:t>
+      </w:r>
+      <w:r>
+        <w:t>缺乏对长期信息的选择性写入、跨会话更新与冲突消解，因此难以独立支撑长期个性化与长期一致性。</w:t>
+      </w:r>
+    </w:p>
+    <w:p>
+      <w:pPr>
+        <w:ind w:firstLine="21pt"/>
+      </w:pPr>
+      <w:r>
+        <w:rPr>
+          <w:rFonts w:hint="eastAsia"/>
+        </w:rPr>
+        <w:t>随着检索技术成熟，</w:t>
+      </w:r>
+      <w:r>
+        <w:t>RAG（Retrieval-Augmented Generation）范式成为当前最常见的“外部语义记忆”方案</w:t>
+      </w:r>
+      <w:r>
+        <w:rPr>
+          <w:rFonts w:hint="eastAsia"/>
+        </w:rPr>
+        <w:t>，即</w:t>
+      </w:r>
+      <w:r>
+        <w:t xml:space="preserve">模型在生成前从外部语料库检索相关片段并作为上下文条件，从而实现可扩展、可更新的知识访问。REALM </w:t>
+      </w:r>
+      <w:r>
         <w:lastRenderedPageBreak/>
-        <w:t>2</w:t>
-      </w:r>
-      <w:r>
-        <w:t xml:space="preserve">.2.2 </w:t>
-      </w:r>
-      <w:r>
-        <w:t>现有记忆的</w:t>
-      </w:r>
-      <w:r>
-        <w:rPr>
-          <w:rFonts w:hint="eastAsia"/>
-        </w:rPr>
-        <w:t>机制</w:t>
-      </w:r>
-    </w:p>
-    <w:p>
-      <w:pPr>
-        <w:pStyle w:val="a"/>
-        <w:spacing w:before="16.30pt" w:after="16.30pt"/>
-        <w:ind w:start="238.90pt"/>
-      </w:pPr>
+        <w:t>将检索器纳入</w:t>
+      </w:r>
+      <w:proofErr w:type="gramStart"/>
+      <w:r>
+        <w:t>预训练</w:t>
+      </w:r>
+      <w:proofErr w:type="gramEnd"/>
+      <w:r>
+        <w:t>流程，强调检索</w:t>
+      </w:r>
+      <w:r>
+        <w:rPr>
+          <w:rFonts w:hint="eastAsia"/>
+        </w:rPr>
+        <w:t>、</w:t>
+      </w:r>
+      <w:r>
+        <w:t>阅读的一体化学习</w:t>
+      </w:r>
+      <w:r>
+        <w:t>（</w:t>
+      </w:r>
+      <w:proofErr w:type="spellStart"/>
+      <w:r>
+        <w:t>Guu</w:t>
+      </w:r>
+      <w:proofErr w:type="spellEnd"/>
+      <w:r>
+        <w:t xml:space="preserve"> 等人，2020）</w:t>
+      </w:r>
+      <w:r>
+        <w:t>[5]</w:t>
+      </w:r>
+      <w:r>
+        <w:t xml:space="preserve"> </w:t>
+      </w:r>
+      <w:r>
+        <w:t>Lewis 等人（2020）</w:t>
+      </w:r>
+      <w:r>
+        <w:t>系统化提出参数记忆</w:t>
+      </w:r>
+      <w:r>
+        <w:rPr>
+          <w:rFonts w:hint="eastAsia"/>
+        </w:rPr>
+        <w:t>和</w:t>
+      </w:r>
+      <w:r>
+        <w:t>非参数记忆融合的生成框架，在知识密集任务中体现了可追溯证据与可更新性优势[6]</w:t>
+      </w:r>
+      <w:r>
+        <w:rPr>
+          <w:rFonts w:hint="eastAsia"/>
+        </w:rPr>
+        <w:t>。</w:t>
+      </w:r>
+      <w:r>
+        <w:rPr>
+          <w:rFonts w:hint="eastAsia"/>
+        </w:rPr>
+        <w:t>随后</w:t>
+      </w:r>
+      <w:r>
+        <w:t>Borgeaud 等人（2022）</w:t>
+      </w:r>
+      <w:r>
+        <w:t>进一步在更大规模语料上利用检索片段进行条件生成，展示检索可在一定程度上替代参数扩张[7]。总</w:t>
+      </w:r>
+      <w:r>
+        <w:rPr>
+          <w:rFonts w:hint="eastAsia"/>
+        </w:rPr>
+        <w:t>体而言，检索增强机制的关键瓶颈在于检索质量与生成一致性强耦合，且外部记忆带来新的可靠性与安全风险，需要在后续系统设计中配套治理。</w:t>
+      </w:r>
+    </w:p>
+    <w:p>
+      <w:pPr>
+        <w:ind w:firstLine="21pt"/>
+      </w:pPr>
+      <w:r>
+        <w:t>LLM 智能体场景下，研究重点从把信息取回来进一步转向如何形成、组织与更新长期记忆。</w:t>
+      </w:r>
+      <w:r>
+        <w:rPr>
+          <w:rFonts w:hint="eastAsia"/>
+        </w:rPr>
+        <w:t>其中一类工作，如</w:t>
+      </w:r>
+      <w:r>
+        <w:t>Park 等人（2023）</w:t>
+      </w:r>
+      <w:r>
+        <w:rPr>
+          <w:rFonts w:hint="eastAsia"/>
+        </w:rPr>
+        <w:t>的</w:t>
+      </w:r>
+      <w:r>
+        <w:t>Generative Agents 以“记忆流”记录完整经历、通过</w:t>
+      </w:r>
+      <w:r>
+        <w:rPr>
+          <w:rFonts w:hint="eastAsia"/>
+        </w:rPr>
+        <w:t>R</w:t>
+      </w:r>
+      <w:r>
+        <w:t>eflection形成高层总结，并动态检索支持规划与行为生成[8]；</w:t>
+      </w:r>
+      <w:r>
+        <w:t xml:space="preserve">Shinn 等人（2023）提出 </w:t>
+      </w:r>
+      <w:proofErr w:type="spellStart"/>
+      <w:r>
+        <w:t>Reflexion</w:t>
+      </w:r>
+      <w:proofErr w:type="spellEnd"/>
+      <w:r>
+        <w:rPr>
+          <w:rFonts w:hint="eastAsia"/>
+        </w:rPr>
+        <w:t>,</w:t>
+      </w:r>
+      <w:r>
+        <w:t xml:space="preserve"> 将任务反馈语言化为反思并写入情景记忆缓冲区，以在后续尝试中复用经验而无需更新模型参数[9]。另一类工作关注长期对话个性化与遗忘</w:t>
+      </w:r>
+      <w:r>
+        <w:rPr>
+          <w:rFonts w:hint="eastAsia"/>
+        </w:rPr>
+        <w:t>，如</w:t>
+      </w:r>
+      <w:r>
+        <w:t>Zhong 等人（2024）</w:t>
+      </w:r>
+      <w:r>
+        <w:rPr>
+          <w:rFonts w:hint="eastAsia"/>
+        </w:rPr>
+        <w:t>提出</w:t>
+      </w:r>
+      <w:proofErr w:type="spellStart"/>
+      <w:r>
+        <w:t>MemoryBan</w:t>
+      </w:r>
+      <w:r>
+        <w:rPr>
+          <w:rFonts w:hint="eastAsia"/>
+        </w:rPr>
+        <w:t>k</w:t>
+      </w:r>
+      <w:proofErr w:type="spellEnd"/>
+      <w:r>
+        <w:rPr>
+          <w:rFonts w:hint="eastAsia"/>
+        </w:rPr>
+        <w:t>，</w:t>
+      </w:r>
+      <w:r>
+        <w:t>通过时间与重要性建模实现记忆强化与遗忘，使模型在长期陪伴场景中逐步形</w:t>
+      </w:r>
+      <w:r>
+        <w:rPr>
+          <w:rFonts w:hint="eastAsia"/>
+        </w:rPr>
+        <w:t>成用户画像并保持一致性</w:t>
+      </w:r>
+      <w:r>
+        <w:t>[10]。</w:t>
+      </w:r>
+      <w:proofErr w:type="gramStart"/>
+      <w:r>
+        <w:t>更近期</w:t>
+      </w:r>
+      <w:proofErr w:type="gramEnd"/>
+      <w:r>
+        <w:t>的研究开始系统化提出“类操作系统”的记忆管理</w:t>
+      </w:r>
+      <w:r>
+        <w:rPr>
+          <w:rFonts w:hint="eastAsia"/>
+        </w:rPr>
+        <w:t>，比如</w:t>
+      </w:r>
+      <w:r>
+        <w:t>Kang 等人（2025）</w:t>
+      </w:r>
+      <w:r>
+        <w:rPr>
+          <w:rFonts w:hint="eastAsia"/>
+        </w:rPr>
+        <w:t>提出</w:t>
+      </w:r>
+      <w:proofErr w:type="spellStart"/>
+      <w:r>
+        <w:t>MemoryOS</w:t>
+      </w:r>
+      <w:proofErr w:type="spellEnd"/>
+      <w:r>
+        <w:rPr>
+          <w:rFonts w:hint="eastAsia"/>
+        </w:rPr>
+        <w:t>，</w:t>
+      </w:r>
+      <w:r>
+        <w:t>采用分层存储与存储、更新、检索、生成四模块，</w:t>
+      </w:r>
+      <w:proofErr w:type="gramStart"/>
+      <w:r>
+        <w:t>实现跨层动态</w:t>
+      </w:r>
+      <w:proofErr w:type="gramEnd"/>
+      <w:r>
+        <w:t>更新，体现了从“记忆组件”走向“记忆管理体系”的趋势[11]。</w:t>
+      </w:r>
+    </w:p>
+    <w:p>
+      <w:pPr>
+        <w:ind w:firstLine="21pt"/>
+        <w:rPr>
+          <w:rFonts w:hint="eastAsia"/>
+        </w:rPr>
+      </w:pPr>
+      <w:r>
+        <w:rPr>
+          <w:rFonts w:hint="eastAsia"/>
+        </w:rPr>
+        <w:t>随着机制丰富，相关研究开始建设更贴近真实长程交互的评测基准。</w:t>
+      </w:r>
+      <w:r>
+        <w:t>Bertsch 等人（2024）构建</w:t>
+      </w:r>
+      <w:proofErr w:type="spellStart"/>
+      <w:r>
+        <w:t>LoCoMo</w:t>
+      </w:r>
+      <w:proofErr w:type="spellEnd"/>
+      <w:r>
+        <w:t xml:space="preserve"> 提供超长多会话对话数据并用于评估长程对话记忆，覆盖问答、事件总结等任务[12]；</w:t>
+      </w:r>
+      <w:r>
+        <w:t>Tan</w:t>
+      </w:r>
+      <w:r>
+        <w:rPr>
+          <w:rFonts w:hint="eastAsia"/>
+        </w:rPr>
+        <w:t>等人（2025）</w:t>
+      </w:r>
+      <w:proofErr w:type="spellStart"/>
+      <w:r>
+        <w:t>MemBench</w:t>
+      </w:r>
+      <w:proofErr w:type="spellEnd"/>
+      <w:r>
+        <w:t xml:space="preserve"> 从有效性、效率与容量等维度评测 LLM-based</w:t>
+      </w:r>
+      <w:r>
+        <w:rPr>
+          <w:rFonts w:hint="eastAsia"/>
+        </w:rPr>
+        <w:t>智能体</w:t>
+      </w:r>
+      <w:r>
+        <w:t>的记忆能力，并区分事实记忆与反思记忆[13]</w:t>
+      </w:r>
+      <w:r>
+        <w:rPr>
+          <w:rFonts w:hint="eastAsia"/>
+        </w:rPr>
+        <w:t>；</w:t>
+      </w:r>
+      <w:r>
+        <w:t>同外部记忆也引入显著攻击面：</w:t>
+      </w:r>
+      <w:proofErr w:type="spellStart"/>
+      <w:r>
+        <w:t>AgentPoison</w:t>
+      </w:r>
+      <w:proofErr w:type="spellEnd"/>
+      <w:r>
+        <w:t xml:space="preserve"> 指出可通过污染长期记忆或 RAG 知识库植入后门触发，提示记忆机制研究必须与数据治理、检索可信性与安全防护协同推进[14]。</w:t>
+      </w:r>
     </w:p>
     <w:p>
       <w:pPr>
@@ -8795,10 +9490,121 @@
       <w:pPr>
         <w:pStyle w:val="a"/>
         <w:spacing w:before="16.30pt" w:after="16.30pt"/>
-        <w:ind w:start="238.90pt"/>
       </w:pPr>
       <w:r>
         <w:t>传统智能投顾</w:t>
+      </w:r>
+    </w:p>
+    <w:p>
+      <w:pPr>
+        <w:ind w:firstLine="21pt"/>
+      </w:pPr>
+      <w:r>
+        <w:rPr>
+          <w:rFonts w:hint="eastAsia"/>
+        </w:rPr>
+        <w:t>传统</w:t>
+      </w:r>
+      <w:proofErr w:type="gramStart"/>
+      <w:r>
+        <w:rPr>
+          <w:rFonts w:hint="eastAsia"/>
+        </w:rPr>
+        <w:t>智能投顾的</w:t>
+      </w:r>
+      <w:proofErr w:type="gramEnd"/>
+      <w:r>
+        <w:rPr>
+          <w:rFonts w:hint="eastAsia"/>
+        </w:rPr>
+        <w:t>核心目标，是在给定客户信息与可投资资产集合的条件下，形成可执行的资产配置方案，并通过再平衡等机制维持组合风险收益特</w:t>
+      </w:r>
+      <w:r>
+        <w:rPr>
+          <w:rFonts w:hint="eastAsia"/>
+        </w:rPr>
+        <w:lastRenderedPageBreak/>
+        <w:t>征。</w:t>
+      </w:r>
+      <w:r>
+        <w:t>Scherer 与 Lehner（2025）针对美国头部</w:t>
+      </w:r>
+      <w:proofErr w:type="gramStart"/>
+      <w:r>
+        <w:t>智能投顾平台</w:t>
+      </w:r>
+      <w:proofErr w:type="gramEnd"/>
+      <w:r>
+        <w:t>抓取了大量不同投资者类型的推荐组合，并检验其与学术界规范投资建议的一致性。研究发现，传统的</w:t>
+      </w:r>
+      <w:proofErr w:type="gramStart"/>
+      <w:r>
+        <w:t>智能投顾落地</w:t>
+      </w:r>
+      <w:proofErr w:type="gramEnd"/>
+      <w:r>
+        <w:t>时采用简化的金融理论模型，未完整规范金融理论模型的全部结构性要素。另一方面，Luo 等人（2024）[]从“用户采用与信任”方面研究发现在传统</w:t>
+      </w:r>
+      <w:proofErr w:type="gramStart"/>
+      <w:r>
+        <w:t>智能投顾框架</w:t>
+      </w:r>
+      <w:proofErr w:type="gramEnd"/>
+      <w:r>
+        <w:t>下，“算法产出正确”并不足以保证产品成功，透明度、隐私保</w:t>
+      </w:r>
+      <w:r>
+        <w:rPr>
+          <w:rFonts w:hint="eastAsia"/>
+        </w:rPr>
+        <w:t>护感知、交互体验与机构声誉等因素会显著影响客户是否愿意将资产配置决策交给系统。在算法层面，</w:t>
+      </w:r>
+      <w:r>
+        <w:t>Bu 和 Zhu（2021）提出使用强化学习等在线学习范式，将用户画像中“风险偏好识别”与“投顾决策”纳入统一的序贯决策框架。该类工作从方法论上补足了传统问卷画像的静态假设，强调风险偏好可随时间与情境变化，</w:t>
+      </w:r>
+      <w:proofErr w:type="gramStart"/>
+      <w:r>
+        <w:t>投顾系统</w:t>
+      </w:r>
+      <w:proofErr w:type="gramEnd"/>
+      <w:r>
+        <w:t>应通过</w:t>
+      </w:r>
+      <w:proofErr w:type="gramStart"/>
+      <w:r>
+        <w:t>交互与</w:t>
+      </w:r>
+      <w:proofErr w:type="gramEnd"/>
+      <w:r>
+        <w:t>行为反馈实现持续校准。</w:t>
+      </w:r>
+    </w:p>
+    <w:p>
+      <w:pPr>
+        <w:ind w:firstLine="21pt"/>
+        <w:rPr>
+          <w:rFonts w:hint="eastAsia"/>
+        </w:rPr>
+      </w:pPr>
+      <w:r>
+        <w:rPr>
+          <w:rFonts w:hint="eastAsia"/>
+        </w:rPr>
+        <w:t>总体而言，传统智能</w:t>
+      </w:r>
+      <w:proofErr w:type="gramStart"/>
+      <w:r>
+        <w:rPr>
+          <w:rFonts w:hint="eastAsia"/>
+        </w:rPr>
+        <w:t>投顾研究</w:t>
+      </w:r>
+      <w:proofErr w:type="gramEnd"/>
+      <w:r>
+        <w:rPr>
+          <w:rFonts w:hint="eastAsia"/>
+        </w:rPr>
+        <w:t>已形成较为成熟的“画像、配置、再平衡”的技术路径，并在采用、信任与偏好学习方面不断深化。然而，传统范式主要围绕数值型资产配置决策展开，面对金融文本信息驱动的投资咨询需求时，往往需要额外的文本理解、证据检索与解释生成能力，这为金融大模型与金融智能体范式的引入提供了现实动因。</w:t>
       </w:r>
     </w:p>
     <w:p>
@@ -8810,16 +9616,131 @@
       <w:pPr>
         <w:pStyle w:val="a"/>
         <w:spacing w:before="16.30pt" w:after="16.30pt"/>
-        <w:ind w:start="238.90pt"/>
-      </w:pPr>
-      <w:r>
-        <w:rPr>
-          <w:rFonts w:hint="eastAsia"/>
-        </w:rPr>
-        <w:t>金融领域</w:t>
-      </w:r>
-      <w:r>
-        <w:t>大模型</w:t>
+      </w:pPr>
+      <w:r>
+        <w:t>金融大模型与金融</w:t>
+      </w:r>
+      <w:r>
+        <w:rPr>
+          <w:rFonts w:hint="eastAsia"/>
+        </w:rPr>
+        <w:t>智能体</w:t>
+      </w:r>
+    </w:p>
+    <w:p>
+      <w:pPr>
+        <w:ind w:firstLine="21pt"/>
+      </w:pPr>
+      <w:r>
+        <w:rPr>
+          <w:rFonts w:hint="eastAsia"/>
+        </w:rPr>
+        <w:t>大语言模型（</w:t>
+      </w:r>
+      <w:r>
+        <w:t>LLM）在通用自然语言任务中展现出强大的理解与生成能力，</w:t>
+      </w:r>
+      <w:proofErr w:type="gramStart"/>
+      <w:r>
+        <w:t>使投顾系统</w:t>
+      </w:r>
+      <w:proofErr w:type="gramEnd"/>
+      <w:r>
+        <w:t>从“数值配置器”扩展为能够处理金融文本、进行对话式咨询并生成解释性报告的智能体。Lee 等人（2025）[]在对金融大模型（</w:t>
+      </w:r>
+      <w:proofErr w:type="spellStart"/>
+      <w:r>
+        <w:t>FinLLMs</w:t>
+      </w:r>
+      <w:proofErr w:type="spellEnd"/>
+      <w:r>
+        <w:t>）的综述中指出，</w:t>
+      </w:r>
+      <w:proofErr w:type="spellStart"/>
+      <w:r>
+        <w:t>FinLLM</w:t>
+      </w:r>
+      <w:proofErr w:type="spellEnd"/>
+      <w:r>
+        <w:t xml:space="preserve"> 研究虽相对通用领域仍较有限，但已在模型技术、下游任务与数据集、评测体系以及机会与挑战等方面形成系统化脉络。</w:t>
+      </w:r>
+      <w:proofErr w:type="gramStart"/>
+      <w:r>
+        <w:t>在投顾语境</w:t>
+      </w:r>
+      <w:proofErr w:type="gramEnd"/>
+      <w:r>
+        <w:t>下，这一变化意味着，系统不仅要输出买什么，还需要完成从读懂信息，推理整合，解释与追问的端到</w:t>
+      </w:r>
+      <w:proofErr w:type="gramStart"/>
+      <w:r>
+        <w:t>端咨询</w:t>
+      </w:r>
+      <w:proofErr w:type="gramEnd"/>
+      <w:r>
+        <w:t>链路。Lewis 等人（2020）等提出的检索增强生成</w:t>
+      </w:r>
+      <w:r>
+        <w:rPr>
+          <w:rFonts w:hint="eastAsia"/>
+        </w:rPr>
+        <w:t>（</w:t>
+      </w:r>
+      <w:r>
+        <w:t>RAG）框架，表明将检索机制与生成模型结合并在知识密集型任务上微调，能够在多类开放域问答任务上取得更强表现。新型</w:t>
+      </w:r>
+      <w:proofErr w:type="gramStart"/>
+      <w:r>
+        <w:t>智能投顾链路</w:t>
+      </w:r>
+      <w:proofErr w:type="gramEnd"/>
+      <w:r>
+        <w:t>上，这种“外部证据”并“生成”的模式可在经济金融高风险场景中通过检索权威材料而获得解释的证据基础，完成可解释咨询的闭环。</w:t>
+      </w:r>
+    </w:p>
+    <w:p>
+      <w:pPr>
+        <w:ind w:firstLine="21pt"/>
+        <w:rPr>
+          <w:rFonts w:hint="eastAsia"/>
+        </w:rPr>
+      </w:pPr>
+      <w:r>
+        <w:rPr>
+          <w:rFonts w:hint="eastAsia"/>
+        </w:rPr>
+        <w:t>在数据集方面，</w:t>
+      </w:r>
+      <w:r>
+        <w:t>Chen 等人（2021）提出</w:t>
+      </w:r>
+      <w:proofErr w:type="spellStart"/>
+      <w:r>
+        <w:t>FinQA</w:t>
+      </w:r>
+      <w:proofErr w:type="spellEnd"/>
+      <w:r>
+        <w:t xml:space="preserve"> 提供基于财务报告的问答对，并进一步标注可解释的推理程序，以促进金融语境下的复杂数值推理研究[cite]。Zhu 等人（2021）提出TAT-QA ，从真实金融报告中抽取样本构建表格与文本混合的问答数据集，并提出能够联合对表格单元与文本片段</w:t>
+      </w:r>
+      <w:r>
+        <w:lastRenderedPageBreak/>
+        <w:t>进行语义抽取与符号聚合推理的模型 TAGOP[]。这类数据集与方法为金融智能多维能力提供了可评测的研究抓手。在工程实践方面，开源社区也尝试以较低成本实现“金融大模型能力注入”，如</w:t>
+      </w:r>
+      <w:proofErr w:type="spellStart"/>
+      <w:r>
+        <w:t>FinFPT</w:t>
+      </w:r>
+      <w:proofErr w:type="spellEnd"/>
+      <w:r>
+        <w:t>（AI4Finance Foundation，2026），其基于开源大模型进行轻量化微调。</w:t>
+      </w:r>
+      <w:proofErr w:type="spellStart"/>
+      <w:r>
+        <w:t>FinRL</w:t>
+      </w:r>
+      <w:proofErr w:type="spellEnd"/>
+      <w:r>
+        <w:t>（（AI4Finance Foundation，2026））等开源框架以环境、智能体、应用的分层结构，提供金融强化学习的实验与落地基础[11]。这些开源项目提供了丰富的工具链，也为行业落地提供了工程基础。</w:t>
       </w:r>
     </w:p>
     <w:p>
@@ -8831,17 +9752,7 @@
       <w:pPr>
         <w:pStyle w:val="a"/>
         <w:spacing w:before="16.30pt" w:after="16.30pt"/>
-        <w:ind w:start="238.90pt"/>
-      </w:pPr>
-      <w:r>
-        <w:rPr>
-          <w:rFonts w:hint="eastAsia"/>
-        </w:rPr>
-        <w:t>2</w:t>
-      </w:r>
-      <w:r>
-        <w:t xml:space="preserve">.3.3 </w:t>
-      </w:r>
+      </w:pPr>
       <w:r>
         <w:rPr>
           <w:rFonts w:hint="eastAsia"/>
@@ -8854,6 +9765,186 @@
         <w:pStyle w:val="a7"/>
         <w:ind w:firstLine="24pt"/>
       </w:pPr>
+      <w:r>
+        <w:rPr>
+          <w:rFonts w:hint="eastAsia"/>
+        </w:rPr>
+        <w:t>与一般信息问答或内容生成应用相比，投资咨询具有更强的外部性与可追责性。金融监管框架对“适当性、披露与受托责任”有明确要求。</w:t>
+      </w:r>
+      <w:r>
+        <w:t>SEC 在关于</w:t>
+      </w:r>
+      <w:proofErr w:type="gramStart"/>
+      <w:r>
+        <w:t>智能投顾的</w:t>
+      </w:r>
+      <w:proofErr w:type="gramEnd"/>
+      <w:r>
+        <w:t>指导文件中指出，作为 SEC 注册投资顾问，智能</w:t>
+      </w:r>
+      <w:proofErr w:type="gramStart"/>
+      <w:r>
+        <w:t>投顾同样</w:t>
+      </w:r>
+      <w:proofErr w:type="gramEnd"/>
+      <w:r>
+        <w:t>受《投资顾问法》约束，并需提供符合其对客户所负受托责任的投资建议（U.S. Securities and Exchange Commission，2017）。由于</w:t>
+      </w:r>
+      <w:proofErr w:type="gramStart"/>
+      <w:r>
+        <w:t>智能投顾依赖</w:t>
+      </w:r>
+      <w:proofErr w:type="gramEnd"/>
+      <w:r>
+        <w:t>算法、互联网交付且可能缺少直接人工交互，其商业模式在履行相关义务时会产生特定合</w:t>
+      </w:r>
+      <w:proofErr w:type="gramStart"/>
+      <w:r>
+        <w:t>规</w:t>
+      </w:r>
+      <w:proofErr w:type="gramEnd"/>
+      <w:r>
+        <w:t>关注点。欧盟 ESMA 关于 MiFID II 适当性要</w:t>
+      </w:r>
+      <w:r>
+        <w:rPr>
+          <w:rFonts w:hint="eastAsia"/>
+        </w:rPr>
+        <w:t>求的指南进一步强调，这些要求适用于投资建议与组合管理服务，尤其面向零售客户，并旨在促进</w:t>
+      </w:r>
+      <w:proofErr w:type="gramStart"/>
+      <w:r>
+        <w:rPr>
+          <w:rFonts w:hint="eastAsia"/>
+        </w:rPr>
+        <w:t>对适当</w:t>
+      </w:r>
+      <w:proofErr w:type="gramEnd"/>
+      <w:r>
+        <w:rPr>
+          <w:rFonts w:hint="eastAsia"/>
+        </w:rPr>
+        <w:t>性规则的统一解释与一致监管（</w:t>
+      </w:r>
+      <w:r>
+        <w:t>European Securities and Markets Authority，2023）。在自律监管层面，FINRA 也强调适当性义务对于投资者保护与公平交易的重要性，并以 Rule 2111作为一般适当性义务的核心规则来源（FINRA，n.d.）。这些权威文件共同表明</w:t>
+      </w:r>
+      <w:proofErr w:type="gramStart"/>
+      <w:r>
+        <w:t>投顾系统</w:t>
+      </w:r>
+      <w:proofErr w:type="gramEnd"/>
+      <w:r>
+        <w:t>的正确性必须与适当性与披露绑定，系统</w:t>
+      </w:r>
+      <w:proofErr w:type="gramStart"/>
+      <w:r>
+        <w:t>需能够</w:t>
+      </w:r>
+      <w:proofErr w:type="gramEnd"/>
+      <w:r>
+        <w:t>解释推荐依据、揭示限制条件，并保存可审计记录。</w:t>
+      </w:r>
+    </w:p>
+    <w:p>
+      <w:pPr>
+        <w:pStyle w:val="a7"/>
+        <w:ind w:firstLine="24pt"/>
+      </w:pPr>
+      <w:r>
+        <w:rPr>
+          <w:rFonts w:hint="eastAsia"/>
+        </w:rPr>
+        <w:t>在中国语境下，</w:t>
+      </w:r>
+      <w:proofErr w:type="gramStart"/>
+      <w:r>
+        <w:rPr>
+          <w:rFonts w:hint="eastAsia"/>
+        </w:rPr>
+        <w:t>智能投顾的</w:t>
+      </w:r>
+      <w:proofErr w:type="gramEnd"/>
+      <w:r>
+        <w:rPr>
+          <w:rFonts w:hint="eastAsia"/>
+        </w:rPr>
+        <w:t>法律属性、账户委托边界与责任认定同样是讨论重点。</w:t>
+      </w:r>
+      <w:proofErr w:type="gramStart"/>
+      <w:r>
+        <w:rPr>
+          <w:rFonts w:hint="eastAsia"/>
+        </w:rPr>
+        <w:t>郭雳</w:t>
+      </w:r>
+      <w:proofErr w:type="gramEnd"/>
+      <w:r>
+        <w:rPr>
+          <w:rFonts w:hint="eastAsia"/>
+        </w:rPr>
+        <w:t>、赵继尧（</w:t>
+      </w:r>
+      <w:r>
+        <w:t>2018）[cite]将国内智能</w:t>
+      </w:r>
+      <w:proofErr w:type="gramStart"/>
+      <w:r>
+        <w:t>投顾应用</w:t>
+      </w:r>
+      <w:proofErr w:type="gramEnd"/>
+      <w:r>
+        <w:t>模式归纳为主流模仿模式、资产配置建议模式与证券投资模式，并指出</w:t>
+      </w:r>
+      <w:proofErr w:type="gramStart"/>
+      <w:r>
+        <w:t>智能投顾在</w:t>
+      </w:r>
+      <w:proofErr w:type="gramEnd"/>
+      <w:r>
+        <w:t>市场准入、账户全权委托、机器人责任、投资顾问信义义务等方面对现有制度形成挑战；文中强调监管应在包容性原则下，以信义义务与信息披露为主线寻求金融科技与金融监管的协调[cite]。Zhang 和 Xie（2020）的研究则从我国监管体系出发讨论国内智能</w:t>
+      </w:r>
+      <w:proofErr w:type="gramStart"/>
+      <w:r>
+        <w:t>投顾面临</w:t>
+      </w:r>
+      <w:proofErr w:type="gramEnd"/>
+      <w:r>
+        <w:t>的障碍，并提出改善披露与投资者保护、明确法律地位等方向[cite]。上述研究说明，金融智能体在国内落地不仅是技术问题，还涉及制度适配、责任边界与监管协调。</w:t>
+      </w:r>
+    </w:p>
+    <w:p>
+      <w:pPr>
+        <w:pStyle w:val="a7"/>
+        <w:ind w:firstLine="24pt"/>
+      </w:pPr>
+      <w:r>
+        <w:rPr>
+          <w:rFonts w:hint="eastAsia"/>
+        </w:rPr>
+        <w:t>进一步地，投资咨询场景还具有典型的信息时效性强、市场分布非平稳、噪声与操纵风险高等特征。同一信息在不同市场状态下的含义与影响可</w:t>
+      </w:r>
+      <w:r>
+        <w:rPr>
+          <w:rFonts w:hint="eastAsia"/>
+        </w:rPr>
+        <w:lastRenderedPageBreak/>
+        <w:t>能不同，且金融文本存在夸大宣传与选择性披露风险。在此背景下，引入金融大模型并不能自然解决问题，反而可能因幻觉或错误推理放大风险。因此，</w:t>
+      </w:r>
+      <w:proofErr w:type="gramStart"/>
+      <w:r>
+        <w:rPr>
+          <w:rFonts w:hint="eastAsia"/>
+        </w:rPr>
+        <w:t>面向投顾的</w:t>
+      </w:r>
+      <w:proofErr w:type="gramEnd"/>
+      <w:r>
+        <w:rPr>
+          <w:rFonts w:hint="eastAsia"/>
+        </w:rPr>
+        <w:t>金融智能体通常需要在系统层面引入证据链生成、约束校验、人机协同复核与阈值控制等机制，以实现可解释、可控与可审计的输出。</w:t>
+      </w:r>
     </w:p>
     <w:p/>
     <w:p>
@@ -8887,7 +9978,21 @@
         <w:rPr>
           <w:rFonts w:hint="eastAsia"/>
         </w:rPr>
-        <w:t>智能投顾中的动态认知</w:t>
+        <w:t>智能</w:t>
+      </w:r>
+      <w:proofErr w:type="gramStart"/>
+      <w:r>
+        <w:rPr>
+          <w:rFonts w:hint="eastAsia"/>
+        </w:rPr>
+        <w:t>投顾中</w:t>
+      </w:r>
+      <w:proofErr w:type="gramEnd"/>
+      <w:r>
+        <w:rPr>
+          <w:rFonts w:hint="eastAsia"/>
+        </w:rPr>
+        <w:t>的动态认知</w:t>
       </w:r>
       <w:bookmarkEnd w:id="21"/>
       <w:bookmarkEnd w:id="22"/>
@@ -8897,7 +10002,15 @@
         <w:ind w:firstLine="24pt"/>
       </w:pPr>
       <w:r>
-        <w:t>在证券投资咨询场景中，投资者的决策行为并非一次性完成，而是伴随信息获取、情绪波动与认知修正不断演化的过程。用户在与智能投顾进行多轮交互时，其风险态度、投资目标、关注主题以及对市场信息的理解程度，都会随着对话的推进而发生变化。然而，现有多数智能投顾系统仍停留在“静态问答”或“固定策略映射”的阶段，缺乏对用户长期认知状态的持续建模能力，难以反映投资者真实的决策过程。这一局限直接导致咨询结果前后割裂、风险提示不一致以及个性化水平不足等问题。</w:t>
+        <w:t>在证券投资咨询场景中，投资者的决策行为并非一次性完成，而是伴随信息获取、情绪波动与认知修正不断演化的过程。用户在与智能投顾进行多轮交互时，其风险态度、投资目标、关注主题以及对市场信息的理解程度，都会随着对话的推进而发生变化。然而，现有多数智能</w:t>
+      </w:r>
+      <w:proofErr w:type="gramStart"/>
+      <w:r>
+        <w:t>投顾系统</w:t>
+      </w:r>
+      <w:proofErr w:type="gramEnd"/>
+      <w:r>
+        <w:t>仍停留在静态问答或固定策略映射的阶段，缺乏对用户长期认知状态的持续建模能力，难以反映投资者真实的决策过程。这一局限直接导致咨询结果前后割裂、风险提示不一致以及个性化水平不足等问题。</w:t>
       </w:r>
     </w:p>
     <w:p>
@@ -8916,9 +10029,6 @@
       <w:bookmarkStart w:id="23" w:name="_Toc223096607"/>
       <w:bookmarkStart w:id="24" w:name="_Toc223097035"/>
       <w:r>
-        <w:t xml:space="preserve">3.1.1 </w:t>
-      </w:r>
-      <w:r>
         <w:t>动态认知的定义与边界</w:t>
       </w:r>
       <w:bookmarkEnd w:id="23"/>
@@ -8929,18 +10039,29 @@
         <w:ind w:firstLine="24pt"/>
       </w:pPr>
       <w:r>
-        <w:t>本文所指的“动态认知”，并非简单意义上的用户画像更新，而是指智能投顾智能体在多轮、跨时间尺度的交互过程中，对用户</w:t>
+        <w:t>本文所指的“动态认知”，并非简单意义上的用户画像更新，而是指</w:t>
+      </w:r>
+      <w:proofErr w:type="gramStart"/>
+      <w:r>
+        <w:t>智能投顾智能</w:t>
+      </w:r>
+      <w:proofErr w:type="gramEnd"/>
+      <w:r>
+        <w:t>体在多轮、跨时间尺度的交互过程中，对用户</w:t>
+      </w:r>
+      <w:r>
+        <w:rPr>
+          <w:rFonts w:hint="eastAsia"/>
+        </w:rPr>
+        <w:t>“</w:t>
+      </w:r>
+      <w:r>
+        <w:t>认知状态</w:t>
       </w:r>
       <w:r>
         <w:t>”</w:t>
       </w:r>
       <w:r>
-        <w:t>认知状态（cognitive state）</w:t>
-      </w:r>
-      <w:r>
-        <w:t>”</w:t>
-      </w:r>
-      <w:r>
         <w:t>进行持续估计、修正与应用的能力。具体而言，动态认知强调智能体能够在长期对话中不断吸收来自用户行为与语言表达的新信息，对其风险态度、投资偏好、关注主题、情绪状态及注意力分布等关键认知变量进行更新，并将这些状态变量用于后续的情境化生成与策略边界控制。</w:t>
       </w:r>
     </w:p>
@@ -8949,7 +10070,38 @@
         <w:ind w:firstLine="24pt"/>
       </w:pPr>
       <w:r>
-        <w:t>从认知科学视角来看，人类的信息处理过程通常遵循“编码—存储—提取—应用”的基本链条。外部刺激首先被感知并编码为内部表征，随后存入记忆系统，在特定情境下被提取并用于决策或行为调整。这一过程并非静态完成，而是随着新信息的不断输入而反复迭代。将这一认知加工机制映射到智能投顾系统中，意味着对话内容不应仅被视为一次性输入，而应作为持续影响用户认知状态的动态信号，为后续的决策推理提供依据。</w:t>
+        <w:t>从认知科学视角来看，人类的信息处理过程通常遵循“编码</w:t>
+      </w:r>
+      <w:r>
+        <w:rPr>
+          <w:rFonts w:hint="eastAsia"/>
+        </w:rPr>
+        <w:t>、</w:t>
+      </w:r>
+      <w:r>
+        <w:t>存储</w:t>
+      </w:r>
+      <w:r>
+        <w:rPr>
+          <w:rFonts w:hint="eastAsia"/>
+        </w:rPr>
+        <w:t>、</w:t>
+      </w:r>
+      <w:r>
+        <w:t>提取</w:t>
+      </w:r>
+      <w:r>
+        <w:rPr>
+          <w:rFonts w:hint="eastAsia"/>
+        </w:rPr>
+        <w:t>、</w:t>
+      </w:r>
+      <w:r>
+        <w:t>应用”的基本链条。外部刺激首先被感知并编码为内部表征，随后存入记忆系统，在特定情境下被提取并用于决策或行为调整。这一过程并非静态完成，而是随着新信息的不断输入而反复迭代。将这一认知加工机制映射到</w:t>
+      </w:r>
+      <w:r>
+        <w:lastRenderedPageBreak/>
+        <w:t>智能投顾系统中，意味着对话内容不应仅被视为一次性输入，而应作为持续影响用户认知状态的动态信号，为后续的决策推理提供依据。</w:t>
       </w:r>
     </w:p>
     <w:p>
@@ -8957,8 +10109,19 @@
         <w:ind w:firstLine="24pt"/>
       </w:pPr>
       <w:r>
-        <w:lastRenderedPageBreak/>
-        <w:t>此外，赫伯特·西蒙提出的“有限理性”理论指出，个体在决策过程中受到认知能力、信息获取成本与时间约束的限制，往往依赖启发式规则而非全局最优计算（Simon, 1955）。在证券投资咨询场景中，投资者对风险与收益的理解本身具有不完备性，其偏好也可能随着信息表述方式与情境变化而发生调整。因此，智能投顾若仍基于一次性问卷或单轮信息判断用户风险偏好，将难以准确反映真实决策状态。动态认知正是在有限理性假设下，对用户认知状态进行持续逼近的一种机制化表达。</w:t>
+        <w:t>此外，</w:t>
+      </w:r>
+      <w:r>
+        <w:t>Simon</w:t>
+      </w:r>
+      <w:r>
+        <w:rPr>
+          <w:rFonts w:hint="eastAsia"/>
+        </w:rPr>
+        <w:t>（1955）</w:t>
+      </w:r>
+      <w:r>
+        <w:t>提出的“有限理性”理论指出，个体在决策过程中受到认知能力、信息获取成本与时间约束的限制，往往依赖启发式规则而非全局最优计算。在证券投资咨询场景中，投资者对风险与收益的理解本身具有不完备性，其偏好也可能随着信息表述方式与情境变化而发生调整。因此，智能投顾若仍基于一次性问卷或单轮信息判断用户风险偏好，将难以准确反映真实决策状态。动态认知正是在有限理性假设下，对用户认知状态进行持续逼近的一种机制化表达。</w:t>
       </w:r>
     </w:p>
     <w:p>
@@ -8966,7 +10129,7 @@
         <w:ind w:firstLine="24pt"/>
       </w:pPr>
       <w:r>
-        <w:t>需要强调的是，本文所定义的动态认知并不等同于对用户心理状态的“全知全能”建模，其边界在于：系统仅基于可观测的对话行为与交互信号进行推断，并通过可解释、可追溯的方式更新认知状态，而非对用户进行隐性或不可控的心理操纵。</w:t>
+        <w:t>需要强调的是，本文所定义的动态认知并不等同于对用户心理状态的“全知全能”建模，其边界在于系统仅基于可观测的对话行为与交互信号进行推断，并通过可解释、可追溯的方式更新认知状态，而非对用户进行隐性或不可控的心理操纵。</w:t>
       </w:r>
     </w:p>
     <w:p>
@@ -8977,7 +10140,10 @@
       <w:bookmarkStart w:id="25" w:name="_Toc223096608"/>
       <w:bookmarkStart w:id="26" w:name="_Toc223097036"/>
       <w:r>
-        <w:t xml:space="preserve">3.1.2 </w:t>
+        <w:rPr>
+          <w:rFonts w:hint="eastAsia"/>
+        </w:rPr>
+        <w:t xml:space="preserve"> </w:t>
       </w:r>
       <w:r>
         <w:t>投资者动态行为变量</w:t>
@@ -8990,7 +10156,25 @@
         <w:ind w:firstLine="24pt"/>
       </w:pPr>
       <w:r>
-        <w:t>在证券投资决策中，投资者的行为特征往往表现出显著的动态性。大量行为金融研究表明，投资者的风险态度并非稳定常量，而是高度依赖于参考点、情境表述以及近期收益或亏损经历。前景理论指出，个体在面对收益与损失时表现出不对称的风险偏好：在收益区间趋于风险规避，在损失区间则更可能承担风险（Kahneman &amp; Tversky, 1979）。这一特征在实际咨询中体现为“回本心态”“怕踏空”“不甘止损”等常见行为模式。</w:t>
+        <w:t>在证券投资决策中，投资者的行为特征往往表现出显著的动态性。大量行为金融研究表明，投资者的风险态度并非稳定常量，而是高度依赖于参考点、情境表述以及近期收益或亏损经历。前景理论指出，个体在面对收益与损失时表现出不对称的风险偏好</w:t>
+      </w:r>
+      <w:r>
+        <w:rPr>
+          <w:rFonts w:hint="eastAsia"/>
+        </w:rPr>
+        <w:t>，即</w:t>
+      </w:r>
+      <w:r>
+        <w:t>在收益区间趋于风险规避，在损失区间则更可能承担风险（Kahneman</w:t>
+      </w:r>
+      <w:r>
+        <w:rPr>
+          <w:rFonts w:hint="eastAsia"/>
+        </w:rPr>
+        <w:t>和</w:t>
+      </w:r>
+      <w:r>
+        <w:t>Tversky, 1979）。这一特征在实际咨询中体现为“回本心态”“怕踏空”“不甘止损”等常见行为模式。</w:t>
       </w:r>
     </w:p>
     <w:p>
@@ -9006,15 +10190,16 @@
         <w:ind w:firstLine="24pt"/>
       </w:pPr>
       <w:r>
-        <w:t>此外，行为金融领域系统总结了多种影响投资决策的认知偏差，如过度自信、确认偏误、羊群效应、处置效应以及注意力驱动交易等（</w:t>
-      </w:r>
-      <w:proofErr w:type="spellStart"/>
-      <w:r>
-        <w:t>Barberis</w:t>
-      </w:r>
-      <w:proofErr w:type="spellEnd"/>
-      <w:r>
-        <w:t xml:space="preserve"> &amp; Thaler）。这些偏差往往通过对话行为显性化，例如用户反复验证既有观点、频繁关注短期行情、或在市场波动期显著增加咨询频次。将这些行为变量纳入动态认知框架，有助于智能投顾在对话中主动触发风险提示或调整解释方式，从而发挥辅助决策的作用。</w:t>
+        <w:t xml:space="preserve">此外，行为金融领域系统总结了多种影响投资决策的认知偏差，如过度自信、确认偏误、羊群效应、处置效应以及注意力驱动交易等（Barberis </w:t>
+      </w:r>
+      <w:r>
+        <w:rPr>
+          <w:rFonts w:hint="eastAsia"/>
+        </w:rPr>
+        <w:t>和</w:t>
+      </w:r>
+      <w:r>
+        <w:t xml:space="preserve"> Thaler）。这些偏差往往通过对话行为显性化，例如用户反复验证既有观点、频繁关注短期行情、或在市场波动期显著增加咨询频次。将这些行为变量纳入动态认知框架，有助于智能投顾在对话中主动触发风险提示或调整解释方式，从而发挥辅助决策的作用。</w:t>
       </w:r>
     </w:p>
     <w:p>
@@ -9025,7 +10210,7 @@
       <w:bookmarkStart w:id="27" w:name="_Toc223096609"/>
       <w:bookmarkStart w:id="28" w:name="_Toc223097037"/>
       <w:r>
-        <w:t>3.1.3 “</w:t>
+        <w:t>“</w:t>
       </w:r>
       <w:r>
         <w:t>理解</w:t>
@@ -9080,7 +10265,7 @@
         <w:t>“</w:t>
       </w:r>
       <w:r>
-        <w:t>理解（Perception/Interpretation）</w:t>
+        <w:t>理解</w:t>
       </w:r>
       <w:r>
         <w:t>”</w:t>
@@ -9100,13 +10285,31 @@
         <w:t>“</w:t>
       </w:r>
       <w:r>
-        <w:t>记忆（Memory Update）</w:t>
+        <w:t>记忆</w:t>
       </w:r>
       <w:r>
         <w:t>”</w:t>
       </w:r>
       <w:r>
-        <w:t>阶段，系统根据理解结果对记忆结构进行更新。相对稳定的特征（如风险承受能力、长期投资目标）被写入用户画像记忆，而情境相关的信息（如本轮决策路径、对某类产品的态度变化）则进入长期对话记忆。该过程强调记忆写入的可解释性与来源可追溯性，为后续审计与一致性控制提供基础。</w:t>
+        <w:t>阶段，系统根据理解结果对记忆结构进行更新。相对稳定的特征</w:t>
+      </w:r>
+      <w:r>
+        <w:rPr>
+          <w:rFonts w:hint="eastAsia"/>
+        </w:rPr>
+        <w:t>，</w:t>
+      </w:r>
+      <w:r>
+        <w:t>如风险承受能力、长期投资目标被写入用户画像记忆，而情境相关的信息</w:t>
+      </w:r>
+      <w:r>
+        <w:rPr>
+          <w:rFonts w:hint="eastAsia"/>
+        </w:rPr>
+        <w:t>，</w:t>
+      </w:r>
+      <w:r>
+        <w:t>如本轮决策路径、对某类产品的态度变化则进入长期对话记忆。该过程强调记忆写入的可解释性与来源可追溯性，为后续审计与一致性控制提供基础。</w:t>
       </w:r>
     </w:p>
     <w:p>
@@ -9120,7 +10323,7 @@
         <w:t>“</w:t>
       </w:r>
       <w:r>
-        <w:t>推理（Reasoning）</w:t>
+        <w:t>推理</w:t>
       </w:r>
       <w:r>
         <w:t>”</w:t>
@@ -9140,13 +10343,13 @@
         <w:t>“</w:t>
       </w:r>
       <w:r>
-        <w:t>反馈（Feedback/Learning）</w:t>
+        <w:t>反馈</w:t>
       </w:r>
       <w:r>
         <w:t>”</w:t>
       </w:r>
       <w:r>
-        <w:t>阶段，系统通过用户的后续选择、追问或修正行为，对既有认知状态进行校正。例如，用户对风险提示的接受或反驳，均可作为风险偏好变化的重要信号。这一机制使系统能够应对风险偏好不稳定与测量误差问题，避免因单次判断而过度更新用户画像。相关研究表明，在投顾场景中引入不确定性与衰减机制，有助于提升长期福利表现（相关研究见 ScienceDirect）。</w:t>
+        <w:t>阶段，系统通过用户的后续选择、追问或修正行为，对既有认知状态进行校正。例如，用户对风险提示的接受或反驳，均可作为风险偏好变化的重要信号。这一机制使系统能够应对风险偏好不稳定与测量误差问题，避免因单次判断而过度更新用户画像。相</w:t>
       </w:r>
     </w:p>
     <w:p>
@@ -9154,21 +10357,25 @@
         <w:ind w:firstLine="24pt"/>
       </w:pPr>
       <w:r>
-        <w:t>该闭环结构强调：动态认知并非频繁调整，而是在稳定性与适应性之间取得平衡，是长期陪伴式智能投顾得以实现的核心机制。</w:t>
+        <w:t>该闭环结构强调动态认知并非频繁调整，而是在稳定性与适应性之间取得平衡，是长期陪伴式智能</w:t>
+      </w:r>
+      <w:proofErr w:type="gramStart"/>
+      <w:r>
+        <w:t>投顾得以</w:t>
+      </w:r>
+      <w:proofErr w:type="gramEnd"/>
+      <w:r>
+        <w:t>实现的核心机制。</w:t>
       </w:r>
     </w:p>
     <w:p>
       <w:pPr>
         <w:pStyle w:val="a"/>
         <w:spacing w:before="16.30pt" w:after="16.30pt"/>
-        <w:ind w:start="238.90pt"/>
       </w:pPr>
       <w:bookmarkStart w:id="29" w:name="_Toc223096610"/>
       <w:bookmarkStart w:id="30" w:name="_Toc223097038"/>
       <w:r>
-        <w:t xml:space="preserve">3.1.4 </w:t>
-      </w:r>
-      <w:r>
         <w:t>状态空间与更新规则</w:t>
       </w:r>
       <w:bookmarkEnd w:id="29"/>
@@ -9179,7 +10386,15 @@
         <w:ind w:firstLine="24pt"/>
       </w:pPr>
       <w:r>
-        <w:t>在上述动态认知框架下，用户可被形式化为一个随时间演化的状态向量，其核心维度包括：风险承受度、投资期限、流动性偏好、主题偏好向量、情绪与压力水平、金融知识水平以及合规边界约束等。这些状态变量并非同时变化，而是根据新证据的强度与一致性进行权重调整。</w:t>
+        <w:t>在上述动态认知框架下，用户可被形式化为一个随时间演化的状态向量，其核心维度包括：风险承受度、投资期限、流动性偏好、主题偏好向量、情绪与压力水平、金融知识水平以及合</w:t>
+      </w:r>
+      <w:proofErr w:type="gramStart"/>
+      <w:r>
+        <w:t>规</w:t>
+      </w:r>
+      <w:proofErr w:type="gramEnd"/>
+      <w:r>
+        <w:t>边界约束等。这些状态变量并非同时变化，而是根据新证据的强度与一致性进行权重调整。</w:t>
       </w:r>
     </w:p>
     <w:p>
@@ -9187,11 +10402,7 @@
         <w:ind w:firstLine="24pt"/>
       </w:pPr>
       <w:r>
-        <w:t>在更新规则上，系统以对话行为与日志数据作为新证据输入，通过置信度评估与时间衰减机制，对既有状态进行平滑更新，从而避免因短期噪声导致用户画像剧烈波动。这种建模方式与近年来长期个性化对话智能体的研究方向保持一致。相关研究如 Mem-PAL、PAL-Bench 以及 LD-Agent 框架，均</w:t>
-      </w:r>
-      <w:r>
-        <w:lastRenderedPageBreak/>
-        <w:t>表明将长期状态建模、分层记忆与模块化生成结合，是实现多会话一致性与可解释交互的可行路径。</w:t>
+        <w:t>在更新规则上，系统以对话行为与日志数据作为新证据输入，通过置信度评估与时间衰减机制，对既有状态进行平滑更新，从而避免因短期噪声导致用户画像剧烈波动。这种建模方式与近年来长期个性化对话智能体的研究方向保持一致。</w:t>
       </w:r>
     </w:p>
     <w:p>
@@ -9199,22 +10410,16 @@
         <w:ind w:firstLine="24pt"/>
       </w:pPr>
       <w:r>
-        <w:t>因此，本文提出的</w:t>
-      </w:r>
-      <w:r>
-        <w:rPr>
-          <w:rFonts w:hint="eastAsia"/>
-        </w:rPr>
-        <w:t>多层次记忆</w:t>
-      </w:r>
-      <w:r>
-        <w:rPr>
-          <w:rFonts w:hint="eastAsia"/>
-        </w:rPr>
-        <w:t>结</w:t>
-      </w:r>
-      <w:r>
-        <w:t>构，并非工程层面的经验设计，而是有明确理论基础与可验证研究路径支撑的动态认知建模方案，为后续一致性决策与系统实现提供了稳固的理论基础。</w:t>
+        <w:t>因此，本文</w:t>
+      </w:r>
+      <w:r>
+        <w:rPr>
+          <w:rFonts w:hint="eastAsia"/>
+        </w:rPr>
+        <w:t>基于</w:t>
+      </w:r>
+      <w:r>
+        <w:t>明确理论基础与可验证研究路径支撑的动态认知建模方案，为后续一致性决策与系统实现提供了稳固的理论基础。</w:t>
       </w:r>
     </w:p>
     <w:p>
@@ -9228,13 +10433,21 @@
         <w:rPr>
           <w:rFonts w:hint="eastAsia"/>
         </w:rPr>
-        <w:t xml:space="preserve">3.2 </w:t>
-      </w:r>
-      <w:r>
-        <w:rPr>
-          <w:rFonts w:hint="eastAsia"/>
-        </w:rPr>
-        <w:t>智能投顾中的决策一致</w:t>
+        <w:t>智能</w:t>
+      </w:r>
+      <w:proofErr w:type="gramStart"/>
+      <w:r>
+        <w:rPr>
+          <w:rFonts w:hint="eastAsia"/>
+        </w:rPr>
+        <w:t>投顾中</w:t>
+      </w:r>
+      <w:proofErr w:type="gramEnd"/>
+      <w:r>
+        <w:rPr>
+          <w:rFonts w:hint="eastAsia"/>
+        </w:rPr>
+        <w:t>的决策一致</w:t>
       </w:r>
       <w:bookmarkEnd w:id="31"/>
       <w:bookmarkEnd w:id="32"/>
@@ -9244,7 +10457,24 @@
         <w:ind w:firstLine="24pt"/>
       </w:pPr>
       <w:r>
-        <w:t>在证券投资咨询场景中，智能投顾不仅需要具备对金融信息的理解与生成能力，更需要在长期交互过程中保持稳定、连贯且可预期的决策表现。本文将这种跨时间、跨情境维持稳定输出逻辑的能力概括为“决策一致性（decision consistency）”。决策一致性并非简单意义上的“前后回答不矛盾”，而是指智能投顾在多轮对话中，能够在语义表达、偏好遵循、推理路径以及合规边界等方面形成持续、统一的决策逻辑。这一能力直接关系到用户对系统的信任程度、建议采纳意愿以及金融服务场景中的合规安全性，是衡量智能投顾系统成熟度的重要标准。</w:t>
+        <w:lastRenderedPageBreak/>
+        <w:t>在证券投资咨询场景中，智能投顾不仅需要具备对金融信息的理解与生成能力，更需要在长期交互过程中保持稳定、连贯且可预期的决策表现。本文将这种跨时间、跨情境维持稳定输出逻辑的能力概括为决策一致性。决策一致性并非简单意义上的前后回答不矛盾，而是指</w:t>
+      </w:r>
+      <w:proofErr w:type="gramStart"/>
+      <w:r>
+        <w:t>智能投顾在</w:t>
+      </w:r>
+      <w:proofErr w:type="gramEnd"/>
+      <w:r>
+        <w:t>多轮对话中，能够在语义表达、偏好遵循、推理路径以及合</w:t>
+      </w:r>
+      <w:proofErr w:type="gramStart"/>
+      <w:r>
+        <w:t>规</w:t>
+      </w:r>
+      <w:proofErr w:type="gramEnd"/>
+      <w:r>
+        <w:t>边界等方面形成持续、统一的决策逻辑。这一能力直接关系到用户对系统的信任程度、建议采纳意愿以及金融服务场景中的合规安全性，是衡量智能投顾系统成熟度的重要标准。</w:t>
       </w:r>
     </w:p>
     <w:p>
@@ -9255,9 +10485,6 @@
       <w:bookmarkStart w:id="33" w:name="_Toc223096612"/>
       <w:bookmarkStart w:id="34" w:name="_Toc223097040"/>
       <w:r>
-        <w:t xml:space="preserve">3.2.1 </w:t>
-      </w:r>
-      <w:r>
         <w:t>决策一致性的内涵与维度界定</w:t>
       </w:r>
       <w:bookmarkEnd w:id="33"/>
@@ -9268,7 +10495,23 @@
         <w:ind w:firstLine="24pt"/>
       </w:pPr>
       <w:r>
-        <w:t>从动态认知决策的视角来看，智能投顾中的决策一致性是一种综合性系统属性，其核心在于系统是否能够在长期交互中维持对用户认知状态和决策边界的稳定理解。首先，在语义层面，一致性体现为系统在相同或高度相似的前提条件下，能够给出逻辑自洽、不相互冲突的回答。这种语义一致性要求系统正确理解当前问题与历史语境之间的关系，避免因上下文截断或记忆遗漏而导致结论前后矛盾。</w:t>
+        <w:t>从动态认知决策的视角来看，智能</w:t>
+      </w:r>
+      <w:proofErr w:type="gramStart"/>
+      <w:r>
+        <w:t>投顾中</w:t>
+      </w:r>
+      <w:proofErr w:type="gramEnd"/>
+      <w:r>
+        <w:t>的决策一致性是一种综合性系统属性，其核心在于系统是否能够在长期</w:t>
+      </w:r>
+      <w:proofErr w:type="gramStart"/>
+      <w:r>
+        <w:t>交互中</w:t>
+      </w:r>
+      <w:proofErr w:type="gramEnd"/>
+      <w:r>
+        <w:t>维持对用户认知状态和决策边界的稳定理解。在语义层面，一致性体现为系统在相同或高度相似的前提条件下，能够给出逻辑自洽、不相互冲突的回答。这种语义一致性要求系统正确理解当前问题与历史语境之间的关系，避免因上下文截断或记忆遗漏而导致结论前后矛盾。</w:t>
       </w:r>
     </w:p>
     <w:p>
@@ -9284,11 +10527,7 @@
         <w:ind w:firstLine="24pt"/>
       </w:pPr>
       <w:r>
-        <w:t>此外，在证券投资咨询中，系统是否能够保持相对稳定的决策解释框架同样至关重要。决策路径一致性强调的是系统在分析问题时所采用的比较维</w:t>
-      </w:r>
-      <w:r>
-        <w:lastRenderedPageBreak/>
-        <w:t>度、风险解释逻辑和推理结构的连续性。例如，在多轮资产配置讨论中，若系统前后采用完全不同的评估标准或忽略此前已使用的分析维度，用户将难以形成对投资逻辑的整体理解。这种路径层面的不一致，会削弱智能投顾作为“辅助决策工具”的解释价值。</w:t>
+        <w:t>此外，在证券投资咨询中，系统是否能够保持相对稳定的决策解释框架同样至关重要。决策路径一致性强调的是系统在分析问题时所采用的比较维度、风险解释逻辑和推理结构的连续性。例如，在多轮资产配置讨论中，若系统前后采用完全不同的评估标准或忽略此前已使用的分析维度，用户将难以形成对投资逻辑的整体理解。这种路径层面的不一致，会削弱智能投顾作为“辅助决策工具”的解释价值。</w:t>
       </w:r>
     </w:p>
     <w:p>
@@ -9307,9 +10546,6 @@
       <w:bookmarkStart w:id="35" w:name="_Toc223096613"/>
       <w:bookmarkStart w:id="36" w:name="_Toc223097041"/>
       <w:r>
-        <w:t xml:space="preserve">3.2.2 </w:t>
-      </w:r>
-      <w:r>
         <w:t>决策一致性对信任与采纳行为的影响</w:t>
       </w:r>
       <w:bookmarkEnd w:id="35"/>
@@ -9320,6 +10556,7 @@
         <w:ind w:firstLine="24pt"/>
       </w:pPr>
       <w:r>
+        <w:lastRenderedPageBreak/>
         <w:t>在对话式智能投顾的使用过程中，用户往往并不具备对模型内部机制的理解，其对系统的评价更多基于交互体验中的可预测性与稳定性。已有研究表明，在金融服务场景中，用户对智能投顾的信任不仅来源于信息的准确性，还高度依赖系统表现出的可靠性与一致性。对话过程中如果频繁出现判断标准变化、风险提示忽强忽弱或前后结论不一致的情况，用户容易产生不确定感，从而降低对系统建议的采纳意愿。</w:t>
       </w:r>
     </w:p>
@@ -9328,23 +10565,21 @@
         <w:ind w:firstLine="24pt"/>
       </w:pPr>
       <w:r>
-        <w:t xml:space="preserve">相关研究指出，对话式 </w:t>
-      </w:r>
-      <w:proofErr w:type="spellStart"/>
-      <w:r>
-        <w:t>robo</w:t>
-      </w:r>
-      <w:proofErr w:type="spellEnd"/>
-      <w:r>
-        <w:t xml:space="preserve">-advisor 在一定程度上扮演了“信任代理”的角色，其输出风格和决策稳定性会直接影响用户对金融机构整体形象的认知（如 Conversational </w:t>
-      </w:r>
-      <w:proofErr w:type="spellStart"/>
-      <w:r>
-        <w:t>robo</w:t>
-      </w:r>
-      <w:proofErr w:type="spellEnd"/>
-      <w:r>
-        <w:t>-advisors and trust 的相关研究结论）。在这一背景下，决策一致性成为连接“系统能力”与“用户信任”的关键中介变量。系统越能够在长期交互中保持稳定的判断逻辑和风险立场，用户越容易形成对其专业性与可靠性的正向预期，从而提升持续使用意愿。</w:t>
+        <w:t>对话式</w:t>
+      </w:r>
+      <w:proofErr w:type="gramStart"/>
+      <w:r>
+        <w:rPr>
+          <w:rFonts w:hint="eastAsia"/>
+        </w:rPr>
+        <w:t>智能投顾</w:t>
+      </w:r>
+      <w:r>
+        <w:t>在</w:t>
+      </w:r>
+      <w:proofErr w:type="gramEnd"/>
+      <w:r>
+        <w:t>一定程度上扮演了“信任代理”的角色，其输出风格和决策稳定性会直接影响用户对金融机构整体形象的认知。在这一背景下，决策一致性成为连接系统能力与用户信任的关键中介变量。系统越能够在长期交互中保持稳定的判断逻辑和风险立场，用户越容易形成对其专业性与可靠性的正向预期，从而提升持续使用意愿。</w:t>
       </w:r>
     </w:p>
     <w:p>
@@ -9352,7 +10587,24 @@
         <w:ind w:firstLine="24pt"/>
       </w:pPr>
       <w:r>
-        <w:t>从采纳行为的角度来看，一致性不足的智能投顾往往会增加用户的认知负担。用户需要不断重新判断系统是否“还记得自己”“是否改变了立场”，这在高风险、高复杂度的证券投资场景中尤为不利。相反，具备良好一致性的系统能够降低用户反复校验信息的成本，使其更专注于理解投资逻辑本身，从而提高决策辅助的实际效果。</w:t>
+        <w:t>从采纳行为的角度来看，一致性不足的智能投顾往往会增加用户的认知负担。用户需要不断重新判断系统是否还记得自己</w:t>
+      </w:r>
+      <w:r>
+        <w:rPr>
+          <w:rFonts w:hint="eastAsia"/>
+        </w:rPr>
+        <w:t>、</w:t>
+      </w:r>
+      <w:r>
+        <w:t>是否改变了立场，这在高风险、</w:t>
+      </w:r>
+      <w:proofErr w:type="gramStart"/>
+      <w:r>
+        <w:t>高复杂</w:t>
+      </w:r>
+      <w:proofErr w:type="gramEnd"/>
+      <w:r>
+        <w:t>度的证券投资场景中尤为不利。相反，具备良好一致性的系统能够降低用户反复校验信息的成本，使其更专注于理解投资逻辑本身，从而提高决策辅助的实际效果。</w:t>
       </w:r>
     </w:p>
     <w:p>
@@ -9369,15 +10621,6 @@
           <w:bCs w:val="0"/>
           <w:color w:val="000000"/>
         </w:rPr>
-        <w:t xml:space="preserve">3.2.3 </w:t>
-      </w:r>
-      <w:r>
-        <w:rPr>
-          <w:rStyle w:val="a9"/>
-          <w:b w:val="0"/>
-          <w:bCs w:val="0"/>
-          <w:color w:val="000000"/>
-        </w:rPr>
         <w:t>决策一致性的实现机制</w:t>
       </w:r>
       <w:bookmarkEnd w:id="37"/>
@@ -9386,140 +10629,143 @@
     <w:p>
       <w:pPr>
         <w:ind w:firstLine="24pt"/>
-      </w:pPr>
-      <w:r>
-        <w:t>从系统实现层面看，决策一致性并非依赖单一模块即可达成，而是需要多种机制协同作用。首先，长期记忆机制是实现一致性的基础条件。通过对用户历史对话、偏好信息和决策路径的结构化存储与检索，系统能够在每一轮推理中重新获得用户的长期认知状态，从而避免“遗忘式决策”。这一点</w:t>
-      </w:r>
-      <w:r>
+        <w:rPr>
+          <w:rFonts w:hint="eastAsia"/>
+        </w:rPr>
+      </w:pPr>
+      <w:r>
+        <w:t>从系统实现层面看，决策一致性并非依赖单一模块即可达成，而是需要多种机制协同作用。首先，长期记忆机制是实现一致性的基础条件。通过对用户历史对话、偏好信息和决策路径的结构化存储与检索，系统能够在每一轮推理中重新获得用户的长期认知状态，从而避免遗忘式决策。金融场景下的一致性还必须依赖明确的风险与合规约束。通过将风险提示模板、禁止性表达规则等制度化内容嵌入生成流程，可以有效约束模型在不同情境下的输出边界。这种约束并非削弱系统能力，而是通过规则化设计减少不确定性，使系统在面对相似风险情境时能够保持稳定、可审计的表达方式。</w:t>
+      </w:r>
+      <w:r>
+        <w:rPr>
+          <w:rFonts w:hint="eastAsia"/>
+        </w:rPr>
+        <w:t>另外，</w:t>
+      </w:r>
+      <w:r>
+        <w:t>可解释性机制在一致性保障中同样发挥着重要作用。通过保留决策过程中的关键信息来源、历史引用和推理路径，系统不仅可以在内部进行一致性校验，也为后续的合</w:t>
+      </w:r>
+      <w:proofErr w:type="gramStart"/>
+      <w:r>
+        <w:t>规</w:t>
+      </w:r>
+      <w:proofErr w:type="gramEnd"/>
+      <w:r>
+        <w:t>审计和系统优化提供依据。</w:t>
+      </w:r>
+    </w:p>
+    <w:p>
+      <w:pPr>
+        <w:pStyle w:val="11"/>
+        <w:spacing w:before="48.90pt" w:after="48.90pt"/>
+      </w:pPr>
+      <w:r>
+        <w:br w:type="page"/>
+      </w:r>
+      <w:bookmarkStart w:id="39" w:name="_Toc223096616"/>
+      <w:bookmarkStart w:id="40" w:name="_Toc223097044"/>
+      <w:r>
+        <w:rPr>
+          <w:rFonts w:hint="eastAsia"/>
+        </w:rPr>
         <w:lastRenderedPageBreak/>
-        <w:t>与认知科学中“记忆支撑决策稳定性”的观点相一致，也是本文在第4章中重点讨论</w:t>
-      </w:r>
-      <w:r>
-        <w:rPr>
-          <w:rFonts w:hint="eastAsia"/>
-        </w:rPr>
-        <w:t>长期记忆的表征与建模的原因之一。</w:t>
-      </w:r>
-    </w:p>
-    <w:p>
-      <w:pPr>
-        <w:ind w:firstLine="24pt"/>
-      </w:pPr>
-      <w:r>
-        <w:t>其次，金融场景下的一致性还必须依赖明确的风险与合规约束。通过将风险提示模板、禁止性表达规则等制度化内容嵌入生成流程，可以有效约束模型在不同情境下的输出边界。这种约束并非削弱系统能力，而是通过规则化设计减少不确定性，使系统在面对相似风险情境时能够保持稳定、可审计的表达方式。</w:t>
-      </w:r>
-    </w:p>
-    <w:p>
-      <w:pPr>
-        <w:ind w:firstLine="24pt"/>
-      </w:pPr>
-      <w:r>
-        <w:t xml:space="preserve">再次，可解释性机制在一致性保障中同样发挥着重要作用。通过保留决策过程中的关键信息来源、历史引用和推理路径，系统不仅可以在内部进行一致性校验，也为后续的合规审计和系统优化提供依据。近年来关于高风险场景下大模型幻觉治理和 guardrail 机制的研究表明，引入可追溯的推理与引用机制，有助于显著降低输出不一致和越界风险（如相关 </w:t>
-      </w:r>
-      <w:proofErr w:type="spellStart"/>
-      <w:r>
-        <w:t>arXiv</w:t>
-      </w:r>
-      <w:proofErr w:type="spellEnd"/>
-      <w:r>
-        <w:t xml:space="preserve"> 工作所指出的结论）。</w:t>
-      </w:r>
+        <w:t>系统设计</w:t>
+      </w:r>
+      <w:bookmarkEnd w:id="39"/>
+      <w:bookmarkEnd w:id="40"/>
+    </w:p>
+    <w:p>
+      <w:pPr>
+        <w:pStyle w:val="v3"/>
+        <w:spacing w:before="32.60pt" w:after="32.60pt"/>
+      </w:pPr>
+      <w:bookmarkStart w:id="41" w:name="_Toc223096617"/>
+      <w:bookmarkStart w:id="42" w:name="_Toc223097045"/>
+      <w:r>
+        <w:rPr>
+          <w:rFonts w:hint="eastAsia"/>
+        </w:rPr>
+        <w:t>长期对话记忆的表征框架与问题定义</w:t>
+      </w:r>
+      <w:bookmarkEnd w:id="41"/>
+      <w:bookmarkEnd w:id="42"/>
     </w:p>
     <w:p>
       <w:pPr>
         <w:pStyle w:val="a"/>
         <w:spacing w:before="16.30pt" w:after="16.30pt"/>
       </w:pPr>
-      <w:bookmarkStart w:id="39" w:name="_Toc223096615"/>
-      <w:bookmarkStart w:id="40" w:name="_Toc223097043"/>
-      <w:r>
-        <w:t xml:space="preserve">3.2.4 </w:t>
-      </w:r>
-      <w:r>
-        <w:t>决策一致性的评估与度量</w:t>
-      </w:r>
-      <w:bookmarkEnd w:id="39"/>
-      <w:bookmarkEnd w:id="40"/>
-    </w:p>
-    <w:p>
-      <w:pPr>
-        <w:ind w:firstLine="24pt"/>
-      </w:pPr>
-      <w:r>
-        <w:t>为了在后续实验章节中对决策一致性进行系统验证，有必要将这一概念转化为可度量的评价指标。总体而言，一致性评估可从内容一致性、合规一致性和决策有效性三个层面展开。通过分析多轮对话中系统输出的矛盾情况、对既有偏好的遵循程度以及决策解释框架的复用情况，可以对系统的内在稳定性进行量化评估。同时，结合风险提示覆盖率和越界表述比例等指标，可以检验系统在监管维度上的一致性表现。</w:t>
-      </w:r>
-    </w:p>
-    <w:p>
-      <w:pPr>
-        <w:ind w:firstLine="24pt"/>
-      </w:pPr>
-      <w:r>
-        <w:t>在此基础上，引入</w:t>
-      </w:r>
-      <w:r>
-        <w:rPr>
-          <w:rFonts w:hint="eastAsia"/>
-        </w:rPr>
-        <w:t>表示用户体验方面的指标</w:t>
-      </w:r>
-      <w:r>
-        <w:rPr>
-          <w:rFonts w:hint="eastAsia"/>
-        </w:rPr>
-        <w:t>，</w:t>
-      </w:r>
-      <w:r>
-        <w:t>如对透明度、可信度和解释清晰度的评分，有助于从用户体验视角验证一致性机制的实际效果。这一评估思路也为第6章实验设计提供了清晰的指标口径，使得“决策一致性”不再停留于概念层面，而成为可验证、可对比的系统性能指标。</w:t>
-      </w:r>
-    </w:p>
-    <w:p>
-      <w:pPr>
-        <w:pStyle w:val="11"/>
-        <w:spacing w:before="48.90pt" w:after="48.90pt"/>
-      </w:pPr>
-      <w:r>
-        <w:br w:type="page"/>
-      </w:r>
-      <w:bookmarkStart w:id="41" w:name="_Toc223096616"/>
-      <w:bookmarkStart w:id="42" w:name="_Toc223097044"/>
-      <w:r>
-        <w:rPr>
-          <w:rFonts w:hint="eastAsia"/>
-        </w:rPr>
-        <w:lastRenderedPageBreak/>
-        <w:t>系统设计</w:t>
-      </w:r>
-      <w:bookmarkEnd w:id="41"/>
-      <w:bookmarkEnd w:id="42"/>
-    </w:p>
-    <w:p>
-      <w:pPr>
-        <w:pStyle w:val="v3"/>
-        <w:spacing w:before="32.60pt" w:after="32.60pt"/>
-      </w:pPr>
-      <w:bookmarkStart w:id="43" w:name="_Toc223096617"/>
-      <w:bookmarkStart w:id="44" w:name="_Toc223097045"/>
-      <w:r>
-        <w:rPr>
-          <w:rFonts w:hint="eastAsia"/>
-        </w:rPr>
-        <w:t>长期对话记忆的表征框架与问题定义</w:t>
+      <w:bookmarkStart w:id="43" w:name="_Toc223096618"/>
+      <w:bookmarkStart w:id="44" w:name="_Toc223097046"/>
+      <w:r>
+        <w:rPr>
+          <w:rFonts w:hint="eastAsia"/>
+        </w:rPr>
+        <w:t>多轮对话中的长期记忆需求与任务特征</w:t>
       </w:r>
       <w:bookmarkEnd w:id="43"/>
       <w:bookmarkEnd w:id="44"/>
     </w:p>
     <w:p>
       <w:pPr>
+        <w:ind w:firstLine="24pt"/>
+      </w:pPr>
+      <w:r>
+        <w:rPr>
+          <w:rFonts w:hint="eastAsia"/>
+        </w:rPr>
+        <w:t>在多轮对话</w:t>
+      </w:r>
+      <w:r>
+        <w:t>交互</w:t>
+      </w:r>
+      <w:r>
+        <w:rPr>
+          <w:rFonts w:hint="eastAsia"/>
+        </w:rPr>
+        <w:t>过程中，往往存在</w:t>
+      </w:r>
+      <w:r>
+        <w:t>强上下文依赖与语义连续的模式。系统要在多轮交互中稳定理解用户意图并生成连贯回应，依赖</w:t>
+      </w:r>
+      <w:r>
+        <w:rPr>
+          <w:rFonts w:hint="eastAsia"/>
+        </w:rPr>
+        <w:t>于系统机制</w:t>
+      </w:r>
+      <w:r>
+        <w:t>对历史对话内容进行动态存储、管理与检索，从而支持用户意图建模、个性化生成、任务轨迹跟踪与信息补全等关键能力。</w:t>
+      </w:r>
+    </w:p>
+    <w:p>
+      <w:pPr>
+        <w:ind w:firstLine="24pt"/>
+      </w:pPr>
+      <w:r>
+        <w:t>在多轮对话的记忆建模中，核心挑战在于跨轮次语义关联的刻画与调用：用户在早期轮次提出的实体、约束或目标，可能在后续轮次被省略、代指或以隐含方式延续。尤其当对话发生主题迁移时，系统既要避免将无关历史引入当前推理，又要能在迁移后仍准确绑定先前讨论对象，维持上下文一致与语义连贯。</w:t>
+      </w:r>
+    </w:p>
+    <w:p>
+      <w:pPr>
+        <w:ind w:firstLine="24pt"/>
+      </w:pPr>
+      <w:r>
+        <w:t>从信息检索视角看，多轮对话的长期记忆并非简单“保留全部历史”，而是面向当前轮次需求，构建可被准确召回、能为理解与生成提供有效支撑的历史信息表示。因此，本章关注的“长期对话记忆表征”，本质上是面向对话检索与语义理解任务的表示学习问题：在长序列、多噪声、强依赖的对话历史中，如何形成既具判别性又能显式承载跨轮次语义链条的记忆单元。</w:t>
+      </w:r>
+    </w:p>
+    <w:p>
+      <w:pPr>
         <w:pStyle w:val="a"/>
         <w:spacing w:before="16.30pt" w:after="16.30pt"/>
       </w:pPr>
-      <w:bookmarkStart w:id="45" w:name="_Toc223096618"/>
-      <w:bookmarkStart w:id="46" w:name="_Toc223097046"/>
-      <w:r>
-        <w:rPr>
-          <w:rFonts w:hint="eastAsia"/>
-        </w:rPr>
-        <w:t>多轮对话中的长期记忆需求与任务特征</w:t>
+      <w:bookmarkStart w:id="45" w:name="_Toc223096619"/>
+      <w:bookmarkStart w:id="46" w:name="_Toc223097047"/>
+      <w:r>
+        <w:rPr>
+          <w:rFonts w:hint="eastAsia"/>
+        </w:rPr>
+        <w:t>传统表征范式的局限与关键问题定义</w:t>
       </w:r>
       <w:bookmarkEnd w:id="45"/>
       <w:bookmarkEnd w:id="46"/>
@@ -9529,31 +10775,110 @@
         <w:ind w:firstLine="24pt"/>
       </w:pPr>
       <w:r>
-        <w:rPr>
-          <w:rFonts w:hint="eastAsia"/>
-        </w:rPr>
-        <w:t>在多轮对话</w:t>
-      </w:r>
-      <w:r>
-        <w:t>交互</w:t>
-      </w:r>
-      <w:r>
-        <w:rPr>
-          <w:rFonts w:hint="eastAsia"/>
-        </w:rPr>
-        <w:t>过程中，往往存在</w:t>
-      </w:r>
-      <w:r>
-        <w:t>强上下文依赖与语义连续的模式。系统要在多轮交互中稳定理解用户意图并生成连贯回应，依赖</w:t>
-      </w:r>
-      <w:r>
-        <w:rPr>
-          <w:rFonts w:hint="eastAsia"/>
-        </w:rPr>
-        <w:t>于系统机制</w:t>
-      </w:r>
-      <w:r>
-        <w:t>对历史对话内容进行动态存储、管理与检索，从而支持用户意图建模、个性化生成、任务轨迹跟踪与信息补全等关键能力。</w:t>
+        <w:t>现有多轮对话记忆系统与检索系统中，常见做法可归纳为两类：其一是固定窗口拼接，将最近若干轮对话作为上下文输入或作为嵌入对象；其二是将历史对话</w:t>
+      </w:r>
+      <w:r>
+        <w:rPr>
+          <w:rFonts w:hint="eastAsia"/>
+        </w:rPr>
+        <w:t>单轮</w:t>
+      </w:r>
+      <w:r>
+        <w:t>进行独立嵌入并存入向量库，后续通过相似度检索召回相关历史。尽管上述方法在工程上易于实现，但在多轮对话的长期记忆场景中容易引发</w:t>
+      </w:r>
+      <w:r>
+        <w:rPr>
+          <w:rFonts w:hint="eastAsia"/>
+        </w:rPr>
+        <w:t>多类问题</w:t>
+      </w:r>
+      <w:r>
+        <w:t>，进而影响检索准确性与生成一致性。</w:t>
+      </w:r>
+      <w:r>
+        <w:rPr>
+          <w:rFonts w:hint="eastAsia"/>
+        </w:rPr>
+        <w:t>本文基于</w:t>
+      </w:r>
+      <w:proofErr w:type="spellStart"/>
+      <w:r>
+        <w:rPr>
+          <w:rFonts w:hint="eastAsia"/>
+        </w:rPr>
+        <w:lastRenderedPageBreak/>
+        <w:t>LoCoMo</w:t>
+      </w:r>
+      <w:proofErr w:type="spellEnd"/>
+      <w:r>
+        <w:rPr>
+          <w:rFonts w:hint="eastAsia"/>
+        </w:rPr>
+        <w:t>[</w:t>
+      </w:r>
+      <w:r>
+        <w:rPr>
+          <w:rFonts w:hint="eastAsia"/>
+        </w:rPr>
+        <w:t>cite</w:t>
+      </w:r>
+      <w:r>
+        <w:rPr>
+          <w:rFonts w:hint="eastAsia"/>
+        </w:rPr>
+        <w:t>]数据集进行了分析，</w:t>
+      </w:r>
+      <w:proofErr w:type="spellStart"/>
+      <w:r>
+        <w:rPr>
+          <w:rFonts w:hint="eastAsia"/>
+        </w:rPr>
+        <w:t>LoCoMo</w:t>
+      </w:r>
+      <w:proofErr w:type="spellEnd"/>
+      <w:r>
+        <w:rPr>
+          <w:rFonts w:hint="eastAsia"/>
+        </w:rPr>
+        <w:t>数据集是一个通用对话的多轮对话数据集。通过对该对话的逐例</w:t>
+      </w:r>
+      <w:r>
+        <w:rPr>
+          <w:rFonts w:hint="eastAsia"/>
+        </w:rPr>
+        <w:t>探查</w:t>
+      </w:r>
+      <w:r>
+        <w:rPr>
+          <w:rFonts w:hint="eastAsia"/>
+        </w:rPr>
+        <w:t>，发现了</w:t>
+      </w:r>
+      <w:r>
+        <w:rPr>
+          <w:rFonts w:hint="eastAsia"/>
+        </w:rPr>
+        <w:t>传统方法存在</w:t>
+      </w:r>
+      <w:r>
+        <w:rPr>
+          <w:rFonts w:hint="eastAsia"/>
+        </w:rPr>
+        <w:t>如下三类问题：</w:t>
+      </w:r>
+    </w:p>
+    <w:p>
+      <w:pPr>
+        <w:ind w:firstLine="21pt"/>
+      </w:pPr>
+      <w:r>
+        <w:rPr>
+          <w:rFonts w:hint="eastAsia"/>
+        </w:rPr>
+        <w:t>（1）</w:t>
+      </w:r>
+      <w:r>
+        <w:t>信息截断</w:t>
       </w:r>
     </w:p>
     <w:p>
@@ -9561,152 +10886,9 @@
         <w:ind w:firstLine="24pt"/>
       </w:pPr>
       <w:r>
-        <w:t>在多轮对话的记忆建模中，核心挑战在于跨轮次语义关联的刻画与调用：用户在早期轮次提出的实体、约束或目标，可能在后续轮次被省略、代指或以隐含方式延续。尤其当对话发生主题迁移时，系统既要避免将无关历史引入当前推理，又要能在迁移后仍准确绑定先前讨论对象，维持上下文一致与语义连贯。</w:t>
-      </w:r>
-    </w:p>
-    <w:p>
-      <w:pPr>
-        <w:ind w:firstLine="24pt"/>
-      </w:pPr>
-      <w:r>
-        <w:t>从信息检索视角看，多轮对话的长期记忆并非简单“保留全部历史”，而是面向当前轮次需求，构建可被准确召回、能为理解与生成提供有效支撑的历史信息表示。因此，本章关注的“长期对话记忆表征”，本质上是面向对话检索与语义理解任务的表示学习问题：在长序列、多噪声、强依赖的对话历史中，如何形成既具判别性又能显式承载跨轮次语义链条的记忆单元。</w:t>
-      </w:r>
-    </w:p>
-    <w:p>
-      <w:pPr>
-        <w:pStyle w:val="a"/>
-        <w:spacing w:before="16.30pt" w:after="16.30pt"/>
-      </w:pPr>
-      <w:bookmarkStart w:id="47" w:name="_Toc223096619"/>
-      <w:bookmarkStart w:id="48" w:name="_Toc223097047"/>
-      <w:r>
-        <w:rPr>
-          <w:rFonts w:hint="eastAsia"/>
-        </w:rPr>
-        <w:t>传统表征范式的局限与关键问题定义</w:t>
-      </w:r>
-      <w:bookmarkEnd w:id="47"/>
-      <w:bookmarkEnd w:id="48"/>
-    </w:p>
-    <w:p>
-      <w:pPr>
-        <w:ind w:firstLine="24pt"/>
-      </w:pPr>
-      <w:r>
-        <w:t>现有多轮对话记忆系统与检索系统中，常见做法可归纳为两类：其一是固定窗口拼接，将最近若干轮对话作为上下文输入或作为嵌入对象；其二是将历史对话</w:t>
-      </w:r>
-      <w:r>
-        <w:rPr>
-          <w:rFonts w:hint="eastAsia"/>
-        </w:rPr>
-        <w:t>单轮</w:t>
-      </w:r>
-      <w:r>
-        <w:t>进行独立嵌入并存入向量库，后续通过相似度检索召回相关历史。尽管上述方法在工程上易于实现，但在多轮对话的长期记忆场景中容易引发</w:t>
-      </w:r>
-      <w:r>
-        <w:rPr>
-          <w:rFonts w:hint="eastAsia"/>
-        </w:rPr>
-        <w:t>多类问题</w:t>
-      </w:r>
-      <w:r>
-        <w:t>，进而影响检索准确性与生成一致性。</w:t>
-      </w:r>
-      <w:r>
-        <w:rPr>
-          <w:rFonts w:hint="eastAsia"/>
-        </w:rPr>
-        <w:t>本文基于</w:t>
-      </w:r>
-      <w:proofErr w:type="spellStart"/>
-      <w:r>
-        <w:rPr>
-          <w:rFonts w:hint="eastAsia"/>
-        </w:rPr>
-        <w:t>LoCoMo</w:t>
-      </w:r>
-      <w:proofErr w:type="spellEnd"/>
-      <w:r>
-        <w:rPr>
-          <w:rFonts w:hint="eastAsia"/>
-        </w:rPr>
-        <w:t>[</w:t>
-      </w:r>
-      <w:r>
-        <w:rPr>
-          <w:rFonts w:hint="eastAsia"/>
-        </w:rPr>
-        <w:t>cite</w:t>
-      </w:r>
-      <w:r>
-        <w:rPr>
-          <w:rFonts w:hint="eastAsia"/>
-        </w:rPr>
-        <w:t>]数据集进行了分析，</w:t>
-      </w:r>
-      <w:proofErr w:type="spellStart"/>
-      <w:r>
-        <w:rPr>
-          <w:rFonts w:hint="eastAsia"/>
-        </w:rPr>
-        <w:t>LoCoMo</w:t>
-      </w:r>
-      <w:proofErr w:type="spellEnd"/>
-      <w:r>
-        <w:rPr>
-          <w:rFonts w:hint="eastAsia"/>
-        </w:rPr>
-        <w:t>数据集是一个通用对话的多轮对话数据集。通过对该对话的逐例</w:t>
-      </w:r>
-      <w:r>
-        <w:rPr>
-          <w:rFonts w:hint="eastAsia"/>
-        </w:rPr>
-        <w:t>探查</w:t>
-      </w:r>
-      <w:r>
-        <w:rPr>
-          <w:rFonts w:hint="eastAsia"/>
-        </w:rPr>
-        <w:t>，发现了</w:t>
-      </w:r>
-      <w:r>
-        <w:rPr>
-          <w:rFonts w:hint="eastAsia"/>
-        </w:rPr>
-        <w:t>传统方法存在</w:t>
-      </w:r>
-      <w:r>
-        <w:rPr>
-          <w:rFonts w:hint="eastAsia"/>
-        </w:rPr>
-        <w:t>如下三类问题：</w:t>
-      </w:r>
-    </w:p>
-    <w:p>
-      <w:pPr>
-        <w:ind w:firstLine="21pt"/>
-      </w:pPr>
-      <w:r>
-        <w:rPr>
-          <w:rFonts w:hint="eastAsia"/>
-        </w:rPr>
-        <w:t>（1）</w:t>
-      </w:r>
-      <w:r>
-        <w:t>信息截断</w:t>
-      </w:r>
-    </w:p>
-    <w:p>
-      <w:pPr>
-        <w:ind w:firstLine="24pt"/>
-      </w:pPr>
-      <w:r>
-        <w:rPr>
-          <w:rFonts w:hint="eastAsia"/>
-        </w:rPr>
-        <w:lastRenderedPageBreak/>
+        <w:rPr>
+          <w:rFonts w:hint="eastAsia"/>
+        </w:rPr>
         <w:t>图4.1显示</w:t>
       </w:r>
       <w:r>
@@ -10121,7 +11303,11 @@
         <w:t>图4.3显示</w:t>
       </w:r>
       <w:r>
-        <w:t>多轮对话中大量关键关联并不以显式词面重叠出现，而体现在指代消解、逻辑因果、时间顺序、意图延续或情绪承接等隐式关系上。仅依赖窗口拼接或相似度匹配，往往难以在表示层面捕捉这些跨轮次语义链，从而出现历史相关但检索不到或检索到了但无法解释关联的情况。</w:t>
+        <w:t>多轮对话中大量关键关联并不以显式词面重叠出现，而体现在指代消解、逻辑因果、时间顺序、意图延续或情绪承接等隐式关系上。仅</w:t>
+      </w:r>
+      <w:r>
+        <w:lastRenderedPageBreak/>
+        <w:t>依赖窗口拼接或相似度匹配，往往难以在表示层面捕捉这些跨轮次语义链，从而出现历史相关但检索不到或检索到了但无法解释关联的情况。</w:t>
       </w:r>
     </w:p>
     <w:p>
@@ -10130,7 +11316,6 @@
         <w:ind w:firstLine="24pt"/>
       </w:pPr>
       <w:r>
-        <w:lastRenderedPageBreak/>
         <w:drawing>
           <wp:inline distT="0" distB="0" distL="0" distR="0" wp14:anchorId="68A98F31" wp14:editId="0FC821BD">
             <wp:extent cx="3679190" cy="1469390"/>
@@ -10543,24 +11728,24 @@
         <w:pStyle w:val="a"/>
         <w:spacing w:before="16.30pt" w:after="16.30pt"/>
       </w:pPr>
-      <w:bookmarkStart w:id="49" w:name="OLE_LINK2"/>
-      <w:bookmarkStart w:id="50" w:name="_Toc223096620"/>
-      <w:bookmarkStart w:id="51" w:name="_Toc223097048"/>
+      <w:bookmarkStart w:id="47" w:name="OLE_LINK2"/>
+      <w:bookmarkStart w:id="48" w:name="_Toc223096620"/>
+      <w:bookmarkStart w:id="49" w:name="_Toc223097048"/>
       <w:r>
         <w:rPr>
           <w:rFonts w:hint="eastAsia"/>
         </w:rPr>
         <w:t>动态语境感知的长期记忆表征</w:t>
       </w:r>
+      <w:bookmarkEnd w:id="47"/>
+      <w:r>
+        <w:rPr>
+          <w:rFonts w:hint="eastAsia"/>
+        </w:rPr>
+        <w:t>框架</w:t>
+      </w:r>
+      <w:bookmarkEnd w:id="48"/>
       <w:bookmarkEnd w:id="49"/>
-      <w:r>
-        <w:rPr>
-          <w:rFonts w:hint="eastAsia"/>
-        </w:rPr>
-        <w:t>框架</w:t>
-      </w:r>
-      <w:bookmarkEnd w:id="50"/>
-      <w:bookmarkEnd w:id="51"/>
     </w:p>
     <w:p>
       <w:pPr>
@@ -10591,7 +11776,11 @@
         <w:t>以</w:t>
       </w:r>
       <w:r>
-        <w:t>“当前轮次”为锚点，先动态确定最相关的历史范围，再在该范围内进行语义级精炼，最后通过生成式机制将隐式语义链条显式化，形成可长期存储与稳定检索的记忆表示。该框架由三个关键环节组成：动态窗口选择、窗口内容精炼与语境内容生成。</w:t>
+        <w:t>“当前轮次”为锚点，先动态确定最相关的历史范围，再在该范围内进行语义级精炼，最后通过生成式机制将隐式语义链条显式化，形成可长期存</w:t>
+      </w:r>
+      <w:r>
+        <w:lastRenderedPageBreak/>
+        <w:t>储与稳定检索的记忆表示。该框架由三个关键环节组成：动态窗口选择、窗口内容精炼与语境内容生成。</w:t>
       </w:r>
     </w:p>
     <w:p>
@@ -10602,7 +11791,6 @@
         <w:rPr>
           <w:rFonts w:hint="eastAsia"/>
         </w:rPr>
-        <w:lastRenderedPageBreak/>
         <w:t>（1）</w:t>
       </w:r>
       <w:r>
@@ -10824,12 +12012,13 @@
         <w:pStyle w:val="v3"/>
         <w:spacing w:before="32.60pt" w:after="32.60pt"/>
       </w:pPr>
-      <w:bookmarkStart w:id="52" w:name="_Toc223096621"/>
-      <w:bookmarkStart w:id="53" w:name="_Toc223097049"/>
-      <w:r>
-        <w:rPr>
-          <w:rFonts w:hint="eastAsia"/>
-        </w:rPr>
+      <w:bookmarkStart w:id="50" w:name="_Toc223096621"/>
+      <w:bookmarkStart w:id="51" w:name="_Toc223097049"/>
+      <w:r>
+        <w:rPr>
+          <w:rFonts w:hint="eastAsia"/>
+        </w:rPr>
+        <w:lastRenderedPageBreak/>
         <w:t>基于动态语境感知的长期对话记忆表征</w:t>
       </w:r>
       <w:r>
@@ -10837,57 +12026,124 @@
           <w:rFonts w:hint="eastAsia"/>
         </w:rPr>
         <w:t>设计</w:t>
+      </w:r>
+      <w:bookmarkEnd w:id="50"/>
+      <w:bookmarkEnd w:id="51"/>
+    </w:p>
+    <w:p>
+      <w:pPr>
+        <w:pStyle w:val="a"/>
+        <w:spacing w:before="16.30pt" w:after="16.30pt"/>
+      </w:pPr>
+      <w:bookmarkStart w:id="52" w:name="_Toc223096622"/>
+      <w:bookmarkStart w:id="53" w:name="_Toc223097050"/>
+      <w:r>
+        <w:rPr>
+          <w:rFonts w:hint="eastAsia"/>
+        </w:rPr>
+        <w:t>动态窗口选择机制</w:t>
       </w:r>
       <w:bookmarkEnd w:id="52"/>
       <w:bookmarkEnd w:id="53"/>
     </w:p>
     <w:p>
       <w:pPr>
+        <w:ind w:firstLine="24pt"/>
+      </w:pPr>
+      <w:r>
+        <w:t>固定窗口策略通常以“最近若干轮对话”或“固定长度文本”为边界来构建上下文，这种做法隐含假设不同轮次对历史信息的依赖程度相同。然而在真实多轮对话中，这一假设往往并不成立：有些轮次高度依赖早期信息（例如实体首次出现、约束条件设定或关键决策节点），而有些轮次几乎可以独立理解。固定窗口无法根据语义需求动态调整历史范围，容易导致关键信息被截断，或将大量与当前轮次无关的内容引入上下文，从而影响后续表征质量。</w:t>
+      </w:r>
+    </w:p>
+    <w:p>
+      <w:pPr>
+        <w:ind w:firstLine="24pt"/>
+      </w:pPr>
+      <w:r>
+        <w:t>动态窗口选择机制以当前轮次对话内容为核心，根据其语义特征推断所需的历史范围。在给定一个允许的最大历史窗口后，系统不再简单地向前截取固定长度内容，而是尝试确定一个最早仍能为当前轮次理解提供语义支撑的历史边界。通过这种方式，历史对话的选取不再受静态规则限制，而是与当前语义需求直接关联，从而在长对话中更合理地平衡信息完整性与冗余控制。</w:t>
+      </w:r>
+    </w:p>
+    <w:p>
+      <w:pPr>
+        <w:ind w:firstLine="24pt"/>
+      </w:pPr>
+      <w:r>
+        <w:t>在具体判定过程中，窗口选择主要依赖对语义连续性、主题一致性、指代与引用关系以及逻辑相关性的综合判断。语义连续性要求窗口内历史内容与当前轮次在语义上存在明确关联；主题一致性强调窗口应围绕当前讨论主题展开，避免多主题混杂；指代与引用关系关注当前轮次中省略或代指内容是否能够在窗口内找到清晰来源；逻辑相关性则要求窗口覆盖形成当前判断或问题背景的关键推理链条。通过这些原则，动态窗口选择能够更有针对性地确定“哪些历史值得被纳入记忆候选范围”。</w:t>
+      </w:r>
+    </w:p>
+    <w:p>
+      <w:pPr>
+        <w:ind w:firstLine="24pt"/>
+      </w:pPr>
+      <w:r>
+        <w:t>由于窗口边界推断通常由大语言模型完成，其输出可能存在一定不确定性。为保证整体系统的稳定性，可以引入多次推理与回退机制：对同一对话实例进行多次窗口推断，并基于出现频次或置信度进行选择；当模型无法给出稳定判断时，则回退到固定窗口策略作为保底方案。该机制在不显著增加复杂度的前提下，提高了动态窗口选择在实际应用中的可靠性。</w:t>
+      </w:r>
+    </w:p>
+    <w:p>
+      <w:pPr>
         <w:pStyle w:val="a"/>
         <w:spacing w:before="16.30pt" w:after="16.30pt"/>
       </w:pPr>
-      <w:bookmarkStart w:id="54" w:name="_Toc223096622"/>
-      <w:bookmarkStart w:id="55" w:name="_Toc223097050"/>
-      <w:r>
-        <w:rPr>
-          <w:rFonts w:hint="eastAsia"/>
-        </w:rPr>
-        <w:lastRenderedPageBreak/>
-        <w:t>动态窗口选择机制</w:t>
+      <w:bookmarkStart w:id="54" w:name="_Toc223096623"/>
+      <w:bookmarkStart w:id="55" w:name="_Toc223097051"/>
+      <w:r>
+        <w:rPr>
+          <w:rFonts w:hint="eastAsia"/>
+        </w:rPr>
+        <w:t>窗口内容精炼与噪声抑制方法</w:t>
       </w:r>
       <w:bookmarkEnd w:id="54"/>
       <w:bookmarkEnd w:id="55"/>
     </w:p>
     <w:p>
       <w:pPr>
+        <w:pStyle w:val="aa"/>
         <w:ind w:firstLine="24pt"/>
       </w:pPr>
       <w:r>
-        <w:t>固定窗口策略通常以“最近若干轮对话”或“固定长度文本”为边界来构建上下文，这种做法隐含假设不同轮次对历史信息的依赖程度相同。然而在真实多轮对话中，这一假设往往并不成立：有些轮次高度依赖早期信息（例如实体首次出现、约束条件设定或关键决策节点），而有些轮次几乎可以独立理解。固定窗口无法根据语义需求动态调整历史范围，容易导致关键信息被截断，或将大量与当前轮次无关的内容引入上下文，从而影响后续表征质量。</w:t>
-      </w:r>
-    </w:p>
-    <w:p>
-      <w:pPr>
+        <w:t>动态窗口选择解决了历史范围自适应的问题，但即使在合理确定的窗口内，仍可能包含与当前轮次弱相关或无关的内容。例如，同一主题下的支线</w:t>
+      </w:r>
+      <w:r>
+        <w:lastRenderedPageBreak/>
+        <w:t>讨论、阶段性插话或与当前语义目标关系较弱的细节信息，都会降低上下文的信噪比。如果不加区分地将这些内容全部用于后续表征，容易使嵌入表示被冗余语义稀释，从而影响检索与生成效果。</w:t>
+      </w:r>
+    </w:p>
+    <w:p>
+      <w:pPr>
+        <w:pStyle w:val="aa"/>
         <w:ind w:firstLine="24pt"/>
       </w:pPr>
       <w:r>
-        <w:t>动态窗口选择机制以当前轮次对话内容为核心，根据其语义特征推断所需的历史范围。在给定一个允许的最大历史窗口后，系统不再简单地向前截取固定长度内容，而是尝试确定一个最早仍能为当前轮次理解提供语义支撑的历史边界。通过这种方式，历史对话的选取不再受静态规则限制，而是与当前语义需求直接关联，从而在长对话中更合理地平衡信息完整性与冗余控制。</w:t>
-      </w:r>
-    </w:p>
-    <w:p>
-      <w:pPr>
+        <w:t>为进一步提升候选历史内容的质量，在动态窗口基础上引入窗口内容精炼机制。该机制以当前轮次为参照，对窗口内的历史发言逐一进行语义相关度评估，仅保留与当前语义目标具有较高相关性的对话片段。通过语义层面的过滤，精炼后的上下文更加集中于对当前轮次真正有支持价值的信息，从而减少无关内容带来的干扰。</w:t>
+      </w:r>
+    </w:p>
+    <w:p>
+      <w:pPr>
+        <w:pStyle w:val="aa"/>
         <w:ind w:firstLine="24pt"/>
       </w:pPr>
       <w:r>
-        <w:t>在具体判定过程中，窗口选择主要依赖对语义连续性、主题一致性、指代与引用关系以及逻辑相关性的综合判断。语义连续性要求窗口内历史内容与当前轮次在语义上存在明确关联；主题一致性强调窗口应围绕当前讨论主题展开，避免多主题混杂；指代与引用关系关注当前轮次中省略或代指内容是否能够在窗口内找到清晰来源；逻辑相关性则要求窗口覆盖形成当前判断或问题背景的关键推理链条。通过这些原则，动态窗口选择能够更有针对性地确定“哪些历史值得被纳入记忆候选范围”。</w:t>
-      </w:r>
-    </w:p>
-    <w:p>
-      <w:pPr>
+        <w:t>经过精炼后的对话记忆通常呈现出两个显著特征。一方面，历史内容的信噪比明显提升，避免了</w:t>
+      </w:r>
+      <w:r>
+        <w:t>“</w:t>
+      </w:r>
+      <w:r>
+        <w:t>窗口越大、效果越差</w:t>
+      </w:r>
+      <w:r>
+        <w:t>”</w:t>
+      </w:r>
+      <w:r>
+        <w:t>的问题，使后续表征更加稳定。另一方面，精炼过程具备较强的可解释性：每一条被保留的历史内容都可以通过其与当前轮次的语义相关性进行说明，这为系统调试、效果分析以及高风险场景下的审计提供了基础。</w:t>
+      </w:r>
+    </w:p>
+    <w:p>
+      <w:pPr>
+        <w:pStyle w:val="aa"/>
         <w:ind w:firstLine="24pt"/>
       </w:pPr>
       <w:r>
-        <w:t>由于窗口边界推断通常由大语言模型完成，其输出可能存在一定不确定性。为保证整体系统的稳定性，可以引入多次推理与回退机制：对同一对话实例进行多次窗口推断，并基于出现频次或置信度进行选择；当模型无法给出稳定判断时，则回退到固定窗口策略作为保底方案。该机制在不显著增加复杂度的前提下，提高了动态窗口选择在实际应用中的可靠性。</w:t>
+        <w:t>在证券投资咨询等对一致性与可控性要求较高的应用场景中，该精炼机制具有良好的适配性。投资对话中往往同时包含关键信息与大量非核心表达，通过精炼机制可以突出风险约束、偏好设定与决策背景等高价值信息，同时抑制闲聊或无关内容对记忆表征的干扰，从而更好地支撑后续一致性分析与生成。</w:t>
       </w:r>
     </w:p>
     <w:p>
@@ -10895,88 +12151,91 @@
         <w:pStyle w:val="a"/>
         <w:spacing w:before="16.30pt" w:after="16.30pt"/>
       </w:pPr>
-      <w:bookmarkStart w:id="56" w:name="_Toc223096623"/>
-      <w:bookmarkStart w:id="57" w:name="_Toc223097051"/>
-      <w:r>
-        <w:rPr>
-          <w:rFonts w:hint="eastAsia"/>
-        </w:rPr>
-        <w:t>窗口内容精炼与噪声抑制方法</w:t>
+      <w:bookmarkStart w:id="56" w:name="_Toc223096624"/>
+      <w:bookmarkStart w:id="57" w:name="_Toc223097052"/>
+      <w:r>
+        <w:t>语境内容生成与隐式语义显式化</w:t>
       </w:r>
       <w:bookmarkEnd w:id="56"/>
       <w:bookmarkEnd w:id="57"/>
     </w:p>
     <w:p>
       <w:pPr>
-        <w:pStyle w:val="aa"/>
         <w:ind w:firstLine="24pt"/>
       </w:pPr>
       <w:r>
-        <w:t>动态窗口选择解决了历史范围自适应的问题，但即使在合理确定的窗口内，仍可能包含与当前轮次弱相关或无关的内容。例如，同一主题下的支线讨论、阶段性插话或与当前语义目标关系较弱的细节信息，都会降低上下文的信噪比。如果不加区分地将这些内容全部用于后续表征，容易使嵌入表示被冗余语义稀释，从而影响检索与生成效果。</w:t>
-      </w:r>
-    </w:p>
-    <w:p>
-      <w:pPr>
-        <w:pStyle w:val="aa"/>
+        <w:t>多轮对话中，大量关键语义关联并非通过显式词面重复体现，而是隐含在指代、省略、因果关系以及态度延续之中。这类隐式语义在原始对话文本中往往难以被直接捕捉，即便相关历史已被正确选入窗口并通过精炼保留下来，其与当前轮次之间的联系仍可能不够清晰，从而影响嵌入表示的判别性与可检索性。</w:t>
+      </w:r>
+    </w:p>
+    <w:p>
+      <w:pPr>
         <w:ind w:firstLine="24pt"/>
       </w:pPr>
       <w:r>
-        <w:t>为进一步提升候选历史内容的质量，在动态窗口基础上引入窗口内容精</w:t>
+        <w:t>为解决这一问题，</w:t>
+      </w:r>
+      <w:r>
+        <w:rPr>
+          <w:rFonts w:hint="eastAsia"/>
+        </w:rPr>
+        <w:t>本文</w:t>
+      </w:r>
+      <w:r>
+        <w:t>在精炼后的历史窗口基础上引入语境内容生成机制。该机制利用大语言模型，根据当前轮次与精炼历史生成一段任务导向的自然语言语境说明，用于显式揭示二者之间的语义联系。生成的语境并非简单复述历史内容，而是围绕当前轮次需求，对关键指代关系、逻辑背景或意图延续进行补充说明，使跨轮次的隐式语义关系在文本层面得到显性表达。</w:t>
+      </w:r>
+    </w:p>
+    <w:p>
+      <w:pPr>
+        <w:ind w:firstLine="24pt"/>
+      </w:pPr>
+      <w:r>
+        <w:t>在实际应用中，语境内容生成通常围绕三类语义增强方向展开。一类是指代消解，通过明确指出当前轮次中代词或省略内容所对应的具体实体或事件，补全实体链条；第二类是决策逻辑补全，将历史条件、先前结论与当前问题之间的因果或对比关系进行概括，使推理脉络更加清晰；第三类是风险</w:t>
       </w:r>
       <w:r>
         <w:lastRenderedPageBreak/>
-        <w:t>炼机制。该机制以当前轮次为参照，对窗口内的历史发言逐一进行语义相关度评估，仅保留与当前语义目标具有较高相关性的对话片段。通过语义层面的过滤，精炼后的上下文更加集中于对当前轮次真正有支持价值的信息，从而减少无关内容带来的干扰。</w:t>
-      </w:r>
-    </w:p>
-    <w:p>
-      <w:pPr>
-        <w:pStyle w:val="aa"/>
+        <w:t>与情绪延续，通过总结对话参与者在先前轮次中体现的态度或倾向，并说明其对当前意图的影响，从而增强对“软语义信息”的建模能力。</w:t>
+      </w:r>
+    </w:p>
+    <w:p>
+      <w:pPr>
         <w:ind w:firstLine="24pt"/>
       </w:pPr>
       <w:r>
-        <w:t>经过精炼后的对话记忆通常呈现出两个显著特征。一方面，历史内容的信噪比明显提升，避免了</w:t>
-      </w:r>
-      <w:r>
-        <w:t>“</w:t>
-      </w:r>
-      <w:r>
-        <w:t>窗口越大、效果越差</w:t>
-      </w:r>
-      <w:r>
-        <w:t>”</w:t>
-      </w:r>
-      <w:r>
-        <w:t>的问题，使后续表征更加稳定。另一方面，精炼过程具备较强的可解释性：每一条被保留的历史内容都可以通过其与当前轮次的语义相关性进行说明，这为系统调试、效果分析以及高风险场景下的审计提供了基础。</w:t>
-      </w:r>
-    </w:p>
-    <w:p>
-      <w:pPr>
-        <w:pStyle w:val="aa"/>
-        <w:ind w:firstLine="24pt"/>
-      </w:pPr>
-      <w:r>
-        <w:t>在证券投资咨询等对一致性与可控性要求较高的应用场景中，该精炼机制具有良好的适配性。投资对话中往往同时包含关键信息与大量非核心表达，通过精炼机制可以突出风险约束、偏好设定与决策背景等高价值信息，同时抑制闲聊或无关内容对记忆表征的干扰，从而更好地支撑后续一致性分析与生成。</w:t>
-      </w:r>
+        <w:t>通过引入语境生成，最终用于嵌入的文本表示不仅包含当前轮次内容，还融合了显式化的语义桥梁。这种增强后的记忆表示在相同嵌入模型下，能够更好地对齐相关查询，缓解“语义相关但词面不相似”的检索盲区，为后续长期记忆存储、检索与一致性生成提供更加稳健的语义基础。</w:t>
+      </w:r>
+    </w:p>
+    <w:p>
+      <w:pPr>
+        <w:pStyle w:val="v3"/>
+        <w:spacing w:before="32.60pt" w:after="32.60pt"/>
+      </w:pPr>
+      <w:bookmarkStart w:id="58" w:name="_Toc223096625"/>
+      <w:bookmarkStart w:id="59" w:name="_Toc223097053"/>
+      <w:r>
+        <w:t>长期对话记忆的嵌入与检索机制</w:t>
+      </w:r>
+      <w:bookmarkEnd w:id="58"/>
+      <w:bookmarkEnd w:id="59"/>
     </w:p>
     <w:p>
       <w:pPr>
         <w:pStyle w:val="a"/>
         <w:spacing w:before="16.30pt" w:after="16.30pt"/>
       </w:pPr>
-      <w:bookmarkStart w:id="58" w:name="_Toc223096624"/>
-      <w:bookmarkStart w:id="59" w:name="_Toc223097052"/>
-      <w:r>
-        <w:t>语境内容生成与隐式语义显式化</w:t>
-      </w:r>
-      <w:bookmarkEnd w:id="58"/>
-      <w:bookmarkEnd w:id="59"/>
+      <w:bookmarkStart w:id="60" w:name="_Toc223096626"/>
+      <w:bookmarkStart w:id="61" w:name="_Toc223097054"/>
+      <w:r>
+        <w:t>记忆表示与嵌入构建方式</w:t>
+      </w:r>
+      <w:bookmarkEnd w:id="60"/>
+      <w:bookmarkEnd w:id="61"/>
     </w:p>
     <w:p>
       <w:pPr>
         <w:ind w:firstLine="24pt"/>
       </w:pPr>
       <w:r>
-        <w:t>多轮对话中，大量关键语义关联并非通过显式词面重复体现，而是隐含在指代、省略、因果关系以及态度延续之中。这类隐式语义在原始对话文本中往往难以被直接捕捉，即便相关历史已被正确选入窗口并通过精炼保留下来，其与当前轮次之间的联系仍可能不够清晰，从而影响嵌入表示的判别性与可检索性。</w:t>
+        <w:t>长期对话记忆的最终表示形式并非单一轮次的原始对话文本，而是由“语境增强内容”与“当前轮次对话”共同构成的复合语义单元。在前一节中，通过动态窗口选择与内容精炼，系统已经筛选出对当前轮次最具语义价值的历史信息；在此基础上，语境内容生成机制进一步将跨轮次的隐式语义关系显式化，形成一段面向当前任务的语境说明文本。该语境与当前轮次对话拼接后，构成最终用于嵌入编码的记忆表示。</w:t>
       </w:r>
     </w:p>
     <w:p>
@@ -10984,16 +12243,7 @@
         <w:ind w:firstLine="24pt"/>
       </w:pPr>
       <w:r>
-        <w:t>为解决这一问题，</w:t>
-      </w:r>
-      <w:r>
-        <w:rPr>
-          <w:rFonts w:hint="eastAsia"/>
-        </w:rPr>
-        <w:t>本文</w:t>
-      </w:r>
-      <w:r>
-        <w:t>在精炼后的历史窗口基础上引入语境内容生成机制。该机制利用大语言模型，根据当前轮次与精炼历史生成一段任务导向的自然语言语境说明，用于显式揭示二者之间的语义联系。生成的语境并非简单复述历史内容，而是围绕当前轮次需求，对关键指代关系、逻辑背景或意图延续进行补充说明，使跨轮次的隐式语义关系在文本层面得到显性表达。</w:t>
+        <w:t>这种记忆表示方式与传统对话嵌入存在本质差异。传统方法通常仅对单轮对话或简单拼接的上下文进行编码，其嵌入结果更多反映局部语义相似性，而难以稳定承载跨轮次的逻辑关系与语用信息。相比之下，语境增强后的表示在嵌入阶段已经显式包含指代消解、逻辑补全或意图延续等语义桥梁，使嵌入向量不仅反映当前文本内容，还隐含了对话历史中的关键关联。这种方式在相同嵌入模型条件下，能够显著提升表示的判别性，使其更适合作为长期记忆单元进行存储与检索。</w:t>
       </w:r>
     </w:p>
     <w:p>
@@ -11001,19 +12251,93 @@
         <w:ind w:firstLine="24pt"/>
       </w:pPr>
       <w:r>
-        <w:t>在实际应用中，语境内容生成通常围绕三类语义增强方向展开。一类是指代消解，通过明确指出当前轮次中代词或省略内容所对应的具体实体或事件，补全实体链条；第二类是决策逻辑补全，将历史条件、先前结论与当前问题之间的因果或对比关系进行概括，使推理脉络更加清晰；第三类是风险与情绪延续，通过总结对话参与者在先前轮次中体现的态度或倾向，并说明其对当前意图的影响，从而增强对“软语义信息”的建模能力。</w:t>
-      </w:r>
+        <w:t>在系统实现中，所有长期记忆单元均采用统一的嵌入模型进行编码，并以向量形式写入长期记忆库。通过保持嵌入空间的一致性，可以确保不同轮次、不同时刻生成的记忆表示具有可比性，为后续基于相似度的检索提供稳定基础。</w:t>
+      </w:r>
+    </w:p>
+    <w:p>
+      <w:pPr>
+        <w:pStyle w:val="a"/>
+        <w:spacing w:before="16.30pt" w:after="16.30pt"/>
+      </w:pPr>
+      <w:bookmarkStart w:id="62" w:name="_Toc223096627"/>
+      <w:bookmarkStart w:id="63" w:name="_Toc223097055"/>
+      <w:r>
+        <w:t>基于记忆的对话检索流程</w:t>
+      </w:r>
+      <w:bookmarkEnd w:id="62"/>
+      <w:bookmarkEnd w:id="63"/>
     </w:p>
     <w:p>
       <w:pPr>
         <w:ind w:firstLine="24pt"/>
       </w:pPr>
       <w:r>
-        <w:t>通过引入语境生成，最终用于嵌入的文本表示不仅包含当前轮次内容，还融合了显式化的语义桥梁。这种增强后的记忆表示在相同嵌入模型下，能</w:t>
+        <w:t>在新一轮对话到来时，系统首先判断是否需要触发长期记忆检索。该触发通常由当前对话内容的语义特征决定，例如是否涉及历史实体、先前讨论</w:t>
       </w:r>
       <w:r>
         <w:lastRenderedPageBreak/>
-        <w:t>够更好地对齐相关查询，缓解“语义相关但词面不相似”的检索盲区，为后续长期记忆存储、检索与一致性生成提供更加稳健的语义基础。</w:t>
+        <w:t>主题或延续性决策问题。一旦触发检索，系统将基于当前轮次及其对应生成的语境内容构建查询嵌入，使查询向量在语义空间中尽可能对齐于“当前轮次真正关注的历史信息”。</w:t>
+      </w:r>
+    </w:p>
+    <w:p>
+      <w:pPr>
+        <w:ind w:firstLine="24pt"/>
+      </w:pPr>
+      <w:r>
+        <w:t>查询嵌入构建完成后，系统在长期记忆库中执行向量相似度搜索，召回与当前查询最相关的若干记忆单元。由于存储的记忆本身已经经过动态选择、精炼与语境增强，检索结果更倾向于包含对当前语义具有直接支撑作用的历史语境，而非仅在词面上相似的对话片段。这种检索方式有效降低了无关历史被误召回的概率，提高了记忆调用的准确性与稳定性。</w:t>
+      </w:r>
+    </w:p>
+    <w:p>
+      <w:pPr>
+        <w:ind w:firstLine="24pt"/>
+      </w:pPr>
+      <w:r>
+        <w:t>在召回阶段之后，系统并不直接将检索结果原样输入生成模型，而是将其作为辅助语境，与当前轮次输入共同参与后续推理与生成过程。通过这种方式，历史记忆以“背景知识”或“语义约束”的形式影响当前输出，使系统在生成回应时能够参考既有对话脉络，同时避免对历史内容的机械复述。</w:t>
+      </w:r>
+    </w:p>
+    <w:p>
+      <w:pPr>
+        <w:pStyle w:val="a"/>
+        <w:spacing w:before="16.30pt" w:after="16.30pt"/>
+      </w:pPr>
+      <w:bookmarkStart w:id="64" w:name="_Toc223096628"/>
+      <w:bookmarkStart w:id="65" w:name="_Toc223097056"/>
+      <w:r>
+        <w:t>长期记忆检索对一致性对话的支撑作用</w:t>
+      </w:r>
+      <w:bookmarkEnd w:id="64"/>
+      <w:bookmarkEnd w:id="65"/>
+    </w:p>
+    <w:p>
+      <w:pPr>
+        <w:ind w:firstLine="24pt"/>
+      </w:pPr>
+      <w:r>
+        <w:t>基于上述嵌入与检索机制，长期对话记忆在多轮交互中能够有效支撑语义一致性的维持。通过对关键历史语境的稳定召回，系统在后续轮次中能够持续绑定同一实体、主题或任务目标，避免出现前后指代不一致或语义漂移的问题，从而提升整体对话的连贯性。</w:t>
+      </w:r>
+    </w:p>
+    <w:p>
+      <w:pPr>
+        <w:ind w:firstLine="24pt"/>
+      </w:pPr>
+      <w:r>
+        <w:t>在用户长期交互场景下，该机制同样有助于保持用户偏好与意图理解的稳定性。通过将与用户偏好、态度或历史决策相关的对话语境编码为长期记忆并在需要时召回，系统能够在新轮次中延续先前形成的理解框架，使回应风格与分析视角保持一致，避免重复询问或逻辑突变。</w:t>
+      </w:r>
+    </w:p>
+    <w:p>
+      <w:pPr>
+        <w:ind w:firstLine="24pt"/>
+      </w:pPr>
+      <w:r>
+        <w:t>在证券投资咨询等高风险场景中，长期记忆检索还对风险提示与合规表达的一致性提供了重要支撑。通过稳定召回历史中已明确的风险偏好、约束条件或风险提示背景，系统能够在后续回应中保持风险判断与提示口径的前后一致，降低因上下文遗忘导致的不当表达风险。这种一致性并非依赖硬编码规则，而是通过记忆表征与检索机制在语义层面自然实现。</w:t>
+      </w:r>
+    </w:p>
+    <w:p>
+      <w:pPr>
+        <w:ind w:firstLine="24pt"/>
+      </w:pPr>
+      <w:r>
+        <w:t>综上所述，本节所述的长期对话记忆嵌入与检索机制，将前一节提出的动态语境感知表征方法落地为可运行的记忆系统模块，为后续章节中智能体系统架构、对话流程控制与风险管理机制的设计提供了基础支撑。</w:t>
       </w:r>
     </w:p>
     <w:p>
@@ -11021,49 +12345,76 @@
         <w:pStyle w:val="v3"/>
         <w:spacing w:before="32.60pt" w:after="32.60pt"/>
       </w:pPr>
-      <w:bookmarkStart w:id="60" w:name="_Toc223096625"/>
-      <w:bookmarkStart w:id="61" w:name="_Toc223097053"/>
-      <w:r>
-        <w:t>长期对话记忆的嵌入与检索机制</w:t>
-      </w:r>
-      <w:bookmarkEnd w:id="60"/>
-      <w:bookmarkEnd w:id="61"/>
+      <w:bookmarkStart w:id="66" w:name="_Toc223096629"/>
+      <w:bookmarkStart w:id="67" w:name="_Toc223097057"/>
+      <w:r>
+        <w:rPr>
+          <w:rFonts w:hint="eastAsia"/>
+        </w:rPr>
+        <w:t>多层次</w:t>
+      </w:r>
+      <w:r>
+        <w:rPr>
+          <w:rFonts w:hint="eastAsia"/>
+        </w:rPr>
+        <w:t>记忆管理模块设计</w:t>
+      </w:r>
+      <w:bookmarkEnd w:id="66"/>
+      <w:bookmarkEnd w:id="67"/>
     </w:p>
     <w:p>
       <w:pPr>
         <w:pStyle w:val="a"/>
         <w:spacing w:before="16.30pt" w:after="16.30pt"/>
       </w:pPr>
-      <w:bookmarkStart w:id="62" w:name="_Toc223096626"/>
-      <w:bookmarkStart w:id="63" w:name="_Toc223097054"/>
-      <w:r>
-        <w:t>记忆表示与嵌入构建方式</w:t>
-      </w:r>
-      <w:bookmarkEnd w:id="62"/>
-      <w:bookmarkEnd w:id="63"/>
-    </w:p>
-    <w:p>
-      <w:pPr>
-        <w:ind w:firstLine="24pt"/>
-      </w:pPr>
-      <w:r>
-        <w:t>长期对话记忆的最终表示形式并非单一轮次的原始对话文本，而是由“语境增强内容”与“当前轮次对话”共同构成的复合语义单元。在前一节中，通过动态窗口选择与内容精炼，系统已经筛选出对当前轮次最具语义价值的历史信息；在此基础上，语境内容生成机制进一步将跨轮次的隐式语义关系显式化，形成一段面向当前任务的语境说明文本。该语境与当前轮次对话拼接后，构成最终用于嵌入编码的记忆表示。</w:t>
-      </w:r>
-    </w:p>
-    <w:p>
-      <w:pPr>
-        <w:ind w:firstLine="24pt"/>
-      </w:pPr>
-      <w:r>
-        <w:t>这种记忆表示方式与传统对话嵌入存在本质差异。传统方法通常仅对单轮对话或简单拼接的上下文进行编码，其嵌入结果更多反映局部语义相似性，而难以稳定承载跨轮次的逻辑关系与语用信息。相比之下，语境增强后的表示在嵌入阶段已经显式包含指代消解、逻辑补全或意图延续等语义桥梁，使嵌入向量不仅反映当前文本内容，还隐含了对话历史中的关键关联。这种方式在相同嵌入模型条件下，能够显著提升表示的判别性，使其更适合作为长期记忆单元进行存储与检索。</w:t>
-      </w:r>
-    </w:p>
-    <w:p>
-      <w:pPr>
-        <w:ind w:firstLine="24pt"/>
-      </w:pPr>
-      <w:r>
-        <w:t>在系统实现中，所有长期记忆单元均采用统一的嵌入模型进行编码，并以向量形式写入长期记忆库。通过保持嵌入空间的一致性，可以确保不同轮次、不同时刻生成的记忆表示具有可比性，为后续基于相似度的检索提供稳定基础。</w:t>
+      <w:bookmarkStart w:id="68" w:name="_Toc223096630"/>
+      <w:bookmarkStart w:id="69" w:name="_Toc223097058"/>
+      <w:r>
+        <w:rPr>
+          <w:rFonts w:hint="eastAsia"/>
+        </w:rPr>
+        <w:lastRenderedPageBreak/>
+        <w:t>记忆类型的划分与功能定位</w:t>
+      </w:r>
+      <w:bookmarkEnd w:id="68"/>
+      <w:bookmarkEnd w:id="69"/>
+    </w:p>
+    <w:p>
+      <w:pPr>
+        <w:ind w:firstLineChars="200" w:firstLine="24pt"/>
+      </w:pPr>
+      <w:r>
+        <w:rPr>
+          <w:rFonts w:hint="eastAsia"/>
+        </w:rPr>
+        <w:t>本文</w:t>
+      </w:r>
+      <w:r>
+        <w:t>将记忆划分为短期记忆、长期记忆和用户画像记忆三种类型，不同类型记忆在系统中的作用各不相同。短期记忆主要用于保存当前会话中的对话上下文信息，其生命周期较短，通常仅在一次连续咨询过程中有效。短期记忆的核心功能是维持语义连贯性，使系统能够正确理解用户的追问、指代和补充说明，避免出现上下文断裂的问题。长期记忆用于存储在</w:t>
+      </w:r>
+      <w:r>
+        <w:rPr>
+          <w:rFonts w:hint="eastAsia"/>
+        </w:rPr>
+        <w:t>历史对话信息，</w:t>
+      </w:r>
+      <w:r>
+        <w:rPr>
+          <w:rFonts w:hint="eastAsia"/>
+        </w:rPr>
+        <w:t>长</w:t>
+      </w:r>
+      <w:r>
+        <w:t>期记忆为系统提供跨时间的认知背景，是实现长期陪伴式咨询的重要基础</w:t>
+      </w:r>
+      <w:r>
+        <w:rPr>
+          <w:rFonts w:hint="eastAsia"/>
+        </w:rPr>
+        <w:t>。</w:t>
+      </w:r>
+      <w:r>
+        <w:t>用户画像记忆则以结构化或半结构化形式保存用户的关键属性信息，包括风险承受能力、投资期限偏好、资产类型偏好以及明确的禁忌偏好等。与其他记忆类型相比，用户画像记忆更新频率较低，但对系统输出的影响范围较大，是实现个性化服务与风险匹配的核心依据。</w:t>
       </w:r>
     </w:p>
     <w:p>
@@ -11071,253 +12422,93 @@
         <w:pStyle w:val="a"/>
         <w:spacing w:before="16.30pt" w:after="16.30pt"/>
       </w:pPr>
-      <w:bookmarkStart w:id="64" w:name="_Toc223096627"/>
-      <w:bookmarkStart w:id="65" w:name="_Toc223097055"/>
-      <w:r>
-        <w:t>基于记忆的对话检索流程</w:t>
-      </w:r>
-      <w:bookmarkEnd w:id="64"/>
-      <w:bookmarkEnd w:id="65"/>
-    </w:p>
-    <w:p>
-      <w:pPr>
+      <w:bookmarkStart w:id="70" w:name="_Toc223096631"/>
+      <w:bookmarkStart w:id="71" w:name="_Toc223097059"/>
+      <w:r>
+        <w:rPr>
+          <w:rFonts w:hint="eastAsia"/>
+        </w:rPr>
+        <w:t>多类型记忆的编排与协同机制</w:t>
+      </w:r>
+      <w:bookmarkEnd w:id="70"/>
+      <w:bookmarkEnd w:id="71"/>
+    </w:p>
+    <w:p>
+      <w:pPr>
+        <w:spacing w:beforeLines="50" w:before="8.15pt"/>
         <w:ind w:firstLine="24pt"/>
       </w:pPr>
       <w:r>
-        <w:t>在新一轮对话到来时，系统首先判断是否需要触发长期记忆检索。该触发通常由当前对话内容的语义特征决定，例如是否涉及历史实体、先前讨论主题或延续性决策问题。一旦触发检索，系统将基于当前轮次及其对应生成的语境内容构建查询嵌入，使查询向量在语义空间中尽可能对齐于“当前轮次真正关注的历史信息”。</w:t>
-      </w:r>
-    </w:p>
-    <w:p>
-      <w:pPr>
-        <w:ind w:firstLine="24pt"/>
-      </w:pPr>
-      <w:r>
-        <w:lastRenderedPageBreak/>
-        <w:t>查询嵌入构建完成后，系统在长期记忆库中执行向量相似度搜索，召回与当前查询最相关的若干记忆单元。由于存储的记忆本身已经经过动态选择、精炼与语境增强，检索结果更倾向于包含对当前语义具有直接支撑作用的历史语境，而非仅在词面上相似的对话片段。这种检索方式有效降低了无关历史被误召回的概率，提高了记忆调用的准确性与稳定性。</w:t>
-      </w:r>
-    </w:p>
-    <w:p>
-      <w:pPr>
-        <w:ind w:firstLine="24pt"/>
-      </w:pPr>
-      <w:r>
-        <w:t>在召回阶段之后，系统并不直接将检索结果原样输入生成模型，而是将其作为辅助语境，与当前轮次输入共同参与后续推理与生成过程。通过这种方式，历史记忆以“背景知识”或“语义约束”的形式影响当前输出，使系统在生成回应时能够参考既有对话脉络，同时避免对历史内容的机械复述。</w:t>
-      </w:r>
+        <w:t>在系统实际运行过程中，不同类型记忆并非孤立使用，而是通过统一的编排机制协同发挥作用。系统遵循“短期优先、长期补充、画像约束”的基本原则</w:t>
+      </w:r>
+      <w:r>
+        <w:rPr>
+          <w:rFonts w:hint="eastAsia"/>
+        </w:rPr>
+        <w:t>，</w:t>
+      </w:r>
+      <w:r>
+        <w:t>即在对话理解阶段优先使用短期记忆保证语义连续，在需要背景信息时调用长期记忆提供历史参考，并在整个生成过程中始终加载用户画像记忆作为风险与偏好约束条件。通过这种编排方式，</w:t>
+      </w:r>
+      <w:r>
+        <w:rPr>
+          <w:rFonts w:hint="eastAsia"/>
+        </w:rPr>
+        <w:t>系统既保证了多轮对话过程前后的一致性</w:t>
+      </w:r>
+      <w:r>
+        <w:rPr>
+          <w:rFonts w:hint="eastAsia"/>
+        </w:rPr>
+        <w:t>，</w:t>
+      </w:r>
+      <w:r>
+        <w:t>又能够确保输出内容在</w:t>
+      </w:r>
+      <w:r>
+        <w:rPr>
+          <w:rFonts w:hint="eastAsia"/>
+        </w:rPr>
+        <w:t>个</w:t>
+      </w:r>
+      <w:r>
+        <w:t>性化与合规性方面保持一致性。</w:t>
+      </w:r>
+    </w:p>
+    <w:p>
+      <w:pPr>
+        <w:pStyle w:val="v3"/>
+        <w:spacing w:before="32.60pt" w:after="32.60pt"/>
+      </w:pPr>
+      <w:bookmarkStart w:id="72" w:name="_Toc223096632"/>
+      <w:bookmarkStart w:id="73" w:name="_Toc223097060"/>
+      <w:r>
+        <w:rPr>
+          <w:rFonts w:hint="eastAsia"/>
+        </w:rPr>
+        <w:t>智能体对话系统设计</w:t>
+      </w:r>
+      <w:bookmarkEnd w:id="72"/>
+      <w:bookmarkEnd w:id="73"/>
     </w:p>
     <w:p>
       <w:pPr>
         <w:pStyle w:val="a"/>
         <w:spacing w:before="16.30pt" w:after="16.30pt"/>
       </w:pPr>
-      <w:bookmarkStart w:id="66" w:name="_Toc223096628"/>
-      <w:bookmarkStart w:id="67" w:name="_Toc223097056"/>
-      <w:r>
-        <w:t>长期记忆检索对一致性对话的支撑作用</w:t>
-      </w:r>
-      <w:bookmarkEnd w:id="66"/>
-      <w:bookmarkEnd w:id="67"/>
-    </w:p>
-    <w:p>
-      <w:pPr>
-        <w:ind w:firstLine="24pt"/>
-      </w:pPr>
-      <w:r>
-        <w:t>基于上述嵌入与检索机制，长期对话记忆在多轮交互中能够有效支撑语义一致性的维持。通过对关键历史语境的稳定召回，系统在后续轮次中能够持续绑定同一实体、主题或任务目标，避免出现前后指代不一致或语义漂移的问题，从而提升整体对话的连贯性。</w:t>
-      </w:r>
-    </w:p>
-    <w:p>
-      <w:pPr>
-        <w:ind w:firstLine="24pt"/>
-      </w:pPr>
-      <w:r>
-        <w:t>在用户长期交互场景下，该机制同样有助于保持用户偏好与意图理解的稳定性。通过将与用户偏好、态度或历史决策相关的对话语境编码为长期记忆并在需要时召回，系统能够在新轮次中延续先前形成的理解框架，使回应风格与分析视角保持一致，避免重复询问或逻辑突变。</w:t>
-      </w:r>
-    </w:p>
-    <w:p>
-      <w:pPr>
-        <w:ind w:firstLine="24pt"/>
-      </w:pPr>
-      <w:r>
-        <w:t>在证券投资咨询等高风险场景中，长期记忆检索还对风险提示与合规表达的一致性提供了重要支撑。通过稳定召回历史中已明确的风险偏好、约束条件或风险提示背景，系统能够在后续回应中保持风险判断与提示口径的前后一致，降低因上下文遗忘导致的不当表达风险。这种一致性并非依赖硬编码规则，而是通过记忆表征与检索机制在语义层面自然实现。</w:t>
-      </w:r>
-    </w:p>
-    <w:p>
-      <w:pPr>
-        <w:ind w:firstLine="24pt"/>
-      </w:pPr>
-      <w:r>
-        <w:t>综上所述，本节所述的长期对话记忆嵌入与检索机制，将前一节提出的动态语境感知表征方法落地为可运行的记忆系统模块，为后续章节中智能体系统架构、对话流程控制与风险管理机制的设计提供了基础支撑。</w:t>
-      </w:r>
-    </w:p>
-    <w:p>
-      <w:pPr>
-        <w:pStyle w:val="v3"/>
-        <w:spacing w:before="32.60pt" w:after="32.60pt"/>
-      </w:pPr>
-      <w:bookmarkStart w:id="68" w:name="_Toc223096629"/>
-      <w:bookmarkStart w:id="69" w:name="_Toc223097057"/>
-      <w:r>
-        <w:rPr>
-          <w:rFonts w:hint="eastAsia"/>
-        </w:rPr>
-        <w:t>多层次</w:t>
-      </w:r>
-      <w:r>
-        <w:rPr>
-          <w:rFonts w:hint="eastAsia"/>
-        </w:rPr>
-        <w:t>记忆管理模块设计</w:t>
-      </w:r>
-      <w:bookmarkEnd w:id="68"/>
-      <w:bookmarkEnd w:id="69"/>
-    </w:p>
-    <w:p>
-      <w:pPr>
-        <w:pStyle w:val="a"/>
-        <w:spacing w:before="16.30pt" w:after="16.30pt"/>
-      </w:pPr>
-      <w:bookmarkStart w:id="70" w:name="_Toc223096630"/>
-      <w:bookmarkStart w:id="71" w:name="_Toc223097058"/>
-      <w:r>
-        <w:rPr>
-          <w:rFonts w:hint="eastAsia"/>
-        </w:rPr>
-        <w:t>记忆类型的划分与功能定位</w:t>
-      </w:r>
-      <w:bookmarkEnd w:id="70"/>
-      <w:bookmarkEnd w:id="71"/>
-    </w:p>
-    <w:p>
-      <w:pPr>
-        <w:ind w:firstLineChars="200" w:firstLine="24pt"/>
-      </w:pPr>
-      <w:r>
-        <w:rPr>
-          <w:rFonts w:hint="eastAsia"/>
-        </w:rPr>
-        <w:lastRenderedPageBreak/>
-        <w:t>本文</w:t>
-      </w:r>
-      <w:r>
-        <w:t>将记忆划分为短期记忆、长期记忆和用户画像记忆三种类型，不同类型记忆在系统中的作用各不相同。短期记忆主要用于保存当前会话中的对话上下文信息，其生命周期较短，通常仅在一次连续咨询过程中有效。短期记忆的核心功能是维持语义连贯性，使系统能够正确理解用户的追问、指代和补充说明，避免出现上下文断裂的问题。长期记忆用于存储在</w:t>
-      </w:r>
-      <w:r>
-        <w:rPr>
-          <w:rFonts w:hint="eastAsia"/>
-        </w:rPr>
-        <w:t>历史对话信息，</w:t>
-      </w:r>
-      <w:r>
-        <w:rPr>
-          <w:rFonts w:hint="eastAsia"/>
-        </w:rPr>
-        <w:t>长</w:t>
-      </w:r>
-      <w:r>
-        <w:t>期记忆为系统提供跨时间的认知背景，是实现长期陪伴式咨询的重要基础</w:t>
-      </w:r>
-      <w:r>
-        <w:rPr>
-          <w:rFonts w:hint="eastAsia"/>
-        </w:rPr>
-        <w:t>。</w:t>
-      </w:r>
-      <w:r>
-        <w:t>用户画像记忆则以结构化或半结构化形式保存用户的关键属性信息，包括风险承受能力、投资期限偏好、资产类型偏好以及明确的禁忌偏好等。与其他记忆类型相比，用户画像记忆更新频率较低，但对系统输出的影响范围较大，是实现个性化服务与风险匹配的核心依据。</w:t>
-      </w:r>
-    </w:p>
-    <w:p>
-      <w:pPr>
-        <w:pStyle w:val="a"/>
-        <w:spacing w:before="16.30pt" w:after="16.30pt"/>
-      </w:pPr>
-      <w:bookmarkStart w:id="72" w:name="_Toc223096631"/>
-      <w:bookmarkStart w:id="73" w:name="_Toc223097059"/>
-      <w:r>
-        <w:rPr>
-          <w:rFonts w:hint="eastAsia"/>
-        </w:rPr>
-        <w:t>多类型记忆的编排与协同机制</w:t>
-      </w:r>
-      <w:bookmarkEnd w:id="72"/>
-      <w:bookmarkEnd w:id="73"/>
-    </w:p>
-    <w:p>
-      <w:pPr>
-        <w:spacing w:beforeLines="50" w:before="8.15pt"/>
-        <w:ind w:firstLine="24pt"/>
-      </w:pPr>
-      <w:r>
-        <w:t>在系统实际运行过程中，不同类型记忆并非孤立使用，而是通过统一的编排机制协同发挥作用。系统遵循“短期优先、长期补充、画像约束”的基本原则</w:t>
-      </w:r>
-      <w:r>
-        <w:rPr>
-          <w:rFonts w:hint="eastAsia"/>
-        </w:rPr>
-        <w:t>，</w:t>
-      </w:r>
-      <w:r>
-        <w:t>即在对话理解阶段优先使用短期记忆保证语义连续，在需要背景信息时调用长期记忆提供历史参考，并在整个生成过程中始终加载用户画像记忆作为风险与偏好约束条件。通过这种编排方式，</w:t>
-      </w:r>
-      <w:r>
-        <w:rPr>
-          <w:rFonts w:hint="eastAsia"/>
-        </w:rPr>
-        <w:t>系统既保证了多轮对话过程前后的一致性</w:t>
-      </w:r>
-      <w:r>
-        <w:rPr>
-          <w:rFonts w:hint="eastAsia"/>
-        </w:rPr>
-        <w:t>，</w:t>
-      </w:r>
-      <w:r>
-        <w:t>又能够确保输出内容在</w:t>
-      </w:r>
-      <w:r>
-        <w:rPr>
-          <w:rFonts w:hint="eastAsia"/>
-        </w:rPr>
-        <w:t>个</w:t>
-      </w:r>
-      <w:r>
-        <w:t>性化与合规性方面保持一致性。</w:t>
-      </w:r>
-    </w:p>
-    <w:p>
-      <w:pPr>
-        <w:pStyle w:val="v3"/>
-        <w:spacing w:before="32.60pt" w:after="32.60pt"/>
-      </w:pPr>
-      <w:bookmarkStart w:id="74" w:name="_Toc223096632"/>
-      <w:bookmarkStart w:id="75" w:name="_Toc223097060"/>
-      <w:r>
-        <w:rPr>
-          <w:rFonts w:hint="eastAsia"/>
-        </w:rPr>
-        <w:t>智能体对话系统设计</w:t>
+      <w:bookmarkStart w:id="74" w:name="_Toc223096633"/>
+      <w:bookmarkStart w:id="75" w:name="_Toc223097061"/>
+      <w:r>
+        <w:rPr>
+          <w:rFonts w:hint="eastAsia"/>
+        </w:rPr>
+        <w:t>系统总体架构</w:t>
       </w:r>
       <w:bookmarkEnd w:id="74"/>
       <w:bookmarkEnd w:id="75"/>
     </w:p>
     <w:p>
       <w:pPr>
-        <w:pStyle w:val="a"/>
-        <w:spacing w:before="16.30pt" w:after="16.30pt"/>
-      </w:pPr>
-      <w:bookmarkStart w:id="76" w:name="_Toc223096633"/>
-      <w:bookmarkStart w:id="77" w:name="_Toc223097061"/>
-      <w:r>
-        <w:rPr>
-          <w:rFonts w:hint="eastAsia"/>
-        </w:rPr>
-        <w:t>系统总体架构</w:t>
-      </w:r>
-      <w:bookmarkEnd w:id="76"/>
-      <w:bookmarkEnd w:id="77"/>
-    </w:p>
-    <w:p>
-      <w:pPr>
         <w:ind w:firstLine="24pt"/>
       </w:pPr>
       <w:r>
@@ -11344,14 +12535,8 @@
         <w:rPr>
           <w:rFonts w:hint="eastAsia"/>
         </w:rPr>
-        <w:t>从整体运行逻辑来看，用户交互层负责接收投资咨询请求；对话与智能体控制层对用户需求进行理解与任务调度；工具与环境执行层实现智能体对工具的使用，以及接收环境的反馈；记忆管理层为对话提供长期、短期以及</w:t>
-      </w:r>
-      <w:r>
-        <w:rPr>
-          <w:rFonts w:hint="eastAsia"/>
-        </w:rPr>
         <w:lastRenderedPageBreak/>
-        <w:t>用户个性化需求的认知支撑；风险提示与合规控制层则对系统输出进行统一约束，确保所有回答符合证券投资咨询的监管要求。通过上述分层设计，系统能够在保证专业性与安全性的前提下，实现连续、个性化的智能咨询服务。</w:t>
+        <w:t>从整体运行逻辑来看，用户交互层负责接收投资咨询请求；对话与智能体控制层对用户需求进行理解与任务调度；工具与环境执行层实现智能体对工具的使用，以及接收环境的反馈；记忆管理层为对话提供长期、短期以及用户个性化需求的认知支撑；风险提示与合规控制层则对系统输出进行统一约束，确保所有回答符合证券投资咨询的监管要求。通过上述分层设计，系统能够在保证专业性与安全性的前提下，实现连续、个性化的智能咨询服务。</w:t>
       </w:r>
     </w:p>
     <w:p>
@@ -11520,16 +12705,16 @@
         <w:pStyle w:val="a"/>
         <w:spacing w:before="16.30pt" w:after="16.30pt"/>
       </w:pPr>
-      <w:bookmarkStart w:id="78" w:name="_Toc223096634"/>
-      <w:bookmarkStart w:id="79" w:name="_Toc223097062"/>
+      <w:bookmarkStart w:id="76" w:name="_Toc223096634"/>
+      <w:bookmarkStart w:id="77" w:name="_Toc223097062"/>
       <w:r>
         <w:rPr>
           <w:rFonts w:hint="eastAsia"/>
         </w:rPr>
         <w:t>各层功能与职责说明</w:t>
       </w:r>
-      <w:bookmarkEnd w:id="78"/>
-      <w:bookmarkEnd w:id="79"/>
+      <w:bookmarkEnd w:id="76"/>
+      <w:bookmarkEnd w:id="77"/>
     </w:p>
     <w:p>
       <w:pPr>
@@ -12248,16 +13433,16 @@
         <w:pStyle w:val="a"/>
         <w:spacing w:before="16.30pt" w:after="16.30pt"/>
       </w:pPr>
-      <w:bookmarkStart w:id="80" w:name="_Toc223096635"/>
-      <w:bookmarkStart w:id="81" w:name="_Toc223097063"/>
+      <w:bookmarkStart w:id="78" w:name="_Toc223096635"/>
+      <w:bookmarkStart w:id="79" w:name="_Toc223097063"/>
       <w:r>
         <w:rPr>
           <w:rFonts w:hint="eastAsia"/>
         </w:rPr>
         <w:t>系统运行的整体流程</w:t>
       </w:r>
-      <w:bookmarkEnd w:id="80"/>
-      <w:bookmarkEnd w:id="81"/>
+      <w:bookmarkEnd w:id="78"/>
+      <w:bookmarkEnd w:id="79"/>
     </w:p>
     <w:p>
       <w:pPr>
@@ -12997,8 +14182,8 @@
       <w:r>
         <w:br w:type="page"/>
       </w:r>
-      <w:bookmarkStart w:id="82" w:name="_Toc223096636"/>
-      <w:bookmarkStart w:id="83" w:name="_Toc223097064"/>
+      <w:bookmarkStart w:id="80" w:name="_Toc223096636"/>
+      <w:bookmarkStart w:id="81" w:name="_Toc223097064"/>
       <w:r>
         <w:rPr>
           <w:rFonts w:hint="eastAsia"/>
@@ -13012,22 +14197,46 @@
         </w:rPr>
         <w:t>设计与验证</w:t>
       </w:r>
+      <w:bookmarkEnd w:id="80"/>
+      <w:bookmarkEnd w:id="81"/>
+    </w:p>
+    <w:p>
+      <w:pPr>
+        <w:pStyle w:val="v3"/>
+        <w:spacing w:before="32.60pt" w:after="32.60pt"/>
+      </w:pPr>
+      <w:bookmarkStart w:id="82" w:name="_Toc223096637"/>
+      <w:bookmarkStart w:id="83" w:name="_Toc223097065"/>
+      <w:r>
+        <w:rPr>
+          <w:rFonts w:hint="eastAsia"/>
+        </w:rPr>
+        <w:t>评估</w:t>
+      </w:r>
+      <w:r>
+        <w:rPr>
+          <w:rFonts w:hint="eastAsia"/>
+        </w:rPr>
+        <w:t>数据集</w:t>
+      </w:r>
       <w:bookmarkEnd w:id="82"/>
       <w:bookmarkEnd w:id="83"/>
     </w:p>
     <w:p>
       <w:pPr>
-        <w:pStyle w:val="v3"/>
-        <w:spacing w:before="32.60pt" w:after="32.60pt"/>
-      </w:pPr>
-      <w:bookmarkStart w:id="84" w:name="_Toc223096637"/>
-      <w:bookmarkStart w:id="85" w:name="_Toc223097065"/>
-      <w:r>
-        <w:rPr>
-          <w:rFonts w:hint="eastAsia"/>
-        </w:rPr>
-        <w:t>评估</w:t>
-      </w:r>
+        <w:pStyle w:val="a"/>
+        <w:spacing w:before="16.30pt" w:after="16.30pt"/>
+      </w:pPr>
+      <w:bookmarkStart w:id="84" w:name="_Toc223096638"/>
+      <w:bookmarkStart w:id="85" w:name="_Toc223097066"/>
+      <w:proofErr w:type="spellStart"/>
+      <w:r>
+        <w:rPr>
+          <w:rFonts w:hint="eastAsia"/>
+        </w:rPr>
+        <w:t>LoCoMo</w:t>
+      </w:r>
+      <w:proofErr w:type="spellEnd"/>
       <w:r>
         <w:rPr>
           <w:rFonts w:hint="eastAsia"/>
@@ -13036,30 +14245,6 @@
       </w:r>
       <w:bookmarkEnd w:id="84"/>
       <w:bookmarkEnd w:id="85"/>
-    </w:p>
-    <w:p>
-      <w:pPr>
-        <w:pStyle w:val="a"/>
-        <w:spacing w:before="16.30pt" w:after="16.30pt"/>
-      </w:pPr>
-      <w:bookmarkStart w:id="86" w:name="_Toc223096638"/>
-      <w:bookmarkStart w:id="87" w:name="_Toc223097066"/>
-      <w:proofErr w:type="spellStart"/>
-      <w:r>
-        <w:rPr>
-          <w:rFonts w:hint="eastAsia"/>
-        </w:rPr>
-        <w:t>LoCoMo</w:t>
-      </w:r>
-      <w:proofErr w:type="spellEnd"/>
-      <w:r>
-        <w:rPr>
-          <w:rFonts w:hint="eastAsia"/>
-        </w:rPr>
-        <w:t>数据集</w:t>
-      </w:r>
-      <w:bookmarkEnd w:id="86"/>
-      <w:bookmarkEnd w:id="87"/>
     </w:p>
     <w:p>
       <w:pPr>
@@ -13665,6 +14850,7 @@
                 <w:sz w:val="18"/>
                 <w:szCs w:val="18"/>
               </w:rPr>
+              <w:lastRenderedPageBreak/>
               <w:t>构建方式</w:t>
             </w:r>
           </w:p>
@@ -13711,7 +14897,6 @@
         <w:rPr>
           <w:rFonts w:hint="eastAsia"/>
         </w:rPr>
-        <w:lastRenderedPageBreak/>
         <w:t>本文用</w:t>
       </w:r>
       <w:proofErr w:type="spellStart"/>
@@ -14554,10 +15739,10 @@
               <w:pStyle w:val="af7"/>
               <w:widowControl w:val="0"/>
               <w:spacing w:line="20pt" w:lineRule="exact"/>
-              <w:ind w:firstLineChars="200" w:firstLine="20.40pt"/>
+              <w:ind w:firstLineChars="200" w:firstLine="20.10pt"/>
               <w:jc w:val="start"/>
               <w:rPr>
-                <w:rFonts w:ascii="DengXian" w:eastAsia="DengXian" w:hAnsi="DengXian" w:cs="Arial"/>
+                <w:rFonts w:ascii="等线" w:eastAsia="等线" w:hAnsi="等线" w:cs="Arial"/>
                 <w:sz w:val="18"/>
               </w:rPr>
             </w:pPr>
@@ -14706,7 +15891,7 @@
               <w:pStyle w:val="af7"/>
               <w:widowControl w:val="0"/>
               <w:spacing w:line="20pt" w:lineRule="exact"/>
-              <w:ind w:firstLineChars="200" w:firstLine="20.40pt"/>
+              <w:ind w:firstLineChars="200" w:firstLine="20.10pt"/>
               <w:jc w:val="both"/>
             </w:pPr>
             <w:r>
@@ -15211,7 +16396,7 @@
           </w:tcPr>
           <w:p>
             <w:pPr>
-              <w:ind w:firstLineChars="50" w:firstLine="4.60pt"/>
+              <w:ind w:firstLineChars="50" w:firstLine="4.50pt"/>
               <w:jc w:val="both"/>
               <w:rPr>
                 <w:b/>
@@ -16084,29 +17269,29 @@
         <w:pStyle w:val="v3"/>
         <w:spacing w:before="32.60pt" w:after="32.60pt"/>
       </w:pPr>
-      <w:bookmarkStart w:id="88" w:name="_Toc223096639"/>
-      <w:bookmarkStart w:id="89" w:name="_Toc223097067"/>
+      <w:bookmarkStart w:id="86" w:name="_Toc223096639"/>
+      <w:bookmarkStart w:id="87" w:name="_Toc223097067"/>
       <w:r>
         <w:t>评价指标</w:t>
+      </w:r>
+      <w:bookmarkEnd w:id="86"/>
+      <w:bookmarkEnd w:id="87"/>
+    </w:p>
+    <w:p>
+      <w:pPr>
+        <w:pStyle w:val="a"/>
+        <w:spacing w:before="16.30pt" w:after="16.30pt"/>
+      </w:pPr>
+      <w:bookmarkStart w:id="88" w:name="_Toc223096640"/>
+      <w:bookmarkStart w:id="89" w:name="_Toc223097068"/>
+      <w:r>
+        <w:rPr>
+          <w:rFonts w:hint="eastAsia"/>
+        </w:rPr>
+        <w:t>通用对话领域长期记忆召回指标</w:t>
       </w:r>
       <w:bookmarkEnd w:id="88"/>
       <w:bookmarkEnd w:id="89"/>
-    </w:p>
-    <w:p>
-      <w:pPr>
-        <w:pStyle w:val="a"/>
-        <w:spacing w:before="16.30pt" w:after="16.30pt"/>
-      </w:pPr>
-      <w:bookmarkStart w:id="90" w:name="_Toc223096640"/>
-      <w:bookmarkStart w:id="91" w:name="_Toc223097068"/>
-      <w:r>
-        <w:rPr>
-          <w:rFonts w:hint="eastAsia"/>
-        </w:rPr>
-        <w:t>通用对话领域长期记忆召回指标</w:t>
-      </w:r>
-      <w:bookmarkEnd w:id="90"/>
-      <w:bookmarkEnd w:id="91"/>
     </w:p>
     <w:p>
       <w:pPr>
@@ -16303,8 +17488,8 @@
         <w:pStyle w:val="a"/>
         <w:spacing w:before="16.30pt" w:after="16.30pt"/>
       </w:pPr>
-      <w:bookmarkStart w:id="92" w:name="_Toc223096641"/>
-      <w:bookmarkStart w:id="93" w:name="_Toc223097069"/>
+      <w:bookmarkStart w:id="90" w:name="_Toc223096641"/>
+      <w:bookmarkStart w:id="91" w:name="_Toc223097069"/>
       <w:r>
         <w:rPr>
           <w:rFonts w:hint="eastAsia"/>
@@ -16323,8 +17508,8 @@
         </w:rPr>
         <w:t>指标</w:t>
       </w:r>
-      <w:bookmarkEnd w:id="92"/>
-      <w:bookmarkEnd w:id="93"/>
+      <w:bookmarkEnd w:id="90"/>
+      <w:bookmarkEnd w:id="91"/>
     </w:p>
     <w:p>
       <w:pPr>
@@ -20009,7 +21194,6 @@
           <w:lang w:val="it-IT"/>
         </w:rPr>
       </w:pPr>
-      <w:proofErr w:type="spellStart"/>
       <m:oMathPara>
         <m:oMath>
           <m:r>
@@ -20023,7 +21207,6 @@
             </w:rPr>
             <m:t>CompAcc</m:t>
           </m:r>
-          <w:proofErr w:type="spellEnd"/>
           <m:r>
             <m:rPr>
               <m:sty m:val="p"/>
@@ -20264,9 +21447,18 @@
     <w:p>
       <w:pPr>
         <w:ind w:firstLine="24pt"/>
-      </w:pPr>
-      <w:r>
-        <w:t>严重违规率定义为：</w:t>
+        <w:rPr>
+          <w:lang w:val="it-IT"/>
+        </w:rPr>
+      </w:pPr>
+      <w:r>
+        <w:t>严重违规率定义为</w:t>
+      </w:r>
+      <w:r>
+        <w:rPr>
+          <w:lang w:val="it-IT"/>
+        </w:rPr>
+        <w:t>：</w:t>
       </w:r>
     </w:p>
     <w:p>
@@ -20274,9 +21466,9 @@
         <w:ind w:firstLine="24pt"/>
         <w:rPr>
           <w:i/>
-        </w:rPr>
-      </w:pPr>
-      <w:proofErr w:type="spellStart"/>
+          <w:lang w:val="it-IT"/>
+        </w:rPr>
+      </w:pPr>
       <m:oMathPara>
         <m:oMath>
           <m:r>
@@ -20286,10 +21478,10 @@
             <w:rPr>
               <w:rFonts w:ascii="Cambria Math" w:hAnsi="Cambria Math" w:cs="Arial"/>
               <w:color w:val="000000"/>
+              <w:lang w:val="it-IT"/>
             </w:rPr>
             <m:t>SevereRate</m:t>
           </m:r>
-          <w:proofErr w:type="spellEnd"/>
           <m:r>
             <m:rPr>
               <m:sty m:val="p"/>
@@ -20297,6 +21489,7 @@
             <w:rPr>
               <w:rFonts w:ascii="Cambria Math" w:hAnsi="Cambria Math" w:cs="Arial"/>
               <w:color w:val="000000"/>
+              <w:lang w:val="it-IT"/>
             </w:rPr>
             <m:t>=</m:t>
           </m:r>
@@ -20317,6 +21510,7 @@
                 <w:rPr>
                   <w:rFonts w:ascii="Cambria Math" w:hAnsi="Cambria Math" w:cs="Arial"/>
                   <w:color w:val="000000"/>
+                  <w:lang w:val="it-IT"/>
                 </w:rPr>
                 <m:t>1</m:t>
               </m:r>
@@ -20329,6 +21523,7 @@
                 <w:rPr>
                   <w:rFonts w:ascii="Cambria Math" w:hAnsi="Cambria Math" w:cs="Arial"/>
                   <w:color w:val="000000"/>
+                  <w:lang w:val="it-IT"/>
                 </w:rPr>
                 <m:t>N</m:t>
               </m:r>
@@ -20363,6 +21558,7 @@
                     <w:rPr>
                       <w:rFonts w:ascii="Cambria Math" w:hAnsi="Cambria Math" w:cs="Arial"/>
                       <w:color w:val="000000"/>
+                      <w:lang w:val="it-IT"/>
                     </w:rPr>
                     <m:t>d,t</m:t>
                   </m:r>
@@ -20375,8 +21571,19 @@
                 <w:rPr>
                   <w:rFonts w:ascii="Cambria Math" w:hAnsi="Cambria Math" w:cs="Arial" w:hint="eastAsia"/>
                   <w:color w:val="000000"/>
+                  <w:lang w:val="it-IT"/>
                 </w:rPr>
-                <m:t>∈Ω</m:t>
+                <m:t>∈</m:t>
+              </m:r>
+              <m:r>
+                <m:rPr>
+                  <m:sty m:val="p"/>
+                </m:rPr>
+                <w:rPr>
+                  <w:rFonts w:ascii="Cambria Math" w:hAnsi="Cambria Math" w:cs="Arial" w:hint="eastAsia"/>
+                  <w:color w:val="000000"/>
+                </w:rPr>
+                <m:t>Ω</m:t>
               </m:r>
             </m:sub>
             <m:sup/>
@@ -20388,6 +21595,7 @@
                 <w:rPr>
                   <w:rFonts w:ascii="Cambria Math" w:hAnsi="Cambria Math" w:cs="Arial"/>
                   <w:color w:val="000000"/>
+                  <w:lang w:val="it-IT"/>
                 </w:rPr>
                 <m:t>1</m:t>
               </m:r>
@@ -20428,6 +21636,7 @@
                             <w:rPr>
                               <w:rFonts w:ascii="Cambria Math" w:hAnsi="Cambria Math" w:cs="Arial"/>
                               <w:color w:val="000000"/>
+                              <w:lang w:val="it-IT"/>
                             </w:rPr>
                             <m:t>c</m:t>
                           </m:r>
@@ -20440,6 +21649,7 @@
                             <w:rPr>
                               <w:rFonts w:ascii="Cambria Math" w:hAnsi="Cambria Math" w:cs="Arial"/>
                               <w:color w:val="000000"/>
+                              <w:lang w:val="it-IT"/>
                             </w:rPr>
                             <m:t>d,t</m:t>
                           </m:r>
@@ -20454,6 +21664,7 @@
                     <w:rPr>
                       <w:rFonts w:ascii="Cambria Math" w:hAnsi="Cambria Math" w:cs="Arial"/>
                       <w:color w:val="000000"/>
+                      <w:lang w:val="it-IT"/>
                     </w:rPr>
                     <m:t>=</m:t>
                   </m:r>
@@ -20464,6 +21675,7 @@
                     <w:rPr>
                       <w:rFonts w:ascii="Cambria Math" w:hAnsi="Cambria Math" w:cs="Arial"/>
                       <w:color w:val="000000"/>
+                      <w:lang w:val="it-IT"/>
                     </w:rPr>
                     <m:t>severe violation</m:t>
                   </m:r>
@@ -20475,6 +21687,7 @@
             <w:rPr>
               <w:rFonts w:ascii="Cambria Math" w:hAnsi="Cambria Math" w:cs="Arial"/>
               <w:color w:val="000000"/>
+              <w:lang w:val="it-IT"/>
             </w:rPr>
             <m:t xml:space="preserve">  (5.5)</m:t>
           </m:r>
@@ -20484,6 +21697,9 @@
     <w:p>
       <w:pPr>
         <w:ind w:firstLineChars="200" w:firstLine="24pt"/>
+        <w:rPr>
+          <w:lang w:val="it-IT"/>
+        </w:rPr>
       </w:pPr>
       <w:r>
         <w:rPr>
@@ -20492,7 +21708,21 @@
         <w:t>两个指标</w:t>
       </w:r>
       <w:r>
-        <w:t>反映整体合规等级一致性，</w:t>
+        <w:t>反映整体合</w:t>
+      </w:r>
+      <w:proofErr w:type="gramStart"/>
+      <w:r>
+        <w:t>规</w:t>
+      </w:r>
+      <w:proofErr w:type="gramEnd"/>
+      <w:r>
+        <w:t>等级一致性</w:t>
+      </w:r>
+      <w:r>
+        <w:rPr>
+          <w:lang w:val="it-IT"/>
+        </w:rPr>
+        <w:t>，</w:t>
       </w:r>
       <m:oMath>
         <m:r>
@@ -20501,12 +21731,22 @@
           </m:rPr>
           <w:rPr>
             <w:rFonts w:ascii="Cambria Math" w:hAnsi="Cambria Math"/>
+            <w:lang w:val="it-IT"/>
           </w:rPr>
           <m:t>SevereRate</m:t>
         </m:r>
       </m:oMath>
       <w:r>
-        <w:t>作为核心安全指标，用于重点惩罚严重违规。</w:t>
+        <w:t>作为核心安全指标</w:t>
+      </w:r>
+      <w:r>
+        <w:rPr>
+          <w:lang w:val="it-IT"/>
+        </w:rPr>
+        <w:t>，</w:t>
+      </w:r>
+      <w:r>
+        <w:t>用于重点惩罚严重违规。</w:t>
       </w:r>
     </w:p>
     <w:p>
@@ -20520,11 +21760,11 @@
         </w:rPr>
         <w:t>（5）</w:t>
       </w:r>
-      <w:bookmarkStart w:id="94" w:name="OLE_LINK1"/>
+      <w:bookmarkStart w:id="92" w:name="OLE_LINK1"/>
       <w:r>
         <w:t>决策辅助解释度</w:t>
       </w:r>
-      <w:bookmarkEnd w:id="94"/>
+      <w:bookmarkEnd w:id="92"/>
     </w:p>
     <w:p>
       <w:pPr>
@@ -20985,32 +22225,32 @@
         <w:pStyle w:val="v3"/>
         <w:spacing w:before="32.60pt" w:after="32.60pt" w:line="20pt" w:lineRule="exact"/>
       </w:pPr>
-      <w:bookmarkStart w:id="95" w:name="_Toc223096642"/>
-      <w:bookmarkStart w:id="96" w:name="_Toc223097070"/>
+      <w:bookmarkStart w:id="93" w:name="_Toc223096642"/>
+      <w:bookmarkStart w:id="94" w:name="_Toc223097070"/>
       <w:r>
         <w:rPr>
           <w:rFonts w:hint="eastAsia"/>
         </w:rPr>
         <w:t>实验结果</w:t>
+      </w:r>
+      <w:bookmarkEnd w:id="93"/>
+      <w:bookmarkEnd w:id="94"/>
+    </w:p>
+    <w:p>
+      <w:pPr>
+        <w:pStyle w:val="a"/>
+        <w:spacing w:before="16.30pt" w:after="16.30pt"/>
+      </w:pPr>
+      <w:bookmarkStart w:id="95" w:name="_Toc223096643"/>
+      <w:bookmarkStart w:id="96" w:name="_Toc223097071"/>
+      <w:r>
+        <w:rPr>
+          <w:rFonts w:hint="eastAsia"/>
+        </w:rPr>
+        <w:t>长期对话记忆表征与建模召回效果</w:t>
       </w:r>
       <w:bookmarkEnd w:id="95"/>
       <w:bookmarkEnd w:id="96"/>
-    </w:p>
-    <w:p>
-      <w:pPr>
-        <w:pStyle w:val="a"/>
-        <w:spacing w:before="16.30pt" w:after="16.30pt"/>
-      </w:pPr>
-      <w:bookmarkStart w:id="97" w:name="_Toc223096643"/>
-      <w:bookmarkStart w:id="98" w:name="_Toc223097071"/>
-      <w:r>
-        <w:rPr>
-          <w:rFonts w:hint="eastAsia"/>
-        </w:rPr>
-        <w:t>长期对话记忆表征与建模召回效果</w:t>
-      </w:r>
-      <w:bookmarkEnd w:id="97"/>
-      <w:bookmarkEnd w:id="98"/>
     </w:p>
     <w:p>
       <w:pPr>
@@ -21841,8 +23081,8 @@
         <w:pStyle w:val="a"/>
         <w:spacing w:before="16.30pt" w:after="16.30pt"/>
       </w:pPr>
-      <w:bookmarkStart w:id="99" w:name="_Toc223096644"/>
-      <w:bookmarkStart w:id="100" w:name="_Toc223097072"/>
+      <w:bookmarkStart w:id="97" w:name="_Toc223096644"/>
+      <w:bookmarkStart w:id="98" w:name="_Toc223097072"/>
       <w:r>
         <w:rPr>
           <w:rFonts w:hint="eastAsia"/>
@@ -21861,8 +23101,8 @@
         </w:rPr>
         <w:t>指标</w:t>
       </w:r>
-      <w:bookmarkEnd w:id="99"/>
-      <w:bookmarkEnd w:id="100"/>
+      <w:bookmarkEnd w:id="97"/>
+      <w:bookmarkEnd w:id="98"/>
     </w:p>
     <w:p>
       <w:pPr>
@@ -21969,15 +23209,7 @@
         <w:t>基</w:t>
       </w:r>
       <w:r>
-        <w:t>于智能体框架</w:t>
-      </w:r>
-      <w:proofErr w:type="spellStart"/>
-      <w:r>
-        <w:t>Qwen</w:t>
-      </w:r>
-      <w:proofErr w:type="spellEnd"/>
-      <w:r>
-        <w:t>-Agent构建，耦合了记忆管理器（包括短期上下文管理、长期记忆召回与用户画像更新）、金融工具链（涵盖行情查询、产品检索、风险提示模板调用、投资组合计算、网页访问及Python代码执行等功能）以及合规管理器（负责风险提示生成与合规表达控制）等核心模块，形成“记忆—工具—合规”三者协同的完整理财智能体架构。由于所有方法在系统提示词、主模型及生成参数层面保持一致，实验结果能够较为纯粹地反映不同架构设计在多轮上下文连续性、用户画像理解能力、风险提示规范性与可解释性等方面的差异，为后续分析提供了坚实的实验控制基础。</w:t>
+        <w:t>于智能体框架Qwen-Agent构建，耦合了记忆管理器（包括短期上下文管理、长期记忆召回与用户画像更新）、金融工具链（涵盖行情查询、产品检索、风险提示模板调用、投资组合计算、网页访问及Python代码执行等功能）以及合规管理器（负责风险提示生成与合规表达控制）等核心模块，形成“记忆—工具—合规”三者协同的完整理财智能体架构。由于所有方法在系统提示词、主模型及生成参数层面保持一致，实验结果能够较为纯粹地反映不同架构设计在多轮上下文连续性、用户画像理解能力、风险提示规范性与可解释性等方面的差异，为后续分析提供了坚实的实验控制基础。</w:t>
       </w:r>
     </w:p>
     <w:p>
@@ -22057,9 +23289,9 @@
       <w:tblGrid>
         <w:gridCol w:w="1669"/>
         <w:gridCol w:w="1576"/>
-        <w:gridCol w:w="1384"/>
-        <w:gridCol w:w="862"/>
-        <w:gridCol w:w="745"/>
+        <w:gridCol w:w="1382"/>
+        <w:gridCol w:w="863"/>
+        <w:gridCol w:w="746"/>
         <w:gridCol w:w="924"/>
         <w:gridCol w:w="776"/>
       </w:tblGrid>
@@ -22264,7 +23496,7 @@
             <w:pPr>
               <w:jc w:val="center"/>
               <w:rPr>
-                <w:rFonts w:ascii="DengXian" w:eastAsia="DengXian" w:hAnsi="DengXian"/>
+                <w:rFonts w:ascii="等线" w:eastAsia="等线" w:hAnsi="等线"/>
                 <w:color w:val="000000"/>
                 <w:sz w:val="18"/>
                 <w:szCs w:val="18"/>
@@ -22272,7 +23504,7 @@
             </w:pPr>
             <w:r>
               <w:rPr>
-                <w:rFonts w:ascii="DengXian" w:eastAsia="DengXian" w:hAnsi="DengXian" w:hint="eastAsia"/>
+                <w:rFonts w:ascii="等线" w:eastAsia="等线" w:hAnsi="等线" w:hint="eastAsia"/>
                 <w:color w:val="000000"/>
                 <w:sz w:val="18"/>
                 <w:szCs w:val="18"/>
@@ -22462,7 +23694,7 @@
           <w:p>
             <w:pPr>
               <w:rPr>
-                <w:rFonts w:ascii="DengXian" w:eastAsia="DengXian" w:hAnsi="DengXian"/>
+                <w:rFonts w:ascii="等线" w:eastAsia="等线" w:hAnsi="等线"/>
                 <w:color w:val="000000"/>
                 <w:sz w:val="18"/>
                 <w:szCs w:val="18"/>
@@ -22833,7 +24065,7 @@
             <w:pPr>
               <w:jc w:val="center"/>
               <w:rPr>
-                <w:rFonts w:ascii="DengXian" w:eastAsia="DengXian" w:hAnsi="DengXian"/>
+                <w:rFonts w:ascii="等线" w:eastAsia="等线" w:hAnsi="等线"/>
                 <w:color w:val="000000"/>
                 <w:sz w:val="18"/>
                 <w:szCs w:val="18"/>
@@ -22841,7 +24073,7 @@
             </w:pPr>
             <w:r>
               <w:rPr>
-                <w:rFonts w:ascii="DengXian" w:eastAsia="DengXian" w:hAnsi="DengXian" w:hint="eastAsia"/>
+                <w:rFonts w:ascii="等线" w:eastAsia="等线" w:hAnsi="等线" w:hint="eastAsia"/>
                 <w:color w:val="000000"/>
                 <w:sz w:val="18"/>
                 <w:szCs w:val="18"/>
@@ -23022,7 +24254,7 @@
           <w:p>
             <w:pPr>
               <w:rPr>
-                <w:rFonts w:ascii="DengXian" w:eastAsia="DengXian" w:hAnsi="DengXian"/>
+                <w:rFonts w:ascii="等线" w:eastAsia="等线" w:hAnsi="等线"/>
                 <w:color w:val="000000"/>
                 <w:sz w:val="18"/>
                 <w:szCs w:val="18"/>
@@ -23204,7 +24436,7 @@
             <w:pPr>
               <w:jc w:val="center"/>
               <w:rPr>
-                <w:rFonts w:ascii="DengXian" w:eastAsia="DengXian" w:hAnsi="DengXian"/>
+                <w:rFonts w:ascii="等线" w:eastAsia="等线" w:hAnsi="等线"/>
                 <w:color w:val="000000"/>
                 <w:sz w:val="18"/>
                 <w:szCs w:val="18"/>
@@ -23212,7 +24444,7 @@
             </w:pPr>
             <w:r>
               <w:rPr>
-                <w:rFonts w:ascii="DengXian" w:eastAsia="DengXian" w:hAnsi="DengXian" w:hint="eastAsia"/>
+                <w:rFonts w:ascii="等线" w:eastAsia="等线" w:hAnsi="等线" w:hint="eastAsia"/>
                 <w:color w:val="000000"/>
                 <w:sz w:val="18"/>
                 <w:szCs w:val="18"/>
@@ -23391,7 +24623,7 @@
           <w:p>
             <w:pPr>
               <w:rPr>
-                <w:rFonts w:ascii="DengXian" w:eastAsia="DengXian" w:hAnsi="DengXian"/>
+                <w:rFonts w:ascii="等线" w:eastAsia="等线" w:hAnsi="等线"/>
                 <w:color w:val="000000"/>
                 <w:sz w:val="18"/>
                 <w:szCs w:val="18"/>
@@ -23571,7 +24803,7 @@
             <w:pPr>
               <w:jc w:val="center"/>
               <w:rPr>
-                <w:rFonts w:ascii="DengXian" w:eastAsia="DengXian" w:hAnsi="DengXian"/>
+                <w:rFonts w:ascii="等线" w:eastAsia="等线" w:hAnsi="等线"/>
                 <w:color w:val="000000"/>
                 <w:sz w:val="18"/>
                 <w:szCs w:val="18"/>
@@ -23579,7 +24811,7 @@
             </w:pPr>
             <w:r>
               <w:rPr>
-                <w:rFonts w:ascii="DengXian" w:eastAsia="DengXian" w:hAnsi="DengXian" w:hint="eastAsia"/>
+                <w:rFonts w:ascii="等线" w:eastAsia="等线" w:hAnsi="等线" w:hint="eastAsia"/>
                 <w:color w:val="000000"/>
                 <w:sz w:val="18"/>
                 <w:szCs w:val="18"/>
@@ -23760,7 +24992,7 @@
           <w:p>
             <w:pPr>
               <w:rPr>
-                <w:rFonts w:ascii="DengXian" w:eastAsia="DengXian" w:hAnsi="DengXian"/>
+                <w:rFonts w:ascii="等线" w:eastAsia="等线" w:hAnsi="等线"/>
                 <w:color w:val="000000"/>
                 <w:sz w:val="22"/>
                 <w:szCs w:val="22"/>
@@ -25408,8 +26640,8 @@
       <w:r>
         <w:br w:type="page"/>
       </w:r>
-      <w:bookmarkStart w:id="101" w:name="_Toc223096646"/>
-      <w:bookmarkStart w:id="102" w:name="_Toc223097074"/>
+      <w:bookmarkStart w:id="99" w:name="_Toc223096646"/>
+      <w:bookmarkStart w:id="100" w:name="_Toc223097074"/>
       <w:r>
         <w:rPr>
           <w:rFonts w:hint="eastAsia"/>
@@ -25423,450 +26655,447 @@
         </w:rPr>
         <w:t>可行性与市场分析</w:t>
       </w:r>
+      <w:bookmarkEnd w:id="99"/>
+      <w:bookmarkEnd w:id="100"/>
+    </w:p>
+    <w:p>
+      <w:pPr>
+        <w:pStyle w:val="v3"/>
+        <w:spacing w:before="32.60pt" w:after="32.60pt"/>
+      </w:pPr>
+      <w:bookmarkStart w:id="101" w:name="_Toc223096647"/>
+      <w:bookmarkStart w:id="102" w:name="_Toc223097075"/>
+      <w:r>
+        <w:t>产品可行性与产品形态展示</w:t>
+      </w:r>
       <w:bookmarkEnd w:id="101"/>
       <w:bookmarkEnd w:id="102"/>
     </w:p>
     <w:p>
       <w:pPr>
+        <w:pStyle w:val="a"/>
+        <w:spacing w:before="16.30pt" w:after="16.30pt"/>
+      </w:pPr>
+      <w:bookmarkStart w:id="103" w:name="_Toc223096648"/>
+      <w:bookmarkStart w:id="104" w:name="_Toc223097076"/>
+      <w:r>
+        <w:t>产品定位与交付形态</w:t>
+      </w:r>
+      <w:bookmarkEnd w:id="103"/>
+      <w:bookmarkEnd w:id="104"/>
+    </w:p>
+    <w:p>
+      <w:pPr>
+        <w:ind w:firstLine="24pt"/>
+      </w:pPr>
+      <w:r>
+        <w:t>本文提出的记忆增强型智能理财顾问智能体（</w:t>
+      </w:r>
+      <w:proofErr w:type="spellStart"/>
+      <w:r>
+        <w:t>MemFinRobot</w:t>
+      </w:r>
+      <w:proofErr w:type="spellEnd"/>
+      <w:r>
+        <w:t>）在产品定位上明确坚持“辅助决策而非替代决策”的原则。在证券投资咨询场景中，投资决策本身具有高度风险敏感性与监管约束性，因此系统的目标并非给出具体买卖指令或收益承诺，而是在合规边界内提供结构化信息整合、风险揭示与逻辑解释支持，从而提升用户决策理解能力与判断质量。围绕这一定位，本文构建了</w:t>
+      </w:r>
+      <w:r>
+        <w:rPr>
+          <w:rFonts w:hint="eastAsia"/>
+        </w:rPr>
+        <w:t>记忆、工具、合规</w:t>
+      </w:r>
+      <w:r>
+        <w:rPr>
+          <w:rFonts w:hint="eastAsia"/>
+        </w:rPr>
+        <w:t>三</w:t>
+      </w:r>
+      <w:r>
+        <w:t>位一体的产品形态，使系统在长期对话理解能力与风险表达控制能力之间取得平衡。</w:t>
+      </w:r>
+    </w:p>
+    <w:p>
+      <w:pPr>
+        <w:ind w:firstLine="24pt"/>
+      </w:pPr>
+      <w:r>
+        <w:t>在系统架构层面，</w:t>
+      </w:r>
+      <w:proofErr w:type="spellStart"/>
+      <w:r>
+        <w:t>MemFinRobot</w:t>
+      </w:r>
+      <w:proofErr w:type="spellEnd"/>
+      <w:r>
+        <w:t xml:space="preserve"> 通过分层化设计实现功能协同。记忆管理模块负责对短期上下文、长期对话记忆与结构化用户画像进行统一管理，使系统能够在多轮交互中持续理解用户风险偏好、投资期限与关注主题等核心变量；</w:t>
+      </w:r>
+      <w:r>
+        <w:rPr>
+          <w:rFonts w:hint="eastAsia"/>
+        </w:rPr>
+        <w:t>工具与环境执行层</w:t>
+      </w:r>
+      <w:r>
+        <w:rPr>
+          <w:rFonts w:hint="eastAsia"/>
+        </w:rPr>
+        <w:t>提</w:t>
+      </w:r>
+      <w:r>
+        <w:t>供行情查询、产品检索与计算支持，使回答具备事实支撑与可引用依据；</w:t>
+      </w:r>
+      <w:r>
+        <w:t>风险提示与合规控制层</w:t>
+      </w:r>
+      <w:r>
+        <w:t>则对生成内容进行风险提示补足与禁区表达约束，确保输出始终符合证券投资咨询场景下的监管要求。系统整体流程由“用户输入</w:t>
+      </w:r>
+      <w:r>
+        <w:t>”</w:t>
+      </w:r>
+      <w:r>
+        <w:rPr>
+          <w:rFonts w:hint="eastAsia"/>
+        </w:rPr>
+        <w:t>、“</w:t>
+      </w:r>
+      <w:r>
+        <w:t>记忆召回</w:t>
+      </w:r>
+      <w:r>
+        <w:rPr>
+          <w:rFonts w:hint="eastAsia"/>
+        </w:rPr>
+        <w:t>”、“</w:t>
+      </w:r>
+      <w:r>
+        <w:t>多步推理</w:t>
+      </w:r>
+      <w:r>
+        <w:rPr>
+          <w:rFonts w:hint="eastAsia"/>
+        </w:rPr>
+        <w:t>”、“</w:t>
+      </w:r>
+      <w:r>
+        <w:t>回答生成与风险提示</w:t>
+      </w:r>
+      <w:r>
+        <w:rPr>
+          <w:rFonts w:hint="eastAsia"/>
+        </w:rPr>
+        <w:t>”、“</w:t>
+      </w:r>
+      <w:r>
+        <w:t>记忆更新”构成闭环，使长期记忆调用与风险提示一致性成为可工程化实现的能力，而非依赖大语言模型的自由发挥。这种闭环结构为系统稳定运行与后续扩展提供了结构性保障，也为产品可落地性奠定了基础。</w:t>
+      </w:r>
+    </w:p>
+    <w:p>
+      <w:pPr>
+        <w:pStyle w:val="a"/>
+        <w:spacing w:before="16.30pt" w:after="16.30pt"/>
+      </w:pPr>
+      <w:bookmarkStart w:id="105" w:name="_Toc223096649"/>
+      <w:bookmarkStart w:id="106" w:name="_Toc223097077"/>
+      <w:r>
+        <w:t>关键能力的可行性证据</w:t>
+      </w:r>
+      <w:bookmarkEnd w:id="105"/>
+      <w:bookmarkEnd w:id="106"/>
+    </w:p>
+    <w:p>
+      <w:pPr>
+        <w:ind w:firstLine="24pt"/>
+      </w:pPr>
+      <w:r>
+        <w:lastRenderedPageBreak/>
+        <w:t xml:space="preserve">为了验证上述产品形态的技术可行性，本文分别在通用长期对话数据集 </w:t>
+      </w:r>
+      <w:proofErr w:type="spellStart"/>
+      <w:r>
+        <w:t>LoCoMo</w:t>
+      </w:r>
+      <w:proofErr w:type="spellEnd"/>
+      <w:r>
+        <w:t>以及自构建的</w:t>
+      </w:r>
+      <w:r>
+        <w:rPr>
+          <w:rFonts w:hint="eastAsia"/>
+        </w:rPr>
+        <w:t>金融领域</w:t>
+      </w:r>
+      <w:r>
+        <w:rPr>
+          <w:rFonts w:hint="eastAsia"/>
+        </w:rPr>
+        <w:t>多</w:t>
+      </w:r>
+      <w:r>
+        <w:t>轮对话评测集</w:t>
+      </w:r>
+      <w:proofErr w:type="spellStart"/>
+      <w:r>
+        <w:t>MemFinConv</w:t>
+      </w:r>
+      <w:proofErr w:type="spellEnd"/>
+      <w:r>
+        <w:t>上进行了系统实验。实验结果从长期记忆可用性、风险提示交付能力与可解释交付质量三个维度，为产品可行性提供了量化证据。</w:t>
+      </w:r>
+    </w:p>
+    <w:p>
+      <w:pPr>
+        <w:ind w:firstLine="24pt"/>
+      </w:pPr>
+      <w:r>
+        <w:t>首先，在长期记忆能力方面，本文在</w:t>
+      </w:r>
+      <w:proofErr w:type="spellStart"/>
+      <w:r>
+        <w:t>LoCoMo</w:t>
+      </w:r>
+      <w:proofErr w:type="spellEnd"/>
+      <w:r>
+        <w:t>数据集上以Recall@5作为核心评价指标，比较了单话语嵌入、固定窗口嵌入以及本文提出的动态语境感知方法。实验结果显示，</w:t>
+      </w:r>
+      <w:r>
+        <w:rPr>
+          <w:rFonts w:hint="eastAsia"/>
+        </w:rPr>
+        <w:t xml:space="preserve"> 本文方法</w:t>
+      </w:r>
+      <w:r>
+        <w:rPr>
+          <w:rFonts w:hint="eastAsia"/>
+        </w:rPr>
+        <w:t>相</w:t>
+      </w:r>
+      <w:r>
+        <w:t>较单话语方法提升10</w:t>
+      </w:r>
+      <w:r>
+        <w:rPr>
+          <w:rFonts w:hint="eastAsia"/>
+        </w:rPr>
+        <w:t>%</w:t>
+      </w:r>
+      <w:r>
+        <w:t>，相较固定窗口最优方案提升7</w:t>
+      </w:r>
+      <w:r>
+        <w:rPr>
+          <w:rFonts w:hint="eastAsia"/>
+        </w:rPr>
+        <w:t>%</w:t>
+      </w:r>
+      <w:r>
+        <w:t>。这一结果表明，通过动态窗口选择、语义精炼与语境生成机制，可以有效缓解信息截断与噪声干扰问题，使历史对话证据在嵌入阶段得到更稳定表达。同时，在不同对话实例之间，本文方法的Recall@5标准差为0.049，而固定窗口方法为0.073，波动幅度下降约32%，说明该方法在多样化场景下具有更强的稳定性与泛化能力。从产品角度看，长期记忆召回能力的提升意味着系统在长周期咨询中更不易遗忘关键约束条件，能够减少重复沟通成本并维持语义连续性，这为实际应用提供了核心技术支撑。</w:t>
+      </w:r>
+    </w:p>
+    <w:p>
+      <w:pPr>
+        <w:ind w:firstLine="24pt"/>
+      </w:pPr>
+      <w:r>
+        <w:t>其次，在金融场景下更为关键的风险披露能力方面，</w:t>
+      </w:r>
+      <w:proofErr w:type="spellStart"/>
+      <w:r>
+        <w:t>MemFinConv</w:t>
+      </w:r>
+      <w:proofErr w:type="spellEnd"/>
+      <w:r>
+        <w:t>数据集上的评测结果显示，</w:t>
+      </w:r>
+      <w:proofErr w:type="spellStart"/>
+      <w:r>
+        <w:t>MemFinRobot</w:t>
+      </w:r>
+      <w:proofErr w:type="spellEnd"/>
+      <w:r>
+        <w:t>在风险覆盖率（</w:t>
+      </w:r>
+      <w:proofErr w:type="spellStart"/>
+      <w:r>
+        <w:t>risk_cov</w:t>
+      </w:r>
+      <w:r>
+        <w:rPr>
+          <w:rFonts w:hint="eastAsia"/>
+        </w:rPr>
+        <w:t>er</w:t>
+      </w:r>
+      <w:r>
+        <w:t>_ratio</w:t>
+      </w:r>
+      <w:proofErr w:type="spellEnd"/>
+      <w:r>
+        <w:t>）与严格覆盖率（</w:t>
+      </w:r>
+      <w:proofErr w:type="spellStart"/>
+      <w:r>
+        <w:t>strict_risk_ratio</w:t>
+      </w:r>
+      <w:proofErr w:type="spellEnd"/>
+      <w:r>
+        <w:t>）两个指标上均显著领先。</w:t>
+      </w:r>
+      <w:r>
+        <w:rPr>
+          <w:rFonts w:hint="eastAsia"/>
+        </w:rPr>
+        <w:t>说明</w:t>
+      </w:r>
+      <w:r>
+        <w:t>本文系统不仅能够提及部分风险因素，而且更接近“应披露风险清单”的完整命中。这一优势来源于风险提示模板与合规规则的嵌入式设计，使系统在生成阶段自动补足缺失风险类别，并对禁区表达进行抑制。对于证券投资咨询场景而言，风险披露完整性是产品上线的前提条件，因此该指标的显著提升直接体现了系统的合规可落地性。</w:t>
+      </w:r>
+    </w:p>
+    <w:p>
+      <w:pPr>
+        <w:ind w:firstLine="24pt"/>
+      </w:pPr>
+      <w:r>
+        <w:t>再次，在决策辅助解释质量方面，</w:t>
+      </w:r>
+      <w:proofErr w:type="spellStart"/>
+      <w:r>
+        <w:t>MemFinRobot</w:t>
+      </w:r>
+      <w:proofErr w:type="spellEnd"/>
+      <w:r>
+        <w:t>在</w:t>
+      </w:r>
+      <w:r>
+        <w:rPr>
+          <w:rFonts w:hint="eastAsia"/>
+        </w:rPr>
+        <w:t>决策辅助可</w:t>
+      </w:r>
+      <w:r>
+        <w:t>解释性指标上同样表现出稳定优势。实验结果显示，本方法的在所有对比方法中排名第一，并在</w:t>
+      </w:r>
+      <w:r>
+        <w:rPr>
+          <w:rFonts w:hint="eastAsia"/>
+        </w:rPr>
+        <w:t>不同</w:t>
+      </w:r>
+      <w:r>
+        <w:t>难度等级上均保持领先。该结果表明，系统在生成过程中能够更稳定地覆盖“决策依据、风险收益权衡、执行步骤与边界说明”等解释要素，从而形成结构化且可审计的输出形式。相较之下，纯大语言模型虽然能够生成流畅文本，但在解释要素覆盖与风险边界表达上存在不稳定性；单纯记忆增强或工具编排若缺少合规与解释结构约束，也难以保证跨轮一致性与要素完备性。由此可见，本文所提出的“记忆</w:t>
+      </w:r>
+      <w:r>
+        <w:t>”</w:t>
+      </w:r>
+      <w:r>
+        <w:rPr>
+          <w:rFonts w:hint="eastAsia"/>
+        </w:rPr>
+        <w:t>、“</w:t>
+      </w:r>
+      <w:r>
+        <w:t>工具</w:t>
+      </w:r>
+      <w:r>
+        <w:rPr>
+          <w:rFonts w:hint="eastAsia"/>
+        </w:rPr>
+        <w:t>”、“</w:t>
+      </w:r>
+      <w:r>
+        <w:t>合规”协同架构在多轮金融对话中具有系统性优势。</w:t>
+      </w:r>
+    </w:p>
+    <w:p>
+      <w:pPr>
+        <w:pStyle w:val="a"/>
+        <w:spacing w:before="16.30pt" w:after="16.30pt"/>
+      </w:pPr>
+      <w:bookmarkStart w:id="107" w:name="_Toc223096650"/>
+      <w:bookmarkStart w:id="108" w:name="_Toc223097078"/>
+      <w:r>
+        <w:t>产品完成度与工程可扩展性</w:t>
+      </w:r>
+      <w:bookmarkEnd w:id="107"/>
+      <w:bookmarkEnd w:id="108"/>
+    </w:p>
+    <w:p>
+      <w:pPr>
+        <w:ind w:firstLine="24pt"/>
+      </w:pPr>
+      <w:r>
+        <w:lastRenderedPageBreak/>
+        <w:t>从工程实现角度看，</w:t>
+      </w:r>
+      <w:proofErr w:type="spellStart"/>
+      <w:r>
+        <w:t>MemFinRobot</w:t>
+      </w:r>
+      <w:proofErr w:type="spellEnd"/>
+      <w:r>
+        <w:t xml:space="preserve"> 已达到可演示、可复现与可扩展三个层级的完成度。首先，在可演示层面，系统已支持多轮连续对话、长期记忆召回、风险提示自动匹配与记忆更新闭环流程，能够完整模拟真实证券咨询场景中的交互过程。其次，在研究可复现层面，本文提供了基于</w:t>
+      </w:r>
+      <w:proofErr w:type="spellStart"/>
+      <w:r>
+        <w:t>LoCoMo</w:t>
+      </w:r>
+      <w:proofErr w:type="spellEnd"/>
+      <w:r>
+        <w:t xml:space="preserve">与 </w:t>
+      </w:r>
+      <w:proofErr w:type="spellStart"/>
+      <w:r>
+        <w:t>MemFinConv</w:t>
+      </w:r>
+      <w:proofErr w:type="spellEnd"/>
+      <w:r>
+        <w:t>的评测流程与指标计算框架，使多维度体验指标能够自动化生成，从而保证实验结果的可重复性与方法学透明度。再次，在工程扩展层面，系统采用模块化设计，记忆管理器、工具链接口与合规规则层相互解耦，可便捷接入真实券商或银行的产品数据库与行情接口，并根据机构需求调整风险提示模板与合规策略。</w:t>
+      </w:r>
+    </w:p>
+    <w:p>
+      <w:pPr>
+        <w:ind w:firstLine="24pt"/>
+      </w:pPr>
+      <w:r>
+        <w:t>综合技术验证结果与系统实现情况可以看出，</w:t>
+      </w:r>
+      <w:proofErr w:type="spellStart"/>
+      <w:r>
+        <w:t>MemFinRobot</w:t>
+      </w:r>
+      <w:proofErr w:type="spellEnd"/>
+      <w:r>
+        <w:t xml:space="preserve"> 不仅在实验指标层面展现出显著优势，而且在架构设计上具备现实部署所需的稳定性与扩展性。长期记忆召回能力的提升、风险披露完整度的显著提高以及解释质量的系统性领先，共同构成了产品可行性的核心证据。由此可以认为，本文提出的记忆增强型智能理财顾问智能体已具备面向真实金融咨询场景进行试点部署的技术基础。</w:t>
+      </w:r>
+    </w:p>
+    <w:p>
+      <w:pPr>
         <w:pStyle w:val="v3"/>
         <w:spacing w:before="32.60pt" w:after="32.60pt"/>
       </w:pPr>
-      <w:bookmarkStart w:id="103" w:name="_Toc223096647"/>
-      <w:bookmarkStart w:id="104" w:name="_Toc223097075"/>
-      <w:r>
-        <w:t>产品可行性与产品形态展示</w:t>
-      </w:r>
-      <w:bookmarkEnd w:id="103"/>
-      <w:bookmarkEnd w:id="104"/>
+      <w:bookmarkStart w:id="109" w:name="_Toc223096651"/>
+      <w:bookmarkStart w:id="110" w:name="_Toc223097079"/>
+      <w:r>
+        <w:t>产品的成本与收益分析</w:t>
+      </w:r>
+      <w:bookmarkEnd w:id="109"/>
+      <w:bookmarkEnd w:id="110"/>
     </w:p>
     <w:p>
       <w:pPr>
         <w:pStyle w:val="a"/>
         <w:spacing w:before="16.30pt" w:after="16.30pt"/>
       </w:pPr>
-      <w:bookmarkStart w:id="105" w:name="_Toc223096648"/>
-      <w:bookmarkStart w:id="106" w:name="_Toc223097076"/>
-      <w:r>
-        <w:t>产品定位与交付形态</w:t>
-      </w:r>
-      <w:bookmarkEnd w:id="105"/>
-      <w:bookmarkEnd w:id="106"/>
-    </w:p>
-    <w:p>
-      <w:pPr>
-        <w:ind w:firstLine="24pt"/>
-      </w:pPr>
-      <w:r>
-        <w:t>本文提出的记忆增强型智能理财顾问智能体（</w:t>
-      </w:r>
-      <w:proofErr w:type="spellStart"/>
-      <w:r>
-        <w:t>MemFinRobot</w:t>
-      </w:r>
-      <w:proofErr w:type="spellEnd"/>
-      <w:r>
-        <w:t>）在产品定位上明确坚持“辅助决策而非替代决策”的原则。在证券投资咨询场景中，投资决策本身具有高度风险敏感性与监管约束性，因此系统的目标并非给出具体买卖指令或收益承诺，而是在合规边界内提供结构化信息整合、风险揭示与逻辑解释支持，从而提升用户决策理解能力与判断质量。围绕这一定位，本文构建了</w:t>
-      </w:r>
-      <w:r>
-        <w:rPr>
-          <w:rFonts w:hint="eastAsia"/>
-        </w:rPr>
-        <w:t>记忆、工具、合规</w:t>
-      </w:r>
-      <w:r>
-        <w:rPr>
-          <w:rFonts w:hint="eastAsia"/>
-        </w:rPr>
-        <w:t>三</w:t>
-      </w:r>
-      <w:r>
-        <w:t>位一体的产品形态，使系统在长期对话理解能力与风险表达控制能力之间取得平衡。</w:t>
-      </w:r>
-    </w:p>
-    <w:p>
-      <w:pPr>
-        <w:ind w:firstLine="24pt"/>
-      </w:pPr>
-      <w:r>
-        <w:t>在系统架构层面，</w:t>
-      </w:r>
-      <w:proofErr w:type="spellStart"/>
-      <w:r>
-        <w:t>MemFinRobot</w:t>
-      </w:r>
-      <w:proofErr w:type="spellEnd"/>
-      <w:r>
-        <w:t xml:space="preserve"> 通过分层化设计实现功能协同。记忆管理模块负责对短期上下文、长期对话记忆与结构化用户画像进行统一管理，使系统能够在多轮交互中持续理解用户风险偏好、投资期限与关注主题等核心变量；</w:t>
-      </w:r>
-      <w:r>
-        <w:rPr>
-          <w:rFonts w:hint="eastAsia"/>
-        </w:rPr>
-        <w:t>工具与环境执行层</w:t>
-      </w:r>
-      <w:r>
-        <w:rPr>
-          <w:rFonts w:hint="eastAsia"/>
-        </w:rPr>
-        <w:t>提</w:t>
-      </w:r>
-      <w:r>
-        <w:t>供行情查询、产品检索与计算支持，使回答具备事实支撑与可引用依据；</w:t>
-      </w:r>
-      <w:r>
-        <w:t>风险提示与合规控制层</w:t>
-      </w:r>
-      <w:r>
-        <w:t>则对生成内容进行风险提示补足与禁区表达约束，确保输出始终符合证券投资咨询场景下的监管要求。系统整体流程由“用户输入</w:t>
-      </w:r>
-      <w:r>
-        <w:t>”</w:t>
-      </w:r>
-      <w:r>
-        <w:rPr>
-          <w:rFonts w:hint="eastAsia"/>
-        </w:rPr>
-        <w:t>、“</w:t>
-      </w:r>
-      <w:r>
-        <w:t>记忆召回</w:t>
-      </w:r>
-      <w:r>
-        <w:rPr>
-          <w:rFonts w:hint="eastAsia"/>
-        </w:rPr>
-        <w:t>”、“</w:t>
-      </w:r>
-      <w:r>
-        <w:t>多步推理</w:t>
-      </w:r>
-      <w:r>
-        <w:rPr>
-          <w:rFonts w:hint="eastAsia"/>
-        </w:rPr>
-        <w:t>”、“</w:t>
-      </w:r>
-      <w:r>
-        <w:t>回答生成与风险提示</w:t>
-      </w:r>
-      <w:r>
-        <w:rPr>
-          <w:rFonts w:hint="eastAsia"/>
-        </w:rPr>
-        <w:t>”、“</w:t>
-      </w:r>
-      <w:r>
-        <w:t>记忆更新”构成闭环，使长期记忆调用与风险提示一致性成为可工程化实现的能力，而非依赖大语言模型的自由发挥。这种闭环结构为系统稳定运行与后续扩展提供了结构性保障，也为产品可落地性奠定了基础。</w:t>
-      </w:r>
-    </w:p>
-    <w:p>
-      <w:pPr>
-        <w:pStyle w:val="a"/>
-        <w:spacing w:before="16.30pt" w:after="16.30pt"/>
-      </w:pPr>
-      <w:bookmarkStart w:id="107" w:name="_Toc223096649"/>
-      <w:bookmarkStart w:id="108" w:name="_Toc223097077"/>
-      <w:r>
-        <w:t>关键能力的可行性证据</w:t>
-      </w:r>
-      <w:bookmarkEnd w:id="107"/>
-      <w:bookmarkEnd w:id="108"/>
-    </w:p>
-    <w:p>
-      <w:pPr>
-        <w:ind w:firstLine="24pt"/>
-      </w:pPr>
-      <w:r>
-        <w:t xml:space="preserve">为了验证上述产品形态的技术可行性，本文分别在通用长期对话数据集 </w:t>
-      </w:r>
-      <w:proofErr w:type="spellStart"/>
-      <w:r>
-        <w:t>LoCoMo</w:t>
-      </w:r>
-      <w:proofErr w:type="spellEnd"/>
-      <w:r>
-        <w:t>以及自构建的</w:t>
-      </w:r>
-      <w:r>
-        <w:rPr>
-          <w:rFonts w:hint="eastAsia"/>
-        </w:rPr>
-        <w:t>金融领域</w:t>
-      </w:r>
-      <w:r>
-        <w:rPr>
-          <w:rFonts w:hint="eastAsia"/>
-        </w:rPr>
-        <w:t>多</w:t>
-      </w:r>
-      <w:r>
-        <w:t>轮对话评测集</w:t>
-      </w:r>
-      <w:proofErr w:type="spellStart"/>
-      <w:r>
-        <w:t>MemFinConv</w:t>
-      </w:r>
-      <w:proofErr w:type="spellEnd"/>
-      <w:r>
-        <w:t>上进行了系统实验。实验结果从长期记忆可用性、风险提示交付能力与可解释交付质量三个维度，为产品可行性提供了量化证据。</w:t>
-      </w:r>
-    </w:p>
-    <w:p>
-      <w:pPr>
-        <w:ind w:firstLine="24pt"/>
-      </w:pPr>
-      <w:r>
-        <w:lastRenderedPageBreak/>
-        <w:t>首先，在长期记忆能力方面，本文在</w:t>
-      </w:r>
-      <w:proofErr w:type="spellStart"/>
-      <w:r>
-        <w:t>LoCoMo</w:t>
-      </w:r>
-      <w:proofErr w:type="spellEnd"/>
-      <w:r>
-        <w:t>数据集上以Recall@5作为核心评价指标，比较了单话语嵌入、固定窗口嵌入以及本文提出的动态语境感知方法。实验结果显示，</w:t>
-      </w:r>
-      <w:r>
-        <w:rPr>
-          <w:rFonts w:hint="eastAsia"/>
-        </w:rPr>
-        <w:t xml:space="preserve"> 本文方法</w:t>
-      </w:r>
-      <w:r>
-        <w:rPr>
-          <w:rFonts w:hint="eastAsia"/>
-        </w:rPr>
-        <w:t>相</w:t>
-      </w:r>
-      <w:r>
-        <w:t>较单话语方法提升10</w:t>
-      </w:r>
-      <w:r>
-        <w:rPr>
-          <w:rFonts w:hint="eastAsia"/>
-        </w:rPr>
-        <w:t>%</w:t>
-      </w:r>
-      <w:r>
-        <w:t>，相较固定窗口最优方案提升7</w:t>
-      </w:r>
-      <w:r>
-        <w:rPr>
-          <w:rFonts w:hint="eastAsia"/>
-        </w:rPr>
-        <w:t>%</w:t>
-      </w:r>
-      <w:r>
-        <w:t>。这一结果表明，通过动态窗口选择、语义精炼与语境生成机制，可以有效缓解信息截断与噪声干扰问题，使历史对话证据在嵌入阶段得到更稳定表达。同时，在不同对话实例之间，本文方法的Recall@5标准差为0.049，而固定窗口方法为0.073，波动幅度下降约32%，说明该方法在多样化场景下具有更强的稳定性与泛化能力。从产品角度看，长期记忆召回能力的提升意味着系统在长周期咨询中更不易遗忘关键约束条件，能够减少重复沟通成本并维持语义连续性，这为实际应用提供了核心技术支撑。</w:t>
-      </w:r>
-    </w:p>
-    <w:p>
-      <w:pPr>
-        <w:ind w:firstLine="24pt"/>
-      </w:pPr>
-      <w:r>
-        <w:t>其次，在金融场景下更为关键的风险披露能力方面，</w:t>
-      </w:r>
-      <w:proofErr w:type="spellStart"/>
-      <w:r>
-        <w:t>MemFinConv</w:t>
-      </w:r>
-      <w:proofErr w:type="spellEnd"/>
-      <w:r>
-        <w:t>数据集上的评测结果显示，</w:t>
-      </w:r>
-      <w:proofErr w:type="spellStart"/>
-      <w:r>
-        <w:t>MemFinRobot</w:t>
-      </w:r>
-      <w:proofErr w:type="spellEnd"/>
-      <w:r>
-        <w:t>在风险覆盖率（</w:t>
-      </w:r>
-      <w:proofErr w:type="spellStart"/>
-      <w:r>
-        <w:t>risk_cov</w:t>
-      </w:r>
-      <w:r>
-        <w:rPr>
-          <w:rFonts w:hint="eastAsia"/>
-        </w:rPr>
-        <w:t>er</w:t>
-      </w:r>
-      <w:r>
-        <w:t>_ratio</w:t>
-      </w:r>
-      <w:proofErr w:type="spellEnd"/>
-      <w:r>
-        <w:t>）与严格覆盖率（</w:t>
-      </w:r>
-      <w:proofErr w:type="spellStart"/>
-      <w:r>
-        <w:t>strict_risk_ratio</w:t>
-      </w:r>
-      <w:proofErr w:type="spellEnd"/>
-      <w:r>
-        <w:t>）两个指标上均显著领先。</w:t>
-      </w:r>
-      <w:r>
-        <w:rPr>
-          <w:rFonts w:hint="eastAsia"/>
-        </w:rPr>
-        <w:t>说明</w:t>
-      </w:r>
-      <w:r>
-        <w:t>本文系统不仅能够提及部分风险因素，而且更接近“应披露风险清单”的完整命中。这一优势来源于风险提示模板与合规规则的嵌入式设计，使系统在生成阶段自动补足缺失风险类别，并对禁区表达进行抑制。对于证券投资咨询场景而言，风险披露完整性是产品上线的前提条件，因此该指标的显著提升直接体现了系统的合规可落地性。</w:t>
-      </w:r>
-    </w:p>
-    <w:p>
-      <w:pPr>
-        <w:ind w:firstLine="24pt"/>
-      </w:pPr>
-      <w:r>
-        <w:t>再次，在决策辅助解释质量方面，</w:t>
-      </w:r>
-      <w:proofErr w:type="spellStart"/>
-      <w:r>
-        <w:t>MemFinRobot</w:t>
-      </w:r>
-      <w:proofErr w:type="spellEnd"/>
-      <w:r>
-        <w:t>在</w:t>
-      </w:r>
-      <w:r>
-        <w:rPr>
-          <w:rFonts w:hint="eastAsia"/>
-        </w:rPr>
-        <w:t>决策辅助可</w:t>
-      </w:r>
-      <w:r>
-        <w:t>解释性指标上同样表现出稳定优势。实验结果显示，本方法的在所有对比方法中排名第一，并在</w:t>
-      </w:r>
-      <w:r>
-        <w:rPr>
-          <w:rFonts w:hint="eastAsia"/>
-        </w:rPr>
-        <w:t>不同</w:t>
-      </w:r>
-      <w:r>
-        <w:t>难度等级上均保持领先。该结果表明，系统在生成过程中能够更稳定地覆盖“决策依据、风险收益权衡、执行步骤与边界说明”等解释要素，从而形成结构化且可审计的输出形式。相较之下，纯大语言模型虽然能够生成流畅文本，但在解释要素覆盖与风险边界表达上存在不稳定性；单纯记忆增强或工具编排若缺少合规与解释结构约束，也难以保证跨轮一致性与要素完备性。由此可见，本文所提出的“记忆</w:t>
-      </w:r>
-      <w:r>
-        <w:t>”</w:t>
-      </w:r>
-      <w:r>
-        <w:rPr>
-          <w:rFonts w:hint="eastAsia"/>
-        </w:rPr>
-        <w:t>、“</w:t>
-      </w:r>
-      <w:r>
-        <w:t>工具</w:t>
-      </w:r>
-      <w:r>
-        <w:rPr>
-          <w:rFonts w:hint="eastAsia"/>
-        </w:rPr>
-        <w:t>”、“</w:t>
-      </w:r>
-      <w:r>
-        <w:t>合规”协同架构在多轮金融对话中具有系统性优势。</w:t>
-      </w:r>
-    </w:p>
-    <w:p>
-      <w:pPr>
-        <w:pStyle w:val="a"/>
-        <w:spacing w:before="16.30pt" w:after="16.30pt"/>
-      </w:pPr>
-      <w:bookmarkStart w:id="109" w:name="_Toc223096650"/>
-      <w:bookmarkStart w:id="110" w:name="_Toc223097078"/>
-      <w:r>
-        <w:t>产品完成度与工程可扩展性</w:t>
-      </w:r>
-      <w:bookmarkEnd w:id="109"/>
-      <w:bookmarkEnd w:id="110"/>
-    </w:p>
-    <w:p>
-      <w:pPr>
-        <w:ind w:firstLine="24pt"/>
-      </w:pPr>
-      <w:r>
-        <w:t>从工程实现角度看，</w:t>
-      </w:r>
-      <w:proofErr w:type="spellStart"/>
-      <w:r>
-        <w:t>MemFinRobot</w:t>
-      </w:r>
-      <w:proofErr w:type="spellEnd"/>
-      <w:r>
-        <w:t xml:space="preserve"> 已达到可演示、可复现与可扩展三个层级的完成度。首先，在可演示层面，系统已支持多轮连续对话、长期记忆召回、风险提示自动匹配与记忆更新闭环流程，能够完整模拟真实证券咨询场景中的交互过程。其次，在研究可复现层面，本文提供了基于</w:t>
-      </w:r>
-      <w:proofErr w:type="spellStart"/>
-      <w:r>
-        <w:t>LoCoMo</w:t>
-      </w:r>
-      <w:proofErr w:type="spellEnd"/>
-      <w:r>
-        <w:t xml:space="preserve">与 </w:t>
-      </w:r>
-      <w:proofErr w:type="spellStart"/>
-      <w:r>
-        <w:t>MemFinConv</w:t>
-      </w:r>
-      <w:proofErr w:type="spellEnd"/>
-      <w:r>
-        <w:t>的评测流程与指标计算框架，使多维度体验指标能够自动化生</w:t>
-      </w:r>
-      <w:r>
-        <w:lastRenderedPageBreak/>
-        <w:t>成，从而保证实验结果的可重复性与方法学透明度。再次，在工程扩展层面，系统采用模块化设计，记忆管理器、工具链接口与合规规则层相互解耦，可便捷接入真实券商或银行的产品数据库与行情接口，并根据机构需求调整风险提示模板与合规策略。</w:t>
-      </w:r>
-    </w:p>
-    <w:p>
-      <w:pPr>
-        <w:ind w:firstLine="24pt"/>
-      </w:pPr>
-      <w:r>
-        <w:t>综合技术验证结果与系统实现情况可以看出，</w:t>
-      </w:r>
-      <w:proofErr w:type="spellStart"/>
-      <w:r>
-        <w:t>MemFinRobot</w:t>
-      </w:r>
-      <w:proofErr w:type="spellEnd"/>
-      <w:r>
-        <w:t xml:space="preserve"> 不仅在实验指标层面展现出显著优势，而且在架构设计上具备现实部署所需的稳定性与扩展性。长期记忆召回能力的提升、风险披露完整度的显著提高以及解释质量的系统性领先，共同构成了产品可行性的核心证据。由此可以认为，本文提出的记忆增强型智能理财顾问智能体已具备面向真实金融咨询场景进行试点部署的技术基础。</w:t>
-      </w:r>
-    </w:p>
-    <w:p>
-      <w:pPr>
-        <w:pStyle w:val="v3"/>
-        <w:spacing w:before="32.60pt" w:after="32.60pt"/>
-      </w:pPr>
-      <w:bookmarkStart w:id="111" w:name="_Toc223096651"/>
-      <w:bookmarkStart w:id="112" w:name="_Toc223097079"/>
-      <w:r>
-        <w:t>产品的成本与收益分析</w:t>
+      <w:bookmarkStart w:id="111" w:name="_Toc223096652"/>
+      <w:bookmarkStart w:id="112" w:name="_Toc223097080"/>
+      <w:r>
+        <w:t>成本结构与测算口径</w:t>
       </w:r>
       <w:bookmarkEnd w:id="111"/>
       <w:bookmarkEnd w:id="112"/>
     </w:p>
     <w:p>
       <w:pPr>
-        <w:pStyle w:val="a"/>
-        <w:spacing w:before="16.30pt" w:after="16.30pt"/>
-      </w:pPr>
-      <w:bookmarkStart w:id="113" w:name="_Toc223096652"/>
-      <w:bookmarkStart w:id="114" w:name="_Toc223097080"/>
-      <w:r>
-        <w:t>成本结构与测算口径</w:t>
-      </w:r>
-      <w:bookmarkEnd w:id="113"/>
-      <w:bookmarkEnd w:id="114"/>
-    </w:p>
-    <w:p>
-      <w:pPr>
         <w:ind w:firstLine="24pt"/>
       </w:pPr>
       <w:r>
@@ -25892,7 +27121,19 @@
         <w:t>-</w:t>
       </w:r>
       <w:r>
-        <w:t>80%的常见区间内，并在基准情境取中位值 70%。该设定与行业综述中对金融行业智能客服应用普及度的描述一致 (</w:t>
+        <w:t>80%的常见区间内，并在基准情境取中位</w:t>
+      </w:r>
+      <w:r>
+        <w:lastRenderedPageBreak/>
+        <w:t>值 70%。该设定与行业综述中对金融行业智能客</w:t>
+      </w:r>
+      <w:proofErr w:type="gramStart"/>
+      <w:r>
+        <w:t>服应用</w:t>
+      </w:r>
+      <w:proofErr w:type="gramEnd"/>
+      <w:r>
+        <w:t>普及度的描述一致 (</w:t>
       </w:r>
       <w:proofErr w:type="spellStart"/>
       <w:r>
@@ -25933,11 +27174,7 @@
         <w:t>令牌</w:t>
       </w:r>
       <w:r>
-        <w:t>计费的公开定价机制作为理论依据（再折算为单次对话边际成本），该计费机制在主流定价页面中已有明确说明。基于上述口径，本文采用人民币计量并设定以下保守参数用于</w:t>
-      </w:r>
-      <w:r>
-        <w:lastRenderedPageBreak/>
-        <w:t>后续测算：人工综合成本 50元/小时、单次咨询平均5分钟（对应人工单位成本约4.17元/次），模型单位推理成本0.5元/次，固定运维与合规成本 200 万元/年，自动化替代率 70%。</w:t>
+        <w:t>计费的公开定价机制作为理论依据（再折算为单次对话边际成本），该计费机制在主流定价页面中已有明确说明。基于上述口径，本文采用人民币计量并设定以下保守参数用于后续测算：人工综合成本 50元/小时、单次咨询平均5分钟（对应人工单位成本约4.17元/次），模型单位推理成本0.5元/次，固定运维与合规成本 200 万元/年，自动化替代率 70%。</w:t>
       </w:r>
     </w:p>
     <w:p>
@@ -26230,8 +27467,8 @@
         <w:pStyle w:val="a"/>
         <w:spacing w:before="16.30pt" w:after="16.30pt"/>
       </w:pPr>
-      <w:bookmarkStart w:id="115" w:name="_Toc223096653"/>
-      <w:bookmarkStart w:id="116" w:name="_Toc223097081"/>
+      <w:bookmarkStart w:id="113" w:name="_Toc223096653"/>
+      <w:bookmarkStart w:id="114" w:name="_Toc223097081"/>
       <w:r>
         <w:t>基准情境下的成本</w:t>
       </w:r>
@@ -26244,8 +27481,8 @@
       <w:r>
         <w:t>收益测算与指标映射</w:t>
       </w:r>
-      <w:bookmarkEnd w:id="115"/>
-      <w:bookmarkEnd w:id="116"/>
+      <w:bookmarkEnd w:id="113"/>
+      <w:bookmarkEnd w:id="114"/>
     </w:p>
     <w:p>
       <w:pPr>
@@ -26408,7 +27645,11 @@
         <w:t>，</w:t>
       </w:r>
       <w:r>
-        <w:t>并在解释质量等交付指标上保持领先。在真实机构中，“风险披露缺项”往往触发人工复核与工单返修，因此本文采用保守假设：每1万次咨询中约50次需要合规复核，严格风险覆盖能力提升可节省幅度。</w:t>
+        <w:t>并在解释质量等交付指标上保持领先。在真实机构</w:t>
+      </w:r>
+      <w:r>
+        <w:lastRenderedPageBreak/>
+        <w:t>中，“风险披露缺项”往往触发人工复核与工单返修，因此本文采用保守假设：每1万次咨询中约50次需要合规复核，严格风险覆盖能力提升可节省幅度。</w:t>
       </w:r>
     </w:p>
     <w:p>
@@ -26426,7 +27667,6 @@
         <w:ind w:firstLine="20.40pt"/>
       </w:pPr>
       <w:r>
-        <w:lastRenderedPageBreak/>
         <w:t>表</w:t>
       </w:r>
       <w:r>
@@ -26518,7 +27758,7 @@
               <w:ind w:firstLine="24pt"/>
               <w:jc w:val="center"/>
               <w:rPr>
-                <w:rFonts w:eastAsia="DengXian"/>
+                <w:rFonts w:eastAsia="等线"/>
                 <w:b/>
                 <w:bCs/>
                 <w:color w:val="000000"/>
@@ -26528,7 +27768,7 @@
             </w:pPr>
             <w:r>
               <w:rPr>
-                <w:rFonts w:eastAsia="DengXian"/>
+                <w:rFonts w:eastAsia="等线"/>
                 <w:b/>
                 <w:bCs/>
                 <w:color w:val="000000"/>
@@ -26553,7 +27793,7 @@
               <w:ind w:firstLine="24pt"/>
               <w:jc w:val="center"/>
               <w:rPr>
-                <w:rFonts w:eastAsia="DengXian"/>
+                <w:rFonts w:eastAsia="等线"/>
                 <w:b/>
                 <w:bCs/>
                 <w:color w:val="000000"/>
@@ -26563,7 +27803,7 @@
             </w:pPr>
             <w:r>
               <w:rPr>
-                <w:rFonts w:eastAsia="DengXian"/>
+                <w:rFonts w:eastAsia="等线"/>
                 <w:b/>
                 <w:bCs/>
                 <w:color w:val="000000"/>
@@ -26586,7 +27826,7 @@
           <w:p>
             <w:pPr>
               <w:rPr>
-                <w:rFonts w:eastAsia="DengXian"/>
+                <w:rFonts w:eastAsia="等线"/>
                 <w:b/>
                 <w:bCs/>
                 <w:color w:val="000000"/>
@@ -26596,7 +27836,7 @@
             </w:pPr>
             <w:r>
               <w:rPr>
-                <w:rFonts w:eastAsia="DengXian"/>
+                <w:rFonts w:eastAsia="等线"/>
                 <w:b/>
                 <w:bCs/>
                 <w:color w:val="000000"/>
@@ -26622,7 +27862,7 @@
             <w:pPr>
               <w:jc w:val="center"/>
               <w:rPr>
-                <w:rFonts w:eastAsia="DengXian"/>
+                <w:rFonts w:eastAsia="等线"/>
                 <w:color w:val="000000"/>
                 <w:sz w:val="18"/>
                 <w:szCs w:val="18"/>
@@ -26630,7 +27870,7 @@
             </w:pPr>
             <w:r>
               <w:rPr>
-                <w:rFonts w:eastAsia="DengXian"/>
+                <w:rFonts w:eastAsia="等线"/>
                 <w:b/>
                 <w:bCs/>
                 <w:color w:val="000000"/>
@@ -26652,7 +27892,7 @@
               <w:ind w:firstLine="24pt"/>
               <w:jc w:val="center"/>
               <w:rPr>
-                <w:rFonts w:eastAsia="DengXian"/>
+                <w:rFonts w:eastAsia="等线"/>
                 <w:color w:val="000000"/>
                 <w:sz w:val="18"/>
                 <w:szCs w:val="18"/>
@@ -26660,7 +27900,7 @@
             </w:pPr>
             <w:r>
               <w:rPr>
-                <w:rFonts w:eastAsia="DengXian"/>
+                <w:rFonts w:eastAsia="等线"/>
                 <w:color w:val="000000"/>
                 <w:sz w:val="18"/>
                 <w:szCs w:val="18"/>
@@ -26669,7 +27909,7 @@
             </w:r>
             <w:r>
               <w:rPr>
-                <w:rFonts w:eastAsia="DengXian"/>
+                <w:rFonts w:eastAsia="等线"/>
                 <w:color w:val="000000"/>
                 <w:sz w:val="18"/>
                 <w:szCs w:val="18"/>
@@ -26678,7 +27918,7 @@
             </w:r>
             <w:r>
               <w:rPr>
-                <w:rFonts w:eastAsia="DengXian"/>
+                <w:rFonts w:eastAsia="等线"/>
                 <w:color w:val="000000"/>
                 <w:sz w:val="18"/>
                 <w:szCs w:val="18"/>
@@ -26687,7 +27927,7 @@
             </w:r>
             <w:r>
               <w:rPr>
-                <w:rFonts w:eastAsia="DengXian"/>
+                <w:rFonts w:eastAsia="等线"/>
                 <w:color w:val="000000"/>
                 <w:sz w:val="18"/>
                 <w:szCs w:val="18"/>
@@ -26696,7 +27936,7 @@
             </w:r>
             <w:r>
               <w:rPr>
-                <w:rFonts w:eastAsia="DengXian" w:hint="eastAsia"/>
+                <w:rFonts w:eastAsia="等线" w:hint="eastAsia"/>
                 <w:color w:val="000000"/>
                 <w:sz w:val="18"/>
                 <w:szCs w:val="18"/>
@@ -26705,7 +27945,7 @@
             </w:r>
             <w:r>
               <w:rPr>
-                <w:rFonts w:eastAsia="DengXian"/>
+                <w:rFonts w:eastAsia="等线"/>
                 <w:color w:val="000000"/>
                 <w:sz w:val="18"/>
                 <w:szCs w:val="18"/>
@@ -26714,7 +27954,7 @@
             </w:r>
             <w:r>
               <w:rPr>
-                <w:rFonts w:eastAsia="DengXian"/>
+                <w:rFonts w:eastAsia="等线"/>
                 <w:color w:val="000000"/>
                 <w:sz w:val="18"/>
                 <w:szCs w:val="18"/>
@@ -26734,7 +27974,7 @@
               <w:ind w:firstLine="24pt"/>
               <w:jc w:val="center"/>
               <w:rPr>
-                <w:rFonts w:eastAsia="DengXian"/>
+                <w:rFonts w:eastAsia="等线"/>
                 <w:color w:val="000000"/>
                 <w:sz w:val="18"/>
                 <w:szCs w:val="18"/>
@@ -26742,7 +27982,7 @@
             </w:pPr>
             <w:r>
               <w:rPr>
-                <w:rFonts w:eastAsia="DengXian"/>
+                <w:rFonts w:eastAsia="等线"/>
                 <w:b/>
                 <w:bCs/>
                 <w:color w:val="000000"/>
@@ -26768,7 +28008,7 @@
             <w:pPr>
               <w:jc w:val="center"/>
               <w:rPr>
-                <w:rFonts w:eastAsia="DengXian"/>
+                <w:rFonts w:eastAsia="等线"/>
                 <w:color w:val="000000"/>
                 <w:sz w:val="18"/>
                 <w:szCs w:val="18"/>
@@ -26776,7 +28016,7 @@
             </w:pPr>
             <w:r>
               <w:rPr>
-                <w:rFonts w:eastAsia="DengXian"/>
+                <w:rFonts w:eastAsia="等线"/>
                 <w:b/>
                 <w:bCs/>
                 <w:color w:val="000000"/>
@@ -26797,7 +28037,7 @@
             <w:pPr>
               <w:jc w:val="center"/>
               <w:rPr>
-                <w:rFonts w:eastAsia="DengXian"/>
+                <w:rFonts w:eastAsia="等线"/>
                 <w:color w:val="000000"/>
                 <w:sz w:val="18"/>
                 <w:szCs w:val="18"/>
@@ -26805,7 +28045,7 @@
             </w:pPr>
             <w:r>
               <w:rPr>
-                <w:rFonts w:eastAsia="DengXian"/>
+                <w:rFonts w:eastAsia="等线"/>
                 <w:color w:val="000000"/>
                 <w:sz w:val="18"/>
                 <w:szCs w:val="18"/>
@@ -26814,7 +28054,7 @@
             </w:r>
             <w:r>
               <w:rPr>
-                <w:rFonts w:eastAsia="DengXian" w:hint="eastAsia"/>
+                <w:rFonts w:eastAsia="等线" w:hint="eastAsia"/>
                 <w:color w:val="000000"/>
                 <w:sz w:val="18"/>
                 <w:szCs w:val="18"/>
@@ -26823,7 +28063,7 @@
             </w:r>
             <w:r>
               <w:rPr>
-                <w:rFonts w:eastAsia="DengXian"/>
+                <w:rFonts w:eastAsia="等线"/>
                 <w:color w:val="000000"/>
                 <w:sz w:val="18"/>
                 <w:szCs w:val="18"/>
@@ -26832,7 +28072,7 @@
             </w:r>
             <w:r>
               <w:rPr>
-                <w:rFonts w:eastAsia="DengXian" w:hint="eastAsia"/>
+                <w:rFonts w:eastAsia="等线" w:hint="eastAsia"/>
                 <w:color w:val="000000"/>
                 <w:sz w:val="18"/>
                 <w:szCs w:val="18"/>
@@ -26841,7 +28081,7 @@
             </w:r>
             <w:r>
               <w:rPr>
-                <w:rFonts w:eastAsia="DengXian"/>
+                <w:rFonts w:eastAsia="等线"/>
                 <w:color w:val="000000"/>
                 <w:sz w:val="18"/>
                 <w:szCs w:val="18"/>
@@ -26861,7 +28101,7 @@
               <w:ind w:firstLine="24pt"/>
               <w:jc w:val="center"/>
               <w:rPr>
-                <w:rFonts w:eastAsia="DengXian"/>
+                <w:rFonts w:eastAsia="等线"/>
                 <w:color w:val="000000"/>
                 <w:sz w:val="18"/>
                 <w:szCs w:val="18"/>
@@ -26869,7 +28109,7 @@
             </w:pPr>
             <w:r>
               <w:rPr>
-                <w:rFonts w:eastAsia="DengXian"/>
+                <w:rFonts w:eastAsia="等线"/>
                 <w:b/>
                 <w:bCs/>
                 <w:color w:val="000000"/>
@@ -26895,7 +28135,7 @@
             <w:pPr>
               <w:jc w:val="center"/>
               <w:rPr>
-                <w:rFonts w:eastAsia="DengXian"/>
+                <w:rFonts w:eastAsia="等线"/>
                 <w:color w:val="000000"/>
                 <w:sz w:val="18"/>
                 <w:szCs w:val="18"/>
@@ -26903,7 +28143,7 @@
             </w:pPr>
             <w:r>
               <w:rPr>
-                <w:rFonts w:eastAsia="DengXian"/>
+                <w:rFonts w:eastAsia="等线"/>
                 <w:b/>
                 <w:bCs/>
                 <w:color w:val="000000"/>
@@ -26925,7 +28165,7 @@
               <w:ind w:firstLine="24pt"/>
               <w:jc w:val="center"/>
               <w:rPr>
-                <w:rFonts w:eastAsia="DengXian"/>
+                <w:rFonts w:eastAsia="等线"/>
                 <w:color w:val="000000"/>
                 <w:sz w:val="18"/>
                 <w:szCs w:val="18"/>
@@ -26933,7 +28173,7 @@
             </w:pPr>
             <w:r>
               <w:rPr>
-                <w:rFonts w:eastAsia="DengXian"/>
+                <w:rFonts w:eastAsia="等线"/>
                 <w:color w:val="000000"/>
                 <w:sz w:val="18"/>
                 <w:szCs w:val="18"/>
@@ -26953,7 +28193,7 @@
               <w:ind w:firstLine="24pt"/>
               <w:jc w:val="center"/>
               <w:rPr>
-                <w:rFonts w:eastAsia="DengXian"/>
+                <w:rFonts w:eastAsia="等线"/>
                 <w:color w:val="000000"/>
                 <w:sz w:val="18"/>
                 <w:szCs w:val="18"/>
@@ -26961,7 +28201,7 @@
             </w:pPr>
             <w:r>
               <w:rPr>
-                <w:rFonts w:eastAsia="DengXian"/>
+                <w:rFonts w:eastAsia="等线"/>
                 <w:b/>
                 <w:bCs/>
                 <w:color w:val="000000"/>
@@ -26987,7 +28227,7 @@
             <w:pPr>
               <w:jc w:val="center"/>
               <w:rPr>
-                <w:rFonts w:eastAsia="DengXian"/>
+                <w:rFonts w:eastAsia="等线"/>
                 <w:color w:val="000000"/>
                 <w:sz w:val="18"/>
                 <w:szCs w:val="18"/>
@@ -26995,7 +28235,7 @@
             </w:pPr>
             <w:r>
               <w:rPr>
-                <w:rFonts w:eastAsia="DengXian"/>
+                <w:rFonts w:eastAsia="等线"/>
                 <w:b/>
                 <w:bCs/>
                 <w:color w:val="000000"/>
@@ -27017,7 +28257,7 @@
               <w:ind w:firstLine="24pt"/>
               <w:jc w:val="center"/>
               <w:rPr>
-                <w:rFonts w:eastAsia="DengXian"/>
+                <w:rFonts w:eastAsia="等线"/>
                 <w:color w:val="000000"/>
                 <w:sz w:val="18"/>
                 <w:szCs w:val="18"/>
@@ -27025,7 +28265,7 @@
             </w:pPr>
             <w:r>
               <w:rPr>
-                <w:rFonts w:eastAsia="DengXian"/>
+                <w:rFonts w:eastAsia="等线"/>
                 <w:color w:val="000000"/>
                 <w:sz w:val="18"/>
                 <w:szCs w:val="18"/>
@@ -27034,7 +28274,7 @@
             </w:r>
             <w:r>
               <w:rPr>
-                <w:rFonts w:eastAsia="DengXian"/>
+                <w:rFonts w:eastAsia="等线"/>
                 <w:color w:val="000000"/>
                 <w:sz w:val="18"/>
                 <w:szCs w:val="18"/>
@@ -27054,7 +28294,7 @@
               <w:ind w:firstLine="24pt"/>
               <w:jc w:val="center"/>
               <w:rPr>
-                <w:rFonts w:eastAsia="DengXian"/>
+                <w:rFonts w:eastAsia="等线"/>
                 <w:color w:val="000000"/>
                 <w:sz w:val="18"/>
                 <w:szCs w:val="18"/>
@@ -27062,7 +28302,7 @@
             </w:pPr>
             <w:r>
               <w:rPr>
-                <w:rFonts w:eastAsia="DengXian"/>
+                <w:rFonts w:eastAsia="等线"/>
                 <w:b/>
                 <w:bCs/>
                 <w:color w:val="000000"/>
@@ -27088,7 +28328,7 @@
             <w:pPr>
               <w:jc w:val="center"/>
               <w:rPr>
-                <w:rFonts w:eastAsia="DengXian"/>
+                <w:rFonts w:eastAsia="等线"/>
                 <w:color w:val="000000"/>
                 <w:sz w:val="18"/>
                 <w:szCs w:val="18"/>
@@ -27096,7 +28336,7 @@
             </w:pPr>
             <w:r>
               <w:rPr>
-                <w:rFonts w:eastAsia="DengXian"/>
+                <w:rFonts w:eastAsia="等线"/>
                 <w:b/>
                 <w:bCs/>
                 <w:color w:val="000000"/>
@@ -27118,7 +28358,7 @@
               <w:ind w:firstLine="24pt"/>
               <w:jc w:val="center"/>
               <w:rPr>
-                <w:rFonts w:eastAsia="DengXian"/>
+                <w:rFonts w:eastAsia="等线"/>
                 <w:color w:val="000000"/>
                 <w:sz w:val="18"/>
                 <w:szCs w:val="18"/>
@@ -27126,7 +28366,7 @@
             </w:pPr>
             <w:r>
               <w:rPr>
-                <w:rFonts w:eastAsia="DengXian"/>
+                <w:rFonts w:eastAsia="等线"/>
                 <w:color w:val="000000"/>
                 <w:sz w:val="18"/>
                 <w:szCs w:val="18"/>
@@ -27135,7 +28375,7 @@
             </w:r>
             <w:r>
               <w:rPr>
-                <w:rFonts w:eastAsia="DengXian"/>
+                <w:rFonts w:eastAsia="等线"/>
                 <w:color w:val="000000"/>
                 <w:sz w:val="18"/>
                 <w:szCs w:val="18"/>
@@ -27155,7 +28395,7 @@
               <w:ind w:firstLine="24pt"/>
               <w:jc w:val="center"/>
               <w:rPr>
-                <w:rFonts w:eastAsia="DengXian"/>
+                <w:rFonts w:eastAsia="等线"/>
                 <w:color w:val="000000"/>
                 <w:sz w:val="18"/>
                 <w:szCs w:val="18"/>
@@ -27163,7 +28403,7 @@
             </w:pPr>
             <w:r>
               <w:rPr>
-                <w:rFonts w:eastAsia="DengXian"/>
+                <w:rFonts w:eastAsia="等线"/>
                 <w:b/>
                 <w:bCs/>
                 <w:color w:val="000000"/>
@@ -27189,7 +28429,7 @@
             <w:pPr>
               <w:jc w:val="center"/>
               <w:rPr>
-                <w:rFonts w:eastAsia="DengXian"/>
+                <w:rFonts w:eastAsia="等线"/>
                 <w:color w:val="000000"/>
                 <w:sz w:val="18"/>
                 <w:szCs w:val="18"/>
@@ -27197,7 +28437,7 @@
             </w:pPr>
             <w:r>
               <w:rPr>
-                <w:rFonts w:eastAsia="DengXian"/>
+                <w:rFonts w:eastAsia="等线"/>
                 <w:b/>
                 <w:bCs/>
                 <w:color w:val="000000"/>
@@ -27219,7 +28459,7 @@
               <w:ind w:firstLine="24pt"/>
               <w:jc w:val="center"/>
               <w:rPr>
-                <w:rFonts w:eastAsia="DengXian"/>
+                <w:rFonts w:eastAsia="等线"/>
                 <w:color w:val="000000"/>
                 <w:sz w:val="18"/>
                 <w:szCs w:val="18"/>
@@ -27227,7 +28467,7 @@
             </w:pPr>
             <w:r>
               <w:rPr>
-                <w:rFonts w:eastAsia="DengXian" w:hint="eastAsia"/>
+                <w:rFonts w:eastAsia="等线" w:hint="eastAsia"/>
                 <w:color w:val="000000"/>
                 <w:sz w:val="18"/>
                 <w:szCs w:val="18"/>
@@ -27236,7 +28476,7 @@
             </w:r>
             <w:r>
               <w:rPr>
-                <w:rFonts w:eastAsia="DengXian"/>
+                <w:rFonts w:eastAsia="等线"/>
                 <w:color w:val="000000"/>
                 <w:sz w:val="18"/>
                 <w:szCs w:val="18"/>
@@ -27245,7 +28485,7 @@
             </w:r>
             <w:r>
               <w:rPr>
-                <w:rFonts w:eastAsia="DengXian"/>
+                <w:rFonts w:eastAsia="等线"/>
                 <w:color w:val="000000"/>
                 <w:sz w:val="18"/>
                 <w:szCs w:val="18"/>
@@ -27265,7 +28505,7 @@
               <w:ind w:firstLine="24pt"/>
               <w:jc w:val="center"/>
               <w:rPr>
-                <w:rFonts w:eastAsia="DengXian"/>
+                <w:rFonts w:eastAsia="等线"/>
                 <w:color w:val="000000"/>
                 <w:sz w:val="18"/>
                 <w:szCs w:val="18"/>
@@ -27273,7 +28513,7 @@
             </w:pPr>
             <w:r>
               <w:rPr>
-                <w:rFonts w:eastAsia="DengXian"/>
+                <w:rFonts w:eastAsia="等线"/>
                 <w:b/>
                 <w:bCs/>
                 <w:color w:val="000000"/>
@@ -27299,7 +28539,7 @@
             <w:pPr>
               <w:jc w:val="center"/>
               <w:rPr>
-                <w:rFonts w:eastAsia="DengXian"/>
+                <w:rFonts w:eastAsia="等线"/>
                 <w:color w:val="000000"/>
                 <w:sz w:val="18"/>
                 <w:szCs w:val="18"/>
@@ -27307,7 +28547,7 @@
             </w:pPr>
             <w:r>
               <w:rPr>
-                <w:rFonts w:eastAsia="DengXian"/>
+                <w:rFonts w:eastAsia="等线"/>
                 <w:b/>
                 <w:bCs/>
                 <w:color w:val="000000"/>
@@ -27329,7 +28569,7 @@
               <w:ind w:firstLine="24pt"/>
               <w:jc w:val="center"/>
               <w:rPr>
-                <w:rFonts w:eastAsia="DengXian"/>
+                <w:rFonts w:eastAsia="等线"/>
                 <w:color w:val="000000"/>
                 <w:sz w:val="18"/>
                 <w:szCs w:val="18"/>
@@ -27337,7 +28577,7 @@
             </w:pPr>
             <w:r>
               <w:rPr>
-                <w:rFonts w:eastAsia="DengXian"/>
+                <w:rFonts w:eastAsia="等线"/>
                 <w:color w:val="000000"/>
                 <w:sz w:val="18"/>
                 <w:szCs w:val="18"/>
@@ -27346,7 +28586,7 @@
             </w:r>
             <w:r>
               <w:rPr>
-                <w:rFonts w:eastAsia="DengXian" w:hint="eastAsia"/>
+                <w:rFonts w:eastAsia="等线" w:hint="eastAsia"/>
                 <w:color w:val="000000"/>
                 <w:sz w:val="18"/>
                 <w:szCs w:val="18"/>
@@ -27355,7 +28595,7 @@
             </w:r>
             <w:r>
               <w:rPr>
-                <w:rFonts w:eastAsia="DengXian"/>
+                <w:rFonts w:eastAsia="等线"/>
                 <w:color w:val="000000"/>
                 <w:sz w:val="18"/>
                 <w:szCs w:val="18"/>
@@ -27376,7 +28616,7 @@
               <w:ind w:firstLine="24pt"/>
               <w:jc w:val="center"/>
               <w:rPr>
-                <w:rFonts w:eastAsia="DengXian"/>
+                <w:rFonts w:eastAsia="等线"/>
                 <w:color w:val="000000"/>
                 <w:sz w:val="18"/>
                 <w:szCs w:val="18"/>
@@ -27384,7 +28624,7 @@
             </w:pPr>
             <w:r>
               <w:rPr>
-                <w:rFonts w:eastAsia="DengXian"/>
+                <w:rFonts w:eastAsia="等线"/>
                 <w:b/>
                 <w:bCs/>
                 <w:color w:val="000000"/>
@@ -27402,13 +28642,13 @@
         <w:pStyle w:val="a"/>
         <w:spacing w:before="16.30pt" w:after="16.30pt"/>
       </w:pPr>
-      <w:bookmarkStart w:id="117" w:name="_Toc223096654"/>
-      <w:bookmarkStart w:id="118" w:name="_Toc223097082"/>
+      <w:bookmarkStart w:id="115" w:name="_Toc223096654"/>
+      <w:bookmarkStart w:id="116" w:name="_Toc223097082"/>
       <w:r>
         <w:t>规模敏感性分析与规模经济结论</w:t>
       </w:r>
-      <w:bookmarkEnd w:id="117"/>
-      <w:bookmarkEnd w:id="118"/>
+      <w:bookmarkEnd w:id="115"/>
+      <w:bookmarkEnd w:id="116"/>
     </w:p>
     <w:p>
       <w:pPr>
@@ -28071,7 +29311,6 @@
           </m:sub>
         </m:sSub>
       </m:oMath>
-      <w:proofErr w:type="gramStart"/>
       <w:r>
         <w:rPr>
           <w:rFonts w:ascii="Times New Roman" w:hAnsi="Times New Roman" w:cs="Times New Roman"/>
@@ -28088,7 +29327,6 @@
         </w:rPr>
         <w:t>，</w:t>
       </w:r>
-      <w:proofErr w:type="gramEnd"/>
       <w:r>
         <w:rPr>
           <w:rFonts w:ascii="Times New Roman" w:hAnsi="Times New Roman" w:cs="Times New Roman"/>
@@ -28313,14 +29551,14 @@
           <w:p>
             <w:pPr>
               <w:rPr>
-                <w:rFonts w:ascii="DengXian" w:eastAsia="DengXian" w:hAnsi="DengXian" w:cs="Arial"/>
+                <w:rFonts w:ascii="等线" w:eastAsia="等线" w:hAnsi="等线" w:cs="Arial"/>
                 <w:sz w:val="18"/>
                 <w:szCs w:val="18"/>
               </w:rPr>
             </w:pPr>
             <w:r>
               <w:rPr>
-                <w:rFonts w:ascii="DengXian" w:eastAsia="DengXian" w:hAnsi="DengXian" w:cs="Arial"/>
+                <w:rFonts w:ascii="等线" w:eastAsia="等线" w:hAnsi="等线" w:cs="Arial"/>
                 <w:sz w:val="18"/>
                 <w:szCs w:val="18"/>
               </w:rPr>
@@ -28340,14 +29578,14 @@
           <w:p>
             <w:pPr>
               <w:rPr>
-                <w:rFonts w:ascii="DengXian" w:eastAsia="DengXian" w:hAnsi="DengXian" w:cs="Arial"/>
+                <w:rFonts w:ascii="等线" w:eastAsia="等线" w:hAnsi="等线" w:cs="Arial"/>
                 <w:sz w:val="18"/>
                 <w:szCs w:val="18"/>
               </w:rPr>
             </w:pPr>
             <w:r>
               <w:rPr>
-                <w:rFonts w:ascii="DengXian" w:eastAsia="DengXian" w:hAnsi="DengXian" w:cs="Arial"/>
+                <w:rFonts w:ascii="等线" w:eastAsia="等线" w:hAnsi="等线" w:cs="Arial"/>
                 <w:sz w:val="18"/>
                 <w:szCs w:val="18"/>
               </w:rPr>
@@ -28367,14 +29605,14 @@
           <w:p>
             <w:pPr>
               <w:rPr>
-                <w:rFonts w:ascii="DengXian" w:eastAsia="DengXian" w:hAnsi="DengXian" w:cs="Arial"/>
+                <w:rFonts w:ascii="等线" w:eastAsia="等线" w:hAnsi="等线" w:cs="Arial"/>
                 <w:sz w:val="18"/>
                 <w:szCs w:val="18"/>
               </w:rPr>
             </w:pPr>
             <w:r>
               <w:rPr>
-                <w:rFonts w:ascii="DengXian" w:eastAsia="DengXian" w:hAnsi="DengXian" w:cs="Arial"/>
+                <w:rFonts w:ascii="等线" w:eastAsia="等线" w:hAnsi="等线" w:cs="Arial"/>
                 <w:sz w:val="18"/>
                 <w:szCs w:val="18"/>
               </w:rPr>
@@ -28394,14 +29632,14 @@
           <w:p>
             <w:pPr>
               <w:rPr>
-                <w:rFonts w:ascii="DengXian" w:eastAsia="DengXian" w:hAnsi="DengXian" w:cs="Arial"/>
+                <w:rFonts w:ascii="等线" w:eastAsia="等线" w:hAnsi="等线" w:cs="Arial"/>
                 <w:sz w:val="18"/>
                 <w:szCs w:val="18"/>
               </w:rPr>
             </w:pPr>
             <w:r>
               <w:rPr>
-                <w:rFonts w:ascii="DengXian" w:eastAsia="DengXian" w:hAnsi="DengXian" w:cs="Arial"/>
+                <w:rFonts w:ascii="等线" w:eastAsia="等线" w:hAnsi="等线" w:cs="Arial"/>
                 <w:sz w:val="18"/>
                 <w:szCs w:val="18"/>
               </w:rPr>
@@ -28421,14 +29659,14 @@
           <w:p>
             <w:pPr>
               <w:rPr>
-                <w:rFonts w:ascii="DengXian" w:eastAsia="DengXian" w:hAnsi="DengXian" w:cs="Arial"/>
+                <w:rFonts w:ascii="等线" w:eastAsia="等线" w:hAnsi="等线" w:cs="Arial"/>
                 <w:sz w:val="18"/>
                 <w:szCs w:val="18"/>
               </w:rPr>
             </w:pPr>
             <w:r>
               <w:rPr>
-                <w:rFonts w:ascii="DengXian" w:eastAsia="DengXian" w:hAnsi="DengXian" w:cs="Arial"/>
+                <w:rFonts w:ascii="等线" w:eastAsia="等线" w:hAnsi="等线" w:cs="Arial"/>
                 <w:sz w:val="18"/>
                 <w:szCs w:val="18"/>
               </w:rPr>
@@ -28448,14 +29686,14 @@
             <w:pPr>
               <w:ind w:firstLine="24pt"/>
               <w:rPr>
-                <w:rFonts w:ascii="DengXian" w:eastAsia="DengXian" w:hAnsi="DengXian" w:cs="Arial"/>
+                <w:rFonts w:ascii="等线" w:eastAsia="等线" w:hAnsi="等线" w:cs="Arial"/>
                 <w:sz w:val="18"/>
                 <w:szCs w:val="18"/>
               </w:rPr>
             </w:pPr>
             <w:r>
               <w:rPr>
-                <w:rFonts w:ascii="DengXian" w:eastAsia="DengXian" w:hAnsi="DengXian" w:cs="Arial"/>
+                <w:rFonts w:ascii="等线" w:eastAsia="等线" w:hAnsi="等线" w:cs="Arial"/>
                 <w:sz w:val="18"/>
                 <w:szCs w:val="18"/>
               </w:rPr>
@@ -28473,14 +29711,14 @@
             <w:pPr>
               <w:ind w:firstLine="24pt"/>
               <w:rPr>
-                <w:rFonts w:ascii="DengXian" w:eastAsia="DengXian" w:hAnsi="DengXian" w:cs="Arial"/>
+                <w:rFonts w:ascii="等线" w:eastAsia="等线" w:hAnsi="等线" w:cs="Arial"/>
                 <w:sz w:val="18"/>
                 <w:szCs w:val="18"/>
               </w:rPr>
             </w:pPr>
             <w:r>
               <w:rPr>
-                <w:rFonts w:ascii="DengXian" w:eastAsia="DengXian" w:hAnsi="DengXian" w:cs="Arial"/>
+                <w:rFonts w:ascii="等线" w:eastAsia="等线" w:hAnsi="等线" w:cs="Arial"/>
                 <w:sz w:val="18"/>
                 <w:szCs w:val="18"/>
               </w:rPr>
@@ -28498,14 +29736,14 @@
             <w:pPr>
               <w:ind w:firstLine="24pt"/>
               <w:rPr>
-                <w:rFonts w:ascii="DengXian" w:eastAsia="DengXian" w:hAnsi="DengXian" w:cs="Arial"/>
+                <w:rFonts w:ascii="等线" w:eastAsia="等线" w:hAnsi="等线" w:cs="Arial"/>
                 <w:sz w:val="18"/>
                 <w:szCs w:val="18"/>
               </w:rPr>
             </w:pPr>
             <w:r>
               <w:rPr>
-                <w:rFonts w:ascii="DengXian" w:eastAsia="DengXian" w:hAnsi="DengXian" w:cs="Arial"/>
+                <w:rFonts w:ascii="等线" w:eastAsia="等线" w:hAnsi="等线" w:cs="Arial"/>
                 <w:sz w:val="18"/>
                 <w:szCs w:val="18"/>
               </w:rPr>
@@ -28523,14 +29761,14 @@
             <w:pPr>
               <w:ind w:firstLineChars="50" w:firstLine="4.50pt"/>
               <w:rPr>
-                <w:rFonts w:ascii="DengXian" w:eastAsia="DengXian" w:hAnsi="DengXian" w:cs="Arial"/>
+                <w:rFonts w:ascii="等线" w:eastAsia="等线" w:hAnsi="等线" w:cs="Arial"/>
                 <w:sz w:val="18"/>
                 <w:szCs w:val="18"/>
               </w:rPr>
             </w:pPr>
             <w:r>
               <w:rPr>
-                <w:rFonts w:ascii="DengXian" w:eastAsia="DengXian" w:hAnsi="DengXian" w:cs="Arial"/>
+                <w:rFonts w:ascii="等线" w:eastAsia="等线" w:hAnsi="等线" w:cs="Arial"/>
                 <w:sz w:val="18"/>
                 <w:szCs w:val="18"/>
               </w:rPr>
@@ -28548,14 +29786,14 @@
             <w:pPr>
               <w:ind w:firstLine="24pt"/>
               <w:rPr>
-                <w:rFonts w:ascii="DengXian" w:eastAsia="DengXian" w:hAnsi="DengXian" w:cs="Arial"/>
+                <w:rFonts w:ascii="等线" w:eastAsia="等线" w:hAnsi="等线" w:cs="Arial"/>
                 <w:sz w:val="18"/>
                 <w:szCs w:val="18"/>
               </w:rPr>
             </w:pPr>
             <w:r>
               <w:rPr>
-                <w:rFonts w:ascii="DengXian" w:eastAsia="DengXian" w:hAnsi="DengXian" w:cs="Arial"/>
+                <w:rFonts w:ascii="等线" w:eastAsia="等线" w:hAnsi="等线" w:cs="Arial"/>
                 <w:sz w:val="18"/>
                 <w:szCs w:val="18"/>
               </w:rPr>
@@ -28575,14 +29813,14 @@
             <w:pPr>
               <w:ind w:firstLine="24pt"/>
               <w:rPr>
-                <w:rFonts w:ascii="DengXian" w:eastAsia="DengXian" w:hAnsi="DengXian" w:cs="Arial"/>
+                <w:rFonts w:ascii="等线" w:eastAsia="等线" w:hAnsi="等线" w:cs="Arial"/>
                 <w:sz w:val="18"/>
                 <w:szCs w:val="18"/>
               </w:rPr>
             </w:pPr>
             <w:r>
               <w:rPr>
-                <w:rFonts w:ascii="DengXian" w:eastAsia="DengXian" w:hAnsi="DengXian" w:cs="Arial"/>
+                <w:rFonts w:ascii="等线" w:eastAsia="等线" w:hAnsi="等线" w:cs="Arial"/>
                 <w:sz w:val="18"/>
                 <w:szCs w:val="18"/>
               </w:rPr>
@@ -28600,14 +29838,14 @@
             <w:pPr>
               <w:ind w:firstLine="24pt"/>
               <w:rPr>
-                <w:rFonts w:ascii="DengXian" w:eastAsia="DengXian" w:hAnsi="DengXian" w:cs="Arial"/>
+                <w:rFonts w:ascii="等线" w:eastAsia="等线" w:hAnsi="等线" w:cs="Arial"/>
                 <w:sz w:val="18"/>
                 <w:szCs w:val="18"/>
               </w:rPr>
             </w:pPr>
             <w:r>
               <w:rPr>
-                <w:rFonts w:ascii="DengXian" w:eastAsia="DengXian" w:hAnsi="DengXian" w:cs="Arial"/>
+                <w:rFonts w:ascii="等线" w:eastAsia="等线" w:hAnsi="等线" w:cs="Arial"/>
                 <w:sz w:val="18"/>
                 <w:szCs w:val="18"/>
               </w:rPr>
@@ -28625,14 +29863,14 @@
             <w:pPr>
               <w:ind w:firstLine="24pt"/>
               <w:rPr>
-                <w:rFonts w:ascii="DengXian" w:eastAsia="DengXian" w:hAnsi="DengXian" w:cs="Arial"/>
+                <w:rFonts w:ascii="等线" w:eastAsia="等线" w:hAnsi="等线" w:cs="Arial"/>
                 <w:sz w:val="18"/>
                 <w:szCs w:val="18"/>
               </w:rPr>
             </w:pPr>
             <w:r>
               <w:rPr>
-                <w:rFonts w:ascii="DengXian" w:eastAsia="DengXian" w:hAnsi="DengXian" w:cs="Arial"/>
+                <w:rFonts w:ascii="等线" w:eastAsia="等线" w:hAnsi="等线" w:cs="Arial"/>
                 <w:sz w:val="18"/>
                 <w:szCs w:val="18"/>
               </w:rPr>
@@ -28650,14 +29888,14 @@
             <w:pPr>
               <w:ind w:end="13.50pt"/>
               <w:rPr>
-                <w:rFonts w:ascii="DengXian" w:eastAsia="DengXian" w:hAnsi="DengXian" w:cs="Arial"/>
+                <w:rFonts w:ascii="等线" w:eastAsia="等线" w:hAnsi="等线" w:cs="Arial"/>
                 <w:sz w:val="18"/>
                 <w:szCs w:val="18"/>
               </w:rPr>
             </w:pPr>
             <w:r>
               <w:rPr>
-                <w:rFonts w:ascii="DengXian" w:eastAsia="DengXian" w:hAnsi="DengXian" w:cs="Arial"/>
+                <w:rFonts w:ascii="等线" w:eastAsia="等线" w:hAnsi="等线" w:cs="Arial"/>
                 <w:sz w:val="18"/>
                 <w:szCs w:val="18"/>
               </w:rPr>
@@ -28675,14 +29913,14 @@
             <w:pPr>
               <w:ind w:firstLine="24pt"/>
               <w:rPr>
-                <w:rFonts w:ascii="DengXian" w:eastAsia="DengXian" w:hAnsi="DengXian" w:cs="Arial"/>
+                <w:rFonts w:ascii="等线" w:eastAsia="等线" w:hAnsi="等线" w:cs="Arial"/>
                 <w:sz w:val="18"/>
                 <w:szCs w:val="18"/>
               </w:rPr>
             </w:pPr>
             <w:r>
               <w:rPr>
-                <w:rFonts w:ascii="DengXian" w:eastAsia="DengXian" w:hAnsi="DengXian" w:cs="Arial"/>
+                <w:rFonts w:ascii="等线" w:eastAsia="等线" w:hAnsi="等线" w:cs="Arial"/>
                 <w:sz w:val="18"/>
                 <w:szCs w:val="18"/>
               </w:rPr>
@@ -28702,14 +29940,14 @@
             <w:pPr>
               <w:ind w:firstLine="24pt"/>
               <w:rPr>
-                <w:rFonts w:ascii="DengXian" w:eastAsia="DengXian" w:hAnsi="DengXian" w:cs="Arial"/>
+                <w:rFonts w:ascii="等线" w:eastAsia="等线" w:hAnsi="等线" w:cs="Arial"/>
                 <w:sz w:val="18"/>
                 <w:szCs w:val="18"/>
               </w:rPr>
             </w:pPr>
             <w:r>
               <w:rPr>
-                <w:rFonts w:ascii="DengXian" w:eastAsia="DengXian" w:hAnsi="DengXian" w:cs="Arial"/>
+                <w:rFonts w:ascii="等线" w:eastAsia="等线" w:hAnsi="等线" w:cs="Arial"/>
                 <w:sz w:val="18"/>
                 <w:szCs w:val="18"/>
               </w:rPr>
@@ -28727,14 +29965,14 @@
             <w:pPr>
               <w:ind w:firstLine="24pt"/>
               <w:rPr>
-                <w:rFonts w:ascii="DengXian" w:eastAsia="DengXian" w:hAnsi="DengXian" w:cs="Arial"/>
+                <w:rFonts w:ascii="等线" w:eastAsia="等线" w:hAnsi="等线" w:cs="Arial"/>
                 <w:sz w:val="18"/>
                 <w:szCs w:val="18"/>
               </w:rPr>
             </w:pPr>
             <w:r>
               <w:rPr>
-                <w:rFonts w:ascii="DengXian" w:eastAsia="DengXian" w:hAnsi="DengXian" w:cs="Arial"/>
+                <w:rFonts w:ascii="等线" w:eastAsia="等线" w:hAnsi="等线" w:cs="Arial"/>
                 <w:sz w:val="18"/>
                 <w:szCs w:val="18"/>
               </w:rPr>
@@ -28752,14 +29990,14 @@
             <w:pPr>
               <w:ind w:firstLine="24pt"/>
               <w:rPr>
-                <w:rFonts w:ascii="DengXian" w:eastAsia="DengXian" w:hAnsi="DengXian" w:cs="Arial"/>
+                <w:rFonts w:ascii="等线" w:eastAsia="等线" w:hAnsi="等线" w:cs="Arial"/>
                 <w:sz w:val="18"/>
                 <w:szCs w:val="18"/>
               </w:rPr>
             </w:pPr>
             <w:r>
               <w:rPr>
-                <w:rFonts w:ascii="DengXian" w:eastAsia="DengXian" w:hAnsi="DengXian" w:cs="Arial"/>
+                <w:rFonts w:ascii="等线" w:eastAsia="等线" w:hAnsi="等线" w:cs="Arial"/>
                 <w:sz w:val="18"/>
                 <w:szCs w:val="18"/>
               </w:rPr>
@@ -28776,14 +30014,14 @@
           <w:p>
             <w:pPr>
               <w:rPr>
-                <w:rFonts w:ascii="DengXian" w:eastAsia="DengXian" w:hAnsi="DengXian" w:cs="Arial"/>
+                <w:rFonts w:ascii="等线" w:eastAsia="等线" w:hAnsi="等线" w:cs="Arial"/>
                 <w:sz w:val="18"/>
                 <w:szCs w:val="18"/>
               </w:rPr>
             </w:pPr>
             <w:r>
               <w:rPr>
-                <w:rFonts w:ascii="DengXian" w:eastAsia="DengXian" w:hAnsi="DengXian" w:cs="Arial"/>
+                <w:rFonts w:ascii="等线" w:eastAsia="等线" w:hAnsi="等线" w:cs="Arial"/>
                 <w:sz w:val="18"/>
                 <w:szCs w:val="18"/>
               </w:rPr>
@@ -28801,14 +30039,14 @@
             <w:pPr>
               <w:ind w:firstLine="24pt"/>
               <w:rPr>
-                <w:rFonts w:ascii="DengXian" w:eastAsia="DengXian" w:hAnsi="DengXian" w:cs="Arial"/>
+                <w:rFonts w:ascii="等线" w:eastAsia="等线" w:hAnsi="等线" w:cs="Arial"/>
                 <w:sz w:val="18"/>
                 <w:szCs w:val="18"/>
               </w:rPr>
             </w:pPr>
             <w:r>
               <w:rPr>
-                <w:rFonts w:ascii="DengXian" w:eastAsia="DengXian" w:hAnsi="DengXian" w:cs="Arial"/>
+                <w:rFonts w:ascii="等线" w:eastAsia="等线" w:hAnsi="等线" w:cs="Arial"/>
                 <w:sz w:val="18"/>
                 <w:szCs w:val="18"/>
               </w:rPr>
@@ -28828,14 +30066,14 @@
             <w:pPr>
               <w:ind w:firstLine="24pt"/>
               <w:rPr>
-                <w:rFonts w:ascii="DengXian" w:eastAsia="DengXian" w:hAnsi="DengXian" w:cs="Arial"/>
+                <w:rFonts w:ascii="等线" w:eastAsia="等线" w:hAnsi="等线" w:cs="Arial"/>
                 <w:sz w:val="18"/>
                 <w:szCs w:val="18"/>
               </w:rPr>
             </w:pPr>
             <w:r>
               <w:rPr>
-                <w:rFonts w:ascii="DengXian" w:eastAsia="DengXian" w:hAnsi="DengXian" w:cs="Arial"/>
+                <w:rFonts w:ascii="等线" w:eastAsia="等线" w:hAnsi="等线" w:cs="Arial"/>
                 <w:sz w:val="18"/>
                 <w:szCs w:val="18"/>
               </w:rPr>
@@ -28853,14 +30091,14 @@
             <w:pPr>
               <w:ind w:firstLine="24pt"/>
               <w:rPr>
-                <w:rFonts w:ascii="DengXian" w:eastAsia="DengXian" w:hAnsi="DengXian" w:cs="Arial"/>
+                <w:rFonts w:ascii="等线" w:eastAsia="等线" w:hAnsi="等线" w:cs="Arial"/>
                 <w:sz w:val="18"/>
                 <w:szCs w:val="18"/>
               </w:rPr>
             </w:pPr>
             <w:r>
               <w:rPr>
-                <w:rFonts w:ascii="DengXian" w:eastAsia="DengXian" w:hAnsi="DengXian" w:cs="Arial"/>
+                <w:rFonts w:ascii="等线" w:eastAsia="等线" w:hAnsi="等线" w:cs="Arial"/>
                 <w:sz w:val="18"/>
                 <w:szCs w:val="18"/>
               </w:rPr>
@@ -28878,14 +30116,14 @@
             <w:pPr>
               <w:ind w:firstLine="24pt"/>
               <w:rPr>
-                <w:rFonts w:ascii="DengXian" w:eastAsia="DengXian" w:hAnsi="DengXian" w:cs="Arial"/>
+                <w:rFonts w:ascii="等线" w:eastAsia="等线" w:hAnsi="等线" w:cs="Arial"/>
                 <w:sz w:val="18"/>
                 <w:szCs w:val="18"/>
               </w:rPr>
             </w:pPr>
             <w:r>
               <w:rPr>
-                <w:rFonts w:ascii="DengXian" w:eastAsia="DengXian" w:hAnsi="DengXian" w:cs="Arial"/>
+                <w:rFonts w:ascii="等线" w:eastAsia="等线" w:hAnsi="等线" w:cs="Arial"/>
                 <w:sz w:val="18"/>
                 <w:szCs w:val="18"/>
               </w:rPr>
@@ -28902,14 +30140,14 @@
           <w:p>
             <w:pPr>
               <w:rPr>
-                <w:rFonts w:ascii="DengXian" w:eastAsia="DengXian" w:hAnsi="DengXian" w:cs="Arial"/>
+                <w:rFonts w:ascii="等线" w:eastAsia="等线" w:hAnsi="等线" w:cs="Arial"/>
                 <w:sz w:val="18"/>
                 <w:szCs w:val="18"/>
               </w:rPr>
             </w:pPr>
             <w:r>
               <w:rPr>
-                <w:rFonts w:ascii="DengXian" w:eastAsia="DengXian" w:hAnsi="DengXian" w:cs="Arial"/>
+                <w:rFonts w:ascii="等线" w:eastAsia="等线" w:hAnsi="等线" w:cs="Arial"/>
                 <w:sz w:val="18"/>
                 <w:szCs w:val="18"/>
               </w:rPr>
@@ -28927,14 +30165,14 @@
             <w:pPr>
               <w:ind w:firstLine="24pt"/>
               <w:rPr>
-                <w:rFonts w:ascii="DengXian" w:eastAsia="DengXian" w:hAnsi="DengXian" w:cs="Arial"/>
+                <w:rFonts w:ascii="等线" w:eastAsia="等线" w:hAnsi="等线" w:cs="Arial"/>
                 <w:sz w:val="18"/>
                 <w:szCs w:val="18"/>
               </w:rPr>
             </w:pPr>
             <w:r>
               <w:rPr>
-                <w:rFonts w:ascii="DengXian" w:eastAsia="DengXian" w:hAnsi="DengXian" w:cs="Arial"/>
+                <w:rFonts w:ascii="等线" w:eastAsia="等线" w:hAnsi="等线" w:cs="Arial"/>
                 <w:sz w:val="18"/>
                 <w:szCs w:val="18"/>
               </w:rPr>
@@ -28949,6 +30187,7 @@
         <w:ind w:firstLine="21pt"/>
       </w:pPr>
       <w:r>
+        <w:lastRenderedPageBreak/>
         <w:t>从表</w:t>
       </w:r>
       <w:r>
@@ -28990,11 +30229,7 @@
         <w:t>5</w:t>
       </w:r>
       <w:r>
-        <w:t>章所验证的记忆召回提升与合规严格覆盖</w:t>
-      </w:r>
-      <w:r>
-        <w:lastRenderedPageBreak/>
-        <w:t>优势并非仅体现为“回答质量更好”，更重要的是它们能够通过降低重复沟通成本与复核概率，推动自动化比例提升，从而在规模化运营中形成可累积的经济收益 。</w:t>
+        <w:t>章所验证的记忆召回提升与合规严格覆盖优势并非仅体现为“回答质量更好”，更重要的是它们能够通过降低重复沟通成本与复核概率，推动自动化比例提升，从而在规模化运营中形成可累积的经济收益 。</w:t>
       </w:r>
     </w:p>
     <w:p>
@@ -29024,26 +30259,26 @@
         <w:pStyle w:val="v3"/>
         <w:spacing w:before="32.60pt" w:after="32.60pt"/>
       </w:pPr>
-      <w:bookmarkStart w:id="119" w:name="_Toc223096655"/>
-      <w:bookmarkStart w:id="120" w:name="_Toc223097083"/>
+      <w:bookmarkStart w:id="117" w:name="_Toc223096655"/>
+      <w:bookmarkStart w:id="118" w:name="_Toc223097083"/>
       <w:r>
         <w:t>市场规模与竞争分析</w:t>
+      </w:r>
+      <w:bookmarkEnd w:id="117"/>
+      <w:bookmarkEnd w:id="118"/>
+    </w:p>
+    <w:p>
+      <w:pPr>
+        <w:pStyle w:val="a"/>
+        <w:spacing w:before="16.30pt" w:after="16.30pt"/>
+      </w:pPr>
+      <w:bookmarkStart w:id="119" w:name="_Toc223096656"/>
+      <w:bookmarkStart w:id="120" w:name="_Toc223097084"/>
+      <w:r>
+        <w:t>中国智能投顾市场规模区间</w:t>
       </w:r>
       <w:bookmarkEnd w:id="119"/>
       <w:bookmarkEnd w:id="120"/>
-    </w:p>
-    <w:p>
-      <w:pPr>
-        <w:pStyle w:val="a"/>
-        <w:spacing w:before="16.30pt" w:after="16.30pt"/>
-      </w:pPr>
-      <w:bookmarkStart w:id="121" w:name="_Toc223096656"/>
-      <w:bookmarkStart w:id="122" w:name="_Toc223097084"/>
-      <w:r>
-        <w:t>中国智能投顾市场规模区间</w:t>
-      </w:r>
-      <w:bookmarkEnd w:id="121"/>
-      <w:bookmarkEnd w:id="122"/>
     </w:p>
     <w:p>
       <w:pPr>
@@ -29185,6 +30420,7 @@
         <w:ind w:firstLine="20.40pt"/>
       </w:pPr>
       <w:r>
+        <w:lastRenderedPageBreak/>
         <w:t>表</w:t>
       </w:r>
       <w:r>
@@ -29293,7 +30529,7 @@
           <w:p>
             <w:pPr>
               <w:rPr>
-                <w:rFonts w:ascii="DengXian" w:eastAsia="DengXian" w:hAnsi="DengXian" w:cs="Arial"/>
+                <w:rFonts w:ascii="等线" w:eastAsia="等线" w:hAnsi="等线" w:cs="Arial"/>
                 <w:b/>
                 <w:bCs/>
                 <w:color w:val="000000"/>
@@ -29303,7 +30539,7 @@
             </w:pPr>
             <w:r>
               <w:rPr>
-                <w:rFonts w:ascii="DengXian" w:eastAsia="DengXian" w:hAnsi="DengXian" w:cs="Arial"/>
+                <w:rFonts w:ascii="等线" w:eastAsia="等线" w:hAnsi="等线" w:cs="Arial"/>
                 <w:b/>
                 <w:bCs/>
                 <w:color w:val="000000"/>
@@ -29326,7 +30562,7 @@
           <w:p>
             <w:pPr>
               <w:rPr>
-                <w:rFonts w:ascii="DengXian" w:eastAsia="DengXian" w:hAnsi="DengXian" w:cs="Arial"/>
+                <w:rFonts w:ascii="等线" w:eastAsia="等线" w:hAnsi="等线" w:cs="Arial"/>
                 <w:b/>
                 <w:bCs/>
                 <w:color w:val="000000"/>
@@ -29336,7 +30572,7 @@
             </w:pPr>
             <w:r>
               <w:rPr>
-                <w:rFonts w:ascii="DengXian" w:eastAsia="DengXian" w:hAnsi="DengXian" w:cs="Arial"/>
+                <w:rFonts w:ascii="等线" w:eastAsia="等线" w:hAnsi="等线" w:cs="Arial"/>
                 <w:b/>
                 <w:bCs/>
                 <w:color w:val="000000"/>
@@ -29359,7 +30595,7 @@
           <w:p>
             <w:pPr>
               <w:rPr>
-                <w:rFonts w:ascii="DengXian" w:eastAsia="DengXian" w:hAnsi="DengXian" w:cs="Arial"/>
+                <w:rFonts w:ascii="等线" w:eastAsia="等线" w:hAnsi="等线" w:cs="Arial"/>
                 <w:b/>
                 <w:bCs/>
                 <w:color w:val="000000"/>
@@ -29369,7 +30605,7 @@
             </w:pPr>
             <w:r>
               <w:rPr>
-                <w:rFonts w:ascii="DengXian" w:eastAsia="DengXian" w:hAnsi="DengXian" w:cs="Arial"/>
+                <w:rFonts w:ascii="等线" w:eastAsia="等线" w:hAnsi="等线" w:cs="Arial"/>
                 <w:b/>
                 <w:bCs/>
                 <w:color w:val="000000"/>
@@ -29392,7 +30628,7 @@
           <w:p>
             <w:pPr>
               <w:rPr>
-                <w:rFonts w:ascii="DengXian" w:eastAsia="DengXian" w:hAnsi="DengXian" w:cs="Arial"/>
+                <w:rFonts w:ascii="等线" w:eastAsia="等线" w:hAnsi="等线" w:cs="Arial"/>
                 <w:b/>
                 <w:bCs/>
                 <w:color w:val="000000"/>
@@ -29402,7 +30638,7 @@
             </w:pPr>
             <w:r>
               <w:rPr>
-                <w:rFonts w:ascii="DengXian" w:eastAsia="DengXian" w:hAnsi="DengXian" w:cs="Arial"/>
+                <w:rFonts w:ascii="等线" w:eastAsia="等线" w:hAnsi="等线" w:cs="Arial"/>
                 <w:b/>
                 <w:bCs/>
                 <w:color w:val="000000"/>
@@ -29425,7 +30661,7 @@
           <w:p>
             <w:pPr>
               <w:rPr>
-                <w:rFonts w:ascii="DengXian" w:eastAsia="DengXian" w:hAnsi="DengXian" w:cs="Arial"/>
+                <w:rFonts w:ascii="等线" w:eastAsia="等线" w:hAnsi="等线" w:cs="Arial"/>
                 <w:b/>
                 <w:bCs/>
                 <w:color w:val="000000"/>
@@ -29435,7 +30671,7 @@
             </w:pPr>
             <w:r>
               <w:rPr>
-                <w:rFonts w:ascii="DengXian" w:eastAsia="DengXian" w:hAnsi="DengXian" w:cs="Arial"/>
+                <w:rFonts w:ascii="等线" w:eastAsia="等线" w:hAnsi="等线" w:cs="Arial"/>
                 <w:b/>
                 <w:bCs/>
                 <w:color w:val="000000"/>
@@ -29457,7 +30693,7 @@
           <w:p>
             <w:pPr>
               <w:rPr>
-                <w:rFonts w:ascii="DengXian" w:eastAsia="DengXian" w:hAnsi="DengXian" w:cs="Arial"/>
+                <w:rFonts w:ascii="等线" w:eastAsia="等线" w:hAnsi="等线" w:cs="Arial"/>
                 <w:color w:val="000000"/>
                 <w:sz w:val="18"/>
                 <w:szCs w:val="18"/>
@@ -29465,7 +30701,7 @@
             </w:pPr>
             <w:r>
               <w:rPr>
-                <w:rFonts w:ascii="DengXian" w:eastAsia="DengXian" w:hAnsi="DengXian" w:cs="Arial"/>
+                <w:rFonts w:ascii="等线" w:eastAsia="等线" w:hAnsi="等线" w:cs="Arial"/>
                 <w:color w:val="000000"/>
                 <w:sz w:val="18"/>
                 <w:szCs w:val="18"/>
@@ -29483,7 +30719,7 @@
           <w:p>
             <w:pPr>
               <w:rPr>
-                <w:rFonts w:ascii="DengXian" w:eastAsia="DengXian" w:hAnsi="DengXian" w:cs="Arial"/>
+                <w:rFonts w:ascii="等线" w:eastAsia="等线" w:hAnsi="等线" w:cs="Arial"/>
                 <w:color w:val="000000"/>
                 <w:sz w:val="18"/>
                 <w:szCs w:val="18"/>
@@ -29491,7 +30727,7 @@
             </w:pPr>
             <w:r>
               <w:rPr>
-                <w:rFonts w:ascii="DengXian" w:eastAsia="DengXian" w:hAnsi="DengXian" w:cs="Arial"/>
+                <w:rFonts w:ascii="等线" w:eastAsia="等线" w:hAnsi="等线" w:cs="Arial"/>
                 <w:color w:val="000000"/>
                 <w:sz w:val="18"/>
                 <w:szCs w:val="18"/>
@@ -29509,7 +30745,7 @@
           <w:p>
             <w:pPr>
               <w:rPr>
-                <w:rFonts w:ascii="DengXian" w:eastAsia="DengXian" w:hAnsi="DengXian" w:cs="Arial"/>
+                <w:rFonts w:ascii="等线" w:eastAsia="等线" w:hAnsi="等线" w:cs="Arial"/>
                 <w:color w:val="000000"/>
                 <w:sz w:val="18"/>
                 <w:szCs w:val="18"/>
@@ -29517,7 +30753,7 @@
             </w:pPr>
             <w:r>
               <w:rPr>
-                <w:rFonts w:ascii="DengXian" w:eastAsia="DengXian" w:hAnsi="DengXian" w:cs="Arial"/>
+                <w:rFonts w:ascii="等线" w:eastAsia="等线" w:hAnsi="等线" w:cs="Arial"/>
                 <w:color w:val="000000"/>
                 <w:sz w:val="18"/>
                 <w:szCs w:val="18"/>
@@ -29535,7 +30771,7 @@
           <w:p>
             <w:pPr>
               <w:rPr>
-                <w:rFonts w:ascii="DengXian" w:eastAsia="DengXian" w:hAnsi="DengXian" w:cs="Arial"/>
+                <w:rFonts w:ascii="等线" w:eastAsia="等线" w:hAnsi="等线" w:cs="Arial"/>
                 <w:color w:val="000000"/>
                 <w:sz w:val="18"/>
                 <w:szCs w:val="18"/>
@@ -29543,7 +30779,7 @@
             </w:pPr>
             <w:r>
               <w:rPr>
-                <w:rFonts w:ascii="DengXian" w:eastAsia="DengXian" w:hAnsi="DengXian" w:cs="Arial"/>
+                <w:rFonts w:ascii="等线" w:eastAsia="等线" w:hAnsi="等线" w:cs="Arial"/>
                 <w:color w:val="000000"/>
                 <w:sz w:val="18"/>
                 <w:szCs w:val="18"/>
@@ -29561,7 +30797,7 @@
           <w:p>
             <w:pPr>
               <w:rPr>
-                <w:rFonts w:ascii="DengXian" w:eastAsia="DengXian" w:hAnsi="DengXian" w:cs="Arial"/>
+                <w:rFonts w:ascii="等线" w:eastAsia="等线" w:hAnsi="等线" w:cs="Arial"/>
                 <w:color w:val="000000"/>
                 <w:sz w:val="18"/>
                 <w:szCs w:val="18"/>
@@ -29569,7 +30805,7 @@
             </w:pPr>
             <w:r>
               <w:rPr>
-                <w:rFonts w:ascii="DengXian" w:eastAsia="DengXian" w:hAnsi="DengXian" w:cs="Arial"/>
+                <w:rFonts w:ascii="等线" w:eastAsia="等线" w:hAnsi="等线" w:cs="Arial"/>
                 <w:color w:val="000000"/>
                 <w:sz w:val="18"/>
                 <w:szCs w:val="18"/>
@@ -29580,7 +30816,7 @@
               <w:r>
                 <w:rPr>
                   <w:rStyle w:val="ac"/>
-                  <w:rFonts w:ascii="DengXian" w:eastAsia="DengXian" w:hAnsi="DengXian" w:cs="Arial"/>
+                  <w:rFonts w:ascii="等线" w:eastAsia="等线" w:hAnsi="等线" w:cs="Arial"/>
                   <w:sz w:val="18"/>
                   <w:szCs w:val="18"/>
                 </w:rPr>
@@ -29589,7 +30825,7 @@
             </w:hyperlink>
             <w:r>
               <w:rPr>
-                <w:rFonts w:ascii="DengXian" w:eastAsia="DengXian" w:hAnsi="DengXian" w:cs="Arial"/>
+                <w:rFonts w:ascii="等线" w:eastAsia="等线" w:hAnsi="等线" w:cs="Arial"/>
                 <w:color w:val="000000"/>
                 <w:sz w:val="18"/>
                 <w:szCs w:val="18"/>
@@ -29609,7 +30845,7 @@
           <w:p>
             <w:pPr>
               <w:rPr>
-                <w:rFonts w:ascii="DengXian" w:eastAsia="DengXian" w:hAnsi="DengXian" w:cs="Arial"/>
+                <w:rFonts w:ascii="等线" w:eastAsia="等线" w:hAnsi="等线" w:cs="Arial"/>
                 <w:color w:val="000000"/>
                 <w:sz w:val="18"/>
                 <w:szCs w:val="18"/>
@@ -29617,17 +30853,16 @@
             </w:pPr>
             <w:r>
               <w:rPr>
-                <w:rFonts w:ascii="DengXian" w:eastAsia="DengXian" w:hAnsi="DengXian" w:cs="Arial"/>
+                <w:rFonts w:ascii="等线" w:eastAsia="等线" w:hAnsi="等线" w:cs="Arial"/>
                 <w:color w:val="000000"/>
                 <w:sz w:val="18"/>
                 <w:szCs w:val="18"/>
               </w:rPr>
-              <w:lastRenderedPageBreak/>
               <w:t>管理资产</w:t>
             </w:r>
             <w:r>
               <w:rPr>
-                <w:rFonts w:ascii="DengXian" w:eastAsia="DengXian" w:hAnsi="DengXian" w:cs="Arial" w:hint="eastAsia"/>
+                <w:rFonts w:ascii="等线" w:eastAsia="等线" w:hAnsi="等线" w:cs="Arial" w:hint="eastAsia"/>
                 <w:color w:val="000000"/>
                 <w:sz w:val="18"/>
                 <w:szCs w:val="18"/>
@@ -29645,7 +30880,7 @@
           <w:p>
             <w:pPr>
               <w:rPr>
-                <w:rFonts w:ascii="DengXian" w:eastAsia="DengXian" w:hAnsi="DengXian" w:cs="Arial"/>
+                <w:rFonts w:ascii="等线" w:eastAsia="等线" w:hAnsi="等线" w:cs="Arial"/>
                 <w:color w:val="000000"/>
                 <w:sz w:val="18"/>
                 <w:szCs w:val="18"/>
@@ -29653,7 +30888,7 @@
             </w:pPr>
             <w:r>
               <w:rPr>
-                <w:rFonts w:ascii="DengXian" w:eastAsia="DengXian" w:hAnsi="DengXian" w:cs="Arial"/>
+                <w:rFonts w:ascii="等线" w:eastAsia="等线" w:hAnsi="等线" w:cs="Arial"/>
                 <w:color w:val="000000"/>
                 <w:sz w:val="18"/>
                 <w:szCs w:val="18"/>
@@ -29671,7 +30906,7 @@
           <w:p>
             <w:pPr>
               <w:rPr>
-                <w:rFonts w:ascii="DengXian" w:eastAsia="DengXian" w:hAnsi="DengXian" w:cs="Arial"/>
+                <w:rFonts w:ascii="等线" w:eastAsia="等线" w:hAnsi="等线" w:cs="Arial"/>
                 <w:color w:val="000000"/>
                 <w:sz w:val="18"/>
                 <w:szCs w:val="18"/>
@@ -29679,7 +30914,7 @@
             </w:pPr>
             <w:r>
               <w:rPr>
-                <w:rFonts w:ascii="DengXian" w:eastAsia="DengXian" w:hAnsi="DengXian" w:cs="Arial"/>
+                <w:rFonts w:ascii="等线" w:eastAsia="等线" w:hAnsi="等线" w:cs="Arial"/>
                 <w:color w:val="000000"/>
                 <w:sz w:val="18"/>
                 <w:szCs w:val="18"/>
@@ -29697,7 +30932,7 @@
           <w:p>
             <w:pPr>
               <w:rPr>
-                <w:rFonts w:ascii="DengXian" w:eastAsia="DengXian" w:hAnsi="DengXian" w:cs="Arial"/>
+                <w:rFonts w:ascii="等线" w:eastAsia="等线" w:hAnsi="等线" w:cs="Arial"/>
                 <w:color w:val="000000"/>
                 <w:sz w:val="18"/>
                 <w:szCs w:val="18"/>
@@ -29705,7 +30940,7 @@
             </w:pPr>
             <w:r>
               <w:rPr>
-                <w:rFonts w:ascii="DengXian" w:eastAsia="DengXian" w:hAnsi="DengXian" w:cs="Arial"/>
+                <w:rFonts w:ascii="等线" w:eastAsia="等线" w:hAnsi="等线" w:cs="Arial"/>
                 <w:color w:val="000000"/>
                 <w:sz w:val="18"/>
                 <w:szCs w:val="18"/>
@@ -29723,7 +30958,7 @@
           <w:p>
             <w:pPr>
               <w:rPr>
-                <w:rFonts w:ascii="DengXian" w:eastAsia="DengXian" w:hAnsi="DengXian" w:cs="Arial"/>
+                <w:rFonts w:ascii="等线" w:eastAsia="等线" w:hAnsi="等线" w:cs="Arial"/>
                 <w:color w:val="000000"/>
                 <w:sz w:val="18"/>
                 <w:szCs w:val="18"/>
@@ -29731,7 +30966,7 @@
             </w:pPr>
             <w:r>
               <w:rPr>
-                <w:rFonts w:ascii="DengXian" w:eastAsia="DengXian" w:hAnsi="DengXian" w:cs="Arial"/>
+                <w:rFonts w:ascii="等线" w:eastAsia="等线" w:hAnsi="等线" w:cs="Arial"/>
                 <w:color w:val="000000"/>
                 <w:sz w:val="18"/>
                 <w:szCs w:val="18"/>
@@ -29742,7 +30977,7 @@
               <w:r>
                 <w:rPr>
                   <w:rStyle w:val="ac"/>
-                  <w:rFonts w:ascii="DengXian" w:eastAsia="DengXian" w:hAnsi="DengXian" w:cs="Arial"/>
+                  <w:rFonts w:ascii="等线" w:eastAsia="等线" w:hAnsi="等线" w:cs="Arial"/>
                   <w:sz w:val="18"/>
                   <w:szCs w:val="18"/>
                 </w:rPr>
@@ -29751,7 +30986,7 @@
             </w:hyperlink>
             <w:r>
               <w:rPr>
-                <w:rFonts w:ascii="DengXian" w:eastAsia="DengXian" w:hAnsi="DengXian" w:cs="Arial"/>
+                <w:rFonts w:ascii="等线" w:eastAsia="等线" w:hAnsi="等线" w:cs="Arial"/>
                 <w:color w:val="000000"/>
                 <w:sz w:val="18"/>
                 <w:szCs w:val="18"/>
@@ -29767,13 +31002,13 @@
         <w:pStyle w:val="a"/>
         <w:spacing w:before="16.30pt" w:after="16.30pt"/>
       </w:pPr>
-      <w:bookmarkStart w:id="123" w:name="_Toc223096657"/>
-      <w:bookmarkStart w:id="124" w:name="_Toc223097085"/>
+      <w:bookmarkStart w:id="121" w:name="_Toc223096657"/>
+      <w:bookmarkStart w:id="122" w:name="_Toc223097085"/>
       <w:r>
         <w:t>竞争格局与差异化优势</w:t>
       </w:r>
-      <w:bookmarkEnd w:id="123"/>
-      <w:bookmarkEnd w:id="124"/>
+      <w:bookmarkEnd w:id="121"/>
+      <w:bookmarkEnd w:id="122"/>
     </w:p>
     <w:p>
       <w:pPr>
@@ -29952,7 +31187,7 @@
             <w:pPr>
               <w:ind w:firstLine="24pt"/>
               <w:rPr>
-                <w:rFonts w:ascii="DengXian" w:eastAsia="DengXian" w:hAnsi="DengXian" w:cs="Arial"/>
+                <w:rFonts w:ascii="等线" w:eastAsia="等线" w:hAnsi="等线" w:cs="Arial"/>
                 <w:b/>
                 <w:bCs/>
                 <w:color w:val="000000"/>
@@ -29962,13 +31197,14 @@
             </w:pPr>
             <w:r>
               <w:rPr>
-                <w:rFonts w:ascii="DengXian" w:eastAsia="DengXian" w:hAnsi="DengXian" w:cs="Arial"/>
+                <w:rFonts w:ascii="等线" w:eastAsia="等线" w:hAnsi="等线" w:cs="Arial"/>
                 <w:b/>
                 <w:bCs/>
                 <w:color w:val="000000"/>
                 <w:sz w:val="18"/>
                 <w:szCs w:val="18"/>
               </w:rPr>
+              <w:lastRenderedPageBreak/>
               <w:t>方案类型</w:t>
             </w:r>
           </w:p>
@@ -29985,7 +31221,7 @@
           <w:p>
             <w:pPr>
               <w:rPr>
-                <w:rFonts w:ascii="DengXian" w:eastAsia="DengXian" w:hAnsi="DengXian" w:cs="Arial"/>
+                <w:rFonts w:ascii="等线" w:eastAsia="等线" w:hAnsi="等线" w:cs="Arial"/>
                 <w:b/>
                 <w:bCs/>
                 <w:color w:val="000000"/>
@@ -29995,7 +31231,7 @@
             </w:pPr>
             <w:r>
               <w:rPr>
-                <w:rFonts w:ascii="DengXian" w:eastAsia="DengXian" w:hAnsi="DengXian" w:cs="Arial"/>
+                <w:rFonts w:ascii="等线" w:eastAsia="等线" w:hAnsi="等线" w:cs="Arial"/>
                 <w:b/>
                 <w:bCs/>
                 <w:color w:val="000000"/>
@@ -30018,7 +31254,7 @@
           <w:p>
             <w:pPr>
               <w:rPr>
-                <w:rFonts w:ascii="DengXian" w:eastAsia="DengXian" w:hAnsi="DengXian" w:cs="Arial"/>
+                <w:rFonts w:ascii="等线" w:eastAsia="等线" w:hAnsi="等线" w:cs="Arial"/>
                 <w:b/>
                 <w:bCs/>
                 <w:color w:val="000000"/>
@@ -30028,7 +31264,7 @@
             </w:pPr>
             <w:r>
               <w:rPr>
-                <w:rFonts w:ascii="DengXian" w:eastAsia="DengXian" w:hAnsi="DengXian" w:cs="Arial"/>
+                <w:rFonts w:ascii="等线" w:eastAsia="等线" w:hAnsi="等线" w:cs="Arial"/>
                 <w:b/>
                 <w:bCs/>
                 <w:color w:val="000000"/>
@@ -30051,7 +31287,7 @@
           <w:p>
             <w:pPr>
               <w:rPr>
-                <w:rFonts w:ascii="DengXian" w:eastAsia="DengXian" w:hAnsi="DengXian" w:cs="Arial"/>
+                <w:rFonts w:ascii="等线" w:eastAsia="等线" w:hAnsi="等线" w:cs="Arial"/>
                 <w:b/>
                 <w:bCs/>
                 <w:color w:val="000000"/>
@@ -30061,7 +31297,7 @@
             </w:pPr>
             <w:r>
               <w:rPr>
-                <w:rFonts w:ascii="DengXian" w:eastAsia="DengXian" w:hAnsi="DengXian" w:cs="Arial"/>
+                <w:rFonts w:ascii="等线" w:eastAsia="等线" w:hAnsi="等线" w:cs="Arial"/>
                 <w:b/>
                 <w:bCs/>
                 <w:color w:val="000000"/>
@@ -30084,7 +31320,7 @@
           <w:p>
             <w:pPr>
               <w:rPr>
-                <w:rFonts w:ascii="DengXian" w:eastAsia="DengXian" w:hAnsi="DengXian" w:cs="Arial"/>
+                <w:rFonts w:ascii="等线" w:eastAsia="等线" w:hAnsi="等线" w:cs="Arial"/>
                 <w:b/>
                 <w:bCs/>
                 <w:color w:val="000000"/>
@@ -30094,7 +31330,7 @@
             </w:pPr>
             <w:r>
               <w:rPr>
-                <w:rFonts w:ascii="DengXian" w:eastAsia="DengXian" w:hAnsi="DengXian" w:cs="Arial"/>
+                <w:rFonts w:ascii="等线" w:eastAsia="等线" w:hAnsi="等线" w:cs="Arial"/>
                 <w:b/>
                 <w:bCs/>
                 <w:color w:val="000000"/>
@@ -30116,7 +31352,7 @@
           <w:p>
             <w:pPr>
               <w:rPr>
-                <w:rFonts w:ascii="DengXian" w:eastAsia="DengXian" w:hAnsi="DengXian" w:cs="Arial"/>
+                <w:rFonts w:ascii="等线" w:eastAsia="等线" w:hAnsi="等线" w:cs="Arial"/>
                 <w:color w:val="000000"/>
                 <w:sz w:val="18"/>
                 <w:szCs w:val="18"/>
@@ -30124,7 +31360,7 @@
             </w:pPr>
             <w:r>
               <w:rPr>
-                <w:rFonts w:ascii="DengXian" w:eastAsia="DengXian" w:hAnsi="DengXian" w:cs="Arial"/>
+                <w:rFonts w:ascii="等线" w:eastAsia="等线" w:hAnsi="等线" w:cs="Arial"/>
                 <w:color w:val="000000"/>
                 <w:sz w:val="18"/>
                 <w:szCs w:val="18"/>
@@ -30142,7 +31378,7 @@
           <w:p>
             <w:pPr>
               <w:rPr>
-                <w:rFonts w:ascii="DengXian" w:eastAsia="DengXian" w:hAnsi="DengXian" w:cs="Arial"/>
+                <w:rFonts w:ascii="等线" w:eastAsia="等线" w:hAnsi="等线" w:cs="Arial"/>
                 <w:color w:val="000000"/>
                 <w:sz w:val="18"/>
                 <w:szCs w:val="18"/>
@@ -30150,7 +31386,7 @@
             </w:pPr>
             <w:r>
               <w:rPr>
-                <w:rFonts w:ascii="DengXian" w:eastAsia="DengXian" w:hAnsi="DengXian" w:cs="Arial"/>
+                <w:rFonts w:ascii="等线" w:eastAsia="等线" w:hAnsi="等线" w:cs="Arial"/>
                 <w:color w:val="000000"/>
                 <w:sz w:val="18"/>
                 <w:szCs w:val="18"/>
@@ -30168,7 +31404,7 @@
           <w:p>
             <w:pPr>
               <w:rPr>
-                <w:rFonts w:ascii="DengXian" w:eastAsia="DengXian" w:hAnsi="DengXian" w:cs="Arial"/>
+                <w:rFonts w:ascii="等线" w:eastAsia="等线" w:hAnsi="等线" w:cs="Arial"/>
                 <w:color w:val="000000"/>
                 <w:sz w:val="18"/>
                 <w:szCs w:val="18"/>
@@ -30176,7 +31412,7 @@
             </w:pPr>
             <w:r>
               <w:rPr>
-                <w:rFonts w:ascii="DengXian" w:eastAsia="DengXian" w:hAnsi="DengXian" w:cs="Arial"/>
+                <w:rFonts w:ascii="等线" w:eastAsia="等线" w:hAnsi="等线" w:cs="Arial"/>
                 <w:color w:val="000000"/>
                 <w:sz w:val="18"/>
                 <w:szCs w:val="18"/>
@@ -30194,7 +31430,7 @@
           <w:p>
             <w:pPr>
               <w:rPr>
-                <w:rFonts w:ascii="DengXian" w:eastAsia="DengXian" w:hAnsi="DengXian" w:cs="Arial"/>
+                <w:rFonts w:ascii="等线" w:eastAsia="等线" w:hAnsi="等线" w:cs="Arial"/>
                 <w:color w:val="000000"/>
                 <w:sz w:val="18"/>
                 <w:szCs w:val="18"/>
@@ -30202,7 +31438,7 @@
             </w:pPr>
             <w:r>
               <w:rPr>
-                <w:rFonts w:ascii="DengXian" w:eastAsia="DengXian" w:hAnsi="DengXian" w:cs="Arial"/>
+                <w:rFonts w:ascii="等线" w:eastAsia="等线" w:hAnsi="等线" w:cs="Arial"/>
                 <w:color w:val="000000"/>
                 <w:sz w:val="18"/>
                 <w:szCs w:val="18"/>
@@ -30220,7 +31456,7 @@
           <w:p>
             <w:pPr>
               <w:rPr>
-                <w:rFonts w:ascii="DengXian" w:eastAsia="DengXian" w:hAnsi="DengXian" w:cs="Arial"/>
+                <w:rFonts w:ascii="等线" w:eastAsia="等线" w:hAnsi="等线" w:cs="Arial"/>
                 <w:color w:val="000000"/>
                 <w:sz w:val="18"/>
                 <w:szCs w:val="18"/>
@@ -30228,7 +31464,7 @@
             </w:pPr>
             <w:r>
               <w:rPr>
-                <w:rFonts w:ascii="DengXian" w:eastAsia="DengXian" w:hAnsi="DengXian" w:cs="Arial"/>
+                <w:rFonts w:ascii="等线" w:eastAsia="等线" w:hAnsi="等线" w:cs="Arial"/>
                 <w:color w:val="000000"/>
                 <w:sz w:val="18"/>
                 <w:szCs w:val="18"/>
@@ -30249,7 +31485,7 @@
             <w:pPr>
               <w:jc w:val="both"/>
               <w:rPr>
-                <w:rFonts w:ascii="DengXian" w:eastAsia="DengXian" w:hAnsi="DengXian" w:cs="Arial"/>
+                <w:rFonts w:ascii="等线" w:eastAsia="等线" w:hAnsi="等线" w:cs="Arial"/>
                 <w:color w:val="000000"/>
                 <w:sz w:val="18"/>
                 <w:szCs w:val="18"/>
@@ -30257,7 +31493,7 @@
             </w:pPr>
             <w:r>
               <w:rPr>
-                <w:rFonts w:ascii="DengXian" w:eastAsia="DengXian" w:hAnsi="DengXian" w:cs="Arial"/>
+                <w:rFonts w:ascii="等线" w:eastAsia="等线" w:hAnsi="等线" w:cs="Arial"/>
                 <w:color w:val="000000"/>
                 <w:sz w:val="18"/>
                 <w:szCs w:val="18"/>
@@ -30276,7 +31512,7 @@
             <w:pPr>
               <w:jc w:val="both"/>
               <w:rPr>
-                <w:rFonts w:ascii="DengXian" w:eastAsia="DengXian" w:hAnsi="DengXian" w:cs="Arial"/>
+                <w:rFonts w:ascii="等线" w:eastAsia="等线" w:hAnsi="等线" w:cs="Arial"/>
                 <w:color w:val="000000"/>
                 <w:sz w:val="18"/>
                 <w:szCs w:val="18"/>
@@ -30284,7 +31520,7 @@
             </w:pPr>
             <w:r>
               <w:rPr>
-                <w:rFonts w:ascii="DengXian" w:eastAsia="DengXian" w:hAnsi="DengXian" w:cs="Arial"/>
+                <w:rFonts w:ascii="等线" w:eastAsia="等线" w:hAnsi="等线" w:cs="Arial"/>
                 <w:color w:val="000000"/>
                 <w:sz w:val="18"/>
                 <w:szCs w:val="18"/>
@@ -30303,7 +31539,7 @@
             <w:pPr>
               <w:jc w:val="both"/>
               <w:rPr>
-                <w:rFonts w:ascii="DengXian" w:eastAsia="DengXian" w:hAnsi="DengXian" w:cs="Arial"/>
+                <w:rFonts w:ascii="等线" w:eastAsia="等线" w:hAnsi="等线" w:cs="Arial"/>
                 <w:color w:val="000000"/>
                 <w:sz w:val="18"/>
                 <w:szCs w:val="18"/>
@@ -30311,7 +31547,7 @@
             </w:pPr>
             <w:r>
               <w:rPr>
-                <w:rFonts w:ascii="DengXian" w:eastAsia="DengXian" w:hAnsi="DengXian" w:cs="Arial"/>
+                <w:rFonts w:ascii="等线" w:eastAsia="等线" w:hAnsi="等线" w:cs="Arial"/>
                 <w:color w:val="000000"/>
                 <w:sz w:val="18"/>
                 <w:szCs w:val="18"/>
@@ -30330,7 +31566,7 @@
             <w:pPr>
               <w:jc w:val="both"/>
               <w:rPr>
-                <w:rFonts w:ascii="DengXian" w:eastAsia="DengXian" w:hAnsi="DengXian" w:cs="Arial"/>
+                <w:rFonts w:ascii="等线" w:eastAsia="等线" w:hAnsi="等线" w:cs="Arial"/>
                 <w:color w:val="000000"/>
                 <w:sz w:val="18"/>
                 <w:szCs w:val="18"/>
@@ -30338,7 +31574,7 @@
             </w:pPr>
             <w:r>
               <w:rPr>
-                <w:rFonts w:ascii="DengXian" w:eastAsia="DengXian" w:hAnsi="DengXian" w:cs="Arial"/>
+                <w:rFonts w:ascii="等线" w:eastAsia="等线" w:hAnsi="等线" w:cs="Arial"/>
                 <w:color w:val="000000"/>
                 <w:sz w:val="18"/>
                 <w:szCs w:val="18"/>
@@ -30357,7 +31593,7 @@
             <w:pPr>
               <w:jc w:val="both"/>
               <w:rPr>
-                <w:rFonts w:ascii="DengXian" w:eastAsia="DengXian" w:hAnsi="DengXian" w:cs="Arial"/>
+                <w:rFonts w:ascii="等线" w:eastAsia="等线" w:hAnsi="等线" w:cs="Arial"/>
                 <w:color w:val="000000"/>
                 <w:sz w:val="18"/>
                 <w:szCs w:val="18"/>
@@ -30365,7 +31601,7 @@
             </w:pPr>
             <w:r>
               <w:rPr>
-                <w:rFonts w:ascii="DengXian" w:eastAsia="DengXian" w:hAnsi="DengXian" w:cs="Arial"/>
+                <w:rFonts w:ascii="等线" w:eastAsia="等线" w:hAnsi="等线" w:cs="Arial"/>
                 <w:color w:val="000000"/>
                 <w:sz w:val="18"/>
                 <w:szCs w:val="18"/>
@@ -30386,7 +31622,7 @@
             <w:pPr>
               <w:jc w:val="both"/>
               <w:rPr>
-                <w:rFonts w:ascii="DengXian" w:eastAsia="DengXian" w:hAnsi="DengXian" w:cs="Arial"/>
+                <w:rFonts w:ascii="等线" w:eastAsia="等线" w:hAnsi="等线" w:cs="Arial"/>
                 <w:color w:val="000000"/>
                 <w:sz w:val="18"/>
                 <w:szCs w:val="18"/>
@@ -30394,7 +31630,7 @@
             </w:pPr>
             <w:r>
               <w:rPr>
-                <w:rFonts w:ascii="DengXian" w:eastAsia="DengXian" w:hAnsi="DengXian" w:cs="Arial"/>
+                <w:rFonts w:ascii="等线" w:eastAsia="等线" w:hAnsi="等线" w:cs="Arial"/>
                 <w:color w:val="000000"/>
                 <w:sz w:val="18"/>
                 <w:szCs w:val="18"/>
@@ -30413,7 +31649,7 @@
             <w:pPr>
               <w:jc w:val="both"/>
               <w:rPr>
-                <w:rFonts w:ascii="DengXian" w:eastAsia="DengXian" w:hAnsi="DengXian" w:cs="Arial"/>
+                <w:rFonts w:ascii="等线" w:eastAsia="等线" w:hAnsi="等线" w:cs="Arial"/>
                 <w:color w:val="000000"/>
                 <w:sz w:val="18"/>
                 <w:szCs w:val="18"/>
@@ -30421,7 +31657,7 @@
             </w:pPr>
             <w:r>
               <w:rPr>
-                <w:rFonts w:ascii="DengXian" w:eastAsia="DengXian" w:hAnsi="DengXian" w:cs="Arial"/>
+                <w:rFonts w:ascii="等线" w:eastAsia="等线" w:hAnsi="等线" w:cs="Arial"/>
                 <w:color w:val="000000"/>
                 <w:sz w:val="18"/>
                 <w:szCs w:val="18"/>
@@ -30440,7 +31676,7 @@
             <w:pPr>
               <w:jc w:val="both"/>
               <w:rPr>
-                <w:rFonts w:ascii="DengXian" w:eastAsia="DengXian" w:hAnsi="DengXian" w:cs="Arial"/>
+                <w:rFonts w:ascii="等线" w:eastAsia="等线" w:hAnsi="等线" w:cs="Arial"/>
                 <w:color w:val="000000"/>
                 <w:sz w:val="18"/>
                 <w:szCs w:val="18"/>
@@ -30448,7 +31684,7 @@
             </w:pPr>
             <w:r>
               <w:rPr>
-                <w:rFonts w:ascii="DengXian" w:eastAsia="DengXian" w:hAnsi="DengXian" w:cs="Arial"/>
+                <w:rFonts w:ascii="等线" w:eastAsia="等线" w:hAnsi="等线" w:cs="Arial"/>
                 <w:color w:val="000000"/>
                 <w:sz w:val="18"/>
                 <w:szCs w:val="18"/>
@@ -30467,7 +31703,7 @@
             <w:pPr>
               <w:jc w:val="both"/>
               <w:rPr>
-                <w:rFonts w:ascii="DengXian" w:eastAsia="DengXian" w:hAnsi="DengXian" w:cs="Arial"/>
+                <w:rFonts w:ascii="等线" w:eastAsia="等线" w:hAnsi="等线" w:cs="Arial"/>
                 <w:color w:val="000000"/>
                 <w:sz w:val="18"/>
                 <w:szCs w:val="18"/>
@@ -30475,7 +31711,7 @@
             </w:pPr>
             <w:r>
               <w:rPr>
-                <w:rFonts w:ascii="DengXian" w:eastAsia="DengXian" w:hAnsi="DengXian" w:cs="Arial"/>
+                <w:rFonts w:ascii="等线" w:eastAsia="等线" w:hAnsi="等线" w:cs="Arial"/>
                 <w:color w:val="000000"/>
                 <w:sz w:val="18"/>
                 <w:szCs w:val="18"/>
@@ -30494,7 +31730,7 @@
             <w:pPr>
               <w:jc w:val="both"/>
               <w:rPr>
-                <w:rFonts w:ascii="DengXian" w:eastAsia="DengXian" w:hAnsi="DengXian" w:cs="Arial"/>
+                <w:rFonts w:ascii="等线" w:eastAsia="等线" w:hAnsi="等线" w:cs="Arial"/>
                 <w:color w:val="000000"/>
                 <w:sz w:val="18"/>
                 <w:szCs w:val="18"/>
@@ -30502,7 +31738,7 @@
             </w:pPr>
             <w:r>
               <w:rPr>
-                <w:rFonts w:ascii="DengXian" w:eastAsia="DengXian" w:hAnsi="DengXian" w:cs="Arial"/>
+                <w:rFonts w:ascii="等线" w:eastAsia="等线" w:hAnsi="等线" w:cs="Arial"/>
                 <w:color w:val="000000"/>
                 <w:sz w:val="18"/>
                 <w:szCs w:val="18"/>
@@ -30523,7 +31759,7 @@
             <w:pPr>
               <w:jc w:val="both"/>
               <w:rPr>
-                <w:rFonts w:ascii="DengXian" w:eastAsia="DengXian" w:hAnsi="DengXian" w:cs="Arial"/>
+                <w:rFonts w:ascii="等线" w:eastAsia="等线" w:hAnsi="等线" w:cs="Arial"/>
                 <w:color w:val="000000"/>
                 <w:sz w:val="18"/>
                 <w:szCs w:val="18"/>
@@ -30531,17 +31767,16 @@
             </w:pPr>
             <w:r>
               <w:rPr>
-                <w:rFonts w:ascii="DengXian" w:eastAsia="DengXian" w:hAnsi="DengXian" w:cs="Arial"/>
+                <w:rFonts w:ascii="等线" w:eastAsia="等线" w:hAnsi="等线" w:cs="Arial"/>
                 <w:color w:val="000000"/>
                 <w:sz w:val="18"/>
                 <w:szCs w:val="18"/>
               </w:rPr>
-              <w:lastRenderedPageBreak/>
               <w:t>记忆增强</w:t>
             </w:r>
             <w:r>
               <w:rPr>
-                <w:rFonts w:ascii="DengXian" w:eastAsia="DengXian" w:hAnsi="DengXian" w:cs="Arial" w:hint="eastAsia"/>
+                <w:rFonts w:ascii="等线" w:eastAsia="等线" w:hAnsi="等线" w:cs="Arial" w:hint="eastAsia"/>
                 <w:color w:val="000000"/>
                 <w:sz w:val="18"/>
                 <w:szCs w:val="18"/>
@@ -30551,7 +31786,7 @@
             <w:proofErr w:type="spellStart"/>
             <w:r>
               <w:rPr>
-                <w:rFonts w:ascii="DengXian" w:eastAsia="DengXian" w:hAnsi="DengXian" w:cs="Arial"/>
+                <w:rFonts w:ascii="等线" w:eastAsia="等线" w:hAnsi="等线" w:cs="Arial"/>
                 <w:color w:val="000000"/>
                 <w:sz w:val="18"/>
                 <w:szCs w:val="18"/>
@@ -30561,7 +31796,7 @@
             <w:proofErr w:type="spellEnd"/>
             <w:r>
               <w:rPr>
-                <w:rFonts w:ascii="DengXian" w:eastAsia="DengXian" w:hAnsi="DengXian" w:cs="Arial"/>
+                <w:rFonts w:ascii="等线" w:eastAsia="等线" w:hAnsi="等线" w:cs="Arial"/>
                 <w:color w:val="000000"/>
                 <w:sz w:val="18"/>
                 <w:szCs w:val="18"/>
@@ -30580,7 +31815,7 @@
             <w:pPr>
               <w:jc w:val="both"/>
               <w:rPr>
-                <w:rFonts w:ascii="DengXian" w:eastAsia="DengXian" w:hAnsi="DengXian" w:cs="Arial"/>
+                <w:rFonts w:ascii="等线" w:eastAsia="等线" w:hAnsi="等线" w:cs="Arial"/>
                 <w:color w:val="000000"/>
                 <w:sz w:val="18"/>
                 <w:szCs w:val="18"/>
@@ -30588,7 +31823,7 @@
             </w:pPr>
             <w:r>
               <w:rPr>
-                <w:rFonts w:ascii="DengXian" w:eastAsia="DengXian" w:hAnsi="DengXian" w:cs="Arial"/>
+                <w:rFonts w:ascii="等线" w:eastAsia="等线" w:hAnsi="等线" w:cs="Arial"/>
                 <w:color w:val="000000"/>
                 <w:sz w:val="18"/>
                 <w:szCs w:val="18"/>
@@ -30597,7 +31832,7 @@
             </w:r>
             <w:r>
               <w:rPr>
-                <w:rFonts w:ascii="DengXian" w:eastAsia="DengXian" w:hAnsi="DengXian" w:cs="Arial" w:hint="eastAsia"/>
+                <w:rFonts w:ascii="等线" w:eastAsia="等线" w:hAnsi="等线" w:cs="Arial" w:hint="eastAsia"/>
                 <w:color w:val="000000"/>
                 <w:sz w:val="18"/>
                 <w:szCs w:val="18"/>
@@ -30606,7 +31841,7 @@
             </w:r>
             <w:r>
               <w:rPr>
-                <w:rFonts w:ascii="DengXian" w:eastAsia="DengXian" w:hAnsi="DengXian" w:cs="Arial"/>
+                <w:rFonts w:ascii="等线" w:eastAsia="等线" w:hAnsi="等线" w:cs="Arial"/>
                 <w:color w:val="000000"/>
                 <w:sz w:val="18"/>
                 <w:szCs w:val="18"/>
@@ -30625,7 +31860,7 @@
             <w:pPr>
               <w:jc w:val="both"/>
               <w:rPr>
-                <w:rFonts w:ascii="DengXian" w:eastAsia="DengXian" w:hAnsi="DengXian" w:cs="Arial"/>
+                <w:rFonts w:ascii="等线" w:eastAsia="等线" w:hAnsi="等线" w:cs="Arial"/>
                 <w:color w:val="000000"/>
                 <w:sz w:val="18"/>
                 <w:szCs w:val="18"/>
@@ -30633,7 +31868,7 @@
             </w:pPr>
             <w:r>
               <w:rPr>
-                <w:rFonts w:ascii="DengXian" w:eastAsia="DengXian" w:hAnsi="DengXian" w:cs="Arial"/>
+                <w:rFonts w:ascii="等线" w:eastAsia="等线" w:hAnsi="等线" w:cs="Arial"/>
                 <w:color w:val="000000"/>
                 <w:sz w:val="18"/>
                 <w:szCs w:val="18"/>
@@ -30652,7 +31887,7 @@
             <w:pPr>
               <w:jc w:val="both"/>
               <w:rPr>
-                <w:rFonts w:ascii="DengXian" w:eastAsia="DengXian" w:hAnsi="DengXian" w:cs="Arial"/>
+                <w:rFonts w:ascii="等线" w:eastAsia="等线" w:hAnsi="等线" w:cs="Arial"/>
                 <w:color w:val="000000"/>
                 <w:sz w:val="18"/>
                 <w:szCs w:val="18"/>
@@ -30660,7 +31895,7 @@
             </w:pPr>
             <w:r>
               <w:rPr>
-                <w:rFonts w:ascii="DengXian" w:eastAsia="DengXian" w:hAnsi="DengXian" w:cs="Arial"/>
+                <w:rFonts w:ascii="等线" w:eastAsia="等线" w:hAnsi="等线" w:cs="Arial"/>
                 <w:color w:val="000000"/>
                 <w:sz w:val="18"/>
                 <w:szCs w:val="18"/>
@@ -30679,7 +31914,7 @@
             <w:pPr>
               <w:jc w:val="both"/>
               <w:rPr>
-                <w:rFonts w:ascii="DengXian" w:eastAsia="DengXian" w:hAnsi="DengXian" w:cs="Arial"/>
+                <w:rFonts w:ascii="等线" w:eastAsia="等线" w:hAnsi="等线" w:cs="Arial"/>
                 <w:color w:val="000000"/>
                 <w:sz w:val="18"/>
                 <w:szCs w:val="18"/>
@@ -30687,7 +31922,7 @@
             </w:pPr>
             <w:r>
               <w:rPr>
-                <w:rFonts w:ascii="DengXian" w:eastAsia="DengXian" w:hAnsi="DengXian" w:cs="Arial"/>
+                <w:rFonts w:ascii="等线" w:eastAsia="等线" w:hAnsi="等线" w:cs="Arial"/>
                 <w:color w:val="000000"/>
                 <w:sz w:val="18"/>
                 <w:szCs w:val="18"/>
@@ -30722,7 +31957,7 @@
 </file>
 
 <file path=word/endnotes.xml><?xml version="1.0" encoding="utf-8"?>
-<w:endnotes xmlns:cx="http://schemas.microsoft.com/office/drawing/2014/chartex" xmlns:cx1="http://schemas.microsoft.com/office/drawing/2015/9/8/chartex" xmlns:cx2="http://schemas.microsoft.com/office/drawing/2015/10/21/chartex" xmlns:cx3="http://schemas.microsoft.com/office/drawing/2016/5/9/chartex" xmlns:cx4="http://schemas.microsoft.com/office/drawing/2016/5/10/chartex" xmlns:cx5="http://schemas.microsoft.com/office/drawing/2016/5/11/chartex" xmlns:cx6="http://schemas.microsoft.com/office/drawing/2016/5/12/chartex" xmlns:cx7="http://schemas.microsoft.com/office/drawing/2016/5/13/chartex" xmlns:cx8="http://schemas.microsoft.com/office/drawing/2016/5/14/chartex" xmlns:mc="http://schemas.openxmlformats.org/markup-compatibility/2006" xmlns:aink="http://schemas.microsoft.com/office/drawing/2016/ink" xmlns:am3d="http://schemas.microsoft.com/office/drawing/2017/model3d" xmlns:o="urn:schemas-microsoft-com:office:office" xmlns:oel="http://schemas.microsoft.com/office/2019/extlst" xmlns:r="http://purl.oclc.org/ooxml/officeDocument/relationships" xmlns:m="http://purl.oclc.org/ooxml/officeDocument/math" xmlns:v="urn:schemas-microsoft-com:vml" xmlns:wp14="http://schemas.microsoft.com/office/word/2010/wordprocessingDrawing" xmlns:wp="http://purl.oclc.org/ooxml/drawingml/wordprocessingDrawing" xmlns:w10="urn:schemas-microsoft-com:office:word" xmlns:w="http://purl.oclc.org/ooxml/wordprocessingml/main" xmlns:w14="http://schemas.microsoft.com/office/word/2010/wordml" xmlns:w15="http://schemas.microsoft.com/office/word/2012/wordml" xmlns:w16cex="http://schemas.microsoft.com/office/word/2018/wordml/cex" xmlns:w16cid="http://schemas.microsoft.com/office/word/2016/wordml/cid" xmlns:w16="http://schemas.microsoft.com/office/word/2018/wordml" xmlns:w16sdtdh="http://schemas.microsoft.com/office/word/2020/wordml/sdtdatahash" xmlns:w16se="http://schemas.microsoft.com/office/word/2015/wordml/symex" xmlns:wpi="http://schemas.microsoft.com/office/word/2010/wordprocessingInk" xmlns:wne="http://schemas.microsoft.com/office/word/2006/wordml" mc:Ignorable="w14 w15 w16se w16cid w16 w16cex w16sdtdh wne wp14">
+<w:endnotes xmlns:cx="http://schemas.microsoft.com/office/drawing/2014/chartex" xmlns:cx1="http://schemas.microsoft.com/office/drawing/2015/9/8/chartex" xmlns:cx2="http://schemas.microsoft.com/office/drawing/2015/10/21/chartex" xmlns:cx3="http://schemas.microsoft.com/office/drawing/2016/5/9/chartex" xmlns:cx4="http://schemas.microsoft.com/office/drawing/2016/5/10/chartex" xmlns:cx5="http://schemas.microsoft.com/office/drawing/2016/5/11/chartex" xmlns:cx6="http://schemas.microsoft.com/office/drawing/2016/5/12/chartex" xmlns:cx7="http://schemas.microsoft.com/office/drawing/2016/5/13/chartex" xmlns:cx8="http://schemas.microsoft.com/office/drawing/2016/5/14/chartex" xmlns:mc="http://schemas.openxmlformats.org/markup-compatibility/2006" xmlns:aink="http://schemas.microsoft.com/office/drawing/2016/ink" xmlns:am3d="http://schemas.microsoft.com/office/drawing/2017/model3d" xmlns:o="urn:schemas-microsoft-com:office:office" xmlns:oel="http://schemas.microsoft.com/office/2019/extlst" xmlns:r="http://purl.oclc.org/ooxml/officeDocument/relationships" xmlns:m="http://purl.oclc.org/ooxml/officeDocument/math" xmlns:v="urn:schemas-microsoft-com:vml" xmlns:wp14="http://schemas.microsoft.com/office/word/2010/wordprocessingDrawing" xmlns:wp="http://purl.oclc.org/ooxml/drawingml/wordprocessingDrawing" xmlns:w10="urn:schemas-microsoft-com:office:word" xmlns:w="http://purl.oclc.org/ooxml/wordprocessingml/main" xmlns:w14="http://schemas.microsoft.com/office/word/2010/wordml" xmlns:w15="http://schemas.microsoft.com/office/word/2012/wordml" xmlns:w16cex="http://schemas.microsoft.com/office/word/2018/wordml/cex" xmlns:w16cid="http://schemas.microsoft.com/office/word/2016/wordml/cid" xmlns:w16="http://schemas.microsoft.com/office/word/2018/wordml" xmlns:w16du="http://schemas.microsoft.com/office/word/2023/wordml/word16du" xmlns:w16sdtdh="http://schemas.microsoft.com/office/word/2020/wordml/sdtdatahash" xmlns:w16sdtfl="http://schemas.microsoft.com/office/word/2024/wordml/sdtformatlock" xmlns:w16se="http://schemas.microsoft.com/office/word/2015/wordml/symex" xmlns:wpi="http://schemas.microsoft.com/office/word/2010/wordprocessingInk" xmlns:wne="http://schemas.microsoft.com/office/word/2006/wordml" mc:Ignorable="w14 w15 w16se w16cid w16 w16cex w16sdtdh w16sdtfl w16du wne wp14">
   <w:endnote w:type="separator" w:id="-1">
     <w:p>
       <w:pPr>
@@ -30747,7 +31982,7 @@
 </file>
 
 <file path=word/footer1.xml><?xml version="1.0" encoding="utf-8"?>
-<w:ftr xmlns:cx="http://schemas.microsoft.com/office/drawing/2014/chartex" xmlns:cx1="http://schemas.microsoft.com/office/drawing/2015/9/8/chartex" xmlns:cx2="http://schemas.microsoft.com/office/drawing/2015/10/21/chartex" xmlns:cx3="http://schemas.microsoft.com/office/drawing/2016/5/9/chartex" xmlns:cx4="http://schemas.microsoft.com/office/drawing/2016/5/10/chartex" xmlns:cx5="http://schemas.microsoft.com/office/drawing/2016/5/11/chartex" xmlns:cx6="http://schemas.microsoft.com/office/drawing/2016/5/12/chartex" xmlns:cx7="http://schemas.microsoft.com/office/drawing/2016/5/13/chartex" xmlns:cx8="http://schemas.microsoft.com/office/drawing/2016/5/14/chartex" xmlns:mc="http://schemas.openxmlformats.org/markup-compatibility/2006" xmlns:aink="http://schemas.microsoft.com/office/drawing/2016/ink" xmlns:am3d="http://schemas.microsoft.com/office/drawing/2017/model3d" xmlns:o="urn:schemas-microsoft-com:office:office" xmlns:oel="http://schemas.microsoft.com/office/2019/extlst" xmlns:r="http://purl.oclc.org/ooxml/officeDocument/relationships" xmlns:m="http://purl.oclc.org/ooxml/officeDocument/math" xmlns:v="urn:schemas-microsoft-com:vml" xmlns:wp14="http://schemas.microsoft.com/office/word/2010/wordprocessingDrawing" xmlns:wp="http://purl.oclc.org/ooxml/drawingml/wordprocessingDrawing" xmlns:w10="urn:schemas-microsoft-com:office:word" xmlns:w="http://purl.oclc.org/ooxml/wordprocessingml/main" xmlns:w14="http://schemas.microsoft.com/office/word/2010/wordml" xmlns:w15="http://schemas.microsoft.com/office/word/2012/wordml" xmlns:w16cex="http://schemas.microsoft.com/office/word/2018/wordml/cex" xmlns:w16cid="http://schemas.microsoft.com/office/word/2016/wordml/cid" xmlns:w16="http://schemas.microsoft.com/office/word/2018/wordml" xmlns:w16sdtdh="http://schemas.microsoft.com/office/word/2020/wordml/sdtdatahash" xmlns:w16se="http://schemas.microsoft.com/office/word/2015/wordml/symex" xmlns:wpi="http://schemas.microsoft.com/office/word/2010/wordprocessingInk" xmlns:wne="http://schemas.microsoft.com/office/word/2006/wordml" mc:Ignorable="w14 w15 w16se w16cid w16 w16cex w16sdtdh wne wp14">
+<w:ftr xmlns:cx="http://schemas.microsoft.com/office/drawing/2014/chartex" xmlns:cx1="http://schemas.microsoft.com/office/drawing/2015/9/8/chartex" xmlns:cx2="http://schemas.microsoft.com/office/drawing/2015/10/21/chartex" xmlns:cx3="http://schemas.microsoft.com/office/drawing/2016/5/9/chartex" xmlns:cx4="http://schemas.microsoft.com/office/drawing/2016/5/10/chartex" xmlns:cx5="http://schemas.microsoft.com/office/drawing/2016/5/11/chartex" xmlns:cx6="http://schemas.microsoft.com/office/drawing/2016/5/12/chartex" xmlns:cx7="http://schemas.microsoft.com/office/drawing/2016/5/13/chartex" xmlns:cx8="http://schemas.microsoft.com/office/drawing/2016/5/14/chartex" xmlns:mc="http://schemas.openxmlformats.org/markup-compatibility/2006" xmlns:aink="http://schemas.microsoft.com/office/drawing/2016/ink" xmlns:am3d="http://schemas.microsoft.com/office/drawing/2017/model3d" xmlns:o="urn:schemas-microsoft-com:office:office" xmlns:oel="http://schemas.microsoft.com/office/2019/extlst" xmlns:r="http://purl.oclc.org/ooxml/officeDocument/relationships" xmlns:m="http://purl.oclc.org/ooxml/officeDocument/math" xmlns:v="urn:schemas-microsoft-com:vml" xmlns:wp14="http://schemas.microsoft.com/office/word/2010/wordprocessingDrawing" xmlns:wp="http://purl.oclc.org/ooxml/drawingml/wordprocessingDrawing" xmlns:w10="urn:schemas-microsoft-com:office:word" xmlns:w="http://purl.oclc.org/ooxml/wordprocessingml/main" xmlns:w14="http://schemas.microsoft.com/office/word/2010/wordml" xmlns:w15="http://schemas.microsoft.com/office/word/2012/wordml" xmlns:w16cex="http://schemas.microsoft.com/office/word/2018/wordml/cex" xmlns:w16cid="http://schemas.microsoft.com/office/word/2016/wordml/cid" xmlns:w16="http://schemas.microsoft.com/office/word/2018/wordml" xmlns:w16du="http://schemas.microsoft.com/office/word/2023/wordml/word16du" xmlns:w16sdtdh="http://schemas.microsoft.com/office/word/2020/wordml/sdtdatahash" xmlns:w16sdtfl="http://schemas.microsoft.com/office/word/2024/wordml/sdtformatlock" xmlns:w16se="http://schemas.microsoft.com/office/word/2015/wordml/symex" xmlns:wpi="http://schemas.microsoft.com/office/word/2010/wordprocessingInk" xmlns:wne="http://schemas.microsoft.com/office/word/2006/wordml" mc:Ignorable="w14 w15 w16se w16cid w16 w16cex w16sdtdh w16sdtfl w16du wne wp14">
   <w:p>
     <w:pPr>
       <w:pStyle w:val="a5"/>
@@ -30799,7 +32034,7 @@
 </file>
 
 <file path=word/footer2.xml><?xml version="1.0" encoding="utf-8"?>
-<w:ftr xmlns:cx="http://schemas.microsoft.com/office/drawing/2014/chartex" xmlns:cx1="http://schemas.microsoft.com/office/drawing/2015/9/8/chartex" xmlns:cx2="http://schemas.microsoft.com/office/drawing/2015/10/21/chartex" xmlns:cx3="http://schemas.microsoft.com/office/drawing/2016/5/9/chartex" xmlns:cx4="http://schemas.microsoft.com/office/drawing/2016/5/10/chartex" xmlns:cx5="http://schemas.microsoft.com/office/drawing/2016/5/11/chartex" xmlns:cx6="http://schemas.microsoft.com/office/drawing/2016/5/12/chartex" xmlns:cx7="http://schemas.microsoft.com/office/drawing/2016/5/13/chartex" xmlns:cx8="http://schemas.microsoft.com/office/drawing/2016/5/14/chartex" xmlns:mc="http://schemas.openxmlformats.org/markup-compatibility/2006" xmlns:aink="http://schemas.microsoft.com/office/drawing/2016/ink" xmlns:am3d="http://schemas.microsoft.com/office/drawing/2017/model3d" xmlns:o="urn:schemas-microsoft-com:office:office" xmlns:oel="http://schemas.microsoft.com/office/2019/extlst" xmlns:r="http://purl.oclc.org/ooxml/officeDocument/relationships" xmlns:m="http://purl.oclc.org/ooxml/officeDocument/math" xmlns:v="urn:schemas-microsoft-com:vml" xmlns:wp14="http://schemas.microsoft.com/office/word/2010/wordprocessingDrawing" xmlns:wp="http://purl.oclc.org/ooxml/drawingml/wordprocessingDrawing" xmlns:w10="urn:schemas-microsoft-com:office:word" xmlns:w="http://purl.oclc.org/ooxml/wordprocessingml/main" xmlns:w14="http://schemas.microsoft.com/office/word/2010/wordml" xmlns:w15="http://schemas.microsoft.com/office/word/2012/wordml" xmlns:w16cex="http://schemas.microsoft.com/office/word/2018/wordml/cex" xmlns:w16cid="http://schemas.microsoft.com/office/word/2016/wordml/cid" xmlns:w16="http://schemas.microsoft.com/office/word/2018/wordml" xmlns:w16sdtdh="http://schemas.microsoft.com/office/word/2020/wordml/sdtdatahash" xmlns:w16se="http://schemas.microsoft.com/office/word/2015/wordml/symex" xmlns:wpi="http://schemas.microsoft.com/office/word/2010/wordprocessingInk" xmlns:wne="http://schemas.microsoft.com/office/word/2006/wordml" mc:Ignorable="w14 w15 w16se w16cid w16 w16cex w16sdtdh wne wp14">
+<w:ftr xmlns:cx="http://schemas.microsoft.com/office/drawing/2014/chartex" xmlns:cx1="http://schemas.microsoft.com/office/drawing/2015/9/8/chartex" xmlns:cx2="http://schemas.microsoft.com/office/drawing/2015/10/21/chartex" xmlns:cx3="http://schemas.microsoft.com/office/drawing/2016/5/9/chartex" xmlns:cx4="http://schemas.microsoft.com/office/drawing/2016/5/10/chartex" xmlns:cx5="http://schemas.microsoft.com/office/drawing/2016/5/11/chartex" xmlns:cx6="http://schemas.microsoft.com/office/drawing/2016/5/12/chartex" xmlns:cx7="http://schemas.microsoft.com/office/drawing/2016/5/13/chartex" xmlns:cx8="http://schemas.microsoft.com/office/drawing/2016/5/14/chartex" xmlns:mc="http://schemas.openxmlformats.org/markup-compatibility/2006" xmlns:aink="http://schemas.microsoft.com/office/drawing/2016/ink" xmlns:am3d="http://schemas.microsoft.com/office/drawing/2017/model3d" xmlns:o="urn:schemas-microsoft-com:office:office" xmlns:oel="http://schemas.microsoft.com/office/2019/extlst" xmlns:r="http://purl.oclc.org/ooxml/officeDocument/relationships" xmlns:m="http://purl.oclc.org/ooxml/officeDocument/math" xmlns:v="urn:schemas-microsoft-com:vml" xmlns:wp14="http://schemas.microsoft.com/office/word/2010/wordprocessingDrawing" xmlns:wp="http://purl.oclc.org/ooxml/drawingml/wordprocessingDrawing" xmlns:w10="urn:schemas-microsoft-com:office:word" xmlns:w="http://purl.oclc.org/ooxml/wordprocessingml/main" xmlns:w14="http://schemas.microsoft.com/office/word/2010/wordml" xmlns:w15="http://schemas.microsoft.com/office/word/2012/wordml" xmlns:w16cex="http://schemas.microsoft.com/office/word/2018/wordml/cex" xmlns:w16cid="http://schemas.microsoft.com/office/word/2016/wordml/cid" xmlns:w16="http://schemas.microsoft.com/office/word/2018/wordml" xmlns:w16du="http://schemas.microsoft.com/office/word/2023/wordml/word16du" xmlns:w16sdtdh="http://schemas.microsoft.com/office/word/2020/wordml/sdtdatahash" xmlns:w16sdtfl="http://schemas.microsoft.com/office/word/2024/wordml/sdtformatlock" xmlns:w16se="http://schemas.microsoft.com/office/word/2015/wordml/symex" xmlns:wpi="http://schemas.microsoft.com/office/word/2010/wordprocessingInk" xmlns:wne="http://schemas.microsoft.com/office/word/2006/wordml" mc:Ignorable="w14 w15 w16se w16cid w16 w16cex w16sdtdh w16sdtfl w16du wne wp14">
   <w:p>
     <w:pPr>
       <w:pStyle w:val="a5"/>
@@ -30810,7 +32045,7 @@
 </file>
 
 <file path=word/footer3.xml><?xml version="1.0" encoding="utf-8"?>
-<w:ftr xmlns:cx="http://schemas.microsoft.com/office/drawing/2014/chartex" xmlns:cx1="http://schemas.microsoft.com/office/drawing/2015/9/8/chartex" xmlns:cx2="http://schemas.microsoft.com/office/drawing/2015/10/21/chartex" xmlns:cx3="http://schemas.microsoft.com/office/drawing/2016/5/9/chartex" xmlns:cx4="http://schemas.microsoft.com/office/drawing/2016/5/10/chartex" xmlns:cx5="http://schemas.microsoft.com/office/drawing/2016/5/11/chartex" xmlns:cx6="http://schemas.microsoft.com/office/drawing/2016/5/12/chartex" xmlns:cx7="http://schemas.microsoft.com/office/drawing/2016/5/13/chartex" xmlns:cx8="http://schemas.microsoft.com/office/drawing/2016/5/14/chartex" xmlns:mc="http://schemas.openxmlformats.org/markup-compatibility/2006" xmlns:aink="http://schemas.microsoft.com/office/drawing/2016/ink" xmlns:am3d="http://schemas.microsoft.com/office/drawing/2017/model3d" xmlns:o="urn:schemas-microsoft-com:office:office" xmlns:oel="http://schemas.microsoft.com/office/2019/extlst" xmlns:r="http://purl.oclc.org/ooxml/officeDocument/relationships" xmlns:m="http://purl.oclc.org/ooxml/officeDocument/math" xmlns:v="urn:schemas-microsoft-com:vml" xmlns:wp14="http://schemas.microsoft.com/office/word/2010/wordprocessingDrawing" xmlns:wp="http://purl.oclc.org/ooxml/drawingml/wordprocessingDrawing" xmlns:w10="urn:schemas-microsoft-com:office:word" xmlns:w="http://purl.oclc.org/ooxml/wordprocessingml/main" xmlns:w14="http://schemas.microsoft.com/office/word/2010/wordml" xmlns:w15="http://schemas.microsoft.com/office/word/2012/wordml" xmlns:w16cex="http://schemas.microsoft.com/office/word/2018/wordml/cex" xmlns:w16cid="http://schemas.microsoft.com/office/word/2016/wordml/cid" xmlns:w16="http://schemas.microsoft.com/office/word/2018/wordml" xmlns:w16sdtdh="http://schemas.microsoft.com/office/word/2020/wordml/sdtdatahash" xmlns:w16se="http://schemas.microsoft.com/office/word/2015/wordml/symex" xmlns:wpi="http://schemas.microsoft.com/office/word/2010/wordprocessingInk" xmlns:wne="http://schemas.microsoft.com/office/word/2006/wordml" mc:Ignorable="w14 w15 w16se w16cid w16 w16cex w16sdtdh wne wp14">
+<w:ftr xmlns:cx="http://schemas.microsoft.com/office/drawing/2014/chartex" xmlns:cx1="http://schemas.microsoft.com/office/drawing/2015/9/8/chartex" xmlns:cx2="http://schemas.microsoft.com/office/drawing/2015/10/21/chartex" xmlns:cx3="http://schemas.microsoft.com/office/drawing/2016/5/9/chartex" xmlns:cx4="http://schemas.microsoft.com/office/drawing/2016/5/10/chartex" xmlns:cx5="http://schemas.microsoft.com/office/drawing/2016/5/11/chartex" xmlns:cx6="http://schemas.microsoft.com/office/drawing/2016/5/12/chartex" xmlns:cx7="http://schemas.microsoft.com/office/drawing/2016/5/13/chartex" xmlns:cx8="http://schemas.microsoft.com/office/drawing/2016/5/14/chartex" xmlns:mc="http://schemas.openxmlformats.org/markup-compatibility/2006" xmlns:aink="http://schemas.microsoft.com/office/drawing/2016/ink" xmlns:am3d="http://schemas.microsoft.com/office/drawing/2017/model3d" xmlns:o="urn:schemas-microsoft-com:office:office" xmlns:oel="http://schemas.microsoft.com/office/2019/extlst" xmlns:r="http://purl.oclc.org/ooxml/officeDocument/relationships" xmlns:m="http://purl.oclc.org/ooxml/officeDocument/math" xmlns:v="urn:schemas-microsoft-com:vml" xmlns:wp14="http://schemas.microsoft.com/office/word/2010/wordprocessingDrawing" xmlns:wp="http://purl.oclc.org/ooxml/drawingml/wordprocessingDrawing" xmlns:w10="urn:schemas-microsoft-com:office:word" xmlns:w="http://purl.oclc.org/ooxml/wordprocessingml/main" xmlns:w14="http://schemas.microsoft.com/office/word/2010/wordml" xmlns:w15="http://schemas.microsoft.com/office/word/2012/wordml" xmlns:w16cex="http://schemas.microsoft.com/office/word/2018/wordml/cex" xmlns:w16cid="http://schemas.microsoft.com/office/word/2016/wordml/cid" xmlns:w16="http://schemas.microsoft.com/office/word/2018/wordml" xmlns:w16du="http://schemas.microsoft.com/office/word/2023/wordml/word16du" xmlns:w16sdtdh="http://schemas.microsoft.com/office/word/2020/wordml/sdtdatahash" xmlns:w16sdtfl="http://schemas.microsoft.com/office/word/2024/wordml/sdtformatlock" xmlns:w16se="http://schemas.microsoft.com/office/word/2015/wordml/symex" xmlns:wpi="http://schemas.microsoft.com/office/word/2010/wordprocessingInk" xmlns:wne="http://schemas.microsoft.com/office/word/2006/wordml" mc:Ignorable="w14 w15 w16se w16cid w16 w16cex w16sdtdh w16sdtfl w16du wne wp14">
   <w:p>
     <w:pPr>
       <w:pStyle w:val="a5"/>
@@ -30836,7 +32071,7 @@
 </file>
 
 <file path=word/footer4.xml><?xml version="1.0" encoding="utf-8"?>
-<w:ftr xmlns:cx="http://schemas.microsoft.com/office/drawing/2014/chartex" xmlns:cx1="http://schemas.microsoft.com/office/drawing/2015/9/8/chartex" xmlns:cx2="http://schemas.microsoft.com/office/drawing/2015/10/21/chartex" xmlns:cx3="http://schemas.microsoft.com/office/drawing/2016/5/9/chartex" xmlns:cx4="http://schemas.microsoft.com/office/drawing/2016/5/10/chartex" xmlns:cx5="http://schemas.microsoft.com/office/drawing/2016/5/11/chartex" xmlns:cx6="http://schemas.microsoft.com/office/drawing/2016/5/12/chartex" xmlns:cx7="http://schemas.microsoft.com/office/drawing/2016/5/13/chartex" xmlns:cx8="http://schemas.microsoft.com/office/drawing/2016/5/14/chartex" xmlns:mc="http://schemas.openxmlformats.org/markup-compatibility/2006" xmlns:aink="http://schemas.microsoft.com/office/drawing/2016/ink" xmlns:am3d="http://schemas.microsoft.com/office/drawing/2017/model3d" xmlns:o="urn:schemas-microsoft-com:office:office" xmlns:oel="http://schemas.microsoft.com/office/2019/extlst" xmlns:r="http://purl.oclc.org/ooxml/officeDocument/relationships" xmlns:m="http://purl.oclc.org/ooxml/officeDocument/math" xmlns:v="urn:schemas-microsoft-com:vml" xmlns:wp14="http://schemas.microsoft.com/office/word/2010/wordprocessingDrawing" xmlns:wp="http://purl.oclc.org/ooxml/drawingml/wordprocessingDrawing" xmlns:w10="urn:schemas-microsoft-com:office:word" xmlns:w="http://purl.oclc.org/ooxml/wordprocessingml/main" xmlns:w14="http://schemas.microsoft.com/office/word/2010/wordml" xmlns:w15="http://schemas.microsoft.com/office/word/2012/wordml" xmlns:w16cex="http://schemas.microsoft.com/office/word/2018/wordml/cex" xmlns:w16cid="http://schemas.microsoft.com/office/word/2016/wordml/cid" xmlns:w16="http://schemas.microsoft.com/office/word/2018/wordml" xmlns:w16sdtdh="http://schemas.microsoft.com/office/word/2020/wordml/sdtdatahash" xmlns:w16se="http://schemas.microsoft.com/office/word/2015/wordml/symex" xmlns:wpi="http://schemas.microsoft.com/office/word/2010/wordprocessingInk" xmlns:wne="http://schemas.microsoft.com/office/word/2006/wordml" mc:Ignorable="w14 w15 w16se w16cid w16 w16cex w16sdtdh wne wp14">
+<w:ftr xmlns:cx="http://schemas.microsoft.com/office/drawing/2014/chartex" xmlns:cx1="http://schemas.microsoft.com/office/drawing/2015/9/8/chartex" xmlns:cx2="http://schemas.microsoft.com/office/drawing/2015/10/21/chartex" xmlns:cx3="http://schemas.microsoft.com/office/drawing/2016/5/9/chartex" xmlns:cx4="http://schemas.microsoft.com/office/drawing/2016/5/10/chartex" xmlns:cx5="http://schemas.microsoft.com/office/drawing/2016/5/11/chartex" xmlns:cx6="http://schemas.microsoft.com/office/drawing/2016/5/12/chartex" xmlns:cx7="http://schemas.microsoft.com/office/drawing/2016/5/13/chartex" xmlns:cx8="http://schemas.microsoft.com/office/drawing/2016/5/14/chartex" xmlns:mc="http://schemas.openxmlformats.org/markup-compatibility/2006" xmlns:aink="http://schemas.microsoft.com/office/drawing/2016/ink" xmlns:am3d="http://schemas.microsoft.com/office/drawing/2017/model3d" xmlns:o="urn:schemas-microsoft-com:office:office" xmlns:oel="http://schemas.microsoft.com/office/2019/extlst" xmlns:r="http://purl.oclc.org/ooxml/officeDocument/relationships" xmlns:m="http://purl.oclc.org/ooxml/officeDocument/math" xmlns:v="urn:schemas-microsoft-com:vml" xmlns:wp14="http://schemas.microsoft.com/office/word/2010/wordprocessingDrawing" xmlns:wp="http://purl.oclc.org/ooxml/drawingml/wordprocessingDrawing" xmlns:w10="urn:schemas-microsoft-com:office:word" xmlns:w="http://purl.oclc.org/ooxml/wordprocessingml/main" xmlns:w14="http://schemas.microsoft.com/office/word/2010/wordml" xmlns:w15="http://schemas.microsoft.com/office/word/2012/wordml" xmlns:w16cex="http://schemas.microsoft.com/office/word/2018/wordml/cex" xmlns:w16cid="http://schemas.microsoft.com/office/word/2016/wordml/cid" xmlns:w16="http://schemas.microsoft.com/office/word/2018/wordml" xmlns:w16du="http://schemas.microsoft.com/office/word/2023/wordml/word16du" xmlns:w16sdtdh="http://schemas.microsoft.com/office/word/2020/wordml/sdtdatahash" xmlns:w16sdtfl="http://schemas.microsoft.com/office/word/2024/wordml/sdtformatlock" xmlns:w16se="http://schemas.microsoft.com/office/word/2015/wordml/symex" xmlns:wpi="http://schemas.microsoft.com/office/word/2010/wordprocessingInk" xmlns:wne="http://schemas.microsoft.com/office/word/2006/wordml" mc:Ignorable="w14 w15 w16se w16cid w16 w16cex w16sdtdh w16sdtfl w16du wne wp14">
   <w:p>
     <w:pPr>
       <w:pStyle w:val="a5"/>
@@ -30862,7 +32097,7 @@
 </file>
 
 <file path=word/footer5.xml><?xml version="1.0" encoding="utf-8"?>
-<w:ftr xmlns:cx="http://schemas.microsoft.com/office/drawing/2014/chartex" xmlns:cx1="http://schemas.microsoft.com/office/drawing/2015/9/8/chartex" xmlns:cx2="http://schemas.microsoft.com/office/drawing/2015/10/21/chartex" xmlns:cx3="http://schemas.microsoft.com/office/drawing/2016/5/9/chartex" xmlns:cx4="http://schemas.microsoft.com/office/drawing/2016/5/10/chartex" xmlns:cx5="http://schemas.microsoft.com/office/drawing/2016/5/11/chartex" xmlns:cx6="http://schemas.microsoft.com/office/drawing/2016/5/12/chartex" xmlns:cx7="http://schemas.microsoft.com/office/drawing/2016/5/13/chartex" xmlns:cx8="http://schemas.microsoft.com/office/drawing/2016/5/14/chartex" xmlns:mc="http://schemas.openxmlformats.org/markup-compatibility/2006" xmlns:aink="http://schemas.microsoft.com/office/drawing/2016/ink" xmlns:am3d="http://schemas.microsoft.com/office/drawing/2017/model3d" xmlns:o="urn:schemas-microsoft-com:office:office" xmlns:oel="http://schemas.microsoft.com/office/2019/extlst" xmlns:r="http://purl.oclc.org/ooxml/officeDocument/relationships" xmlns:m="http://purl.oclc.org/ooxml/officeDocument/math" xmlns:v="urn:schemas-microsoft-com:vml" xmlns:wp14="http://schemas.microsoft.com/office/word/2010/wordprocessingDrawing" xmlns:wp="http://purl.oclc.org/ooxml/drawingml/wordprocessingDrawing" xmlns:w10="urn:schemas-microsoft-com:office:word" xmlns:w="http://purl.oclc.org/ooxml/wordprocessingml/main" xmlns:w14="http://schemas.microsoft.com/office/word/2010/wordml" xmlns:w15="http://schemas.microsoft.com/office/word/2012/wordml" xmlns:w16cex="http://schemas.microsoft.com/office/word/2018/wordml/cex" xmlns:w16cid="http://schemas.microsoft.com/office/word/2016/wordml/cid" xmlns:w16="http://schemas.microsoft.com/office/word/2018/wordml" xmlns:w16sdtdh="http://schemas.microsoft.com/office/word/2020/wordml/sdtdatahash" xmlns:w16se="http://schemas.microsoft.com/office/word/2015/wordml/symex" xmlns:wpi="http://schemas.microsoft.com/office/word/2010/wordprocessingInk" xmlns:wne="http://schemas.microsoft.com/office/word/2006/wordml" mc:Ignorable="w14 w15 w16se w16cid w16 w16cex w16sdtdh wne wp14">
+<w:ftr xmlns:cx="http://schemas.microsoft.com/office/drawing/2014/chartex" xmlns:cx1="http://schemas.microsoft.com/office/drawing/2015/9/8/chartex" xmlns:cx2="http://schemas.microsoft.com/office/drawing/2015/10/21/chartex" xmlns:cx3="http://schemas.microsoft.com/office/drawing/2016/5/9/chartex" xmlns:cx4="http://schemas.microsoft.com/office/drawing/2016/5/10/chartex" xmlns:cx5="http://schemas.microsoft.com/office/drawing/2016/5/11/chartex" xmlns:cx6="http://schemas.microsoft.com/office/drawing/2016/5/12/chartex" xmlns:cx7="http://schemas.microsoft.com/office/drawing/2016/5/13/chartex" xmlns:cx8="http://schemas.microsoft.com/office/drawing/2016/5/14/chartex" xmlns:mc="http://schemas.openxmlformats.org/markup-compatibility/2006" xmlns:aink="http://schemas.microsoft.com/office/drawing/2016/ink" xmlns:am3d="http://schemas.microsoft.com/office/drawing/2017/model3d" xmlns:o="urn:schemas-microsoft-com:office:office" xmlns:oel="http://schemas.microsoft.com/office/2019/extlst" xmlns:r="http://purl.oclc.org/ooxml/officeDocument/relationships" xmlns:m="http://purl.oclc.org/ooxml/officeDocument/math" xmlns:v="urn:schemas-microsoft-com:vml" xmlns:wp14="http://schemas.microsoft.com/office/word/2010/wordprocessingDrawing" xmlns:wp="http://purl.oclc.org/ooxml/drawingml/wordprocessingDrawing" xmlns:w10="urn:schemas-microsoft-com:office:word" xmlns:w="http://purl.oclc.org/ooxml/wordprocessingml/main" xmlns:w14="http://schemas.microsoft.com/office/word/2010/wordml" xmlns:w15="http://schemas.microsoft.com/office/word/2012/wordml" xmlns:w16cex="http://schemas.microsoft.com/office/word/2018/wordml/cex" xmlns:w16cid="http://schemas.microsoft.com/office/word/2016/wordml/cid" xmlns:w16="http://schemas.microsoft.com/office/word/2018/wordml" xmlns:w16du="http://schemas.microsoft.com/office/word/2023/wordml/word16du" xmlns:w16sdtdh="http://schemas.microsoft.com/office/word/2020/wordml/sdtdatahash" xmlns:w16sdtfl="http://schemas.microsoft.com/office/word/2024/wordml/sdtformatlock" xmlns:w16se="http://schemas.microsoft.com/office/word/2015/wordml/symex" xmlns:wpi="http://schemas.microsoft.com/office/word/2010/wordprocessingInk" xmlns:wne="http://schemas.microsoft.com/office/word/2006/wordml" mc:Ignorable="w14 w15 w16se w16cid w16 w16cex w16sdtdh w16sdtfl w16du wne wp14">
   <w:p>
     <w:pPr>
       <w:pStyle w:val="a5"/>
@@ -30888,7 +32123,7 @@
 </file>
 
 <file path=word/footer6.xml><?xml version="1.0" encoding="utf-8"?>
-<w:ftr xmlns:cx="http://schemas.microsoft.com/office/drawing/2014/chartex" xmlns:cx1="http://schemas.microsoft.com/office/drawing/2015/9/8/chartex" xmlns:cx2="http://schemas.microsoft.com/office/drawing/2015/10/21/chartex" xmlns:cx3="http://schemas.microsoft.com/office/drawing/2016/5/9/chartex" xmlns:cx4="http://schemas.microsoft.com/office/drawing/2016/5/10/chartex" xmlns:cx5="http://schemas.microsoft.com/office/drawing/2016/5/11/chartex" xmlns:cx6="http://schemas.microsoft.com/office/drawing/2016/5/12/chartex" xmlns:cx7="http://schemas.microsoft.com/office/drawing/2016/5/13/chartex" xmlns:cx8="http://schemas.microsoft.com/office/drawing/2016/5/14/chartex" xmlns:mc="http://schemas.openxmlformats.org/markup-compatibility/2006" xmlns:aink="http://schemas.microsoft.com/office/drawing/2016/ink" xmlns:am3d="http://schemas.microsoft.com/office/drawing/2017/model3d" xmlns:o="urn:schemas-microsoft-com:office:office" xmlns:oel="http://schemas.microsoft.com/office/2019/extlst" xmlns:r="http://purl.oclc.org/ooxml/officeDocument/relationships" xmlns:m="http://purl.oclc.org/ooxml/officeDocument/math" xmlns:v="urn:schemas-microsoft-com:vml" xmlns:wp14="http://schemas.microsoft.com/office/word/2010/wordprocessingDrawing" xmlns:wp="http://purl.oclc.org/ooxml/drawingml/wordprocessingDrawing" xmlns:w10="urn:schemas-microsoft-com:office:word" xmlns:w="http://purl.oclc.org/ooxml/wordprocessingml/main" xmlns:w14="http://schemas.microsoft.com/office/word/2010/wordml" xmlns:w15="http://schemas.microsoft.com/office/word/2012/wordml" xmlns:w16cex="http://schemas.microsoft.com/office/word/2018/wordml/cex" xmlns:w16cid="http://schemas.microsoft.com/office/word/2016/wordml/cid" xmlns:w16="http://schemas.microsoft.com/office/word/2018/wordml" xmlns:w16sdtdh="http://schemas.microsoft.com/office/word/2020/wordml/sdtdatahash" xmlns:w16se="http://schemas.microsoft.com/office/word/2015/wordml/symex" xmlns:wpi="http://schemas.microsoft.com/office/word/2010/wordprocessingInk" xmlns:wne="http://schemas.microsoft.com/office/word/2006/wordml" mc:Ignorable="w14 w15 w16se w16cid w16 w16cex w16sdtdh wne wp14">
+<w:ftr xmlns:cx="http://schemas.microsoft.com/office/drawing/2014/chartex" xmlns:cx1="http://schemas.microsoft.com/office/drawing/2015/9/8/chartex" xmlns:cx2="http://schemas.microsoft.com/office/drawing/2015/10/21/chartex" xmlns:cx3="http://schemas.microsoft.com/office/drawing/2016/5/9/chartex" xmlns:cx4="http://schemas.microsoft.com/office/drawing/2016/5/10/chartex" xmlns:cx5="http://schemas.microsoft.com/office/drawing/2016/5/11/chartex" xmlns:cx6="http://schemas.microsoft.com/office/drawing/2016/5/12/chartex" xmlns:cx7="http://schemas.microsoft.com/office/drawing/2016/5/13/chartex" xmlns:cx8="http://schemas.microsoft.com/office/drawing/2016/5/14/chartex" xmlns:mc="http://schemas.openxmlformats.org/markup-compatibility/2006" xmlns:aink="http://schemas.microsoft.com/office/drawing/2016/ink" xmlns:am3d="http://schemas.microsoft.com/office/drawing/2017/model3d" xmlns:o="urn:schemas-microsoft-com:office:office" xmlns:oel="http://schemas.microsoft.com/office/2019/extlst" xmlns:r="http://purl.oclc.org/ooxml/officeDocument/relationships" xmlns:m="http://purl.oclc.org/ooxml/officeDocument/math" xmlns:v="urn:schemas-microsoft-com:vml" xmlns:wp14="http://schemas.microsoft.com/office/word/2010/wordprocessingDrawing" xmlns:wp="http://purl.oclc.org/ooxml/drawingml/wordprocessingDrawing" xmlns:w10="urn:schemas-microsoft-com:office:word" xmlns:w="http://purl.oclc.org/ooxml/wordprocessingml/main" xmlns:w14="http://schemas.microsoft.com/office/word/2010/wordml" xmlns:w15="http://schemas.microsoft.com/office/word/2012/wordml" xmlns:w16cex="http://schemas.microsoft.com/office/word/2018/wordml/cex" xmlns:w16cid="http://schemas.microsoft.com/office/word/2016/wordml/cid" xmlns:w16="http://schemas.microsoft.com/office/word/2018/wordml" xmlns:w16du="http://schemas.microsoft.com/office/word/2023/wordml/word16du" xmlns:w16sdtdh="http://schemas.microsoft.com/office/word/2020/wordml/sdtdatahash" xmlns:w16sdtfl="http://schemas.microsoft.com/office/word/2024/wordml/sdtformatlock" xmlns:w16se="http://schemas.microsoft.com/office/word/2015/wordml/symex" xmlns:wpi="http://schemas.microsoft.com/office/word/2010/wordprocessingInk" xmlns:wne="http://schemas.microsoft.com/office/word/2006/wordml" mc:Ignorable="w14 w15 w16se w16cid w16 w16cex w16sdtdh w16sdtfl w16du wne wp14">
   <w:p>
     <w:pPr>
       <w:pStyle w:val="a5"/>
@@ -30898,7 +32133,7 @@
 </file>
 
 <file path=word/footer7.xml><?xml version="1.0" encoding="utf-8"?>
-<w:ftr xmlns:cx="http://schemas.microsoft.com/office/drawing/2014/chartex" xmlns:cx1="http://schemas.microsoft.com/office/drawing/2015/9/8/chartex" xmlns:cx2="http://schemas.microsoft.com/office/drawing/2015/10/21/chartex" xmlns:cx3="http://schemas.microsoft.com/office/drawing/2016/5/9/chartex" xmlns:cx4="http://schemas.microsoft.com/office/drawing/2016/5/10/chartex" xmlns:cx5="http://schemas.microsoft.com/office/drawing/2016/5/11/chartex" xmlns:cx6="http://schemas.microsoft.com/office/drawing/2016/5/12/chartex" xmlns:cx7="http://schemas.microsoft.com/office/drawing/2016/5/13/chartex" xmlns:cx8="http://schemas.microsoft.com/office/drawing/2016/5/14/chartex" xmlns:mc="http://schemas.openxmlformats.org/markup-compatibility/2006" xmlns:aink="http://schemas.microsoft.com/office/drawing/2016/ink" xmlns:am3d="http://schemas.microsoft.com/office/drawing/2017/model3d" xmlns:o="urn:schemas-microsoft-com:office:office" xmlns:oel="http://schemas.microsoft.com/office/2019/extlst" xmlns:r="http://purl.oclc.org/ooxml/officeDocument/relationships" xmlns:m="http://purl.oclc.org/ooxml/officeDocument/math" xmlns:v="urn:schemas-microsoft-com:vml" xmlns:wp14="http://schemas.microsoft.com/office/word/2010/wordprocessingDrawing" xmlns:wp="http://purl.oclc.org/ooxml/drawingml/wordprocessingDrawing" xmlns:w10="urn:schemas-microsoft-com:office:word" xmlns:w="http://purl.oclc.org/ooxml/wordprocessingml/main" xmlns:w14="http://schemas.microsoft.com/office/word/2010/wordml" xmlns:w15="http://schemas.microsoft.com/office/word/2012/wordml" xmlns:w16cex="http://schemas.microsoft.com/office/word/2018/wordml/cex" xmlns:w16cid="http://schemas.microsoft.com/office/word/2016/wordml/cid" xmlns:w16="http://schemas.microsoft.com/office/word/2018/wordml" xmlns:w16sdtdh="http://schemas.microsoft.com/office/word/2020/wordml/sdtdatahash" xmlns:w16se="http://schemas.microsoft.com/office/word/2015/wordml/symex" xmlns:wpi="http://schemas.microsoft.com/office/word/2010/wordprocessingInk" xmlns:wne="http://schemas.microsoft.com/office/word/2006/wordml" mc:Ignorable="w14 w15 w16se w16cid w16 w16cex w16sdtdh wne wp14">
+<w:ftr xmlns:cx="http://schemas.microsoft.com/office/drawing/2014/chartex" xmlns:cx1="http://schemas.microsoft.com/office/drawing/2015/9/8/chartex" xmlns:cx2="http://schemas.microsoft.com/office/drawing/2015/10/21/chartex" xmlns:cx3="http://schemas.microsoft.com/office/drawing/2016/5/9/chartex" xmlns:cx4="http://schemas.microsoft.com/office/drawing/2016/5/10/chartex" xmlns:cx5="http://schemas.microsoft.com/office/drawing/2016/5/11/chartex" xmlns:cx6="http://schemas.microsoft.com/office/drawing/2016/5/12/chartex" xmlns:cx7="http://schemas.microsoft.com/office/drawing/2016/5/13/chartex" xmlns:cx8="http://schemas.microsoft.com/office/drawing/2016/5/14/chartex" xmlns:mc="http://schemas.openxmlformats.org/markup-compatibility/2006" xmlns:aink="http://schemas.microsoft.com/office/drawing/2016/ink" xmlns:am3d="http://schemas.microsoft.com/office/drawing/2017/model3d" xmlns:o="urn:schemas-microsoft-com:office:office" xmlns:oel="http://schemas.microsoft.com/office/2019/extlst" xmlns:r="http://purl.oclc.org/ooxml/officeDocument/relationships" xmlns:m="http://purl.oclc.org/ooxml/officeDocument/math" xmlns:v="urn:schemas-microsoft-com:vml" xmlns:wp14="http://schemas.microsoft.com/office/word/2010/wordprocessingDrawing" xmlns:wp="http://purl.oclc.org/ooxml/drawingml/wordprocessingDrawing" xmlns:w10="urn:schemas-microsoft-com:office:word" xmlns:w="http://purl.oclc.org/ooxml/wordprocessingml/main" xmlns:w14="http://schemas.microsoft.com/office/word/2010/wordml" xmlns:w15="http://schemas.microsoft.com/office/word/2012/wordml" xmlns:w16cex="http://schemas.microsoft.com/office/word/2018/wordml/cex" xmlns:w16cid="http://schemas.microsoft.com/office/word/2016/wordml/cid" xmlns:w16="http://schemas.microsoft.com/office/word/2018/wordml" xmlns:w16du="http://schemas.microsoft.com/office/word/2023/wordml/word16du" xmlns:w16sdtdh="http://schemas.microsoft.com/office/word/2020/wordml/sdtdatahash" xmlns:w16sdtfl="http://schemas.microsoft.com/office/word/2024/wordml/sdtformatlock" xmlns:w16se="http://schemas.microsoft.com/office/word/2015/wordml/symex" xmlns:wpi="http://schemas.microsoft.com/office/word/2010/wordprocessingInk" xmlns:wne="http://schemas.microsoft.com/office/word/2006/wordml" mc:Ignorable="w14 w15 w16se w16cid w16 w16cex w16sdtdh w16sdtfl w16du wne wp14">
   <w:p>
     <w:pPr>
       <w:pStyle w:val="a5"/>
@@ -30950,7 +32185,7 @@
 </file>
 
 <file path=word/footnotes.xml><?xml version="1.0" encoding="utf-8"?>
-<w:footnotes xmlns:cx="http://schemas.microsoft.com/office/drawing/2014/chartex" xmlns:cx1="http://schemas.microsoft.com/office/drawing/2015/9/8/chartex" xmlns:cx2="http://schemas.microsoft.com/office/drawing/2015/10/21/chartex" xmlns:cx3="http://schemas.microsoft.com/office/drawing/2016/5/9/chartex" xmlns:cx4="http://schemas.microsoft.com/office/drawing/2016/5/10/chartex" xmlns:cx5="http://schemas.microsoft.com/office/drawing/2016/5/11/chartex" xmlns:cx6="http://schemas.microsoft.com/office/drawing/2016/5/12/chartex" xmlns:cx7="http://schemas.microsoft.com/office/drawing/2016/5/13/chartex" xmlns:cx8="http://schemas.microsoft.com/office/drawing/2016/5/14/chartex" xmlns:mc="http://schemas.openxmlformats.org/markup-compatibility/2006" xmlns:aink="http://schemas.microsoft.com/office/drawing/2016/ink" xmlns:am3d="http://schemas.microsoft.com/office/drawing/2017/model3d" xmlns:o="urn:schemas-microsoft-com:office:office" xmlns:oel="http://schemas.microsoft.com/office/2019/extlst" xmlns:r="http://purl.oclc.org/ooxml/officeDocument/relationships" xmlns:m="http://purl.oclc.org/ooxml/officeDocument/math" xmlns:v="urn:schemas-microsoft-com:vml" xmlns:wp14="http://schemas.microsoft.com/office/word/2010/wordprocessingDrawing" xmlns:wp="http://purl.oclc.org/ooxml/drawingml/wordprocessingDrawing" xmlns:w10="urn:schemas-microsoft-com:office:word" xmlns:w="http://purl.oclc.org/ooxml/wordprocessingml/main" xmlns:w14="http://schemas.microsoft.com/office/word/2010/wordml" xmlns:w15="http://schemas.microsoft.com/office/word/2012/wordml" xmlns:w16cex="http://schemas.microsoft.com/office/word/2018/wordml/cex" xmlns:w16cid="http://schemas.microsoft.com/office/word/2016/wordml/cid" xmlns:w16="http://schemas.microsoft.com/office/word/2018/wordml" xmlns:w16sdtdh="http://schemas.microsoft.com/office/word/2020/wordml/sdtdatahash" xmlns:w16se="http://schemas.microsoft.com/office/word/2015/wordml/symex" xmlns:wpi="http://schemas.microsoft.com/office/word/2010/wordprocessingInk" xmlns:wne="http://schemas.microsoft.com/office/word/2006/wordml" mc:Ignorable="w14 w15 w16se w16cid w16 w16cex w16sdtdh wne wp14">
+<w:footnotes xmlns:cx="http://schemas.microsoft.com/office/drawing/2014/chartex" xmlns:cx1="http://schemas.microsoft.com/office/drawing/2015/9/8/chartex" xmlns:cx2="http://schemas.microsoft.com/office/drawing/2015/10/21/chartex" xmlns:cx3="http://schemas.microsoft.com/office/drawing/2016/5/9/chartex" xmlns:cx4="http://schemas.microsoft.com/office/drawing/2016/5/10/chartex" xmlns:cx5="http://schemas.microsoft.com/office/drawing/2016/5/11/chartex" xmlns:cx6="http://schemas.microsoft.com/office/drawing/2016/5/12/chartex" xmlns:cx7="http://schemas.microsoft.com/office/drawing/2016/5/13/chartex" xmlns:cx8="http://schemas.microsoft.com/office/drawing/2016/5/14/chartex" xmlns:mc="http://schemas.openxmlformats.org/markup-compatibility/2006" xmlns:aink="http://schemas.microsoft.com/office/drawing/2016/ink" xmlns:am3d="http://schemas.microsoft.com/office/drawing/2017/model3d" xmlns:o="urn:schemas-microsoft-com:office:office" xmlns:oel="http://schemas.microsoft.com/office/2019/extlst" xmlns:r="http://purl.oclc.org/ooxml/officeDocument/relationships" xmlns:m="http://purl.oclc.org/ooxml/officeDocument/math" xmlns:v="urn:schemas-microsoft-com:vml" xmlns:wp14="http://schemas.microsoft.com/office/word/2010/wordprocessingDrawing" xmlns:wp="http://purl.oclc.org/ooxml/drawingml/wordprocessingDrawing" xmlns:w10="urn:schemas-microsoft-com:office:word" xmlns:w="http://purl.oclc.org/ooxml/wordprocessingml/main" xmlns:w14="http://schemas.microsoft.com/office/word/2010/wordml" xmlns:w15="http://schemas.microsoft.com/office/word/2012/wordml" xmlns:w16cex="http://schemas.microsoft.com/office/word/2018/wordml/cex" xmlns:w16cid="http://schemas.microsoft.com/office/word/2016/wordml/cid" xmlns:w16="http://schemas.microsoft.com/office/word/2018/wordml" xmlns:w16du="http://schemas.microsoft.com/office/word/2023/wordml/word16du" xmlns:w16sdtdh="http://schemas.microsoft.com/office/word/2020/wordml/sdtdatahash" xmlns:w16sdtfl="http://schemas.microsoft.com/office/word/2024/wordml/sdtformatlock" xmlns:w16se="http://schemas.microsoft.com/office/word/2015/wordml/symex" xmlns:wpi="http://schemas.microsoft.com/office/word/2010/wordprocessingInk" xmlns:wne="http://schemas.microsoft.com/office/word/2006/wordml" mc:Ignorable="w14 w15 w16se w16cid w16 w16cex w16sdtdh w16sdtfl w16du wne wp14">
   <w:footnote w:type="separator" w:id="-1">
     <w:p>
       <w:pPr>
@@ -30994,7 +32229,7 @@
 </file>
 
 <file path=word/header1.xml><?xml version="1.0" encoding="utf-8"?>
-<w:hdr xmlns:cx="http://schemas.microsoft.com/office/drawing/2014/chartex" xmlns:cx1="http://schemas.microsoft.com/office/drawing/2015/9/8/chartex" xmlns:cx2="http://schemas.microsoft.com/office/drawing/2015/10/21/chartex" xmlns:cx3="http://schemas.microsoft.com/office/drawing/2016/5/9/chartex" xmlns:cx4="http://schemas.microsoft.com/office/drawing/2016/5/10/chartex" xmlns:cx5="http://schemas.microsoft.com/office/drawing/2016/5/11/chartex" xmlns:cx6="http://schemas.microsoft.com/office/drawing/2016/5/12/chartex" xmlns:cx7="http://schemas.microsoft.com/office/drawing/2016/5/13/chartex" xmlns:cx8="http://schemas.microsoft.com/office/drawing/2016/5/14/chartex" xmlns:mc="http://schemas.openxmlformats.org/markup-compatibility/2006" xmlns:aink="http://schemas.microsoft.com/office/drawing/2016/ink" xmlns:am3d="http://schemas.microsoft.com/office/drawing/2017/model3d" xmlns:o="urn:schemas-microsoft-com:office:office" xmlns:oel="http://schemas.microsoft.com/office/2019/extlst" xmlns:r="http://purl.oclc.org/ooxml/officeDocument/relationships" xmlns:m="http://purl.oclc.org/ooxml/officeDocument/math" xmlns:v="urn:schemas-microsoft-com:vml" xmlns:wp14="http://schemas.microsoft.com/office/word/2010/wordprocessingDrawing" xmlns:wp="http://purl.oclc.org/ooxml/drawingml/wordprocessingDrawing" xmlns:w10="urn:schemas-microsoft-com:office:word" xmlns:w="http://purl.oclc.org/ooxml/wordprocessingml/main" xmlns:w14="http://schemas.microsoft.com/office/word/2010/wordml" xmlns:w15="http://schemas.microsoft.com/office/word/2012/wordml" xmlns:w16cex="http://schemas.microsoft.com/office/word/2018/wordml/cex" xmlns:w16cid="http://schemas.microsoft.com/office/word/2016/wordml/cid" xmlns:w16="http://schemas.microsoft.com/office/word/2018/wordml" xmlns:w16sdtdh="http://schemas.microsoft.com/office/word/2020/wordml/sdtdatahash" xmlns:w16se="http://schemas.microsoft.com/office/word/2015/wordml/symex" xmlns:wpi="http://schemas.microsoft.com/office/word/2010/wordprocessingInk" xmlns:wne="http://schemas.microsoft.com/office/word/2006/wordml" mc:Ignorable="w14 w15 w16se w16cid w16 w16cex w16sdtdh wne wp14">
+<w:hdr xmlns:cx="http://schemas.microsoft.com/office/drawing/2014/chartex" xmlns:cx1="http://schemas.microsoft.com/office/drawing/2015/9/8/chartex" xmlns:cx2="http://schemas.microsoft.com/office/drawing/2015/10/21/chartex" xmlns:cx3="http://schemas.microsoft.com/office/drawing/2016/5/9/chartex" xmlns:cx4="http://schemas.microsoft.com/office/drawing/2016/5/10/chartex" xmlns:cx5="http://schemas.microsoft.com/office/drawing/2016/5/11/chartex" xmlns:cx6="http://schemas.microsoft.com/office/drawing/2016/5/12/chartex" xmlns:cx7="http://schemas.microsoft.com/office/drawing/2016/5/13/chartex" xmlns:cx8="http://schemas.microsoft.com/office/drawing/2016/5/14/chartex" xmlns:mc="http://schemas.openxmlformats.org/markup-compatibility/2006" xmlns:aink="http://schemas.microsoft.com/office/drawing/2016/ink" xmlns:am3d="http://schemas.microsoft.com/office/drawing/2017/model3d" xmlns:o="urn:schemas-microsoft-com:office:office" xmlns:oel="http://schemas.microsoft.com/office/2019/extlst" xmlns:r="http://purl.oclc.org/ooxml/officeDocument/relationships" xmlns:m="http://purl.oclc.org/ooxml/officeDocument/math" xmlns:v="urn:schemas-microsoft-com:vml" xmlns:wp14="http://schemas.microsoft.com/office/word/2010/wordprocessingDrawing" xmlns:wp="http://purl.oclc.org/ooxml/drawingml/wordprocessingDrawing" xmlns:w10="urn:schemas-microsoft-com:office:word" xmlns:w="http://purl.oclc.org/ooxml/wordprocessingml/main" xmlns:w14="http://schemas.microsoft.com/office/word/2010/wordml" xmlns:w15="http://schemas.microsoft.com/office/word/2012/wordml" xmlns:w16cex="http://schemas.microsoft.com/office/word/2018/wordml/cex" xmlns:w16cid="http://schemas.microsoft.com/office/word/2016/wordml/cid" xmlns:w16="http://schemas.microsoft.com/office/word/2018/wordml" xmlns:w16du="http://schemas.microsoft.com/office/word/2023/wordml/word16du" xmlns:w16sdtdh="http://schemas.microsoft.com/office/word/2020/wordml/sdtdatahash" xmlns:w16sdtfl="http://schemas.microsoft.com/office/word/2024/wordml/sdtformatlock" xmlns:w16se="http://schemas.microsoft.com/office/word/2015/wordml/symex" xmlns:wpi="http://schemas.microsoft.com/office/word/2010/wordprocessingInk" xmlns:wne="http://schemas.microsoft.com/office/word/2006/wordml" mc:Ignorable="w14 w15 w16se w16cid w16 w16cex w16sdtdh w16sdtfl w16du wne wp14">
   <w:p>
     <w:pPr>
       <w:pStyle w:val="a4"/>
@@ -31005,7 +32240,7 @@
 </file>
 
 <file path=word/header2.xml><?xml version="1.0" encoding="utf-8"?>
-<w:hdr xmlns:cx="http://schemas.microsoft.com/office/drawing/2014/chartex" xmlns:cx1="http://schemas.microsoft.com/office/drawing/2015/9/8/chartex" xmlns:cx2="http://schemas.microsoft.com/office/drawing/2015/10/21/chartex" xmlns:cx3="http://schemas.microsoft.com/office/drawing/2016/5/9/chartex" xmlns:cx4="http://schemas.microsoft.com/office/drawing/2016/5/10/chartex" xmlns:cx5="http://schemas.microsoft.com/office/drawing/2016/5/11/chartex" xmlns:cx6="http://schemas.microsoft.com/office/drawing/2016/5/12/chartex" xmlns:cx7="http://schemas.microsoft.com/office/drawing/2016/5/13/chartex" xmlns:cx8="http://schemas.microsoft.com/office/drawing/2016/5/14/chartex" xmlns:mc="http://schemas.openxmlformats.org/markup-compatibility/2006" xmlns:aink="http://schemas.microsoft.com/office/drawing/2016/ink" xmlns:am3d="http://schemas.microsoft.com/office/drawing/2017/model3d" xmlns:o="urn:schemas-microsoft-com:office:office" xmlns:oel="http://schemas.microsoft.com/office/2019/extlst" xmlns:r="http://purl.oclc.org/ooxml/officeDocument/relationships" xmlns:m="http://purl.oclc.org/ooxml/officeDocument/math" xmlns:v="urn:schemas-microsoft-com:vml" xmlns:wp14="http://schemas.microsoft.com/office/word/2010/wordprocessingDrawing" xmlns:wp="http://purl.oclc.org/ooxml/drawingml/wordprocessingDrawing" xmlns:w10="urn:schemas-microsoft-com:office:word" xmlns:w="http://purl.oclc.org/ooxml/wordprocessingml/main" xmlns:w14="http://schemas.microsoft.com/office/word/2010/wordml" xmlns:w15="http://schemas.microsoft.com/office/word/2012/wordml" xmlns:w16cex="http://schemas.microsoft.com/office/word/2018/wordml/cex" xmlns:w16cid="http://schemas.microsoft.com/office/word/2016/wordml/cid" xmlns:w16="http://schemas.microsoft.com/office/word/2018/wordml" xmlns:w16sdtdh="http://schemas.microsoft.com/office/word/2020/wordml/sdtdatahash" xmlns:w16se="http://schemas.microsoft.com/office/word/2015/wordml/symex" xmlns:wpi="http://schemas.microsoft.com/office/word/2010/wordprocessingInk" xmlns:wne="http://schemas.microsoft.com/office/word/2006/wordml" mc:Ignorable="w14 w15 w16se w16cid w16 w16cex w16sdtdh wne wp14">
+<w:hdr xmlns:cx="http://schemas.microsoft.com/office/drawing/2014/chartex" xmlns:cx1="http://schemas.microsoft.com/office/drawing/2015/9/8/chartex" xmlns:cx2="http://schemas.microsoft.com/office/drawing/2015/10/21/chartex" xmlns:cx3="http://schemas.microsoft.com/office/drawing/2016/5/9/chartex" xmlns:cx4="http://schemas.microsoft.com/office/drawing/2016/5/10/chartex" xmlns:cx5="http://schemas.microsoft.com/office/drawing/2016/5/11/chartex" xmlns:cx6="http://schemas.microsoft.com/office/drawing/2016/5/12/chartex" xmlns:cx7="http://schemas.microsoft.com/office/drawing/2016/5/13/chartex" xmlns:cx8="http://schemas.microsoft.com/office/drawing/2016/5/14/chartex" xmlns:mc="http://schemas.openxmlformats.org/markup-compatibility/2006" xmlns:aink="http://schemas.microsoft.com/office/drawing/2016/ink" xmlns:am3d="http://schemas.microsoft.com/office/drawing/2017/model3d" xmlns:o="urn:schemas-microsoft-com:office:office" xmlns:oel="http://schemas.microsoft.com/office/2019/extlst" xmlns:r="http://purl.oclc.org/ooxml/officeDocument/relationships" xmlns:m="http://purl.oclc.org/ooxml/officeDocument/math" xmlns:v="urn:schemas-microsoft-com:vml" xmlns:wp14="http://schemas.microsoft.com/office/word/2010/wordprocessingDrawing" xmlns:wp="http://purl.oclc.org/ooxml/drawingml/wordprocessingDrawing" xmlns:w10="urn:schemas-microsoft-com:office:word" xmlns:w="http://purl.oclc.org/ooxml/wordprocessingml/main" xmlns:w14="http://schemas.microsoft.com/office/word/2010/wordml" xmlns:w15="http://schemas.microsoft.com/office/word/2012/wordml" xmlns:w16cex="http://schemas.microsoft.com/office/word/2018/wordml/cex" xmlns:w16cid="http://schemas.microsoft.com/office/word/2016/wordml/cid" xmlns:w16="http://schemas.microsoft.com/office/word/2018/wordml" xmlns:w16du="http://schemas.microsoft.com/office/word/2023/wordml/word16du" xmlns:w16sdtdh="http://schemas.microsoft.com/office/word/2020/wordml/sdtdatahash" xmlns:w16sdtfl="http://schemas.microsoft.com/office/word/2024/wordml/sdtformatlock" xmlns:w16se="http://schemas.microsoft.com/office/word/2015/wordml/symex" xmlns:wpi="http://schemas.microsoft.com/office/word/2010/wordprocessingInk" xmlns:wne="http://schemas.microsoft.com/office/word/2006/wordml" mc:Ignorable="w14 w15 w16se w16cid w16 w16cex w16sdtdh w16sdtfl w16du wne wp14">
   <w:p>
     <w:pPr>
       <w:pStyle w:val="a4"/>
@@ -31016,7 +32251,7 @@
 </file>
 
 <file path=word/header3.xml><?xml version="1.0" encoding="utf-8"?>
-<w:hdr xmlns:cx="http://schemas.microsoft.com/office/drawing/2014/chartex" xmlns:cx1="http://schemas.microsoft.com/office/drawing/2015/9/8/chartex" xmlns:cx2="http://schemas.microsoft.com/office/drawing/2015/10/21/chartex" xmlns:cx3="http://schemas.microsoft.com/office/drawing/2016/5/9/chartex" xmlns:cx4="http://schemas.microsoft.com/office/drawing/2016/5/10/chartex" xmlns:cx5="http://schemas.microsoft.com/office/drawing/2016/5/11/chartex" xmlns:cx6="http://schemas.microsoft.com/office/drawing/2016/5/12/chartex" xmlns:cx7="http://schemas.microsoft.com/office/drawing/2016/5/13/chartex" xmlns:cx8="http://schemas.microsoft.com/office/drawing/2016/5/14/chartex" xmlns:mc="http://schemas.openxmlformats.org/markup-compatibility/2006" xmlns:aink="http://schemas.microsoft.com/office/drawing/2016/ink" xmlns:am3d="http://schemas.microsoft.com/office/drawing/2017/model3d" xmlns:o="urn:schemas-microsoft-com:office:office" xmlns:oel="http://schemas.microsoft.com/office/2019/extlst" xmlns:r="http://purl.oclc.org/ooxml/officeDocument/relationships" xmlns:m="http://purl.oclc.org/ooxml/officeDocument/math" xmlns:v="urn:schemas-microsoft-com:vml" xmlns:wp14="http://schemas.microsoft.com/office/word/2010/wordprocessingDrawing" xmlns:wp="http://purl.oclc.org/ooxml/drawingml/wordprocessingDrawing" xmlns:w10="urn:schemas-microsoft-com:office:word" xmlns:w="http://purl.oclc.org/ooxml/wordprocessingml/main" xmlns:w14="http://schemas.microsoft.com/office/word/2010/wordml" xmlns:w15="http://schemas.microsoft.com/office/word/2012/wordml" xmlns:w16cex="http://schemas.microsoft.com/office/word/2018/wordml/cex" xmlns:w16cid="http://schemas.microsoft.com/office/word/2016/wordml/cid" xmlns:w16="http://schemas.microsoft.com/office/word/2018/wordml" xmlns:w16sdtdh="http://schemas.microsoft.com/office/word/2020/wordml/sdtdatahash" xmlns:w16se="http://schemas.microsoft.com/office/word/2015/wordml/symex" xmlns:wpi="http://schemas.microsoft.com/office/word/2010/wordprocessingInk" xmlns:wne="http://schemas.microsoft.com/office/word/2006/wordml" mc:Ignorable="w14 w15 w16se w16cid w16 w16cex w16sdtdh wne wp14">
+<w:hdr xmlns:cx="http://schemas.microsoft.com/office/drawing/2014/chartex" xmlns:cx1="http://schemas.microsoft.com/office/drawing/2015/9/8/chartex" xmlns:cx2="http://schemas.microsoft.com/office/drawing/2015/10/21/chartex" xmlns:cx3="http://schemas.microsoft.com/office/drawing/2016/5/9/chartex" xmlns:cx4="http://schemas.microsoft.com/office/drawing/2016/5/10/chartex" xmlns:cx5="http://schemas.microsoft.com/office/drawing/2016/5/11/chartex" xmlns:cx6="http://schemas.microsoft.com/office/drawing/2016/5/12/chartex" xmlns:cx7="http://schemas.microsoft.com/office/drawing/2016/5/13/chartex" xmlns:cx8="http://schemas.microsoft.com/office/drawing/2016/5/14/chartex" xmlns:mc="http://schemas.openxmlformats.org/markup-compatibility/2006" xmlns:aink="http://schemas.microsoft.com/office/drawing/2016/ink" xmlns:am3d="http://schemas.microsoft.com/office/drawing/2017/model3d" xmlns:o="urn:schemas-microsoft-com:office:office" xmlns:oel="http://schemas.microsoft.com/office/2019/extlst" xmlns:r="http://purl.oclc.org/ooxml/officeDocument/relationships" xmlns:m="http://purl.oclc.org/ooxml/officeDocument/math" xmlns:v="urn:schemas-microsoft-com:vml" xmlns:wp14="http://schemas.microsoft.com/office/word/2010/wordprocessingDrawing" xmlns:wp="http://purl.oclc.org/ooxml/drawingml/wordprocessingDrawing" xmlns:w10="urn:schemas-microsoft-com:office:word" xmlns:w="http://purl.oclc.org/ooxml/wordprocessingml/main" xmlns:w14="http://schemas.microsoft.com/office/word/2010/wordml" xmlns:w15="http://schemas.microsoft.com/office/word/2012/wordml" xmlns:w16cex="http://schemas.microsoft.com/office/word/2018/wordml/cex" xmlns:w16cid="http://schemas.microsoft.com/office/word/2016/wordml/cid" xmlns:w16="http://schemas.microsoft.com/office/word/2018/wordml" xmlns:w16du="http://schemas.microsoft.com/office/word/2023/wordml/word16du" xmlns:w16sdtdh="http://schemas.microsoft.com/office/word/2020/wordml/sdtdatahash" xmlns:w16sdtfl="http://schemas.microsoft.com/office/word/2024/wordml/sdtformatlock" xmlns:w16se="http://schemas.microsoft.com/office/word/2015/wordml/symex" xmlns:wpi="http://schemas.microsoft.com/office/word/2010/wordprocessingInk" xmlns:wne="http://schemas.microsoft.com/office/word/2006/wordml" mc:Ignorable="w14 w15 w16se w16cid w16 w16cex w16sdtdh w16sdtfl w16du wne wp14">
   <w:p>
     <w:pPr>
       <w:pStyle w:val="a4"/>
@@ -31032,7 +32267,7 @@
 </file>
 
 <file path=word/header4.xml><?xml version="1.0" encoding="utf-8"?>
-<w:hdr xmlns:cx="http://schemas.microsoft.com/office/drawing/2014/chartex" xmlns:cx1="http://schemas.microsoft.com/office/drawing/2015/9/8/chartex" xmlns:cx2="http://schemas.microsoft.com/office/drawing/2015/10/21/chartex" xmlns:cx3="http://schemas.microsoft.com/office/drawing/2016/5/9/chartex" xmlns:cx4="http://schemas.microsoft.com/office/drawing/2016/5/10/chartex" xmlns:cx5="http://schemas.microsoft.com/office/drawing/2016/5/11/chartex" xmlns:cx6="http://schemas.microsoft.com/office/drawing/2016/5/12/chartex" xmlns:cx7="http://schemas.microsoft.com/office/drawing/2016/5/13/chartex" xmlns:cx8="http://schemas.microsoft.com/office/drawing/2016/5/14/chartex" xmlns:mc="http://schemas.openxmlformats.org/markup-compatibility/2006" xmlns:aink="http://schemas.microsoft.com/office/drawing/2016/ink" xmlns:am3d="http://schemas.microsoft.com/office/drawing/2017/model3d" xmlns:o="urn:schemas-microsoft-com:office:office" xmlns:oel="http://schemas.microsoft.com/office/2019/extlst" xmlns:r="http://purl.oclc.org/ooxml/officeDocument/relationships" xmlns:m="http://purl.oclc.org/ooxml/officeDocument/math" xmlns:v="urn:schemas-microsoft-com:vml" xmlns:wp14="http://schemas.microsoft.com/office/word/2010/wordprocessingDrawing" xmlns:wp="http://purl.oclc.org/ooxml/drawingml/wordprocessingDrawing" xmlns:w10="urn:schemas-microsoft-com:office:word" xmlns:w="http://purl.oclc.org/ooxml/wordprocessingml/main" xmlns:w14="http://schemas.microsoft.com/office/word/2010/wordml" xmlns:w15="http://schemas.microsoft.com/office/word/2012/wordml" xmlns:w16cex="http://schemas.microsoft.com/office/word/2018/wordml/cex" xmlns:w16cid="http://schemas.microsoft.com/office/word/2016/wordml/cid" xmlns:w16="http://schemas.microsoft.com/office/word/2018/wordml" xmlns:w16sdtdh="http://schemas.microsoft.com/office/word/2020/wordml/sdtdatahash" xmlns:w16se="http://schemas.microsoft.com/office/word/2015/wordml/symex" xmlns:wpi="http://schemas.microsoft.com/office/word/2010/wordprocessingInk" xmlns:wne="http://schemas.microsoft.com/office/word/2006/wordml" mc:Ignorable="w14 w15 w16se w16cid w16 w16cex w16sdtdh wne wp14">
+<w:hdr xmlns:cx="http://schemas.microsoft.com/office/drawing/2014/chartex" xmlns:cx1="http://schemas.microsoft.com/office/drawing/2015/9/8/chartex" xmlns:cx2="http://schemas.microsoft.com/office/drawing/2015/10/21/chartex" xmlns:cx3="http://schemas.microsoft.com/office/drawing/2016/5/9/chartex" xmlns:cx4="http://schemas.microsoft.com/office/drawing/2016/5/10/chartex" xmlns:cx5="http://schemas.microsoft.com/office/drawing/2016/5/11/chartex" xmlns:cx6="http://schemas.microsoft.com/office/drawing/2016/5/12/chartex" xmlns:cx7="http://schemas.microsoft.com/office/drawing/2016/5/13/chartex" xmlns:cx8="http://schemas.microsoft.com/office/drawing/2016/5/14/chartex" xmlns:mc="http://schemas.openxmlformats.org/markup-compatibility/2006" xmlns:aink="http://schemas.microsoft.com/office/drawing/2016/ink" xmlns:am3d="http://schemas.microsoft.com/office/drawing/2017/model3d" xmlns:o="urn:schemas-microsoft-com:office:office" xmlns:oel="http://schemas.microsoft.com/office/2019/extlst" xmlns:r="http://purl.oclc.org/ooxml/officeDocument/relationships" xmlns:m="http://purl.oclc.org/ooxml/officeDocument/math" xmlns:v="urn:schemas-microsoft-com:vml" xmlns:wp14="http://schemas.microsoft.com/office/word/2010/wordprocessingDrawing" xmlns:wp="http://purl.oclc.org/ooxml/drawingml/wordprocessingDrawing" xmlns:w10="urn:schemas-microsoft-com:office:word" xmlns:w="http://purl.oclc.org/ooxml/wordprocessingml/main" xmlns:w14="http://schemas.microsoft.com/office/word/2010/wordml" xmlns:w15="http://schemas.microsoft.com/office/word/2012/wordml" xmlns:w16cex="http://schemas.microsoft.com/office/word/2018/wordml/cex" xmlns:w16cid="http://schemas.microsoft.com/office/word/2016/wordml/cid" xmlns:w16="http://schemas.microsoft.com/office/word/2018/wordml" xmlns:w16du="http://schemas.microsoft.com/office/word/2023/wordml/word16du" xmlns:w16sdtdh="http://schemas.microsoft.com/office/word/2020/wordml/sdtdatahash" xmlns:w16sdtfl="http://schemas.microsoft.com/office/word/2024/wordml/sdtformatlock" xmlns:w16se="http://schemas.microsoft.com/office/word/2015/wordml/symex" xmlns:wpi="http://schemas.microsoft.com/office/word/2010/wordprocessingInk" xmlns:wne="http://schemas.microsoft.com/office/word/2006/wordml" mc:Ignorable="w14 w15 w16se w16cid w16 w16cex w16sdtdh w16sdtfl w16du wne wp14">
   <w:p>
     <w:pPr>
       <w:pStyle w:val="a4"/>
@@ -31048,7 +32283,7 @@
 </file>
 
 <file path=word/header5.xml><?xml version="1.0" encoding="utf-8"?>
-<w:hdr xmlns:cx="http://schemas.microsoft.com/office/drawing/2014/chartex" xmlns:cx1="http://schemas.microsoft.com/office/drawing/2015/9/8/chartex" xmlns:cx2="http://schemas.microsoft.com/office/drawing/2015/10/21/chartex" xmlns:cx3="http://schemas.microsoft.com/office/drawing/2016/5/9/chartex" xmlns:cx4="http://schemas.microsoft.com/office/drawing/2016/5/10/chartex" xmlns:cx5="http://schemas.microsoft.com/office/drawing/2016/5/11/chartex" xmlns:cx6="http://schemas.microsoft.com/office/drawing/2016/5/12/chartex" xmlns:cx7="http://schemas.microsoft.com/office/drawing/2016/5/13/chartex" xmlns:cx8="http://schemas.microsoft.com/office/drawing/2016/5/14/chartex" xmlns:mc="http://schemas.openxmlformats.org/markup-compatibility/2006" xmlns:aink="http://schemas.microsoft.com/office/drawing/2016/ink" xmlns:am3d="http://schemas.microsoft.com/office/drawing/2017/model3d" xmlns:o="urn:schemas-microsoft-com:office:office" xmlns:oel="http://schemas.microsoft.com/office/2019/extlst" xmlns:r="http://purl.oclc.org/ooxml/officeDocument/relationships" xmlns:m="http://purl.oclc.org/ooxml/officeDocument/math" xmlns:v="urn:schemas-microsoft-com:vml" xmlns:wp14="http://schemas.microsoft.com/office/word/2010/wordprocessingDrawing" xmlns:wp="http://purl.oclc.org/ooxml/drawingml/wordprocessingDrawing" xmlns:w10="urn:schemas-microsoft-com:office:word" xmlns:w="http://purl.oclc.org/ooxml/wordprocessingml/main" xmlns:w14="http://schemas.microsoft.com/office/word/2010/wordml" xmlns:w15="http://schemas.microsoft.com/office/word/2012/wordml" xmlns:w16cex="http://schemas.microsoft.com/office/word/2018/wordml/cex" xmlns:w16cid="http://schemas.microsoft.com/office/word/2016/wordml/cid" xmlns:w16="http://schemas.microsoft.com/office/word/2018/wordml" xmlns:w16sdtdh="http://schemas.microsoft.com/office/word/2020/wordml/sdtdatahash" xmlns:w16se="http://schemas.microsoft.com/office/word/2015/wordml/symex" xmlns:wpi="http://schemas.microsoft.com/office/word/2010/wordprocessingInk" xmlns:wne="http://schemas.microsoft.com/office/word/2006/wordml" mc:Ignorable="w14 w15 w16se w16cid w16 w16cex w16sdtdh wne wp14">
+<w:hdr xmlns:cx="http://schemas.microsoft.com/office/drawing/2014/chartex" xmlns:cx1="http://schemas.microsoft.com/office/drawing/2015/9/8/chartex" xmlns:cx2="http://schemas.microsoft.com/office/drawing/2015/10/21/chartex" xmlns:cx3="http://schemas.microsoft.com/office/drawing/2016/5/9/chartex" xmlns:cx4="http://schemas.microsoft.com/office/drawing/2016/5/10/chartex" xmlns:cx5="http://schemas.microsoft.com/office/drawing/2016/5/11/chartex" xmlns:cx6="http://schemas.microsoft.com/office/drawing/2016/5/12/chartex" xmlns:cx7="http://schemas.microsoft.com/office/drawing/2016/5/13/chartex" xmlns:cx8="http://schemas.microsoft.com/office/drawing/2016/5/14/chartex" xmlns:mc="http://schemas.openxmlformats.org/markup-compatibility/2006" xmlns:aink="http://schemas.microsoft.com/office/drawing/2016/ink" xmlns:am3d="http://schemas.microsoft.com/office/drawing/2017/model3d" xmlns:o="urn:schemas-microsoft-com:office:office" xmlns:oel="http://schemas.microsoft.com/office/2019/extlst" xmlns:r="http://purl.oclc.org/ooxml/officeDocument/relationships" xmlns:m="http://purl.oclc.org/ooxml/officeDocument/math" xmlns:v="urn:schemas-microsoft-com:vml" xmlns:wp14="http://schemas.microsoft.com/office/word/2010/wordprocessingDrawing" xmlns:wp="http://purl.oclc.org/ooxml/drawingml/wordprocessingDrawing" xmlns:w10="urn:schemas-microsoft-com:office:word" xmlns:w="http://purl.oclc.org/ooxml/wordprocessingml/main" xmlns:w14="http://schemas.microsoft.com/office/word/2010/wordml" xmlns:w15="http://schemas.microsoft.com/office/word/2012/wordml" xmlns:w16cex="http://schemas.microsoft.com/office/word/2018/wordml/cex" xmlns:w16cid="http://schemas.microsoft.com/office/word/2016/wordml/cid" xmlns:w16="http://schemas.microsoft.com/office/word/2018/wordml" xmlns:w16du="http://schemas.microsoft.com/office/word/2023/wordml/word16du" xmlns:w16sdtdh="http://schemas.microsoft.com/office/word/2020/wordml/sdtdatahash" xmlns:w16sdtfl="http://schemas.microsoft.com/office/word/2024/wordml/sdtformatlock" xmlns:w16se="http://schemas.microsoft.com/office/word/2015/wordml/symex" xmlns:wpi="http://schemas.microsoft.com/office/word/2010/wordprocessingInk" xmlns:wne="http://schemas.microsoft.com/office/word/2006/wordml" mc:Ignorable="w14 w15 w16se w16cid w16 w16cex w16sdtdh w16sdtfl w16du wne wp14">
   <w:p>
     <w:pPr>
       <w:pStyle w:val="a4"/>
@@ -31064,7 +32299,7 @@
 </file>
 
 <file path=word/header6.xml><?xml version="1.0" encoding="utf-8"?>
-<w:hdr xmlns:cx="http://schemas.microsoft.com/office/drawing/2014/chartex" xmlns:cx1="http://schemas.microsoft.com/office/drawing/2015/9/8/chartex" xmlns:cx2="http://schemas.microsoft.com/office/drawing/2015/10/21/chartex" xmlns:cx3="http://schemas.microsoft.com/office/drawing/2016/5/9/chartex" xmlns:cx4="http://schemas.microsoft.com/office/drawing/2016/5/10/chartex" xmlns:cx5="http://schemas.microsoft.com/office/drawing/2016/5/11/chartex" xmlns:cx6="http://schemas.microsoft.com/office/drawing/2016/5/12/chartex" xmlns:cx7="http://schemas.microsoft.com/office/drawing/2016/5/13/chartex" xmlns:cx8="http://schemas.microsoft.com/office/drawing/2016/5/14/chartex" xmlns:mc="http://schemas.openxmlformats.org/markup-compatibility/2006" xmlns:aink="http://schemas.microsoft.com/office/drawing/2016/ink" xmlns:am3d="http://schemas.microsoft.com/office/drawing/2017/model3d" xmlns:o="urn:schemas-microsoft-com:office:office" xmlns:oel="http://schemas.microsoft.com/office/2019/extlst" xmlns:r="http://purl.oclc.org/ooxml/officeDocument/relationships" xmlns:m="http://purl.oclc.org/ooxml/officeDocument/math" xmlns:v="urn:schemas-microsoft-com:vml" xmlns:wp14="http://schemas.microsoft.com/office/word/2010/wordprocessingDrawing" xmlns:wp="http://purl.oclc.org/ooxml/drawingml/wordprocessingDrawing" xmlns:w10="urn:schemas-microsoft-com:office:word" xmlns:w="http://purl.oclc.org/ooxml/wordprocessingml/main" xmlns:w14="http://schemas.microsoft.com/office/word/2010/wordml" xmlns:w15="http://schemas.microsoft.com/office/word/2012/wordml" xmlns:w16cex="http://schemas.microsoft.com/office/word/2018/wordml/cex" xmlns:w16cid="http://schemas.microsoft.com/office/word/2016/wordml/cid" xmlns:w16="http://schemas.microsoft.com/office/word/2018/wordml" xmlns:w16sdtdh="http://schemas.microsoft.com/office/word/2020/wordml/sdtdatahash" xmlns:w16se="http://schemas.microsoft.com/office/word/2015/wordml/symex" xmlns:wpi="http://schemas.microsoft.com/office/word/2010/wordprocessingInk" xmlns:wne="http://schemas.microsoft.com/office/word/2006/wordml" mc:Ignorable="w14 w15 w16se w16cid w16 w16cex w16sdtdh wne wp14">
+<w:hdr xmlns:cx="http://schemas.microsoft.com/office/drawing/2014/chartex" xmlns:cx1="http://schemas.microsoft.com/office/drawing/2015/9/8/chartex" xmlns:cx2="http://schemas.microsoft.com/office/drawing/2015/10/21/chartex" xmlns:cx3="http://schemas.microsoft.com/office/drawing/2016/5/9/chartex" xmlns:cx4="http://schemas.microsoft.com/office/drawing/2016/5/10/chartex" xmlns:cx5="http://schemas.microsoft.com/office/drawing/2016/5/11/chartex" xmlns:cx6="http://schemas.microsoft.com/office/drawing/2016/5/12/chartex" xmlns:cx7="http://schemas.microsoft.com/office/drawing/2016/5/13/chartex" xmlns:cx8="http://schemas.microsoft.com/office/drawing/2016/5/14/chartex" xmlns:mc="http://schemas.openxmlformats.org/markup-compatibility/2006" xmlns:aink="http://schemas.microsoft.com/office/drawing/2016/ink" xmlns:am3d="http://schemas.microsoft.com/office/drawing/2017/model3d" xmlns:o="urn:schemas-microsoft-com:office:office" xmlns:oel="http://schemas.microsoft.com/office/2019/extlst" xmlns:r="http://purl.oclc.org/ooxml/officeDocument/relationships" xmlns:m="http://purl.oclc.org/ooxml/officeDocument/math" xmlns:v="urn:schemas-microsoft-com:vml" xmlns:wp14="http://schemas.microsoft.com/office/word/2010/wordprocessingDrawing" xmlns:wp="http://purl.oclc.org/ooxml/drawingml/wordprocessingDrawing" xmlns:w10="urn:schemas-microsoft-com:office:word" xmlns:w="http://purl.oclc.org/ooxml/wordprocessingml/main" xmlns:w14="http://schemas.microsoft.com/office/word/2010/wordml" xmlns:w15="http://schemas.microsoft.com/office/word/2012/wordml" xmlns:w16cex="http://schemas.microsoft.com/office/word/2018/wordml/cex" xmlns:w16cid="http://schemas.microsoft.com/office/word/2016/wordml/cid" xmlns:w16="http://schemas.microsoft.com/office/word/2018/wordml" xmlns:w16du="http://schemas.microsoft.com/office/word/2023/wordml/word16du" xmlns:w16sdtdh="http://schemas.microsoft.com/office/word/2020/wordml/sdtdatahash" xmlns:w16sdtfl="http://schemas.microsoft.com/office/word/2024/wordml/sdtformatlock" xmlns:w16se="http://schemas.microsoft.com/office/word/2015/wordml/symex" xmlns:wpi="http://schemas.microsoft.com/office/word/2010/wordprocessingInk" xmlns:wne="http://schemas.microsoft.com/office/word/2006/wordml" mc:Ignorable="w14 w15 w16se w16cid w16 w16cex w16sdtdh w16sdtfl w16du wne wp14">
   <w:p>
     <w:pPr>
       <w:pStyle w:val="a4"/>
@@ -31080,7 +32315,7 @@
 </file>
 
 <file path=word/header7.xml><?xml version="1.0" encoding="utf-8"?>
-<w:hdr xmlns:cx="http://schemas.microsoft.com/office/drawing/2014/chartex" xmlns:cx1="http://schemas.microsoft.com/office/drawing/2015/9/8/chartex" xmlns:cx2="http://schemas.microsoft.com/office/drawing/2015/10/21/chartex" xmlns:cx3="http://schemas.microsoft.com/office/drawing/2016/5/9/chartex" xmlns:cx4="http://schemas.microsoft.com/office/drawing/2016/5/10/chartex" xmlns:cx5="http://schemas.microsoft.com/office/drawing/2016/5/11/chartex" xmlns:cx6="http://schemas.microsoft.com/office/drawing/2016/5/12/chartex" xmlns:cx7="http://schemas.microsoft.com/office/drawing/2016/5/13/chartex" xmlns:cx8="http://schemas.microsoft.com/office/drawing/2016/5/14/chartex" xmlns:mc="http://schemas.openxmlformats.org/markup-compatibility/2006" xmlns:aink="http://schemas.microsoft.com/office/drawing/2016/ink" xmlns:am3d="http://schemas.microsoft.com/office/drawing/2017/model3d" xmlns:o="urn:schemas-microsoft-com:office:office" xmlns:oel="http://schemas.microsoft.com/office/2019/extlst" xmlns:r="http://purl.oclc.org/ooxml/officeDocument/relationships" xmlns:m="http://purl.oclc.org/ooxml/officeDocument/math" xmlns:v="urn:schemas-microsoft-com:vml" xmlns:wp14="http://schemas.microsoft.com/office/word/2010/wordprocessingDrawing" xmlns:wp="http://purl.oclc.org/ooxml/drawingml/wordprocessingDrawing" xmlns:w10="urn:schemas-microsoft-com:office:word" xmlns:w="http://purl.oclc.org/ooxml/wordprocessingml/main" xmlns:w14="http://schemas.microsoft.com/office/word/2010/wordml" xmlns:w15="http://schemas.microsoft.com/office/word/2012/wordml" xmlns:w16cex="http://schemas.microsoft.com/office/word/2018/wordml/cex" xmlns:w16cid="http://schemas.microsoft.com/office/word/2016/wordml/cid" xmlns:w16="http://schemas.microsoft.com/office/word/2018/wordml" xmlns:w16sdtdh="http://schemas.microsoft.com/office/word/2020/wordml/sdtdatahash" xmlns:w16se="http://schemas.microsoft.com/office/word/2015/wordml/symex" xmlns:wpi="http://schemas.microsoft.com/office/word/2010/wordprocessingInk" xmlns:wne="http://schemas.microsoft.com/office/word/2006/wordml" mc:Ignorable="w14 w15 w16se w16cid w16 w16cex w16sdtdh wne wp14">
+<w:hdr xmlns:cx="http://schemas.microsoft.com/office/drawing/2014/chartex" xmlns:cx1="http://schemas.microsoft.com/office/drawing/2015/9/8/chartex" xmlns:cx2="http://schemas.microsoft.com/office/drawing/2015/10/21/chartex" xmlns:cx3="http://schemas.microsoft.com/office/drawing/2016/5/9/chartex" xmlns:cx4="http://schemas.microsoft.com/office/drawing/2016/5/10/chartex" xmlns:cx5="http://schemas.microsoft.com/office/drawing/2016/5/11/chartex" xmlns:cx6="http://schemas.microsoft.com/office/drawing/2016/5/12/chartex" xmlns:cx7="http://schemas.microsoft.com/office/drawing/2016/5/13/chartex" xmlns:cx8="http://schemas.microsoft.com/office/drawing/2016/5/14/chartex" xmlns:mc="http://schemas.openxmlformats.org/markup-compatibility/2006" xmlns:aink="http://schemas.microsoft.com/office/drawing/2016/ink" xmlns:am3d="http://schemas.microsoft.com/office/drawing/2017/model3d" xmlns:o="urn:schemas-microsoft-com:office:office" xmlns:oel="http://schemas.microsoft.com/office/2019/extlst" xmlns:r="http://purl.oclc.org/ooxml/officeDocument/relationships" xmlns:m="http://purl.oclc.org/ooxml/officeDocument/math" xmlns:v="urn:schemas-microsoft-com:vml" xmlns:wp14="http://schemas.microsoft.com/office/word/2010/wordprocessingDrawing" xmlns:wp="http://purl.oclc.org/ooxml/drawingml/wordprocessingDrawing" xmlns:w10="urn:schemas-microsoft-com:office:word" xmlns:w="http://purl.oclc.org/ooxml/wordprocessingml/main" xmlns:w14="http://schemas.microsoft.com/office/word/2010/wordml" xmlns:w15="http://schemas.microsoft.com/office/word/2012/wordml" xmlns:w16cex="http://schemas.microsoft.com/office/word/2018/wordml/cex" xmlns:w16cid="http://schemas.microsoft.com/office/word/2016/wordml/cid" xmlns:w16="http://schemas.microsoft.com/office/word/2018/wordml" xmlns:w16du="http://schemas.microsoft.com/office/word/2023/wordml/word16du" xmlns:w16sdtdh="http://schemas.microsoft.com/office/word/2020/wordml/sdtdatahash" xmlns:w16sdtfl="http://schemas.microsoft.com/office/word/2024/wordml/sdtformatlock" xmlns:w16se="http://schemas.microsoft.com/office/word/2015/wordml/symex" xmlns:wpi="http://schemas.microsoft.com/office/word/2010/wordprocessingInk" xmlns:wne="http://schemas.microsoft.com/office/word/2006/wordml" mc:Ignorable="w14 w15 w16se w16cid w16 w16cex w16sdtdh w16sdtfl w16du wne wp14">
   <w:p>
     <w:pPr>
       <w:pStyle w:val="a4"/>
@@ -31096,7 +32331,7 @@
 </file>
 
 <file path=word/numbering.xml><?xml version="1.0" encoding="utf-8"?>
-<w:numbering xmlns:cx="http://schemas.microsoft.com/office/drawing/2014/chartex" xmlns:cx1="http://schemas.microsoft.com/office/drawing/2015/9/8/chartex" xmlns:cx2="http://schemas.microsoft.com/office/drawing/2015/10/21/chartex" xmlns:cx3="http://schemas.microsoft.com/office/drawing/2016/5/9/chartex" xmlns:cx4="http://schemas.microsoft.com/office/drawing/2016/5/10/chartex" xmlns:cx5="http://schemas.microsoft.com/office/drawing/2016/5/11/chartex" xmlns:cx6="http://schemas.microsoft.com/office/drawing/2016/5/12/chartex" xmlns:cx7="http://schemas.microsoft.com/office/drawing/2016/5/13/chartex" xmlns:cx8="http://schemas.microsoft.com/office/drawing/2016/5/14/chartex" xmlns:mc="http://schemas.openxmlformats.org/markup-compatibility/2006" xmlns:aink="http://schemas.microsoft.com/office/drawing/2016/ink" xmlns:am3d="http://schemas.microsoft.com/office/drawing/2017/model3d" xmlns:o="urn:schemas-microsoft-com:office:office" xmlns:oel="http://schemas.microsoft.com/office/2019/extlst" xmlns:r="http://purl.oclc.org/ooxml/officeDocument/relationships" xmlns:m="http://purl.oclc.org/ooxml/officeDocument/math" xmlns:v="urn:schemas-microsoft-com:vml" xmlns:wp14="http://schemas.microsoft.com/office/word/2010/wordprocessingDrawing" xmlns:wp="http://purl.oclc.org/ooxml/drawingml/wordprocessingDrawing" xmlns:w10="urn:schemas-microsoft-com:office:word" xmlns:w="http://purl.oclc.org/ooxml/wordprocessingml/main" xmlns:w14="http://schemas.microsoft.com/office/word/2010/wordml" xmlns:w15="http://schemas.microsoft.com/office/word/2012/wordml" xmlns:w16cex="http://schemas.microsoft.com/office/word/2018/wordml/cex" xmlns:w16cid="http://schemas.microsoft.com/office/word/2016/wordml/cid" xmlns:w16="http://schemas.microsoft.com/office/word/2018/wordml" xmlns:w16sdtdh="http://schemas.microsoft.com/office/word/2020/wordml/sdtdatahash" xmlns:w16se="http://schemas.microsoft.com/office/word/2015/wordml/symex" xmlns:wpi="http://schemas.microsoft.com/office/word/2010/wordprocessingInk" xmlns:wne="http://schemas.microsoft.com/office/word/2006/wordml" mc:Ignorable="w14 w15 w16se w16cid w16 w16cex w16sdtdh wne wp14">
+<w:numbering xmlns:cx="http://schemas.microsoft.com/office/drawing/2014/chartex" xmlns:cx1="http://schemas.microsoft.com/office/drawing/2015/9/8/chartex" xmlns:cx2="http://schemas.microsoft.com/office/drawing/2015/10/21/chartex" xmlns:cx3="http://schemas.microsoft.com/office/drawing/2016/5/9/chartex" xmlns:cx4="http://schemas.microsoft.com/office/drawing/2016/5/10/chartex" xmlns:cx5="http://schemas.microsoft.com/office/drawing/2016/5/11/chartex" xmlns:cx6="http://schemas.microsoft.com/office/drawing/2016/5/12/chartex" xmlns:cx7="http://schemas.microsoft.com/office/drawing/2016/5/13/chartex" xmlns:cx8="http://schemas.microsoft.com/office/drawing/2016/5/14/chartex" xmlns:mc="http://schemas.openxmlformats.org/markup-compatibility/2006" xmlns:aink="http://schemas.microsoft.com/office/drawing/2016/ink" xmlns:am3d="http://schemas.microsoft.com/office/drawing/2017/model3d" xmlns:o="urn:schemas-microsoft-com:office:office" xmlns:oel="http://schemas.microsoft.com/office/2019/extlst" xmlns:r="http://purl.oclc.org/ooxml/officeDocument/relationships" xmlns:m="http://purl.oclc.org/ooxml/officeDocument/math" xmlns:v="urn:schemas-microsoft-com:vml" xmlns:wp14="http://schemas.microsoft.com/office/word/2010/wordprocessingDrawing" xmlns:wp="http://purl.oclc.org/ooxml/drawingml/wordprocessingDrawing" xmlns:w10="urn:schemas-microsoft-com:office:word" xmlns:w="http://purl.oclc.org/ooxml/wordprocessingml/main" xmlns:w14="http://schemas.microsoft.com/office/word/2010/wordml" xmlns:w15="http://schemas.microsoft.com/office/word/2012/wordml" xmlns:w16cex="http://schemas.microsoft.com/office/word/2018/wordml/cex" xmlns:w16cid="http://schemas.microsoft.com/office/word/2016/wordml/cid" xmlns:w16="http://schemas.microsoft.com/office/word/2018/wordml" xmlns:w16du="http://schemas.microsoft.com/office/word/2023/wordml/word16du" xmlns:w16sdtdh="http://schemas.microsoft.com/office/word/2020/wordml/sdtdatahash" xmlns:w16sdtfl="http://schemas.microsoft.com/office/word/2024/wordml/sdtformatlock" xmlns:w16se="http://schemas.microsoft.com/office/word/2015/wordml/symex" xmlns:wpi="http://schemas.microsoft.com/office/word/2010/wordprocessingInk" xmlns:wne="http://schemas.microsoft.com/office/word/2006/wordml" mc:Ignorable="w14 w15 w16se w16cid w16 w16cex w16sdtdh w16sdtfl w16du wne wp14">
   <w:abstractNum w:abstractNumId="0" w15:restartNumberingAfterBreak="0">
     <w:nsid w:val="10AF3C48"/>
     <w:multiLevelType w:val="multilevel"/>
@@ -34812,7 +36047,7 @@
 </file>
 
 <file path=word/styles.xml><?xml version="1.0" encoding="utf-8"?>
-<w:styles xmlns:mc="http://schemas.openxmlformats.org/markup-compatibility/2006" xmlns:r="http://purl.oclc.org/ooxml/officeDocument/relationships" xmlns:w="http://purl.oclc.org/ooxml/wordprocessingml/main" xmlns:w14="http://schemas.microsoft.com/office/word/2010/wordml" xmlns:w15="http://schemas.microsoft.com/office/word/2012/wordml" xmlns:w16cex="http://schemas.microsoft.com/office/word/2018/wordml/cex" xmlns:w16cid="http://schemas.microsoft.com/office/word/2016/wordml/cid" xmlns:w16="http://schemas.microsoft.com/office/word/2018/wordml" xmlns:w16sdtdh="http://schemas.microsoft.com/office/word/2020/wordml/sdtdatahash" xmlns:w16se="http://schemas.microsoft.com/office/word/2015/wordml/symex" mc:Ignorable="w14 w15 w16se w16cid w16 w16cex w16sdtdh">
+<w:styles xmlns:mc="http://schemas.openxmlformats.org/markup-compatibility/2006" xmlns:r="http://purl.oclc.org/ooxml/officeDocument/relationships" xmlns:w="http://purl.oclc.org/ooxml/wordprocessingml/main" xmlns:w14="http://schemas.microsoft.com/office/word/2010/wordml" xmlns:w15="http://schemas.microsoft.com/office/word/2012/wordml" xmlns:w16cex="http://schemas.microsoft.com/office/word/2018/wordml/cex" xmlns:w16cid="http://schemas.microsoft.com/office/word/2016/wordml/cid" xmlns:w16="http://schemas.microsoft.com/office/word/2018/wordml" xmlns:w16du="http://schemas.microsoft.com/office/word/2023/wordml/word16du" xmlns:w16sdtdh="http://schemas.microsoft.com/office/word/2020/wordml/sdtdatahash" xmlns:w16sdtfl="http://schemas.microsoft.com/office/word/2024/wordml/sdtformatlock" xmlns:w16se="http://schemas.microsoft.com/office/word/2015/wordml/symex" mc:Ignorable="w14 w15 w16se w16cid w16 w16cex w16sdtdh w16sdtfl w16du">
   <w:docDefaults>
     <w:rPrDefault>
       <w:rPr>
@@ -35538,7 +36773,7 @@
     <w:uiPriority w:val="39"/>
     <w:rsid w:val="00631647"/>
     <w:rPr>
-      <w:rFonts w:ascii="DengXian" w:eastAsia="DengXian" w:hAnsi="DengXian" w:cs="Arial"/>
+      <w:rFonts w:ascii="等线" w:eastAsia="等线" w:hAnsi="等线" w:cs="Arial"/>
       <w:kern w:val="2"/>
       <w:sz w:val="21"/>
       <w:szCs w:val="24"/>
@@ -35886,7 +37121,7 @@
       <w:spacing w:before="6pt" w:after="6pt"/>
     </w:pPr>
     <w:rPr>
-      <w:rFonts w:ascii="DengXian" w:eastAsia="DengXian"/>
+      <w:rFonts w:ascii="等线" w:eastAsia="等线"/>
       <w:b/>
       <w:bCs/>
       <w:caps/>
@@ -35904,7 +37139,7 @@
       <w:ind w:start="12pt"/>
     </w:pPr>
     <w:rPr>
-      <w:rFonts w:ascii="DengXian" w:eastAsia="DengXian"/>
+      <w:rFonts w:ascii="等线" w:eastAsia="等线"/>
       <w:smallCaps/>
       <w:sz w:val="20"/>
     </w:rPr>
@@ -35920,7 +37155,7 @@
       <w:ind w:start="24pt"/>
     </w:pPr>
     <w:rPr>
-      <w:rFonts w:ascii="DengXian" w:eastAsia="DengXian"/>
+      <w:rFonts w:ascii="等线" w:eastAsia="等线"/>
       <w:i/>
       <w:iCs/>
       <w:sz w:val="20"/>
@@ -35936,7 +37171,7 @@
       <w:ind w:start="36pt"/>
     </w:pPr>
     <w:rPr>
-      <w:rFonts w:ascii="DengXian" w:eastAsia="DengXian"/>
+      <w:rFonts w:ascii="等线" w:eastAsia="等线"/>
       <w:sz w:val="18"/>
       <w:szCs w:val="21"/>
     </w:rPr>
@@ -35951,7 +37186,7 @@
       <w:ind w:start="48pt"/>
     </w:pPr>
     <w:rPr>
-      <w:rFonts w:ascii="DengXian" w:eastAsia="DengXian"/>
+      <w:rFonts w:ascii="等线" w:eastAsia="等线"/>
       <w:sz w:val="18"/>
       <w:szCs w:val="21"/>
     </w:rPr>
@@ -35966,7 +37201,7 @@
       <w:ind w:start="60pt"/>
     </w:pPr>
     <w:rPr>
-      <w:rFonts w:ascii="DengXian" w:eastAsia="DengXian"/>
+      <w:rFonts w:ascii="等线" w:eastAsia="等线"/>
       <w:sz w:val="18"/>
       <w:szCs w:val="21"/>
     </w:rPr>
@@ -35981,7 +37216,7 @@
       <w:ind w:start="72pt"/>
     </w:pPr>
     <w:rPr>
-      <w:rFonts w:ascii="DengXian" w:eastAsia="DengXian"/>
+      <w:rFonts w:ascii="等线" w:eastAsia="等线"/>
       <w:sz w:val="18"/>
       <w:szCs w:val="21"/>
     </w:rPr>
@@ -35996,7 +37231,7 @@
       <w:ind w:start="84pt"/>
     </w:pPr>
     <w:rPr>
-      <w:rFonts w:ascii="DengXian" w:eastAsia="DengXian"/>
+      <w:rFonts w:ascii="等线" w:eastAsia="等线"/>
       <w:sz w:val="18"/>
       <w:szCs w:val="21"/>
     </w:rPr>
@@ -36011,7 +37246,7 @@
       <w:ind w:start="96pt"/>
     </w:pPr>
     <w:rPr>
-      <w:rFonts w:ascii="DengXian" w:eastAsia="DengXian"/>
+      <w:rFonts w:ascii="等线" w:eastAsia="等线"/>
       <w:sz w:val="18"/>
       <w:szCs w:val="21"/>
     </w:rPr>
@@ -36631,6 +37866,7 @@
     </c:legend>
     <c:plotVisOnly val="1"/>
     <c:dispBlanksAs val="gap"/>
+    <c:showDLblsOverMax val="0"/>
     <c:extLst>
       <c:ext xmlns:c16r3="http://schemas.microsoft.com/office/drawing/2017/03/chart" uri="{56B9EC1D-385E-4148-901F-78D8002777C0}">
         <c16r3:dataDisplayOptions16>
@@ -36638,7 +37874,6 @@
         </c16r3:dataDisplayOptions16>
       </c:ext>
     </c:extLst>
-    <c:showDLblsOverMax val="0"/>
   </c:chart>
   <c:spPr>
     <a:solidFill>

--- a/专业硕士_4_5_6章修改.docx
+++ b/专业硕士_4_5_6章修改.docx
@@ -34,18 +34,18 @@
                 <v:path o:extrusionok="f" gradientshapeok="t" o:connecttype="rect"/>
                 <o:lock v:ext="edit" aspectratio="t"/>
               </v:shapetype>
-              <v:shape id="_x0000_i1025" type="#_x0000_t75" alt="" style="width:73.4pt;height:72.95pt;mso-width-percent:0;mso-height-percent:0;mso-width-percent:0;mso-height-percent:0" o:ole="">
+              <v:shape id="_x0000_i1025" type="#_x0000_t75" alt="" style="width:73.3pt;height:72.85pt;mso-width-percent:0;mso-height-percent:0;mso-width-percent:0;mso-height-percent:0" o:ole="">
                 <v:imagedata r:id="rId8" o:title=""/>
               </v:shape>
-              <o:OLEObject Type="Embed" ProgID="PBrush" ShapeID="_x0000_i1025" DrawAspect="Content" ObjectID="_1834083525" r:id="rId9"/>
+              <o:OLEObject Type="Embed" ProgID="PBrush" ShapeID="_x0000_i1025" DrawAspect="Content" ObjectID="_1834126698" r:id="rId9"/>
             </w:object>
           </mc:Choice>
           <mc:Fallback>
             <w:object>
               <w:drawing>
-                <wp:inline distT="0" distB="0" distL="0" distR="0" wp14:anchorId="2342CE62" wp14:editId="3909479C">
-                  <wp:extent cx="932180" cy="926465"/>
-                  <wp:effectExtent l="0" t="0" r="1270" b="6985"/>
+                <wp:inline distT="0" distB="0" distL="0" distR="0" wp14:anchorId="4FF7C072" wp14:editId="68CA9E5B">
+                  <wp:extent cx="930910" cy="925195"/>
+                  <wp:effectExtent l="0" t="0" r="2540" b="8255"/>
                   <wp:docPr id="1" name="图片 1"/>
                   <wp:cNvGraphicFramePr>
                     <a:graphicFrameLocks xmlns:a="http://purl.oclc.org/ooxml/drawingml/main" noChangeAspect="1"/>
@@ -59,7 +59,7 @@
                             <a:picLocks noChangeAspect="1" noChangeArrowheads="1"/>
                             <a:extLst>
                               <a:ext uri="{837473B0-CC2E-450a-ABE3-18F120FF3D37}">
-                                <a15:objectPr xmlns:a15="http://schemas.microsoft.com/office/drawing/2012/main" objectId="_1834083525" isActiveX="0" linkType=""/>
+                                <a15:objectPr xmlns:a15="http://schemas.microsoft.com/office/drawing/2012/main" objectId="_1834126698" isActiveX="0" linkType=""/>
                               </a:ext>
                             </a:extLst>
                           </pic:cNvPicPr>
@@ -80,7 +80,7 @@
                         <pic:spPr bwMode="auto">
                           <a:xfrm>
                             <a:off x="0" y="0"/>
-                            <a:ext cx="932180" cy="926465"/>
+                            <a:ext cx="930910" cy="925195"/>
                           </a:xfrm>
                           <a:prstGeom prst="rect">
                             <a:avLst/>
@@ -107,18 +107,18 @@
         <mc:AlternateContent>
           <mc:Choice Requires="v">
             <w:object w:dxaOrig="211.45pt" w:dyaOrig="56.25pt" w14:anchorId="5FD2BFEE">
-              <v:shape id="_x0000_i1026" type="#_x0000_t75" alt="" style="width:226.4pt;height:59.7pt;mso-width-percent:0;mso-height-percent:0;mso-width-percent:0;mso-height-percent:0" o:ole="">
+              <v:shape id="_x0000_i1026" type="#_x0000_t75" alt="" style="width:226.3pt;height:59.55pt;mso-width-percent:0;mso-height-percent:0;mso-width-percent:0;mso-height-percent:0" o:ole="">
                 <v:imagedata r:id="rId11" o:title=""/>
               </v:shape>
-              <o:OLEObject Type="Embed" ProgID="PBrush" ShapeID="_x0000_i1026" DrawAspect="Content" ObjectID="_1834083526" r:id="rId12"/>
+              <o:OLEObject Type="Embed" ProgID="PBrush" ShapeID="_x0000_i1026" DrawAspect="Content" ObjectID="_1834126699" r:id="rId12"/>
             </w:object>
           </mc:Choice>
           <mc:Fallback>
             <w:object>
               <w:drawing>
-                <wp:inline distT="0" distB="0" distL="0" distR="0" wp14:anchorId="16AE3286" wp14:editId="56262FF7">
-                  <wp:extent cx="2875280" cy="758190"/>
-                  <wp:effectExtent l="0" t="0" r="1270" b="3810"/>
+                <wp:inline distT="0" distB="0" distL="0" distR="0" wp14:anchorId="605A2449" wp14:editId="19552518">
+                  <wp:extent cx="2874010" cy="756285"/>
+                  <wp:effectExtent l="0" t="0" r="2540" b="5715"/>
                   <wp:docPr id="2" name="图片 1"/>
                   <wp:cNvGraphicFramePr>
                     <a:graphicFrameLocks xmlns:a="http://purl.oclc.org/ooxml/drawingml/main" noChangeAspect="1"/>
@@ -132,7 +132,7 @@
                             <a:picLocks noChangeAspect="1" noChangeArrowheads="1"/>
                             <a:extLst>
                               <a:ext uri="{837473B0-CC2E-450a-ABE3-18F120FF3D37}">
-                                <a15:objectPr xmlns:a15="http://schemas.microsoft.com/office/drawing/2012/main" objectId="_1834083526" isActiveX="0" linkType=""/>
+                                <a15:objectPr xmlns:a15="http://schemas.microsoft.com/office/drawing/2012/main" objectId="_1834126699" isActiveX="0" linkType=""/>
                               </a:ext>
                             </a:extLst>
                           </pic:cNvPicPr>
@@ -153,7 +153,7 @@
                         <pic:spPr bwMode="auto">
                           <a:xfrm>
                             <a:off x="0" y="0"/>
-                            <a:ext cx="2875280" cy="758190"/>
+                            <a:ext cx="2874010" cy="756285"/>
                           </a:xfrm>
                           <a:prstGeom prst="rect">
                             <a:avLst/>
@@ -8304,7 +8304,15 @@
         <w:t>。</w:t>
       </w:r>
       <w:r>
-        <w:t>第一阶段是以大规模对话语料训练为代表的端到端生成路线，代表工作Meena强调开放域多轮对话的可聊性与一致性评价，并提出SSA指标（</w:t>
+        <w:t>第一阶段是以大规模对话语料训练为代表的端到端生成路线，代表工作Meena强调开放域多轮对话的</w:t>
+      </w:r>
+      <w:proofErr w:type="gramStart"/>
+      <w:r>
+        <w:t>可聊性与</w:t>
+      </w:r>
+      <w:proofErr w:type="gramEnd"/>
+      <w:r>
+        <w:t>一致性评价，并提出SSA指标（</w:t>
       </w:r>
       <w:proofErr w:type="spellStart"/>
       <w:r>
@@ -8312,13 +8320,7 @@
       </w:r>
       <w:proofErr w:type="spellEnd"/>
       <w:r>
-        <w:t>等人，2020）</w:t>
-      </w:r>
-      <w:r>
-        <w:t>[cite]</w:t>
-      </w:r>
-      <w:r>
-        <w:t>。第二阶段是面向对话的预训练与微调路线，如</w:t>
+        <w:t>等人，2020）。第二阶段是面向对话的预训练与微调路线，如</w:t>
       </w:r>
       <w:proofErr w:type="spellStart"/>
       <w:r>
@@ -12763,7 +12765,11 @@
         <w:t>多轮调用工具，最后</w:t>
       </w:r>
       <w:r>
-        <w:t>形成结构化的分析与解释。在证券投资咨询场景下，该层强调“辅助决策”而非“替代决策”的定位，即系统输出的目标在于围绕用户问题构建清晰、连贯且可解释的分析过程</w:t>
+        <w:t>形成结构化的分析与解释。在证券投资咨询场景下，该层强调“辅助决</w:t>
+      </w:r>
+      <w:r>
+        <w:lastRenderedPageBreak/>
+        <w:t>策”而非“替代决策”的定位，即系统输出的目标在于围绕用户问题构建清晰、连贯且可解释的分析过程</w:t>
       </w:r>
       <w:r>
         <w:rPr>
@@ -12772,11 +12778,7 @@
         <w:t>，</w:t>
       </w:r>
       <w:r>
-        <w:t>帮助用户理解投资逻辑与风险特征，而不是</w:t>
-      </w:r>
-      <w:r>
-        <w:lastRenderedPageBreak/>
-        <w:t>直接给出具体的买卖指令。该模块强调“辅助决策”定位，通过信息整合、逻辑梳理与风险说明，帮助用户形成理性的投资判断。</w:t>
+        <w:t>帮助用户理解投资逻辑与风险特征，而不是直接给出具体的买卖指令。该模块强调“辅助决策”定位，通过信息整合、逻辑梳理与风险说明，帮助用户形成理性的投资判断。</w:t>
       </w:r>
     </w:p>
     <w:p>
@@ -12898,6 +12900,7 @@
         <w:rPr>
           <w:rFonts w:hint="eastAsia"/>
         </w:rPr>
+        <w:lastRenderedPageBreak/>
         <w:t>表</w:t>
       </w:r>
       <w:r>
@@ -13127,7 +13130,6 @@
                 <w:sz w:val="18"/>
                 <w:szCs w:val="18"/>
               </w:rPr>
-              <w:lastRenderedPageBreak/>
               <w:t>基础风险提示</w:t>
             </w:r>
           </w:p>
@@ -13779,6 +13781,7 @@
                 <w:sz w:val="18"/>
                 <w:szCs w:val="18"/>
               </w:rPr>
+              <w:lastRenderedPageBreak/>
               <w:t>1</w:t>
             </w:r>
           </w:p>
@@ -13855,7 +13858,6 @@
                 <w:sz w:val="18"/>
                 <w:szCs w:val="18"/>
               </w:rPr>
-              <w:lastRenderedPageBreak/>
               <w:t>2</w:t>
             </w:r>
           </w:p>
@@ -39034,11 +39036,11 @@
 </file>
 
 <file path=customXml/item1.xml><?xml version="1.0" encoding="utf-8"?>
-<b:Sources xmlns:b="http://schemas.openxmlformats.org/officeDocument/2006/bibliography" xmlns="http://schemas.openxmlformats.org/officeDocument/2006/bibliography" SelectedStyle="/GB.XSL" StyleName="GB7714" Version="2005"/>
+<b:Sources xmlns:b="http://schemas.openxmlformats.org/officeDocument/2006/bibliography" xmlns="http://schemas.openxmlformats.org/officeDocument/2006/bibliography" SelectedStyle="\GB.XSL" StyleName="GB7714" Version="2005"/>
 </file>
 
 <file path=customXml/itemProps1.xml><?xml version="1.0" encoding="utf-8"?>
-<ds:datastoreItem xmlns:ds="http://purl.oclc.org/ooxml/officeDocument/customXml" ds:itemID="{51E1F963-E377-1940-93B0-A60D7120A8B4}">
+<ds:datastoreItem xmlns:ds="http://purl.oclc.org/ooxml/officeDocument/customXml" ds:itemID="{AEBF0AE7-F5A1-4DB9-8D2B-C61976416DE7}">
   <ds:schemaRefs>
     <ds:schemaRef ds:uri="http://schemas.openxmlformats.org/officeDocument/2006/bibliography"/>
   </ds:schemaRefs>

--- a/专业硕士_4_5_6章修改.docx
+++ b/专业硕士_4_5_6章修改.docx
@@ -4,7 +4,10 @@
   <w:body>
     <w:p>
       <w:pPr>
-        <w:ind w:startChars="1100" w:start="132pt" w:firstLineChars="600" w:firstLine="72pt"/>
+        <w:jc w:val="center"/>
+        <w:rPr>
+          <w:noProof/>
+        </w:rPr>
       </w:pPr>
       <w:r>
         <w:rPr>
@@ -12,7 +15,7 @@
         </w:rPr>
         <mc:AlternateContent>
           <mc:Choice Requires="v">
-            <w:object w:dxaOrig="56.25pt" w:dyaOrig="55.50pt" w14:anchorId="76918EF8">
+            <w:object w:dxaOrig="56.25pt" w:dyaOrig="55.50pt" w14:anchorId="1FF09079">
               <v:shapetype id="_x0000_t75" coordsize="21600,21600" o:spt="75" o:preferrelative="t" path="m@4@5l@4@11@9@11@9@5xe" filled="f" stroked="f">
                 <v:stroke joinstyle="miter"/>
                 <v:formulas>
@@ -35,16 +38,16 @@
               <v:shape id="_x0000_i1026" type="#_x0000_t75" alt="" style="width:72.75pt;height:72.75pt;mso-width-percent:0;mso-height-percent:0;mso-width-percent:0;mso-height-percent:0" o:ole="">
                 <v:imagedata r:id="rId8" o:title=""/>
               </v:shape>
-              <o:OLEObject Type="Embed" ProgID="PBrush" ShapeID="_x0000_i1026" DrawAspect="Content" ObjectID="_1834141868" r:id="rId9"/>
+              <o:OLEObject Type="Embed" ProgID="PBrush" ShapeID="_x0000_i1026" DrawAspect="Content" ObjectID="_1834175081" r:id="rId9"/>
             </w:object>
           </mc:Choice>
           <mc:Fallback>
             <w:object>
               <w:drawing>
-                <wp:inline distT="0" distB="0" distL="0" distR="0" wp14:anchorId="08AF4289" wp14:editId="1D5F988B">
+                <wp:inline distT="0" distB="0" distL="0" distR="0" wp14:anchorId="6F9E52CF" wp14:editId="685B6181">
                   <wp:extent cx="923925" cy="923925"/>
                   <wp:effectExtent l="0" t="0" r="3175" b="3175"/>
-                  <wp:docPr id="2" name="图片 2"/>
+                  <wp:docPr id="2" name="图片 1"/>
                   <wp:cNvGraphicFramePr>
                     <a:graphicFrameLocks xmlns:a="http://purl.oclc.org/ooxml/drawingml/main" noChangeAspect="1"/>
                   </wp:cNvGraphicFramePr>
@@ -57,7 +60,7 @@
                             <a:picLocks noChangeAspect="1" noChangeArrowheads="1"/>
                             <a:extLst>
                               <a:ext uri="{837473B0-CC2E-450a-ABE3-18F120FF3D37}">
-                                <a15:objectPr xmlns:a15="http://schemas.microsoft.com/office/drawing/2012/main" objectId="_1834141868" isActiveX="0" linkType=""/>
+                                <a15:objectPr xmlns:a15="http://schemas.microsoft.com/office/drawing/2012/main" objectId="_1834175081" isActiveX="0" linkType=""/>
                               </a:ext>
                             </a:extLst>
                           </pic:cNvPicPr>
@@ -98,23 +101,28 @@
           </mc:Fallback>
         </mc:AlternateContent>
       </w:r>
+    </w:p>
+    <w:p>
+      <w:pPr>
+        <w:jc w:val="center"/>
+      </w:pPr>
       <w:r>
         <w:rPr>
           <w:noProof/>
         </w:rPr>
         <mc:AlternateContent>
           <mc:Choice Requires="v">
-            <w:object w:dxaOrig="211.45pt" w:dyaOrig="56.25pt" w14:anchorId="1368C53A">
+            <w:object w:dxaOrig="211.45pt" w:dyaOrig="56.25pt" w14:anchorId="0F30FF6A">
               <v:shape id="_x0000_i1025" type="#_x0000_t75" alt="" style="width:226.3pt;height:60.25pt;mso-width-percent:0;mso-height-percent:0;mso-width-percent:0;mso-height-percent:0" o:ole="">
                 <v:imagedata r:id="rId11" o:title=""/>
               </v:shape>
-              <o:OLEObject Type="Embed" ProgID="PBrush" ShapeID="_x0000_i1025" DrawAspect="Content" ObjectID="_1834141869" r:id="rId12"/>
+              <o:OLEObject Type="Embed" ProgID="PBrush" ShapeID="_x0000_i1025" DrawAspect="Content" ObjectID="_1834175082" r:id="rId12"/>
             </w:object>
           </mc:Choice>
           <mc:Fallback>
             <w:object>
               <w:drawing>
-                <wp:inline distT="0" distB="0" distL="0" distR="0" wp14:anchorId="1E2B9B42" wp14:editId="67E1949A">
+                <wp:inline distT="0" distB="0" distL="0" distR="0" wp14:anchorId="3089049B" wp14:editId="24EB0107">
                   <wp:extent cx="2874010" cy="765175"/>
                   <wp:effectExtent l="0" t="0" r="0" b="0"/>
                   <wp:docPr id="1" name="图片 1"/>
@@ -130,7 +138,7 @@
                             <a:picLocks noChangeAspect="1" noChangeArrowheads="1"/>
                             <a:extLst>
                               <a:ext uri="{837473B0-CC2E-450a-ABE3-18F120FF3D37}">
-                                <a15:objectPr xmlns:a15="http://schemas.microsoft.com/office/drawing/2012/main" objectId="_1834141869" isActiveX="0" linkType=""/>
+                                <a15:objectPr xmlns:a15="http://schemas.microsoft.com/office/drawing/2012/main" objectId="_1834175082" isActiveX="0" linkType=""/>
                               </a:ext>
                             </a:extLst>
                           </pic:cNvPicPr>
@@ -171,13 +179,10 @@
           </mc:Fallback>
         </mc:AlternateContent>
       </w:r>
-      <w:r>
-        <w:t xml:space="preserve">    </w:t>
-      </w:r>
-    </w:p>
-    <w:p>
-      <w:pPr>
-        <w:ind w:firstLineChars="100" w:firstLine="42.80pt"/>
+    </w:p>
+    <w:p>
+      <w:pPr>
+        <w:jc w:val="center"/>
         <w:rPr>
           <w:b/>
           <w:bCs/>
@@ -2021,7 +2026,6 @@
         <w:spacing w:beforeLines="300" w:before="48.90pt" w:afterLines="300" w:after="48.90pt"/>
         <w:jc w:val="center"/>
         <w:rPr>
-          <w:rFonts w:hint="eastAsia"/>
           <w:b/>
           <w:bCs/>
           <w:sz w:val="36"/>
@@ -2043,9 +2047,6 @@
     <w:p>
       <w:pPr>
         <w:ind w:firstLine="21pt"/>
-        <w:rPr>
-          <w:rFonts w:hint="eastAsia"/>
-        </w:rPr>
       </w:pPr>
       <w:r>
         <w:t>随着数字经济的快速发展，人工智能技术正在重塑金融服务模式，智能投顾逐渐成为提升服务效率与降低边际成本的重要技术路径。然而，当前基于大语言模型的对话式智能投顾系统普遍面临长期记忆能力不足的关键瓶颈：系统难以稳定保留跨时间尺度的用户关键信息，导致多轮对话中出现回答割裂、重复解释、忽略既有约束条件等问题，尤其在监管高度敏感的证券领域，风险提示的完整性与表达边界的一致性难以保障。针对上述问题，本文围绕证券投资咨询场景，系统研究了记忆增强型智能理财顾问智能体的构建方法，旨在实现从"单轮问答工具"向"长期陪伴式决策辅助系统"的转型。</w:t>
@@ -2054,9 +2055,6 @@
     <w:p>
       <w:pPr>
         <w:ind w:firstLine="21pt"/>
-        <w:rPr>
-          <w:rFonts w:hint="eastAsia"/>
-        </w:rPr>
       </w:pPr>
       <w:r>
         <w:t>在理论层面，本文将动态认知理论、行为金融理论与智能体记忆机制相结合，提出以"用户认知状态建模"为核心的记忆增强框架。通过构建"理解—记忆—推理—反馈"的闭环框架，明确投资者动态行为变量与状态空间更新规则；同时界定决策一致性的四维内涵，即语义一致性、偏好一致性、决策路径一致性与监管一致性，为后续系统设计奠定理论基础。</w:t>
@@ -2065,9 +2063,6 @@
     <w:p>
       <w:pPr>
         <w:ind w:firstLine="21pt"/>
-        <w:rPr>
-          <w:rFonts w:hint="eastAsia"/>
-        </w:rPr>
       </w:pPr>
       <w:r>
         <w:t>在系统架构层面，本文提出"动态语境感知的长期对话记忆表征方法"，构建包含动态窗口选择、窗口内容精炼与语境内容生成的三阶段记忆表征框架。该方法以当前轮次为锚点自适应确定历史候选范围，通过语义级过滤提升信噪比，并利用生成式机制将指代消解、逻辑背景与意图延续等隐式关系显式化，使记忆单元更适合长期存储与稳定召回。在此基础上，设计多层次记忆管理模块，将记忆划分为短期记忆、长期记忆和用户画像记忆三种类型，遵循"短期优先、长期补充、画像约束"的编排原则，实现多类型记忆的协同作用。进一步构建记忆、工具、合规三位一体的智能体系统架构，通过风险提示与合规控制层对生成内容进行统一约束，确保系统输出符合证券投资咨询的监管要求。</w:t>
@@ -2076,9 +2071,6 @@
     <w:p>
       <w:pPr>
         <w:ind w:firstLine="21pt"/>
-        <w:rPr>
-          <w:rFonts w:hint="eastAsia"/>
-        </w:rPr>
       </w:pPr>
       <w:r>
         <w:t>在实验验证层面，本文选用通用对话数据集</w:t>
@@ -2133,9 +2125,6 @@
     <w:p>
       <w:pPr>
         <w:ind w:firstLine="21pt"/>
-        <w:rPr>
-          <w:rFonts w:hint="eastAsia"/>
-        </w:rPr>
       </w:pPr>
       <w:r>
         <w:t>在产品可行性分析层面，本文从成本收益角度论证了系统的经济合理性。测算结果表明，在年咨询量100万次的基准情境下，系统年度综合净增益可达175.75万元，投资回报率（ROI）为52.89%，并随业务规模扩张呈现显著规模经济效应。结合中国智能投顾市场"十亿美元级"的增长预期，本文提出的记忆增强型智能理财顾问智能体具备面向真实金融咨询场景进行试点部署的技术基础与商业价值。</w:t>
@@ -2149,19 +2138,10 @@
         <w:t>本文的创新性主要体现在三个方面：一是提出面向多轮对话的动态语境感知长期记忆表征方法，将"召回相似文本"升级为"维持可用认知状态"的表征范式；二是构建记忆、工具、合规三位一体的记忆增强型智能理财顾问智能体，实现可控的长期记忆调用与合规约束；三是提出面向金融多轮对话的可复现评测体系与数据集构建方法，建立可评测、可迭代、可交付的技术闭环。研究成果为证券投资咨询场景下长期陪伴式智能投顾系统的可信落地提供了系统化方案，对推动金融智能服务在安全、可靠、可控方向上发展具有重要理论与实践意义。</w:t>
       </w:r>
     </w:p>
-    <w:p>
-      <w:pPr>
-        <w:rPr>
-          <w:rFonts w:hint="eastAsia"/>
-        </w:rPr>
-      </w:pPr>
-    </w:p>
+    <w:p/>
     <w:p>
       <w:pPr>
         <w:ind w:firstLine="21pt"/>
-        <w:rPr>
-          <w:rFonts w:hint="eastAsia"/>
-        </w:rPr>
       </w:pPr>
       <w:r>
         <w:t>关键词：智能投顾</w:t>
@@ -2532,7 +2512,7 @@
         <w:spacing w:line="18pt" w:lineRule="atLeast"/>
         <w:ind w:firstLine="21pt"/>
         <w:rPr>
-          <w:rFonts w:ascii="Times New Roman" w:hAnsi="Times New Roman" w:cs="Times New Roman" w:hint="eastAsia"/>
+          <w:rFonts w:ascii="Times New Roman" w:hAnsi="Times New Roman" w:cs="Times New Roman"/>
           <w:color w:val="000000"/>
         </w:rPr>
       </w:pPr>
@@ -2550,21 +2530,7 @@
           <w:rFonts w:ascii="Arial" w:hAnsi="Arial" w:cs="Arial"/>
           <w:color w:val="000000"/>
         </w:rPr>
-        <w:t xml:space="preserve">: </w:t>
-      </w:r>
-      <w:r>
-        <w:rPr>
-          <w:rFonts w:ascii="Arial" w:hAnsi="Arial" w:cs="Arial"/>
-          <w:color w:val="000000"/>
-        </w:rPr>
-        <w:t>Robo-</w:t>
-      </w:r>
-      <w:r>
-        <w:rPr>
-          <w:rFonts w:ascii="Arial" w:hAnsi="Arial" w:cs="Arial"/>
-          <w:color w:val="000000"/>
-        </w:rPr>
-        <w:t>Advisory, Agent, Large Language Model, Agent Memory</w:t>
+        <w:t>: Robo-Advisory, Agent, Large Language Model, Agent Memory</w:t>
       </w:r>
     </w:p>
     <w:p>
@@ -10330,9 +10296,6 @@
     </w:p>
     <w:p>
       <w:pPr>
-        <w:rPr>
-          <w:rFonts w:hint="eastAsia"/>
-        </w:rPr>
         <w:sectPr>
           <w:headerReference w:type="default" r:id="rId25"/>
           <w:footerReference w:type="default" r:id="rId26"/>
@@ -11546,10 +11509,195 @@
     </w:p>
     <w:p>
       <w:pPr>
+        <w:ind w:firstLine="21pt"/>
+      </w:pPr>
+      <w:r>
+        <w:t>从研究脉络看，对话模型的能力提升大致经历了三个阶段</w:t>
+      </w:r>
+      <w:r>
+        <w:rPr>
+          <w:rFonts w:hint="eastAsia"/>
+        </w:rPr>
+        <w:t>。</w:t>
+      </w:r>
+      <w:r>
+        <w:t>第一阶段是以大规模对话语料训练为代表的端到端生成路线，代表工作</w:t>
+      </w:r>
+      <w:bookmarkStart w:id="20" w:name="_Hlk223539983"/>
+      <w:r>
+        <w:t>Meena</w:t>
+      </w:r>
+      <w:bookmarkEnd w:id="20"/>
+      <w:r>
+        <w:t>强调开放域多轮对话的可聊性与一致性评价，并提出SSA指标</w:t>
+      </w:r>
+      <w:r>
+        <w:fldChar w:fldCharType="begin"/>
+      </w:r>
+      <w:r>
+        <w:instrText xml:space="preserve"> ADDIN ZOTERO_ITEM CSL_CITATION {"citationID":"7zUTq1wf","properties":{"formattedCitation":"(Kulshreshtha\\uc0\\u31561{}, 2020)","plainCitation":"(Kulshreshtha等, 2020)","noteIndex":0},"citationItems":[{"id":13,"uris":["http://zotero.org/users/local/ibQM8ZuJ/items/BIVBWGWH"],"itemData":{"id":13,"type":"chapter","container-title":"arXiv","title":"Towards a Human-like Open-Domain Chatbot","author":[{"family":"Kulshreshtha","given":"Apoorv"},{"family":"Adiwardana","given":"Daniel De Freitas"},{"family":"So","given":"David Richard"},{"family":"Nemade","given":"Gaurav"},{"family":"Hall","given":"Jamie"},{"family":"Fiedel","given":"Noah"},{"family":"Le","given":"Quoc V."},{"family":"Thoppilan","given":"Romal"},{"family":"Luong","given":"Thang"},{"family":"Lu","given":"Yifeng"},{"family":"Yang","given":"Zi"}],"issued":{"date-parts":[["2020"]]}}}],"schema":"https://github.com/citation-style-language/schema/raw/master/csl-citation.json"} </w:instrText>
+      </w:r>
+      <w:r>
+        <w:fldChar w:fldCharType="separate"/>
+      </w:r>
+      <w:r>
+        <w:rPr>
+          <w:rFonts w:cs="Times New Roman"/>
+        </w:rPr>
+        <w:t>(</w:t>
+      </w:r>
+      <w:proofErr w:type="spellStart"/>
+      <w:r>
+        <w:rPr>
+          <w:rFonts w:cs="Times New Roman"/>
+        </w:rPr>
+        <w:t>Kulshreshtha</w:t>
+      </w:r>
+      <w:proofErr w:type="spellEnd"/>
+      <w:r>
+        <w:rPr>
+          <w:rFonts w:cs="Times New Roman"/>
+        </w:rPr>
+        <w:t>等, 2020)</w:t>
+      </w:r>
+      <w:r>
+        <w:fldChar w:fldCharType="end"/>
+      </w:r>
+      <w:r>
+        <w:rPr>
+          <w:rFonts w:hint="eastAsia"/>
+        </w:rPr>
+        <w:t>。</w:t>
+      </w:r>
+      <w:r>
+        <w:t>第二阶段是面向对话的预训练与微调路线，如</w:t>
+      </w:r>
+      <w:proofErr w:type="spellStart"/>
+      <w:r>
+        <w:t>DialoGPT</w:t>
+      </w:r>
+      <w:proofErr w:type="spellEnd"/>
+      <w:r>
+        <w:t>基于大规模论坛对话链训练，以提升多轮上下文条件下的生成连贯性</w:t>
+      </w:r>
+      <w:r>
+        <w:fldChar w:fldCharType="begin"/>
+      </w:r>
+      <w:r>
+        <w:instrText xml:space="preserve"> ADDIN ZOTERO_ITEM CSL_CITATION {"citationID":"SiCNC9oT","properties":{"formattedCitation":"(Zhang Y, Sun, \\uc0\\u31561{}, 2020)","plainCitation":"(Zhang Y, Sun, 等, 2020)","noteIndex":0},"citationItems":[{"id":21,"uris":["http://zotero.org/users/local/ibQM8ZuJ/items/5NLHCWSG"],"itemData":{"id":21,"type":"paper-conference","abstract":"We present a large, tunable neural conversational response generation model, DIALOGPT (dialogue generative pre-trained transformer). Trained on 147M conversation-like exchanges extracted from Reddit comment chains over a period spanning from 2005 through 2017, DialoGPT extends the Hugging Face PyTorch transformer to attain a performance close to human both in terms of automatic and human evaluation in single-turn dialogue settings. We show that conversational systems that leverage DialoGPT generate more relevant, contentful and context-consistent responses than strong baseline systems. The pre-trained model and training pipeline are publicly released to facilitate research into neural response generation and the development of more intelligent open-domain dialogue systems.","container-title":"Proceedings of the 58th Annual Meeting of the Association for Computational Linguistics: System Demonstrations","DOI":"10.18653/v1/2020.acl-demos.30","page":"270–278","publisher":"Association for Computational Linguistics","publisher-place":"Online","title":"DIALOGPT : Large-Scale Generative Pre-training for Conversational Response Generation","URL":"https://aclanthology.org/2020.acl-demos.30/","author":[{"family":"Zhang","given":"Yizhe"},{"family":"Sun","given":"Siqi"},{"family":"Galley","given":"Michel"},{"family":"Chen","given":"Yen-Chun"},{"family":"Brockett","given":"Chris"},{"family":"Gao","given":"Xiang"},{"family":"Gao","given":"Jianfeng"},{"family":"Liu","given":"Jingjing"},{"family":"Dolan","given":"Bill"}],"editor":[{"family":"Celikyilmaz","given":"Asli"},{"family":"Wen","given":"Tsung-Hsien"}],"issued":{"date-parts":[["2020",7]]}}}],"schema":"https://github.com/citation-style-language/schema/raw/master/csl-citation.json"} </w:instrText>
+      </w:r>
+      <w:r>
+        <w:fldChar w:fldCharType="separate"/>
+      </w:r>
+      <w:r>
+        <w:rPr>
+          <w:rFonts w:cs="Times New Roman"/>
+        </w:rPr>
+        <w:t>(Zhang Y, Sun, 等, 2020)</w:t>
+      </w:r>
+      <w:r>
+        <w:fldChar w:fldCharType="end"/>
+      </w:r>
+      <w:r>
+        <w:t>。第三阶段是以RLHF</w:t>
+      </w:r>
+      <w:r>
+        <w:rPr>
+          <w:rFonts w:hint="eastAsia"/>
+        </w:rPr>
+        <w:t>、</w:t>
+      </w:r>
+      <w:r>
+        <w:t>对齐训练为核心的指令遵循路线，通过人类偏好反馈提升模型对用户意图的服从性与有用性</w:t>
+      </w:r>
+      <w:r>
+        <w:fldChar w:fldCharType="begin"/>
+      </w:r>
+      <w:r>
+        <w:instrText xml:space="preserve"> ADDIN ZOTERO_ITEM CSL_CITATION {"citationID":"6igAfJlr","properties":{"formattedCitation":"(Ouyang\\uc0\\u31561{}, 2022)","plainCitation":"(Ouyang等, 2022)","noteIndex":0},"citationItems":[{"id":19,"uris":["http://zotero.org/users/local/ibQM8ZuJ/items/IRVX6WPZ"],"itemData":{"id":19,"type":"paper-conference","container-title":"Advances in Neural Information Processing Systems","page":"27730–27744","publisher":"Curran Associates, Inc.","title":"Training language models to follow instructions with human feedback","URL":"https://proceedings.neurips.cc/paper_files/paper/2022/file/b1efde53be364a73914f58805a001731-Paper-Conference.pdf","volume":"35","author":[{"family":"Ouyang","given":"Long"},{"family":"Wu","given":"Jeffrey"},{"family":"Jiang","given":"Xu"},{"family":"Almeida","given":"Diogo"},{"family":"Wainwright","given":"Carroll"},{"family":"Mishkin","given":"Pamela"},{"family":"Zhang","given":"Chong"},{"family":"Agarwal","given":"Sandhini"},{"family":"Slama","given":"Katarina"},{"family":"Ray","given":"Alex"},{"family":"Schulman","given":"John"},{"family":"Hilton","given":"Jacob"},{"family":"Kelton","given":"Fraser"},{"family":"Miller","given":"Luke"},{"family":"Simens","given":"Maddie"},{"family":"Askell","given":"Amanda"},{"family":"Welinder","given":"Peter"},{"family":"Christiano","given":"Paul F"},{"family":"Leike","given":"Jan"},{"family":"Lowe","given":"Ryan"}],"editor":[{"family":"Koyejo","given":"S."},{"family":"Mohamed","given":"S."},{"family":"Agarwal","given":"A."},{"family":"Belgrave","given":"D."},{"family":"Cho","given":"K."},{"family":"Oh","given":"A."}],"issued":{"date-parts":[["2022"]]}}}],"schema":"https://github.com/citation-style-language/schema/raw/master/csl-citation.json"} </w:instrText>
+      </w:r>
+      <w:r>
+        <w:fldChar w:fldCharType="separate"/>
+      </w:r>
+      <w:r>
+        <w:rPr>
+          <w:rFonts w:cs="Times New Roman"/>
+        </w:rPr>
+        <w:t>(Ouyang等, 2022)</w:t>
+      </w:r>
+      <w:r>
+        <w:fldChar w:fldCharType="end"/>
+      </w:r>
+      <w:r>
+        <w:t>，并在更大规模模型上进一步推动通用能力与对话可用性</w:t>
+      </w:r>
+      <w:r>
+        <w:fldChar w:fldCharType="begin"/>
+      </w:r>
+      <w:r>
+        <w:instrText xml:space="preserve"> ADDIN ZOTERO_ITEM CSL_CITATION {"citationID":"GOWbEPHL","properties":{"formattedCitation":"(OpenAI\\uc0\\u31561{}, 2024)","plainCitation":"(OpenAI等, 2024)","noteIndex":0},"citationItems":[{"id":18,"uris":["http://zotero.org/users/local/ibQM8ZuJ/items/HYLXRMGC"],"itemData":{"id":18,"type":"document","note":"_eprint: 2303.08774","title":"GPT-4 Technical Report","URL":"https://arxiv.org/abs/2303.08774","author":[{"literal":"OpenAI"},{"family":"Achiam","given":"Josh"},{"family":"Adler","given":"Steven"},{"family":"Agarwal","given":"Sandhini"},{"family":"Ahmad","given":"Lama"},{"family":"Akkaya","given":"Ilge"},{"family":"Aleman","given":"Florencia Leoni"},{"family":"Almeida","given":"Diogo"},{"family":"Altenschmidt","given":"Janko"},{"family":"Altman","given":"Sam"},{"family":"Anadkat","given":"Shyamal"},{"family":"Avila","given":"Red"},{"family":"Babuschkin","given":"Igor"},{"family":"Balaji","given":"Suchir"},{"family":"Balcom","given":"Valerie"},{"family":"Baltescu","given":"Paul"},{"family":"Bao","given":"Haiming"},{"family":"Bavarian","given":"Mohammad"},{"family":"Belgum","given":"Jeff"},{"family":"Bello","given":"Irwan"},{"family":"Berdine","given":"Jake"},{"family":"Bernadett-Shapiro","given":"Gabriel"},{"family":"Berner","given":"Christopher"},{"family":"Bogdonoff","given":"Lenny"},{"family":"Boiko","given":"Oleg"},{"family":"Boyd","given":"Madelaine"},{"family":"Brakman","given":"Anna-Luisa"},{"family":"Brockman","given":"Greg"},{"family":"Brooks","given":"Tim"},{"family":"Brundage","given":"Miles"},{"family":"Button","given":"Kevin"},{"family":"Cai","given":"Trevor"},{"family":"Campbell","given":"Rosie"},{"family":"Cann","given":"Andrew"},{"family":"Carey","given":"Brittany"},{"family":"Carlson","given":"Chelsea"},{"family":"Carmichael","given":"Rory"},{"family":"Chan","given":"Brooke"},{"family":"Chang","given":"Che"},{"family":"Chantzis","given":"Fotis"},{"family":"Chen","given":"Derek"},{"family":"Chen","given":"Sully"},{"family":"Chen","given":"Ruby"},{"family":"Chen","given":"Jason"},{"family":"Chen","given":"Mark"},{"family":"Chess","given":"Ben"},{"family":"Cho","given":"Chester"},{"family":"Chu","given":"Casey"},{"family":"Chung","given":"Hyung Won"},{"family":"Cummings","given":"Dave"},{"family":"Currier","given":"Jeremiah"},{"family":"Dai","given":"Yunxing"},{"family":"Decareaux","given":"Cory"},{"family":"Degry","given":"Thomas"},{"family":"Deutsch","given":"Noah"},{"family":"Deville","given":"Damien"},{"family":"Dhar","given":"Arka"},{"family":"Dohan","given":"David"},{"family":"Dowling","given":"Steve"},{"family":"Dunning","given":"Sheila"},{"family":"Ecoffet","given":"Adrien"},{"family":"Eleti","given":"Atty"},{"family":"Eloundou","given":"Tyna"},{"family":"Farhi","given":"David"},{"family":"Fedus","given":"Liam"},{"family":"Felix","given":"Niko"},{"family":"Fishman","given":"Simón Posada"},{"family":"Forte","given":"Juston"},{"family":"Fulford","given":"Isabella"},{"family":"Gao","given":"Leo"},{"family":"Georges","given":"Elie"},{"family":"Gibson","given":"Christian"},{"family":"Goel","given":"Vik"},{"family":"Gogineni","given":"Tarun"},{"family":"Goh","given":"Gabriel"},{"family":"Gontijo-Lopes","given":"Rapha"},{"family":"Gordon","given":"Jonathan"},{"family":"Grafstein","given":"Morgan"},{"family":"Gray","given":"Scott"},{"family":"Greene","given":"Ryan"},{"family":"Gross","given":"Joshua"},{"family":"Gu","given":"Shixiang Shane"},{"family":"Guo","given":"Yufei"},{"family":"Hallacy","given":"Chris"},{"family":"Han","given":"Jesse"},{"family":"Harris","given":"Jeff"},{"family":"He","given":"Yuchen"},{"family":"Heaton","given":"Mike"},{"family":"Heidecke","given":"Johannes"},{"family":"Hesse","given":"Chris"},{"family":"Hickey","given":"Alan"},{"family":"Hickey","given":"Wade"},{"family":"Hoeschele","given":"Peter"},{"family":"Houghton","given":"Brandon"},{"family":"Hsu","given":"Kenny"},{"family":"Hu","given":"Shengli"},{"family":"Hu","given":"Xin"},{"family":"Huizinga","given":"Joost"},{"family":"Jain","given":"Shantanu"},{"family":"Jain","given":"Shawn"},{"family":"Jang","given":"Joanne"},{"family":"Jiang","given":"Angela"},{"family":"Jiang","given":"Roger"},{"family":"Jin","given":"Haozhun"},{"family":"Jin","given":"Denny"},{"family":"Jomoto","given":"Shino"},{"family":"Jonn","given":"Billie"},{"family":"Jun","given":"Heewoo"},{"family":"Kaftan","given":"Tomer"},{"family":"Kaiser","given":"</w:instrText>
+      </w:r>
+      <w:r>
+        <w:rPr>
+          <w:rFonts w:ascii="Cambria" w:hAnsi="Cambria" w:cs="Cambria"/>
+        </w:rPr>
+        <w:instrText>Ł</w:instrText>
+      </w:r>
+      <w:r>
+        <w:instrText>ukasz"},{"family":"Kamali","given":"Ali"},{"family":"Kanitscheider","given":"Ingmar"},{"family":"Keskar","given":"Nitish Shirish"},{"family":"Khan","given":"Tabarak"},{"family":"Kilpatrick","given":"Logan"},{"family":"Kim","given":"Jong Wook"},{"family":"Kim","given":"Christina"},{"family":"Kim","given":"Yongjik"},{"family":"Kirchner","given":"Jan Hendrik"},{"family":"Kiros","given":"Jamie"},{"family":"Knight","given":"Matt"},{"family":"Kokotajlo","given":"Daniel"},{"family":"Kondraciuk","given":"</w:instrText>
+      </w:r>
+      <w:r>
+        <w:rPr>
+          <w:rFonts w:ascii="Cambria" w:hAnsi="Cambria" w:cs="Cambria"/>
+        </w:rPr>
+        <w:instrText>Ł</w:instrText>
+      </w:r>
+      <w:r>
+        <w:instrText xml:space="preserve">ukasz"},{"family":"Kondrich","given":"Andrew"},{"family":"Konstantinidis","given":"Aris"},{"family":"Kosic","given":"Kyle"},{"family":"Krueger","given":"Gretchen"},{"family":"Kuo","given":"Vishal"},{"family":"Lampe","given":"Michael"},{"family":"Lan","given":"Ikai"},{"family":"Lee","given":"Teddy"},{"family":"Leike","given":"Jan"},{"family":"Leung","given":"Jade"},{"family":"Levy","given":"Daniel"},{"family":"Li","given":"Chak Ming"},{"family":"Lim","given":"Rachel"},{"family":"Lin","given":"Molly"},{"family":"Lin","given":"Stephanie"},{"family":"Litwin","given":"Mateusz"},{"family":"Lopez","given":"Theresa"},{"family":"Lowe","given":"Ryan"},{"family":"Lue","given":"Patricia"},{"family":"Makanju","given":"Anna"},{"family":"Malfacini","given":"Kim"},{"family":"Manning","given":"Sam"},{"family":"Markov","given":"Todor"},{"family":"Markovski","given":"Yaniv"},{"family":"Martin","given":"Bianca"},{"family":"Mayer","given":"Katie"},{"family":"Mayne","given":"Andrew"},{"family":"McGrew","given":"Bob"},{"family":"McKinney","given":"Scott Mayer"},{"family":"McLeavey","given":"Christine"},{"family":"McMillan","given":"Paul"},{"family":"McNeil","given":"Jake"},{"family":"Medina","given":"David"},{"family":"Mehta","given":"Aalok"},{"family":"Menick","given":"Jacob"},{"family":"Metz","given":"Luke"},{"family":"Mishchenko","given":"Andrey"},{"family":"Mishkin","given":"Pamela"},{"family":"Monaco","given":"Vinnie"},{"family":"Morikawa","given":"Evan"},{"family":"Mossing","given":"Daniel"},{"family":"Mu","given":"Tong"},{"family":"Murati","given":"Mira"},{"family":"Murk","given":"Oleg"},{"family":"Mély","given":"David"},{"family":"Nair","given":"Ashvin"},{"family":"Nakano","given":"Reiichiro"},{"family":"Nayak","given":"Rajeev"},{"family":"Neelakantan","given":"Arvind"},{"family":"Ngo","given":"Richard"},{"family":"Noh","given":"Hyeonwoo"},{"family":"Ouyang","given":"Long"},{"family":"O'Keefe","given":"Cullen"},{"family":"Pachocki","given":"Jakub"},{"family":"Paino","given":"Alex"},{"family":"Palermo","given":"Joe"},{"family":"Pantuliano","given":"Ashley"},{"family":"Parascandolo","given":"Giambattista"},{"family":"Parish","given":"Joel"},{"family":"Parparita","given":"Emy"},{"family":"Passos","given":"Alex"},{"family":"Pavlov","given":"Mikhail"},{"family":"Peng","given":"Andrew"},{"family":"Perelman","given":"Adam"},{"family":"Peres","given":"Filipe de Avila Belbute"},{"family":"Petrov","given":"Michael"},{"family":"Pinto","given":"Henrique Ponde de Oliveira"},{"literal":"Michael"},{"literal":"Pokorny"},{"family":"Pokrass","given":"Michelle"},{"family":"Pong","given":"Vitchyr H."},{"family":"Powell","given":"Tolly"},{"family":"Power","given":"Alethea"},{"family":"Power","given":"Boris"},{"family":"Proehl","given":"Elizabeth"},{"family":"Puri","given":"Raul"},{"family":"Radford","given":"Alec"},{"family":"Rae","given":"Jack"},{"family":"Ramesh","given":"Aditya"},{"family":"Raymond","given":"Cameron"},{"family":"Real","given":"Francis"},{"family":"Rimbach","given":"Kendra"},{"family":"Ross","given":"Carl"},{"family":"Rotsted","given":"Bob"},{"family":"Roussez","given":"Henri"},{"family":"Ryder","given":"Nick"},{"family":"Saltarelli","given":"Mario"},{"family":"Sanders","given":"Ted"},{"family":"Santurkar","given":"Shibani"},{"family":"Sastry","given":"Girish"},{"family":"Schmidt","given":"Heather"},{"family":"Schnurr","given":"David"},{"family":"Schulman","given":"John"},{"family":"Selsam","given":"Daniel"},{"family":"Sheppard","given":"Kyla"},{"family":"Sherbakov","given":"Toki"},{"family":"Shieh","given":"Jessica"},{"family":"Shoker","given":"Sarah"},{"family":"Shyam","given":"Pranav"},{"family":"Sidor","given":"Szymon"},{"family":"Sigler","given":"Eric"},{"family":"Simens","given":"Maddie"},{"family":"Sitkin","given":"Jordan"},{"family":"Slama","given":"Katarina"},{"family":"Sohl","given":"Ian"},{"family":"Sokolowsky","given":"Benjamin"},{"family":"Song","given":"Yang"},{"family":"Staudacher","given":"Natalie"},{"family":"Such","given":"Felipe Petroski"},{"family":"Summers","given":"Natalie"},{"family":"Sutskever","given":"Ilya"},{"family":"Tang","given":"Jie"},{"family":"Tezak","given":"Nikolas"},{"family":"Thompson","given":"Madeleine B."},{"family":"Tillet","given":"Phil"},{"family":"Tootoonchian","given":"Amin"},{"family":"Tseng","given":"Elizabeth"},{"family":"Tuggle","given":"Preston"},{"family":"Turley","given":"Nick"},{"family":"Tworek","given":"Jerry"},{"family":"Uribe","given":"Juan Felipe Cerón"},{"family":"Vallone","given":"Andrea"},{"family":"Vijayvergiya","given":"Arun"},{"family":"Voss","given":"Chelsea"},{"family":"Wainwright","given":"Carroll"},{"family":"Wang","given":"Justin Jay"},{"family":"Wang","given":"Alvin"},{"family":"Wang","given":"Ben"},{"family":"Ward","given":"Jonathan"},{"family":"Wei","given":"Jason"},{"family":"Weinmann","given":"C. J."},{"family":"Welihinda","given":"Akila"},{"family":"Welinder","given":"Peter"},{"family":"Weng","given":"Jiayi"},{"family":"Weng","given":"Lilian"},{"family":"Wiethoff","given":"Matt"},{"family":"Willner","given":"Dave"},{"family":"Winter","given":"Clemens"},{"family":"Wolrich","given":"Samuel"},{"family":"Wong","given":"Hannah"},{"family":"Workman","given":"Lauren"},{"family":"Wu","given":"Sherwin"},{"family":"Wu","given":"Jeff"},{"family":"Wu","given":"Michael"},{"family":"Xiao","given":"Kai"},{"family":"Xu","given":"Tao"},{"family":"Yoo","given":"Sarah"},{"family":"Yu","given":"Kevin"},{"family":"Yuan","given":"Qiming"},{"family":"Zaremba","given":"Wojciech"},{"family":"Zellers","given":"Rowan"},{"family":"Zhang","given":"Chong"},{"family":"Zhang","given":"Marvin"},{"family":"Zhao","given":"Shengjia"},{"family":"Zheng","given":"Tianhao"},{"family":"Zhuang","given":"Juntang"},{"family":"Zhuk","given":"William"},{"family":"Zoph","given":"Barret"}],"issued":{"date-parts":[["2024"]]}}}],"schema":"https://github.com/citation-style-language/schema/raw/master/csl-citation.json"} </w:instrText>
+      </w:r>
+      <w:r>
+        <w:fldChar w:fldCharType="separate"/>
+      </w:r>
+      <w:r>
+        <w:rPr>
+          <w:rFonts w:cs="Times New Roman"/>
+        </w:rPr>
+        <w:t>(OpenAI等, 2024)</w:t>
+      </w:r>
+      <w:r>
+        <w:fldChar w:fldCharType="end"/>
+      </w:r>
+      <w:r>
+        <w:t>。</w:t>
+      </w:r>
+      <w:r>
+        <w:t>然而，这些进展并未消除多轮交互中的结构性短板：随着对话长度与任务复杂度上升，模型仍会在“记忆调用、持续遵循、抗漂移与抗错误传播”方面出现显著退化。</w:t>
+      </w:r>
+    </w:p>
+    <w:p>
+      <w:pPr>
         <w:ind w:firstLine="24pt"/>
       </w:pPr>
       <w:r>
-        <w:t>从研究脉络看，对话模型的能力提升大致经历了三个阶段</w:t>
+        <w:t>对多轮对话能力的系统刻画离不开评测基准的演进。MT-Eval通过对真实人机对话模式的归纳，将多轮交互归结为“回忆、扩展、细化与追问”四类典型模式，并在对比多轮与单轮版本时发现：多数模型在多轮场景下相对单轮出现显著性能下降，且影响因素与模型的基础能力并不总是线性相关</w:t>
+      </w:r>
+      <w:r>
+        <w:fldChar w:fldCharType="begin"/>
+      </w:r>
+      <w:r>
+        <w:instrText xml:space="preserve"> ADDIN ZOTERO_ITEM CSL_CITATION {"citationID":"FDbiUKTy","properties":{"formattedCitation":"(Kwan\\uc0\\u31561{}, 2024)","plainCitation":"(Kwan等, 2024)","noteIndex":0},"citationItems":[{"id":16,"uris":["http://zotero.org/users/local/ibQM8ZuJ/items/39YQU7AQ"],"itemData":{"id":16,"type":"paper-conference","abstract":"Large language models (LLMs) are increasingly used for complex multi-turn conversations across diverse real-world applications. However, existing benchmarks mainly focus on single-turn evaluations, overlooking the models' capabilities in multi-turn interactions. To address this gap, we introduce , a comprehensive benchmark to evaluate the multi-turn conversational abilities of LLMs. By analyzing human-LLM conversations, we categorize interaction patterns into four types: recollection, expansion, refinement, and follow-up. We construct multi-turn queries for each category either by augmenting existing datasets or creating new examples using GPT-4 with a human-in-the-loop process to avoid data leakage. To study the factors impacting multi-turn abilities, we create single-turn versions of the 1170 multi-turn queries and compare performance. Our evaluation of 10 well-known LLMs shows that while closed-source models generally surpass open-source ones, certain open-source models exceed GPT-3.5-Turbo in specific tasks. We observe significant performance degradation in multi-turn settings compared to single-turn settings in most models, which is not correlated with the models' fundamental capabilities. Moreover, we identify the distance to relevant content and susceptibility to error propagation as the key factors influencing multi-turn performance.","container-title":"Proceedings of the 2024 Conference on Empirical Methods in Natural Language Processing","DOI":"10.18653/v1/2024.emnlp-main.1124","page":"20153–20177","publisher":"Association for Computational Linguistics","publisher-place":"Miami, Florida, USA","title":"MT-Eval: A Multi-Turn Capabilities Evaluation Benchmark for Large Language Models","URL":"https://aclanthology.org/2024.emnlp-main.1124/","author":[{"family":"Kwan","given":"Wai-Chung"},{"family":"Zeng","given":"Xingshan"},{"family":"Jiang","given":"Yuxin"},{"family":"Wang","given":"Yufei"},{"family":"Li","given":"Liangyou"},{"family":"Shang","given":"Lifeng"},{"family":"Jiang","given":"Xin"},{"family":"Liu","given":"Qun"},{"family":"Wong","given":"Kam-Fai"}],"editor":[{"family":"Al-Onaizan","given":"Yaser"},{"family":"Bansal","given":"Mohit"},{"family":"Chen","given":"Yun-Nung"}],"issued":{"date-parts":[["2024",11]]}}}],"schema":"https://github.com/citation-style-language/schema/raw/master/csl-citation.json"} </w:instrText>
+      </w:r>
+      <w:r>
+        <w:fldChar w:fldCharType="separate"/>
+      </w:r>
+      <w:r>
+        <w:rPr>
+          <w:rFonts w:cs="Times New Roman"/>
+        </w:rPr>
+        <w:t>(Kwan等, 2024)</w:t>
+      </w:r>
+      <w:r>
+        <w:fldChar w:fldCharType="end"/>
       </w:r>
       <w:r>
         <w:rPr>
@@ -11558,296 +11706,190 @@
         <w:t>。</w:t>
       </w:r>
       <w:r>
-        <w:t>第一阶段是以大规模对话语料训练为代表的端到端生成路线，代表工作Meena强调开放域多轮对话的可聊性与一致性评价，并提出SSA指标（</w:t>
+        <w:t>更重要的是，</w:t>
+      </w:r>
+      <w:r>
+        <w:t>Kwan 等人（2024）</w:t>
+      </w:r>
+      <w:r>
+        <w:t>将多轮失败归因于相关信息距离</w:t>
+      </w:r>
+      <w:r>
+        <w:t>与</w:t>
+      </w:r>
+      <w:r>
+        <w:t>错误传播等结构性因素。这一结论与金融投顾场景高度契合：风</w:t>
+      </w:r>
+      <w:r>
+        <w:lastRenderedPageBreak/>
+        <w:t>险等级、禁忌约束、投资期限等关键条件通常出现在对话早期或跨会话历史中，一旦“距离效应”导致模型难以稳定调用，便会直接引发适当性偏离与风险提示缺项。</w:t>
+      </w:r>
+    </w:p>
+    <w:p>
+      <w:pPr>
+        <w:ind w:firstLine="24pt"/>
+      </w:pPr>
+      <w:r>
+        <w:t>进一步地，</w:t>
       </w:r>
       <w:proofErr w:type="spellStart"/>
       <w:r>
-        <w:t>Adiwardana</w:t>
+        <w:t>MultiChallenge</w:t>
       </w:r>
       <w:proofErr w:type="spellEnd"/>
       <w:r>
-        <w:t>等人，2020）。第二阶段是面向对话的预训练与微调路线，如</w:t>
+        <w:t>指出即便在既有多轮评测上接近“满分”的前沿模型，在更贴近真实交互的设定下准确率仍可能显著低于50%，说明多轮能力并非由单轮能力自然外推而来，而存在更接近“系统级鲁棒性”的门槛</w:t>
+      </w:r>
+      <w:r>
+        <w:fldChar w:fldCharType="begin"/>
+      </w:r>
+      <w:r>
+        <w:instrText xml:space="preserve"> ADDIN ZOTERO_ITEM CSL_CITATION {"citationID":"yBe8NJ9o","properties":{"formattedCitation":"(Deshpande\\uc0\\u31561{}, 2025)","plainCitation":"(Deshpande等, 2025)","noteIndex":0},"citationItems":[{"id":15,"uris":["http://zotero.org/users/local/ibQM8ZuJ/items/BYPYNYL5"],"itemData":{"id":15,"type":"paper-conference","abstract":"We present MultiChallenge, a pioneering benchmark evaluating large language models (LLMs) on conducting multi-turn conversations with human users, a crucial yet underexamined capability for their applications. MultiChallenge identifies four categories of challenges in multi-turn conversations that are not only common and realistic among current human-LLM interactions, but are also challenging to all current frontier LLMs. All 4 challenges require accurate instruction-following, context allocation, and in-context reasoning at the same time.We also develop LLM as judge with instance-level rubrics to facilitate an automatic evaluation method with fair agreement with experienced human raters. Despite achieving near perfect scores on existing multi-turn evaluation benchmarks, all frontier models have less than 50% accuracy on MultiChallenge, with the top-performing Claude 3.5 Sonnet (October 2024) achieving just a 41.4% average accuracy.","container-title":"Findings of the Association for Computational Linguistics: ACL 2025","DOI":"10.18653/v1/2025.findings-acl.958","ISBN":"979-8-89176-256-5","page":"18632–18702","publisher":"Association for Computational Linguistics","publisher-place":"Vienna, Austria","title":"MultiChallenge: A Realistic Multi-Turn Conversation Evaluation Benchmark Challenging to Frontier LLMs","URL":"https://aclanthology.org/2025.findings-acl.958/","author":[{"family":"Deshpande","given":"Kaustubh"},{"family":"Sirdeshmukh","given":"Ved"},{"family":"Mols","given":"Johannes Baptist"},{"family":"Jin","given":"Lifeng"},{"family":"Hernandez-Cardona","given":"Ed-Yeremai"},{"family":"Lee","given":"Dean"},{"family":"Kritz","given":"Jeremy"},{"family":"Primack","given":"Willow E."},{"family":"Yue","given":"Summer"},{"family":"Xing","given":"Chen"}],"editor":[{"family":"Che","given":"Wanxiang"},{"family":"Nabende","given":"Joyce"},{"family":"Shutova","given":"Ekaterina"},{"family":"Pilehvar","given":"Mohammad Taher"}],"issued":{"date-parts":[["2025",7]]}}}],"schema":"https://github.com/citation-style-language/schema/raw/master/csl-citation.json"} </w:instrText>
+      </w:r>
+      <w:r>
+        <w:fldChar w:fldCharType="separate"/>
+      </w:r>
+      <w:r>
+        <w:rPr>
+          <w:rFonts w:cs="Times New Roman"/>
+        </w:rPr>
+        <w:t>(Deshpande等, 2025)</w:t>
+      </w:r>
+      <w:r>
+        <w:fldChar w:fldCharType="end"/>
+      </w:r>
+      <w:r>
+        <w:t>。</w:t>
+      </w:r>
+      <w:r>
+        <w:t>与此同时，</w:t>
+      </w:r>
+      <w:r>
+        <w:t>MT-Bench-101从真实多轮对话数据中构建层级化能力图谱，强调真实多轮互动具有细粒度、多任务与跨轮趋势变化等特点；并观察到常见对齐技术或对话专用设计未必带来稳定提升</w:t>
+      </w:r>
+      <w:r>
+        <w:fldChar w:fldCharType="begin"/>
+      </w:r>
+      <w:r>
+        <w:instrText xml:space="preserve"> ADDIN ZOTERO_ITEM CSL_CITATION {"citationID":"h9OVPQed","properties":{"formattedCitation":"(Bai\\uc0\\u31561{}, 2024)","plainCitation":"(Bai等, 2024)","noteIndex":0},"citationItems":[{"id":14,"uris":["http://zotero.org/users/local/ibQM8ZuJ/items/BFTFLPYG"],"itemData":{"id":14,"type":"paper-conference","abstract":"The advent of Large Language Models (LLMs) has drastically enhanced dialogue systems. However, comprehensively evaluating the dialogue abilities of LLMs remains a challenge. Previous benchmarks have primarily focused on single-turn dialogues or provided coarse-grained and incomplete assessments of multi-turn dialogues, overlooking the complexity and fine-grained nuances of real-life dialogues. To address this issue, we introduce MT-Bench-101, specifically designed to evaluate the fine-grained abilities of LLMs in multi-turn dialogues. By conducting a detailed analysis of real multi-turn dialogue data, we construct a three-tier hierarchical ability taxonomy comprising 4208 turns across 1388 multi-turn dialogues in 13 distinct tasks. We then evaluate 21 popular LLMs based on MT-Bench-101, conducting comprehensive analyses from both ability and task perspectives and observing differing trends in LLMs performance across dialogue turns within various tasks. Further analysis indicates that neither utilizing common alignment techniques nor chat-specific designs has led to obvious enhancements in the multi-turn abilities of LLMs. Extensive case studies suggest that our designed tasks accurately assess the corresponding multi-turn abilities. The data and code are available at https://github.com/mtbench101/mt-bench-101.","container-title":"Proceedings of the 62nd Annual Meeting of the Association for Computational Linguistics (Volume 1: Long Papers)","DOI":"10.18653/v1/2024.acl-long.401","page":"7421–7454","publisher":"Association for Computational Linguistics","publisher-place":"Bangkok, Thailand","title":"MT-Bench-101: A Fine-Grained Benchmark for Evaluating Large Language Models in Multi-Turn Dialogues","URL":"https://aclanthology.org/2024.acl-long.401/","author":[{"family":"Bai","given":"Ge"},{"family":"Liu","given":"Jie"},{"family":"Bu","given":"Xingyuan"},{"family":"He","given":"Yancheng"},{"family":"Liu","given":"Jiaheng"},{"family":"Zhou","given":"Zhanhui"},{"family":"Lin","given":"Zhuoran"},{"family":"Su","given":"Wenbo"},{"family":"Ge","given":"Tiezheng"},{"family":"Zheng","given":"Bo"},{"family":"Ouyang","given":"Wanli"}],"editor":[{"family":"Ku","given":"Lun-Wei"},{"family":"Martins","given":"Andre"},{"family":"Srikumar","given":"Vivek"}],"issued":{"date-parts":[["2024",8]]}}}],"schema":"https://github.com/citation-style-language/schema/raw/master/csl-citation.json"} </w:instrText>
+      </w:r>
+      <w:r>
+        <w:fldChar w:fldCharType="separate"/>
+      </w:r>
+      <w:r>
+        <w:rPr>
+          <w:rFonts w:cs="Times New Roman"/>
+        </w:rPr>
+        <w:t>(Bai等, 2024)</w:t>
+      </w:r>
+      <w:r>
+        <w:fldChar w:fldCharType="end"/>
+      </w:r>
+      <w:r>
+        <w:t>。综合这些工作可得出一个关键判断：</w:t>
+      </w:r>
+      <w:r>
+        <w:t>多轮对话能力的核心矛盾不在于是否会说，而在于是否能在长链路交互中稳定保持正确的状态、约束与推理轨迹。</w:t>
+      </w:r>
+    </w:p>
+    <w:p>
+      <w:pPr>
+        <w:ind w:firstLine="24pt"/>
+      </w:pPr>
+      <w:r>
+        <w:t>在工程实践中，最常见的补救手段是扩大上下文窗口或拼接更多历史轮次，但“可容纳”并不意味着“可利用”。</w:t>
+      </w:r>
+      <w:r>
+        <w:t>Liu等人（2024）</w:t>
+      </w:r>
+      <w:r>
+        <w:rPr>
+          <w:rFonts w:hint="eastAsia"/>
+        </w:rPr>
+        <w:t>发现</w:t>
+      </w:r>
+      <w:r>
+        <w:t>当相关信息处于长上下文的中部时，模型性能往往出现明显下降，呈现“首尾优势”的U型曲线</w:t>
+      </w:r>
+      <w:r>
+        <w:rPr>
+          <w:rFonts w:hint="eastAsia"/>
+        </w:rPr>
+        <w:t>。</w:t>
+      </w:r>
+      <w:r>
+        <w:t>即使是标称更长上下文的模型，也未必能更稳健地访问并使用中部信息</w:t>
+      </w:r>
+      <w:r>
+        <w:fldChar w:fldCharType="begin"/>
+      </w:r>
+      <w:r>
+        <w:instrText xml:space="preserve"> ADDIN ZOTERO_ITEM CSL_CITATION {"citationID":"8LlRiBDX","properties":{"formattedCitation":"(Liu N F\\uc0\\u31561{}, 2024)","plainCitation":"(Liu N F等, 2024)","noteIndex":0},"citationItems":[{"id":17,"uris":["http://zotero.org/users/local/ibQM8ZuJ/items/HPDJ4A6V"],"itemData":{"id":17,"type":"article-journal","abstract":"While recent language models have the ability to take long contexts as input, relatively little is known about how well they use longer context. We analyze the performance of language models on two tasks that require identifying relevant information in their input contexts: multi-document question answering and key-value retrieval. We find that performance can degrade significantly when changing the position of relevant information, indicating that current language models do not robustly make use of information in long input contexts. In particular, we observe that performance is often highest when relevant information occurs at the beginning or end of the input context, and significantly degrades when models must access relevant information in the middle of long contexts, even for explicitly long-context models. Our analysis provides a better understanding of how language models use their input context and provides new evaluation protocols for future long-context language models.","container-title":"Transactions of the Association for Computational Linguistics","DOI":"10.1162/tacl_a_00638","page":"157–173","publisher":"MIT Press","publisher-place":"Cambridge, MA","title":"Lost in the Middle: How Language Models Use Long Contexts","volume":"12","author":[{"family":"Liu","given":"Nelson F."},{"family":"Lin","given":"Kevin"},{"family":"Hewitt","given":"John"},{"family":"Paranjape","given":"Ashwin"},{"family":"Bevilacqua","given":"Michele"},{"family":"Petroni","given":"Fabio"},{"family":"Liang","given":"Percy"}],"issued":{"date-parts":[["2024"]]}}}],"schema":"https://github.com/citation-style-language/schema/raw/master/csl-citation.json"} </w:instrText>
+      </w:r>
+      <w:r>
+        <w:fldChar w:fldCharType="separate"/>
+      </w:r>
+      <w:r>
+        <w:rPr>
+          <w:rFonts w:cs="Times New Roman"/>
+        </w:rPr>
+        <w:t>(Liu N F等, 2024)</w:t>
+      </w:r>
+      <w:r>
+        <w:fldChar w:fldCharType="end"/>
+      </w:r>
+      <w:r>
+        <w:t>。</w:t>
+      </w:r>
+      <w:r>
+        <w:t>由此可见，仅依赖上下文拼接会带来两类风险：其一是关键信息随对话增长被迫截断；其二是为避免截断而扩大窗口会引入大量噪声，使注意力被无关内容稀释，反而降低检索与生成质量。</w:t>
+      </w:r>
+      <w:r>
+        <w:t>与“上下文窗口”不同，长期交互更需要“可持续维护的用户画像与状态变量”。</w:t>
+      </w:r>
+      <w:r>
+        <w:t>Zhang等人（2018）在Persona-Chat中通过显式persona条目改善了对话的个性化与一致性</w:t>
+      </w:r>
+      <w:r>
+        <w:t>，但也从侧面说明若缺乏结构化的用户画像表示与持续注入机制，模型在开放域闲聊中容易产生“人格漂移”与泛化表达</w:t>
+      </w:r>
+      <w:r>
+        <w:fldChar w:fldCharType="begin"/>
+      </w:r>
+      <w:r>
+        <w:instrText xml:space="preserve"> ADDIN ZOTERO_ITEM CSL_CITATION {"citationID":"qr4hADz2","properties":{"formattedCitation":"(Zhang S\\uc0\\u31561{}, 2018)","plainCitation":"(Zhang S等, 2018)","noteIndex":0},"citationItems":[{"id":20,"uris":["http://zotero.org/users/local/ibQM8ZuJ/items/GZ68QYAZ"],"itemData":{"id":20,"type":"paper-conference","abstract":"Chit-chat models are known to have several problems: they lack specificity, do not display a consistent personality and are often not very captivating. In this work we present the task of making chit-chat more engaging by conditioning on profile information. We collect data and train models to (i)condition on their given profile information; and (ii) information about the person they are talking to, resulting in improved dialogues, as measured by next utterance prediction. Since (ii) is initially unknown our model is trained to engage its partner with personal topics, and we show the resulting dialogue can be used to predict profile information about the interlocutors.","container-title":"Proceedings of the 56th Annual Meeting of the Association for Computational Linguistics (Volume 1: Long Papers)","DOI":"10.18653/v1/P18-1205","page":"2204–2213","publisher":"Association for Computational Linguistics","publisher-place":"Melbourne, Australia","title":"Personalizing Dialogue Agents: I have a dog, do you have pets too?","URL":"https://aclanthology.org/P18-1205/","author":[{"family":"Zhang","given":"Saizheng"},{"family":"Dinan","given":"Emily"},{"family":"Urbanek","given":"Jack"},{"family":"Szlam","given":"Arthur"},{"family":"Kiela","given":"Douwe"},{"family":"Weston","given":"Jason"}],"editor":[{"family":"Gurevych","given":"Iryna"},{"family":"Miyao","given":"Yusuke"}],"issued":{"date-parts":[["2018",7]]}}}],"schema":"https://github.com/citation-style-language/schema/raw/master/csl-citation.json"} </w:instrText>
+      </w:r>
+      <w:r>
+        <w:fldChar w:fldCharType="separate"/>
+      </w:r>
+      <w:r>
+        <w:rPr>
+          <w:rFonts w:cs="Times New Roman"/>
+        </w:rPr>
+        <w:t>(Zhang S等, 2018)</w:t>
+      </w:r>
+      <w:r>
+        <w:fldChar w:fldCharType="end"/>
+      </w:r>
+      <w:r>
+        <w:t>。在复杂对话任务中，模型往往需要跨轮整合条件并进行多步推理。</w:t>
+      </w:r>
+      <w:r>
+        <w:t>Wei等人（2022）提出的链式思维提示（Chain-of-</w:t>
       </w:r>
       <w:proofErr w:type="spellStart"/>
       <w:r>
-        <w:t>DialoGPT</w:t>
+        <w:t>Thought,CoT</w:t>
       </w:r>
       <w:proofErr w:type="spellEnd"/>
       <w:r>
-        <w:t>基于大规模论坛对话链训练，以提升多轮上下文条件下的生成连贯性（Zhang 等人，2020）</w:t>
-      </w:r>
-      <w:r>
-        <w:rPr>
-          <w:rFonts w:hint="eastAsia"/>
-        </w:rPr>
-        <w:t>[</w:t>
-      </w:r>
-      <w:r>
-        <w:t>cite]</w:t>
-      </w:r>
-      <w:r>
-        <w:t>。第三阶段是以RLHF/对齐训练为核心的指令遵循路线，通过人类偏好反馈提升模型对用户意图的服从性与有用性（Ouyang 等人，2022）</w:t>
-      </w:r>
-      <w:r>
-        <w:rPr>
-          <w:rFonts w:hint="eastAsia"/>
-        </w:rPr>
-        <w:t>[</w:t>
-      </w:r>
-      <w:r>
-        <w:t>cite]</w:t>
-      </w:r>
-      <w:r>
-        <w:t>，并在更大规模模型上进一步推动通用能力与对话可用性（</w:t>
-      </w:r>
-      <w:proofErr w:type="spellStart"/>
-      <w:r>
-        <w:t>OpenAI</w:t>
-      </w:r>
-      <w:proofErr w:type="spellEnd"/>
-      <w:r>
-        <w:t>，2023）</w:t>
-      </w:r>
-      <w:r>
-        <w:rPr>
-          <w:rFonts w:hint="eastAsia"/>
-        </w:rPr>
-        <w:t>[</w:t>
-      </w:r>
-      <w:r>
-        <w:t>cite]</w:t>
-      </w:r>
-      <w:r>
-        <w:t>。</w:t>
-      </w:r>
-      <w:r>
-        <w:t>然而，这些进展并未消除多轮交互中的结构性短板：随着对话长度与任务复杂度上升，模型仍会在“记忆调用、持续遵循、抗漂移与抗错误传播”方面出现显著退化。</w:t>
-      </w:r>
-    </w:p>
-    <w:p>
-      <w:pPr>
-        <w:ind w:firstLine="24pt"/>
-      </w:pPr>
-      <w:r>
-        <w:t>对多轮对话能力的系统刻画离不开评测基准的演进。</w:t>
-      </w:r>
-      <w:r>
-        <w:t>Kwan等人（2024）</w:t>
-      </w:r>
-      <w:r>
-        <w:rPr>
-          <w:rFonts w:hint="eastAsia"/>
-        </w:rPr>
-        <w:t>提出</w:t>
-      </w:r>
-      <w:r>
-        <w:t>MT-Eval</w:t>
-      </w:r>
-      <w:r>
-        <w:rPr>
-          <w:rFonts w:hint="eastAsia"/>
-        </w:rPr>
-        <w:t>，</w:t>
-      </w:r>
-      <w:r>
-        <w:t>通过对真实人机对话模式的归纳，将多轮交互归结为“回忆、扩展、细化与追问”四类典型模式，并在对比多轮与单轮版本时发现：多数模型在多轮场景下相对单轮出现显著性能下降，且影响因素与模型的基础能力并不总是线性相关</w:t>
-      </w:r>
-      <w:r>
-        <w:rPr>
-          <w:rFonts w:hint="eastAsia"/>
-        </w:rPr>
-        <w:t>。</w:t>
-      </w:r>
-      <w:r>
-        <w:t>更重要的是，</w:t>
-      </w:r>
-      <w:r>
-        <w:t>Kwan 等人（2024）</w:t>
-      </w:r>
-      <w:r>
-        <w:t>将多轮失败归因于相关信息距离</w:t>
-      </w:r>
-      <w:r>
-        <w:t>与</w:t>
-      </w:r>
-      <w:r>
-        <w:t>错误传播等结构性因素。这一结论与金融投顾场</w:t>
-      </w:r>
-      <w:r>
-        <w:lastRenderedPageBreak/>
-        <w:t>景高度契合：风险等级、禁忌约束、投资期限等关键条件通常出现在对话早期或跨会话历史中，一旦“距离效应”导致模型难以稳定调用，便会直接引发适当性偏离与风险提示缺项。</w:t>
-      </w:r>
-    </w:p>
-    <w:p>
-      <w:pPr>
-        <w:ind w:firstLine="24pt"/>
-      </w:pPr>
-      <w:r>
-        <w:t>进一步地，</w:t>
-      </w:r>
-      <w:r>
-        <w:t>Deshpande等人（2025）在</w:t>
-      </w:r>
-      <w:proofErr w:type="spellStart"/>
-      <w:r>
-        <w:t>MultiChallenge</w:t>
-      </w:r>
-      <w:proofErr w:type="spellEnd"/>
-      <w:r>
-        <w:t>指出即便在既有多轮评测上接近“满分”的前沿模型，在更贴近真实交互的设定下准确率仍可能显著低于 50%，说明多轮能力并非由单轮能力自然外推而来，而存在更接近“系统级鲁棒性”的门槛(</w:t>
-      </w:r>
-      <w:hyperlink r:id="rId28" w:tooltip="MultiChallenge: A Realistic Multi-Turn Conversation Evaluation Benchmark Challenging to Frontier LLMs - ACL Anthology" w:history="1">
-        <w:r>
-          <w:rPr>
-            <w:rStyle w:val="ac"/>
-          </w:rPr>
-          <w:t>ACL Anthology</w:t>
-        </w:r>
-      </w:hyperlink>
-      <w:r>
-        <w:t>)。</w:t>
-      </w:r>
-      <w:r>
-        <w:t>与此同时，Bai等人（2024）</w:t>
-      </w:r>
-      <w:r>
-        <w:rPr>
-          <w:rFonts w:hint="eastAsia"/>
-        </w:rPr>
-        <w:t>提出</w:t>
-      </w:r>
-      <w:r>
-        <w:t>MT-Bench-101</w:t>
-      </w:r>
-      <w:r>
-        <w:rPr>
-          <w:rFonts w:hint="eastAsia"/>
-        </w:rPr>
-        <w:t>，</w:t>
-      </w:r>
-      <w:r>
-        <w:t>从真实多轮对话数据中构建层级化能力图谱，强调真实多轮互动具有细粒度、多任务与跨轮趋势变化等特点；并观察到常见对齐技术或对话专用设计未必带来稳定提升(</w:t>
-      </w:r>
-      <w:hyperlink r:id="rId29" w:tooltip="MT-Bench-101: A Fine-Grained Benchmark for Evaluating Large Language Models in Multi-Turn Dialogues - ACL Anthology" w:history="1">
-        <w:r>
-          <w:rPr>
-            <w:rStyle w:val="ac"/>
-          </w:rPr>
-          <w:t>ACL Anthology</w:t>
-        </w:r>
-      </w:hyperlink>
-      <w:r>
-        <w:t>)。综合这些工作可得出一个关键判断：</w:t>
-      </w:r>
-      <w:r>
-        <w:t>多轮对话能力的核心矛盾不在于是否会说，而在于是否能在长链路交互中稳定保持正确的状态、约束与推理轨迹。</w:t>
-      </w:r>
-    </w:p>
-    <w:p>
-      <w:pPr>
-        <w:ind w:firstLine="24pt"/>
-      </w:pPr>
-      <w:r>
-        <w:t>在工程实践中，最常见的补救手段是扩大上下文窗口或拼接更多历史轮次，但“可容纳”并不意味着“可利用”。</w:t>
-      </w:r>
-      <w:r>
-        <w:t xml:space="preserve">Liu等人（2024）在Lost in the </w:t>
-      </w:r>
-      <w:proofErr w:type="spellStart"/>
-      <w:r>
-        <w:t>Middl</w:t>
-      </w:r>
-      <w:proofErr w:type="spellEnd"/>
-      <w:r>
-        <w:t xml:space="preserve"> 的控制实验表明</w:t>
-      </w:r>
-      <w:r>
-        <w:t>：当相关信息处于长上下文的中部时，模型性能往往出现明显下降，呈现“首尾优势”的U型曲线</w:t>
-      </w:r>
-      <w:r>
-        <w:rPr>
-          <w:rFonts w:hint="eastAsia"/>
-        </w:rPr>
-        <w:t>。</w:t>
-      </w:r>
-      <w:r>
-        <w:t>即使是标称更长上下文的模型，也未必能更稳健地访问并使用中部信息(</w:t>
-      </w:r>
-      <w:hyperlink r:id="rId30" w:tooltip="Lost in the Middle: How Language Models Use Long Contexts | Transactions of the Association for Computational Linguistics | MIT Press" w:history="1">
-        <w:r>
-          <w:rPr>
-            <w:rStyle w:val="ac"/>
-          </w:rPr>
-          <w:t>direct.mit.edu</w:t>
-        </w:r>
-      </w:hyperlink>
-      <w:r>
-        <w:t>)。</w:t>
-      </w:r>
-      <w:r>
-        <w:t>由此可见，仅依赖上下文拼接会带来两类风险：其一是关键信息随对话增长被迫截断；其二是为避免截断而扩大窗口会引入大量噪声，使注意力被无关内容稀释，反而降低检索与生成质量。</w:t>
-      </w:r>
-      <w:r>
-        <w:t>与“上下文窗口”不同，长期交互更需要“可持续维护的用户画像与状态变量”。</w:t>
-      </w:r>
-      <w:r>
-        <w:t>Zhang等人（2018）在Persona-Chat中通过显式persona条目改善了对话的个性化与一致性</w:t>
-      </w:r>
-      <w:r>
-        <w:t>，但也从侧面说明若缺乏结构化的用户画像表示与持续注入机制，模型在开放域闲聊中容易产生“人格漂移”与泛化表达 (</w:t>
-      </w:r>
-      <w:hyperlink r:id="rId31" w:tooltip="Personalizing Dialogue with Personas" w:history="1">
-        <w:r>
-          <w:rPr>
-            <w:rStyle w:val="ac"/>
-          </w:rPr>
-          <w:t>Emergent Mind</w:t>
-        </w:r>
-      </w:hyperlink>
-      <w:r>
-        <w:t>)。在复杂对话任务中，模型往往需要跨轮整合条件并进行多步推理。</w:t>
-      </w:r>
-      <w:r>
-        <w:t>Wei等人（2022）提出的链式思维提示（Chain-of-</w:t>
-      </w:r>
-      <w:proofErr w:type="spellStart"/>
-      <w:r>
-        <w:t>Thought,CoT</w:t>
-      </w:r>
-      <w:proofErr w:type="spellEnd"/>
-      <w:r>
         <w:t>）表明，通过显式中间步骤可以显著提升模型的复杂推理表现。然而在多轮场景下，推理能力提升并不必然等价于稳健性提升</w:t>
       </w:r>
       <w:r>
-        <w:t>(</w:t>
-      </w:r>
-      <w:hyperlink r:id="rId32" w:tooltip="Chain-of-Thought Prompting Elicits Reasoning in Large Language Models" w:history="1">
-        <w:r>
-          <w:rPr>
-            <w:rStyle w:val="ac"/>
-          </w:rPr>
-          <w:t>NIPS 会议论文</w:t>
-        </w:r>
-      </w:hyperlink>
-      <w:r>
-        <w:t>)。但在多轮场景下，推理能力提升并不必然等价于稳健性提升：当早期轮次出现误解或将不确定信息当作事实，后续推理链条可能沿错误前提继续展开，形成典型的错误传播。</w:t>
-      </w:r>
-      <w:r>
-        <w:t>这与 Kwan 等人（2024）对多轮退化原因的分析相一致。</w:t>
-      </w:r>
-      <w:r>
-        <w:t>(</w:t>
-      </w:r>
-      <w:hyperlink r:id="rId33" w:tooltip="MT-Eval: A Multi-Turn Capabilities Evaluation Benchmark for Large Language Models - ACL Anthology" w:history="1">
-        <w:r>
-          <w:rPr>
-            <w:rStyle w:val="ac"/>
-          </w:rPr>
-          <w:t>ACL Anthology</w:t>
-        </w:r>
-      </w:hyperlink>
-      <w:r>
-        <w:t>)。</w:t>
+        <w:t>。但在多轮场景下，推理能力提升并不必然等价于稳健性提升：当早期轮次出现误解或将不确定信息当作事实，后续推理链条可能沿错误前提继续展开，形成典型的错误传播。</w:t>
+      </w:r>
+      <w:r>
+        <w:t>这与 Kwan等人（2024）对多轮退化原因的分析相一致。</w:t>
       </w:r>
     </w:p>
     <w:p>
@@ -11855,11 +11897,11 @@
         <w:pStyle w:val="a"/>
         <w:spacing w:before="16.30pt" w:after="16.30pt"/>
       </w:pPr>
-      <w:bookmarkStart w:id="20" w:name="_Toc223525907"/>
+      <w:bookmarkStart w:id="21" w:name="_Toc223525907"/>
       <w:r>
         <w:t>智能体架构的发展</w:t>
       </w:r>
-      <w:bookmarkEnd w:id="20"/>
+      <w:bookmarkEnd w:id="21"/>
     </w:p>
     <w:p>
       <w:pPr>
@@ -11881,11 +11923,11 @@
         <w:t>在</w:t>
       </w:r>
       <w:r>
-        <w:t>早期对话系统多为端</w:t>
+        <w:t>早期对话系统多为端到端生成，面对复杂任务时易受事实与计算能力不足、以及缺乏多步纠错机</w:t>
       </w:r>
       <w:r>
         <w:lastRenderedPageBreak/>
-        <w:t>到端生成，面对复杂任务时易受事实与计算能力不足、以及缺乏多步纠错机制影响</w:t>
+        <w:t>制影响</w:t>
       </w:r>
       <w:r>
         <w:rPr>
@@ -11923,22 +11965,46 @@
         <w:t>，利用环境反馈迭代修正，将多轮交互重构为面向目标的决策过程</w:t>
       </w:r>
       <w:r>
-        <w:t>（Yao 等，2022）</w:t>
-      </w:r>
-      <w:r>
-        <w:rPr>
-          <w:rFonts w:hint="eastAsia"/>
-        </w:rPr>
-        <w:t>[cite]</w:t>
-      </w:r>
-      <w:r>
-        <w:t>。随后，研究进一步从“把工具接入”走向“能力解耦与编排”，</w:t>
-      </w:r>
-      <w:r>
-        <w:t xml:space="preserve"> Karpas 等（2022）提出 </w:t>
-      </w:r>
-      <w:r>
-        <w:t>MRKL强调以语言模型为中枢、将检索、计算、符号推理等交由外部模块完成，通过模块化组合提升可靠性与可控性[2]。在工具增强路线中，</w:t>
+        <w:fldChar w:fldCharType="begin"/>
+      </w:r>
+      <w:r>
+        <w:instrText xml:space="preserve"> ADDIN ZOTERO_ITEM CSL_CITATION {"citationID":"i9dTnzE5","properties":{"formattedCitation":"(Yao\\uc0\\u31561{}, 2023)","plainCitation":"(Yao等, 2023)","noteIndex":0},"citationItems":[{"id":26,"uris":["http://zotero.org/users/local/ibQM8ZuJ/items/W9UXWRM6"],"itemData":{"id":26,"type":"paper-conference","container-title":"The Eleventh International Conference on Learning Representations","title":"ReAct: Synergizing Reasoning and Acting in Language Models","URL":"https://openreview.net/forum?id=WE_vluYUL-X","author":[{"family":"Yao","given":"Shunyu"},{"family":"Zhao","given":"Jeffrey"},{"family":"Yu","given":"Dian"},{"family":"Du","given":"Nan"},{"family":"Shafran","given":"Izhak"},{"family":"Narasimhan","given":"Karthik R."},{"family":"Cao","given":"Yuan"}],"issued":{"date-parts":[["2023"]]}}}],"schema":"https://github.com/citation-style-language/schema/raw/master/csl-citation.json"} </w:instrText>
+      </w:r>
+      <w:r>
+        <w:fldChar w:fldCharType="separate"/>
+      </w:r>
+      <w:r>
+        <w:rPr>
+          <w:rFonts w:cs="Times New Roman"/>
+        </w:rPr>
+        <w:t>(Yao等, 2023)</w:t>
+      </w:r>
+      <w:r>
+        <w:fldChar w:fldCharType="end"/>
+      </w:r>
+      <w:r>
+        <w:t>。随后，研究进一步从“把工具接入”走向“能力解耦与编排”，MRKL强调以语言模型为中枢、将检索、计算、符号推理等交由外部模块完成，通过模块化组合提升可靠性与可控性</w:t>
+      </w:r>
+      <w:r>
+        <w:fldChar w:fldCharType="begin"/>
+      </w:r>
+      <w:r>
+        <w:instrText xml:space="preserve"> ADDIN ZOTERO_ITEM CSL_CITATION {"citationID":"pFAnqO2L","properties":{"formattedCitation":"(Karpas\\uc0\\u31561{}, 2022)","plainCitation":"(Karpas等, 2022)","noteIndex":0},"citationItems":[{"id":27,"uris":["http://zotero.org/users/local/ibQM8ZuJ/items/4DF55BMV"],"itemData":{"id":27,"type":"document","note":"_eprint: 2205.00445","title":"MRKL Systems: A modular, neuro-symbolic architecture that combines large language models, external knowledge sources and discrete reasoning","URL":"https://arxiv.org/abs/2205.00445","author":[{"family":"Karpas","given":"Ehud"},{"family":"Abend","given":"Omri"},{"family":"Belinkov","given":"Yonatan"},{"family":"Lenz","given":"Barak"},{"family":"Lieber","given":"Opher"},{"family":"Ratner","given":"Nir"},{"family":"Shoham","given":"Yoav"},{"family":"Bata","given":"Hofit"},{"family":"Levine","given":"Yoav"},{"family":"Leyton-Brown","given":"Kevin"},{"family":"Muhlgay","given":"Dor"},{"family":"Rozen","given":"Noam"},{"family":"Schwartz","given":"Erez"},{"family":"Shachaf","given":"Gal"},{"family":"Shalev-Shwartz","given":"Shai"},{"family":"Shashua","given":"Amnon"},{"family":"Tenenholtz","given":"Moshe"}],"issued":{"date-parts":[["2022"]]}}}],"schema":"https://github.com/citation-style-language/schema/raw/master/csl-citation.json"} </w:instrText>
+      </w:r>
+      <w:r>
+        <w:fldChar w:fldCharType="separate"/>
+      </w:r>
+      <w:r>
+        <w:rPr>
+          <w:rFonts w:cs="Times New Roman"/>
+        </w:rPr>
+        <w:t>(Karpas等, 2022)</w:t>
+      </w:r>
+      <w:r>
+        <w:fldChar w:fldCharType="end"/>
+      </w:r>
+      <w:r>
+        <w:t>。在工具增强路线中，</w:t>
       </w:r>
       <w:r>
         <w:t>Schick 等（2023）提出</w:t>
@@ -11953,7 +12019,22 @@
         <w:t>和如何使用工具</w:t>
       </w:r>
       <w:r>
-        <w:t>[3]</w:t>
+        <w:fldChar w:fldCharType="begin"/>
+      </w:r>
+      <w:r>
+        <w:instrText xml:space="preserve"> ADDIN ZOTERO_ITEM CSL_CITATION {"citationID":"RN0JqHjA","properties":{"formattedCitation":"(Schick\\uc0\\u31561{}, 2023)","plainCitation":"(Schick等, 2023)","noteIndex":0},"citationItems":[{"id":22,"uris":["http://zotero.org/users/local/ibQM8ZuJ/items/7NN9A65X"],"itemData":{"id":22,"type":"paper-conference","container-title":"Advances in Neural Information Processing Systems","page":"68539–68551","publisher":"Curran Associates, Inc.","title":"Toolformer: Language Models Can Teach Themselves to Use Tools","URL":"https://proceedings.neurips.cc/paper_files/paper/2023/file/d842425e4bf79ba039352da0f658a906-Paper-Conference.pdf","volume":"36","author":[{"family":"Schick","given":"Timo"},{"family":"Dwivedi-Yu","given":"Jane"},{"family":"Dessi","given":"Roberto"},{"family":"Raileanu","given":"Roberta"},{"family":"Lomeli","given":"Maria"},{"family":"Hambro","given":"Eric"},{"family":"Zettlemoyer","given":"Luke"},{"family":"Cancedda","given":"Nicola"},{"family":"Scialom","given":"Thomas"}],"editor":[{"family":"Oh","given":"A."},{"family":"Naumann","given":"T."},{"family":"Globerson","given":"A."},{"family":"Saenko","given":"K."},{"family":"Hardt","given":"M."},{"family":"Levine","given":"S."}],"issued":{"date-parts":[["2023"]]}}}],"schema":"https://github.com/citation-style-language/schema/raw/master/csl-citation.json"} </w:instrText>
+      </w:r>
+      <w:r>
+        <w:fldChar w:fldCharType="separate"/>
+      </w:r>
+      <w:r>
+        <w:rPr>
+          <w:rFonts w:cs="Times New Roman"/>
+        </w:rPr>
+        <w:t>(Schick等, 2023)</w:t>
+      </w:r>
+      <w:r>
+        <w:fldChar w:fldCharType="end"/>
       </w:r>
       <w:r>
         <w:rPr>
@@ -11997,12 +12078,6 @@
       </w:r>
       <w:proofErr w:type="spellEnd"/>
       <w:r>
-        <w:rPr>
-          <w:rFonts w:hint="eastAsia"/>
-        </w:rPr>
-        <w:t>[cite]</w:t>
-      </w:r>
-      <w:r>
         <w:t>与</w:t>
       </w:r>
       <w:r>
@@ -12018,16 +12093,7 @@
         <w:t>提出的</w:t>
       </w:r>
       <w:r>
-        <w:t>Generative Agents</w:t>
-      </w:r>
-      <w:r>
-        <w:rPr>
-          <w:rFonts w:hint="eastAsia"/>
-        </w:rPr>
-        <w:t>[cite]</w:t>
-      </w:r>
-      <w:r>
-        <w:t>分别以自我反思写入记忆、以及“记忆流</w:t>
+        <w:t>Generative Agents分别以自我反思写入记忆、以及“记忆流</w:t>
       </w:r>
       <w:r>
         <w:rPr>
@@ -12045,38 +12111,71 @@
         <w:t>、</w:t>
       </w:r>
       <w:r>
-        <w:t>规划”结构支持更长时程的一致行为与纠错更新。当智能体走向真实环境执行时，可执行性约束被显式化为重要模块，</w:t>
+        <w:t>规划”结构支持更长时程的一致行为与纠错更新</w:t>
+      </w:r>
+      <w:r>
+        <w:fldChar w:fldCharType="begin"/>
+      </w:r>
+      <w:r>
+        <w:instrText xml:space="preserve"> ADDIN ZOTERO_ITEM CSL_CITATION {"citationID":"UbPdQDDt","properties":{"formattedCitation":"(Shinn\\uc0\\u31561{}, 2023a; Park\\uc0\\u31561{}, 2023a)","plainCitation":"(Shinn等, 2023a; Park等, 2023a)","noteIndex":0},"citationItems":[{"id":23,"uris":["http://zotero.org/users/local/ibQM8ZuJ/items/63I3SXGU"],"itemData":{"id":23,"type":"paper-conference","container-title":"Advances in Neural Information Processing Systems","page":"8634–8652","publisher":"Curran Associates, Inc.","title":"Reflexion: language agents with verbal reinforcement learning","URL":"https://proceedings.neurips.cc/paper_files/paper/2023/file/1b44b878bb782e6954cd888628510e90-Paper-Conference.pdf","volume":"36","author":[{"family":"Shinn","given":"Noah"},{"family":"Cassano","given":"Federico"},{"family":"Gopinath","given":"Ashwin"},{"family":"Narasimhan","given":"Karthik"},{"family":"Yao","given":"Shunyu"}],"editor":[{"family":"Oh","given":"A."},{"family":"Naumann","given":"T."},{"family":"Globerson","given":"A."},{"family":"Saenko","given":"K."},{"family":"Hardt","given":"M."},{"family":"Levine","given":"S."}],"issued":{"date-parts":[["2023"]]}}},{"id":37,"uris":["http://zotero.org/users/local/ibQM8ZuJ/items/9VXYVHIT"],"itemData":{"id":37,"type":"article-journal","container-title":"CoRR","title":"Generative Agents: Interactive Simulacra of Human Behavior","URL":"https://doi.org/10.48550/arXiv.2304.03442","volume":"abs/2304.03442","author":[{"family":"Park","given":"Joon Sung"},{"family":"O'Brien","given":"Joseph C."},{"family":"Cai","given":"Carrie J."},{"family":"Morris","given":"Meredith Ringel"},{"family":"Liang","given":"Percy"},{"family":"Bernstein","given":"Michael S."}],"issued":{"date-parts":[["2023"]]}}}],"schema":"https://github.com/citation-style-language/schema/raw/master/csl-citation.json"} </w:instrText>
+      </w:r>
+      <w:r>
+        <w:fldChar w:fldCharType="separate"/>
+      </w:r>
+      <w:r>
+        <w:rPr>
+          <w:rFonts w:cs="Times New Roman"/>
+        </w:rPr>
+        <w:t>(Shinn等, 2023a; Park等, 2023a)</w:t>
+      </w:r>
+      <w:r>
+        <w:fldChar w:fldCharType="end"/>
+      </w:r>
+      <w:r>
+        <w:t>。当智能体走向真实环境执行时，可执行性约束被显式化为重要模块，</w:t>
       </w:r>
       <w:proofErr w:type="spellStart"/>
       <w:r>
-        <w:t>Ahn</w:t>
+        <w:t>SayCan</w:t>
       </w:r>
       <w:proofErr w:type="spellEnd"/>
       <w:r>
-        <w:t xml:space="preserve"> 等（2022）</w:t>
-      </w:r>
-      <w:r>
-        <w:rPr>
-          <w:rFonts w:hint="eastAsia"/>
-        </w:rPr>
-        <w:t>提出的</w:t>
+        <w:t>以价值约束校准LLM的高层计划，缓解说得对但做不到问题</w:t>
+      </w:r>
+      <w:r>
+        <w:fldChar w:fldCharType="begin"/>
+      </w:r>
+      <w:r>
+        <w:instrText xml:space="preserve"> ADDIN ZOTERO_ITEM CSL_CITATION {"citationID":"LlxvtunV","properties":{"formattedCitation":"(ichter\\uc0\\u31561{}, 2023)","plainCitation":"(ichter等, 2023)","noteIndex":0},"citationItems":[{"id":34,"uris":["http://zotero.org/users/local/ibQM8ZuJ/items/DC98IWPH"],"itemData":{"id":34,"type":"paper-conference","abstract":"Large language models can encode a wealth of semantic knowledge about the world. Such knowledge could be extremely useful to robots aiming to act upon high-level, temporally extended instructions expressed in natural language. However, a significant weakness of language models is that they lack real-world experience, which makes it difficult to leverage them for decision making within a given embodiment. For example, asking a language model to describe how to clean a spill might result in a reasonable narrative, but it may not be applicable to a particular agent, such as a robot, that needs to perform this task in a particular environment. We propose to provide real-world grounding by means of pretrained skills, which are used to constrain the model to propose natural language actions that are both feasible and contextually appropriate. The robot can act as the language model’s “hands and eyes,” while the language model supplies high-level semantic knowledge about the task. We show how low-level skills can be combined with large language models so that the language model provides high-level knowledge about the procedures for performing complex and temporally extended instructions, while value functions associated with these skills provide the grounding necessary to connect this knowledge to a particular physical environment. We evaluate our method on a number of real-world robotic tasks, where we show the need for real-world grounding and that this approach is capable of completing long-horizon, abstract, natural language instructions on a mobile manipulator. The project’s website, video, and open source can be found at say-can.github.io.","collection-title":"Proceedings of Machine Learning Research","container-title":"Proceedings of The 6th Conference on Robot Learning","page":"287–318","publisher":"PMLR","title":"Do As I Can, Not As I Say: Grounding Language in Robotic Affordances","URL":"https://proceedings.mlr.press/v205/ichter23a.html","volume":"205","author":[{"family":"ichter","given":"brian"},{"family":"Brohan","given":"Anthony"},{"family":"Chebotar","given":"Yevgen"},{"family":"Finn","given":"Chelsea"},{"family":"Hausman","given":"Karol"},{"family":"Herzog","given":"Alexander"},{"family":"Ho","given":"Daniel"},{"family":"Ibarz","given":"Julian"},{"family":"Irpan","given":"Alex"},{"family":"Jang","given":"Eric"},{"family":"Julian","given":"Ryan"},{"family":"Kalashnikov","given":"Dmitry"},{"family":"Levine","given":"Sergey"},{"family":"Lu","given":"Yao"},{"family":"Parada","given":"Carolina"},{"family":"Rao","given":"Kanishka"},{"family":"Sermanet","given":"Pierre"},{"family":"Toshev","given":"Alexander T"},{"family":"Vanhoucke","given":"Vincent"},{"family":"Xia","given":"Fei"},{"family":"Xiao","given":"Ted"},{"family":"Xu","given":"Peng"},{"family":"Yan","given":"Mengyuan"},{"family":"Brown","given":"Noah"},{"family":"Ahn","given":"Michael"},{"family":"Cortes","given":"Omar"},{"family":"Sievers","given":"Nicolas"},{"family":"Tan","given":"Clayton"},{"family":"Xu","given":"Sichun"},{"family":"Reyes","given":"Diego"},{"family":"Rettinghouse","given":"Jarek"},{"family":"Quiambao","given":"Jornell"},{"family":"Pastor","given":"Peter"},{"family":"Luu","given":"Linda"},{"family":"Lee","given":"Kuang-Huei"},{"family":"Kuang","given":"Yuheng"},{"family":"Jesmonth","given":"Sally"},{"family":"Joshi","given":"Nikhil J."},{"family":"Jeffrey","given":"Kyle"},{"family":"Ruano","given":"Rosario Jauregui"},{"family":"Hsu","given":"Jasmine"},{"family":"Gopalakrishnan","given":"Keerthana"},{"family":"David","given":"Byron"},{"family":"Zeng","given":"Andy"},{"family":"Fu","given":"Chuyuan Kelly"}],"editor":[{"family":"Liu","given":"Karen"},{"family":"Kulic","given":"Dana"},{"family":"Ichnowski","given":"Jeff"}],"issued":{"date-parts":[["2023",12,14]]}}}],"schema":"https://github.com/citation-style-language/schema/raw/master/csl-citation.json"} </w:instrText>
+      </w:r>
+      <w:r>
+        <w:fldChar w:fldCharType="separate"/>
+      </w:r>
+      <w:r>
+        <w:rPr>
+          <w:rFonts w:cs="Times New Roman"/>
+        </w:rPr>
+        <w:t>(</w:t>
       </w:r>
       <w:proofErr w:type="spellStart"/>
       <w:r>
-        <w:t>SayCan</w:t>
+        <w:rPr>
+          <w:rFonts w:cs="Times New Roman"/>
+        </w:rPr>
+        <w:t>ichter</w:t>
       </w:r>
       <w:proofErr w:type="spellEnd"/>
       <w:r>
-        <w:t xml:space="preserve"> 以价值约束校准 LLM 的高层计划，缓解说得对但做不到问题[</w:t>
-      </w:r>
-      <w:r>
-        <w:rPr>
-          <w:rFonts w:hint="eastAsia"/>
-        </w:rPr>
-        <w:t>cite</w:t>
-      </w:r>
-      <w:r>
-        <w:t>]。</w:t>
+        <w:rPr>
+          <w:rFonts w:cs="Times New Roman"/>
+        </w:rPr>
+        <w:t>等, 2023)</w:t>
+      </w:r>
+      <w:r>
+        <w:fldChar w:fldCharType="end"/>
+      </w:r>
+      <w:r>
+        <w:t>。</w:t>
       </w:r>
     </w:p>
     <w:p>
@@ -12143,7 +12242,7 @@
         <w:pStyle w:val="v3"/>
         <w:spacing w:before="32.60pt" w:after="32.60pt"/>
       </w:pPr>
-      <w:bookmarkStart w:id="21" w:name="_Toc223525908"/>
+      <w:bookmarkStart w:id="22" w:name="_Toc223525908"/>
       <w:r>
         <w:rPr>
           <w:rFonts w:hint="eastAsia"/>
@@ -12153,18 +12252,18 @@
       <w:r>
         <w:t>记忆机制研究</w:t>
       </w:r>
-      <w:bookmarkEnd w:id="21"/>
+      <w:bookmarkEnd w:id="22"/>
     </w:p>
     <w:p>
       <w:pPr>
         <w:pStyle w:val="a"/>
         <w:spacing w:before="16.30pt" w:after="16.30pt"/>
       </w:pPr>
-      <w:bookmarkStart w:id="22" w:name="_Toc223525909"/>
+      <w:bookmarkStart w:id="23" w:name="_Toc223525909"/>
       <w:r>
         <w:t>记忆的理论来源</w:t>
       </w:r>
-      <w:bookmarkEnd w:id="22"/>
+      <w:bookmarkEnd w:id="23"/>
     </w:p>
     <w:p>
       <w:pPr>
@@ -12189,7 +12288,58 @@
         <w:t>从结构层面看，</w:t>
       </w:r>
       <w:r>
-        <w:t>Atkinson 与 Shiffrin 提出的多存储系统框架将记忆划分为短时存储与长时存储，并强调“控制过程”在信息流动中的关键作用，如复述、编码策略与检索策略等[1]。这一观点提示记忆能力不仅取决于存在哪里，同样取决于如何写入与如何取出。进一步地，工作记忆理论将记忆明确为面向任务的在线加工资源。Baddeley 提出的“情景缓冲区”强调多来源信息的绑定与整合，使个体能够在保持信息可用性的同时进行推理与决策[2]。对应到智能体系统，这意味着记忆模块需</w:t>
+        <w:t>Atkinson</w:t>
+      </w:r>
+      <w:r>
+        <w:rPr>
+          <w:rFonts w:hint="eastAsia"/>
+        </w:rPr>
+        <w:t>等</w:t>
+      </w:r>
+      <w:r>
+        <w:t>提出的多存储系统框架将记忆划分为短时存储与长时存储，并强调“控制过程”在信息流动中的关键作用，如复述、编码策略与检索策略等</w:t>
+      </w:r>
+      <w:r>
+        <w:fldChar w:fldCharType="begin"/>
+      </w:r>
+      <w:r>
+        <w:instrText xml:space="preserve"> ADDIN ZOTERO_ITEM CSL_CITATION {"citationID":"HiXTf9JY","properties":{"formattedCitation":"(Atkinson\\uc0\\u31561{}, 1968)","plainCitation":"(Atkinson等, 1968)","noteIndex":0},"citationItems":[{"id":39,"uris":["http://zotero.org/users/local/ibQM8ZuJ/items/JSVKPBU4"],"itemData":{"id":39,"type":"chapter","container-title":"The Psychology of Learning and Motivation: Advances in Research and Theory","DOI":"10.1016/S0079-7421(08)60422-3","page":"89–195","publisher":"Academic Press","publisher-place":"New York, NY, USA","title":"Human memory: A proposed system and its control processes","URL":"https://www.sciencedirect.com/science/chapter/bookseries/pii/S0079742108604223","volume":"2","author":[{"family":"Atkinson","given":"Richard C"},{"family":"Shiffrin","given":"Richard M"}],"editor":[{"family":"Spence","given":"Kenneth W"},{"family":"Spence","given":"Janet T"}],"issued":{"date-parts":[["1968"]]}}}],"schema":"https://github.com/citation-style-language/schema/raw/master/csl-citation.json"} </w:instrText>
+      </w:r>
+      <w:r>
+        <w:fldChar w:fldCharType="separate"/>
+      </w:r>
+      <w:r>
+        <w:rPr>
+          <w:rFonts w:cs="Times New Roman"/>
+        </w:rPr>
+        <w:t>(Atkinson等, 1968)</w:t>
+      </w:r>
+      <w:r>
+        <w:fldChar w:fldCharType="end"/>
+      </w:r>
+      <w:r>
+        <w:t>。这一观点提示记忆能力不仅取决于存在哪里，同样取决于如何写入与如何取出。进一步地，工作记忆理论将记忆明确为面向任务的在线加工资源。Baddeley 提出的“情景缓冲区”强调多来源信息的绑定与整合，使个体能够在保持信息可用性的同时进行推理与决策</w:t>
+      </w:r>
+      <w:r>
+        <w:fldChar w:fldCharType="begin"/>
+      </w:r>
+      <w:r>
+        <w:instrText xml:space="preserve"> ADDIN ZOTERO_ITEM CSL_CITATION {"citationID":"BTOMNFnF","properties":{"formattedCitation":"(Baddeley, 2000)","plainCitation":"(Baddeley, 2000)","noteIndex":0},"citationItems":[{"id":40,"uris":["http://zotero.org/users/local/ibQM8ZuJ/items/PC6XCPWY"],"itemData":{"id":40,"type":"article-journal","container-title":"Trends in Cognitive Sciences","DOI":"10.1016/S1364-6613(00)01538-2","issue":"11","page":"417–423","publisher":"Elsevier","title":"The episodic buffer: A new component of working memory","volume":"4","author":[{"family":"Baddeley","given":"Alan"}],"issued":{"date-parts":[["2000"]]}}}],"schema":"https://github.com/citation-style-language/schema/raw/master/csl-citation.json"} </w:instrText>
+      </w:r>
+      <w:r>
+        <w:fldChar w:fldCharType="separate"/>
+      </w:r>
+      <w:r>
+        <w:rPr>
+          <w:noProof/>
+        </w:rPr>
+        <w:t>(Baddeley, 2000)</w:t>
+      </w:r>
+      <w:r>
+        <w:fldChar w:fldCharType="end"/>
+      </w:r>
+      <w:r>
+        <w:t>。对应到智能体系统，这意味着记忆模块需</w:t>
       </w:r>
       <w:r>
         <w:rPr>
@@ -12209,7 +12359,25 @@
         <w:t>从内容类型看，多记忆系统观点认为情景记忆与语义记忆等子系统在功能与表现上存在差异。情景记忆偏向对具体经历与时空线索的保存，语义记忆偏向对稳定知识结构的表征</w:t>
       </w:r>
       <w:r>
-        <w:t>[3]。这种区分对智能体记忆建模具有直接启</w:t>
+        <w:fldChar w:fldCharType="begin"/>
+      </w:r>
+      <w:r>
+        <w:instrText xml:space="preserve"> ADDIN ZOTERO_ITEM CSL_CITATION {"citationID":"qeF36sxs","properties":{"formattedCitation":"(Squire, 2004)","plainCitation":"(Squire, 2004)","noteIndex":0},"citationItems":[{"id":41,"uris":["http://zotero.org/users/local/ibQM8ZuJ/items/IGCUAWMB"],"itemData":{"id":41,"type":"article-journal","container-title":"Neurobiology of Learning and Memory","DOI":"10.1016/j.nlm.2004.06.006","issue":"3","page":"171–177","publisher":"Elsevier","title":"Memory systems of the brain: A brief history and current perspective","volume":"82","author":[{"family":"Squire","given":"Larry R"}],"issued":{"date-parts":[["2004"]]}}}],"schema":"https://github.com/citation-style-language/schema/raw/master/csl-citation.json"} </w:instrText>
+      </w:r>
+      <w:r>
+        <w:fldChar w:fldCharType="separate"/>
+      </w:r>
+      <w:r>
+        <w:rPr>
+          <w:noProof/>
+        </w:rPr>
+        <w:t>(Squire, 2004)</w:t>
+      </w:r>
+      <w:r>
+        <w:fldChar w:fldCharType="end"/>
+      </w:r>
+      <w:r>
+        <w:t>。这种区分对智能体记忆建模具有直接启</w:t>
       </w:r>
       <w:r>
         <w:rPr>
@@ -12227,7 +12395,28 @@
         <w:t>、</w:t>
       </w:r>
       <w:r>
-        <w:t>抽象的分层组织，仅依赖知识检索往往难以解决跨回合一致性与个性化持续更新的问题[4]。</w:t>
+        <w:t>抽象的分层组织，仅依赖知识检索往往难以解决跨回合一致性与个性化持续更新的问题</w:t>
+      </w:r>
+      <w:r>
+        <w:fldChar w:fldCharType="begin"/>
+      </w:r>
+      <w:r>
+        <w:instrText xml:space="preserve"> ADDIN ZOTERO_ITEM CSL_CITATION {"citationID":"BC7kcxWy","properties":{"formattedCitation":"(Tulving, 1972)","plainCitation":"(Tulving, 1972)","noteIndex":0},"citationItems":[{"id":42,"uris":["http://zotero.org/users/local/ibQM8ZuJ/items/58YKJM5N"],"itemData":{"id":42,"type":"chapter","container-title":"Organization of Memory","DOI":"10.1016/S0028-3932(20)30037-3","page":"381–403","publisher":"Academic Press","publisher-place":"New York, NY, USA","title":"Episodic and semantic memory","URL":"https://www.sciencedirect.com/science/article/pii/S0028393220300373","author":[{"family":"Tulving","given":"Endel"}],"editor":[{"family":"Tulving","given":"Endel"},{"family":"Donaldson","given":"Wayne"}],"issued":{"date-parts":[["1972"]]}}}],"schema":"https://github.com/citation-style-language/schema/raw/master/csl-citation.json"} </w:instrText>
+      </w:r>
+      <w:r>
+        <w:fldChar w:fldCharType="separate"/>
+      </w:r>
+      <w:r>
+        <w:rPr>
+          <w:noProof/>
+        </w:rPr>
+        <w:t>(Tulving, 1972)</w:t>
+      </w:r>
+      <w:r>
+        <w:fldChar w:fldCharType="end"/>
+      </w:r>
+      <w:r>
+        <w:t>。</w:t>
       </w:r>
     </w:p>
     <w:p>
@@ -12235,7 +12424,7 @@
         <w:pStyle w:val="a"/>
         <w:spacing w:before="16.30pt" w:after="16.30pt"/>
       </w:pPr>
-      <w:bookmarkStart w:id="23" w:name="_Toc223525910"/>
+      <w:bookmarkStart w:id="24" w:name="_Toc223525910"/>
       <w:r>
         <w:t>现有记忆的</w:t>
       </w:r>
@@ -12245,7 +12434,7 @@
         </w:rPr>
         <w:t>机制</w:t>
       </w:r>
-      <w:bookmarkEnd w:id="23"/>
+      <w:bookmarkEnd w:id="24"/>
     </w:p>
     <w:p>
       <w:pPr>
@@ -12261,7 +12450,22 @@
         <w:t>实现端到端训练。典型代表包括 End-To-End Memory Networks</w:t>
       </w:r>
       <w:r>
-        <w:t>（Sukhbaatar 等人，2015）</w:t>
+        <w:fldChar w:fldCharType="begin"/>
+      </w:r>
+      <w:r>
+        <w:instrText xml:space="preserve"> ADDIN ZOTERO_ITEM CSL_CITATION {"citationID":"WSinoghz","properties":{"formattedCitation":"(Sukhbaatar\\uc0\\u31561{}, 2015)","plainCitation":"(Sukhbaatar等, 2015)","noteIndex":0},"citationItems":[{"id":44,"uris":["http://zotero.org/users/local/ibQM8ZuJ/items/GU7HFMCU"],"itemData":{"id":44,"type":"paper-conference","container-title":"Advances in Neural Information Processing Systems","DOI":"10.5555/2969442.2969600","publisher":"Curran Associates, Inc.","title":"End-To-End Memory Networks","URL":"https://proceedings.neurips.cc/paper_files/paper/2015/hash/8fb21ee7a2207526da55a679f0332de2-Abstract.html","volume":"28","author":[{"family":"Sukhbaatar","given":"Sainbayar"},{"family":"Szlam","given":"Arthur"},{"family":"Weston","given":"Jason"},{"family":"Fergus","given":"Rob"}],"issued":{"date-parts":[["2015"]]}}}],"schema":"https://github.com/citation-style-language/schema/raw/master/csl-citation.json"} </w:instrText>
+      </w:r>
+      <w:r>
+        <w:fldChar w:fldCharType="separate"/>
+      </w:r>
+      <w:r>
+        <w:rPr>
+          <w:rFonts w:cs="Times New Roman"/>
+        </w:rPr>
+        <w:t>(Sukhbaatar等, 2015)</w:t>
+      </w:r>
+      <w:r>
+        <w:fldChar w:fldCharType="end"/>
       </w:r>
       <w:r>
         <w:t>，以及将记忆槽拆解为 key</w:t>
@@ -12276,10 +12480,25 @@
         <w:t>value 的 Key-Value Memory Networks</w:t>
       </w:r>
       <w:r>
-        <w:t>（Miller 等人，2016）</w:t>
-      </w:r>
-      <w:r>
-        <w:t>[2]。更进一步，</w:t>
+        <w:fldChar w:fldCharType="begin"/>
+      </w:r>
+      <w:r>
+        <w:instrText xml:space="preserve"> ADDIN ZOTERO_ITEM CSL_CITATION {"citationID":"0s6q9s5L","properties":{"formattedCitation":"(Miller\\uc0\\u31561{}, 2016)","plainCitation":"(Miller等, 2016)","noteIndex":0},"citationItems":[{"id":45,"uris":["http://zotero.org/users/local/ibQM8ZuJ/items/H626VNGN"],"itemData":{"id":45,"type":"paper-conference","container-title":"Proceedings of the 2016 Conference on Empirical Methods in Natural Language Processing","DOI":"10.18653/v1/D16-1147","page":"1400–1409","publisher":"Association for Computational Linguistics","publisher-place":"Austin, Texas, USA","title":"Key-Value Memory Networks for Directly Reading Documents","URL":"https://aclanthology.org/D16-1147/","author":[{"family":"Miller","given":"Alexander"},{"family":"Fisch","given":"Adam"},{"family":"Dodge","given":"Jesse"},{"family":"Karimi","given":"Amir-Hossein"},{"family":"Bordes","given":"Antoine"},{"family":"Weston","given":"Jason"}],"issued":{"date-parts":[["2016",11]]}}}],"schema":"https://github.com/citation-style-language/schema/raw/master/csl-citation.json"} </w:instrText>
+      </w:r>
+      <w:r>
+        <w:fldChar w:fldCharType="separate"/>
+      </w:r>
+      <w:r>
+        <w:rPr>
+          <w:rFonts w:cs="Times New Roman"/>
+        </w:rPr>
+        <w:t>(Miller等, 2016)</w:t>
+      </w:r>
+      <w:r>
+        <w:fldChar w:fldCharType="end"/>
+      </w:r>
+      <w:r>
+        <w:t>。更进一步，</w:t>
       </w:r>
       <w:r>
         <w:t>Graves 等人（2016）</w:t>
@@ -12291,7 +12510,28 @@
         <w:t>提出</w:t>
       </w:r>
       <w:r>
-        <w:t>Differentiable Neural Computer（DNC）将外部记忆与可学习读写控制结合，展示了“像计算机 RAM 一样的可操作记忆”能力[3]。该路线的核心优势是机制清晰、读写过程显式</w:t>
+        <w:t>Differentiable Neural Computer（DNC）将外部记忆与可学习读写控制结合，展示了“像计算机 RAM 一样的可操作记忆”能力</w:t>
+      </w:r>
+      <w:r>
+        <w:fldChar w:fldCharType="begin"/>
+      </w:r>
+      <w:r>
+        <w:instrText xml:space="preserve"> ADDIN ZOTERO_ITEM CSL_CITATION {"citationID":"oFk6irVM","properties":{"formattedCitation":"(Graves\\uc0\\u31561{}, 2016)","plainCitation":"(Graves等, 2016)","noteIndex":0},"citationItems":[{"id":46,"uris":["http://zotero.org/users/local/ibQM8ZuJ/items/7LHSPEZ7"],"itemData":{"id":46,"type":"article-journal","container-title":"Nature","DOI":"10.1038/nature20101","issue":"7626","page":"471–476","publisher":"Nature Publishing Group","title":"Hybrid computing using a neural network with dynamic external memory","volume":"538","author":[{"family":"Graves","given":"Alex"},{"family":"Wayne","given":"Greg"},{"family":"Reynolds","given":"Malcolm"},{"family":"Harley","given":"Tim"},{"family":"Danihelka","given":"Ivo"},{"family":"Grabska-Barwinska","given":"Agnieszka"},{"family":"Colmenarejo","given":"Sergio Gómez"},{"family":"Grefenstette","given":"Edward"},{"family":"Ramalho","given":"Tiago"},{"family":"Agapiou","given":"John"},{"literal":"others"}],"issued":{"date-parts":[["2016",10]]}}}],"schema":"https://github.com/citation-style-language/schema/raw/master/csl-citation.json"} </w:instrText>
+      </w:r>
+      <w:r>
+        <w:fldChar w:fldCharType="separate"/>
+      </w:r>
+      <w:r>
+        <w:rPr>
+          <w:rFonts w:cs="Times New Roman"/>
+        </w:rPr>
+        <w:t>(Graves等, 2016)</w:t>
+      </w:r>
+      <w:r>
+        <w:fldChar w:fldCharType="end"/>
+      </w:r>
+      <w:r>
+        <w:t>。该路线的核心优势是机制清晰、读写过程显式</w:t>
       </w:r>
       <w:r>
         <w:rPr>
@@ -12317,10 +12557,25 @@
         <w:t>Transformer-XL 通过段级递归与位置编码改造，使模型能够跨段保留历史信息并缓解上下文碎片化</w:t>
       </w:r>
       <w:r>
-        <w:t>（Dai 等人，2019）</w:t>
-      </w:r>
-      <w:r>
-        <w:t>[4]。这类方法主要提升短期记忆的可用长度，但其记忆通常仍表现为被动缓存</w:t>
+        <w:fldChar w:fldCharType="begin"/>
+      </w:r>
+      <w:r>
+        <w:instrText xml:space="preserve"> ADDIN ZOTERO_ITEM CSL_CITATION {"citationID":"VQVSpxLW","properties":{"formattedCitation":"(Dai\\uc0\\u31561{}, 2019)","plainCitation":"(Dai等, 2019)","noteIndex":0},"citationItems":[{"id":47,"uris":["http://zotero.org/users/local/ibQM8ZuJ/items/ZK2W2XU3"],"itemData":{"id":47,"type":"paper-conference","container-title":"Proceedings of the 57th Annual Meeting of the Association for Computational Linguistics","DOI":"10.18653/v1/P19-1285","page":"2978–2988","publisher":"Association for Computational Linguistics","publisher-place":"Florence, Italy","title":"Transformer-XL: Attentive Language Models beyond a Fixed-Length Context","URL":"https://aclanthology.org/P19-1285/","author":[{"family":"Dai","given":"Zihang"},{"family":"Yang","given":"Zhilin"},{"family":"Yang","given":"Yiming"},{"family":"Carbonell","given":"Jaime"},{"family":"Le","given":"Quoc"},{"family":"Salakhutdinov","given":"Ruslan"}],"issued":{"date-parts":[["2019",7]]}}}],"schema":"https://github.com/citation-style-language/schema/raw/master/csl-citation.json"} </w:instrText>
+      </w:r>
+      <w:r>
+        <w:fldChar w:fldCharType="separate"/>
+      </w:r>
+      <w:r>
+        <w:rPr>
+          <w:rFonts w:cs="Times New Roman"/>
+        </w:rPr>
+        <w:t>(Dai等, 2019)</w:t>
+      </w:r>
+      <w:r>
+        <w:fldChar w:fldCharType="end"/>
+      </w:r>
+      <w:r>
+        <w:t>。这类方法主要提升短期记忆的可用长度，但其记忆通常仍表现为被动缓存</w:t>
       </w:r>
       <w:r>
         <w:rPr>
@@ -12340,6 +12595,7 @@
         <w:rPr>
           <w:rFonts w:hint="eastAsia"/>
         </w:rPr>
+        <w:lastRenderedPageBreak/>
         <w:t>随着检索技术成熟，</w:t>
       </w:r>
       <w:r>
@@ -12352,11 +12608,7 @@
         <w:t>，即</w:t>
       </w:r>
       <w:r>
-        <w:t xml:space="preserve">模型在生成前从外部语料库检索相关片段并作为上下文条件，从而实现可扩展、可更新的知识访问。REALM </w:t>
-      </w:r>
-      <w:r>
-        <w:lastRenderedPageBreak/>
-        <w:t>将检索器纳入预训练流程，强调检索</w:t>
+        <w:t>模型在生成前从外部语料库检索相关片段并作为上下文条件，从而实现可扩展、可更新的知识访问。REALM 将检索器纳入预训练流程，强调检索</w:t>
       </w:r>
       <w:r>
         <w:rPr>
@@ -12368,21 +12620,42 @@
         <w:t>阅读的一体化学习</w:t>
       </w:r>
       <w:r>
-        <w:t>（</w:t>
+        <w:fldChar w:fldCharType="begin"/>
+      </w:r>
+      <w:r>
+        <w:instrText xml:space="preserve"> ADDIN ZOTERO_ITEM CSL_CITATION {"citationID":"XnEXH4Fv","properties":{"formattedCitation":"(Guu\\uc0\\u31561{}, 2020)","plainCitation":"(Guu等, 2020)","noteIndex":0},"citationItems":[{"id":48,"uris":["http://zotero.org/users/local/ibQM8ZuJ/items/NMFGGEJB"],"itemData":{"id":48,"type":"paper-conference","collection-title":"Proceedings of Machine Learning Research","container-title":"Proceedings of the 37th International Conference on Machine Learning","page":"3929–3938","publisher":"PMLR","title":"REALM: Retrieval-Augmented Language Model Pre-Training","URL":"https://proceedings.mlr.press/v119/guu20a.html","volume":"119","author":[{"family":"Guu","given":"Kelvin"},{"family":"Lee","given":"Kenton"},{"family":"Tung","given":"Zhe"},{"family":"Pasupat","given":"Panupong"},{"family":"Lewis","given":"Mike"}],"editor":[{"family":"III","given":"Hal Daumé"},{"family":"Singh","given":"Aarti"}],"issued":{"date-parts":[["2020",7,13]]}}}],"schema":"https://github.com/citation-style-language/schema/raw/master/csl-citation.json"} </w:instrText>
+      </w:r>
+      <w:r>
+        <w:fldChar w:fldCharType="separate"/>
+      </w:r>
+      <w:r>
+        <w:rPr>
+          <w:rFonts w:cs="Times New Roman"/>
+        </w:rPr>
+        <w:t>(</w:t>
       </w:r>
       <w:proofErr w:type="spellStart"/>
       <w:r>
+        <w:rPr>
+          <w:rFonts w:cs="Times New Roman"/>
+        </w:rPr>
         <w:t>Guu</w:t>
       </w:r>
       <w:proofErr w:type="spellEnd"/>
       <w:r>
-        <w:t xml:space="preserve"> 等人，2020）</w:t>
-      </w:r>
-      <w:r>
-        <w:t>[5]</w:t>
-      </w:r>
-      <w:r>
-        <w:t xml:space="preserve"> Lewis 等人（2020）</w:t>
+        <w:rPr>
+          <w:rFonts w:cs="Times New Roman"/>
+        </w:rPr>
+        <w:t>等, 2020)</w:t>
+      </w:r>
+      <w:r>
+        <w:fldChar w:fldCharType="end"/>
+      </w:r>
+      <w:r>
+        <w:t>.</w:t>
+      </w:r>
+      <w:r>
+        <w:t xml:space="preserve"> Lewis等人（2020）</w:t>
       </w:r>
       <w:r>
         <w:t>系统化提出参数记忆</w:t>
@@ -12394,7 +12667,25 @@
         <w:t>和</w:t>
       </w:r>
       <w:r>
-        <w:t>非参数记忆融合的生成框架，在知识密集任务中体现了可追溯证据与可更新性优势[6]</w:t>
+        <w:t>非参数记忆融合的生成框架，在知识密集任务中体现了可追溯证据与可更新性优势</w:t>
+      </w:r>
+      <w:r>
+        <w:fldChar w:fldCharType="begin"/>
+      </w:r>
+      <w:r>
+        <w:instrText xml:space="preserve"> ADDIN ZOTERO_ITEM CSL_CITATION {"citationID":"I9rkCCD2","properties":{"formattedCitation":"(Lewis\\uc0\\u31561{}, 2020)","plainCitation":"(Lewis等, 2020)","noteIndex":0},"citationItems":[{"id":50,"uris":["http://zotero.org/users/local/ibQM8ZuJ/items/95PZN99L"],"itemData":{"id":50,"type":"paper-conference","container-title":"Advances in Neural Information Processing Systems","DOI":"10.48550/arXiv.2005.11401","publisher":"Curran Associates, Inc.","title":"Retrieval-Augmented Generation for Knowledge-Intensive NLP Tasks","URL":"https://proceedings.neurips.cc/paper/2020/hash/6b493230205f780e1bc26945df7481e5-Abstract.html","volume":"33","author":[{"family":"Lewis","given":"Patrick"},{"family":"Perez","given":"Ethan"},{"family":"Piktus","given":"Aleksandra"},{"family":"Petroni","given":"Fabio"},{"family":"Karpukhin","given":"Vladimir"},{"family":"Goyal","given":"Naman"},{"family":"Küttler","given":"Heinrich"},{"family":"Lewis","given":"Mike"},{"family":"Yih","given":"Wen-tau"},{"family":"Rocktäschel","given":"Tim"},{"family":"Riedel","given":"Sebastian"},{"family":"Kiela","given":"Douwe"}],"issued":{"date-parts":[["2020"]]}}}],"schema":"https://github.com/citation-style-language/schema/raw/master/csl-citation.json"} </w:instrText>
+      </w:r>
+      <w:r>
+        <w:fldChar w:fldCharType="separate"/>
+      </w:r>
+      <w:r>
+        <w:rPr>
+          <w:rFonts w:cs="Times New Roman"/>
+        </w:rPr>
+        <w:t>(Lewis等, 2020)</w:t>
+      </w:r>
+      <w:r>
+        <w:fldChar w:fldCharType="end"/>
       </w:r>
       <w:r>
         <w:rPr>
@@ -12409,10 +12700,40 @@
         <w:t>随后</w:t>
       </w:r>
       <w:r>
-        <w:t>Borgeaud 等人（2022）</w:t>
-      </w:r>
-      <w:r>
-        <w:t>进一步在更大规模语料上利用检索片段进行条件生成，展示检索可在一定程度上替代参数扩张[7]。总</w:t>
+        <w:t>Borgeaud等人（2022）</w:t>
+      </w:r>
+      <w:r>
+        <w:t>进一步在更大规模语料上利用检索片段进行条件生成，展示检索可在一定程度上替代参数扩张</w:t>
+      </w:r>
+      <w:r>
+        <w:fldChar w:fldCharType="begin"/>
+      </w:r>
+      <w:r>
+        <w:instrText xml:space="preserve"> ADDIN ZOTERO_ITEM CSL_CITATION {"citationID":"rz9VQWXu","properties":{"formattedCitation":"(Borgeaud\\uc0\\u31561{}, 2022)","plainCitation":"(Borgeaud等, 2022)","noteIndex":0},"citationItems":[{"id":51,"uris":["http://zotero.org/users/local/ibQM8ZuJ/items/CXEAPSIB"],"itemData":{"id":51,"type":"paper-conference","collection-title":"Proceedings of Machine Learning Research","container-title":"Proceedings of the 39th International Conference on Machine Learning","DOI":"10.48550/arXiv.2112.04426","page":"2206</w:instrText>
+      </w:r>
+      <w:r>
+        <w:rPr>
+          <w:rFonts w:hint="eastAsia"/>
+        </w:rPr>
+        <w:instrText>–</w:instrText>
+      </w:r>
+      <w:r>
+        <w:instrText xml:space="preserve">2240","publisher":"PMLR","title":"Improving Language Models by Retrieving from Trillions of Tokens","URL":"https://proceedings.mlr.press/v162/borgeaud22a.html","volume":"162","author":[{"family":"Borgeaud","given":"Sebastian"},{"family":"Mensch","given":"Arthur"},{"family":"Hoffmann","given":"Jordan"},{"family":"Cai","given":"Trevor"},{"family":"Rutherford","given":"Eliza"},{"family":"Millican","given":"Katie"},{"family":"Van Den Driessche","given":"George Bm"},{"family":"Lespiau","given":"Jean-Baptiste"},{"family":"Damoc","given":"Bogdan"},{"family":"Clark","given":"Aidan"},{"literal":"others"}],"editor":[{"family":"Chaudhuri","given":"Kamalika"},{"family":"Jegelka","given":"Stefanie"},{"family":"Song","given":"Le"},{"family":"Szepesvari","given":"Csaba"},{"family":"Niu","given":"Gang"},{"family":"Sabato","given":"Sivan"}],"issued":{"date-parts":[["2022",7,17]]}}}],"schema":"https://github.com/citation-style-language/schema/raw/master/csl-citation.json"} </w:instrText>
+      </w:r>
+      <w:r>
+        <w:fldChar w:fldCharType="separate"/>
+      </w:r>
+      <w:r>
+        <w:rPr>
+          <w:rFonts w:cs="Times New Roman"/>
+        </w:rPr>
+        <w:t>(Borgeaud等, 2022)</w:t>
+      </w:r>
+      <w:r>
+        <w:fldChar w:fldCharType="end"/>
+      </w:r>
+      <w:r>
+        <w:t>。总</w:t>
       </w:r>
       <w:r>
         <w:rPr>
@@ -12444,7 +12765,7 @@
         <w:t>的</w:t>
       </w:r>
       <w:r>
-        <w:t>Generative Agents 以“记忆流”记录完整经历、通过</w:t>
+        <w:t>Generative Agents以“记忆流”记录完整经历、通过</w:t>
       </w:r>
       <w:r>
         <w:rPr>
@@ -12453,7 +12774,28 @@
         <w:t>R</w:t>
       </w:r>
       <w:r>
-        <w:t>eflection形成高层总结，并动态检索支持规划与行为生成[8]；</w:t>
+        <w:t>eflection形成高层总结，并动态检索支持规划与行为生成</w:t>
+      </w:r>
+      <w:r>
+        <w:fldChar w:fldCharType="begin"/>
+      </w:r>
+      <w:r>
+        <w:instrText xml:space="preserve"> ADDIN ZOTERO_ITEM CSL_CITATION {"citationID":"SnOnmjSU","properties":{"formattedCitation":"(Park\\uc0\\u31561{}, 2023b)","plainCitation":"(Park等, 2023b)","noteIndex":0},"citationItems":[{"id":52,"uris":["http://zotero.org/users/local/ibQM8ZuJ/items/95E8XW75"],"itemData":{"id":52,"type":"paper-conference","container-title":"Proceedings of the 36th Annual ACM Symposium on User Interface Software and Technology","DOI":"10.1145/3586183.3606763","page":"1–22","publisher":"ACM","publisher-place":"San Francisco, CA, USA","title":"Generative Agents: Interactive Simulacra of Human Behavior","URL":"https://dl.acm.org/doi/fullHtml/10.1145/3586183.3606763","author":[{"family":"Park","given":"Joon Sung"},{"family":"O'Brien","given":"Joseph C."},{"family":"Cai","given":"Carrie J."},{"family":"Morris","given":"Meredith Ringel"},{"family":"Liang","given":"Percy"},{"family":"Bernstein","given":"Michael S."}],"issued":{"date-parts":[["2023",10]]}}}],"schema":"https://github.com/citation-style-language/schema/raw/master/csl-citation.json"} </w:instrText>
+      </w:r>
+      <w:r>
+        <w:fldChar w:fldCharType="separate"/>
+      </w:r>
+      <w:r>
+        <w:rPr>
+          <w:rFonts w:cs="Times New Roman"/>
+        </w:rPr>
+        <w:t>(Park等, 2023b)</w:t>
+      </w:r>
+      <w:r>
+        <w:fldChar w:fldCharType="end"/>
+      </w:r>
+      <w:r>
+        <w:t>；</w:t>
       </w:r>
       <w:r>
         <w:t xml:space="preserve">Shinn 等人（2023）提出 </w:t>
@@ -12470,7 +12812,28 @@
         <w:t>,</w:t>
       </w:r>
       <w:r>
-        <w:t xml:space="preserve"> 将任务反馈语言化为反思并写入情景记忆缓冲区，以在后续尝试中复用经验而无需更新模型参数[9]。另一类工作关注长期对话个性化与遗忘</w:t>
+        <w:t xml:space="preserve"> 将任务反馈语言化为反思并写入情景记忆缓冲区，以在后续尝试中复用经验而无需更新模型参数</w:t>
+      </w:r>
+      <w:r>
+        <w:fldChar w:fldCharType="begin"/>
+      </w:r>
+      <w:r>
+        <w:instrText xml:space="preserve"> ADDIN ZOTERO_ITEM CSL_CITATION {"citationID":"FaMttxBK","properties":{"formattedCitation":"(Shinn\\uc0\\u31561{}, 2023b)","plainCitation":"(Shinn等, 2023b)","noteIndex":0},"citationItems":[{"id":53,"uris":["http://zotero.org/users/local/ibQM8ZuJ/items/E38YXGGF"],"itemData":{"id":53,"type":"paper-conference","container-title":"Advances in Neural Information Processing Systems","DOI":"10.48550/arXiv.2303.11366","page":"14256–14269","publisher":"Curran Associates, Inc.","title":"Reflexion: Language Agents with Verbal Reinforcement Learning","URL":"https://proceedings.neurips.cc/paper_files/paper/2023/hash/1b44b878bb782e6954cd888628510e90-Abstract-Conference.html","volume":"36","author":[{"family":"Shinn","given":"Noah"},{"family":"Cassano","given":"Federico"},{"family":"Gopinath","given":"Ashwin"},{"family":"Narasimhan","given":"Karthik"},{"family":"Yao","given":"Shunyu"}],"issued":{"date-parts":[["2023"]]}}}],"schema":"https://github.com/citation-style-language/schema/raw/master/csl-citation.json"} </w:instrText>
+      </w:r>
+      <w:r>
+        <w:fldChar w:fldCharType="separate"/>
+      </w:r>
+      <w:r>
+        <w:rPr>
+          <w:rFonts w:cs="Times New Roman"/>
+        </w:rPr>
+        <w:t>(Shinn等, 2023b)</w:t>
+      </w:r>
+      <w:r>
+        <w:fldChar w:fldCharType="end"/>
+      </w:r>
+      <w:r>
+        <w:t>。另一类工作关注长期对话个性化与遗忘</w:t>
       </w:r>
       <w:r>
         <w:rPr>
@@ -12478,15 +12841,6 @@
         </w:rPr>
         <w:t>，如</w:t>
       </w:r>
-      <w:r>
-        <w:t>Zhong 等人（2024）</w:t>
-      </w:r>
-      <w:r>
-        <w:rPr>
-          <w:rFonts w:hint="eastAsia"/>
-        </w:rPr>
-        <w:t>提出</w:t>
-      </w:r>
       <w:proofErr w:type="spellStart"/>
       <w:r>
         <w:t>MemoryBan</w:t>
@@ -12514,7 +12868,25 @@
         <w:t>成用户画像并保持一致性</w:t>
       </w:r>
       <w:r>
-        <w:t>[10]。更近期的研究开始系统化提出“类操作系统”的记忆管理</w:t>
+        <w:fldChar w:fldCharType="begin"/>
+      </w:r>
+      <w:r>
+        <w:instrText xml:space="preserve"> ADDIN ZOTERO_ITEM CSL_CITATION {"citationID":"YHAcnJZr","properties":{"formattedCitation":"(Tan\\uc0\\u31561{}, 2025)","plainCitation":"(Tan等, 2025)","noteIndex":0},"citationItems":[{"id":57,"uris":["http://zotero.org/users/local/ibQM8ZuJ/items/4SBI6PWF"],"itemData":{"id":57,"type":"paper-conference","container-title":"Findings of the Association for Computational Linguistics: ACL 2025","DOI":"10.18653/v1/2025.findings-acl.989","page":"19336–19352","publisher":"Association for Computational Linguistics","publisher-place":"Vienna, Austria","title":"MemBench: Towards More Comprehensive Evaluation on the Memory of LLM-based Agents","URL":"https://aclanthology.org/2025.findings-acl.989/","author":[{"family":"Tan","given":"Haoran"},{"family":"Zhang","given":"Zeyu"},{"family":"Ma","given":"Chen"},{"family":"Chen","given":"Xu"},{"family":"Dai","given":"Quanyu"},{"family":"Dong","given":"Zhenhua"}],"issued":{"date-parts":[["2025",7]]}}}],"schema":"https://github.com/citation-style-language/schema/raw/master/csl-citation.json"} </w:instrText>
+      </w:r>
+      <w:r>
+        <w:fldChar w:fldCharType="separate"/>
+      </w:r>
+      <w:r>
+        <w:rPr>
+          <w:rFonts w:cs="Times New Roman"/>
+        </w:rPr>
+        <w:t>(Tan等, 2025)</w:t>
+      </w:r>
+      <w:r>
+        <w:fldChar w:fldCharType="end"/>
+      </w:r>
+      <w:r>
+        <w:t>。更近期的研究开始系统化提出“类操作系统”的记忆管理</w:t>
       </w:r>
       <w:r>
         <w:rPr>
@@ -12522,15 +12894,6 @@
         </w:rPr>
         <w:t>，比如</w:t>
       </w:r>
-      <w:r>
-        <w:t>Kang 等人（2025）</w:t>
-      </w:r>
-      <w:r>
-        <w:rPr>
-          <w:rFonts w:hint="eastAsia"/>
-        </w:rPr>
-        <w:t>提出</w:t>
-      </w:r>
       <w:proofErr w:type="spellStart"/>
       <w:r>
         <w:t>MemoryOS</w:t>
@@ -12543,12 +12906,36 @@
         <w:t>，</w:t>
       </w:r>
       <w:r>
-        <w:t>采用分层存储与存储、更新、检索、生成四模块，实现跨层动态更新，体现了从“记忆组件”走向“记忆管理体系”的趋势[11]。</w:t>
+        <w:t>采用分层存储与存储、更新、检索、生成四模块，实现跨层动态更新，体现了从“记忆组件”走向“记忆管理体系”的趋势</w:t>
+      </w:r>
+      <w:r>
+        <w:fldChar w:fldCharType="begin"/>
+      </w:r>
+      <w:r>
+        <w:instrText xml:space="preserve"> ADDIN ZOTERO_ITEM CSL_CITATION {"citationID":"wqbrpmAf","properties":{"formattedCitation":"(Kang\\uc0\\u31561{}, 2025)","plainCitation":"(Kang等, 2025)","noteIndex":0},"citationItems":[{"id":55,"uris":["http://zotero.org/users/local/ibQM8ZuJ/items/AKG53JZZ"],"itemData":{"id":55,"type":"paper-conference","container-title":"Proceedings of the 2025 Conference on Empirical Methods in Natural Language Processing","DOI":"10.18653/v1/2025.emnlp-main.1318","page":"25961–25970","publisher":"Association for Computational Linguistics","publisher-place":"Suzhou, China","title":"Memory OS of AI Agent","URL":"https://aclanthology.org/2025.emnlp-main.1318/","author":[{"family":"Kang","given":"Jiazheng"},{"family":"Ji","given":"Mingming"},{"family":"Zhao","given":"Zhe"},{"family":"Bai","given":"Ting"}],"issued":{"date-parts":[["2025",11]]}}}],"schema":"https://github.com/citation-style-language/schema/raw/master/csl-citation.json"} </w:instrText>
+      </w:r>
+      <w:r>
+        <w:fldChar w:fldCharType="separate"/>
+      </w:r>
+      <w:r>
+        <w:rPr>
+          <w:rFonts w:cs="Times New Roman"/>
+        </w:rPr>
+        <w:t>(Kang等, 2025)</w:t>
+      </w:r>
+      <w:r>
+        <w:fldChar w:fldCharType="end"/>
+      </w:r>
+      <w:r>
+        <w:t>。</w:t>
       </w:r>
     </w:p>
     <w:p>
       <w:pPr>
         <w:ind w:firstLine="21pt"/>
+        <w:rPr>
+          <w:rFonts w:hint="eastAsia"/>
+        </w:rPr>
       </w:pPr>
       <w:r>
         <w:rPr>
@@ -12557,7 +12944,7 @@
         <w:t>随着机制丰富，相关研究开始建设更贴近真实长程交互的评测基准。</w:t>
       </w:r>
       <w:r>
-        <w:t>Bertsch 等人（2024）构建</w:t>
+        <w:t>Bertsch等人（2024）构建</w:t>
       </w:r>
       <w:proofErr w:type="spellStart"/>
       <w:r>
@@ -12565,16 +12952,28 @@
       </w:r>
       <w:proofErr w:type="spellEnd"/>
       <w:r>
-        <w:t xml:space="preserve"> 提供超长多会话对话数据并用于评估长程对话记忆，覆盖问答、事件总结等任务[12]；</w:t>
-      </w:r>
-      <w:r>
-        <w:t>Tan</w:t>
-      </w:r>
-      <w:r>
-        <w:rPr>
-          <w:rFonts w:hint="eastAsia"/>
-        </w:rPr>
-        <w:t>等人（2025）</w:t>
+        <w:t>提供超长多会话对话数据并用于评估长程对话记忆，覆盖问答、事件总结等任务</w:t>
+      </w:r>
+      <w:r>
+        <w:fldChar w:fldCharType="begin"/>
+      </w:r>
+      <w:r>
+        <w:instrText xml:space="preserve"> ADDIN ZOTERO_ITEM CSL_CITATION {"citationID":"qX3Lkhdx","properties":{"formattedCitation":"(Maharana\\uc0\\u31561{}, 2024)","plainCitation":"(Maharana等, 2024)","noteIndex":0},"citationItems":[{"id":56,"uris":["http://zotero.org/users/local/ibQM8ZuJ/items/T2GQB2X3"],"itemData":{"id":56,"type":"paper-conference","container-title":"Proceedings of the 62nd Annual Meeting of the Association for Computational Linguistics (Volume 1: Long Papers)","DOI":"10.18653/v1/2024.acl-long.747","page":"13851–13870","publisher":"Association for Computational Linguistics","publisher-place":"Bangkok, Thailand","title":"Evaluating Very Long-Term Conversational Memory of LLM Agents","URL":"https://aclanthology.org/2024.acl-long.747/","author":[{"family":"Maharana","given":"Adyasha"},{"family":"Lee","given":"Dong-Ho"},{"family":"Tulyakov","given":"Sergey"},{"family":"Bansal","given":"Mohit"},{"family":"Barbieri","given":"Francesco"},{"family":"Fang","given":"Yuwei"}],"issued":{"date-parts":[["2024",8]]}}}],"schema":"https://github.com/citation-style-language/schema/raw/master/csl-citation.json"} </w:instrText>
+      </w:r>
+      <w:r>
+        <w:fldChar w:fldCharType="separate"/>
+      </w:r>
+      <w:r>
+        <w:rPr>
+          <w:rFonts w:cs="Times New Roman"/>
+        </w:rPr>
+        <w:t>(Maharana等, 2024)</w:t>
+      </w:r>
+      <w:r>
+        <w:fldChar w:fldCharType="end"/>
+      </w:r>
+      <w:r>
+        <w:t>；</w:t>
       </w:r>
       <w:proofErr w:type="spellStart"/>
       <w:r>
@@ -12591,24 +12990,31 @@
         <w:t>智能体</w:t>
       </w:r>
       <w:r>
-        <w:t>的记忆能力，并区分事实记忆与反思记忆[13]</w:t>
-      </w:r>
-      <w:r>
-        <w:rPr>
-          <w:rFonts w:hint="eastAsia"/>
-        </w:rPr>
-        <w:t>；</w:t>
-      </w:r>
-      <w:r>
-        <w:t>同外部记忆也引入显著攻击面：</w:t>
-      </w:r>
-      <w:proofErr w:type="spellStart"/>
-      <w:r>
-        <w:t>AgentPoison</w:t>
-      </w:r>
-      <w:proofErr w:type="spellEnd"/>
-      <w:r>
-        <w:t xml:space="preserve"> 指出可通过污染长期记忆或 RAG 知识库植入后门触发，提示记忆机制研究必须与数据治理、检索可信性与安全防护协同推进[14]。</w:t>
+        <w:t>的记忆能力，并区分事实记忆与反思记忆</w:t>
+      </w:r>
+      <w:r>
+        <w:fldChar w:fldCharType="begin"/>
+      </w:r>
+      <w:r>
+        <w:instrText xml:space="preserve"> ADDIN ZOTERO_ITEM CSL_CITATION {"citationID":"DcbQgkOC","properties":{"formattedCitation":"(Tan\\uc0\\u31561{}, 2025)","plainCitation":"(Tan等, 2025)","noteIndex":0},"citationItems":[{"id":57,"uris":["http://zotero.org/users/local/ibQM8ZuJ/items/4SBI6PWF"],"itemData":{"id":57,"type":"paper-conference","container-title":"Findings of the Association for Computational Linguistics: ACL 2025","DOI":"10.18653/v1/2025.findings-acl.989","page":"19336–19352","publisher":"Association for Computational Linguistics","publisher-place":"Vienna, Austria","title":"MemBench: Towards More Comprehensive Evaluation on the Memory of LLM-based Agents","URL":"https://aclanthology.org/2025.findings-acl.989/","author":[{"family":"Tan","given":"Haoran"},{"family":"Zhang","given":"Zeyu"},{"family":"Ma","given":"Chen"},{"family":"Chen","given":"Xu"},{"family":"Dai","given":"Quanyu"},{"family":"Dong","given":"Zhenhua"}],"issued":{"date-parts":[["2025",7]]}}}],"schema":"https://github.com/citation-style-language/schema/raw/master/csl-citation.json"} </w:instrText>
+      </w:r>
+      <w:r>
+        <w:fldChar w:fldCharType="separate"/>
+      </w:r>
+      <w:r>
+        <w:rPr>
+          <w:rFonts w:cs="Times New Roman"/>
+        </w:rPr>
+        <w:t>(Tan等, 2025)</w:t>
+      </w:r>
+      <w:r>
+        <w:fldChar w:fldCharType="end"/>
+      </w:r>
+      <w:r>
+        <w:rPr>
+          <w:rFonts w:hint="eastAsia"/>
+        </w:rPr>
+        <w:t>。</w:t>
       </w:r>
     </w:p>
     <w:p>
@@ -12616,7 +13022,7 @@
         <w:pStyle w:val="v3"/>
         <w:spacing w:before="32.60pt" w:after="32.60pt"/>
       </w:pPr>
-      <w:bookmarkStart w:id="24" w:name="_Toc223525911"/>
+      <w:bookmarkStart w:id="25" w:name="_Toc223525911"/>
       <w:r>
         <w:rPr>
           <w:rFonts w:ascii="-webkit-standard" w:hAnsi="-webkit-standard"/>
@@ -12626,18 +13032,18 @@
         </w:rPr>
         <w:t>金融场景下的智能投顾</w:t>
       </w:r>
-      <w:bookmarkEnd w:id="24"/>
+      <w:bookmarkEnd w:id="25"/>
     </w:p>
     <w:p>
       <w:pPr>
         <w:pStyle w:val="a"/>
         <w:spacing w:before="16.30pt" w:after="16.30pt"/>
       </w:pPr>
-      <w:bookmarkStart w:id="25" w:name="_Toc223525912"/>
+      <w:bookmarkStart w:id="26" w:name="_Toc223525912"/>
       <w:r>
         <w:t>传统智能投顾</w:t>
       </w:r>
-      <w:bookmarkEnd w:id="25"/>
+      <w:bookmarkEnd w:id="26"/>
     </w:p>
     <w:p>
       <w:pPr>
@@ -12647,26 +13053,86 @@
         <w:rPr>
           <w:rFonts w:hint="eastAsia"/>
         </w:rPr>
-        <w:t>传统智能投顾的核心目标，是在给定客户信息与可投资资产集合的条件下，形成可执行的资产配置方案，并通过再平衡等机制维持组合风险收益特</w:t>
-      </w:r>
-      <w:r>
-        <w:rPr>
-          <w:rFonts w:hint="eastAsia"/>
-        </w:rPr>
         <w:lastRenderedPageBreak/>
-        <w:t>征。</w:t>
-      </w:r>
-      <w:r>
-        <w:t>Scherer 与 Lehner（2025）针对美国头部智能投顾平台抓取了大量不同投资者类型的推荐组合，并检验其与学术界规范投资建议的一致性。研究发现，传统的智能投顾落地时采用简化的金融理论模型，未完整规范金融理论模型的全部结构性要素。另一方面，Luo 等人（2024）[]从“用户采用与信任”方面研究发现在传统智能投顾框架下，“算法产出正确”并不足以保证产品成功，透明度、隐私保</w:t>
-      </w:r>
-      <w:r>
-        <w:rPr>
-          <w:rFonts w:hint="eastAsia"/>
-        </w:rPr>
-        <w:t>护感知、交互体验与机构声誉等因素会显著影响客户是否愿意将资产配置决策交给系统。在算法层面，</w:t>
-      </w:r>
-      <w:r>
-        <w:t>Bu 和 Zhu（2021）提出使用强化学习等在线学习范式，将用户画像中“风险偏好识别”与“投顾决策”纳入统一的序贯决策框架。该类工作从方法论上补足了传统问卷画像的静态假设，强调风险偏好可随时间与情境变化，投顾系统应通过交互与行为反馈实现持续校准。</w:t>
+        <w:t>传统智能投顾的核心目标，是在给定客户信息与可投资资产集合的条件下，形成可执行的资产配置方案，并通过再平衡等机制维持组合风险收益特征。</w:t>
+      </w:r>
+      <w:r>
+        <w:t>Scherer与Lehner（2025）针对美国头部智能投顾平台抓取了大量不同投资者类型的推荐组合，并检验其与学术界规范投资建议的一致性。研究发现，传统的智能投顾落地时采用简化的金融理论模型，未完整规范金融理论模型的全部结构性要素</w:t>
+      </w:r>
+      <w:r>
+        <w:fldChar w:fldCharType="begin"/>
+      </w:r>
+      <w:r>
+        <w:instrText xml:space="preserve"> ADDIN ZOTERO_ITEM CSL_CITATION {"citationID":"S2bnWsse","properties":{"formattedCitation":"(Scherer\\uc0\\u31561{}, 2025)","plainCitation":"(Scherer等, 2025)","noteIndex":0},"citationItems":[{"id":60,"uris":["http://zotero.org/users/local/ibQM8ZuJ/items/HVGE4QK5"],"itemData":{"id":60,"type":"article-journal","container-title":"Journal of Empirical Finance","DOI":"10.1016/j.jempfin.2024.101574","page":"101574","publisher":"Elsevier","title":"What drives robo-advice?","volume":"80","author":[{"family":"Scherer","given":"B"},{"family":"Lehner","given":"S"}],"issued":{"date-parts":[["2025"]]}}}],"schema":"https://github.com/citation-style-language/schema/raw/master/csl-citation.json"} </w:instrText>
+      </w:r>
+      <w:r>
+        <w:fldChar w:fldCharType="separate"/>
+      </w:r>
+      <w:r>
+        <w:rPr>
+          <w:rFonts w:cs="Times New Roman"/>
+        </w:rPr>
+        <w:t>(Scherer等, 2025)</w:t>
+      </w:r>
+      <w:r>
+        <w:fldChar w:fldCharType="end"/>
+      </w:r>
+      <w:r>
+        <w:t>。另一方面，Luo等人（2024）从“用户采用与信任”方面研究发现在传统智能投顾框架下，“算法产出正确”并不足以保证产品成功，透明度、隐私保</w:t>
+      </w:r>
+      <w:r>
+        <w:rPr>
+          <w:rFonts w:hint="eastAsia"/>
+        </w:rPr>
+        <w:t>护感知、交互体验与机构声誉等因素会显著影响客户是否愿意将资产配置决策交给系统</w:t>
+      </w:r>
+      <w:r>
+        <w:fldChar w:fldCharType="begin"/>
+      </w:r>
+      <w:r>
+        <w:instrText xml:space="preserve"> ADDIN ZOTERO_ITEM CSL_CITATION {"citationID":"iCj2zrFG","properties":{"formattedCitation":"(Luo\\uc0\\u31561{}, 2024)","plainCitation":"(Luo等, 2024)","noteIndex":0},"citationItems":[{"id":61,"uris":["http://zotero.org/users/local/ibQM8ZuJ/items/4KHX646C"],"itemData":{"id":61,"type":"article-journal","container-title":"International Review of Economics and Finance","DOI":"10.1016/j.iref.2024.103411","page":"103411","publisher":"Elsevier","title":"Investors’ willingness to use robo-advisors: Extrapolating influencing factors based on the fiduciary duty of investment advisors","volume":"94","author":[{"family":"Luo","given":"H"},{"family":"Liu","given":"X"},{"family":"Lv","given":"X"},{"literal":"others"}],"issued":{"date-parts":[["2024"]]}}}],"schema":"https://github.com/citation-style-language/schema/raw/master/csl-citation.json"} </w:instrText>
+      </w:r>
+      <w:r>
+        <w:fldChar w:fldCharType="separate"/>
+      </w:r>
+      <w:r>
+        <w:rPr>
+          <w:rFonts w:cs="Times New Roman"/>
+        </w:rPr>
+        <w:t>(Luo等, 2024)</w:t>
+      </w:r>
+      <w:r>
+        <w:fldChar w:fldCharType="end"/>
+      </w:r>
+      <w:r>
+        <w:rPr>
+          <w:rFonts w:hint="eastAsia"/>
+        </w:rPr>
+        <w:t>。在算法层面，</w:t>
+      </w:r>
+      <w:r>
+        <w:t>Bu和Zhu（2021）提出使用强化学习等在线学习范式，将用户画像中“风险偏好识别”与“投顾决策”纳入统一的序贯决策框架</w:t>
+      </w:r>
+      <w:r>
+        <w:fldChar w:fldCharType="begin"/>
+      </w:r>
+      <w:r>
+        <w:instrText xml:space="preserve"> ADDIN ZOTERO_ITEM CSL_CITATION {"citationID":"5kvpZ1bY","properties":{"formattedCitation":"(Bu\\uc0\\u31561{}, 2021)","plainCitation":"(Bu等, 2021)","noteIndex":0},"citationItems":[{"id":62,"uris":["http://zotero.org/users/local/ibQM8ZuJ/items/ZDSBQ654"],"itemData":{"id":62,"type":"article-journal","container-title":"Journal of Financial Econometrics","DOI":"10.1093/jjfinec/nbab001","issue":"2","page":"369–392","publisher":"Oxford University Press","title":"Robo-Advising: Learning Investors’ Risk Preferences via Portfolio Choices","volume":"19","author":[{"family":"Bu","given":"J"},{"family":"Zhu","given":"M"}],"issued":{"date-parts":[["2021"]]}}}],"schema":"https://github.com/citation-style-language/schema/raw/master/csl-citation.json"} </w:instrText>
+      </w:r>
+      <w:r>
+        <w:fldChar w:fldCharType="separate"/>
+      </w:r>
+      <w:r>
+        <w:rPr>
+          <w:rFonts w:cs="Times New Roman"/>
+        </w:rPr>
+        <w:t>(Bu等, 2021)</w:t>
+      </w:r>
+      <w:r>
+        <w:fldChar w:fldCharType="end"/>
+      </w:r>
+      <w:r>
+        <w:t>。该类工作从方法论上补足了传统问卷画像的静态假设，强调风险偏好可随时间与情境变化，投顾系统应通过交互与行为反馈实现持续校准。</w:t>
       </w:r>
     </w:p>
     <w:p>
@@ -12690,7 +13156,7 @@
         <w:pStyle w:val="a"/>
         <w:spacing w:before="16.30pt" w:after="16.30pt"/>
       </w:pPr>
-      <w:bookmarkStart w:id="26" w:name="_Toc223525913"/>
+      <w:bookmarkStart w:id="27" w:name="_Toc223525913"/>
       <w:r>
         <w:t>金融大模型与金融</w:t>
       </w:r>
@@ -12700,7 +13166,7 @@
         </w:rPr>
         <w:t>智能体</w:t>
       </w:r>
-      <w:bookmarkEnd w:id="26"/>
+      <w:bookmarkEnd w:id="27"/>
     </w:p>
     <w:p>
       <w:pPr>
@@ -12713,7 +13179,7 @@
         <w:t>大语言模型（</w:t>
       </w:r>
       <w:r>
-        <w:t>LLM）在通用自然语言任务中展现出强大的理解与生成能力，使投顾系统从“数值配置器”扩展为能够处理金融文本、进行对话式咨询并生成解释性报告的智能体。Lee 等人（2025）[]在对金融大模型（</w:t>
+        <w:t>LLM）在通用自然语言任务中展现出强大的理解与生成能力，使投顾系统从“数值配置器”扩展为能够处理金融文本、进行对话式咨询并生成解释性报告的智能体。Lee等人（2025）在对金融大模型（</w:t>
       </w:r>
       <w:proofErr w:type="spellStart"/>
       <w:r>
@@ -12729,7 +13195,28 @@
       </w:r>
       <w:proofErr w:type="spellEnd"/>
       <w:r>
-        <w:t xml:space="preserve"> 研究虽相对通用领域仍较有限，但已在模型技术、下游任务与数据集、评测体系以及机会与挑战等方面形成系统化脉络。在投顾语境下，这一变化意味着，系统不仅要输出买什么，还需要完成从读懂信息，推理整合，解释与追问的端到端咨询链路。Lewis 等人（2020）等提出的检索增强生成</w:t>
+        <w:t>研究虽相对通用领域仍较有限，但已在模型技术、下游任务与数据集、评测体系以及机会与挑战等方面形成系统化脉络</w:t>
+      </w:r>
+      <w:r>
+        <w:fldChar w:fldCharType="begin"/>
+      </w:r>
+      <w:r>
+        <w:instrText xml:space="preserve"> ADDIN ZOTERO_ITEM CSL_CITATION {"citationID":"FEtgSkHa","properties":{"formattedCitation":"(Lee\\uc0\\u31561{}, 2025)","plainCitation":"(Lee等, 2025)","noteIndex":0},"citationItems":[{"id":67,"uris":["http://zotero.org/users/local/ibQM8ZuJ/items/MZLUFT92"],"itemData":{"id":67,"type":"article-journal","container-title":"Neural Computing and Applications","DOI":"10.1007/s00521-024-10495-6","page":"24853–24867","publisher":"Springer","title":"Large Language Models in Finance (FinLLMs)","volume":"37","author":[{"family":"Lee","given":"J"},{"family":"Stevens","given":"N"},{"family":"Han","given":"S C"}],"issued":{"date-parts":[["2025"]]}}}],"schema":"https://github.com/citation-style-language/schema/raw/master/csl-citation.json"} </w:instrText>
+      </w:r>
+      <w:r>
+        <w:fldChar w:fldCharType="separate"/>
+      </w:r>
+      <w:r>
+        <w:rPr>
+          <w:rFonts w:cs="Times New Roman"/>
+        </w:rPr>
+        <w:t>(Lee等, 2025)</w:t>
+      </w:r>
+      <w:r>
+        <w:fldChar w:fldCharType="end"/>
+      </w:r>
+      <w:r>
+        <w:t>。在投顾语境下，这一变化意味着，系统不仅要输出买什么，还需要完成从读懂信息，推理整合，解释与追问的端到端咨询链路。Lewis等人（2020）等提出的检索增强生成</w:t>
       </w:r>
       <w:r>
         <w:rPr>
@@ -12744,6 +13231,9 @@
     <w:p>
       <w:pPr>
         <w:ind w:firstLine="21pt"/>
+        <w:rPr>
+          <w:rFonts w:hint="eastAsia"/>
+        </w:rPr>
       </w:pPr>
       <w:r>
         <w:rPr>
@@ -12752,7 +13242,7 @@
         <w:t>在数据集方面，</w:t>
       </w:r>
       <w:r>
-        <w:t>Chen 等人（2021）提出</w:t>
+        <w:t>Chen等人（2021）提出</w:t>
       </w:r>
       <w:proofErr w:type="spellStart"/>
       <w:r>
@@ -12760,19 +13250,85 @@
       </w:r>
       <w:proofErr w:type="spellEnd"/>
       <w:r>
-        <w:t xml:space="preserve"> 提供基于财务报告的问答对，并进一步标注可解释的推理程序，以促进金融语境下的复杂数值推理研究[cite]。Zhu 等人（2021）提出TAT-QA ，从真实金融报告中抽取样本构建表格与文本混合的问答数据集，并提出能够联合对表格单元与文本片段</w:t>
+        <w:t>提供基于财务报告的问答对，并进一步标注可解释的推理程序，以促进金融语境下的复杂数值推理研</w:t>
       </w:r>
       <w:r>
         <w:lastRenderedPageBreak/>
-        <w:t>进行语义抽取与符号聚合推理的模型 TAGOP[]。这类数据集与方法为金融智能多维能力提供了可评测的研究抓手。在工程实践方面，开源社区也尝试以较低成本实现“金融大模型能力注入”，如</w:t>
+        <w:t>究</w:t>
+      </w:r>
+      <w:r>
+        <w:fldChar w:fldCharType="begin"/>
+      </w:r>
+      <w:r>
+        <w:instrText xml:space="preserve"> ADDIN ZOTERO_ITEM CSL_CITATION {"citationID":"GJb85tjP","properties":{"formattedCitation":"(Chen\\uc0\\u31561{}, 2021)","plainCitation":"(Chen等, 2021)","noteIndex":0},"citationItems":[{"id":69,"uris":["http://zotero.org/users/local/ibQM8ZuJ/items/2DN59QXU"],"itemData":{"id":69,"type":"paper-conference","container-title":"Proceedings of the 2021 Conference on Empirical Methods in Natural Language Processing","DOI":"10.18653/v1/2021.emnlp-main.679","page":"8476–8490","publisher":"Association for Computational Linguistics","publisher-place":"Online and Punta Cana, Dominican Republic","title":"FinQA: A Dataset of Numerical Reasoning over Financial Data","URL":"https://aclanthology.org/2021.emnlp-main.679/","author":[{"family":"Chen","given":"Zhiyu"},{"family":"Chen","given":"Wenhu"},{"family":"Smiley","given":"Charese"},{"family":"Shah","given":"Sameena"},{"family":"Borova","given":"Iana"},{"family":"Langdon","given":"Dylan"},{"family":"Moussa","given":"Reema"},{"family":"Beane","given":"Matt"},{"family":"Huang","given":"Ting-Hao"},{"family":"Routledge","given":"Bryan"},{"literal":"others"}],"issued":{"date-parts":[["2021",11]]}}}],"schema":"https://github.com/citation-style-language/schema/raw/master/csl-citation.json"} </w:instrText>
+      </w:r>
+      <w:r>
+        <w:fldChar w:fldCharType="separate"/>
+      </w:r>
+      <w:r>
+        <w:rPr>
+          <w:rFonts w:cs="Times New Roman"/>
+        </w:rPr>
+        <w:t>(Chen等, 2021)</w:t>
+      </w:r>
+      <w:r>
+        <w:fldChar w:fldCharType="end"/>
+      </w:r>
+      <w:r>
+        <w:t>。Zhu等人（2021）提出TAT-QA ，从真实金融报告中抽取样本构建表格与文本混合的问答数据集，并提出能够联合对表格单元与文本片段进行语义抽取与符号聚合推理的模型TAGOP</w:t>
+      </w:r>
+      <w:r>
+        <w:fldChar w:fldCharType="begin"/>
+      </w:r>
+      <w:r>
+        <w:instrText xml:space="preserve"> ADDIN ZOTERO_ITEM CSL_CITATION {"citationID":"PlKMIch6","properties":{"formattedCitation":"(Zhu\\uc0\\u31561{}, 2021)","plainCitation":"(Zhu等, 2021)","noteIndex":0},"citationItems":[{"id":70,"uris":["http://zotero.org/users/local/ibQM8ZuJ/items/CXEIEL6E"],"itemData":{"id":70,"type":"paper-conference","container-title":"Proceedings of the 59th Annual Meeting of the Association for Computational Linguistics and the 11th International Joint Conference on Natural Language Processing (Volume 1: Long Papers)","DOI":"10.18653/v1/2021.acl-long.390","page":"5002–5012","publisher":"Association for Computational Linguistics","publisher-place":"Online","title":"TAT-QA: A Question Answering Benchmark on a Hybrid of Tabular and Textual Content in Finance","URL":"https://aclanthology.org/2021.acl-long.390/","author":[{"family":"Zhu","given":"Fengbin"},{"family":"Lei","given":"Wenqiang"},{"family":"Huang","given":"Youcheng"},{"family":"Wang","given":"Chao"},{"family":"Chen","given":"Jiaqi"},{"family":"Yin","given":"Wenqiang"},{"family":"Liu","given":"Ting"},{"family":"Su","given":"Qi"},{"family":"Zhou","given":"Xiang"},{"family":"Liu","given":"Xiaojiang"},{"literal":"others"}],"issued":{"date-parts":[["2021",8]]}}}],"schema":"https://github.com/citation-style-language/schema/raw/master/csl-citation.json"} </w:instrText>
+      </w:r>
+      <w:r>
+        <w:fldChar w:fldCharType="separate"/>
+      </w:r>
+      <w:r>
+        <w:rPr>
+          <w:rFonts w:cs="Times New Roman"/>
+        </w:rPr>
+        <w:t>(Zhu等, 2021)</w:t>
+      </w:r>
+      <w:r>
+        <w:fldChar w:fldCharType="end"/>
+      </w:r>
+      <w:r>
+        <w:t>。这类数据集与方法为金融智能多维能力提供了可评测的研究抓手。在工程实践方面，开源社区也尝试以较低成本实现金融大模型能力注入，如</w:t>
       </w:r>
       <w:proofErr w:type="spellStart"/>
       <w:r>
-        <w:t>FinFPT</w:t>
+        <w:t>Fin</w:t>
+      </w:r>
+      <w:r>
+        <w:t>G</w:t>
+      </w:r>
+      <w:r>
+        <w:t>PT</w:t>
       </w:r>
       <w:proofErr w:type="spellEnd"/>
       <w:r>
-        <w:t>（AI4Finance Foundation，2026），其基于开源大模型进行轻量化微调。</w:t>
+        <w:fldChar w:fldCharType="begin"/>
+      </w:r>
+      <w:r>
+        <w:instrText xml:space="preserve"> ADDIN ZOTERO_ITEM CSL_CITATION {"citationID":"rmHHfORQ","properties":{"formattedCitation":"(Yang\\uc0\\u31561{}, 2023)","plainCitation":"(Yang等, 2023)","noteIndex":0},"citationItems":[{"id":71,"uris":["http://zotero.org/users/local/ibQM8ZuJ/items/7ZJJYBES"],"itemData":{"id":71,"type":"report","publisher":"AI4Finance Foundation","title":"FinGPT: Open-Source Financial Large Language Models","URL":"https://ai4finance.org/FinGPT-Paper.pdf","author":[{"family":"Yang","given":"Hongyang"},{"family":"Liu","given":"Xiao-Yang"},{"family":"Wang","given":"Christina Dan"}],"issued":{"date-parts":[["2023"]]}}}],"schema":"https://github.com/citation-style-language/schema/raw/master/csl-citation.json"} </w:instrText>
+      </w:r>
+      <w:r>
+        <w:fldChar w:fldCharType="separate"/>
+      </w:r>
+      <w:r>
+        <w:rPr>
+          <w:rFonts w:cs="Times New Roman"/>
+        </w:rPr>
+        <w:t>(Yang等, 2023)</w:t>
+      </w:r>
+      <w:r>
+        <w:fldChar w:fldCharType="end"/>
+      </w:r>
+      <w:r>
+        <w:t>，其基于开源大模型进行轻量化微调。</w:t>
       </w:r>
       <w:proofErr w:type="spellStart"/>
       <w:r>
@@ -12780,27 +13336,28 @@
       </w:r>
       <w:proofErr w:type="spellEnd"/>
       <w:r>
-        <w:t>（（AI4Finance Foundation，2026））等开源框架以环境、智能体、应用的分层结构，提供金融强化学习的实验与落地基础[11]。这些开源项目提供了丰富的工具链，也为行业落地提供了工程基础。</w:t>
-      </w:r>
-    </w:p>
-    <w:p>
-      <w:pPr>
-        <w:ind w:firstLine="24pt"/>
-      </w:pPr>
+        <w:rPr>
+          <w:rStyle w:val="afc"/>
+        </w:rPr>
+        <w:footnoteReference w:id="1"/>
+      </w:r>
+      <w:r>
+        <w:t>等开源框架以环境、智能体、应用的分层结构，提供金融强化学习的实验与落地基础。这些开源项目提供了丰富的工具链，也为行业落地提供了工程基础。</w:t>
+      </w:r>
     </w:p>
     <w:p>
       <w:pPr>
         <w:pStyle w:val="a"/>
         <w:spacing w:before="16.30pt" w:after="16.30pt"/>
       </w:pPr>
-      <w:bookmarkStart w:id="27" w:name="_Toc223525914"/>
+      <w:bookmarkStart w:id="28" w:name="_Toc223525914"/>
       <w:r>
         <w:rPr>
           <w:rFonts w:hint="eastAsia"/>
         </w:rPr>
         <w:t>投资咨询场景特殊性</w:t>
       </w:r>
-      <w:bookmarkEnd w:id="27"/>
+      <w:bookmarkEnd w:id="28"/>
     </w:p>
     <w:p>
       <w:pPr>
@@ -12814,31 +13371,142 @@
         <w:t>与一般信息问答或内容生成应用相比，投资咨询具有更强的外部性与可追责性。金融监管框架对“适当性、披露与受托责任”有明确要求。</w:t>
       </w:r>
       <w:r>
-        <w:t>SEC 在关于智能投顾的指导文件中指出，作为 SEC 注册投资顾问，智能投顾同样受《投资顾问法》约束，并需提供符合其对客户所负受托责任的投资建议（U.S. Securities and Exchange Commission，2017）。由于智能投顾依赖算法、互联网交付且可能缺少直接人工交互，其商业模式在履行相关义务时会产生特定合规关注点。欧盟 ESMA 关于 MiFID II 适当性要</w:t>
-      </w:r>
-      <w:r>
-        <w:rPr>
-          <w:rFonts w:hint="eastAsia"/>
-        </w:rPr>
-        <w:t>求的指南进一步强调，这些要求适用于投资建议与组合管理服务，尤其面向零售客户，并旨在促进对适当性规则的统一解释与一致监管（</w:t>
-      </w:r>
-      <w:r>
-        <w:t>European Securities and Markets Authority，2023）。在自律监管层面，FINRA 也强调适当性义务对于投资者保护与公平交易的重要性，并以 Rule 2111作为一般适当性义务的核心规则来源（FINRA，n.d.）。这些权威文件共同表明投顾系统的正确性必须与适当性与披露绑定，系统需能够解释推荐依据、揭示限制条件，并保存可审计记录。</w:t>
+        <w:t>SEC</w:t>
+      </w:r>
+      <w:r>
+        <w:rPr>
+          <w:rFonts w:hint="eastAsia"/>
+        </w:rPr>
+        <w:t>（</w:t>
+      </w:r>
+      <w:r>
+        <w:t>U.S. Securities and Exchange Commission</w:t>
+      </w:r>
+      <w:r>
+        <w:rPr>
+          <w:rFonts w:hint="eastAsia"/>
+        </w:rPr>
+        <w:t>）</w:t>
+      </w:r>
+      <w:r>
+        <w:t>在关于智能投顾的指导文件中指出，作为SEC注册投资顾问，智能投顾同样受《投资顾问法》约束，并需提供符合其对客户所负受托责任的投资建议</w:t>
+      </w:r>
+      <w:r>
+        <w:rPr>
+          <w:rStyle w:val="afc"/>
+        </w:rPr>
+        <w:footnoteReference w:id="2"/>
+      </w:r>
+      <w:r>
+        <w:t>。由于智能投顾依赖算法、互联网交付且可能缺少直接人工交互，其商业模式在履行相关义务时会产生特定合规关注点。欧盟ESMA</w:t>
+      </w:r>
+      <w:r>
+        <w:rPr>
+          <w:rFonts w:hint="eastAsia"/>
+        </w:rPr>
+        <w:t>（</w:t>
+      </w:r>
+      <w:r>
+        <w:t>European Securities and Markets Authority</w:t>
+      </w:r>
+      <w:r>
+        <w:rPr>
+          <w:rFonts w:hint="eastAsia"/>
+        </w:rPr>
+        <w:t>）</w:t>
+      </w:r>
+      <w:r>
+        <w:t>关于MiFID II适当性要</w:t>
+      </w:r>
+      <w:r>
+        <w:rPr>
+          <w:rFonts w:hint="eastAsia"/>
+        </w:rPr>
+        <w:t>求的指南进一步强调，这些要求适用于投资建议与组合管理服务，尤其面向零售客户，并旨在促进对适当性规则的统一解释与一致监管</w:t>
+      </w:r>
+      <w:r>
+        <w:rPr>
+          <w:rStyle w:val="afc"/>
+        </w:rPr>
+        <w:footnoteReference w:id="3"/>
+      </w:r>
+      <w:r>
+        <w:t>。在自律监管层面，FINRA</w:t>
+      </w:r>
+      <w:r>
+        <w:rPr>
+          <w:rFonts w:hint="eastAsia"/>
+        </w:rPr>
+        <w:t>（</w:t>
+      </w:r>
+      <w:r>
+        <w:t>Financial Industry Regulatory Authority</w:t>
+      </w:r>
+      <w:r>
+        <w:rPr>
+          <w:rFonts w:hint="eastAsia"/>
+        </w:rPr>
+        <w:t>）</w:t>
+      </w:r>
+      <w:r>
+        <w:t>也强调适当性义务对于投资者保护与公平交易的重要性，并以Rule 2111作为一般适当性义务的核心规则来源</w:t>
+      </w:r>
+      <w:r>
+        <w:rPr>
+          <w:rStyle w:val="afc"/>
+        </w:rPr>
+        <w:footnoteReference w:id="4"/>
+      </w:r>
+      <w:r>
+        <w:t>。这些权威文件共同表明投顾系统的正确性必须与适当性与披露绑定，系统需能够解释推荐依据、揭示限制条件，并保存可审计记录。</w:t>
       </w:r>
     </w:p>
     <w:p>
       <w:pPr>
         <w:pStyle w:val="a7"/>
         <w:ind w:firstLine="24pt"/>
-      </w:pPr>
-      <w:r>
-        <w:rPr>
-          <w:rFonts w:hint="eastAsia"/>
-        </w:rPr>
-        <w:t>在中国语境下，智能投顾的法律属性、账户委托边界与责任认定同样是讨论重点。郭雳、赵继尧（</w:t>
-      </w:r>
-      <w:r>
-        <w:t xml:space="preserve">2018）[cite]将国内智能投顾应用模式归纳为主流模仿模式、资产配置建议模式与证券投资模式，并指出智能投顾在市场准入、账户全权委托、机器人责任、投资顾问信义义务等方面对现有制度形成挑战；文中强调监管应在包容性原则下，以信义义务与信息披露为主线寻求金融科技与金融监管的协调[cite]。Zhang 和 </w:t>
+        <w:rPr>
+          <w:rFonts w:hint="eastAsia"/>
+        </w:rPr>
+      </w:pPr>
+      <w:r>
+        <w:rPr>
+          <w:rFonts w:hint="eastAsia"/>
+        </w:rPr>
+        <w:t>在中国语境下，智能投顾的法律属性、账户委托边界与责任认定同样是讨论重点。郭雳（</w:t>
+      </w:r>
+      <w:r>
+        <w:t>2018）</w:t>
+      </w:r>
+      <w:r>
+        <w:rPr>
+          <w:rFonts w:hint="eastAsia"/>
+        </w:rPr>
+        <w:t>等</w:t>
+      </w:r>
+      <w:r>
+        <w:t>将国内智能投顾应用模式归纳为主流模仿模式、资产配置建议模式与证券投资模式，并指出智能投顾在市场准入、账户全权委托、机器人责任、投资顾问信义义务等方面对现有制度形成挑战</w:t>
+      </w:r>
+      <w:r>
+        <w:fldChar w:fldCharType="begin"/>
+      </w:r>
+      <w:r>
+        <w:instrText xml:space="preserve"> ADDIN ZOTERO_ITEM CSL_CITATION {"citationID":"qcd2XFlS","properties":{"formattedCitation":"(\\uc0\\u37101{}\\uc0\\u38643{}\\uc0\\u31561{}, 2018)","plainCitation":"(郭雳等, 2018)","noteIndex":0},"citationItems":[{"id":78,"uris":["http://zotero.org/users/local/ibQM8ZuJ/items/449YUI6Y"],"itemData":{"id":78,"type":"article-journal","container-title":"证券市场导报","issue":"6","page":"71–78","publisher":"深圳证券交易所综合研究所","title":"智能投顾发展的法律挑战及其应对","author":[{"literal":"郭雳"},{"literal":"赵继尧"}],"issued":{"date-parts":[["2018"]]}}}],"schema":"https://github.com/citation-style-language/schema/raw/master/csl-citation.json"} </w:instrText>
+      </w:r>
+      <w:r>
+        <w:fldChar w:fldCharType="separate"/>
+      </w:r>
+      <w:r>
+        <w:rPr>
+          <w:rFonts w:cs="Times New Roman"/>
+        </w:rPr>
+        <w:t>(郭雳等, 2018)</w:t>
+      </w:r>
+      <w:r>
+        <w:fldChar w:fldCharType="end"/>
+      </w:r>
+      <w:r>
+        <w:t>；文中强调监管应在包容性原则下，以信义义务与信息披露为主线寻求金融科技与金融监管的协调。Zhang和</w:t>
       </w:r>
       <w:proofErr w:type="spellStart"/>
       <w:r>
@@ -12846,7 +13514,38 @@
       </w:r>
       <w:proofErr w:type="spellEnd"/>
       <w:r>
-        <w:t>（2020）的研究则从我国监管体系出发讨论国内智能投顾面临的障碍，并提出改善披露与投资者保护、明确法律地位等方向[cite]。上述研究说明，金融智能体在国内落地不仅是技术问题，还涉及制度适配、责任边界与监管协调。</w:t>
+        <w:t>（2020）的研究则从我国监管体系出发讨论国内智能投顾面临的障碍，并提出改善披露与投资者保护、明</w:t>
+      </w:r>
+      <w:r>
+        <w:lastRenderedPageBreak/>
+        <w:t>确法律地位等方向</w:t>
+      </w:r>
+      <w:r>
+        <w:fldChar w:fldCharType="begin"/>
+      </w:r>
+      <w:r>
+        <w:instrText xml:space="preserve"> ADDIN ZOTERO_ITEM CSL_CITATION {"citationID":"sWN1zTwk","properties":{"formattedCitation":"(Zhang Y, Xie, 2020)","plainCitation":"(Zhang Y, Xie, 2020)","noteIndex":0},"citationItems":[{"id":77,"uris":["http://zotero.org/users/local/ibQM8ZuJ/items/RHK6CYBJ"],"itemData":{"id":77,"type":"article-journal","container-title":"European Business Organization Law Review","DOI":"10.1007/s40804-020-00187-8","page":"737–766","publisher":"Springer","title":"Regulating Investment Robo-Advisors in China: Problems and Prospects","volume":"21","author":[{"family":"Zhang","given":"Y"},{"family":"Xie","given":"C"}],"issued":{"date-parts":[["2020"]]}}}],"schema":"https://github.com/citation-style-language/schema/raw/master/csl-citation.json"} </w:instrText>
+      </w:r>
+      <w:r>
+        <w:fldChar w:fldCharType="separate"/>
+      </w:r>
+      <w:r>
+        <w:rPr>
+          <w:noProof/>
+        </w:rPr>
+        <w:t>(Zhang Y, Xie, 2020)</w:t>
+      </w:r>
+      <w:r>
+        <w:fldChar w:fldCharType="end"/>
+      </w:r>
+      <w:r>
+        <w:t>。上述研究说明，金融智能体在国内落地不仅是技术问题，还涉及制度适配、责任边界与监管协调</w:t>
+      </w:r>
+      <w:r>
+        <w:rPr>
+          <w:rFonts w:hint="eastAsia"/>
+        </w:rPr>
+        <w:t>。</w:t>
       </w:r>
     </w:p>
     <w:p>
@@ -12858,14 +13557,7 @@
         <w:rPr>
           <w:rFonts w:hint="eastAsia"/>
         </w:rPr>
-        <w:t>进一步地，投资咨询场景还具有典型的信息时效性强、市场分布非平稳、噪声与操纵风险高等特征。同一信息在不同市场状态下的含义与影响可</w:t>
-      </w:r>
-      <w:r>
-        <w:rPr>
-          <w:rFonts w:hint="eastAsia"/>
-        </w:rPr>
-        <w:lastRenderedPageBreak/>
-        <w:t>能不同，且金融文本存在夸大宣传与选择性披露风险。在此背景下，引入金融大模型并不能自然解决问题，反而可能因幻觉或错误推理放大风险。因此，面向投顾的金融智能体通常需要在系统层面引入证据链生成、约束校验、人机协同复核与阈值控制等机制，以实现可解释、可控与可审计的输出。</w:t>
+        <w:t>进一步地，投资咨询场景还具有典型的信息时效性强、市场分布非平稳、噪声与操纵风险高等特征。同一信息在不同市场状态下的含义与影响可能不同，且金融文本存在夸大宣传与选择性披露风险。在此背景下，引入金融大模型并不能自然解决问题，反而可能因幻觉或错误推理放大风险。因此，面向投顾的金融智能体通常需要在系统层面引入证据链生成、约束校验、人机协同复核与阈值控制等机制，以实现可解释、可控与可审计的输出。</w:t>
       </w:r>
     </w:p>
     <w:p/>
@@ -12877,8 +13569,8 @@
       <w:r>
         <w:br w:type="page"/>
       </w:r>
-      <w:bookmarkStart w:id="28" w:name="_Toc223096605"/>
-      <w:bookmarkStart w:id="29" w:name="_Toc223525915"/>
+      <w:bookmarkStart w:id="29" w:name="_Toc223096605"/>
+      <w:bookmarkStart w:id="30" w:name="_Toc223525915"/>
       <w:r>
         <w:rPr>
           <w:rFonts w:hint="eastAsia"/>
@@ -12886,24 +13578,24 @@
         <w:lastRenderedPageBreak/>
         <w:t>理论分析</w:t>
       </w:r>
-      <w:bookmarkEnd w:id="28"/>
       <w:bookmarkEnd w:id="29"/>
+      <w:bookmarkEnd w:id="30"/>
     </w:p>
     <w:p>
       <w:pPr>
         <w:pStyle w:val="v3"/>
         <w:spacing w:before="32.60pt" w:after="32.60pt"/>
       </w:pPr>
-      <w:bookmarkStart w:id="30" w:name="_Toc223096606"/>
-      <w:bookmarkStart w:id="31" w:name="_Toc223525916"/>
+      <w:bookmarkStart w:id="31" w:name="_Toc223096606"/>
+      <w:bookmarkStart w:id="32" w:name="_Toc223525916"/>
       <w:r>
         <w:rPr>
           <w:rFonts w:hint="eastAsia"/>
         </w:rPr>
         <w:t>智能投顾中的动态认知</w:t>
       </w:r>
-      <w:bookmarkEnd w:id="30"/>
       <w:bookmarkEnd w:id="31"/>
+      <w:bookmarkEnd w:id="32"/>
     </w:p>
     <w:p>
       <w:pPr>
@@ -12926,13 +13618,13 @@
         <w:pStyle w:val="a"/>
         <w:spacing w:before="16.30pt" w:after="16.30pt"/>
       </w:pPr>
-      <w:bookmarkStart w:id="32" w:name="_Toc223096607"/>
-      <w:bookmarkStart w:id="33" w:name="_Toc223525917"/>
+      <w:bookmarkStart w:id="33" w:name="_Toc223096607"/>
+      <w:bookmarkStart w:id="34" w:name="_Toc223525917"/>
       <w:r>
         <w:t>动态认知的定义与边界</w:t>
       </w:r>
-      <w:bookmarkEnd w:id="32"/>
       <w:bookmarkEnd w:id="33"/>
+      <w:bookmarkEnd w:id="34"/>
     </w:p>
     <w:p>
       <w:pPr>
@@ -13029,19 +13721,19 @@
         <w:pStyle w:val="a"/>
         <w:spacing w:before="16.30pt" w:after="16.30pt"/>
       </w:pPr>
-      <w:bookmarkStart w:id="34" w:name="_Toc223096608"/>
+      <w:bookmarkStart w:id="35" w:name="_Toc223096608"/>
       <w:r>
         <w:rPr>
           <w:rFonts w:hint="eastAsia"/>
         </w:rPr>
         <w:t xml:space="preserve"> </w:t>
       </w:r>
-      <w:bookmarkStart w:id="35" w:name="_Toc223525918"/>
+      <w:bookmarkStart w:id="36" w:name="_Toc223525918"/>
       <w:r>
         <w:t>投资者动态行为变量</w:t>
       </w:r>
-      <w:bookmarkEnd w:id="34"/>
       <w:bookmarkEnd w:id="35"/>
+      <w:bookmarkEnd w:id="36"/>
     </w:p>
     <w:p>
       <w:pPr>
@@ -13107,8 +13799,8 @@
         <w:pStyle w:val="a"/>
         <w:spacing w:before="16.30pt" w:after="16.30pt"/>
       </w:pPr>
-      <w:bookmarkStart w:id="36" w:name="_Toc223096609"/>
-      <w:bookmarkStart w:id="37" w:name="_Toc223525919"/>
+      <w:bookmarkStart w:id="37" w:name="_Toc223096609"/>
+      <w:bookmarkStart w:id="38" w:name="_Toc223525919"/>
       <w:r>
         <w:t>“</w:t>
       </w:r>
@@ -13139,8 +13831,8 @@
       <w:r>
         <w:t>循环</w:t>
       </w:r>
-      <w:bookmarkEnd w:id="36"/>
       <w:bookmarkEnd w:id="37"/>
+      <w:bookmarkEnd w:id="38"/>
     </w:p>
     <w:p>
       <w:pPr>
@@ -13265,13 +13957,13 @@
         <w:pStyle w:val="a"/>
         <w:spacing w:before="16.30pt" w:after="16.30pt"/>
       </w:pPr>
-      <w:bookmarkStart w:id="38" w:name="_Toc223096610"/>
-      <w:bookmarkStart w:id="39" w:name="_Toc223525920"/>
+      <w:bookmarkStart w:id="39" w:name="_Toc223096610"/>
+      <w:bookmarkStart w:id="40" w:name="_Toc223525920"/>
       <w:r>
         <w:t>状态空间与更新规则</w:t>
       </w:r>
-      <w:bookmarkEnd w:id="38"/>
       <w:bookmarkEnd w:id="39"/>
+      <w:bookmarkEnd w:id="40"/>
     </w:p>
     <w:p>
       <w:pPr>
@@ -13311,16 +14003,16 @@
         <w:pStyle w:val="v3"/>
         <w:spacing w:before="32.60pt" w:after="32.60pt"/>
       </w:pPr>
-      <w:bookmarkStart w:id="40" w:name="_Toc223096611"/>
-      <w:bookmarkStart w:id="41" w:name="_Toc223525921"/>
+      <w:bookmarkStart w:id="41" w:name="_Toc223096611"/>
+      <w:bookmarkStart w:id="42" w:name="_Toc223525921"/>
       <w:r>
         <w:rPr>
           <w:rFonts w:hint="eastAsia"/>
         </w:rPr>
         <w:t>智能投顾中的决策一致</w:t>
       </w:r>
-      <w:bookmarkEnd w:id="40"/>
       <w:bookmarkEnd w:id="41"/>
+      <w:bookmarkEnd w:id="42"/>
     </w:p>
     <w:p>
       <w:pPr>
@@ -13336,13 +14028,13 @@
         <w:pStyle w:val="a"/>
         <w:spacing w:before="16.30pt" w:after="16.30pt"/>
       </w:pPr>
-      <w:bookmarkStart w:id="42" w:name="_Toc223096612"/>
-      <w:bookmarkStart w:id="43" w:name="_Toc223525922"/>
+      <w:bookmarkStart w:id="43" w:name="_Toc223096612"/>
+      <w:bookmarkStart w:id="44" w:name="_Toc223525922"/>
       <w:r>
         <w:t>决策一致性的内涵与维度界定</w:t>
       </w:r>
-      <w:bookmarkEnd w:id="42"/>
       <w:bookmarkEnd w:id="43"/>
+      <w:bookmarkEnd w:id="44"/>
     </w:p>
     <w:p>
       <w:pPr>
@@ -13381,13 +14073,13 @@
         <w:pStyle w:val="a"/>
         <w:spacing w:before="16.30pt" w:after="16.30pt"/>
       </w:pPr>
-      <w:bookmarkStart w:id="44" w:name="_Toc223096613"/>
-      <w:bookmarkStart w:id="45" w:name="_Toc223525923"/>
+      <w:bookmarkStart w:id="45" w:name="_Toc223096613"/>
+      <w:bookmarkStart w:id="46" w:name="_Toc223525923"/>
       <w:r>
         <w:t>决策一致性对信任与采纳行为的影响</w:t>
       </w:r>
-      <w:bookmarkEnd w:id="44"/>
       <w:bookmarkEnd w:id="45"/>
+      <w:bookmarkEnd w:id="46"/>
     </w:p>
     <w:p>
       <w:pPr>
@@ -13437,8 +14129,8 @@
         <w:pStyle w:val="a"/>
         <w:spacing w:before="16.30pt" w:after="16.30pt"/>
       </w:pPr>
-      <w:bookmarkStart w:id="46" w:name="_Toc223096614"/>
-      <w:bookmarkStart w:id="47" w:name="_Toc223525924"/>
+      <w:bookmarkStart w:id="47" w:name="_Toc223096614"/>
+      <w:bookmarkStart w:id="48" w:name="_Toc223525924"/>
       <w:r>
         <w:rPr>
           <w:rStyle w:val="a9"/>
@@ -13448,8 +14140,8 @@
         </w:rPr>
         <w:t>决策一致性的实现机制</w:t>
       </w:r>
-      <w:bookmarkEnd w:id="46"/>
       <w:bookmarkEnd w:id="47"/>
+      <w:bookmarkEnd w:id="48"/>
     </w:p>
     <w:p>
       <w:pPr>
@@ -13476,8 +14168,8 @@
       <w:r>
         <w:br w:type="page"/>
       </w:r>
-      <w:bookmarkStart w:id="48" w:name="_Toc223096616"/>
-      <w:bookmarkStart w:id="49" w:name="_Toc223525925"/>
+      <w:bookmarkStart w:id="49" w:name="_Toc223096616"/>
+      <w:bookmarkStart w:id="50" w:name="_Toc223525925"/>
       <w:r>
         <w:rPr>
           <w:rFonts w:hint="eastAsia"/>
@@ -13485,40 +14177,40 @@
         <w:lastRenderedPageBreak/>
         <w:t>系统设计</w:t>
       </w:r>
-      <w:bookmarkEnd w:id="48"/>
       <w:bookmarkEnd w:id="49"/>
+      <w:bookmarkEnd w:id="50"/>
     </w:p>
     <w:p>
       <w:pPr>
         <w:pStyle w:val="v3"/>
         <w:spacing w:before="32.60pt" w:after="32.60pt"/>
       </w:pPr>
-      <w:bookmarkStart w:id="50" w:name="_Toc223096617"/>
-      <w:bookmarkStart w:id="51" w:name="_Toc223525926"/>
+      <w:bookmarkStart w:id="51" w:name="_Toc223096617"/>
+      <w:bookmarkStart w:id="52" w:name="_Toc223525926"/>
       <w:r>
         <w:rPr>
           <w:rFonts w:hint="eastAsia"/>
         </w:rPr>
         <w:t>长期对话记忆的表征框架与问题定义</w:t>
       </w:r>
-      <w:bookmarkEnd w:id="50"/>
       <w:bookmarkEnd w:id="51"/>
+      <w:bookmarkEnd w:id="52"/>
     </w:p>
     <w:p>
       <w:pPr>
         <w:pStyle w:val="a"/>
         <w:spacing w:before="16.30pt" w:after="16.30pt"/>
       </w:pPr>
-      <w:bookmarkStart w:id="52" w:name="_Toc223096618"/>
-      <w:bookmarkStart w:id="53" w:name="_Toc223525927"/>
+      <w:bookmarkStart w:id="53" w:name="_Toc223096618"/>
+      <w:bookmarkStart w:id="54" w:name="_Toc223525927"/>
       <w:r>
         <w:rPr>
           <w:rFonts w:hint="eastAsia"/>
         </w:rPr>
         <w:t>多轮对话中的长期记忆需求与任务特征</w:t>
       </w:r>
-      <w:bookmarkEnd w:id="52"/>
       <w:bookmarkEnd w:id="53"/>
+      <w:bookmarkEnd w:id="54"/>
     </w:p>
     <w:p>
       <w:pPr>
@@ -13573,16 +14265,16 @@
         <w:pStyle w:val="a"/>
         <w:spacing w:before="16.30pt" w:after="16.30pt"/>
       </w:pPr>
-      <w:bookmarkStart w:id="54" w:name="_Toc223096619"/>
-      <w:bookmarkStart w:id="55" w:name="_Toc223525928"/>
+      <w:bookmarkStart w:id="55" w:name="_Toc223096619"/>
+      <w:bookmarkStart w:id="56" w:name="_Toc223525928"/>
       <w:r>
         <w:rPr>
           <w:rFonts w:hint="eastAsia"/>
         </w:rPr>
         <w:t>传统表征范式的局限与关键问题定义</w:t>
       </w:r>
-      <w:bookmarkEnd w:id="54"/>
       <w:bookmarkEnd w:id="55"/>
+      <w:bookmarkEnd w:id="56"/>
     </w:p>
     <w:p>
       <w:pPr>
@@ -13734,7 +14426,7 @@
                     </pic:cNvPicPr>
                   </pic:nvPicPr>
                   <pic:blipFill>
-                    <a:blip r:embed="rId34" cstate="print">
+                    <a:blip r:embed="rId28" cstate="print">
                       <a:extLst>
                         <a:ext uri="{28A0092B-C50C-407E-A947-70E740481C1C}">
                           <a14:useLocalDpi xmlns:a14="http://schemas.microsoft.com/office/drawing/2010/main" val="0"/>
@@ -13771,7 +14463,7 @@
         <w:pStyle w:val="af7"/>
         <w:ind w:firstLine="20.40pt"/>
       </w:pPr>
-      <w:bookmarkStart w:id="56" w:name="_Toc223528555"/>
+      <w:bookmarkStart w:id="57" w:name="_Toc223528555"/>
       <w:r>
         <w:rPr>
           <w:rFonts w:hint="eastAsia"/>
@@ -13785,6 +14477,9 @@
         <w:t xml:space="preserve"> </w:t>
       </w:r>
       <w:r>
+        <w:t>.</w:t>
+      </w:r>
+      <w:r>
         <w:fldChar w:fldCharType="begin"/>
       </w:r>
       <w:r>
@@ -13794,7 +14489,19 @@
         <w:rPr>
           <w:rFonts w:hint="eastAsia"/>
         </w:rPr>
-        <w:instrText>STYLEREF 1 \s</w:instrText>
+        <w:instrText xml:space="preserve">SEQ </w:instrText>
+      </w:r>
+      <w:r>
+        <w:rPr>
+          <w:rFonts w:hint="eastAsia"/>
+        </w:rPr>
+        <w:instrText>图</w:instrText>
+      </w:r>
+      <w:r>
+        <w:rPr>
+          <w:rFonts w:hint="eastAsia"/>
+        </w:rPr>
+        <w:instrText xml:space="preserve"> \* ARABIC \s 1</w:instrText>
       </w:r>
       <w:r>
         <w:instrText xml:space="preserve"> </w:instrText>
@@ -13804,64 +14511,14 @@
       </w:r>
       <w:r>
         <w:rPr>
-          <w:rFonts w:hint="cs"/>
           <w:noProof/>
-          <w:cs/>
-        </w:rPr>
-        <w:t>‎</w:t>
-      </w:r>
-      <w:r>
-        <w:rPr>
-          <w:noProof/>
-        </w:rPr>
-        <w:t>4</w:t>
+        </w:rPr>
+        <w:t>1</w:t>
       </w:r>
       <w:r>
         <w:fldChar w:fldCharType="end"/>
       </w:r>
       <w:r>
-        <w:t>.</w:t>
-      </w:r>
-      <w:r>
-        <w:fldChar w:fldCharType="begin"/>
-      </w:r>
-      <w:r>
-        <w:instrText xml:space="preserve"> </w:instrText>
-      </w:r>
-      <w:r>
-        <w:rPr>
-          <w:rFonts w:hint="eastAsia"/>
-        </w:rPr>
-        <w:instrText xml:space="preserve">SEQ </w:instrText>
-      </w:r>
-      <w:r>
-        <w:rPr>
-          <w:rFonts w:hint="eastAsia"/>
-        </w:rPr>
-        <w:instrText>图</w:instrText>
-      </w:r>
-      <w:r>
-        <w:rPr>
-          <w:rFonts w:hint="eastAsia"/>
-        </w:rPr>
-        <w:instrText xml:space="preserve"> \* ARABIC \s 1</w:instrText>
-      </w:r>
-      <w:r>
-        <w:instrText xml:space="preserve"> </w:instrText>
-      </w:r>
-      <w:r>
-        <w:fldChar w:fldCharType="separate"/>
-      </w:r>
-      <w:r>
-        <w:rPr>
-          <w:noProof/>
-        </w:rPr>
-        <w:t>1</w:t>
-      </w:r>
-      <w:r>
-        <w:fldChar w:fldCharType="end"/>
-      </w:r>
-      <w:r>
         <w:rPr>
           <w:rFonts w:hint="eastAsia"/>
         </w:rPr>
@@ -13873,7 +14530,7 @@
         </w:rPr>
         <w:t>信息截断示例</w:t>
       </w:r>
-      <w:bookmarkEnd w:id="56"/>
+      <w:bookmarkEnd w:id="57"/>
     </w:p>
     <w:p>
       <w:pPr>
@@ -13955,7 +14612,7 @@
                     </pic:cNvPicPr>
                   </pic:nvPicPr>
                   <pic:blipFill>
-                    <a:blip r:embed="rId35" cstate="print">
+                    <a:blip r:embed="rId29" cstate="print">
                       <a:extLst>
                         <a:ext uri="{28A0092B-C50C-407E-A947-70E740481C1C}">
                           <a14:useLocalDpi xmlns:a14="http://schemas.microsoft.com/office/drawing/2010/main" val="0"/>
@@ -13992,7 +14649,7 @@
         <w:pStyle w:val="af7"/>
         <w:ind w:firstLine="20.40pt"/>
       </w:pPr>
-      <w:bookmarkStart w:id="57" w:name="_Toc223528556"/>
+      <w:bookmarkStart w:id="58" w:name="_Toc223528556"/>
       <w:r>
         <w:rPr>
           <w:rFonts w:hint="eastAsia"/>
@@ -14094,7 +14751,7 @@
         </w:rPr>
         <w:t>信息噪声示例</w:t>
       </w:r>
-      <w:bookmarkEnd w:id="57"/>
+      <w:bookmarkEnd w:id="58"/>
     </w:p>
     <w:p>
       <w:pPr>
@@ -14149,7 +14806,7 @@
                     </pic:cNvPicPr>
                   </pic:nvPicPr>
                   <pic:blipFill>
-                    <a:blip r:embed="rId36" cstate="print">
+                    <a:blip r:embed="rId30" cstate="print">
                       <a:extLst>
                         <a:ext uri="{28A0092B-C50C-407E-A947-70E740481C1C}">
                           <a14:useLocalDpi xmlns:a14="http://schemas.microsoft.com/office/drawing/2010/main" val="0"/>
@@ -14186,7 +14843,7 @@
         <w:pStyle w:val="af7"/>
         <w:ind w:firstLine="20.40pt"/>
       </w:pPr>
-      <w:bookmarkStart w:id="58" w:name="_Toc223528557"/>
+      <w:bookmarkStart w:id="59" w:name="_Toc223528557"/>
       <w:r>
         <w:rPr>
           <w:rFonts w:hint="eastAsia"/>
@@ -14291,7 +14948,7 @@
         </w:rPr>
         <w:t>示例</w:t>
       </w:r>
-      <w:bookmarkEnd w:id="58"/>
+      <w:bookmarkEnd w:id="59"/>
     </w:p>
     <w:p>
       <w:pPr>
@@ -14401,7 +15058,7 @@
                     </pic:cNvPicPr>
                   </pic:nvPicPr>
                   <pic:blipFill>
-                    <a:blip r:embed="rId37">
+                    <a:blip r:embed="rId31">
                       <a:extLst>
                         <a:ext uri="{28A0092B-C50C-407E-A947-70E740481C1C}">
                           <a14:useLocalDpi xmlns:a14="http://schemas.microsoft.com/office/drawing/2010/main" val="0"/>
@@ -14438,7 +15095,7 @@
         <w:pStyle w:val="af7"/>
         <w:ind w:firstLine="20.40pt"/>
       </w:pPr>
-      <w:bookmarkStart w:id="59" w:name="_Toc223528558"/>
+      <w:bookmarkStart w:id="60" w:name="_Toc223528558"/>
       <w:r>
         <w:rPr>
           <w:rFonts w:hint="eastAsia"/>
@@ -14540,31 +15197,31 @@
         </w:rPr>
         <w:t>三类问题占比情况</w:t>
       </w:r>
-      <w:bookmarkEnd w:id="59"/>
+      <w:bookmarkEnd w:id="60"/>
     </w:p>
     <w:p>
       <w:pPr>
         <w:pStyle w:val="a"/>
         <w:spacing w:before="16.30pt" w:after="16.30pt"/>
       </w:pPr>
-      <w:bookmarkStart w:id="60" w:name="OLE_LINK2"/>
-      <w:bookmarkStart w:id="61" w:name="_Toc223096620"/>
-      <w:bookmarkStart w:id="62" w:name="_Toc223525929"/>
+      <w:bookmarkStart w:id="61" w:name="OLE_LINK2"/>
+      <w:bookmarkStart w:id="62" w:name="_Toc223096620"/>
+      <w:bookmarkStart w:id="63" w:name="_Toc223525929"/>
       <w:r>
         <w:rPr>
           <w:rFonts w:hint="eastAsia"/>
         </w:rPr>
         <w:t>动态语境感知的长期记忆表征</w:t>
       </w:r>
-      <w:bookmarkEnd w:id="60"/>
+      <w:bookmarkEnd w:id="61"/>
       <w:r>
         <w:rPr>
           <w:rFonts w:hint="eastAsia"/>
         </w:rPr>
         <w:t>框架</w:t>
       </w:r>
-      <w:bookmarkEnd w:id="61"/>
       <w:bookmarkEnd w:id="62"/>
+      <w:bookmarkEnd w:id="63"/>
     </w:p>
     <w:p>
       <w:pPr>
@@ -14681,7 +15338,7 @@
                     </pic:cNvPicPr>
                   </pic:nvPicPr>
                   <pic:blipFill>
-                    <a:blip r:embed="rId38" cstate="print">
+                    <a:blip r:embed="rId32" cstate="print">
                       <a:extLst>
                         <a:ext uri="{28A0092B-C50C-407E-A947-70E740481C1C}">
                           <a14:useLocalDpi xmlns:a14="http://schemas.microsoft.com/office/drawing/2010/main" val="0"/>
@@ -14718,7 +15375,7 @@
         <w:pStyle w:val="af7"/>
         <w:ind w:firstLine="20.40pt"/>
       </w:pPr>
-      <w:bookmarkStart w:id="63" w:name="_Toc223528559"/>
+      <w:bookmarkStart w:id="64" w:name="_Toc223528559"/>
       <w:r>
         <w:rPr>
           <w:rFonts w:hint="eastAsia"/>
@@ -14823,15 +15480,15 @@
         </w:rPr>
         <w:t>机制</w:t>
       </w:r>
-      <w:bookmarkEnd w:id="63"/>
+      <w:bookmarkEnd w:id="64"/>
     </w:p>
     <w:p>
       <w:pPr>
         <w:pStyle w:val="v3"/>
         <w:spacing w:before="32.60pt" w:after="32.60pt"/>
       </w:pPr>
-      <w:bookmarkStart w:id="64" w:name="_Toc223096621"/>
-      <w:bookmarkStart w:id="65" w:name="_Toc223525930"/>
+      <w:bookmarkStart w:id="65" w:name="_Toc223096621"/>
+      <w:bookmarkStart w:id="66" w:name="_Toc223525930"/>
       <w:r>
         <w:rPr>
           <w:rFonts w:hint="eastAsia"/>
@@ -14844,16 +15501,16 @@
         </w:rPr>
         <w:t>设计</w:t>
       </w:r>
-      <w:bookmarkEnd w:id="64"/>
       <w:bookmarkEnd w:id="65"/>
+      <w:bookmarkEnd w:id="66"/>
     </w:p>
     <w:p>
       <w:pPr>
         <w:pStyle w:val="a"/>
         <w:spacing w:before="16.30pt" w:after="16.30pt"/>
       </w:pPr>
-      <w:bookmarkStart w:id="66" w:name="_Toc223096622"/>
-      <w:bookmarkStart w:id="67" w:name="_Toc223525931"/>
+      <w:bookmarkStart w:id="67" w:name="_Toc223096622"/>
+      <w:bookmarkStart w:id="68" w:name="_Toc223525931"/>
       <w:r>
         <w:rPr>
           <w:rFonts w:hint="eastAsia"/>
@@ -14861,8 +15518,8 @@
         <w:lastRenderedPageBreak/>
         <w:t>动态窗口选择机制</w:t>
       </w:r>
-      <w:bookmarkEnd w:id="66"/>
       <w:bookmarkEnd w:id="67"/>
+      <w:bookmarkEnd w:id="68"/>
     </w:p>
     <w:p>
       <w:pPr>
@@ -14901,16 +15558,16 @@
         <w:pStyle w:val="a"/>
         <w:spacing w:before="16.30pt" w:after="16.30pt"/>
       </w:pPr>
-      <w:bookmarkStart w:id="68" w:name="_Toc223096623"/>
-      <w:bookmarkStart w:id="69" w:name="_Toc223525932"/>
+      <w:bookmarkStart w:id="69" w:name="_Toc223096623"/>
+      <w:bookmarkStart w:id="70" w:name="_Toc223525932"/>
       <w:r>
         <w:rPr>
           <w:rFonts w:hint="eastAsia"/>
         </w:rPr>
         <w:t>窗口内容精炼与噪声抑制方法</w:t>
       </w:r>
-      <w:bookmarkEnd w:id="68"/>
       <w:bookmarkEnd w:id="69"/>
+      <w:bookmarkEnd w:id="70"/>
     </w:p>
     <w:p>
       <w:pPr>
@@ -14969,13 +15626,13 @@
         <w:pStyle w:val="a"/>
         <w:spacing w:before="16.30pt" w:after="16.30pt"/>
       </w:pPr>
-      <w:bookmarkStart w:id="70" w:name="_Toc223096624"/>
-      <w:bookmarkStart w:id="71" w:name="_Toc223525933"/>
+      <w:bookmarkStart w:id="71" w:name="_Toc223096624"/>
+      <w:bookmarkStart w:id="72" w:name="_Toc223525933"/>
       <w:r>
         <w:t>语境内容生成与隐式语义显式化</w:t>
       </w:r>
-      <w:bookmarkEnd w:id="70"/>
       <w:bookmarkEnd w:id="71"/>
+      <w:bookmarkEnd w:id="72"/>
     </w:p>
     <w:p>
       <w:pPr>
@@ -15027,26 +15684,26 @@
         <w:pStyle w:val="v3"/>
         <w:spacing w:before="32.60pt" w:after="32.60pt"/>
       </w:pPr>
-      <w:bookmarkStart w:id="72" w:name="_Toc223096625"/>
-      <w:bookmarkStart w:id="73" w:name="_Toc223525934"/>
+      <w:bookmarkStart w:id="73" w:name="_Toc223096625"/>
+      <w:bookmarkStart w:id="74" w:name="_Toc223525934"/>
       <w:r>
         <w:t>长期对话记忆的嵌入与检索机制</w:t>
       </w:r>
-      <w:bookmarkEnd w:id="72"/>
       <w:bookmarkEnd w:id="73"/>
+      <w:bookmarkEnd w:id="74"/>
     </w:p>
     <w:p>
       <w:pPr>
         <w:pStyle w:val="a"/>
         <w:spacing w:before="16.30pt" w:after="16.30pt"/>
       </w:pPr>
-      <w:bookmarkStart w:id="74" w:name="_Toc223096626"/>
-      <w:bookmarkStart w:id="75" w:name="_Toc223525935"/>
+      <w:bookmarkStart w:id="75" w:name="_Toc223096626"/>
+      <w:bookmarkStart w:id="76" w:name="_Toc223525935"/>
       <w:r>
         <w:t>记忆表示与嵌入构建方式</w:t>
       </w:r>
-      <w:bookmarkEnd w:id="74"/>
       <w:bookmarkEnd w:id="75"/>
+      <w:bookmarkEnd w:id="76"/>
     </w:p>
     <w:p>
       <w:pPr>
@@ -15077,13 +15734,13 @@
         <w:pStyle w:val="a"/>
         <w:spacing w:before="16.30pt" w:after="16.30pt"/>
       </w:pPr>
-      <w:bookmarkStart w:id="76" w:name="_Toc223096627"/>
-      <w:bookmarkStart w:id="77" w:name="_Toc223525936"/>
+      <w:bookmarkStart w:id="77" w:name="_Toc223096627"/>
+      <w:bookmarkStart w:id="78" w:name="_Toc223525936"/>
       <w:r>
         <w:t>基于记忆的对话检索流程</w:t>
       </w:r>
-      <w:bookmarkEnd w:id="76"/>
       <w:bookmarkEnd w:id="77"/>
+      <w:bookmarkEnd w:id="78"/>
     </w:p>
     <w:p>
       <w:pPr>
@@ -15115,13 +15772,13 @@
         <w:pStyle w:val="a"/>
         <w:spacing w:before="16.30pt" w:after="16.30pt"/>
       </w:pPr>
-      <w:bookmarkStart w:id="78" w:name="_Toc223096628"/>
-      <w:bookmarkStart w:id="79" w:name="_Toc223525937"/>
+      <w:bookmarkStart w:id="79" w:name="_Toc223096628"/>
+      <w:bookmarkStart w:id="80" w:name="_Toc223525937"/>
       <w:r>
         <w:t>长期记忆检索对一致性对话的支撑作用</w:t>
       </w:r>
-      <w:bookmarkEnd w:id="78"/>
       <w:bookmarkEnd w:id="79"/>
+      <w:bookmarkEnd w:id="80"/>
     </w:p>
     <w:p>
       <w:pPr>
@@ -15160,8 +15817,8 @@
         <w:pStyle w:val="v3"/>
         <w:spacing w:before="32.60pt" w:after="32.60pt"/>
       </w:pPr>
-      <w:bookmarkStart w:id="80" w:name="_Toc223096629"/>
-      <w:bookmarkStart w:id="81" w:name="_Toc223525938"/>
+      <w:bookmarkStart w:id="81" w:name="_Toc223096629"/>
+      <w:bookmarkStart w:id="82" w:name="_Toc223525938"/>
       <w:r>
         <w:rPr>
           <w:rFonts w:hint="eastAsia"/>
@@ -15174,24 +15831,24 @@
         </w:rPr>
         <w:t>记忆管理模块设计</w:t>
       </w:r>
-      <w:bookmarkEnd w:id="80"/>
       <w:bookmarkEnd w:id="81"/>
+      <w:bookmarkEnd w:id="82"/>
     </w:p>
     <w:p>
       <w:pPr>
         <w:pStyle w:val="a"/>
         <w:spacing w:before="16.30pt" w:after="16.30pt"/>
       </w:pPr>
-      <w:bookmarkStart w:id="82" w:name="_Toc223096630"/>
-      <w:bookmarkStart w:id="83" w:name="_Toc223525939"/>
+      <w:bookmarkStart w:id="83" w:name="_Toc223096630"/>
+      <w:bookmarkStart w:id="84" w:name="_Toc223525939"/>
       <w:r>
         <w:rPr>
           <w:rFonts w:hint="eastAsia"/>
         </w:rPr>
         <w:t>记忆类型的划分与功能定位</w:t>
       </w:r>
-      <w:bookmarkEnd w:id="82"/>
       <w:bookmarkEnd w:id="83"/>
+      <w:bookmarkEnd w:id="84"/>
     </w:p>
     <w:p>
       <w:pPr>
@@ -15237,16 +15894,16 @@
         <w:pStyle w:val="a"/>
         <w:spacing w:before="16.30pt" w:after="16.30pt"/>
       </w:pPr>
-      <w:bookmarkStart w:id="84" w:name="_Toc223096631"/>
-      <w:bookmarkStart w:id="85" w:name="_Toc223525940"/>
+      <w:bookmarkStart w:id="85" w:name="_Toc223096631"/>
+      <w:bookmarkStart w:id="86" w:name="_Toc223525940"/>
       <w:r>
         <w:rPr>
           <w:rFonts w:hint="eastAsia"/>
         </w:rPr>
         <w:t>多类型记忆的编排与协同机制</w:t>
       </w:r>
-      <w:bookmarkEnd w:id="84"/>
       <w:bookmarkEnd w:id="85"/>
+      <w:bookmarkEnd w:id="86"/>
     </w:p>
     <w:p>
       <w:pPr>
@@ -15295,32 +15952,32 @@
         <w:pStyle w:val="v3"/>
         <w:spacing w:before="32.60pt" w:after="32.60pt"/>
       </w:pPr>
-      <w:bookmarkStart w:id="86" w:name="_Toc223096632"/>
-      <w:bookmarkStart w:id="87" w:name="_Toc223525941"/>
+      <w:bookmarkStart w:id="87" w:name="_Toc223096632"/>
+      <w:bookmarkStart w:id="88" w:name="_Toc223525941"/>
       <w:r>
         <w:rPr>
           <w:rFonts w:hint="eastAsia"/>
         </w:rPr>
         <w:t>智能体对话系统设计</w:t>
       </w:r>
-      <w:bookmarkEnd w:id="86"/>
       <w:bookmarkEnd w:id="87"/>
+      <w:bookmarkEnd w:id="88"/>
     </w:p>
     <w:p>
       <w:pPr>
         <w:pStyle w:val="a"/>
         <w:spacing w:before="16.30pt" w:after="16.30pt"/>
       </w:pPr>
-      <w:bookmarkStart w:id="88" w:name="_Toc223096633"/>
-      <w:bookmarkStart w:id="89" w:name="_Toc223525942"/>
+      <w:bookmarkStart w:id="89" w:name="_Toc223096633"/>
+      <w:bookmarkStart w:id="90" w:name="_Toc223525942"/>
       <w:r>
         <w:rPr>
           <w:rFonts w:hint="eastAsia"/>
         </w:rPr>
         <w:t>系统总体架构</w:t>
       </w:r>
-      <w:bookmarkEnd w:id="88"/>
       <w:bookmarkEnd w:id="89"/>
+      <w:bookmarkEnd w:id="90"/>
     </w:p>
     <w:p>
       <w:pPr>
@@ -15385,7 +16042,7 @@
                     </pic:cNvPicPr>
                   </pic:nvPicPr>
                   <pic:blipFill>
-                    <a:blip r:embed="rId39">
+                    <a:blip r:embed="rId33">
                       <a:extLst>
                         <a:ext uri="{28A0092B-C50C-407E-A947-70E740481C1C}">
                           <a14:useLocalDpi xmlns:a14="http://schemas.microsoft.com/office/drawing/2010/main" val="0"/>
@@ -15422,7 +16079,7 @@
         <w:pStyle w:val="af7"/>
         <w:ind w:firstLine="20.40pt"/>
       </w:pPr>
-      <w:bookmarkStart w:id="90" w:name="_Toc223528560"/>
+      <w:bookmarkStart w:id="91" w:name="_Toc223528560"/>
       <w:r>
         <w:rPr>
           <w:rFonts w:hint="eastAsia"/>
@@ -15521,23 +16178,23 @@
         </w:rPr>
         <w:t>智能体对话系统</w:t>
       </w:r>
-      <w:bookmarkEnd w:id="90"/>
+      <w:bookmarkEnd w:id="91"/>
     </w:p>
     <w:p>
       <w:pPr>
         <w:pStyle w:val="a"/>
         <w:spacing w:before="16.30pt" w:after="16.30pt"/>
       </w:pPr>
-      <w:bookmarkStart w:id="91" w:name="_Toc223096634"/>
-      <w:bookmarkStart w:id="92" w:name="_Toc223525943"/>
+      <w:bookmarkStart w:id="92" w:name="_Toc223096634"/>
+      <w:bookmarkStart w:id="93" w:name="_Toc223525943"/>
       <w:r>
         <w:rPr>
           <w:rFonts w:hint="eastAsia"/>
         </w:rPr>
         <w:t>各层功能与职责说明</w:t>
       </w:r>
-      <w:bookmarkEnd w:id="91"/>
       <w:bookmarkEnd w:id="92"/>
+      <w:bookmarkEnd w:id="93"/>
     </w:p>
     <w:p>
       <w:pPr>
@@ -15717,7 +16374,7 @@
         <w:keepNext/>
         <w:ind w:firstLine="20.40pt"/>
       </w:pPr>
-      <w:bookmarkStart w:id="93" w:name="_Toc223528576"/>
+      <w:bookmarkStart w:id="94" w:name="_Toc223528576"/>
       <w:r>
         <w:rPr>
           <w:rFonts w:hint="eastAsia"/>
@@ -15816,7 +16473,7 @@
         </w:rPr>
         <w:t>风险提示体系示例</w:t>
       </w:r>
-      <w:bookmarkEnd w:id="93"/>
+      <w:bookmarkEnd w:id="94"/>
     </w:p>
     <w:tbl>
       <w:tblPr>
@@ -16258,16 +16915,16 @@
         <w:pStyle w:val="a"/>
         <w:spacing w:before="16.30pt" w:after="16.30pt"/>
       </w:pPr>
-      <w:bookmarkStart w:id="94" w:name="_Toc223096635"/>
-      <w:bookmarkStart w:id="95" w:name="_Toc223525944"/>
+      <w:bookmarkStart w:id="95" w:name="_Toc223096635"/>
+      <w:bookmarkStart w:id="96" w:name="_Toc223525944"/>
       <w:r>
         <w:rPr>
           <w:rFonts w:hint="eastAsia"/>
         </w:rPr>
         <w:t>系统运行的整体流程</w:t>
       </w:r>
-      <w:bookmarkEnd w:id="94"/>
       <w:bookmarkEnd w:id="95"/>
+      <w:bookmarkEnd w:id="96"/>
     </w:p>
     <w:p>
       <w:pPr>
@@ -16367,7 +17024,7 @@
         <w:keepNext/>
         <w:ind w:firstLine="20.40pt"/>
       </w:pPr>
-      <w:bookmarkStart w:id="96" w:name="_Toc223528577"/>
+      <w:bookmarkStart w:id="97" w:name="_Toc223528577"/>
       <w:r>
         <w:rPr>
           <w:rFonts w:hint="eastAsia"/>
@@ -16466,7 +17123,7 @@
         </w:rPr>
         <w:t>系统运行流程</w:t>
       </w:r>
-      <w:bookmarkEnd w:id="96"/>
+      <w:bookmarkEnd w:id="97"/>
     </w:p>
     <w:tbl>
       <w:tblPr>
@@ -17009,8 +17666,8 @@
       <w:r>
         <w:br w:type="page"/>
       </w:r>
-      <w:bookmarkStart w:id="97" w:name="_Toc223096636"/>
-      <w:bookmarkStart w:id="98" w:name="_Toc223525945"/>
+      <w:bookmarkStart w:id="98" w:name="_Toc223096636"/>
+      <w:bookmarkStart w:id="99" w:name="_Toc223525945"/>
       <w:r>
         <w:rPr>
           <w:rFonts w:hint="eastAsia"/>
@@ -17024,16 +17681,16 @@
         </w:rPr>
         <w:t>设计与验证</w:t>
       </w:r>
-      <w:bookmarkEnd w:id="97"/>
       <w:bookmarkEnd w:id="98"/>
+      <w:bookmarkEnd w:id="99"/>
     </w:p>
     <w:p>
       <w:pPr>
         <w:pStyle w:val="v3"/>
         <w:spacing w:before="32.60pt" w:after="32.60pt"/>
       </w:pPr>
-      <w:bookmarkStart w:id="99" w:name="_Toc223096637"/>
-      <w:bookmarkStart w:id="100" w:name="_Toc223525946"/>
+      <w:bookmarkStart w:id="100" w:name="_Toc223096637"/>
+      <w:bookmarkStart w:id="101" w:name="_Toc223525946"/>
       <w:r>
         <w:rPr>
           <w:rFonts w:hint="eastAsia"/>
@@ -17046,16 +17703,16 @@
         </w:rPr>
         <w:t>数据集</w:t>
       </w:r>
-      <w:bookmarkEnd w:id="99"/>
       <w:bookmarkEnd w:id="100"/>
+      <w:bookmarkEnd w:id="101"/>
     </w:p>
     <w:p>
       <w:pPr>
         <w:pStyle w:val="a"/>
         <w:spacing w:before="16.30pt" w:after="16.30pt"/>
       </w:pPr>
-      <w:bookmarkStart w:id="101" w:name="_Toc223096638"/>
-      <w:bookmarkStart w:id="102" w:name="_Toc223525947"/>
+      <w:bookmarkStart w:id="102" w:name="_Toc223096638"/>
+      <w:bookmarkStart w:id="103" w:name="_Toc223525947"/>
       <w:proofErr w:type="spellStart"/>
       <w:r>
         <w:rPr>
@@ -17070,8 +17727,8 @@
         </w:rPr>
         <w:t>数据集</w:t>
       </w:r>
-      <w:bookmarkEnd w:id="101"/>
       <w:bookmarkEnd w:id="102"/>
+      <w:bookmarkEnd w:id="103"/>
     </w:p>
     <w:p>
       <w:pPr>
@@ -17784,7 +18441,7 @@
         <w:pStyle w:val="a"/>
         <w:spacing w:before="16.30pt" w:after="16.30pt"/>
       </w:pPr>
-      <w:bookmarkStart w:id="103" w:name="_Toc223525948"/>
+      <w:bookmarkStart w:id="104" w:name="_Toc223525948"/>
       <w:proofErr w:type="spellStart"/>
       <w:r>
         <w:rPr>
@@ -17799,7 +18456,7 @@
         </w:rPr>
         <w:t>数据集</w:t>
       </w:r>
-      <w:bookmarkEnd w:id="103"/>
+      <w:bookmarkEnd w:id="104"/>
     </w:p>
     <w:p>
       <w:pPr>
@@ -18119,7 +18776,7 @@
                     </pic:cNvPicPr>
                   </pic:nvPicPr>
                   <pic:blipFill>
-                    <a:blip r:embed="rId40">
+                    <a:blip r:embed="rId34">
                       <a:extLst>
                         <a:ext uri="{28A0092B-C50C-407E-A947-70E740481C1C}">
                           <a14:useLocalDpi xmlns:a14="http://schemas.microsoft.com/office/drawing/2010/main" val="0"/>
@@ -18156,7 +18813,7 @@
         <w:pStyle w:val="af7"/>
         <w:ind w:firstLine="20.40pt"/>
       </w:pPr>
-      <w:bookmarkStart w:id="104" w:name="_Toc223528561"/>
+      <w:bookmarkStart w:id="105" w:name="_Toc223528561"/>
       <w:r>
         <w:rPr>
           <w:rFonts w:hint="eastAsia"/>
@@ -18266,7 +18923,7 @@
         </w:rPr>
         <w:t>数据集构建流程</w:t>
       </w:r>
-      <w:bookmarkEnd w:id="104"/>
+      <w:bookmarkEnd w:id="105"/>
     </w:p>
     <w:p>
       <w:pPr>
@@ -18533,7 +19190,7 @@
                           </pic:cNvPicPr>
                         </pic:nvPicPr>
                         <pic:blipFill>
-                          <a:blip r:embed="rId41">
+                          <a:blip r:embed="rId35">
                             <a:extLst>
                               <a:ext uri="{28A0092B-C50C-407E-A947-70E740481C1C}">
                                 <a14:useLocalDpi xmlns:a14="http://schemas.microsoft.com/office/drawing/2010/main" val="0"/>
@@ -18577,7 +19234,7 @@
                 <w:sz w:val="18"/>
               </w:rPr>
             </w:pPr>
-            <w:bookmarkStart w:id="105" w:name="_Toc223528562"/>
+            <w:bookmarkStart w:id="106" w:name="_Toc223528562"/>
             <w:r>
               <w:rPr>
                 <w:rFonts w:hint="eastAsia"/>
@@ -18687,7 +19344,7 @@
               </w:rPr>
               <w:t>主题分布</w:t>
             </w:r>
-            <w:bookmarkEnd w:id="105"/>
+            <w:bookmarkEnd w:id="106"/>
           </w:p>
         </w:tc>
         <w:tc>
@@ -18712,7 +19369,7 @@
                   </wp:cNvGraphicFramePr>
                   <a:graphic xmlns:a="http://purl.oclc.org/ooxml/drawingml/main">
                     <a:graphicData uri="http://purl.oclc.org/ooxml/drawingml/chart">
-                      <c:chart xmlns:c="http://purl.oclc.org/ooxml/drawingml/chart" xmlns:r="http://purl.oclc.org/ooxml/officeDocument/relationships" r:id="rId42"/>
+                      <c:chart xmlns:c="http://purl.oclc.org/ooxml/drawingml/chart" xmlns:r="http://purl.oclc.org/ooxml/officeDocument/relationships" r:id="rId36"/>
                     </a:graphicData>
                   </a:graphic>
                 </wp:inline>
@@ -18727,7 +19384,7 @@
               <w:ind w:firstLineChars="200" w:firstLine="20.40pt"/>
               <w:jc w:val="both"/>
             </w:pPr>
-            <w:bookmarkStart w:id="106" w:name="_Toc223528563"/>
+            <w:bookmarkStart w:id="107" w:name="_Toc223528563"/>
             <w:r>
               <w:t>图</w:t>
             </w:r>
@@ -18797,7 +19454,7 @@
               </w:rPr>
               <w:t>难度分布</w:t>
             </w:r>
-            <w:bookmarkEnd w:id="106"/>
+            <w:bookmarkEnd w:id="107"/>
           </w:p>
         </w:tc>
       </w:tr>
@@ -18816,7 +19473,7 @@
         <w:keepNext/>
         <w:ind w:firstLine="20.40pt"/>
       </w:pPr>
-      <w:bookmarkStart w:id="107" w:name="_Toc223528578"/>
+      <w:bookmarkStart w:id="108" w:name="_Toc223528578"/>
       <w:r>
         <w:rPr>
           <w:rFonts w:hint="eastAsia"/>
@@ -18926,7 +19583,7 @@
         </w:rPr>
         <w:t>轮次范围</w:t>
       </w:r>
-      <w:bookmarkEnd w:id="107"/>
+      <w:bookmarkEnd w:id="108"/>
     </w:p>
     <w:tbl>
       <w:tblPr>
@@ -19954,7 +20611,7 @@
                     </pic:cNvPicPr>
                   </pic:nvPicPr>
                   <pic:blipFill>
-                    <a:blip r:embed="rId43" cstate="print">
+                    <a:blip r:embed="rId37" cstate="print">
                       <a:extLst>
                         <a:ext uri="{28A0092B-C50C-407E-A947-70E740481C1C}">
                           <a14:useLocalDpi xmlns:a14="http://schemas.microsoft.com/office/drawing/2010/main" val="0"/>
@@ -19991,7 +20648,7 @@
         <w:pStyle w:val="af7"/>
         <w:ind w:firstLine="20.40pt"/>
       </w:pPr>
-      <w:bookmarkStart w:id="108" w:name="_Toc223528564"/>
+      <w:bookmarkStart w:id="109" w:name="_Toc223528564"/>
       <w:r>
         <w:rPr>
           <w:rFonts w:hint="eastAsia"/>
@@ -20101,36 +20758,36 @@
         </w:rPr>
         <w:t>评测集示例</w:t>
       </w:r>
-      <w:bookmarkEnd w:id="108"/>
+      <w:bookmarkEnd w:id="109"/>
     </w:p>
     <w:p>
       <w:pPr>
         <w:pStyle w:val="v3"/>
         <w:spacing w:before="32.60pt" w:after="32.60pt"/>
       </w:pPr>
-      <w:bookmarkStart w:id="109" w:name="_Toc223096639"/>
-      <w:bookmarkStart w:id="110" w:name="_Toc223525949"/>
+      <w:bookmarkStart w:id="110" w:name="_Toc223096639"/>
+      <w:bookmarkStart w:id="111" w:name="_Toc223525949"/>
       <w:r>
         <w:t>评价指标</w:t>
       </w:r>
-      <w:bookmarkEnd w:id="109"/>
       <w:bookmarkEnd w:id="110"/>
+      <w:bookmarkEnd w:id="111"/>
     </w:p>
     <w:p>
       <w:pPr>
         <w:pStyle w:val="a"/>
         <w:spacing w:before="16.30pt" w:after="16.30pt"/>
       </w:pPr>
-      <w:bookmarkStart w:id="111" w:name="_Toc223096640"/>
-      <w:bookmarkStart w:id="112" w:name="_Toc223525950"/>
+      <w:bookmarkStart w:id="112" w:name="_Toc223096640"/>
+      <w:bookmarkStart w:id="113" w:name="_Toc223525950"/>
       <w:r>
         <w:rPr>
           <w:rFonts w:hint="eastAsia"/>
         </w:rPr>
         <w:t>通用对话领域长期记忆召回指标</w:t>
       </w:r>
-      <w:bookmarkEnd w:id="111"/>
       <w:bookmarkEnd w:id="112"/>
+      <w:bookmarkEnd w:id="113"/>
     </w:p>
     <w:p>
       <w:pPr>
@@ -20327,8 +20984,8 @@
         <w:pStyle w:val="a"/>
         <w:spacing w:before="16.30pt" w:after="16.30pt"/>
       </w:pPr>
-      <w:bookmarkStart w:id="113" w:name="_Toc223096641"/>
-      <w:bookmarkStart w:id="114" w:name="_Toc223525951"/>
+      <w:bookmarkStart w:id="114" w:name="_Toc223096641"/>
+      <w:bookmarkStart w:id="115" w:name="_Toc223525951"/>
       <w:r>
         <w:rPr>
           <w:rFonts w:hint="eastAsia"/>
@@ -20347,8 +21004,8 @@
         </w:rPr>
         <w:t>指标</w:t>
       </w:r>
-      <w:bookmarkEnd w:id="113"/>
       <w:bookmarkEnd w:id="114"/>
+      <w:bookmarkEnd w:id="115"/>
     </w:p>
     <w:p>
       <w:pPr>
@@ -24595,11 +25252,11 @@
         </w:rPr>
         <w:t>（5）</w:t>
       </w:r>
-      <w:bookmarkStart w:id="115" w:name="OLE_LINK1"/>
+      <w:bookmarkStart w:id="116" w:name="OLE_LINK1"/>
       <w:r>
         <w:t>决策辅助解释度</w:t>
       </w:r>
-      <w:bookmarkEnd w:id="115"/>
+      <w:bookmarkEnd w:id="116"/>
     </w:p>
     <w:p>
       <w:pPr>
@@ -25060,32 +25717,32 @@
         <w:pStyle w:val="v3"/>
         <w:spacing w:before="32.60pt" w:after="32.60pt" w:line="20pt" w:lineRule="exact"/>
       </w:pPr>
-      <w:bookmarkStart w:id="116" w:name="_Toc223096642"/>
-      <w:bookmarkStart w:id="117" w:name="_Toc223525952"/>
+      <w:bookmarkStart w:id="117" w:name="_Toc223096642"/>
+      <w:bookmarkStart w:id="118" w:name="_Toc223525952"/>
       <w:r>
         <w:rPr>
           <w:rFonts w:hint="eastAsia"/>
         </w:rPr>
         <w:t>实验结果</w:t>
       </w:r>
-      <w:bookmarkEnd w:id="116"/>
       <w:bookmarkEnd w:id="117"/>
+      <w:bookmarkEnd w:id="118"/>
     </w:p>
     <w:p>
       <w:pPr>
         <w:pStyle w:val="a"/>
         <w:spacing w:before="16.30pt" w:after="16.30pt"/>
       </w:pPr>
-      <w:bookmarkStart w:id="118" w:name="_Toc223096643"/>
-      <w:bookmarkStart w:id="119" w:name="_Toc223525953"/>
+      <w:bookmarkStart w:id="119" w:name="_Toc223096643"/>
+      <w:bookmarkStart w:id="120" w:name="_Toc223525953"/>
       <w:r>
         <w:rPr>
           <w:rFonts w:hint="eastAsia"/>
         </w:rPr>
         <w:t>长期对话记忆表征与建模召回效果</w:t>
       </w:r>
-      <w:bookmarkEnd w:id="118"/>
       <w:bookmarkEnd w:id="119"/>
+      <w:bookmarkEnd w:id="120"/>
     </w:p>
     <w:p>
       <w:pPr>
@@ -25345,7 +26002,7 @@
                     </pic:cNvPicPr>
                   </pic:nvPicPr>
                   <pic:blipFill>
-                    <a:blip r:embed="rId44">
+                    <a:blip r:embed="rId38">
                       <a:extLst>
                         <a:ext uri="{28A0092B-C50C-407E-A947-70E740481C1C}">
                           <a14:useLocalDpi xmlns:a14="http://schemas.microsoft.com/office/drawing/2010/main" val="0"/>
@@ -25382,7 +26039,7 @@
         <w:pStyle w:val="af7"/>
         <w:ind w:firstLine="20.40pt"/>
       </w:pPr>
-      <w:bookmarkStart w:id="120" w:name="_Toc223528565"/>
+      <w:bookmarkStart w:id="121" w:name="_Toc223528565"/>
       <w:r>
         <w:rPr>
           <w:rFonts w:hint="eastAsia"/>
@@ -25481,7 +26138,7 @@
         </w:rPr>
         <w:t>固定窗口方法与本文方法性能比较</w:t>
       </w:r>
-      <w:bookmarkEnd w:id="120"/>
+      <w:bookmarkEnd w:id="121"/>
     </w:p>
     <w:p>
       <w:pPr>
@@ -25509,7 +26166,7 @@
                     </pic:cNvPicPr>
                   </pic:nvPicPr>
                   <pic:blipFill>
-                    <a:blip r:embed="rId45">
+                    <a:blip r:embed="rId39">
                       <a:extLst>
                         <a:ext uri="{28A0092B-C50C-407E-A947-70E740481C1C}">
                           <a14:useLocalDpi xmlns:a14="http://schemas.microsoft.com/office/drawing/2010/main" val="0"/>
@@ -25546,7 +26203,7 @@
         <w:pStyle w:val="af7"/>
         <w:ind w:firstLine="20.40pt"/>
       </w:pPr>
-      <w:bookmarkStart w:id="121" w:name="_Toc223528566"/>
+      <w:bookmarkStart w:id="122" w:name="_Toc223528566"/>
       <w:r>
         <w:rPr>
           <w:rFonts w:hint="eastAsia"/>
@@ -25645,7 +26302,7 @@
         </w:rPr>
         <w:t>不同对话场景性能比较</w:t>
       </w:r>
-      <w:bookmarkEnd w:id="121"/>
+      <w:bookmarkEnd w:id="122"/>
     </w:p>
     <w:p>
       <w:pPr>
@@ -25779,7 +26436,7 @@
                     </pic:cNvPicPr>
                   </pic:nvPicPr>
                   <pic:blipFill>
-                    <a:blip r:embed="rId46">
+                    <a:blip r:embed="rId40">
                       <a:extLst>
                         <a:ext uri="{28A0092B-C50C-407E-A947-70E740481C1C}">
                           <a14:useLocalDpi xmlns:a14="http://schemas.microsoft.com/office/drawing/2010/main" val="0"/>
@@ -25816,7 +26473,7 @@
         <w:pStyle w:val="af7"/>
         <w:ind w:firstLine="20.40pt"/>
       </w:pPr>
-      <w:bookmarkStart w:id="122" w:name="_Toc223528567"/>
+      <w:bookmarkStart w:id="123" w:name="_Toc223528567"/>
       <w:r>
         <w:rPr>
           <w:rFonts w:hint="eastAsia"/>
@@ -25915,15 +26572,15 @@
         </w:rPr>
         <w:t>消融实验</w:t>
       </w:r>
-      <w:bookmarkEnd w:id="122"/>
+      <w:bookmarkEnd w:id="123"/>
     </w:p>
     <w:p>
       <w:pPr>
         <w:pStyle w:val="a"/>
         <w:spacing w:before="16.30pt" w:after="16.30pt"/>
       </w:pPr>
-      <w:bookmarkStart w:id="123" w:name="_Toc223096644"/>
-      <w:bookmarkStart w:id="124" w:name="_Toc223525954"/>
+      <w:bookmarkStart w:id="124" w:name="_Toc223096644"/>
+      <w:bookmarkStart w:id="125" w:name="_Toc223525954"/>
       <w:r>
         <w:rPr>
           <w:rFonts w:hint="eastAsia"/>
@@ -25942,8 +26599,8 @@
         </w:rPr>
         <w:t>指标</w:t>
       </w:r>
-      <w:bookmarkEnd w:id="123"/>
       <w:bookmarkEnd w:id="124"/>
+      <w:bookmarkEnd w:id="125"/>
     </w:p>
     <w:p>
       <w:pPr>
@@ -26067,7 +26724,7 @@
         <w:keepNext/>
         <w:ind w:firstLine="20.40pt"/>
       </w:pPr>
-      <w:bookmarkStart w:id="125" w:name="_Toc223528579"/>
+      <w:bookmarkStart w:id="126" w:name="_Toc223528579"/>
       <w:r>
         <w:t>表</w:t>
       </w:r>
@@ -26126,7 +26783,7 @@
         </w:rPr>
         <w:t>系统方法比较</w:t>
       </w:r>
-      <w:bookmarkEnd w:id="125"/>
+      <w:bookmarkEnd w:id="126"/>
     </w:p>
     <w:tbl>
       <w:tblPr>
@@ -28822,7 +29479,7 @@
                     </pic:cNvPicPr>
                   </pic:nvPicPr>
                   <pic:blipFill>
-                    <a:blip r:embed="rId47">
+                    <a:blip r:embed="rId41">
                       <a:extLst>
                         <a:ext uri="{28A0092B-C50C-407E-A947-70E740481C1C}">
                           <a14:useLocalDpi xmlns:a14="http://schemas.microsoft.com/office/drawing/2010/main" val="0"/>
@@ -28859,7 +29516,7 @@
         <w:pStyle w:val="af7"/>
         <w:ind w:firstLine="20.40pt"/>
       </w:pPr>
-      <w:bookmarkStart w:id="126" w:name="_Toc223528568"/>
+      <w:bookmarkStart w:id="127" w:name="_Toc223528568"/>
       <w:r>
         <w:t>图</w:t>
       </w:r>
@@ -28927,7 +29584,7 @@
         </w:rPr>
         <w:t>比较</w:t>
       </w:r>
-      <w:bookmarkEnd w:id="126"/>
+      <w:bookmarkEnd w:id="127"/>
     </w:p>
     <w:p/>
     <w:p>
@@ -28958,7 +29615,7 @@
                     </pic:cNvPicPr>
                   </pic:nvPicPr>
                   <pic:blipFill>
-                    <a:blip r:embed="rId48">
+                    <a:blip r:embed="rId42">
                       <a:extLst>
                         <a:ext uri="{28A0092B-C50C-407E-A947-70E740481C1C}">
                           <a14:useLocalDpi xmlns:a14="http://schemas.microsoft.com/office/drawing/2010/main" val="0"/>
@@ -28995,7 +29652,7 @@
         <w:pStyle w:val="af7"/>
         <w:ind w:firstLine="20.40pt"/>
       </w:pPr>
-      <w:bookmarkStart w:id="127" w:name="_Toc223528569"/>
+      <w:bookmarkStart w:id="128" w:name="_Toc223528569"/>
       <w:r>
         <w:t>图</w:t>
       </w:r>
@@ -29054,7 +29711,7 @@
         </w:rPr>
         <w:t>不同样本难度不同方法上下文关联度与连续性比较</w:t>
       </w:r>
-      <w:bookmarkEnd w:id="127"/>
+      <w:bookmarkEnd w:id="128"/>
     </w:p>
     <w:p>
       <w:pPr>
@@ -29267,7 +29924,7 @@
                     </pic:cNvPicPr>
                   </pic:nvPicPr>
                   <pic:blipFill>
-                    <a:blip r:embed="rId49">
+                    <a:blip r:embed="rId43">
                       <a:extLst>
                         <a:ext uri="{28A0092B-C50C-407E-A947-70E740481C1C}">
                           <a14:useLocalDpi xmlns:a14="http://schemas.microsoft.com/office/drawing/2010/main" val="0"/>
@@ -29304,7 +29961,7 @@
         <w:pStyle w:val="af7"/>
         <w:ind w:firstLine="20.40pt"/>
       </w:pPr>
-      <w:bookmarkStart w:id="128" w:name="_Toc223528570"/>
+      <w:bookmarkStart w:id="129" w:name="_Toc223528570"/>
       <w:r>
         <w:t>图</w:t>
       </w:r>
@@ -29363,7 +30020,7 @@
         </w:rPr>
         <w:t>不同场景不同方法决策辅助解释度</w:t>
       </w:r>
-      <w:bookmarkEnd w:id="128"/>
+      <w:bookmarkEnd w:id="129"/>
     </w:p>
     <w:p>
       <w:pPr>
@@ -29393,7 +30050,7 @@
                     </pic:cNvPicPr>
                   </pic:nvPicPr>
                   <pic:blipFill>
-                    <a:blip r:embed="rId50">
+                    <a:blip r:embed="rId44">
                       <a:extLst>
                         <a:ext uri="{28A0092B-C50C-407E-A947-70E740481C1C}">
                           <a14:useLocalDpi xmlns:a14="http://schemas.microsoft.com/office/drawing/2010/main" val="0"/>
@@ -29430,7 +30087,7 @@
         <w:pStyle w:val="af7"/>
         <w:ind w:firstLine="20.40pt"/>
       </w:pPr>
-      <w:bookmarkStart w:id="129" w:name="_Toc223528571"/>
+      <w:bookmarkStart w:id="130" w:name="_Toc223528571"/>
       <w:r>
         <w:t>图</w:t>
       </w:r>
@@ -29489,7 +30146,7 @@
         </w:rPr>
         <w:t>不同难度样本不同方法决策辅助解释度</w:t>
       </w:r>
-      <w:bookmarkEnd w:id="129"/>
+      <w:bookmarkEnd w:id="130"/>
     </w:p>
     <w:p>
       <w:pPr>
@@ -29499,8 +30156,8 @@
       <w:r>
         <w:br w:type="page"/>
       </w:r>
-      <w:bookmarkStart w:id="130" w:name="_Toc223096646"/>
-      <w:bookmarkStart w:id="131" w:name="_Toc223525955"/>
+      <w:bookmarkStart w:id="131" w:name="_Toc223096646"/>
+      <w:bookmarkStart w:id="132" w:name="_Toc223525955"/>
       <w:r>
         <w:rPr>
           <w:rFonts w:hint="eastAsia"/>
@@ -29514,34 +30171,34 @@
         </w:rPr>
         <w:t>可行性与市场分析</w:t>
       </w:r>
-      <w:bookmarkEnd w:id="130"/>
       <w:bookmarkEnd w:id="131"/>
+      <w:bookmarkEnd w:id="132"/>
     </w:p>
     <w:p>
       <w:pPr>
         <w:pStyle w:val="v3"/>
         <w:spacing w:before="32.60pt" w:after="32.60pt"/>
       </w:pPr>
-      <w:bookmarkStart w:id="132" w:name="_Toc223096647"/>
-      <w:bookmarkStart w:id="133" w:name="_Toc223525956"/>
+      <w:bookmarkStart w:id="133" w:name="_Toc223096647"/>
+      <w:bookmarkStart w:id="134" w:name="_Toc223525956"/>
       <w:r>
         <w:t>产品可行性与产品形态展示</w:t>
       </w:r>
-      <w:bookmarkEnd w:id="132"/>
       <w:bookmarkEnd w:id="133"/>
+      <w:bookmarkEnd w:id="134"/>
     </w:p>
     <w:p>
       <w:pPr>
         <w:pStyle w:val="a"/>
         <w:spacing w:before="16.30pt" w:after="16.30pt"/>
       </w:pPr>
-      <w:bookmarkStart w:id="134" w:name="_Toc223096648"/>
-      <w:bookmarkStart w:id="135" w:name="_Toc223525957"/>
+      <w:bookmarkStart w:id="135" w:name="_Toc223096648"/>
+      <w:bookmarkStart w:id="136" w:name="_Toc223525957"/>
       <w:r>
         <w:t>产品定位与交付形态</w:t>
       </w:r>
-      <w:bookmarkEnd w:id="134"/>
       <w:bookmarkEnd w:id="135"/>
+      <w:bookmarkEnd w:id="136"/>
     </w:p>
     <w:p>
       <w:pPr>
@@ -29655,13 +30312,13 @@
         <w:pStyle w:val="a"/>
         <w:spacing w:before="16.30pt" w:after="16.30pt"/>
       </w:pPr>
-      <w:bookmarkStart w:id="136" w:name="_Toc223096649"/>
-      <w:bookmarkStart w:id="137" w:name="_Toc223525958"/>
+      <w:bookmarkStart w:id="137" w:name="_Toc223096649"/>
+      <w:bookmarkStart w:id="138" w:name="_Toc223525958"/>
       <w:r>
         <w:t>关键能力的可行性证据</w:t>
       </w:r>
-      <w:bookmarkEnd w:id="136"/>
       <w:bookmarkEnd w:id="137"/>
+      <w:bookmarkEnd w:id="138"/>
     </w:p>
     <w:p>
       <w:pPr>
@@ -29870,13 +30527,13 @@
         <w:pStyle w:val="a"/>
         <w:spacing w:before="16.30pt" w:after="16.30pt"/>
       </w:pPr>
-      <w:bookmarkStart w:id="138" w:name="_Toc223096650"/>
-      <w:bookmarkStart w:id="139" w:name="_Toc223525959"/>
+      <w:bookmarkStart w:id="139" w:name="_Toc223096650"/>
+      <w:bookmarkStart w:id="140" w:name="_Toc223525959"/>
       <w:r>
         <w:t>产品完成度与工程可扩展性</w:t>
       </w:r>
-      <w:bookmarkEnd w:id="138"/>
       <w:bookmarkEnd w:id="139"/>
+      <w:bookmarkEnd w:id="140"/>
     </w:p>
     <w:p>
       <w:pPr>
@@ -29935,26 +30592,26 @@
         <w:pStyle w:val="v3"/>
         <w:spacing w:before="32.60pt" w:after="32.60pt"/>
       </w:pPr>
-      <w:bookmarkStart w:id="140" w:name="_Toc223096651"/>
-      <w:bookmarkStart w:id="141" w:name="_Toc223525960"/>
+      <w:bookmarkStart w:id="141" w:name="_Toc223096651"/>
+      <w:bookmarkStart w:id="142" w:name="_Toc223525960"/>
       <w:r>
         <w:t>产品的成本与收益分析</w:t>
       </w:r>
-      <w:bookmarkEnd w:id="140"/>
       <w:bookmarkEnd w:id="141"/>
+      <w:bookmarkEnd w:id="142"/>
     </w:p>
     <w:p>
       <w:pPr>
         <w:pStyle w:val="a"/>
         <w:spacing w:before="16.30pt" w:after="16.30pt"/>
       </w:pPr>
-      <w:bookmarkStart w:id="142" w:name="_Toc223096652"/>
-      <w:bookmarkStart w:id="143" w:name="_Toc223525961"/>
+      <w:bookmarkStart w:id="143" w:name="_Toc223096652"/>
+      <w:bookmarkStart w:id="144" w:name="_Toc223525961"/>
       <w:r>
         <w:t>成本结构与测算口径</w:t>
       </w:r>
-      <w:bookmarkEnd w:id="142"/>
       <w:bookmarkEnd w:id="143"/>
+      <w:bookmarkEnd w:id="144"/>
     </w:p>
     <w:p>
       <w:pPr>
@@ -30012,7 +30669,7 @@
         <w:rPr>
           <w:rStyle w:val="afc"/>
         </w:rPr>
-        <w:footnoteReference w:id="1"/>
+        <w:footnoteReference w:id="5"/>
       </w:r>
       <w:r>
         <w:t>。同时，模型调用成本采用按</w:t>
@@ -30321,8 +30978,8 @@
         <w:pStyle w:val="a"/>
         <w:spacing w:before="16.30pt" w:after="16.30pt"/>
       </w:pPr>
-      <w:bookmarkStart w:id="144" w:name="_Toc223096653"/>
-      <w:bookmarkStart w:id="145" w:name="_Toc223525962"/>
+      <w:bookmarkStart w:id="145" w:name="_Toc223096653"/>
+      <w:bookmarkStart w:id="146" w:name="_Toc223525962"/>
       <w:r>
         <w:t>基准情境下的成本</w:t>
       </w:r>
@@ -30335,8 +30992,8 @@
       <w:r>
         <w:t>收益测算与指标映射</w:t>
       </w:r>
-      <w:bookmarkEnd w:id="144"/>
       <w:bookmarkEnd w:id="145"/>
+      <w:bookmarkEnd w:id="146"/>
     </w:p>
     <w:p>
       <w:pPr>
@@ -30516,7 +31173,7 @@
         <w:keepNext/>
         <w:ind w:firstLine="20.40pt"/>
       </w:pPr>
-      <w:bookmarkStart w:id="146" w:name="_Toc223528580"/>
+      <w:bookmarkStart w:id="147" w:name="_Toc223528580"/>
       <w:r>
         <w:lastRenderedPageBreak/>
         <w:t>表</w:t>
@@ -30576,7 +31233,7 @@
         </w:rPr>
         <w:t>收入成本假设</w:t>
       </w:r>
-      <w:bookmarkEnd w:id="146"/>
+      <w:bookmarkEnd w:id="147"/>
     </w:p>
     <w:tbl>
       <w:tblPr>
@@ -31495,13 +32152,13 @@
         <w:pStyle w:val="a"/>
         <w:spacing w:before="16.30pt" w:after="16.30pt"/>
       </w:pPr>
-      <w:bookmarkStart w:id="147" w:name="_Toc223096654"/>
-      <w:bookmarkStart w:id="148" w:name="_Toc223525963"/>
+      <w:bookmarkStart w:id="148" w:name="_Toc223096654"/>
+      <w:bookmarkStart w:id="149" w:name="_Toc223525963"/>
       <w:r>
         <w:t>规模敏感性分析与规模经济结论</w:t>
       </w:r>
-      <w:bookmarkEnd w:id="147"/>
       <w:bookmarkEnd w:id="148"/>
+      <w:bookmarkEnd w:id="149"/>
     </w:p>
     <w:p>
       <w:pPr>
@@ -32316,7 +32973,7 @@
         <w:keepNext/>
         <w:ind w:firstLine="20.40pt"/>
       </w:pPr>
-      <w:bookmarkStart w:id="149" w:name="_Toc223528581"/>
+      <w:bookmarkStart w:id="150" w:name="_Toc223528581"/>
       <w:r>
         <w:t>表</w:t>
       </w:r>
@@ -32377,7 +33034,7 @@
         </w:rPr>
         <w:t>不同咨询规模下的年度经济性敏感性分析（人民币）</w:t>
       </w:r>
-      <w:bookmarkEnd w:id="149"/>
+      <w:bookmarkEnd w:id="150"/>
     </w:p>
     <w:tbl>
       <w:tblPr>
@@ -33119,26 +33776,26 @@
         <w:pStyle w:val="v3"/>
         <w:spacing w:before="32.60pt" w:after="32.60pt"/>
       </w:pPr>
-      <w:bookmarkStart w:id="150" w:name="_Toc223096655"/>
-      <w:bookmarkStart w:id="151" w:name="_Toc223525964"/>
+      <w:bookmarkStart w:id="151" w:name="_Toc223096655"/>
+      <w:bookmarkStart w:id="152" w:name="_Toc223525964"/>
       <w:r>
         <w:t>市场规模与竞争分析</w:t>
       </w:r>
-      <w:bookmarkEnd w:id="150"/>
       <w:bookmarkEnd w:id="151"/>
+      <w:bookmarkEnd w:id="152"/>
     </w:p>
     <w:p>
       <w:pPr>
         <w:pStyle w:val="a"/>
         <w:spacing w:before="16.30pt" w:after="16.30pt"/>
       </w:pPr>
-      <w:bookmarkStart w:id="152" w:name="_Toc223096656"/>
-      <w:bookmarkStart w:id="153" w:name="_Toc223525965"/>
+      <w:bookmarkStart w:id="153" w:name="_Toc223096656"/>
+      <w:bookmarkStart w:id="154" w:name="_Toc223525965"/>
       <w:r>
         <w:t>中国智能投顾市场规模区间</w:t>
       </w:r>
-      <w:bookmarkEnd w:id="152"/>
       <w:bookmarkEnd w:id="153"/>
+      <w:bookmarkEnd w:id="154"/>
     </w:p>
     <w:p>
       <w:pPr>
@@ -33189,7 +33846,7 @@
       <w:r>
         <w:t>，反映出该赛道处于显著增长阶段。(</w:t>
       </w:r>
-      <w:hyperlink r:id="rId51" w:tooltip="China Robo Advisory Market Size &amp; Outlook, 2030" w:history="1">
+      <w:hyperlink r:id="rId45" w:tooltip="China Robo Advisory Market Size &amp; Outlook, 2030" w:history="1">
         <w:r>
           <w:t>宏观视角研究</w:t>
         </w:r>
@@ -33233,7 +33890,7 @@
       <w:r>
         <w:t>。(</w:t>
       </w:r>
-      <w:hyperlink r:id="rId52" w:tooltip="Robo-Advisors - China | Statista Market Forecast" w:history="1">
+      <w:hyperlink r:id="rId46" w:tooltip="Robo-Advisors - China | Statista Market Forecast" w:history="1">
         <w:r>
           <w:t>Statista</w:t>
         </w:r>
@@ -33279,7 +33936,7 @@
         <w:keepNext/>
         <w:ind w:firstLine="20.40pt"/>
       </w:pPr>
-      <w:bookmarkStart w:id="154" w:name="_Toc223528582"/>
+      <w:bookmarkStart w:id="155" w:name="_Toc223528582"/>
       <w:r>
         <w:t>表</w:t>
       </w:r>
@@ -33359,7 +34016,7 @@
         </w:rPr>
         <w:t>市场规模</w:t>
       </w:r>
-      <w:bookmarkEnd w:id="154"/>
+      <w:bookmarkEnd w:id="155"/>
     </w:p>
     <w:tbl>
       <w:tblPr>
@@ -33680,7 +34337,7 @@
               </w:rPr>
               <w:t>体现付费/商业化空间 (</w:t>
             </w:r>
-            <w:hyperlink r:id="rId53" w:tooltip="China Robo Advisory Market Size &amp; Outlook, 2030" w:history="1">
+            <w:hyperlink r:id="rId47" w:tooltip="China Robo Advisory Market Size &amp; Outlook, 2030" w:history="1">
               <w:r>
                 <w:rPr>
                   <w:rStyle w:val="ac"/>
@@ -33845,7 +34502,7 @@
               </w:rPr>
               <w:t>体现被配置资产上限 (</w:t>
             </w:r>
-            <w:hyperlink r:id="rId54" w:tooltip="Robo-Advisors - China | Statista Market Forecast" w:history="1">
+            <w:hyperlink r:id="rId48" w:tooltip="Robo-Advisors - China | Statista Market Forecast" w:history="1">
               <w:r>
                 <w:rPr>
                   <w:rStyle w:val="ac"/>
@@ -33874,13 +34531,13 @@
         <w:pStyle w:val="a"/>
         <w:spacing w:before="16.30pt" w:after="16.30pt"/>
       </w:pPr>
-      <w:bookmarkStart w:id="155" w:name="_Toc223096657"/>
-      <w:bookmarkStart w:id="156" w:name="_Toc223525966"/>
+      <w:bookmarkStart w:id="156" w:name="_Toc223096657"/>
+      <w:bookmarkStart w:id="157" w:name="_Toc223525966"/>
       <w:r>
         <w:t>竞争格局与差异化优势</w:t>
       </w:r>
-      <w:bookmarkEnd w:id="155"/>
       <w:bookmarkEnd w:id="156"/>
+      <w:bookmarkEnd w:id="157"/>
     </w:p>
     <w:p>
       <w:pPr>
@@ -33943,7 +34600,7 @@
       <w:r>
         <w:t>以工具化、组件化方式输出能力，强调可集成、可度量与可运维。在中国市场的竞争叙事中，行业报告常将大型金融科技与头部金融机构视为重要参与者，例如公开报道提及大型科技金融主体与银行机构持续建设相关平台能力。(</w:t>
       </w:r>
-      <w:hyperlink r:id="rId55" w:tooltip="Robo-Advisory Market worth $61.51 Billion by 2030 -" w:history="1">
+      <w:hyperlink r:id="rId49" w:tooltip="Robo-Advisory Market worth $61.51 Billion by 2030 -" w:history="1">
         <w:r>
           <w:t>GlobeNewswire</w:t>
         </w:r>
@@ -34017,7 +34674,7 @@
         <w:pStyle w:val="af7"/>
         <w:keepNext/>
       </w:pPr>
-      <w:bookmarkStart w:id="157" w:name="_Toc223528583"/>
+      <w:bookmarkStart w:id="158" w:name="_Toc223528583"/>
       <w:r>
         <w:t>表</w:t>
       </w:r>
@@ -34079,7 +34736,7 @@
         </w:rPr>
         <w:t>竞争格局对比</w:t>
       </w:r>
-      <w:bookmarkEnd w:id="157"/>
+      <w:bookmarkEnd w:id="158"/>
     </w:p>
     <w:tbl>
       <w:tblPr>
@@ -34881,7 +35538,100 @@
         <w:t>研究结论</w:t>
       </w:r>
     </w:p>
-    <w:p/>
+    <w:p>
+      <w:pPr>
+        <w:ind w:firstLine="21pt"/>
+      </w:pPr>
+      <w:r>
+        <w:rPr>
+          <w:rFonts w:hint="eastAsia"/>
+        </w:rPr>
+        <w:t>研究</w:t>
+      </w:r>
+      <w:r>
+        <w:t>本文针对证券投资咨询场景下对话式智能投顾系统长期记忆能力不足的关键瓶颈，围绕如何从单轮问答工具转型为长期陪伴式决策辅助系统这一核心问题，从理论建模、系统架构、实验验证与产品可行性四个维度展开系统性研究，取得了一系列具有理论与实践价值的研究成果。</w:t>
+      </w:r>
+    </w:p>
+    <w:p>
+      <w:pPr>
+        <w:ind w:firstLine="21pt"/>
+      </w:pPr>
+      <w:r>
+        <w:t>在理论层面，本文将动态认知理论与行为金融理论引入智能投顾领域，构建了"理解—记忆—推理—反馈"的认知框架，明确了投资者动态行为变量与状态空间更新规则，提出以用户认知状态建模为核心的记忆增强框架。研究表明，智能投顾系统的长期记忆不应仅停留在文本召回层面，而应升级为对用户认知状态的持续建模与维护。通过界定决策一致性的四维内涵，即语义一致性、偏好一致性、决策路径一致性与监管一致性，本文系统阐明了长期记忆能力对维持多轮对话连贯性、保障投资建议可信性的内在作用机理，为记忆增强型系统的可信输出提供了明确的理论约束与评价标准。这一理论框架突破了传统智能投顾研究将记忆视为简单信息存储工具的局限，确立了记忆即认知状态维护的新范式，为后续系统设计与优化奠定了坚实的理论基础。</w:t>
+      </w:r>
+    </w:p>
+    <w:p>
+      <w:pPr>
+        <w:ind w:firstLine="21pt"/>
+      </w:pPr>
+      <w:r>
+        <w:t>在方法层面，本文针对传统记忆表征范式面临的信息截断、噪声干扰与隐式语义关联缺失三类核心问题，提出了动态语境感知的长期记忆表征方法，构建了包含动态窗口选择、窗口内容精炼与语境内容生成的三阶段记忆表征框架。该方法以当前轮次为锚点自适应确定历史候选范围，通过语义级过滤提升信噪比，并利用生成式机制将指代消解、逻辑背景与意图延续等隐式关系显式化，使记忆单元更适合长期存储与稳定召回。实验结果表明，该方法在</w:t>
+      </w:r>
+      <w:proofErr w:type="spellStart"/>
+      <w:r>
+        <w:t>LoCoMo</w:t>
+      </w:r>
+      <w:proofErr w:type="spellEnd"/>
+      <w:r>
+        <w:t>数据集上取得Recall@5达68%的召回效果，相较单话语嵌入方法提升10%，相较固定窗口最优方案提升7%，且跨对话标准差下降约32%，表现出更强的稳定性与泛化能力。这一方法创新将长期记忆表征从"召回相似文本"升级为"维持可用认知状态"，有效解决了多轮对话中的信息割裂与语义漂移问题，为长期陪伴式智能投顾系统的技术实现提供了关键支撑。</w:t>
+      </w:r>
+    </w:p>
+    <w:p>
+      <w:pPr>
+        <w:ind w:firstLine="21pt"/>
+      </w:pPr>
+      <w:r>
+        <w:lastRenderedPageBreak/>
+        <w:t>在系统架构层面，本文构建了记忆、工具、合规三位一体的智能体系统架构。通过设计多层次记忆管理模块，将记忆划分为短期记忆、长期记忆和用户画像记忆三种类型，遵循"短期优先、长期补充、画像约束"的编排原则，实现了多类型记忆的协同作用；通过构建风险提示与合规控制层，对生成内容进行统一约束，确保系统输出符合证券投资咨询的监管要求。</w:t>
+      </w:r>
+      <w:r>
+        <w:rPr>
+          <w:rFonts w:hint="eastAsia"/>
+        </w:rPr>
+        <w:t>本文提出</w:t>
+      </w:r>
+      <w:r>
+        <w:t>金融领域多轮对话评测集</w:t>
+      </w:r>
+      <w:proofErr w:type="spellStart"/>
+      <w:r>
+        <w:t>MemFinConv</w:t>
+      </w:r>
+      <w:proofErr w:type="spellEnd"/>
+      <w:r>
+        <w:rPr>
+          <w:rFonts w:hint="eastAsia"/>
+        </w:rPr>
+        <w:t>，填补了现有金融多轮对话数据集的空白。</w:t>
+      </w:r>
+      <w:r>
+        <w:t>本文系统（</w:t>
+      </w:r>
+      <w:proofErr w:type="spellStart"/>
+      <w:r>
+        <w:t>MemFinRobot</w:t>
+      </w:r>
+      <w:proofErr w:type="spellEnd"/>
+      <w:r>
+        <w:t>）在用户画像对齐度、风险提示覆盖率、严格风险覆盖率、内容合规度及决策辅助解释度等关键指标上均显著优于对比方法，验证了记忆、工具、合规协同架构在平衡服务效率与合规安全方面的有效性。这一架构设计突破了现有智能体系统功能模块割裂的局限，实现了长期记忆能力与金融监管要求的有机融合，为金融场景智能体的可信落地提供了可复用的技术范式。</w:t>
+      </w:r>
+    </w:p>
+    <w:p>
+      <w:pPr>
+        <w:ind w:firstLine="21pt"/>
+      </w:pPr>
+      <w:r>
+        <w:t>在产品可行性层面，本文从成本收益角度系统论证了记忆增强型智能理财顾问智能体的经济合理性。测算结果表明，在年咨询量100万次的基准情境下，系统年度综合净增益可达175.75万元，投资回报率（ROI）为52.89%，并随业务规模扩张呈现显著规模经济效应。结合中国智能投顾市场"十亿美元级"的增长预期与金融机构数字化转型的迫切需求，本文提出的系统具备面向真实金融咨询场景进行试点部署的技术基础与商业价值，为金融机构的智能化升级提供了可量化的决策依据与可落地的实施方案。</w:t>
+      </w:r>
+    </w:p>
+    <w:p>
+      <w:pPr>
+        <w:ind w:firstLine="21pt"/>
+      </w:pPr>
+      <w:r>
+        <w:t>综上所述，本文通过理论框架创新、表征方法优化与系统架构整合，有效解决了传统对话式智能投顾长期记忆能力不足的核心问题，在保障监管合规的前提下实现了从"单轮问答工具"向"长期陪伴式决策辅助系统"的范式转变，为证券投资咨询场景下智能投顾系统的可信落地提供了系统化解决方案，对推动金融智能服务在安全、可靠、可控方向上发展具有重要的理论与实践意义。</w:t>
+      </w:r>
+    </w:p>
     <w:p>
       <w:pPr>
         <w:pStyle w:val="v3"/>
@@ -34891,19 +35641,2142 @@
         <w:rPr>
           <w:rFonts w:hint="eastAsia"/>
         </w:rPr>
-        <w:t>研究建议</w:t>
-      </w:r>
-    </w:p>
-    <w:p>
-      <w:pPr>
-        <w:rPr>
-          <w:rFonts w:hint="eastAsia"/>
-        </w:rPr>
+        <w:t>研究</w:t>
+      </w:r>
+      <w:r>
+        <w:rPr>
+          <w:rFonts w:hint="eastAsia"/>
+        </w:rPr>
+        <w:t>建议</w:t>
+      </w:r>
+    </w:p>
+    <w:p>
+      <w:pPr>
+        <w:ind w:firstLine="21pt"/>
+      </w:pPr>
+      <w:r>
+        <w:t>基于上述研究结论，结合智能投顾技术发展趋势与金融监管要求，本文从理论深化、技术优化、应用拓展与风险治理四个维度提出后续研究建议，以期为记忆增强型智能理财顾问智能体的持续演进提供参考方向。</w:t>
+      </w:r>
+    </w:p>
+    <w:p>
+      <w:pPr>
+        <w:ind w:firstLine="21pt"/>
+      </w:pPr>
+      <w:r>
+        <w:t>在理论深化维度，建议后续研究进一步拓展用户认知状态建模的理论深度与边界。当前研究主要聚焦于个体投资者的认知状态维护，未来可引入行</w:t>
+      </w:r>
+      <w:r>
+        <w:lastRenderedPageBreak/>
+        <w:t>为金融学中的前景理论、心理账户等经典框架，细化投资者风险感知与决策偏好的动态演化机制，构建更具解释力的认知状态转移模型。同时，建议探索将社会心理学中的信任理论纳入分析框架，系统研究长期记忆能力对用户信任建立与维持的影响机理，量化"陪伴感"对用户采纳行为的促进作用及其边界条件。此外，随着群体智能与社交投资现象的兴起，可考虑将研究视角从个体认知扩展至群体认知互动，探索多用户场景下的记忆共享与隐私保护机制，为智能投顾的社交化演进提供理论支撑。</w:t>
+      </w:r>
+    </w:p>
+    <w:p>
+      <w:pPr>
+        <w:ind w:firstLine="21pt"/>
+      </w:pPr>
+      <w:r>
+        <w:t>在技术优化维度，针对当前方法在实际部署中可能面临的挑战，</w:t>
+      </w:r>
+      <w:r>
+        <w:rPr>
+          <w:rFonts w:hint="eastAsia"/>
+        </w:rPr>
+        <w:t>还可</w:t>
+      </w:r>
+      <w:r>
+        <w:t>从记忆机制的鲁棒性与适应性角度进行深化研究。一是研究记忆内容的时效性衰减机制，设计基于用户交互频率与信息重要性的自适应遗忘策略，避免记忆库膨胀导致的检索效率下降与噪声累积；二是探索多模态记忆融合技术，将文本对话记忆与用户行为数据进行联合表征，构建更为立体、动态的用户画像体系；三是加强记忆机制的可解释性研究，开发记忆召回路径与决策依据的可视化工具，使系统推理过程对用户与监管者透明可审计，提升系统的可信度与可接受度；四是针对金融市场的动态变化与突发事件，建立记忆内容的持续更新与冲突消解机制，确保系统知识的时效性与准确性，避免因记忆僵化导致的投资建议偏差。</w:t>
+      </w:r>
+    </w:p>
+    <w:p>
+      <w:pPr>
+        <w:ind w:firstLine="21pt"/>
+      </w:pPr>
+      <w:r>
+        <w:t>在应用拓展维度，建议采取"场景驱动、逐步拓展"的落地策略，推动记忆增强型智能理财顾问智能体的生态化应用。初期可聚焦于证券投资咨询中的标准化程度较高、监管要求明确的细分场景，通过与持牌金融机构合作开展试点应用，验证系统在实际业务环境中的稳定性、用户体验与合规表现；中期逐步扩展至个性化程度更高的财富管理场景（如税务规划、养老规划、家族传承等），探索与金融机构现有客户关系管理系统、投研平台、交易系统的深度集成，构建端到端的智能服务闭环；长期可向智能投研、风险预警、合规审查等B端场景延伸，形成覆盖投资者全生命周期、贯通前台服务与后台管理的智能金融生态。同时，建议加强产学研协同创新，推动</w:t>
+      </w:r>
+      <w:proofErr w:type="spellStart"/>
+      <w:r>
+        <w:t>MemFinConv</w:t>
+      </w:r>
+      <w:proofErr w:type="spellEnd"/>
+      <w:r>
+        <w:t>等金融领域评测数据集的行业共享与标准共建，形成技术迭代、产品优化与业务应用的良性互动机制。</w:t>
+      </w:r>
+    </w:p>
+    <w:p>
+      <w:pPr>
+        <w:ind w:firstLine="21pt"/>
+        <w:sectPr>
+          <w:headerReference w:type="default" r:id="rId50"/>
+          <w:footerReference w:type="default" r:id="rId51"/>
+          <w:pgSz w:w="595.30pt" w:h="841.90pt"/>
+          <w:pgMar w:top="127.60pt" w:right="99.25pt" w:bottom="113.40pt" w:left="99.25pt" w:header="56.70pt" w:footer="56.70pt" w:gutter="0pt"/>
+          <w:pgNumType w:start="1"/>
+          <w:cols w:space="21.25pt"/>
+          <w:docGrid w:type="lines" w:linePitch="326"/>
+        </w:sectPr>
+      </w:pPr>
+      <w:r>
+        <w:t>在风险治理维度，随着记忆增强型智能投顾能力的提升与应用场景的拓展，相关的伦理挑战与监管适配问题日益凸显，亟需建立与之配套的风险治理框架。一是建立用户数据主权与记忆访问的明确授权机制，通过技术手段确保用户对自身记忆数据的知情权、控制权与删除权，防范长期记忆可能带来的隐私泄露、数据滥用与算法操控风险；二是研究算法伦理约束机制，避免系统基于历史记忆对用户形成"信息茧房"或偏见强化，通过多样性增强技术保障投资建议的客观性与全面性，维护用户的自主决策空间；三是积极参与监管科技创新，将合规控制层的技术能力与监管要求进行动态映射，探索</w:t>
+      </w:r>
+      <w:r>
+        <w:lastRenderedPageBreak/>
+        <w:t>可审计、可验证、可解释的智能投顾合规新模式，为监管政策的制定与完善提供技术参考；四是建立人机协同的异常干预机制，在关键决策节点设置人工复核环节，形成机器效率</w:t>
+      </w:r>
+      <w:r>
+        <w:rPr>
+          <w:rFonts w:hint="eastAsia"/>
+        </w:rPr>
+        <w:t>、</w:t>
+      </w:r>
+      <w:r>
+        <w:t>人工审慎的双重保障，确保金融服务的安全性与可靠性。通过技术创新与制度建设的协同推进，确保记忆增强型金融智能服务在创新发展与风险防控之间实现动态平衡，为智能投顾行业的健康可持续发展提供保障。</w:t>
+      </w:r>
+    </w:p>
+    <w:p>
+      <w:pPr>
+        <w:spacing w:beforeLines="300" w:before="48.90pt" w:afterLines="300" w:after="48.90pt"/>
+        <w:ind w:firstLine="21pt"/>
+        <w:jc w:val="center"/>
+        <w:rPr>
+          <w:b/>
+          <w:bCs/>
+          <w:sz w:val="32"/>
+          <w:szCs w:val="32"/>
+        </w:rPr>
+      </w:pPr>
+      <w:r>
+        <w:rPr>
+          <w:rFonts w:hint="eastAsia"/>
+          <w:b/>
+          <w:bCs/>
+          <w:sz w:val="32"/>
+          <w:szCs w:val="32"/>
+        </w:rPr>
+        <w:lastRenderedPageBreak/>
+        <w:t>参考文献</w:t>
+      </w:r>
+    </w:p>
+    <w:p>
+      <w:pPr>
+        <w:pStyle w:val="aff0"/>
+        <w:rPr>
+          <w:rFonts w:ascii="Times New Roman" w:hAnsi="Times New Roman" w:cs="Times New Roman"/>
+        </w:rPr>
+      </w:pPr>
+      <w:r>
+        <w:fldChar w:fldCharType="begin"/>
+      </w:r>
+      <w:r>
+        <w:rPr>
+          <w:lang w:val="pt-BR"/>
+        </w:rPr>
+        <w:instrText xml:space="preserve"> ADDIN ZOTERO_BIBL {"uncited":[],"omitted":[],"custom":[]} CSL_BIBLIOGRAPHY </w:instrText>
+      </w:r>
+      <w:r>
+        <w:fldChar w:fldCharType="separate"/>
+      </w:r>
+      <w:r>
+        <w:rPr>
+          <w:rFonts w:ascii="Times New Roman" w:hAnsi="Times New Roman" w:cs="Times New Roman"/>
+        </w:rPr>
+        <w:t>郭雳</w:t>
+      </w:r>
+      <w:r>
+        <w:rPr>
+          <w:rFonts w:ascii="Times New Roman" w:hAnsi="Times New Roman" w:cs="Times New Roman"/>
+        </w:rPr>
+        <w:t xml:space="preserve">, </w:t>
+      </w:r>
+      <w:r>
+        <w:rPr>
+          <w:rFonts w:ascii="Times New Roman" w:hAnsi="Times New Roman" w:cs="Times New Roman"/>
+        </w:rPr>
+        <w:t>赵继尧</w:t>
+      </w:r>
+      <w:r>
+        <w:rPr>
+          <w:rFonts w:ascii="Times New Roman" w:hAnsi="Times New Roman" w:cs="Times New Roman"/>
+        </w:rPr>
+        <w:t xml:space="preserve">, 2018. </w:t>
+      </w:r>
+      <w:r>
+        <w:rPr>
+          <w:rFonts w:ascii="Times New Roman" w:hAnsi="Times New Roman" w:cs="Times New Roman"/>
+        </w:rPr>
+        <w:t>智能投顾发展的法律挑战及其应对</w:t>
+      </w:r>
+      <w:r>
+        <w:rPr>
+          <w:rFonts w:ascii="Times New Roman" w:hAnsi="Times New Roman" w:cs="Times New Roman"/>
+        </w:rPr>
+        <w:t xml:space="preserve">[J]. </w:t>
+      </w:r>
+      <w:r>
+        <w:rPr>
+          <w:rFonts w:ascii="Times New Roman" w:hAnsi="Times New Roman" w:cs="Times New Roman"/>
+        </w:rPr>
+        <w:t>证券市场导报</w:t>
+      </w:r>
+      <w:r>
+        <w:rPr>
+          <w:rFonts w:ascii="Times New Roman" w:hAnsi="Times New Roman" w:cs="Times New Roman"/>
+        </w:rPr>
+        <w:t>(6): 71-78.</w:t>
+      </w:r>
+    </w:p>
+    <w:p>
+      <w:pPr>
+        <w:pStyle w:val="aff0"/>
+        <w:rPr>
+          <w:rFonts w:ascii="Times New Roman" w:hAnsi="Times New Roman" w:cs="Times New Roman"/>
+        </w:rPr>
+      </w:pPr>
+      <w:r>
+        <w:rPr>
+          <w:rFonts w:ascii="Times New Roman" w:hAnsi="Times New Roman" w:cs="Times New Roman"/>
+          <w:lang w:val="pt-BR"/>
+        </w:rPr>
+        <w:t xml:space="preserve">ATKINSON R C, SHIFFRIN R M, 1968. </w:t>
+      </w:r>
+      <w:r>
+        <w:rPr>
+          <w:rFonts w:ascii="Times New Roman" w:hAnsi="Times New Roman" w:cs="Times New Roman"/>
+        </w:rPr>
+        <w:t xml:space="preserve">Human memory: A proposed system and its control processes[M/OL]//SPENCE K W, SPENCE J T. The Psychology of Learning and Motivation: Advances in Research and Theory: </w:t>
+      </w:r>
+      <w:r>
+        <w:rPr>
+          <w:rFonts w:ascii="Times New Roman" w:hAnsi="Times New Roman" w:cs="Times New Roman"/>
+        </w:rPr>
+        <w:t>卷</w:t>
+      </w:r>
+      <w:r>
+        <w:rPr>
+          <w:rFonts w:ascii="Times New Roman" w:hAnsi="Times New Roman" w:cs="Times New Roman"/>
+        </w:rPr>
+        <w:t xml:space="preserve"> 2. New York, NY, USA: Academic Press: 89-195. https://www.sciencedirect.com/science/chapter/bookseries/pii/S0079742108604223. DOI:10.1016/S0079-7421(08)60422-3.</w:t>
+      </w:r>
+    </w:p>
+    <w:p>
+      <w:pPr>
+        <w:pStyle w:val="aff0"/>
+        <w:rPr>
+          <w:rFonts w:ascii="Times New Roman" w:hAnsi="Times New Roman" w:cs="Times New Roman"/>
+        </w:rPr>
+      </w:pPr>
+      <w:r>
+        <w:rPr>
+          <w:rFonts w:ascii="Times New Roman" w:hAnsi="Times New Roman" w:cs="Times New Roman"/>
+        </w:rPr>
+        <w:t>BADDELEY A, 2000. The episodic buffer: A new component of working memory[J/OL]. Trends in Cognitive Sciences, 4(11): 417-423. DOI:10.1016/S1364-6613(00)01538-2.</w:t>
+      </w:r>
+    </w:p>
+    <w:p>
+      <w:pPr>
+        <w:pStyle w:val="aff0"/>
+        <w:rPr>
+          <w:rFonts w:ascii="Times New Roman" w:hAnsi="Times New Roman" w:cs="Times New Roman"/>
+        </w:rPr>
+      </w:pPr>
+      <w:r>
+        <w:rPr>
+          <w:rFonts w:ascii="Times New Roman" w:hAnsi="Times New Roman" w:cs="Times New Roman"/>
+        </w:rPr>
+        <w:t xml:space="preserve">BAI G, LIU J, BU X, </w:t>
+      </w:r>
+      <w:r>
+        <w:rPr>
+          <w:rFonts w:ascii="Times New Roman" w:hAnsi="Times New Roman" w:cs="Times New Roman"/>
+        </w:rPr>
+        <w:t>等</w:t>
+      </w:r>
+      <w:r>
+        <w:rPr>
+          <w:rFonts w:ascii="Times New Roman" w:hAnsi="Times New Roman" w:cs="Times New Roman"/>
+        </w:rPr>
+        <w:t xml:space="preserve">, 2024. MT-Bench-101: A Fine-Grained Benchmark for Evaluating Large Language Models in Multi-Turn Dialogues[C/OL]//KU L W, MARTINS A, SRIKUMAR V. Proceedings of the 62nd Annual Meeting of the Association for Computational Linguistics (Volume 1: Long Papers). Bangkok, Thailand: Association for Computational Linguistics: 7421-7454. https://aclanthology.org/2024.acl-long.401/. </w:t>
+      </w:r>
+      <w:proofErr w:type="gramStart"/>
+      <w:r>
+        <w:rPr>
+          <w:rFonts w:ascii="Times New Roman" w:hAnsi="Times New Roman" w:cs="Times New Roman"/>
+        </w:rPr>
+        <w:t>DOI:10.18653/v1/2024.acl-long</w:t>
+      </w:r>
+      <w:proofErr w:type="gramEnd"/>
+      <w:r>
+        <w:rPr>
+          <w:rFonts w:ascii="Times New Roman" w:hAnsi="Times New Roman" w:cs="Times New Roman"/>
+        </w:rPr>
+        <w:t>.401.</w:t>
+      </w:r>
+    </w:p>
+    <w:p>
+      <w:pPr>
+        <w:pStyle w:val="aff0"/>
+        <w:rPr>
+          <w:rFonts w:ascii="Times New Roman" w:hAnsi="Times New Roman" w:cs="Times New Roman"/>
+        </w:rPr>
+      </w:pPr>
+      <w:r>
+        <w:rPr>
+          <w:rFonts w:ascii="Times New Roman" w:hAnsi="Times New Roman" w:cs="Times New Roman"/>
+        </w:rPr>
+        <w:t xml:space="preserve">BORGEAUD S, MENSCH A, HOFFMANN J, </w:t>
+      </w:r>
+      <w:r>
+        <w:rPr>
+          <w:rFonts w:ascii="Times New Roman" w:hAnsi="Times New Roman" w:cs="Times New Roman"/>
+        </w:rPr>
+        <w:t>等</w:t>
+      </w:r>
+      <w:r>
+        <w:rPr>
+          <w:rFonts w:ascii="Times New Roman" w:hAnsi="Times New Roman" w:cs="Times New Roman"/>
+        </w:rPr>
+        <w:t xml:space="preserve">, 2022. Improving Language Models by Retrieving from Trillions of Tokens[C/OL]//CHAUDHURI K, JEGELKA S, SONG L, </w:t>
+      </w:r>
+      <w:r>
+        <w:rPr>
+          <w:rFonts w:ascii="Times New Roman" w:hAnsi="Times New Roman" w:cs="Times New Roman"/>
+        </w:rPr>
+        <w:t>等</w:t>
+      </w:r>
+      <w:r>
+        <w:rPr>
+          <w:rFonts w:ascii="Times New Roman" w:hAnsi="Times New Roman" w:cs="Times New Roman"/>
+        </w:rPr>
+        <w:t xml:space="preserve">. Proceedings of the 39th International Conference on Machine Learning: </w:t>
+      </w:r>
+      <w:r>
+        <w:rPr>
+          <w:rFonts w:ascii="Times New Roman" w:hAnsi="Times New Roman" w:cs="Times New Roman"/>
+        </w:rPr>
+        <w:t>卷</w:t>
+      </w:r>
+      <w:r>
+        <w:rPr>
+          <w:rFonts w:ascii="Times New Roman" w:hAnsi="Times New Roman" w:cs="Times New Roman"/>
+        </w:rPr>
+        <w:t xml:space="preserve"> 162. PMLR: 2206-2240. https://proceedings.mlr.press/v162/borgeaud22a.html. DOI:10.48550/arXiv.2112.04426.</w:t>
+      </w:r>
+    </w:p>
+    <w:p>
+      <w:pPr>
+        <w:pStyle w:val="aff0"/>
+        <w:rPr>
+          <w:rFonts w:ascii="Times New Roman" w:hAnsi="Times New Roman" w:cs="Times New Roman"/>
+        </w:rPr>
+      </w:pPr>
+      <w:r>
+        <w:rPr>
+          <w:rFonts w:ascii="Times New Roman" w:hAnsi="Times New Roman" w:cs="Times New Roman"/>
+        </w:rPr>
+        <w:t>BU J, ZHU M, 2021. Robo-Advising: Learning Investors’ Risk Preferences via Portfolio Choices[J/OL]. Journal of Financial Econometrics, 19(2): 369-392. DOI:10.1093/</w:t>
+      </w:r>
+      <w:proofErr w:type="spellStart"/>
+      <w:r>
+        <w:rPr>
+          <w:rFonts w:ascii="Times New Roman" w:hAnsi="Times New Roman" w:cs="Times New Roman"/>
+        </w:rPr>
+        <w:t>jjfinec</w:t>
+      </w:r>
+      <w:proofErr w:type="spellEnd"/>
+      <w:r>
+        <w:rPr>
+          <w:rFonts w:ascii="Times New Roman" w:hAnsi="Times New Roman" w:cs="Times New Roman"/>
+        </w:rPr>
+        <w:t>/nbab001.</w:t>
+      </w:r>
+    </w:p>
+    <w:p>
+      <w:pPr>
+        <w:pStyle w:val="aff0"/>
+        <w:rPr>
+          <w:rFonts w:ascii="Times New Roman" w:hAnsi="Times New Roman" w:cs="Times New Roman"/>
+        </w:rPr>
+      </w:pPr>
+      <w:r>
+        <w:rPr>
+          <w:rFonts w:ascii="Times New Roman" w:hAnsi="Times New Roman" w:cs="Times New Roman"/>
+        </w:rPr>
+        <w:lastRenderedPageBreak/>
+        <w:t xml:space="preserve">CHEN Z, CHEN W, SMILEY C, </w:t>
+      </w:r>
+      <w:r>
+        <w:rPr>
+          <w:rFonts w:ascii="Times New Roman" w:hAnsi="Times New Roman" w:cs="Times New Roman"/>
+        </w:rPr>
+        <w:t>等</w:t>
+      </w:r>
+      <w:r>
+        <w:rPr>
+          <w:rFonts w:ascii="Times New Roman" w:hAnsi="Times New Roman" w:cs="Times New Roman"/>
+        </w:rPr>
+        <w:t xml:space="preserve">, 2021. </w:t>
+      </w:r>
+      <w:proofErr w:type="spellStart"/>
+      <w:r>
+        <w:rPr>
+          <w:rFonts w:ascii="Times New Roman" w:hAnsi="Times New Roman" w:cs="Times New Roman"/>
+        </w:rPr>
+        <w:t>FinQA</w:t>
+      </w:r>
+      <w:proofErr w:type="spellEnd"/>
+      <w:r>
+        <w:rPr>
+          <w:rFonts w:ascii="Times New Roman" w:hAnsi="Times New Roman" w:cs="Times New Roman"/>
+        </w:rPr>
+        <w:t xml:space="preserve">: A Dataset of Numerical Reasoning over Financial Data[C/OL]//Proceedings of the 2021 Conference on Empirical Methods in Natural Language Processing. Online and Punta Cana, Dominican Republic: Association for Computational Linguistics: 8476-8490. https://aclanthology.org/2021.emnlp-main.679/. </w:t>
+      </w:r>
+      <w:proofErr w:type="gramStart"/>
+      <w:r>
+        <w:rPr>
+          <w:rFonts w:ascii="Times New Roman" w:hAnsi="Times New Roman" w:cs="Times New Roman"/>
+        </w:rPr>
+        <w:t>DOI:10.18653/v1/2021.emnlp-main</w:t>
+      </w:r>
+      <w:proofErr w:type="gramEnd"/>
+      <w:r>
+        <w:rPr>
+          <w:rFonts w:ascii="Times New Roman" w:hAnsi="Times New Roman" w:cs="Times New Roman"/>
+        </w:rPr>
+        <w:t>.679.</w:t>
+      </w:r>
+    </w:p>
+    <w:p>
+      <w:pPr>
+        <w:pStyle w:val="aff0"/>
+        <w:rPr>
+          <w:rFonts w:ascii="Times New Roman" w:hAnsi="Times New Roman" w:cs="Times New Roman"/>
+        </w:rPr>
+      </w:pPr>
+      <w:r>
+        <w:rPr>
+          <w:rFonts w:ascii="Times New Roman" w:hAnsi="Times New Roman" w:cs="Times New Roman"/>
+          <w:lang w:val="pl-PL"/>
+        </w:rPr>
+        <w:t xml:space="preserve">DAI Z, YANG Z, YANG Y, </w:t>
+      </w:r>
+      <w:r>
+        <w:rPr>
+          <w:rFonts w:ascii="Times New Roman" w:hAnsi="Times New Roman" w:cs="Times New Roman"/>
+        </w:rPr>
+        <w:t>等</w:t>
+      </w:r>
+      <w:r>
+        <w:rPr>
+          <w:rFonts w:ascii="Times New Roman" w:hAnsi="Times New Roman" w:cs="Times New Roman"/>
+          <w:lang w:val="pl-PL"/>
+        </w:rPr>
+        <w:t xml:space="preserve">, 2019. </w:t>
+      </w:r>
+      <w:r>
+        <w:rPr>
+          <w:rFonts w:ascii="Times New Roman" w:hAnsi="Times New Roman" w:cs="Times New Roman"/>
+        </w:rPr>
+        <w:t>Transformer-XL: Attentive Language Models beyond a Fixed-Length Context[C/OL]//Proceedings of the 57th Annual Meeting of the Association for Computational Linguistics. Florence, Italy: Association for Computational Linguistics: 2978-2988. https://aclanthology.org/P19-1285/. DOI:10.18653/v1/P19-1285.</w:t>
+      </w:r>
+    </w:p>
+    <w:p>
+      <w:pPr>
+        <w:pStyle w:val="aff0"/>
+        <w:rPr>
+          <w:rFonts w:ascii="Times New Roman" w:hAnsi="Times New Roman" w:cs="Times New Roman"/>
+        </w:rPr>
+      </w:pPr>
+      <w:r>
+        <w:rPr>
+          <w:rFonts w:ascii="Times New Roman" w:hAnsi="Times New Roman" w:cs="Times New Roman"/>
+        </w:rPr>
+        <w:t xml:space="preserve">DESHPANDE K, SIRDESHMUKH V, MOLS J B, </w:t>
+      </w:r>
+      <w:r>
+        <w:rPr>
+          <w:rFonts w:ascii="Times New Roman" w:hAnsi="Times New Roman" w:cs="Times New Roman"/>
+        </w:rPr>
+        <w:t>等</w:t>
+      </w:r>
+      <w:r>
+        <w:rPr>
+          <w:rFonts w:ascii="Times New Roman" w:hAnsi="Times New Roman" w:cs="Times New Roman"/>
+        </w:rPr>
+        <w:t xml:space="preserve">, 2025. </w:t>
+      </w:r>
+      <w:proofErr w:type="spellStart"/>
+      <w:r>
+        <w:rPr>
+          <w:rFonts w:ascii="Times New Roman" w:hAnsi="Times New Roman" w:cs="Times New Roman"/>
+        </w:rPr>
+        <w:t>MultiChallenge</w:t>
+      </w:r>
+      <w:proofErr w:type="spellEnd"/>
+      <w:r>
+        <w:rPr>
+          <w:rFonts w:ascii="Times New Roman" w:hAnsi="Times New Roman" w:cs="Times New Roman"/>
+        </w:rPr>
+        <w:t xml:space="preserve">: A Realistic Multi-Turn Conversation Evaluation Benchmark Challenging to Frontier LLMs[C/OL]//CHE W, NABENDE J, SHUTOVA E, </w:t>
+      </w:r>
+      <w:r>
+        <w:rPr>
+          <w:rFonts w:ascii="Times New Roman" w:hAnsi="Times New Roman" w:cs="Times New Roman"/>
+        </w:rPr>
+        <w:t>等</w:t>
+      </w:r>
+      <w:r>
+        <w:rPr>
+          <w:rFonts w:ascii="Times New Roman" w:hAnsi="Times New Roman" w:cs="Times New Roman"/>
+        </w:rPr>
+        <w:t xml:space="preserve">. Findings of the Association for Computational Linguistics: ACL 2025. </w:t>
+      </w:r>
+      <w:r>
+        <w:rPr>
+          <w:rFonts w:ascii="Times New Roman" w:hAnsi="Times New Roman" w:cs="Times New Roman"/>
+          <w:lang w:val="it-IT"/>
+        </w:rPr>
+        <w:t xml:space="preserve">Vienna, Austria: Association for </w:t>
+      </w:r>
+      <w:proofErr w:type="spellStart"/>
+      <w:r>
+        <w:rPr>
+          <w:rFonts w:ascii="Times New Roman" w:hAnsi="Times New Roman" w:cs="Times New Roman"/>
+          <w:lang w:val="it-IT"/>
+        </w:rPr>
+        <w:t>Computational</w:t>
+      </w:r>
+      <w:proofErr w:type="spellEnd"/>
+      <w:r>
+        <w:rPr>
+          <w:rFonts w:ascii="Times New Roman" w:hAnsi="Times New Roman" w:cs="Times New Roman"/>
+          <w:lang w:val="it-IT"/>
+        </w:rPr>
+        <w:t xml:space="preserve"> </w:t>
+      </w:r>
+      <w:proofErr w:type="spellStart"/>
+      <w:r>
+        <w:rPr>
+          <w:rFonts w:ascii="Times New Roman" w:hAnsi="Times New Roman" w:cs="Times New Roman"/>
+          <w:lang w:val="it-IT"/>
+        </w:rPr>
+        <w:t>Linguistics</w:t>
+      </w:r>
+      <w:proofErr w:type="spellEnd"/>
+      <w:r>
+        <w:rPr>
+          <w:rFonts w:ascii="Times New Roman" w:hAnsi="Times New Roman" w:cs="Times New Roman"/>
+          <w:lang w:val="it-IT"/>
+        </w:rPr>
+        <w:t xml:space="preserve">: 18632-18702. https://aclanthology.org/2025.findings-acl.958/. </w:t>
+      </w:r>
+      <w:proofErr w:type="gramStart"/>
+      <w:r>
+        <w:rPr>
+          <w:rFonts w:ascii="Times New Roman" w:hAnsi="Times New Roman" w:cs="Times New Roman"/>
+        </w:rPr>
+        <w:t>DOI:10.18653/v1/2025.findings-acl</w:t>
+      </w:r>
+      <w:proofErr w:type="gramEnd"/>
+      <w:r>
+        <w:rPr>
+          <w:rFonts w:ascii="Times New Roman" w:hAnsi="Times New Roman" w:cs="Times New Roman"/>
+        </w:rPr>
+        <w:t>.958.</w:t>
+      </w:r>
+    </w:p>
+    <w:p>
+      <w:pPr>
+        <w:pStyle w:val="aff0"/>
+        <w:rPr>
+          <w:rFonts w:ascii="Times New Roman" w:hAnsi="Times New Roman" w:cs="Times New Roman"/>
+        </w:rPr>
+      </w:pPr>
+      <w:r>
+        <w:rPr>
+          <w:rFonts w:ascii="Times New Roman" w:hAnsi="Times New Roman" w:cs="Times New Roman"/>
+        </w:rPr>
+        <w:t xml:space="preserve">GRAVES A, WAYNE G, REYNOLDS M, </w:t>
+      </w:r>
+      <w:r>
+        <w:rPr>
+          <w:rFonts w:ascii="Times New Roman" w:hAnsi="Times New Roman" w:cs="Times New Roman"/>
+        </w:rPr>
+        <w:t>等</w:t>
+      </w:r>
+      <w:r>
+        <w:rPr>
+          <w:rFonts w:ascii="Times New Roman" w:hAnsi="Times New Roman" w:cs="Times New Roman"/>
+        </w:rPr>
+        <w:t>, 2016. Hybrid computing using a neural network with dynamic external memory[J/OL]. Nature, 538(7626): 471-476. DOI:10.1038/nature20101.</w:t>
+      </w:r>
+    </w:p>
+    <w:p>
+      <w:pPr>
+        <w:pStyle w:val="aff0"/>
+        <w:rPr>
+          <w:rFonts w:ascii="Times New Roman" w:hAnsi="Times New Roman" w:cs="Times New Roman"/>
+          <w:lang w:val="es-ES"/>
+        </w:rPr>
+      </w:pPr>
+      <w:r>
+        <w:rPr>
+          <w:rFonts w:ascii="Times New Roman" w:hAnsi="Times New Roman" w:cs="Times New Roman"/>
+        </w:rPr>
+        <w:t xml:space="preserve">GUU K, LEE K, TUNG Z, </w:t>
+      </w:r>
+      <w:r>
+        <w:rPr>
+          <w:rFonts w:ascii="Times New Roman" w:hAnsi="Times New Roman" w:cs="Times New Roman"/>
+        </w:rPr>
+        <w:t>等</w:t>
+      </w:r>
+      <w:r>
+        <w:rPr>
+          <w:rFonts w:ascii="Times New Roman" w:hAnsi="Times New Roman" w:cs="Times New Roman"/>
+        </w:rPr>
+        <w:t xml:space="preserve">, 2020. REALM: Retrieval-Augmented Language Model Pre-Training[C/OL]//III H D, SINGH A. Proceedings of the 37th International Conference on Machine Learning: </w:t>
+      </w:r>
+      <w:r>
+        <w:rPr>
+          <w:rFonts w:ascii="Times New Roman" w:hAnsi="Times New Roman" w:cs="Times New Roman"/>
+        </w:rPr>
+        <w:t>卷</w:t>
+      </w:r>
+      <w:r>
+        <w:rPr>
+          <w:rFonts w:ascii="Times New Roman" w:hAnsi="Times New Roman" w:cs="Times New Roman"/>
+        </w:rPr>
+        <w:t xml:space="preserve"> 119. </w:t>
+      </w:r>
+      <w:r>
+        <w:rPr>
+          <w:rFonts w:ascii="Times New Roman" w:hAnsi="Times New Roman" w:cs="Times New Roman"/>
+          <w:lang w:val="es-ES"/>
+        </w:rPr>
+        <w:t>PMLR: 3929-3938. https://proceedings.mlr.press/v119/guu20a.html.</w:t>
+      </w:r>
+    </w:p>
+    <w:p>
+      <w:pPr>
+        <w:pStyle w:val="aff0"/>
+        <w:rPr>
+          <w:rFonts w:ascii="Times New Roman" w:hAnsi="Times New Roman" w:cs="Times New Roman"/>
+        </w:rPr>
+      </w:pPr>
+      <w:r>
+        <w:rPr>
+          <w:rFonts w:ascii="Times New Roman" w:hAnsi="Times New Roman" w:cs="Times New Roman"/>
+          <w:lang w:val="es-ES"/>
+        </w:rPr>
+        <w:t xml:space="preserve">ICHTER  </w:t>
+      </w:r>
+      <w:proofErr w:type="spellStart"/>
+      <w:r>
+        <w:rPr>
+          <w:rFonts w:ascii="Times New Roman" w:hAnsi="Times New Roman" w:cs="Times New Roman"/>
+          <w:lang w:val="es-ES"/>
+        </w:rPr>
+        <w:t>brian</w:t>
+      </w:r>
+      <w:proofErr w:type="spellEnd"/>
+      <w:r>
+        <w:rPr>
+          <w:rFonts w:ascii="Times New Roman" w:hAnsi="Times New Roman" w:cs="Times New Roman"/>
+          <w:lang w:val="es-ES"/>
+        </w:rPr>
+        <w:t xml:space="preserve">, BROHAN A, CHEBOTAR Y, </w:t>
+      </w:r>
+      <w:r>
+        <w:rPr>
+          <w:rFonts w:ascii="Times New Roman" w:hAnsi="Times New Roman" w:cs="Times New Roman"/>
+        </w:rPr>
+        <w:t>等</w:t>
+      </w:r>
+      <w:r>
+        <w:rPr>
+          <w:rFonts w:ascii="Times New Roman" w:hAnsi="Times New Roman" w:cs="Times New Roman"/>
+          <w:lang w:val="es-ES"/>
+        </w:rPr>
+        <w:t xml:space="preserve">, 2023. </w:t>
+      </w:r>
+      <w:r>
+        <w:rPr>
+          <w:rFonts w:ascii="Times New Roman" w:hAnsi="Times New Roman" w:cs="Times New Roman"/>
+        </w:rPr>
+        <w:t xml:space="preserve">Do As I Can, Not As I Say: Grounding Language in Robotic Affordances[C/OL]//LIU K, KULIC D, ICHNOWSKI J. Proceedings of The 6th Conference on Robot Learning: </w:t>
+      </w:r>
+      <w:r>
+        <w:rPr>
+          <w:rFonts w:ascii="Times New Roman" w:hAnsi="Times New Roman" w:cs="Times New Roman"/>
+        </w:rPr>
+        <w:t>卷</w:t>
+      </w:r>
+      <w:r>
+        <w:rPr>
+          <w:rFonts w:ascii="Times New Roman" w:hAnsi="Times New Roman" w:cs="Times New Roman"/>
+        </w:rPr>
+        <w:t xml:space="preserve"> 205. PMLR: 287-318. https://proceedings.mlr.press/v205/ichter23a.html.</w:t>
+      </w:r>
+    </w:p>
+    <w:p>
+      <w:pPr>
+        <w:pStyle w:val="aff0"/>
+        <w:rPr>
+          <w:rFonts w:ascii="Times New Roman" w:hAnsi="Times New Roman" w:cs="Times New Roman"/>
+        </w:rPr>
+      </w:pPr>
+      <w:r>
+        <w:rPr>
+          <w:rFonts w:ascii="Times New Roman" w:hAnsi="Times New Roman" w:cs="Times New Roman"/>
+          <w:lang w:val="pl-PL"/>
+        </w:rPr>
+        <w:t xml:space="preserve">KANG J, JI M, ZHAO Z, </w:t>
+      </w:r>
+      <w:r>
+        <w:rPr>
+          <w:rFonts w:ascii="Times New Roman" w:hAnsi="Times New Roman" w:cs="Times New Roman"/>
+        </w:rPr>
+        <w:t>等</w:t>
+      </w:r>
+      <w:r>
+        <w:rPr>
+          <w:rFonts w:ascii="Times New Roman" w:hAnsi="Times New Roman" w:cs="Times New Roman"/>
+          <w:lang w:val="pl-PL"/>
+        </w:rPr>
+        <w:t xml:space="preserve">, 2025. </w:t>
+      </w:r>
+      <w:r>
+        <w:rPr>
+          <w:rFonts w:ascii="Times New Roman" w:hAnsi="Times New Roman" w:cs="Times New Roman"/>
+        </w:rPr>
+        <w:t xml:space="preserve">Memory OS of AI Agent[C/OL]//Proceedings of the 2025 Conference on Empirical Methods in Natural Language Processing. Suzhou, China: Association for Computational Linguistics: 25961-25970. </w:t>
+      </w:r>
+      <w:r>
+        <w:rPr>
+          <w:rFonts w:ascii="Times New Roman" w:hAnsi="Times New Roman" w:cs="Times New Roman"/>
+        </w:rPr>
+        <w:lastRenderedPageBreak/>
+        <w:t xml:space="preserve">https://aclanthology.org/2025.emnlp-main.1318/. </w:t>
+      </w:r>
+      <w:proofErr w:type="gramStart"/>
+      <w:r>
+        <w:rPr>
+          <w:rFonts w:ascii="Times New Roman" w:hAnsi="Times New Roman" w:cs="Times New Roman"/>
+        </w:rPr>
+        <w:t>DOI:10.18653/v1/2025.emnlp-main</w:t>
+      </w:r>
+      <w:proofErr w:type="gramEnd"/>
+      <w:r>
+        <w:rPr>
+          <w:rFonts w:ascii="Times New Roman" w:hAnsi="Times New Roman" w:cs="Times New Roman"/>
+        </w:rPr>
+        <w:t>.1318.</w:t>
+      </w:r>
+    </w:p>
+    <w:p>
+      <w:pPr>
+        <w:pStyle w:val="aff0"/>
+        <w:rPr>
+          <w:rFonts w:ascii="Times New Roman" w:hAnsi="Times New Roman" w:cs="Times New Roman"/>
+          <w:lang w:val="pt-BR"/>
+        </w:rPr>
+      </w:pPr>
+      <w:r>
+        <w:rPr>
+          <w:rFonts w:ascii="Times New Roman" w:hAnsi="Times New Roman" w:cs="Times New Roman"/>
+        </w:rPr>
+        <w:t xml:space="preserve">KARPAS E, ABEND O, BELINKOV Y, </w:t>
+      </w:r>
+      <w:r>
+        <w:rPr>
+          <w:rFonts w:ascii="Times New Roman" w:hAnsi="Times New Roman" w:cs="Times New Roman"/>
+        </w:rPr>
+        <w:t>等</w:t>
+      </w:r>
+      <w:r>
+        <w:rPr>
+          <w:rFonts w:ascii="Times New Roman" w:hAnsi="Times New Roman" w:cs="Times New Roman"/>
+        </w:rPr>
+        <w:t xml:space="preserve">, 2022. MRKL Systems: A modular, neuro-symbolic architecture that combines large language models, external knowledge sources and discrete reasoning[Z/OL]. </w:t>
+      </w:r>
+      <w:r>
+        <w:rPr>
+          <w:rFonts w:ascii="Times New Roman" w:hAnsi="Times New Roman" w:cs="Times New Roman"/>
+          <w:lang w:val="pt-BR"/>
+        </w:rPr>
+        <w:t>(2022). https://arxiv.org/abs/2205.00445.</w:t>
+      </w:r>
+    </w:p>
+    <w:p>
+      <w:pPr>
+        <w:pStyle w:val="aff0"/>
+        <w:rPr>
+          <w:rFonts w:ascii="Times New Roman" w:hAnsi="Times New Roman" w:cs="Times New Roman"/>
+        </w:rPr>
+      </w:pPr>
+      <w:r>
+        <w:rPr>
+          <w:rFonts w:ascii="Times New Roman" w:hAnsi="Times New Roman" w:cs="Times New Roman"/>
+          <w:lang w:val="pt-BR"/>
+        </w:rPr>
+        <w:t xml:space="preserve">KULSHRESHTHA A, ADIWARDANA D </w:t>
+      </w:r>
+      <w:proofErr w:type="spellStart"/>
+      <w:r>
+        <w:rPr>
+          <w:rFonts w:ascii="Times New Roman" w:hAnsi="Times New Roman" w:cs="Times New Roman"/>
+          <w:lang w:val="pt-BR"/>
+        </w:rPr>
+        <w:t>D</w:t>
+      </w:r>
+      <w:proofErr w:type="spellEnd"/>
+      <w:r>
+        <w:rPr>
+          <w:rFonts w:ascii="Times New Roman" w:hAnsi="Times New Roman" w:cs="Times New Roman"/>
+          <w:lang w:val="pt-BR"/>
+        </w:rPr>
+        <w:t xml:space="preserve"> F, SO D R, </w:t>
+      </w:r>
+      <w:r>
+        <w:rPr>
+          <w:rFonts w:ascii="Times New Roman" w:hAnsi="Times New Roman" w:cs="Times New Roman"/>
+        </w:rPr>
+        <w:t>等</w:t>
+      </w:r>
+      <w:r>
+        <w:rPr>
+          <w:rFonts w:ascii="Times New Roman" w:hAnsi="Times New Roman" w:cs="Times New Roman"/>
+          <w:lang w:val="pt-BR"/>
+        </w:rPr>
+        <w:t xml:space="preserve">, 2020. </w:t>
+      </w:r>
+      <w:r>
+        <w:rPr>
+          <w:rFonts w:ascii="Times New Roman" w:hAnsi="Times New Roman" w:cs="Times New Roman"/>
+        </w:rPr>
+        <w:t>Towards a Human-like Open-Domain Chatbot[M]//</w:t>
+      </w:r>
+      <w:proofErr w:type="spellStart"/>
+      <w:r>
+        <w:rPr>
+          <w:rFonts w:ascii="Times New Roman" w:hAnsi="Times New Roman" w:cs="Times New Roman"/>
+        </w:rPr>
+        <w:t>arXiv</w:t>
+      </w:r>
+      <w:proofErr w:type="spellEnd"/>
+      <w:r>
+        <w:rPr>
+          <w:rFonts w:ascii="Times New Roman" w:hAnsi="Times New Roman" w:cs="Times New Roman"/>
+        </w:rPr>
+        <w:t>.</w:t>
+      </w:r>
+    </w:p>
+    <w:p>
+      <w:pPr>
+        <w:pStyle w:val="aff0"/>
+        <w:rPr>
+          <w:rFonts w:ascii="Times New Roman" w:hAnsi="Times New Roman" w:cs="Times New Roman"/>
+        </w:rPr>
+      </w:pPr>
+      <w:r>
+        <w:rPr>
+          <w:rFonts w:ascii="Times New Roman" w:hAnsi="Times New Roman" w:cs="Times New Roman"/>
+        </w:rPr>
+        <w:t xml:space="preserve">KWAN W C, ZENG X, JIANG Y, </w:t>
+      </w:r>
+      <w:r>
+        <w:rPr>
+          <w:rFonts w:ascii="Times New Roman" w:hAnsi="Times New Roman" w:cs="Times New Roman"/>
+        </w:rPr>
+        <w:t>等</w:t>
+      </w:r>
+      <w:r>
+        <w:rPr>
+          <w:rFonts w:ascii="Times New Roman" w:hAnsi="Times New Roman" w:cs="Times New Roman"/>
+        </w:rPr>
+        <w:t xml:space="preserve">, 2024. MT-Eval: A Multi-Turn Capabilities Evaluation Benchmark for Large Language Models[C/OL]//AL-ONAIZAN Y, BANSAL M, CHEN Y N. Proceedings of the 2024 Conference on Empirical Methods in Natural Language Processing. Miami, Florida, USA: Association for Computational Linguistics: 20153-20177. https://aclanthology.org/2024.emnlp-main.1124/. </w:t>
+      </w:r>
+      <w:proofErr w:type="gramStart"/>
+      <w:r>
+        <w:rPr>
+          <w:rFonts w:ascii="Times New Roman" w:hAnsi="Times New Roman" w:cs="Times New Roman"/>
+        </w:rPr>
+        <w:t>DOI:10.18653/v1/2024.emnlp-main</w:t>
+      </w:r>
+      <w:proofErr w:type="gramEnd"/>
+      <w:r>
+        <w:rPr>
+          <w:rFonts w:ascii="Times New Roman" w:hAnsi="Times New Roman" w:cs="Times New Roman"/>
+        </w:rPr>
+        <w:t>.1124.</w:t>
+      </w:r>
+    </w:p>
+    <w:p>
+      <w:pPr>
+        <w:pStyle w:val="aff0"/>
+        <w:rPr>
+          <w:rFonts w:ascii="Times New Roman" w:hAnsi="Times New Roman" w:cs="Times New Roman"/>
+        </w:rPr>
+      </w:pPr>
+      <w:r>
+        <w:rPr>
+          <w:rFonts w:ascii="Times New Roman" w:hAnsi="Times New Roman" w:cs="Times New Roman"/>
+        </w:rPr>
+        <w:t>LEE J, STEVENS N, HAN S C, 2025. Large Language Models in Finance (</w:t>
+      </w:r>
+      <w:proofErr w:type="spellStart"/>
+      <w:r>
+        <w:rPr>
+          <w:rFonts w:ascii="Times New Roman" w:hAnsi="Times New Roman" w:cs="Times New Roman"/>
+        </w:rPr>
+        <w:t>FinLLMs</w:t>
+      </w:r>
+      <w:proofErr w:type="spellEnd"/>
+      <w:r>
+        <w:rPr>
+          <w:rFonts w:ascii="Times New Roman" w:hAnsi="Times New Roman" w:cs="Times New Roman"/>
+        </w:rPr>
+        <w:t>)[J/OL]. Neural Computing and Applications, 37: 24853-24867. DOI:10.1007/s00521-024-10495-6.</w:t>
+      </w:r>
+    </w:p>
+    <w:p>
+      <w:pPr>
+        <w:pStyle w:val="aff0"/>
+        <w:rPr>
+          <w:rFonts w:ascii="Times New Roman" w:hAnsi="Times New Roman" w:cs="Times New Roman"/>
+          <w:lang w:val="fr-FR"/>
+        </w:rPr>
+      </w:pPr>
+      <w:r>
+        <w:rPr>
+          <w:rFonts w:ascii="Times New Roman" w:hAnsi="Times New Roman" w:cs="Times New Roman"/>
+        </w:rPr>
+        <w:t xml:space="preserve">LEWIS P, PEREZ E, PIKTUS A, </w:t>
+      </w:r>
+      <w:r>
+        <w:rPr>
+          <w:rFonts w:ascii="Times New Roman" w:hAnsi="Times New Roman" w:cs="Times New Roman"/>
+        </w:rPr>
+        <w:t>等</w:t>
+      </w:r>
+      <w:r>
+        <w:rPr>
+          <w:rFonts w:ascii="Times New Roman" w:hAnsi="Times New Roman" w:cs="Times New Roman"/>
+        </w:rPr>
+        <w:t xml:space="preserve">, 2020. Retrieval-Augmented Generation for Knowledge-Intensive NLP Tasks[C/OL]//Advances in Neural Information Processing Systems: </w:t>
+      </w:r>
+      <w:r>
+        <w:rPr>
+          <w:rFonts w:ascii="Times New Roman" w:hAnsi="Times New Roman" w:cs="Times New Roman"/>
+        </w:rPr>
+        <w:t>卷</w:t>
+      </w:r>
+      <w:r>
+        <w:rPr>
+          <w:rFonts w:ascii="Times New Roman" w:hAnsi="Times New Roman" w:cs="Times New Roman"/>
+        </w:rPr>
+        <w:t xml:space="preserve"> 33. </w:t>
+      </w:r>
+      <w:proofErr w:type="spellStart"/>
+      <w:r>
+        <w:rPr>
+          <w:rFonts w:ascii="Times New Roman" w:hAnsi="Times New Roman" w:cs="Times New Roman"/>
+          <w:lang w:val="fr-FR"/>
+        </w:rPr>
+        <w:t>Curran</w:t>
+      </w:r>
+      <w:proofErr w:type="spellEnd"/>
+      <w:r>
+        <w:rPr>
+          <w:rFonts w:ascii="Times New Roman" w:hAnsi="Times New Roman" w:cs="Times New Roman"/>
+          <w:lang w:val="fr-FR"/>
+        </w:rPr>
+        <w:t xml:space="preserve"> Associates, Inc. https://proceedings.neurips.cc/paper/2020/hash/6b493230205f780e1bc26945df7481e5-Abstract.html. </w:t>
+      </w:r>
+      <w:proofErr w:type="gramStart"/>
+      <w:r>
+        <w:rPr>
+          <w:rFonts w:ascii="Times New Roman" w:hAnsi="Times New Roman" w:cs="Times New Roman"/>
+          <w:lang w:val="fr-FR"/>
+        </w:rPr>
+        <w:t>DOI:</w:t>
+      </w:r>
+      <w:proofErr w:type="gramEnd"/>
+      <w:r>
+        <w:rPr>
+          <w:rFonts w:ascii="Times New Roman" w:hAnsi="Times New Roman" w:cs="Times New Roman"/>
+          <w:lang w:val="fr-FR"/>
+        </w:rPr>
+        <w:t>10.48550/arXiv.2005.11401.</w:t>
+      </w:r>
+    </w:p>
+    <w:p>
+      <w:pPr>
+        <w:pStyle w:val="aff0"/>
+        <w:rPr>
+          <w:rFonts w:ascii="Times New Roman" w:hAnsi="Times New Roman" w:cs="Times New Roman"/>
+        </w:rPr>
+      </w:pPr>
+      <w:r>
+        <w:rPr>
+          <w:rFonts w:ascii="Times New Roman" w:hAnsi="Times New Roman" w:cs="Times New Roman"/>
+          <w:lang w:val="sv-SE"/>
+        </w:rPr>
+        <w:t xml:space="preserve">LIU N F, LIN K, HEWITT J, </w:t>
+      </w:r>
+      <w:r>
+        <w:rPr>
+          <w:rFonts w:ascii="Times New Roman" w:hAnsi="Times New Roman" w:cs="Times New Roman"/>
+        </w:rPr>
+        <w:t>等</w:t>
+      </w:r>
+      <w:r>
+        <w:rPr>
+          <w:rFonts w:ascii="Times New Roman" w:hAnsi="Times New Roman" w:cs="Times New Roman"/>
+          <w:lang w:val="sv-SE"/>
+        </w:rPr>
+        <w:t xml:space="preserve">, 2024. </w:t>
+      </w:r>
+      <w:r>
+        <w:rPr>
+          <w:rFonts w:ascii="Times New Roman" w:hAnsi="Times New Roman" w:cs="Times New Roman"/>
+        </w:rPr>
+        <w:t>Lost in the Middle: How Language Models Use Long Contexts[J/OL]. Transactions of the Association for Computational Linguistics, 12: 157-173. DOI:10.1162/tacl_a_00638.</w:t>
+      </w:r>
+    </w:p>
+    <w:p>
+      <w:pPr>
+        <w:pStyle w:val="aff0"/>
+        <w:rPr>
+          <w:rFonts w:ascii="Times New Roman" w:hAnsi="Times New Roman" w:cs="Times New Roman"/>
+        </w:rPr>
+      </w:pPr>
+      <w:r>
+        <w:rPr>
+          <w:rFonts w:ascii="Times New Roman" w:hAnsi="Times New Roman" w:cs="Times New Roman"/>
+          <w:lang w:val="pt-BR"/>
+        </w:rPr>
+        <w:t xml:space="preserve">LUO H, LIU X, LV X, </w:t>
+      </w:r>
+      <w:r>
+        <w:rPr>
+          <w:rFonts w:ascii="Times New Roman" w:hAnsi="Times New Roman" w:cs="Times New Roman"/>
+        </w:rPr>
+        <w:t>等</w:t>
+      </w:r>
+      <w:r>
+        <w:rPr>
+          <w:rFonts w:ascii="Times New Roman" w:hAnsi="Times New Roman" w:cs="Times New Roman"/>
+          <w:lang w:val="pt-BR"/>
+        </w:rPr>
+        <w:t xml:space="preserve">, 2024. </w:t>
+      </w:r>
+      <w:r>
+        <w:rPr>
+          <w:rFonts w:ascii="Times New Roman" w:hAnsi="Times New Roman" w:cs="Times New Roman"/>
+        </w:rPr>
+        <w:t xml:space="preserve">Investors’ willingness to use </w:t>
+      </w:r>
+      <w:proofErr w:type="spellStart"/>
+      <w:r>
+        <w:rPr>
+          <w:rFonts w:ascii="Times New Roman" w:hAnsi="Times New Roman" w:cs="Times New Roman"/>
+        </w:rPr>
+        <w:t>robo</w:t>
+      </w:r>
+      <w:proofErr w:type="spellEnd"/>
+      <w:r>
+        <w:rPr>
+          <w:rFonts w:ascii="Times New Roman" w:hAnsi="Times New Roman" w:cs="Times New Roman"/>
+        </w:rPr>
+        <w:t xml:space="preserve">-advisors: Extrapolating influencing factors based on the fiduciary duty of investment advisors[J/OL]. International Review of Economics and Finance, 94: 103411. </w:t>
+      </w:r>
+      <w:proofErr w:type="gramStart"/>
+      <w:r>
+        <w:rPr>
+          <w:rFonts w:ascii="Times New Roman" w:hAnsi="Times New Roman" w:cs="Times New Roman"/>
+        </w:rPr>
+        <w:t>DOI:10.1016/j.iref</w:t>
+      </w:r>
+      <w:proofErr w:type="gramEnd"/>
+      <w:r>
+        <w:rPr>
+          <w:rFonts w:ascii="Times New Roman" w:hAnsi="Times New Roman" w:cs="Times New Roman"/>
+        </w:rPr>
+        <w:t>.2024.103411.</w:t>
+      </w:r>
+    </w:p>
+    <w:p>
+      <w:pPr>
+        <w:pStyle w:val="aff0"/>
+        <w:rPr>
+          <w:rFonts w:ascii="Times New Roman" w:hAnsi="Times New Roman" w:cs="Times New Roman"/>
+        </w:rPr>
+      </w:pPr>
+      <w:r>
+        <w:rPr>
+          <w:rFonts w:ascii="Times New Roman" w:hAnsi="Times New Roman" w:cs="Times New Roman"/>
+        </w:rPr>
+        <w:t xml:space="preserve">MAHARANA A, LEE D H, TULYAKOV S, </w:t>
+      </w:r>
+      <w:r>
+        <w:rPr>
+          <w:rFonts w:ascii="Times New Roman" w:hAnsi="Times New Roman" w:cs="Times New Roman"/>
+        </w:rPr>
+        <w:t>等</w:t>
+      </w:r>
+      <w:r>
+        <w:rPr>
+          <w:rFonts w:ascii="Times New Roman" w:hAnsi="Times New Roman" w:cs="Times New Roman"/>
+        </w:rPr>
+        <w:t xml:space="preserve">, 2024. Evaluating Very Long-Term Conversational Memory of LLM Agents[C/OL]//Proceedings of the 62nd Annual Meeting of the Association for Computational Linguistics (Volume 1: Long Papers). Bangkok, Thailand: Association for Computational Linguistics: 13851-13870. </w:t>
+      </w:r>
+      <w:r>
+        <w:rPr>
+          <w:rFonts w:ascii="Times New Roman" w:hAnsi="Times New Roman" w:cs="Times New Roman"/>
+        </w:rPr>
+        <w:lastRenderedPageBreak/>
+        <w:t xml:space="preserve">https://aclanthology.org/2024.acl-long.747/. </w:t>
+      </w:r>
+      <w:proofErr w:type="gramStart"/>
+      <w:r>
+        <w:rPr>
+          <w:rFonts w:ascii="Times New Roman" w:hAnsi="Times New Roman" w:cs="Times New Roman"/>
+        </w:rPr>
+        <w:t>DOI:10.18653/v1/2024.acl-long</w:t>
+      </w:r>
+      <w:proofErr w:type="gramEnd"/>
+      <w:r>
+        <w:rPr>
+          <w:rFonts w:ascii="Times New Roman" w:hAnsi="Times New Roman" w:cs="Times New Roman"/>
+        </w:rPr>
+        <w:t>.747.</w:t>
+      </w:r>
+    </w:p>
+    <w:p>
+      <w:pPr>
+        <w:pStyle w:val="aff0"/>
+        <w:rPr>
+          <w:rFonts w:ascii="Times New Roman" w:hAnsi="Times New Roman" w:cs="Times New Roman"/>
+        </w:rPr>
+      </w:pPr>
+      <w:r>
+        <w:rPr>
+          <w:rFonts w:ascii="Times New Roman" w:hAnsi="Times New Roman" w:cs="Times New Roman"/>
+        </w:rPr>
+        <w:t xml:space="preserve">MILLER A, FISCH A, DODGE J, </w:t>
+      </w:r>
+      <w:r>
+        <w:rPr>
+          <w:rFonts w:ascii="Times New Roman" w:hAnsi="Times New Roman" w:cs="Times New Roman"/>
+        </w:rPr>
+        <w:t>等</w:t>
+      </w:r>
+      <w:r>
+        <w:rPr>
+          <w:rFonts w:ascii="Times New Roman" w:hAnsi="Times New Roman" w:cs="Times New Roman"/>
+        </w:rPr>
+        <w:t>, 2016. Key-Value Memory Networks for Directly Reading Documents[C/OL]//Proceedings of the 2016 Conference on Empirical Methods in Natural Language Processing. Austin, Texas, USA: Association for Computational Linguistics: 1400-1409. https://aclanthology.org/D16-1147/. DOI:10.18653/v1/D16-1147.</w:t>
+      </w:r>
+    </w:p>
+    <w:p>
+      <w:pPr>
+        <w:pStyle w:val="aff0"/>
+        <w:rPr>
+          <w:rFonts w:ascii="Times New Roman" w:hAnsi="Times New Roman" w:cs="Times New Roman"/>
+        </w:rPr>
+      </w:pPr>
+      <w:r>
+        <w:rPr>
+          <w:rFonts w:ascii="Times New Roman" w:hAnsi="Times New Roman" w:cs="Times New Roman"/>
+        </w:rPr>
+        <w:t xml:space="preserve">OPENAI, ACHIAM J, ADLER S, </w:t>
+      </w:r>
+      <w:r>
+        <w:rPr>
+          <w:rFonts w:ascii="Times New Roman" w:hAnsi="Times New Roman" w:cs="Times New Roman"/>
+        </w:rPr>
+        <w:t>等</w:t>
+      </w:r>
+      <w:r>
+        <w:rPr>
+          <w:rFonts w:ascii="Times New Roman" w:hAnsi="Times New Roman" w:cs="Times New Roman"/>
+        </w:rPr>
+        <w:t>, 2024. GPT-4 Technical Report[Z/OL]. (2024). https://arxiv.org/abs/2303.08774.</w:t>
+      </w:r>
+    </w:p>
+    <w:p>
+      <w:pPr>
+        <w:pStyle w:val="aff0"/>
+        <w:rPr>
+          <w:rFonts w:ascii="Times New Roman" w:hAnsi="Times New Roman" w:cs="Times New Roman"/>
+          <w:lang w:val="fr-FR"/>
+        </w:rPr>
+      </w:pPr>
+      <w:r>
+        <w:rPr>
+          <w:rFonts w:ascii="Times New Roman" w:hAnsi="Times New Roman" w:cs="Times New Roman"/>
+        </w:rPr>
+        <w:t xml:space="preserve">OUYANG L, WU J, JIANG X, </w:t>
+      </w:r>
+      <w:r>
+        <w:rPr>
+          <w:rFonts w:ascii="Times New Roman" w:hAnsi="Times New Roman" w:cs="Times New Roman"/>
+        </w:rPr>
+        <w:t>等</w:t>
+      </w:r>
+      <w:r>
+        <w:rPr>
+          <w:rFonts w:ascii="Times New Roman" w:hAnsi="Times New Roman" w:cs="Times New Roman"/>
+        </w:rPr>
+        <w:t xml:space="preserve">, 2022. Training language models to follow instructions with human feedback[C/OL]//KOYEJO S, MOHAMED S, AGARWAL A, </w:t>
+      </w:r>
+      <w:r>
+        <w:rPr>
+          <w:rFonts w:ascii="Times New Roman" w:hAnsi="Times New Roman" w:cs="Times New Roman"/>
+        </w:rPr>
+        <w:t>等</w:t>
+      </w:r>
+      <w:r>
+        <w:rPr>
+          <w:rFonts w:ascii="Times New Roman" w:hAnsi="Times New Roman" w:cs="Times New Roman"/>
+        </w:rPr>
+        <w:t xml:space="preserve">. Advances in Neural Information Processing Systems: </w:t>
+      </w:r>
+      <w:r>
+        <w:rPr>
+          <w:rFonts w:ascii="Times New Roman" w:hAnsi="Times New Roman" w:cs="Times New Roman"/>
+        </w:rPr>
+        <w:t>卷</w:t>
+      </w:r>
+      <w:r>
+        <w:rPr>
+          <w:rFonts w:ascii="Times New Roman" w:hAnsi="Times New Roman" w:cs="Times New Roman"/>
+        </w:rPr>
+        <w:t xml:space="preserve"> 35. </w:t>
+      </w:r>
+      <w:proofErr w:type="spellStart"/>
+      <w:r>
+        <w:rPr>
+          <w:rFonts w:ascii="Times New Roman" w:hAnsi="Times New Roman" w:cs="Times New Roman"/>
+          <w:lang w:val="fr-FR"/>
+        </w:rPr>
+        <w:t>Curran</w:t>
+      </w:r>
+      <w:proofErr w:type="spellEnd"/>
+      <w:r>
+        <w:rPr>
+          <w:rFonts w:ascii="Times New Roman" w:hAnsi="Times New Roman" w:cs="Times New Roman"/>
+          <w:lang w:val="fr-FR"/>
+        </w:rPr>
+        <w:t xml:space="preserve"> Associates, Inc.: 27730-27744. https://proceedings.neurips.cc/paper_files/paper/2022/file/b1efde53be364a73914f58805a001731-Paper-Conference.pdf.</w:t>
+      </w:r>
+    </w:p>
+    <w:p>
+      <w:pPr>
+        <w:pStyle w:val="aff0"/>
+        <w:rPr>
+          <w:rFonts w:ascii="Times New Roman" w:hAnsi="Times New Roman" w:cs="Times New Roman"/>
+        </w:rPr>
+      </w:pPr>
+      <w:r>
+        <w:rPr>
+          <w:rFonts w:ascii="Times New Roman" w:hAnsi="Times New Roman" w:cs="Times New Roman"/>
+          <w:lang w:val="fr-FR"/>
+        </w:rPr>
+        <w:t xml:space="preserve">PARK J S, O’BRIEN J C, CAI C J, </w:t>
+      </w:r>
+      <w:r>
+        <w:rPr>
+          <w:rFonts w:ascii="Times New Roman" w:hAnsi="Times New Roman" w:cs="Times New Roman"/>
+        </w:rPr>
+        <w:t>等</w:t>
+      </w:r>
+      <w:r>
+        <w:rPr>
+          <w:rFonts w:ascii="Times New Roman" w:hAnsi="Times New Roman" w:cs="Times New Roman"/>
+          <w:lang w:val="fr-FR"/>
+        </w:rPr>
+        <w:t xml:space="preserve">, 2023a. </w:t>
+      </w:r>
+      <w:r>
+        <w:rPr>
+          <w:rFonts w:ascii="Times New Roman" w:hAnsi="Times New Roman" w:cs="Times New Roman"/>
+        </w:rPr>
+        <w:t xml:space="preserve">Generative Agents: Interactive Simulacra of Human Behavior[J/OL]. </w:t>
+      </w:r>
+      <w:proofErr w:type="spellStart"/>
+      <w:r>
+        <w:rPr>
+          <w:rFonts w:ascii="Times New Roman" w:hAnsi="Times New Roman" w:cs="Times New Roman"/>
+        </w:rPr>
+        <w:t>CoRR</w:t>
+      </w:r>
+      <w:proofErr w:type="spellEnd"/>
+      <w:r>
+        <w:rPr>
+          <w:rFonts w:ascii="Times New Roman" w:hAnsi="Times New Roman" w:cs="Times New Roman"/>
+        </w:rPr>
+        <w:t>, abs/2304.03442. https://doi.org/10.48550/arXiv.2304.03442.</w:t>
+      </w:r>
+    </w:p>
+    <w:p>
+      <w:pPr>
+        <w:pStyle w:val="aff0"/>
+        <w:rPr>
+          <w:rFonts w:ascii="Times New Roman" w:hAnsi="Times New Roman" w:cs="Times New Roman"/>
+          <w:lang w:val="it-IT"/>
+        </w:rPr>
+      </w:pPr>
+      <w:r>
+        <w:rPr>
+          <w:rFonts w:ascii="Times New Roman" w:hAnsi="Times New Roman" w:cs="Times New Roman"/>
+        </w:rPr>
+        <w:t xml:space="preserve">PARK J S, O’BRIEN J C, CAI C J, </w:t>
+      </w:r>
+      <w:r>
+        <w:rPr>
+          <w:rFonts w:ascii="Times New Roman" w:hAnsi="Times New Roman" w:cs="Times New Roman"/>
+        </w:rPr>
+        <w:t>等</w:t>
+      </w:r>
+      <w:r>
+        <w:rPr>
+          <w:rFonts w:ascii="Times New Roman" w:hAnsi="Times New Roman" w:cs="Times New Roman"/>
+        </w:rPr>
+        <w:t xml:space="preserve">, 2023b. Generative Agents: Interactive Simulacra of Human Behavior[C/OL]//Proceedings of the 36th Annual ACM Symposium on User Interface Software and Technology. </w:t>
+      </w:r>
+      <w:r>
+        <w:rPr>
+          <w:rFonts w:ascii="Times New Roman" w:hAnsi="Times New Roman" w:cs="Times New Roman"/>
+          <w:lang w:val="it-IT"/>
+        </w:rPr>
+        <w:t xml:space="preserve">San Francisco, CA, USA: ACM: 1-22. https://dl.acm.org/doi/fullHtml/10.1145/3586183.3606763. </w:t>
+      </w:r>
+      <w:proofErr w:type="gramStart"/>
+      <w:r>
+        <w:rPr>
+          <w:rFonts w:ascii="Times New Roman" w:hAnsi="Times New Roman" w:cs="Times New Roman"/>
+          <w:lang w:val="it-IT"/>
+        </w:rPr>
+        <w:t>DOI:10.1145</w:t>
+      </w:r>
+      <w:proofErr w:type="gramEnd"/>
+      <w:r>
+        <w:rPr>
+          <w:rFonts w:ascii="Times New Roman" w:hAnsi="Times New Roman" w:cs="Times New Roman"/>
+          <w:lang w:val="it-IT"/>
+        </w:rPr>
+        <w:t>/3586183.3606763.</w:t>
+      </w:r>
+    </w:p>
+    <w:p>
+      <w:pPr>
+        <w:pStyle w:val="aff0"/>
+        <w:rPr>
+          <w:rFonts w:ascii="Times New Roman" w:hAnsi="Times New Roman" w:cs="Times New Roman"/>
+        </w:rPr>
+      </w:pPr>
+      <w:r>
+        <w:rPr>
+          <w:rFonts w:ascii="Times New Roman" w:hAnsi="Times New Roman" w:cs="Times New Roman"/>
+        </w:rPr>
+        <w:t>SCHERER B, LEHNER S, 2025. What drives robo-</w:t>
+      </w:r>
+      <w:proofErr w:type="gramStart"/>
+      <w:r>
+        <w:rPr>
+          <w:rFonts w:ascii="Times New Roman" w:hAnsi="Times New Roman" w:cs="Times New Roman"/>
+        </w:rPr>
+        <w:t>advice?[</w:t>
+      </w:r>
+      <w:proofErr w:type="gramEnd"/>
+      <w:r>
+        <w:rPr>
+          <w:rFonts w:ascii="Times New Roman" w:hAnsi="Times New Roman" w:cs="Times New Roman"/>
+        </w:rPr>
+        <w:t xml:space="preserve">J/OL]. Journal of Empirical Finance, 80: 101574. </w:t>
+      </w:r>
+      <w:proofErr w:type="gramStart"/>
+      <w:r>
+        <w:rPr>
+          <w:rFonts w:ascii="Times New Roman" w:hAnsi="Times New Roman" w:cs="Times New Roman"/>
+        </w:rPr>
+        <w:t>DOI:10.1016/j.jempfin</w:t>
+      </w:r>
+      <w:proofErr w:type="gramEnd"/>
+      <w:r>
+        <w:rPr>
+          <w:rFonts w:ascii="Times New Roman" w:hAnsi="Times New Roman" w:cs="Times New Roman"/>
+        </w:rPr>
+        <w:t>.2024.101574.</w:t>
+      </w:r>
+    </w:p>
+    <w:p>
+      <w:pPr>
+        <w:pStyle w:val="aff0"/>
+        <w:rPr>
+          <w:rFonts w:ascii="Times New Roman" w:hAnsi="Times New Roman" w:cs="Times New Roman"/>
+          <w:lang w:val="fr-FR"/>
+        </w:rPr>
+      </w:pPr>
+      <w:r>
+        <w:rPr>
+          <w:rFonts w:ascii="Times New Roman" w:hAnsi="Times New Roman" w:cs="Times New Roman"/>
+        </w:rPr>
+        <w:t xml:space="preserve">SCHICK T, DWIVEDI-YU J, DESSI R, </w:t>
+      </w:r>
+      <w:r>
+        <w:rPr>
+          <w:rFonts w:ascii="Times New Roman" w:hAnsi="Times New Roman" w:cs="Times New Roman"/>
+        </w:rPr>
+        <w:t>等</w:t>
+      </w:r>
+      <w:r>
+        <w:rPr>
+          <w:rFonts w:ascii="Times New Roman" w:hAnsi="Times New Roman" w:cs="Times New Roman"/>
+        </w:rPr>
+        <w:t xml:space="preserve">, 2023. </w:t>
+      </w:r>
+      <w:proofErr w:type="spellStart"/>
+      <w:r>
+        <w:rPr>
+          <w:rFonts w:ascii="Times New Roman" w:hAnsi="Times New Roman" w:cs="Times New Roman"/>
+        </w:rPr>
+        <w:t>Toolformer</w:t>
+      </w:r>
+      <w:proofErr w:type="spellEnd"/>
+      <w:r>
+        <w:rPr>
+          <w:rFonts w:ascii="Times New Roman" w:hAnsi="Times New Roman" w:cs="Times New Roman"/>
+        </w:rPr>
+        <w:t xml:space="preserve">: Language Models Can Teach Themselves to Use Tools[C/OL]//OH A, NAUMANN T, GLOBERSON A, </w:t>
+      </w:r>
+      <w:r>
+        <w:rPr>
+          <w:rFonts w:ascii="Times New Roman" w:hAnsi="Times New Roman" w:cs="Times New Roman"/>
+        </w:rPr>
+        <w:t>等</w:t>
+      </w:r>
+      <w:r>
+        <w:rPr>
+          <w:rFonts w:ascii="Times New Roman" w:hAnsi="Times New Roman" w:cs="Times New Roman"/>
+        </w:rPr>
+        <w:t xml:space="preserve">. Advances in Neural Information Processing Systems: </w:t>
+      </w:r>
+      <w:r>
+        <w:rPr>
+          <w:rFonts w:ascii="Times New Roman" w:hAnsi="Times New Roman" w:cs="Times New Roman"/>
+        </w:rPr>
+        <w:t>卷</w:t>
+      </w:r>
+      <w:r>
+        <w:rPr>
+          <w:rFonts w:ascii="Times New Roman" w:hAnsi="Times New Roman" w:cs="Times New Roman"/>
+        </w:rPr>
+        <w:t xml:space="preserve"> 36. </w:t>
+      </w:r>
+      <w:proofErr w:type="spellStart"/>
+      <w:r>
+        <w:rPr>
+          <w:rFonts w:ascii="Times New Roman" w:hAnsi="Times New Roman" w:cs="Times New Roman"/>
+          <w:lang w:val="fr-FR"/>
+        </w:rPr>
+        <w:t>Curran</w:t>
+      </w:r>
+      <w:proofErr w:type="spellEnd"/>
+      <w:r>
+        <w:rPr>
+          <w:rFonts w:ascii="Times New Roman" w:hAnsi="Times New Roman" w:cs="Times New Roman"/>
+          <w:lang w:val="fr-FR"/>
+        </w:rPr>
+        <w:t xml:space="preserve"> Associates, Inc.: 68539-68551. https://proceedings.neurips.cc/paper_files/paper/2023/file/d842425e4bf79ba039352da0f658a906-Paper-Conference.pdf.</w:t>
+      </w:r>
+    </w:p>
+    <w:p>
+      <w:pPr>
+        <w:pStyle w:val="aff0"/>
+        <w:rPr>
+          <w:rFonts w:ascii="Times New Roman" w:hAnsi="Times New Roman" w:cs="Times New Roman"/>
+          <w:lang w:val="fr-FR"/>
+        </w:rPr>
+      </w:pPr>
+      <w:r>
+        <w:rPr>
+          <w:rFonts w:ascii="Times New Roman" w:hAnsi="Times New Roman" w:cs="Times New Roman"/>
+          <w:lang w:val="fr-FR"/>
+        </w:rPr>
+        <w:t xml:space="preserve">SHINN N, CASSANO F, GOPINATH A, </w:t>
+      </w:r>
+      <w:r>
+        <w:rPr>
+          <w:rFonts w:ascii="Times New Roman" w:hAnsi="Times New Roman" w:cs="Times New Roman"/>
+        </w:rPr>
+        <w:t>等</w:t>
+      </w:r>
+      <w:r>
+        <w:rPr>
+          <w:rFonts w:ascii="Times New Roman" w:hAnsi="Times New Roman" w:cs="Times New Roman"/>
+          <w:lang w:val="fr-FR"/>
+        </w:rPr>
+        <w:t xml:space="preserve">, 2023a. </w:t>
+      </w:r>
+      <w:proofErr w:type="spellStart"/>
+      <w:r>
+        <w:rPr>
+          <w:rFonts w:ascii="Times New Roman" w:hAnsi="Times New Roman" w:cs="Times New Roman"/>
+          <w:lang w:val="fr-FR"/>
+        </w:rPr>
+        <w:t>Reflexion</w:t>
+      </w:r>
+      <w:proofErr w:type="spellEnd"/>
+      <w:r>
+        <w:rPr>
+          <w:rFonts w:ascii="Times New Roman" w:hAnsi="Times New Roman" w:cs="Times New Roman"/>
+          <w:lang w:val="fr-FR"/>
+        </w:rPr>
+        <w:t xml:space="preserve">: </w:t>
+      </w:r>
+      <w:proofErr w:type="spellStart"/>
+      <w:r>
+        <w:rPr>
+          <w:rFonts w:ascii="Times New Roman" w:hAnsi="Times New Roman" w:cs="Times New Roman"/>
+          <w:lang w:val="fr-FR"/>
+        </w:rPr>
+        <w:t>language</w:t>
+      </w:r>
+      <w:proofErr w:type="spellEnd"/>
+      <w:r>
+        <w:rPr>
+          <w:rFonts w:ascii="Times New Roman" w:hAnsi="Times New Roman" w:cs="Times New Roman"/>
+          <w:lang w:val="fr-FR"/>
+        </w:rPr>
+        <w:t xml:space="preserve"> agents </w:t>
+      </w:r>
+      <w:proofErr w:type="spellStart"/>
+      <w:r>
+        <w:rPr>
+          <w:rFonts w:ascii="Times New Roman" w:hAnsi="Times New Roman" w:cs="Times New Roman"/>
+          <w:lang w:val="fr-FR"/>
+        </w:rPr>
+        <w:t>with</w:t>
+      </w:r>
+      <w:proofErr w:type="spellEnd"/>
+      <w:r>
+        <w:rPr>
+          <w:rFonts w:ascii="Times New Roman" w:hAnsi="Times New Roman" w:cs="Times New Roman"/>
+          <w:lang w:val="fr-FR"/>
+        </w:rPr>
+        <w:t xml:space="preserve"> verbal </w:t>
+      </w:r>
+      <w:proofErr w:type="spellStart"/>
+      <w:r>
+        <w:rPr>
+          <w:rFonts w:ascii="Times New Roman" w:hAnsi="Times New Roman" w:cs="Times New Roman"/>
+          <w:lang w:val="fr-FR"/>
+        </w:rPr>
+        <w:t>reinforcement</w:t>
+      </w:r>
+      <w:proofErr w:type="spellEnd"/>
+      <w:r>
+        <w:rPr>
+          <w:rFonts w:ascii="Times New Roman" w:hAnsi="Times New Roman" w:cs="Times New Roman"/>
+          <w:lang w:val="fr-FR"/>
+        </w:rPr>
+        <w:t xml:space="preserve"> </w:t>
+      </w:r>
+      <w:proofErr w:type="spellStart"/>
+      <w:r>
+        <w:rPr>
+          <w:rFonts w:ascii="Times New Roman" w:hAnsi="Times New Roman" w:cs="Times New Roman"/>
+          <w:lang w:val="fr-FR"/>
+        </w:rPr>
+        <w:t>learning</w:t>
+      </w:r>
+      <w:proofErr w:type="spellEnd"/>
+      <w:r>
+        <w:rPr>
+          <w:rFonts w:ascii="Times New Roman" w:hAnsi="Times New Roman" w:cs="Times New Roman"/>
+          <w:lang w:val="fr-FR"/>
+        </w:rPr>
+        <w:t xml:space="preserve">[C/OL]//OH A, NAUMANN T, GLOBERSON A, </w:t>
+      </w:r>
+      <w:r>
+        <w:rPr>
+          <w:rFonts w:ascii="Times New Roman" w:hAnsi="Times New Roman" w:cs="Times New Roman"/>
+        </w:rPr>
+        <w:t>等</w:t>
+      </w:r>
+      <w:r>
+        <w:rPr>
+          <w:rFonts w:ascii="Times New Roman" w:hAnsi="Times New Roman" w:cs="Times New Roman"/>
+          <w:lang w:val="fr-FR"/>
+        </w:rPr>
+        <w:t xml:space="preserve">. </w:t>
+      </w:r>
+      <w:proofErr w:type="spellStart"/>
+      <w:r>
+        <w:rPr>
+          <w:rFonts w:ascii="Times New Roman" w:hAnsi="Times New Roman" w:cs="Times New Roman"/>
+          <w:lang w:val="fr-FR"/>
+        </w:rPr>
+        <w:t>Advances</w:t>
+      </w:r>
+      <w:proofErr w:type="spellEnd"/>
+      <w:r>
+        <w:rPr>
+          <w:rFonts w:ascii="Times New Roman" w:hAnsi="Times New Roman" w:cs="Times New Roman"/>
+          <w:lang w:val="fr-FR"/>
+        </w:rPr>
+        <w:t xml:space="preserve"> in Neural Information </w:t>
+      </w:r>
+      <w:proofErr w:type="spellStart"/>
+      <w:r>
+        <w:rPr>
+          <w:rFonts w:ascii="Times New Roman" w:hAnsi="Times New Roman" w:cs="Times New Roman"/>
+          <w:lang w:val="fr-FR"/>
+        </w:rPr>
+        <w:t>Processing</w:t>
+      </w:r>
+      <w:proofErr w:type="spellEnd"/>
+      <w:r>
+        <w:rPr>
+          <w:rFonts w:ascii="Times New Roman" w:hAnsi="Times New Roman" w:cs="Times New Roman"/>
+          <w:lang w:val="fr-FR"/>
+        </w:rPr>
+        <w:t xml:space="preserve"> </w:t>
+      </w:r>
+      <w:proofErr w:type="spellStart"/>
+      <w:r>
+        <w:rPr>
+          <w:rFonts w:ascii="Times New Roman" w:hAnsi="Times New Roman" w:cs="Times New Roman"/>
+          <w:lang w:val="fr-FR"/>
+        </w:rPr>
+        <w:t>Systems</w:t>
+      </w:r>
+      <w:proofErr w:type="spellEnd"/>
+      <w:r>
+        <w:rPr>
+          <w:rFonts w:ascii="Times New Roman" w:hAnsi="Times New Roman" w:cs="Times New Roman"/>
+          <w:lang w:val="fr-FR"/>
+        </w:rPr>
+        <w:t xml:space="preserve">: </w:t>
+      </w:r>
+      <w:r>
+        <w:rPr>
+          <w:rFonts w:ascii="Times New Roman" w:hAnsi="Times New Roman" w:cs="Times New Roman"/>
+        </w:rPr>
+        <w:t>卷</w:t>
+      </w:r>
+      <w:r>
+        <w:rPr>
+          <w:rFonts w:ascii="Times New Roman" w:hAnsi="Times New Roman" w:cs="Times New Roman"/>
+          <w:lang w:val="fr-FR"/>
+        </w:rPr>
+        <w:t xml:space="preserve"> 36. </w:t>
+      </w:r>
+      <w:proofErr w:type="spellStart"/>
+      <w:r>
+        <w:rPr>
+          <w:rFonts w:ascii="Times New Roman" w:hAnsi="Times New Roman" w:cs="Times New Roman"/>
+          <w:lang w:val="fr-FR"/>
+        </w:rPr>
+        <w:t>Curran</w:t>
+      </w:r>
+      <w:proofErr w:type="spellEnd"/>
+      <w:r>
+        <w:rPr>
+          <w:rFonts w:ascii="Times New Roman" w:hAnsi="Times New Roman" w:cs="Times New Roman"/>
+          <w:lang w:val="fr-FR"/>
+        </w:rPr>
+        <w:t xml:space="preserve"> Associates, Inc.: 8634-8652. </w:t>
+      </w:r>
+      <w:r>
+        <w:rPr>
+          <w:rFonts w:ascii="Times New Roman" w:hAnsi="Times New Roman" w:cs="Times New Roman"/>
+          <w:lang w:val="fr-FR"/>
+        </w:rPr>
+        <w:lastRenderedPageBreak/>
+        <w:t>https://proceedings.neurips.cc/paper_files/paper/2023/file/1b44b878bb782e6954cd888628510e90-Paper-Conference.pdf.</w:t>
+      </w:r>
+    </w:p>
+    <w:p>
+      <w:pPr>
+        <w:pStyle w:val="aff0"/>
+        <w:rPr>
+          <w:rFonts w:ascii="Times New Roman" w:hAnsi="Times New Roman" w:cs="Times New Roman"/>
+          <w:lang w:val="fr-FR"/>
+        </w:rPr>
+      </w:pPr>
+      <w:r>
+        <w:rPr>
+          <w:rFonts w:ascii="Times New Roman" w:hAnsi="Times New Roman" w:cs="Times New Roman"/>
+        </w:rPr>
+        <w:t xml:space="preserve">SHINN N, CASSANO F, GOPINATH A, </w:t>
+      </w:r>
+      <w:r>
+        <w:rPr>
+          <w:rFonts w:ascii="Times New Roman" w:hAnsi="Times New Roman" w:cs="Times New Roman"/>
+        </w:rPr>
+        <w:t>等</w:t>
+      </w:r>
+      <w:r>
+        <w:rPr>
+          <w:rFonts w:ascii="Times New Roman" w:hAnsi="Times New Roman" w:cs="Times New Roman"/>
+        </w:rPr>
+        <w:t xml:space="preserve">, 2023b. </w:t>
+      </w:r>
+      <w:proofErr w:type="spellStart"/>
+      <w:r>
+        <w:rPr>
+          <w:rFonts w:ascii="Times New Roman" w:hAnsi="Times New Roman" w:cs="Times New Roman"/>
+        </w:rPr>
+        <w:t>Reflexion</w:t>
+      </w:r>
+      <w:proofErr w:type="spellEnd"/>
+      <w:r>
+        <w:rPr>
+          <w:rFonts w:ascii="Times New Roman" w:hAnsi="Times New Roman" w:cs="Times New Roman"/>
+        </w:rPr>
+        <w:t xml:space="preserve">: Language Agents with Verbal Reinforcement Learning[C/OL]//Advances in Neural Information Processing Systems: </w:t>
+      </w:r>
+      <w:r>
+        <w:rPr>
+          <w:rFonts w:ascii="Times New Roman" w:hAnsi="Times New Roman" w:cs="Times New Roman"/>
+        </w:rPr>
+        <w:t>卷</w:t>
+      </w:r>
+      <w:r>
+        <w:rPr>
+          <w:rFonts w:ascii="Times New Roman" w:hAnsi="Times New Roman" w:cs="Times New Roman"/>
+        </w:rPr>
+        <w:t xml:space="preserve"> 36. </w:t>
+      </w:r>
+      <w:proofErr w:type="spellStart"/>
+      <w:r>
+        <w:rPr>
+          <w:rFonts w:ascii="Times New Roman" w:hAnsi="Times New Roman" w:cs="Times New Roman"/>
+          <w:lang w:val="fr-FR"/>
+        </w:rPr>
+        <w:t>Curran</w:t>
+      </w:r>
+      <w:proofErr w:type="spellEnd"/>
+      <w:r>
+        <w:rPr>
+          <w:rFonts w:ascii="Times New Roman" w:hAnsi="Times New Roman" w:cs="Times New Roman"/>
+          <w:lang w:val="fr-FR"/>
+        </w:rPr>
+        <w:t xml:space="preserve"> Associates, Inc.: 14256-14269. https://proceedings.neurips.cc/paper_files/paper/2023/hash/1b44b878bb782e6954cd888628510e90-Abstract-Conference.html. </w:t>
+      </w:r>
+      <w:proofErr w:type="gramStart"/>
+      <w:r>
+        <w:rPr>
+          <w:rFonts w:ascii="Times New Roman" w:hAnsi="Times New Roman" w:cs="Times New Roman"/>
+          <w:lang w:val="fr-FR"/>
+        </w:rPr>
+        <w:t>DOI:</w:t>
+      </w:r>
+      <w:proofErr w:type="gramEnd"/>
+      <w:r>
+        <w:rPr>
+          <w:rFonts w:ascii="Times New Roman" w:hAnsi="Times New Roman" w:cs="Times New Roman"/>
+          <w:lang w:val="fr-FR"/>
+        </w:rPr>
+        <w:t>10.48550/arXiv.2303.11366.</w:t>
+      </w:r>
+    </w:p>
+    <w:p>
+      <w:pPr>
+        <w:pStyle w:val="aff0"/>
+        <w:rPr>
+          <w:rFonts w:ascii="Times New Roman" w:hAnsi="Times New Roman" w:cs="Times New Roman"/>
+        </w:rPr>
+      </w:pPr>
+      <w:r>
+        <w:rPr>
+          <w:rFonts w:ascii="Times New Roman" w:hAnsi="Times New Roman" w:cs="Times New Roman"/>
+        </w:rPr>
+        <w:t xml:space="preserve">SQUIRE L R, 2004. Memory systems of the brain: A brief history and current perspective[J/OL]. Neurobiology of Learning and Memory, 82(3): 171-177. </w:t>
+      </w:r>
+      <w:proofErr w:type="gramStart"/>
+      <w:r>
+        <w:rPr>
+          <w:rFonts w:ascii="Times New Roman" w:hAnsi="Times New Roman" w:cs="Times New Roman"/>
+        </w:rPr>
+        <w:t>DOI:10.1016/j.nlm</w:t>
+      </w:r>
+      <w:proofErr w:type="gramEnd"/>
+      <w:r>
+        <w:rPr>
+          <w:rFonts w:ascii="Times New Roman" w:hAnsi="Times New Roman" w:cs="Times New Roman"/>
+        </w:rPr>
+        <w:t>.2004.06.006.</w:t>
+      </w:r>
+    </w:p>
+    <w:p>
+      <w:pPr>
+        <w:pStyle w:val="aff0"/>
+        <w:rPr>
+          <w:rFonts w:ascii="Times New Roman" w:hAnsi="Times New Roman" w:cs="Times New Roman"/>
+          <w:lang w:val="fr-FR"/>
+        </w:rPr>
+      </w:pPr>
+      <w:r>
+        <w:rPr>
+          <w:rFonts w:ascii="Times New Roman" w:hAnsi="Times New Roman" w:cs="Times New Roman"/>
+        </w:rPr>
+        <w:t xml:space="preserve">SUKHBAATAR S, SZLAM A, WESTON J, </w:t>
+      </w:r>
+      <w:r>
+        <w:rPr>
+          <w:rFonts w:ascii="Times New Roman" w:hAnsi="Times New Roman" w:cs="Times New Roman"/>
+        </w:rPr>
+        <w:t>等</w:t>
+      </w:r>
+      <w:r>
+        <w:rPr>
+          <w:rFonts w:ascii="Times New Roman" w:hAnsi="Times New Roman" w:cs="Times New Roman"/>
+        </w:rPr>
+        <w:t xml:space="preserve">, 2015. End-To-End Memory Networks[C/OL]//Advances in Neural Information Processing Systems: </w:t>
+      </w:r>
+      <w:r>
+        <w:rPr>
+          <w:rFonts w:ascii="Times New Roman" w:hAnsi="Times New Roman" w:cs="Times New Roman"/>
+        </w:rPr>
+        <w:t>卷</w:t>
+      </w:r>
+      <w:r>
+        <w:rPr>
+          <w:rFonts w:ascii="Times New Roman" w:hAnsi="Times New Roman" w:cs="Times New Roman"/>
+        </w:rPr>
+        <w:t xml:space="preserve"> 28. </w:t>
+      </w:r>
+      <w:proofErr w:type="spellStart"/>
+      <w:r>
+        <w:rPr>
+          <w:rFonts w:ascii="Times New Roman" w:hAnsi="Times New Roman" w:cs="Times New Roman"/>
+          <w:lang w:val="fr-FR"/>
+        </w:rPr>
+        <w:t>Curran</w:t>
+      </w:r>
+      <w:proofErr w:type="spellEnd"/>
+      <w:r>
+        <w:rPr>
+          <w:rFonts w:ascii="Times New Roman" w:hAnsi="Times New Roman" w:cs="Times New Roman"/>
+          <w:lang w:val="fr-FR"/>
+        </w:rPr>
+        <w:t xml:space="preserve"> Associates, Inc. https://proceedings.neurips.cc/paper_files/paper/2015/hash/8fb21ee7a2207526da55a679f0332de2-Abstract.html. </w:t>
+      </w:r>
+      <w:proofErr w:type="gramStart"/>
+      <w:r>
+        <w:rPr>
+          <w:rFonts w:ascii="Times New Roman" w:hAnsi="Times New Roman" w:cs="Times New Roman"/>
+          <w:lang w:val="fr-FR"/>
+        </w:rPr>
+        <w:t>DOI:</w:t>
+      </w:r>
+      <w:proofErr w:type="gramEnd"/>
+      <w:r>
+        <w:rPr>
+          <w:rFonts w:ascii="Times New Roman" w:hAnsi="Times New Roman" w:cs="Times New Roman"/>
+          <w:lang w:val="fr-FR"/>
+        </w:rPr>
+        <w:t>10.5555/2969442.2969600.</w:t>
+      </w:r>
+    </w:p>
+    <w:p>
+      <w:pPr>
+        <w:pStyle w:val="aff0"/>
+        <w:rPr>
+          <w:rFonts w:ascii="Times New Roman" w:hAnsi="Times New Roman" w:cs="Times New Roman"/>
+        </w:rPr>
+      </w:pPr>
+      <w:r>
+        <w:rPr>
+          <w:rFonts w:ascii="Times New Roman" w:hAnsi="Times New Roman" w:cs="Times New Roman"/>
+          <w:lang w:val="pl-PL"/>
+        </w:rPr>
+        <w:t xml:space="preserve">TAN H, ZHANG Z, MA C, </w:t>
+      </w:r>
+      <w:r>
+        <w:rPr>
+          <w:rFonts w:ascii="Times New Roman" w:hAnsi="Times New Roman" w:cs="Times New Roman"/>
+        </w:rPr>
+        <w:t>等</w:t>
+      </w:r>
+      <w:r>
+        <w:rPr>
+          <w:rFonts w:ascii="Times New Roman" w:hAnsi="Times New Roman" w:cs="Times New Roman"/>
+          <w:lang w:val="pl-PL"/>
+        </w:rPr>
+        <w:t xml:space="preserve">, 2025. </w:t>
+      </w:r>
+      <w:proofErr w:type="spellStart"/>
+      <w:r>
+        <w:rPr>
+          <w:rFonts w:ascii="Times New Roman" w:hAnsi="Times New Roman" w:cs="Times New Roman"/>
+        </w:rPr>
+        <w:t>MemBench</w:t>
+      </w:r>
+      <w:proofErr w:type="spellEnd"/>
+      <w:r>
+        <w:rPr>
+          <w:rFonts w:ascii="Times New Roman" w:hAnsi="Times New Roman" w:cs="Times New Roman"/>
+        </w:rPr>
+        <w:t xml:space="preserve">: Towards More Comprehensive Evaluation on the Memory of LLM-based Agents[C/OL]//Findings of the Association for Computational Linguistics: ACL 2025. Vienna, Austria: Association for Computational Linguistics: 19336-19352. https://aclanthology.org/2025.findings-acl.989/. </w:t>
+      </w:r>
+      <w:proofErr w:type="gramStart"/>
+      <w:r>
+        <w:rPr>
+          <w:rFonts w:ascii="Times New Roman" w:hAnsi="Times New Roman" w:cs="Times New Roman"/>
+        </w:rPr>
+        <w:t>DOI:10.18653/v1/2025.findings-acl</w:t>
+      </w:r>
+      <w:proofErr w:type="gramEnd"/>
+      <w:r>
+        <w:rPr>
+          <w:rFonts w:ascii="Times New Roman" w:hAnsi="Times New Roman" w:cs="Times New Roman"/>
+        </w:rPr>
+        <w:t>.989.</w:t>
+      </w:r>
+    </w:p>
+    <w:p>
+      <w:pPr>
+        <w:pStyle w:val="aff0"/>
+        <w:rPr>
+          <w:rFonts w:ascii="Times New Roman" w:hAnsi="Times New Roman" w:cs="Times New Roman"/>
+          <w:lang w:val="pt-BR"/>
+        </w:rPr>
+      </w:pPr>
+      <w:r>
+        <w:rPr>
+          <w:rFonts w:ascii="Times New Roman" w:hAnsi="Times New Roman" w:cs="Times New Roman"/>
+        </w:rPr>
+        <w:t xml:space="preserve">TULVING E, 1972. Episodic and semantic memory[M/OL]//TULVING E, DONALDSON W. Organization of Memory. New York, NY, USA: Academic Press: 381-403. https://www.sciencedirect.com/science/article/pii/S0028393220300373. </w:t>
+      </w:r>
+      <w:r>
+        <w:rPr>
+          <w:rFonts w:ascii="Times New Roman" w:hAnsi="Times New Roman" w:cs="Times New Roman"/>
+          <w:lang w:val="pt-BR"/>
+        </w:rPr>
+        <w:t>DOI:10.1016/S0028-3932(20)30037-3.</w:t>
+      </w:r>
+    </w:p>
+    <w:p>
+      <w:pPr>
+        <w:pStyle w:val="aff0"/>
+        <w:rPr>
+          <w:rFonts w:ascii="Times New Roman" w:hAnsi="Times New Roman" w:cs="Times New Roman"/>
+        </w:rPr>
+      </w:pPr>
+      <w:r>
+        <w:rPr>
+          <w:rFonts w:ascii="Times New Roman" w:hAnsi="Times New Roman" w:cs="Times New Roman"/>
+          <w:lang w:val="pt-BR"/>
+        </w:rPr>
+        <w:t xml:space="preserve">YANG H, LIU X Y, WANG C D, 2023. </w:t>
+      </w:r>
+      <w:proofErr w:type="spellStart"/>
+      <w:r>
+        <w:rPr>
+          <w:rFonts w:ascii="Times New Roman" w:hAnsi="Times New Roman" w:cs="Times New Roman"/>
+        </w:rPr>
+        <w:t>FinGPT</w:t>
+      </w:r>
+      <w:proofErr w:type="spellEnd"/>
+      <w:r>
+        <w:rPr>
+          <w:rFonts w:ascii="Times New Roman" w:hAnsi="Times New Roman" w:cs="Times New Roman"/>
+        </w:rPr>
+        <w:t>: Open-Source Financial Large Language Models[R/OL]. AI4Finance Foundation. https://ai4finance.org/FinGPT-Paper.pdf.</w:t>
+      </w:r>
+    </w:p>
+    <w:p>
+      <w:pPr>
+        <w:pStyle w:val="aff0"/>
+        <w:rPr>
+          <w:rFonts w:ascii="Times New Roman" w:hAnsi="Times New Roman" w:cs="Times New Roman"/>
+        </w:rPr>
+      </w:pPr>
+      <w:r>
+        <w:rPr>
+          <w:rFonts w:ascii="Times New Roman" w:hAnsi="Times New Roman" w:cs="Times New Roman"/>
+        </w:rPr>
+        <w:t xml:space="preserve">YAO S, ZHAO J, YU D, </w:t>
+      </w:r>
+      <w:r>
+        <w:rPr>
+          <w:rFonts w:ascii="Times New Roman" w:hAnsi="Times New Roman" w:cs="Times New Roman"/>
+        </w:rPr>
+        <w:t>等</w:t>
+      </w:r>
+      <w:r>
+        <w:rPr>
+          <w:rFonts w:ascii="Times New Roman" w:hAnsi="Times New Roman" w:cs="Times New Roman"/>
+        </w:rPr>
+        <w:t xml:space="preserve">, 2023. </w:t>
+      </w:r>
+      <w:proofErr w:type="spellStart"/>
+      <w:r>
+        <w:rPr>
+          <w:rFonts w:ascii="Times New Roman" w:hAnsi="Times New Roman" w:cs="Times New Roman"/>
+        </w:rPr>
+        <w:t>ReAct</w:t>
+      </w:r>
+      <w:proofErr w:type="spellEnd"/>
+      <w:r>
+        <w:rPr>
+          <w:rFonts w:ascii="Times New Roman" w:hAnsi="Times New Roman" w:cs="Times New Roman"/>
+        </w:rPr>
+        <w:t>: Synergizing Reasoning and Acting in Language Models[C/OL]//The Eleventh International Conference on Learning Representations. https://openreview.net/forum?id=WE_vluYUL-X.</w:t>
+      </w:r>
+    </w:p>
+    <w:p>
+      <w:pPr>
+        <w:pStyle w:val="aff0"/>
+        <w:rPr>
+          <w:rFonts w:ascii="Times New Roman" w:hAnsi="Times New Roman" w:cs="Times New Roman"/>
+        </w:rPr>
+      </w:pPr>
+      <w:r>
+        <w:rPr>
+          <w:rFonts w:ascii="Times New Roman" w:hAnsi="Times New Roman" w:cs="Times New Roman"/>
+          <w:lang w:val="pt-BR"/>
+        </w:rPr>
+        <w:lastRenderedPageBreak/>
+        <w:t xml:space="preserve">ZHANG S, DINAN E, URBANEK J, </w:t>
+      </w:r>
+      <w:r>
+        <w:rPr>
+          <w:rFonts w:ascii="Times New Roman" w:hAnsi="Times New Roman" w:cs="Times New Roman"/>
+        </w:rPr>
+        <w:t>等</w:t>
+      </w:r>
+      <w:r>
+        <w:rPr>
+          <w:rFonts w:ascii="Times New Roman" w:hAnsi="Times New Roman" w:cs="Times New Roman"/>
+          <w:lang w:val="pt-BR"/>
+        </w:rPr>
+        <w:t xml:space="preserve">, 2018. </w:t>
+      </w:r>
+      <w:r>
+        <w:rPr>
+          <w:rFonts w:ascii="Times New Roman" w:hAnsi="Times New Roman" w:cs="Times New Roman"/>
+        </w:rPr>
+        <w:t>Personalizing Dialogue Agents: I have a dog, do you have pets too?[C/OL]//GUREVYCH I, MIYAO Y. Proceedings of the 56th Annual Meeting of the Association for Computational Linguistics (Volume 1: Long Papers). Melbourne, Australia: Association for Computational Linguistics: 2204-2213. https://aclanthology.org/P18-1205/. DOI:10.18653/v1/P18-1205.</w:t>
+      </w:r>
+    </w:p>
+    <w:p>
+      <w:pPr>
+        <w:pStyle w:val="aff0"/>
+        <w:rPr>
+          <w:rFonts w:ascii="Times New Roman" w:hAnsi="Times New Roman" w:cs="Times New Roman"/>
+        </w:rPr>
+      </w:pPr>
+      <w:r>
+        <w:rPr>
+          <w:rFonts w:ascii="Times New Roman" w:hAnsi="Times New Roman" w:cs="Times New Roman"/>
+        </w:rPr>
+        <w:t xml:space="preserve">ZHANG Y, SUN S, GALLEY M, </w:t>
+      </w:r>
+      <w:r>
+        <w:rPr>
+          <w:rFonts w:ascii="Times New Roman" w:hAnsi="Times New Roman" w:cs="Times New Roman"/>
+        </w:rPr>
+        <w:t>等</w:t>
+      </w:r>
+      <w:r>
+        <w:rPr>
+          <w:rFonts w:ascii="Times New Roman" w:hAnsi="Times New Roman" w:cs="Times New Roman"/>
+        </w:rPr>
+        <w:t xml:space="preserve">, 2020. DIALOGPT : Large-Scale Generative Pre-training for Conversational Response Generation[C/OL]//CELIKYILMAZ A, WEN T H. Proceedings of the 58th Annual Meeting of the Association for Computational Linguistics: System Demonstrations. Online: Association for Computational Linguistics: 270-278. https://aclanthology.org/2020.acl-demos.30/. </w:t>
+      </w:r>
+      <w:proofErr w:type="gramStart"/>
+      <w:r>
+        <w:rPr>
+          <w:rFonts w:ascii="Times New Roman" w:hAnsi="Times New Roman" w:cs="Times New Roman"/>
+        </w:rPr>
+        <w:t>DOI:10.18653/v1/2020.acl-demos</w:t>
+      </w:r>
+      <w:proofErr w:type="gramEnd"/>
+      <w:r>
+        <w:rPr>
+          <w:rFonts w:ascii="Times New Roman" w:hAnsi="Times New Roman" w:cs="Times New Roman"/>
+        </w:rPr>
+        <w:t>.30.</w:t>
+      </w:r>
+    </w:p>
+    <w:p>
+      <w:pPr>
+        <w:pStyle w:val="aff0"/>
+        <w:rPr>
+          <w:rFonts w:ascii="Times New Roman" w:hAnsi="Times New Roman" w:cs="Times New Roman"/>
+        </w:rPr>
+      </w:pPr>
+      <w:r>
+        <w:rPr>
+          <w:rFonts w:ascii="Times New Roman" w:hAnsi="Times New Roman" w:cs="Times New Roman"/>
+        </w:rPr>
+        <w:t>ZHANG Y, XIE C, 2020. Regulating Investment Robo-Advisors in China: Problems and Prospects[J/OL]. European Business Organization Law Review, 21: 737-766. DOI:10.1007/s40804-020-00187-8.</w:t>
+      </w:r>
+    </w:p>
+    <w:p>
+      <w:pPr>
+        <w:pStyle w:val="aff0"/>
+        <w:rPr>
+          <w:rFonts w:ascii="Times New Roman" w:hAnsi="Times New Roman" w:cs="Times New Roman"/>
+        </w:rPr>
+      </w:pPr>
+      <w:r>
+        <w:rPr>
+          <w:rFonts w:ascii="Times New Roman" w:hAnsi="Times New Roman" w:cs="Times New Roman"/>
+        </w:rPr>
+        <w:t xml:space="preserve">ZHU F, LEI W, HUANG Y, </w:t>
+      </w:r>
+      <w:r>
+        <w:rPr>
+          <w:rFonts w:ascii="Times New Roman" w:hAnsi="Times New Roman" w:cs="Times New Roman"/>
+        </w:rPr>
+        <w:t>等</w:t>
+      </w:r>
+      <w:r>
+        <w:rPr>
+          <w:rFonts w:ascii="Times New Roman" w:hAnsi="Times New Roman" w:cs="Times New Roman"/>
+        </w:rPr>
+        <w:t xml:space="preserve">, 2021. TAT-QA: A Question Answering Benchmark on a Hybrid of Tabular and Textual Content in Finance[C/OL]//Proceedings of the 59th Annual Meeting of the Association for Computational Linguistics and the 11th International Joint Conference on Natural Language Processing (Volume 1: Long Papers). Online: Association for Computational Linguistics: 5002-5012. https://aclanthology.org/2021.acl-long.390/. </w:t>
+      </w:r>
+      <w:proofErr w:type="gramStart"/>
+      <w:r>
+        <w:rPr>
+          <w:rFonts w:ascii="Times New Roman" w:hAnsi="Times New Roman" w:cs="Times New Roman"/>
+        </w:rPr>
+        <w:t>DOI:10.18653/v1/2021.acl-long</w:t>
+      </w:r>
+      <w:proofErr w:type="gramEnd"/>
+      <w:r>
+        <w:rPr>
+          <w:rFonts w:ascii="Times New Roman" w:hAnsi="Times New Roman" w:cs="Times New Roman"/>
+        </w:rPr>
+        <w:t>.390.</w:t>
+      </w:r>
+    </w:p>
+    <w:p>
+      <w:pPr>
+        <w:pStyle w:val="aff0"/>
+        <w:rPr>
+          <w:rFonts w:hint="eastAsia"/>
+        </w:rPr>
+      </w:pPr>
+      <w:r>
+        <w:fldChar w:fldCharType="end"/>
+      </w:r>
+    </w:p>
+    <w:p>
+      <w:pPr>
+        <w:pStyle w:val="aff0"/>
       </w:pPr>
     </w:p>
     <w:sectPr>
-      <w:headerReference w:type="default" r:id="rId56"/>
-      <w:footerReference w:type="default" r:id="rId57"/>
       <w:pgSz w:w="595.30pt" w:h="841.90pt"/>
       <w:pgMar w:top="127.60pt" w:right="99.25pt" w:bottom="113.40pt" w:left="99.25pt" w:header="56.70pt" w:footer="56.70pt" w:gutter="0pt"/>
       <w:pgNumType w:start="1"/>
@@ -35168,6 +38041,103 @@
     <w:p>
       <w:pPr>
         <w:pStyle w:val="afa"/>
+        <w:numPr>
+          <w:ilvl w:val="0"/>
+          <w:numId w:val="48"/>
+        </w:numPr>
+        <w:spacing w:line="12pt" w:lineRule="exact"/>
+        <w:ind w:start="17.85pt" w:hanging="17.85pt"/>
+        <w:rPr>
+          <w:rFonts w:hint="eastAsia"/>
+        </w:rPr>
+      </w:pPr>
+      <w:proofErr w:type="gramStart"/>
+      <w:r>
+        <w:t>FinRL:</w:t>
+      </w:r>
+      <w:r>
+        <w:t>https://github.com/AI4Finance-Foundation/FinRL</w:t>
+      </w:r>
+      <w:proofErr w:type="gramEnd"/>
+    </w:p>
+  </w:footnote>
+  <w:footnote w:id="2">
+    <w:p>
+      <w:pPr>
+        <w:pStyle w:val="a7"/>
+        <w:numPr>
+          <w:ilvl w:val="0"/>
+          <w:numId w:val="48"/>
+        </w:numPr>
+        <w:spacing w:line="12pt" w:lineRule="exact"/>
+        <w:ind w:start="17.85pt" w:firstLineChars="0" w:hanging="17.85pt"/>
+        <w:rPr>
+          <w:rFonts w:hint="eastAsia"/>
+          <w:sz w:val="18"/>
+          <w:szCs w:val="18"/>
+        </w:rPr>
+      </w:pPr>
+      <w:r>
+        <w:rPr>
+          <w:sz w:val="18"/>
+          <w:szCs w:val="18"/>
+        </w:rPr>
+        <w:t>IM Guidance Update No. 2017-02: Robo-Advisers</w:t>
+      </w:r>
+    </w:p>
+  </w:footnote>
+  <w:footnote w:id="3">
+    <w:p>
+      <w:pPr>
+        <w:pStyle w:val="a7"/>
+        <w:numPr>
+          <w:ilvl w:val="0"/>
+          <w:numId w:val="48"/>
+        </w:numPr>
+        <w:spacing w:line="12pt" w:lineRule="exact"/>
+        <w:ind w:start="17.85pt" w:firstLineChars="0" w:hanging="17.85pt"/>
+        <w:rPr>
+          <w:sz w:val="18"/>
+          <w:szCs w:val="18"/>
+        </w:rPr>
+      </w:pPr>
+      <w:r>
+        <w:rPr>
+          <w:sz w:val="18"/>
+          <w:szCs w:val="18"/>
+        </w:rPr>
+        <w:t>Guidelines on certain aspects of the MiFID II suitability requirements</w:t>
+      </w:r>
+    </w:p>
+  </w:footnote>
+  <w:footnote w:id="4">
+    <w:p>
+      <w:pPr>
+        <w:pStyle w:val="a7"/>
+        <w:numPr>
+          <w:ilvl w:val="0"/>
+          <w:numId w:val="48"/>
+        </w:numPr>
+        <w:ind w:firstLineChars="0"/>
+        <w:rPr>
+          <w:rFonts w:hint="eastAsia"/>
+          <w:sz w:val="18"/>
+          <w:szCs w:val="18"/>
+        </w:rPr>
+      </w:pPr>
+      <w:r>
+        <w:rPr>
+          <w:sz w:val="18"/>
+          <w:szCs w:val="18"/>
+        </w:rPr>
+        <w:t>FINRA Rule 2111 Suitability Obligations</w:t>
+      </w:r>
+    </w:p>
+  </w:footnote>
+  <w:footnote w:id="5">
+    <w:p>
+      <w:pPr>
+        <w:pStyle w:val="afa"/>
       </w:pPr>
       <w:r>
         <w:rPr>
@@ -35291,6 +38261,184 @@
 <file path=word/numbering.xml><?xml version="1.0" encoding="utf-8"?>
 <w:numbering xmlns:cx="http://schemas.microsoft.com/office/drawing/2014/chartex" xmlns:cx1="http://schemas.microsoft.com/office/drawing/2015/9/8/chartex" xmlns:cx2="http://schemas.microsoft.com/office/drawing/2015/10/21/chartex" xmlns:cx3="http://schemas.microsoft.com/office/drawing/2016/5/9/chartex" xmlns:cx4="http://schemas.microsoft.com/office/drawing/2016/5/10/chartex" xmlns:cx5="http://schemas.microsoft.com/office/drawing/2016/5/11/chartex" xmlns:cx6="http://schemas.microsoft.com/office/drawing/2016/5/12/chartex" xmlns:cx7="http://schemas.microsoft.com/office/drawing/2016/5/13/chartex" xmlns:cx8="http://schemas.microsoft.com/office/drawing/2016/5/14/chartex" xmlns:mc="http://schemas.openxmlformats.org/markup-compatibility/2006" xmlns:aink="http://schemas.microsoft.com/office/drawing/2016/ink" xmlns:am3d="http://schemas.microsoft.com/office/drawing/2017/model3d" xmlns:o="urn:schemas-microsoft-com:office:office" xmlns:oel="http://schemas.microsoft.com/office/2019/extlst" xmlns:r="http://purl.oclc.org/ooxml/officeDocument/relationships" xmlns:m="http://purl.oclc.org/ooxml/officeDocument/math" xmlns:v="urn:schemas-microsoft-com:vml" xmlns:wp14="http://schemas.microsoft.com/office/word/2010/wordprocessingDrawing" xmlns:wp="http://purl.oclc.org/ooxml/drawingml/wordprocessingDrawing" xmlns:w10="urn:schemas-microsoft-com:office:word" xmlns:w="http://purl.oclc.org/ooxml/wordprocessingml/main" xmlns:w14="http://schemas.microsoft.com/office/word/2010/wordml" xmlns:w15="http://schemas.microsoft.com/office/word/2012/wordml" xmlns:w16cex="http://schemas.microsoft.com/office/word/2018/wordml/cex" xmlns:w16cid="http://schemas.microsoft.com/office/word/2016/wordml/cid" xmlns:w16="http://schemas.microsoft.com/office/word/2018/wordml" xmlns:w16sdtdh="http://schemas.microsoft.com/office/word/2020/wordml/sdtdatahash" xmlns:w16se="http://schemas.microsoft.com/office/word/2015/wordml/symex" xmlns:wpi="http://schemas.microsoft.com/office/word/2010/wordprocessingInk" xmlns:wne="http://schemas.microsoft.com/office/word/2006/wordml" mc:Ignorable="w14 w15 w16se w16cid w16 w16cex w16sdtdh wne wp14">
   <w:abstractNum w:abstractNumId="0" w15:restartNumberingAfterBreak="0">
+    <w:nsid w:val="033715C6"/>
+    <w:multiLevelType w:val="hybridMultilevel"/>
+    <w:tmpl w:val="59BCE1C4"/>
+    <w:lvl w:ilvl="0" w:tplc="431CF1A2">
+      <w:start w:val="1"/>
+      <w:numFmt w:val="decimal"/>
+      <w:lvlText w:val="%1."/>
+      <w:lvlJc w:val="start"/>
+      <w:pPr>
+        <w:ind w:start="18pt" w:hanging="18pt"/>
+      </w:pPr>
+      <w:rPr>
+        <w:rFonts w:hint="default"/>
+      </w:rPr>
+    </w:lvl>
+    <w:lvl w:ilvl="1" w:tplc="04090019" w:tentative="1">
+      <w:start w:val="1"/>
+      <w:numFmt w:val="lowerLetter"/>
+      <w:lvlText w:val="%2)"/>
+      <w:lvlJc w:val="start"/>
+      <w:pPr>
+        <w:ind w:start="44pt" w:hanging="22pt"/>
+      </w:pPr>
+    </w:lvl>
+    <w:lvl w:ilvl="2" w:tplc="0409001B" w:tentative="1">
+      <w:start w:val="1"/>
+      <w:numFmt w:val="lowerRoman"/>
+      <w:lvlText w:val="%3."/>
+      <w:lvlJc w:val="end"/>
+      <w:pPr>
+        <w:ind w:start="66pt" w:hanging="22pt"/>
+      </w:pPr>
+    </w:lvl>
+    <w:lvl w:ilvl="3" w:tplc="0409000F" w:tentative="1">
+      <w:start w:val="1"/>
+      <w:numFmt w:val="decimal"/>
+      <w:lvlText w:val="%4."/>
+      <w:lvlJc w:val="start"/>
+      <w:pPr>
+        <w:ind w:start="88pt" w:hanging="22pt"/>
+      </w:pPr>
+    </w:lvl>
+    <w:lvl w:ilvl="4" w:tplc="04090019" w:tentative="1">
+      <w:start w:val="1"/>
+      <w:numFmt w:val="lowerLetter"/>
+      <w:lvlText w:val="%5)"/>
+      <w:lvlJc w:val="start"/>
+      <w:pPr>
+        <w:ind w:start="110pt" w:hanging="22pt"/>
+      </w:pPr>
+    </w:lvl>
+    <w:lvl w:ilvl="5" w:tplc="0409001B" w:tentative="1">
+      <w:start w:val="1"/>
+      <w:numFmt w:val="lowerRoman"/>
+      <w:lvlText w:val="%6."/>
+      <w:lvlJc w:val="end"/>
+      <w:pPr>
+        <w:ind w:start="132pt" w:hanging="22pt"/>
+      </w:pPr>
+    </w:lvl>
+    <w:lvl w:ilvl="6" w:tplc="0409000F" w:tentative="1">
+      <w:start w:val="1"/>
+      <w:numFmt w:val="decimal"/>
+      <w:lvlText w:val="%7."/>
+      <w:lvlJc w:val="start"/>
+      <w:pPr>
+        <w:ind w:start="154pt" w:hanging="22pt"/>
+      </w:pPr>
+    </w:lvl>
+    <w:lvl w:ilvl="7" w:tplc="04090019" w:tentative="1">
+      <w:start w:val="1"/>
+      <w:numFmt w:val="lowerLetter"/>
+      <w:lvlText w:val="%8)"/>
+      <w:lvlJc w:val="start"/>
+      <w:pPr>
+        <w:ind w:start="176pt" w:hanging="22pt"/>
+      </w:pPr>
+    </w:lvl>
+    <w:lvl w:ilvl="8" w:tplc="0409001B" w:tentative="1">
+      <w:start w:val="1"/>
+      <w:numFmt w:val="lowerRoman"/>
+      <w:lvlText w:val="%9."/>
+      <w:lvlJc w:val="end"/>
+      <w:pPr>
+        <w:ind w:start="198pt" w:hanging="22pt"/>
+      </w:pPr>
+    </w:lvl>
+  </w:abstractNum>
+  <w:abstractNum w:abstractNumId="1" w15:restartNumberingAfterBreak="0">
+    <w:nsid w:val="0F3A5B14"/>
+    <w:multiLevelType w:val="hybridMultilevel"/>
+    <w:tmpl w:val="100626E2"/>
+    <w:lvl w:ilvl="0" w:tplc="5638FFF6">
+      <w:start w:val="1"/>
+      <w:numFmt w:val="decimal"/>
+      <w:lvlText w:val="%1."/>
+      <w:lvlJc w:val="start"/>
+      <w:pPr>
+        <w:ind w:start="18pt" w:hanging="18pt"/>
+      </w:pPr>
+      <w:rPr>
+        <w:rFonts w:hint="default"/>
+      </w:rPr>
+    </w:lvl>
+    <w:lvl w:ilvl="1" w:tplc="04090019" w:tentative="1">
+      <w:start w:val="1"/>
+      <w:numFmt w:val="lowerLetter"/>
+      <w:lvlText w:val="%2)"/>
+      <w:lvlJc w:val="start"/>
+      <w:pPr>
+        <w:ind w:start="44pt" w:hanging="22pt"/>
+      </w:pPr>
+    </w:lvl>
+    <w:lvl w:ilvl="2" w:tplc="0409001B" w:tentative="1">
+      <w:start w:val="1"/>
+      <w:numFmt w:val="lowerRoman"/>
+      <w:lvlText w:val="%3."/>
+      <w:lvlJc w:val="end"/>
+      <w:pPr>
+        <w:ind w:start="66pt" w:hanging="22pt"/>
+      </w:pPr>
+    </w:lvl>
+    <w:lvl w:ilvl="3" w:tplc="0409000F" w:tentative="1">
+      <w:start w:val="1"/>
+      <w:numFmt w:val="decimal"/>
+      <w:lvlText w:val="%4."/>
+      <w:lvlJc w:val="start"/>
+      <w:pPr>
+        <w:ind w:start="88pt" w:hanging="22pt"/>
+      </w:pPr>
+    </w:lvl>
+    <w:lvl w:ilvl="4" w:tplc="04090019" w:tentative="1">
+      <w:start w:val="1"/>
+      <w:numFmt w:val="lowerLetter"/>
+      <w:lvlText w:val="%5)"/>
+      <w:lvlJc w:val="start"/>
+      <w:pPr>
+        <w:ind w:start="110pt" w:hanging="22pt"/>
+      </w:pPr>
+    </w:lvl>
+    <w:lvl w:ilvl="5" w:tplc="0409001B" w:tentative="1">
+      <w:start w:val="1"/>
+      <w:numFmt w:val="lowerRoman"/>
+      <w:lvlText w:val="%6."/>
+      <w:lvlJc w:val="end"/>
+      <w:pPr>
+        <w:ind w:start="132pt" w:hanging="22pt"/>
+      </w:pPr>
+    </w:lvl>
+    <w:lvl w:ilvl="6" w:tplc="0409000F" w:tentative="1">
+      <w:start w:val="1"/>
+      <w:numFmt w:val="decimal"/>
+      <w:lvlText w:val="%7."/>
+      <w:lvlJc w:val="start"/>
+      <w:pPr>
+        <w:ind w:start="154pt" w:hanging="22pt"/>
+      </w:pPr>
+    </w:lvl>
+    <w:lvl w:ilvl="7" w:tplc="04090019" w:tentative="1">
+      <w:start w:val="1"/>
+      <w:numFmt w:val="lowerLetter"/>
+      <w:lvlText w:val="%8)"/>
+      <w:lvlJc w:val="start"/>
+      <w:pPr>
+        <w:ind w:start="176pt" w:hanging="22pt"/>
+      </w:pPr>
+    </w:lvl>
+    <w:lvl w:ilvl="8" w:tplc="0409001B" w:tentative="1">
+      <w:start w:val="1"/>
+      <w:numFmt w:val="lowerRoman"/>
+      <w:lvlText w:val="%9."/>
+      <w:lvlJc w:val="end"/>
+      <w:pPr>
+        <w:ind w:start="198pt" w:hanging="22pt"/>
+      </w:pPr>
+    </w:lvl>
+  </w:abstractNum>
+  <w:abstractNum w:abstractNumId="2" w15:restartNumberingAfterBreak="0">
     <w:nsid w:val="10AF3C48"/>
     <w:multiLevelType w:val="multilevel"/>
     <w:tmpl w:val="0409001F"/>
@@ -35377,7 +38525,7 @@
       </w:pPr>
     </w:lvl>
   </w:abstractNum>
-  <w:abstractNum w:abstractNumId="1" w15:restartNumberingAfterBreak="0">
+  <w:abstractNum w:abstractNumId="3" w15:restartNumberingAfterBreak="0">
     <w:nsid w:val="14996481"/>
     <w:multiLevelType w:val="hybridMultilevel"/>
     <w:tmpl w:val="8F24E11A"/>
@@ -35466,7 +38614,7 @@
       </w:pPr>
     </w:lvl>
   </w:abstractNum>
-  <w:abstractNum w:abstractNumId="2" w15:restartNumberingAfterBreak="0">
+  <w:abstractNum w:abstractNumId="4" w15:restartNumberingAfterBreak="0">
     <w:nsid w:val="15883F6F"/>
     <w:multiLevelType w:val="multilevel"/>
     <w:tmpl w:val="615C7F1E"/>
@@ -35553,7 +38701,7 @@
       </w:pPr>
     </w:lvl>
   </w:abstractNum>
-  <w:abstractNum w:abstractNumId="3" w15:restartNumberingAfterBreak="0">
+  <w:abstractNum w:abstractNumId="5" w15:restartNumberingAfterBreak="0">
     <w:nsid w:val="17A96EDA"/>
     <w:multiLevelType w:val="hybridMultilevel"/>
     <w:tmpl w:val="5C3614D4"/>
@@ -35642,7 +38790,7 @@
       </w:pPr>
     </w:lvl>
   </w:abstractNum>
-  <w:abstractNum w:abstractNumId="4" w15:restartNumberingAfterBreak="0">
+  <w:abstractNum w:abstractNumId="6" w15:restartNumberingAfterBreak="0">
     <w:nsid w:val="18105075"/>
     <w:multiLevelType w:val="multilevel"/>
     <w:tmpl w:val="21C279F0"/>
@@ -35757,7 +38905,7 @@
       </w:rPr>
     </w:lvl>
   </w:abstractNum>
-  <w:abstractNum w:abstractNumId="5" w15:restartNumberingAfterBreak="0">
+  <w:abstractNum w:abstractNumId="7" w15:restartNumberingAfterBreak="0">
     <w:nsid w:val="18D60492"/>
     <w:multiLevelType w:val="hybridMultilevel"/>
     <w:tmpl w:val="66D201EC"/>
@@ -35846,7 +38994,7 @@
       </w:pPr>
     </w:lvl>
   </w:abstractNum>
-  <w:abstractNum w:abstractNumId="6" w15:restartNumberingAfterBreak="0">
+  <w:abstractNum w:abstractNumId="8" w15:restartNumberingAfterBreak="0">
     <w:nsid w:val="1E583BAB"/>
     <w:multiLevelType w:val="multilevel"/>
     <w:tmpl w:val="0409001D"/>
@@ -35933,7 +39081,7 @@
       </w:pPr>
     </w:lvl>
   </w:abstractNum>
-  <w:abstractNum w:abstractNumId="7" w15:restartNumberingAfterBreak="0">
+  <w:abstractNum w:abstractNumId="9" w15:restartNumberingAfterBreak="0">
     <w:nsid w:val="1EE45654"/>
     <w:multiLevelType w:val="hybridMultilevel"/>
     <w:tmpl w:val="73EEDE48"/>
@@ -36022,130 +39170,17 @@
       </w:pPr>
     </w:lvl>
   </w:abstractNum>
-  <w:abstractNum w:abstractNumId="8" w15:restartNumberingAfterBreak="0">
-    <w:nsid w:val="231A54C9"/>
-    <w:multiLevelType w:val="multilevel"/>
-    <w:tmpl w:val="D3AC171C"/>
-    <w:lvl w:ilvl="0">
+  <w:abstractNum w:abstractNumId="10" w15:restartNumberingAfterBreak="0">
+    <w:nsid w:val="1F203B64"/>
+    <w:multiLevelType w:val="hybridMultilevel"/>
+    <w:tmpl w:val="F2EE341C"/>
+    <w:lvl w:ilvl="0" w:tplc="028651C2">
       <w:start w:val="1"/>
       <w:numFmt w:val="decimal"/>
       <w:lvlText w:val="%1."/>
       <w:lvlJc w:val="start"/>
       <w:pPr>
-        <w:tabs>
-          <w:tab w:val="num" w:pos="36pt"/>
-        </w:tabs>
-        <w:ind w:start="36pt" w:hanging="18pt"/>
-      </w:pPr>
-    </w:lvl>
-    <w:lvl w:ilvl="1" w:tentative="1">
-      <w:start w:val="1"/>
-      <w:numFmt w:val="decimal"/>
-      <w:lvlText w:val="%2."/>
-      <w:lvlJc w:val="start"/>
-      <w:pPr>
-        <w:tabs>
-          <w:tab w:val="num" w:pos="72pt"/>
-        </w:tabs>
-        <w:ind w:start="72pt" w:hanging="18pt"/>
-      </w:pPr>
-    </w:lvl>
-    <w:lvl w:ilvl="2" w:tentative="1">
-      <w:start w:val="1"/>
-      <w:numFmt w:val="decimal"/>
-      <w:lvlText w:val="%3."/>
-      <w:lvlJc w:val="start"/>
-      <w:pPr>
-        <w:tabs>
-          <w:tab w:val="num" w:pos="108pt"/>
-        </w:tabs>
-        <w:ind w:start="108pt" w:hanging="18pt"/>
-      </w:pPr>
-    </w:lvl>
-    <w:lvl w:ilvl="3" w:tentative="1">
-      <w:start w:val="1"/>
-      <w:numFmt w:val="decimal"/>
-      <w:lvlText w:val="%4."/>
-      <w:lvlJc w:val="start"/>
-      <w:pPr>
-        <w:tabs>
-          <w:tab w:val="num" w:pos="144pt"/>
-        </w:tabs>
-        <w:ind w:start="144pt" w:hanging="18pt"/>
-      </w:pPr>
-    </w:lvl>
-    <w:lvl w:ilvl="4" w:tentative="1">
-      <w:start w:val="1"/>
-      <w:numFmt w:val="decimal"/>
-      <w:lvlText w:val="%5."/>
-      <w:lvlJc w:val="start"/>
-      <w:pPr>
-        <w:tabs>
-          <w:tab w:val="num" w:pos="180pt"/>
-        </w:tabs>
-        <w:ind w:start="180pt" w:hanging="18pt"/>
-      </w:pPr>
-    </w:lvl>
-    <w:lvl w:ilvl="5" w:tentative="1">
-      <w:start w:val="1"/>
-      <w:numFmt w:val="decimal"/>
-      <w:lvlText w:val="%6."/>
-      <w:lvlJc w:val="start"/>
-      <w:pPr>
-        <w:tabs>
-          <w:tab w:val="num" w:pos="216pt"/>
-        </w:tabs>
-        <w:ind w:start="216pt" w:hanging="18pt"/>
-      </w:pPr>
-    </w:lvl>
-    <w:lvl w:ilvl="6" w:tentative="1">
-      <w:start w:val="1"/>
-      <w:numFmt w:val="decimal"/>
-      <w:lvlText w:val="%7."/>
-      <w:lvlJc w:val="start"/>
-      <w:pPr>
-        <w:tabs>
-          <w:tab w:val="num" w:pos="252pt"/>
-        </w:tabs>
-        <w:ind w:start="252pt" w:hanging="18pt"/>
-      </w:pPr>
-    </w:lvl>
-    <w:lvl w:ilvl="7" w:tentative="1">
-      <w:start w:val="1"/>
-      <w:numFmt w:val="decimal"/>
-      <w:lvlText w:val="%8."/>
-      <w:lvlJc w:val="start"/>
-      <w:pPr>
-        <w:tabs>
-          <w:tab w:val="num" w:pos="288pt"/>
-        </w:tabs>
-        <w:ind w:start="288pt" w:hanging="18pt"/>
-      </w:pPr>
-    </w:lvl>
-    <w:lvl w:ilvl="8" w:tentative="1">
-      <w:start w:val="1"/>
-      <w:numFmt w:val="decimal"/>
-      <w:lvlText w:val="%9."/>
-      <w:lvlJc w:val="start"/>
-      <w:pPr>
-        <w:tabs>
-          <w:tab w:val="num" w:pos="324pt"/>
-        </w:tabs>
-        <w:ind w:start="324pt" w:hanging="18pt"/>
-      </w:pPr>
-    </w:lvl>
-  </w:abstractNum>
-  <w:abstractNum w:abstractNumId="9" w15:restartNumberingAfterBreak="0">
-    <w:nsid w:val="28883060"/>
-    <w:multiLevelType w:val="hybridMultilevel"/>
-    <w:tmpl w:val="7FEC233C"/>
-    <w:lvl w:ilvl="0" w:tplc="DCDC64AC">
-      <w:start w:val="1"/>
-      <w:numFmt w:val="decimal"/>
-      <w:lvlText w:val="%1"/>
-      <w:lvlJc w:val="start"/>
-      <w:pPr>
-        <w:ind w:start="36pt" w:hanging="18pt"/>
+        <w:ind w:start="18pt" w:hanging="18pt"/>
       </w:pPr>
       <w:rPr>
         <w:rFonts w:hint="default"/>
@@ -36157,7 +39192,7 @@
       <w:lvlText w:val="%2)"/>
       <w:lvlJc w:val="start"/>
       <w:pPr>
-        <w:ind w:start="62pt" w:hanging="22pt"/>
+        <w:ind w:start="44pt" w:hanging="22pt"/>
       </w:pPr>
     </w:lvl>
     <w:lvl w:ilvl="2" w:tplc="0409001B" w:tentative="1">
@@ -36166,7 +39201,7 @@
       <w:lvlText w:val="%3."/>
       <w:lvlJc w:val="end"/>
       <w:pPr>
-        <w:ind w:start="84pt" w:hanging="22pt"/>
+        <w:ind w:start="66pt" w:hanging="22pt"/>
       </w:pPr>
     </w:lvl>
     <w:lvl w:ilvl="3" w:tplc="0409000F" w:tentative="1">
@@ -36175,7 +39210,7 @@
       <w:lvlText w:val="%4."/>
       <w:lvlJc w:val="start"/>
       <w:pPr>
-        <w:ind w:start="106pt" w:hanging="22pt"/>
+        <w:ind w:start="88pt" w:hanging="22pt"/>
       </w:pPr>
     </w:lvl>
     <w:lvl w:ilvl="4" w:tplc="04090019" w:tentative="1">
@@ -36184,7 +39219,7 @@
       <w:lvlText w:val="%5)"/>
       <w:lvlJc w:val="start"/>
       <w:pPr>
-        <w:ind w:start="128pt" w:hanging="22pt"/>
+        <w:ind w:start="110pt" w:hanging="22pt"/>
       </w:pPr>
     </w:lvl>
     <w:lvl w:ilvl="5" w:tplc="0409001B" w:tentative="1">
@@ -36193,7 +39228,7 @@
       <w:lvlText w:val="%6."/>
       <w:lvlJc w:val="end"/>
       <w:pPr>
-        <w:ind w:start="150pt" w:hanging="22pt"/>
+        <w:ind w:start="132pt" w:hanging="22pt"/>
       </w:pPr>
     </w:lvl>
     <w:lvl w:ilvl="6" w:tplc="0409000F" w:tentative="1">
@@ -36202,7 +39237,7 @@
       <w:lvlText w:val="%7."/>
       <w:lvlJc w:val="start"/>
       <w:pPr>
-        <w:ind w:start="172pt" w:hanging="22pt"/>
+        <w:ind w:start="154pt" w:hanging="22pt"/>
       </w:pPr>
     </w:lvl>
     <w:lvl w:ilvl="7" w:tplc="04090019" w:tentative="1">
@@ -36211,7 +39246,7 @@
       <w:lvlText w:val="%8)"/>
       <w:lvlJc w:val="start"/>
       <w:pPr>
-        <w:ind w:start="194pt" w:hanging="22pt"/>
+        <w:ind w:start="176pt" w:hanging="22pt"/>
       </w:pPr>
     </w:lvl>
     <w:lvl w:ilvl="8" w:tplc="0409001B" w:tentative="1">
@@ -36220,11 +39255,213 @@
       <w:lvlText w:val="%9."/>
       <w:lvlJc w:val="end"/>
       <w:pPr>
-        <w:ind w:start="216pt" w:hanging="22pt"/>
+        <w:ind w:start="198pt" w:hanging="22pt"/>
       </w:pPr>
     </w:lvl>
   </w:abstractNum>
-  <w:abstractNum w:abstractNumId="10" w15:restartNumberingAfterBreak="0">
+  <w:abstractNum w:abstractNumId="11" w15:restartNumberingAfterBreak="0">
+    <w:nsid w:val="231A54C9"/>
+    <w:multiLevelType w:val="multilevel"/>
+    <w:tmpl w:val="D3AC171C"/>
+    <w:lvl w:ilvl="0">
+      <w:start w:val="1"/>
+      <w:numFmt w:val="decimal"/>
+      <w:lvlText w:val="%1."/>
+      <w:lvlJc w:val="start"/>
+      <w:pPr>
+        <w:tabs>
+          <w:tab w:val="num" w:pos="36pt"/>
+        </w:tabs>
+        <w:ind w:start="36pt" w:hanging="18pt"/>
+      </w:pPr>
+    </w:lvl>
+    <w:lvl w:ilvl="1" w:tentative="1">
+      <w:start w:val="1"/>
+      <w:numFmt w:val="decimal"/>
+      <w:lvlText w:val="%2."/>
+      <w:lvlJc w:val="start"/>
+      <w:pPr>
+        <w:tabs>
+          <w:tab w:val="num" w:pos="72pt"/>
+        </w:tabs>
+        <w:ind w:start="72pt" w:hanging="18pt"/>
+      </w:pPr>
+    </w:lvl>
+    <w:lvl w:ilvl="2" w:tentative="1">
+      <w:start w:val="1"/>
+      <w:numFmt w:val="decimal"/>
+      <w:lvlText w:val="%3."/>
+      <w:lvlJc w:val="start"/>
+      <w:pPr>
+        <w:tabs>
+          <w:tab w:val="num" w:pos="108pt"/>
+        </w:tabs>
+        <w:ind w:start="108pt" w:hanging="18pt"/>
+      </w:pPr>
+    </w:lvl>
+    <w:lvl w:ilvl="3" w:tentative="1">
+      <w:start w:val="1"/>
+      <w:numFmt w:val="decimal"/>
+      <w:lvlText w:val="%4."/>
+      <w:lvlJc w:val="start"/>
+      <w:pPr>
+        <w:tabs>
+          <w:tab w:val="num" w:pos="144pt"/>
+        </w:tabs>
+        <w:ind w:start="144pt" w:hanging="18pt"/>
+      </w:pPr>
+    </w:lvl>
+    <w:lvl w:ilvl="4" w:tentative="1">
+      <w:start w:val="1"/>
+      <w:numFmt w:val="decimal"/>
+      <w:lvlText w:val="%5."/>
+      <w:lvlJc w:val="start"/>
+      <w:pPr>
+        <w:tabs>
+          <w:tab w:val="num" w:pos="180pt"/>
+        </w:tabs>
+        <w:ind w:start="180pt" w:hanging="18pt"/>
+      </w:pPr>
+    </w:lvl>
+    <w:lvl w:ilvl="5" w:tentative="1">
+      <w:start w:val="1"/>
+      <w:numFmt w:val="decimal"/>
+      <w:lvlText w:val="%6."/>
+      <w:lvlJc w:val="start"/>
+      <w:pPr>
+        <w:tabs>
+          <w:tab w:val="num" w:pos="216pt"/>
+        </w:tabs>
+        <w:ind w:start="216pt" w:hanging="18pt"/>
+      </w:pPr>
+    </w:lvl>
+    <w:lvl w:ilvl="6" w:tentative="1">
+      <w:start w:val="1"/>
+      <w:numFmt w:val="decimal"/>
+      <w:lvlText w:val="%7."/>
+      <w:lvlJc w:val="start"/>
+      <w:pPr>
+        <w:tabs>
+          <w:tab w:val="num" w:pos="252pt"/>
+        </w:tabs>
+        <w:ind w:start="252pt" w:hanging="18pt"/>
+      </w:pPr>
+    </w:lvl>
+    <w:lvl w:ilvl="7" w:tentative="1">
+      <w:start w:val="1"/>
+      <w:numFmt w:val="decimal"/>
+      <w:lvlText w:val="%8."/>
+      <w:lvlJc w:val="start"/>
+      <w:pPr>
+        <w:tabs>
+          <w:tab w:val="num" w:pos="288pt"/>
+        </w:tabs>
+        <w:ind w:start="288pt" w:hanging="18pt"/>
+      </w:pPr>
+    </w:lvl>
+    <w:lvl w:ilvl="8" w:tentative="1">
+      <w:start w:val="1"/>
+      <w:numFmt w:val="decimal"/>
+      <w:lvlText w:val="%9."/>
+      <w:lvlJc w:val="start"/>
+      <w:pPr>
+        <w:tabs>
+          <w:tab w:val="num" w:pos="324pt"/>
+        </w:tabs>
+        <w:ind w:start="324pt" w:hanging="18pt"/>
+      </w:pPr>
+    </w:lvl>
+  </w:abstractNum>
+  <w:abstractNum w:abstractNumId="12" w15:restartNumberingAfterBreak="0">
+    <w:nsid w:val="28883060"/>
+    <w:multiLevelType w:val="hybridMultilevel"/>
+    <w:tmpl w:val="7FEC233C"/>
+    <w:lvl w:ilvl="0" w:tplc="DCDC64AC">
+      <w:start w:val="1"/>
+      <w:numFmt w:val="decimal"/>
+      <w:lvlText w:val="%1"/>
+      <w:lvlJc w:val="start"/>
+      <w:pPr>
+        <w:ind w:start="36pt" w:hanging="18pt"/>
+      </w:pPr>
+      <w:rPr>
+        <w:rFonts w:hint="default"/>
+      </w:rPr>
+    </w:lvl>
+    <w:lvl w:ilvl="1" w:tplc="04090019" w:tentative="1">
+      <w:start w:val="1"/>
+      <w:numFmt w:val="lowerLetter"/>
+      <w:lvlText w:val="%2)"/>
+      <w:lvlJc w:val="start"/>
+      <w:pPr>
+        <w:ind w:start="62pt" w:hanging="22pt"/>
+      </w:pPr>
+    </w:lvl>
+    <w:lvl w:ilvl="2" w:tplc="0409001B" w:tentative="1">
+      <w:start w:val="1"/>
+      <w:numFmt w:val="lowerRoman"/>
+      <w:lvlText w:val="%3."/>
+      <w:lvlJc w:val="end"/>
+      <w:pPr>
+        <w:ind w:start="84pt" w:hanging="22pt"/>
+      </w:pPr>
+    </w:lvl>
+    <w:lvl w:ilvl="3" w:tplc="0409000F" w:tentative="1">
+      <w:start w:val="1"/>
+      <w:numFmt w:val="decimal"/>
+      <w:lvlText w:val="%4."/>
+      <w:lvlJc w:val="start"/>
+      <w:pPr>
+        <w:ind w:start="106pt" w:hanging="22pt"/>
+      </w:pPr>
+    </w:lvl>
+    <w:lvl w:ilvl="4" w:tplc="04090019" w:tentative="1">
+      <w:start w:val="1"/>
+      <w:numFmt w:val="lowerLetter"/>
+      <w:lvlText w:val="%5)"/>
+      <w:lvlJc w:val="start"/>
+      <w:pPr>
+        <w:ind w:start="128pt" w:hanging="22pt"/>
+      </w:pPr>
+    </w:lvl>
+    <w:lvl w:ilvl="5" w:tplc="0409001B" w:tentative="1">
+      <w:start w:val="1"/>
+      <w:numFmt w:val="lowerRoman"/>
+      <w:lvlText w:val="%6."/>
+      <w:lvlJc w:val="end"/>
+      <w:pPr>
+        <w:ind w:start="150pt" w:hanging="22pt"/>
+      </w:pPr>
+    </w:lvl>
+    <w:lvl w:ilvl="6" w:tplc="0409000F" w:tentative="1">
+      <w:start w:val="1"/>
+      <w:numFmt w:val="decimal"/>
+      <w:lvlText w:val="%7."/>
+      <w:lvlJc w:val="start"/>
+      <w:pPr>
+        <w:ind w:start="172pt" w:hanging="22pt"/>
+      </w:pPr>
+    </w:lvl>
+    <w:lvl w:ilvl="7" w:tplc="04090019" w:tentative="1">
+      <w:start w:val="1"/>
+      <w:numFmt w:val="lowerLetter"/>
+      <w:lvlText w:val="%8)"/>
+      <w:lvlJc w:val="start"/>
+      <w:pPr>
+        <w:ind w:start="194pt" w:hanging="22pt"/>
+      </w:pPr>
+    </w:lvl>
+    <w:lvl w:ilvl="8" w:tplc="0409001B" w:tentative="1">
+      <w:start w:val="1"/>
+      <w:numFmt w:val="lowerRoman"/>
+      <w:lvlText w:val="%9."/>
+      <w:lvlJc w:val="end"/>
+      <w:pPr>
+        <w:ind w:start="216pt" w:hanging="22pt"/>
+      </w:pPr>
+    </w:lvl>
+  </w:abstractNum>
+  <w:abstractNum w:abstractNumId="13" w15:restartNumberingAfterBreak="0">
     <w:nsid w:val="28CD0146"/>
     <w:multiLevelType w:val="multilevel"/>
     <w:tmpl w:val="FE000E9E"/>
@@ -36338,7 +39575,7 @@
       </w:rPr>
     </w:lvl>
   </w:abstractNum>
-  <w:abstractNum w:abstractNumId="11" w15:restartNumberingAfterBreak="0">
+  <w:abstractNum w:abstractNumId="14" w15:restartNumberingAfterBreak="0">
     <w:nsid w:val="2C6C69AA"/>
     <w:multiLevelType w:val="multilevel"/>
     <w:tmpl w:val="A7C823E8"/>
@@ -36452,7 +39689,7 @@
       </w:rPr>
     </w:lvl>
   </w:abstractNum>
-  <w:abstractNum w:abstractNumId="12" w15:restartNumberingAfterBreak="0">
+  <w:abstractNum w:abstractNumId="15" w15:restartNumberingAfterBreak="0">
     <w:nsid w:val="2D2A697F"/>
     <w:multiLevelType w:val="multilevel"/>
     <w:tmpl w:val="71DEB2FE"/>
@@ -36566,7 +39803,7 @@
       </w:rPr>
     </w:lvl>
   </w:abstractNum>
-  <w:abstractNum w:abstractNumId="13" w15:restartNumberingAfterBreak="0">
+  <w:abstractNum w:abstractNumId="16" w15:restartNumberingAfterBreak="0">
     <w:nsid w:val="2E507569"/>
     <w:multiLevelType w:val="multilevel"/>
     <w:tmpl w:val="71DEB2FE"/>
@@ -36680,7 +39917,7 @@
       </w:rPr>
     </w:lvl>
   </w:abstractNum>
-  <w:abstractNum w:abstractNumId="14" w15:restartNumberingAfterBreak="0">
+  <w:abstractNum w:abstractNumId="17" w15:restartNumberingAfterBreak="0">
     <w:nsid w:val="30BE1681"/>
     <w:multiLevelType w:val="hybridMultilevel"/>
     <w:tmpl w:val="18D87C14"/>
@@ -36766,17 +40003,17 @@
       </w:pPr>
     </w:lvl>
   </w:abstractNum>
-  <w:abstractNum w:abstractNumId="15" w15:restartNumberingAfterBreak="0">
-    <w:nsid w:val="3253506C"/>
+  <w:abstractNum w:abstractNumId="18" w15:restartNumberingAfterBreak="0">
+    <w:nsid w:val="30FE3E96"/>
     <w:multiLevelType w:val="hybridMultilevel"/>
-    <w:tmpl w:val="43D48D84"/>
-    <w:lvl w:ilvl="0" w:tplc="0B5C36D8">
+    <w:tmpl w:val="6584F95C"/>
+    <w:lvl w:ilvl="0" w:tplc="2C622D2C">
       <w:start w:val="1"/>
       <w:numFmt w:val="decimal"/>
-      <w:lvlText w:val="(%1)"/>
+      <w:lvlText w:val="%1."/>
       <w:lvlJc w:val="start"/>
       <w:pPr>
-        <w:ind w:start="39.25pt" w:hanging="18pt"/>
+        <w:ind w:start="18pt" w:hanging="18pt"/>
       </w:pPr>
       <w:rPr>
         <w:rFonts w:hint="default"/>
@@ -36788,7 +40025,7 @@
       <w:lvlText w:val="%2)"/>
       <w:lvlJc w:val="start"/>
       <w:pPr>
-        <w:ind w:start="65.25pt" w:hanging="22pt"/>
+        <w:ind w:start="44pt" w:hanging="22pt"/>
       </w:pPr>
     </w:lvl>
     <w:lvl w:ilvl="2" w:tplc="0409001B" w:tentative="1">
@@ -36797,7 +40034,7 @@
       <w:lvlText w:val="%3."/>
       <w:lvlJc w:val="end"/>
       <w:pPr>
-        <w:ind w:start="87.25pt" w:hanging="22pt"/>
+        <w:ind w:start="66pt" w:hanging="22pt"/>
       </w:pPr>
     </w:lvl>
     <w:lvl w:ilvl="3" w:tplc="0409000F" w:tentative="1">
@@ -36806,7 +40043,7 @@
       <w:lvlText w:val="%4."/>
       <w:lvlJc w:val="start"/>
       <w:pPr>
-        <w:ind w:start="109.25pt" w:hanging="22pt"/>
+        <w:ind w:start="88pt" w:hanging="22pt"/>
       </w:pPr>
     </w:lvl>
     <w:lvl w:ilvl="4" w:tplc="04090019" w:tentative="1">
@@ -36815,7 +40052,7 @@
       <w:lvlText w:val="%5)"/>
       <w:lvlJc w:val="start"/>
       <w:pPr>
-        <w:ind w:start="131.25pt" w:hanging="22pt"/>
+        <w:ind w:start="110pt" w:hanging="22pt"/>
       </w:pPr>
     </w:lvl>
     <w:lvl w:ilvl="5" w:tplc="0409001B" w:tentative="1">
@@ -36824,7 +40061,7 @@
       <w:lvlText w:val="%6."/>
       <w:lvlJc w:val="end"/>
       <w:pPr>
-        <w:ind w:start="153.25pt" w:hanging="22pt"/>
+        <w:ind w:start="132pt" w:hanging="22pt"/>
       </w:pPr>
     </w:lvl>
     <w:lvl w:ilvl="6" w:tplc="0409000F" w:tentative="1">
@@ -36833,7 +40070,7 @@
       <w:lvlText w:val="%7."/>
       <w:lvlJc w:val="start"/>
       <w:pPr>
-        <w:ind w:start="175.25pt" w:hanging="22pt"/>
+        <w:ind w:start="154pt" w:hanging="22pt"/>
       </w:pPr>
     </w:lvl>
     <w:lvl w:ilvl="7" w:tplc="04090019" w:tentative="1">
@@ -36842,7 +40079,7 @@
       <w:lvlText w:val="%8)"/>
       <w:lvlJc w:val="start"/>
       <w:pPr>
-        <w:ind w:start="197.25pt" w:hanging="22pt"/>
+        <w:ind w:start="176pt" w:hanging="22pt"/>
       </w:pPr>
     </w:lvl>
     <w:lvl w:ilvl="8" w:tplc="0409001B" w:tentative="1">
@@ -36851,11 +40088,100 @@
       <w:lvlText w:val="%9."/>
       <w:lvlJc w:val="end"/>
       <w:pPr>
-        <w:ind w:start="219.25pt" w:hanging="22pt"/>
+        <w:ind w:start="198pt" w:hanging="22pt"/>
       </w:pPr>
     </w:lvl>
   </w:abstractNum>
-  <w:abstractNum w:abstractNumId="16" w15:restartNumberingAfterBreak="0">
+  <w:abstractNum w:abstractNumId="19" w15:restartNumberingAfterBreak="0">
+    <w:nsid w:val="3253506C"/>
+    <w:multiLevelType w:val="hybridMultilevel"/>
+    <w:tmpl w:val="43D48D84"/>
+    <w:lvl w:ilvl="0" w:tplc="0B5C36D8">
+      <w:start w:val="1"/>
+      <w:numFmt w:val="decimal"/>
+      <w:lvlText w:val="(%1)"/>
+      <w:lvlJc w:val="start"/>
+      <w:pPr>
+        <w:ind w:start="39.25pt" w:hanging="18pt"/>
+      </w:pPr>
+      <w:rPr>
+        <w:rFonts w:hint="default"/>
+      </w:rPr>
+    </w:lvl>
+    <w:lvl w:ilvl="1" w:tplc="04090019" w:tentative="1">
+      <w:start w:val="1"/>
+      <w:numFmt w:val="lowerLetter"/>
+      <w:lvlText w:val="%2)"/>
+      <w:lvlJc w:val="start"/>
+      <w:pPr>
+        <w:ind w:start="65.25pt" w:hanging="22pt"/>
+      </w:pPr>
+    </w:lvl>
+    <w:lvl w:ilvl="2" w:tplc="0409001B" w:tentative="1">
+      <w:start w:val="1"/>
+      <w:numFmt w:val="lowerRoman"/>
+      <w:lvlText w:val="%3."/>
+      <w:lvlJc w:val="end"/>
+      <w:pPr>
+        <w:ind w:start="87.25pt" w:hanging="22pt"/>
+      </w:pPr>
+    </w:lvl>
+    <w:lvl w:ilvl="3" w:tplc="0409000F" w:tentative="1">
+      <w:start w:val="1"/>
+      <w:numFmt w:val="decimal"/>
+      <w:lvlText w:val="%4."/>
+      <w:lvlJc w:val="start"/>
+      <w:pPr>
+        <w:ind w:start="109.25pt" w:hanging="22pt"/>
+      </w:pPr>
+    </w:lvl>
+    <w:lvl w:ilvl="4" w:tplc="04090019" w:tentative="1">
+      <w:start w:val="1"/>
+      <w:numFmt w:val="lowerLetter"/>
+      <w:lvlText w:val="%5)"/>
+      <w:lvlJc w:val="start"/>
+      <w:pPr>
+        <w:ind w:start="131.25pt" w:hanging="22pt"/>
+      </w:pPr>
+    </w:lvl>
+    <w:lvl w:ilvl="5" w:tplc="0409001B" w:tentative="1">
+      <w:start w:val="1"/>
+      <w:numFmt w:val="lowerRoman"/>
+      <w:lvlText w:val="%6."/>
+      <w:lvlJc w:val="end"/>
+      <w:pPr>
+        <w:ind w:start="153.25pt" w:hanging="22pt"/>
+      </w:pPr>
+    </w:lvl>
+    <w:lvl w:ilvl="6" w:tplc="0409000F" w:tentative="1">
+      <w:start w:val="1"/>
+      <w:numFmt w:val="decimal"/>
+      <w:lvlText w:val="%7."/>
+      <w:lvlJc w:val="start"/>
+      <w:pPr>
+        <w:ind w:start="175.25pt" w:hanging="22pt"/>
+      </w:pPr>
+    </w:lvl>
+    <w:lvl w:ilvl="7" w:tplc="04090019" w:tentative="1">
+      <w:start w:val="1"/>
+      <w:numFmt w:val="lowerLetter"/>
+      <w:lvlText w:val="%8)"/>
+      <w:lvlJc w:val="start"/>
+      <w:pPr>
+        <w:ind w:start="197.25pt" w:hanging="22pt"/>
+      </w:pPr>
+    </w:lvl>
+    <w:lvl w:ilvl="8" w:tplc="0409001B" w:tentative="1">
+      <w:start w:val="1"/>
+      <w:numFmt w:val="lowerRoman"/>
+      <w:lvlText w:val="%9."/>
+      <w:lvlJc w:val="end"/>
+      <w:pPr>
+        <w:ind w:start="219.25pt" w:hanging="22pt"/>
+      </w:pPr>
+    </w:lvl>
+  </w:abstractNum>
+  <w:abstractNum w:abstractNumId="20" w15:restartNumberingAfterBreak="0">
     <w:nsid w:val="32826462"/>
     <w:multiLevelType w:val="multilevel"/>
     <w:tmpl w:val="CD84C55A"/>
@@ -36951,7 +40277,7 @@
       </w:pPr>
     </w:lvl>
   </w:abstractNum>
-  <w:abstractNum w:abstractNumId="17" w15:restartNumberingAfterBreak="0">
+  <w:abstractNum w:abstractNumId="21" w15:restartNumberingAfterBreak="0">
     <w:nsid w:val="32B44F7E"/>
     <w:multiLevelType w:val="hybridMultilevel"/>
     <w:tmpl w:val="A9DE2DB6"/>
@@ -37040,7 +40366,7 @@
       </w:pPr>
     </w:lvl>
   </w:abstractNum>
-  <w:abstractNum w:abstractNumId="18" w15:restartNumberingAfterBreak="0">
+  <w:abstractNum w:abstractNumId="22" w15:restartNumberingAfterBreak="0">
     <w:nsid w:val="332142DA"/>
     <w:multiLevelType w:val="multilevel"/>
     <w:tmpl w:val="FE000E9E"/>
@@ -37154,7 +40480,7 @@
       </w:rPr>
     </w:lvl>
   </w:abstractNum>
-  <w:abstractNum w:abstractNumId="19" w15:restartNumberingAfterBreak="0">
+  <w:abstractNum w:abstractNumId="23" w15:restartNumberingAfterBreak="0">
     <w:nsid w:val="3D3C59FF"/>
     <w:multiLevelType w:val="multilevel"/>
     <w:tmpl w:val="FE000E9E"/>
@@ -37268,7 +40594,7 @@
       </w:rPr>
     </w:lvl>
   </w:abstractNum>
-  <w:abstractNum w:abstractNumId="20" w15:restartNumberingAfterBreak="0">
+  <w:abstractNum w:abstractNumId="24" w15:restartNumberingAfterBreak="0">
     <w:nsid w:val="3F8B6A91"/>
     <w:multiLevelType w:val="hybridMultilevel"/>
     <w:tmpl w:val="F006C980"/>
@@ -37357,7 +40683,7 @@
       </w:pPr>
     </w:lvl>
   </w:abstractNum>
-  <w:abstractNum w:abstractNumId="21" w15:restartNumberingAfterBreak="0">
+  <w:abstractNum w:abstractNumId="25" w15:restartNumberingAfterBreak="0">
     <w:nsid w:val="40327D4F"/>
     <w:multiLevelType w:val="multilevel"/>
     <w:tmpl w:val="71DEB2FE"/>
@@ -37470,7 +40796,7 @@
       </w:rPr>
     </w:lvl>
   </w:abstractNum>
-  <w:abstractNum w:abstractNumId="22" w15:restartNumberingAfterBreak="0">
+  <w:abstractNum w:abstractNumId="26" w15:restartNumberingAfterBreak="0">
     <w:nsid w:val="41ED74F7"/>
     <w:multiLevelType w:val="multilevel"/>
     <w:tmpl w:val="3AC0369A"/>
@@ -37589,7 +40915,7 @@
       </w:rPr>
     </w:lvl>
   </w:abstractNum>
-  <w:abstractNum w:abstractNumId="23" w15:restartNumberingAfterBreak="0">
+  <w:abstractNum w:abstractNumId="27" w15:restartNumberingAfterBreak="0">
     <w:nsid w:val="43600656"/>
     <w:multiLevelType w:val="multilevel"/>
     <w:tmpl w:val="615C7F1E"/>
@@ -37702,7 +41028,7 @@
       </w:rPr>
     </w:lvl>
   </w:abstractNum>
-  <w:abstractNum w:abstractNumId="24" w15:restartNumberingAfterBreak="0">
+  <w:abstractNum w:abstractNumId="28" w15:restartNumberingAfterBreak="0">
     <w:nsid w:val="4ACC2D20"/>
     <w:multiLevelType w:val="hybridMultilevel"/>
     <w:tmpl w:val="696A8D7C"/>
@@ -37791,7 +41117,96 @@
       </w:pPr>
     </w:lvl>
   </w:abstractNum>
-  <w:abstractNum w:abstractNumId="25" w15:restartNumberingAfterBreak="0">
+  <w:abstractNum w:abstractNumId="29" w15:restartNumberingAfterBreak="0">
+    <w:nsid w:val="4D0B69EE"/>
+    <w:multiLevelType w:val="hybridMultilevel"/>
+    <w:tmpl w:val="BE86A0C8"/>
+    <w:lvl w:ilvl="0" w:tplc="EC3C8362">
+      <w:start w:val="1"/>
+      <w:numFmt w:val="decimal"/>
+      <w:lvlText w:val="%1."/>
+      <w:lvlJc w:val="start"/>
+      <w:pPr>
+        <w:ind w:start="18pt" w:hanging="18pt"/>
+      </w:pPr>
+      <w:rPr>
+        <w:rFonts w:hint="default"/>
+      </w:rPr>
+    </w:lvl>
+    <w:lvl w:ilvl="1" w:tplc="04090019" w:tentative="1">
+      <w:start w:val="1"/>
+      <w:numFmt w:val="lowerLetter"/>
+      <w:lvlText w:val="%2)"/>
+      <w:lvlJc w:val="start"/>
+      <w:pPr>
+        <w:ind w:start="44pt" w:hanging="22pt"/>
+      </w:pPr>
+    </w:lvl>
+    <w:lvl w:ilvl="2" w:tplc="0409001B" w:tentative="1">
+      <w:start w:val="1"/>
+      <w:numFmt w:val="lowerRoman"/>
+      <w:lvlText w:val="%3."/>
+      <w:lvlJc w:val="end"/>
+      <w:pPr>
+        <w:ind w:start="66pt" w:hanging="22pt"/>
+      </w:pPr>
+    </w:lvl>
+    <w:lvl w:ilvl="3" w:tplc="0409000F" w:tentative="1">
+      <w:start w:val="1"/>
+      <w:numFmt w:val="decimal"/>
+      <w:lvlText w:val="%4."/>
+      <w:lvlJc w:val="start"/>
+      <w:pPr>
+        <w:ind w:start="88pt" w:hanging="22pt"/>
+      </w:pPr>
+    </w:lvl>
+    <w:lvl w:ilvl="4" w:tplc="04090019" w:tentative="1">
+      <w:start w:val="1"/>
+      <w:numFmt w:val="lowerLetter"/>
+      <w:lvlText w:val="%5)"/>
+      <w:lvlJc w:val="start"/>
+      <w:pPr>
+        <w:ind w:start="110pt" w:hanging="22pt"/>
+      </w:pPr>
+    </w:lvl>
+    <w:lvl w:ilvl="5" w:tplc="0409001B" w:tentative="1">
+      <w:start w:val="1"/>
+      <w:numFmt w:val="lowerRoman"/>
+      <w:lvlText w:val="%6."/>
+      <w:lvlJc w:val="end"/>
+      <w:pPr>
+        <w:ind w:start="132pt" w:hanging="22pt"/>
+      </w:pPr>
+    </w:lvl>
+    <w:lvl w:ilvl="6" w:tplc="0409000F" w:tentative="1">
+      <w:start w:val="1"/>
+      <w:numFmt w:val="decimal"/>
+      <w:lvlText w:val="%7."/>
+      <w:lvlJc w:val="start"/>
+      <w:pPr>
+        <w:ind w:start="154pt" w:hanging="22pt"/>
+      </w:pPr>
+    </w:lvl>
+    <w:lvl w:ilvl="7" w:tplc="04090019" w:tentative="1">
+      <w:start w:val="1"/>
+      <w:numFmt w:val="lowerLetter"/>
+      <w:lvlText w:val="%8)"/>
+      <w:lvlJc w:val="start"/>
+      <w:pPr>
+        <w:ind w:start="176pt" w:hanging="22pt"/>
+      </w:pPr>
+    </w:lvl>
+    <w:lvl w:ilvl="8" w:tplc="0409001B" w:tentative="1">
+      <w:start w:val="1"/>
+      <w:numFmt w:val="lowerRoman"/>
+      <w:lvlText w:val="%9."/>
+      <w:lvlJc w:val="end"/>
+      <w:pPr>
+        <w:ind w:start="198pt" w:hanging="22pt"/>
+      </w:pPr>
+    </w:lvl>
+  </w:abstractNum>
+  <w:abstractNum w:abstractNumId="30" w15:restartNumberingAfterBreak="0">
     <w:nsid w:val="5CA56746"/>
     <w:multiLevelType w:val="multilevel"/>
     <w:tmpl w:val="75D4D1A0"/>
@@ -37904,7 +41319,7 @@
       </w:rPr>
     </w:lvl>
   </w:abstractNum>
-  <w:abstractNum w:abstractNumId="26" w15:restartNumberingAfterBreak="0">
+  <w:abstractNum w:abstractNumId="31" w15:restartNumberingAfterBreak="0">
     <w:nsid w:val="5E30151E"/>
     <w:multiLevelType w:val="multilevel"/>
     <w:tmpl w:val="BF406AFA"/>
@@ -38017,7 +41432,7 @@
       </w:pPr>
     </w:lvl>
   </w:abstractNum>
-  <w:abstractNum w:abstractNumId="27" w15:restartNumberingAfterBreak="0">
+  <w:abstractNum w:abstractNumId="32" w15:restartNumberingAfterBreak="0">
     <w:nsid w:val="63E17F00"/>
     <w:multiLevelType w:val="multilevel"/>
     <w:tmpl w:val="EC0E7B48"/>
@@ -38130,7 +41545,7 @@
       </w:pPr>
     </w:lvl>
   </w:abstractNum>
-  <w:abstractNum w:abstractNumId="28" w15:restartNumberingAfterBreak="0">
+  <w:abstractNum w:abstractNumId="33" w15:restartNumberingAfterBreak="0">
     <w:nsid w:val="64240FB4"/>
     <w:multiLevelType w:val="multilevel"/>
     <w:tmpl w:val="615C7F1E"/>
@@ -38216,7 +41631,7 @@
       </w:pPr>
     </w:lvl>
   </w:abstractNum>
-  <w:abstractNum w:abstractNumId="29" w15:restartNumberingAfterBreak="0">
+  <w:abstractNum w:abstractNumId="34" w15:restartNumberingAfterBreak="0">
     <w:nsid w:val="642A5A3D"/>
     <w:multiLevelType w:val="multilevel"/>
     <w:tmpl w:val="71DEB2FE"/>
@@ -38330,7 +41745,7 @@
       </w:rPr>
     </w:lvl>
   </w:abstractNum>
-  <w:abstractNum w:abstractNumId="30" w15:restartNumberingAfterBreak="0">
+  <w:abstractNum w:abstractNumId="35" w15:restartNumberingAfterBreak="0">
     <w:nsid w:val="706A5288"/>
     <w:multiLevelType w:val="multilevel"/>
     <w:tmpl w:val="CD84C55A"/>
@@ -38433,7 +41848,96 @@
       </w:pPr>
     </w:lvl>
   </w:abstractNum>
-  <w:abstractNum w:abstractNumId="31" w15:restartNumberingAfterBreak="0">
+  <w:abstractNum w:abstractNumId="36" w15:restartNumberingAfterBreak="0">
+    <w:nsid w:val="724C147E"/>
+    <w:multiLevelType w:val="hybridMultilevel"/>
+    <w:tmpl w:val="6E5EA22E"/>
+    <w:lvl w:ilvl="0" w:tplc="7BACF1DE">
+      <w:start w:val="1"/>
+      <w:numFmt w:val="decimal"/>
+      <w:lvlText w:val="%1."/>
+      <w:lvlJc w:val="start"/>
+      <w:pPr>
+        <w:ind w:start="36pt" w:hanging="18pt"/>
+      </w:pPr>
+      <w:rPr>
+        <w:rFonts w:hint="default"/>
+      </w:rPr>
+    </w:lvl>
+    <w:lvl w:ilvl="1" w:tplc="04090019" w:tentative="1">
+      <w:start w:val="1"/>
+      <w:numFmt w:val="lowerLetter"/>
+      <w:lvlText w:val="%2)"/>
+      <w:lvlJc w:val="start"/>
+      <w:pPr>
+        <w:ind w:start="62pt" w:hanging="22pt"/>
+      </w:pPr>
+    </w:lvl>
+    <w:lvl w:ilvl="2" w:tplc="0409001B" w:tentative="1">
+      <w:start w:val="1"/>
+      <w:numFmt w:val="lowerRoman"/>
+      <w:lvlText w:val="%3."/>
+      <w:lvlJc w:val="end"/>
+      <w:pPr>
+        <w:ind w:start="84pt" w:hanging="22pt"/>
+      </w:pPr>
+    </w:lvl>
+    <w:lvl w:ilvl="3" w:tplc="0409000F" w:tentative="1">
+      <w:start w:val="1"/>
+      <w:numFmt w:val="decimal"/>
+      <w:lvlText w:val="%4."/>
+      <w:lvlJc w:val="start"/>
+      <w:pPr>
+        <w:ind w:start="106pt" w:hanging="22pt"/>
+      </w:pPr>
+    </w:lvl>
+    <w:lvl w:ilvl="4" w:tplc="04090019" w:tentative="1">
+      <w:start w:val="1"/>
+      <w:numFmt w:val="lowerLetter"/>
+      <w:lvlText w:val="%5)"/>
+      <w:lvlJc w:val="start"/>
+      <w:pPr>
+        <w:ind w:start="128pt" w:hanging="22pt"/>
+      </w:pPr>
+    </w:lvl>
+    <w:lvl w:ilvl="5" w:tplc="0409001B" w:tentative="1">
+      <w:start w:val="1"/>
+      <w:numFmt w:val="lowerRoman"/>
+      <w:lvlText w:val="%6."/>
+      <w:lvlJc w:val="end"/>
+      <w:pPr>
+        <w:ind w:start="150pt" w:hanging="22pt"/>
+      </w:pPr>
+    </w:lvl>
+    <w:lvl w:ilvl="6" w:tplc="0409000F" w:tentative="1">
+      <w:start w:val="1"/>
+      <w:numFmt w:val="decimal"/>
+      <w:lvlText w:val="%7."/>
+      <w:lvlJc w:val="start"/>
+      <w:pPr>
+        <w:ind w:start="172pt" w:hanging="22pt"/>
+      </w:pPr>
+    </w:lvl>
+    <w:lvl w:ilvl="7" w:tplc="04090019" w:tentative="1">
+      <w:start w:val="1"/>
+      <w:numFmt w:val="lowerLetter"/>
+      <w:lvlText w:val="%8)"/>
+      <w:lvlJc w:val="start"/>
+      <w:pPr>
+        <w:ind w:start="194pt" w:hanging="22pt"/>
+      </w:pPr>
+    </w:lvl>
+    <w:lvl w:ilvl="8" w:tplc="0409001B" w:tentative="1">
+      <w:start w:val="1"/>
+      <w:numFmt w:val="lowerRoman"/>
+      <w:lvlText w:val="%9."/>
+      <w:lvlJc w:val="end"/>
+      <w:pPr>
+        <w:ind w:start="216pt" w:hanging="22pt"/>
+      </w:pPr>
+    </w:lvl>
+  </w:abstractNum>
+  <w:abstractNum w:abstractNumId="37" w15:restartNumberingAfterBreak="0">
     <w:nsid w:val="737651AD"/>
     <w:multiLevelType w:val="multilevel"/>
     <w:tmpl w:val="FE000E9E"/>
@@ -38547,7 +42051,7 @@
       </w:rPr>
     </w:lvl>
   </w:abstractNum>
-  <w:abstractNum w:abstractNumId="32" w15:restartNumberingAfterBreak="0">
+  <w:abstractNum w:abstractNumId="38" w15:restartNumberingAfterBreak="0">
     <w:nsid w:val="76736C72"/>
     <w:multiLevelType w:val="hybridMultilevel"/>
     <w:tmpl w:val="88885278"/>
@@ -38636,7 +42140,7 @@
       </w:pPr>
     </w:lvl>
   </w:abstractNum>
-  <w:abstractNum w:abstractNumId="33" w15:restartNumberingAfterBreak="0">
+  <w:abstractNum w:abstractNumId="39" w15:restartNumberingAfterBreak="0">
     <w:nsid w:val="7F110F57"/>
     <w:multiLevelType w:val="multilevel"/>
     <w:tmpl w:val="551ED760"/>
@@ -38750,58 +42254,58 @@
     </w:lvl>
   </w:abstractNum>
   <w:num w:numId="1" w16cid:durableId="651519010">
+    <w:abstractNumId w:val="7"/>
+  </w:num>
+  <w:num w:numId="2" w16cid:durableId="1092697542">
+    <w:abstractNumId w:val="30"/>
+  </w:num>
+  <w:num w:numId="3" w16cid:durableId="111676837">
+    <w:abstractNumId w:val="39"/>
+  </w:num>
+  <w:num w:numId="4" w16cid:durableId="572548904">
+    <w:abstractNumId w:val="25"/>
+  </w:num>
+  <w:num w:numId="5" w16cid:durableId="866258422">
+    <w:abstractNumId w:val="24"/>
+  </w:num>
+  <w:num w:numId="6" w16cid:durableId="962269036">
+    <w:abstractNumId w:val="32"/>
+  </w:num>
+  <w:num w:numId="7" w16cid:durableId="1505392801">
+    <w:abstractNumId w:val="11"/>
+  </w:num>
+  <w:num w:numId="8" w16cid:durableId="7607283">
     <w:abstractNumId w:val="5"/>
   </w:num>
-  <w:num w:numId="2" w16cid:durableId="1092697542">
-    <w:abstractNumId w:val="25"/>
+  <w:num w:numId="9" w16cid:durableId="1959218713">
+    <w:abstractNumId w:val="35"/>
   </w:num>
-  <w:num w:numId="3" w16cid:durableId="111676837">
-    <w:abstractNumId w:val="33"/>
+  <w:num w:numId="10" w16cid:durableId="1593585970">
+    <w:abstractNumId w:val="2"/>
   </w:num>
-  <w:num w:numId="4" w16cid:durableId="572548904">
-    <w:abstractNumId w:val="21"/>
+  <w:num w:numId="11" w16cid:durableId="61955501">
+    <w:abstractNumId w:val="16"/>
   </w:num>
-  <w:num w:numId="5" w16cid:durableId="866258422">
-    <w:abstractNumId w:val="20"/>
+  <w:num w:numId="12" w16cid:durableId="2047673900">
+    <w:abstractNumId w:val="28"/>
   </w:num>
-  <w:num w:numId="6" w16cid:durableId="962269036">
+  <w:num w:numId="13" w16cid:durableId="2126387228">
+    <w:abstractNumId w:val="12"/>
+  </w:num>
+  <w:num w:numId="14" w16cid:durableId="491410142">
     <w:abstractNumId w:val="27"/>
   </w:num>
-  <w:num w:numId="7" w16cid:durableId="1505392801">
-    <w:abstractNumId w:val="8"/>
-  </w:num>
-  <w:num w:numId="8" w16cid:durableId="7607283">
-    <w:abstractNumId w:val="3"/>
-  </w:num>
-  <w:num w:numId="9" w16cid:durableId="1959218713">
-    <w:abstractNumId w:val="30"/>
-  </w:num>
-  <w:num w:numId="10" w16cid:durableId="1593585970">
-    <w:abstractNumId w:val="0"/>
-  </w:num>
-  <w:num w:numId="11" w16cid:durableId="61955501">
-    <w:abstractNumId w:val="13"/>
-  </w:num>
-  <w:num w:numId="12" w16cid:durableId="2047673900">
-    <w:abstractNumId w:val="24"/>
-  </w:num>
-  <w:num w:numId="13" w16cid:durableId="2126387228">
-    <w:abstractNumId w:val="9"/>
-  </w:num>
-  <w:num w:numId="14" w16cid:durableId="491410142">
-    <w:abstractNumId w:val="23"/>
-  </w:num>
   <w:num w:numId="15" w16cid:durableId="1458185409">
-    <w:abstractNumId w:val="11"/>
+    <w:abstractNumId w:val="14"/>
   </w:num>
   <w:num w:numId="16" w16cid:durableId="987442893">
-    <w:abstractNumId w:val="12"/>
+    <w:abstractNumId w:val="15"/>
   </w:num>
   <w:num w:numId="17" w16cid:durableId="445930507">
-    <w:abstractNumId w:val="31"/>
+    <w:abstractNumId w:val="37"/>
   </w:num>
   <w:num w:numId="18" w16cid:durableId="1510178656">
-    <w:abstractNumId w:val="23"/>
+    <w:abstractNumId w:val="27"/>
     <w:lvlOverride w:ilvl="0">
       <w:startOverride w:val="2"/>
     </w:lvlOverride>
@@ -38810,7 +42314,7 @@
     </w:lvlOverride>
   </w:num>
   <w:num w:numId="19" w16cid:durableId="1412000535">
-    <w:abstractNumId w:val="23"/>
+    <w:abstractNumId w:val="27"/>
     <w:lvlOverride w:ilvl="0">
       <w:startOverride w:val="2"/>
     </w:lvlOverride>
@@ -38819,19 +42323,19 @@
     </w:lvlOverride>
   </w:num>
   <w:num w:numId="20" w16cid:durableId="280960696">
-    <w:abstractNumId w:val="6"/>
+    <w:abstractNumId w:val="8"/>
   </w:num>
   <w:num w:numId="21" w16cid:durableId="1067993307">
-    <w:abstractNumId w:val="28"/>
+    <w:abstractNumId w:val="33"/>
   </w:num>
   <w:num w:numId="22" w16cid:durableId="1036085441">
+    <w:abstractNumId w:val="27"/>
+  </w:num>
+  <w:num w:numId="23" w16cid:durableId="1992978860">
     <w:abstractNumId w:val="23"/>
   </w:num>
-  <w:num w:numId="23" w16cid:durableId="1992978860">
-    <w:abstractNumId w:val="19"/>
-  </w:num>
   <w:num w:numId="24" w16cid:durableId="631136249">
-    <w:abstractNumId w:val="23"/>
+    <w:abstractNumId w:val="27"/>
     <w:lvlOverride w:ilvl="0">
       <w:startOverride w:val="2"/>
     </w:lvlOverride>
@@ -38861,13 +42365,13 @@
     </w:lvlOverride>
   </w:num>
   <w:num w:numId="25" w16cid:durableId="266357109">
-    <w:abstractNumId w:val="18"/>
+    <w:abstractNumId w:val="22"/>
   </w:num>
   <w:num w:numId="26" w16cid:durableId="1095326226">
-    <w:abstractNumId w:val="10"/>
+    <w:abstractNumId w:val="13"/>
   </w:num>
   <w:num w:numId="27" w16cid:durableId="787508102">
-    <w:abstractNumId w:val="21"/>
+    <w:abstractNumId w:val="25"/>
     <w:lvlOverride w:ilvl="0">
       <w:startOverride w:val="2"/>
     </w:lvlOverride>
@@ -38876,18 +42380,57 @@
     </w:lvlOverride>
   </w:num>
   <w:num w:numId="28" w16cid:durableId="962151498">
-    <w:abstractNumId w:val="16"/>
+    <w:abstractNumId w:val="20"/>
   </w:num>
   <w:num w:numId="29" w16cid:durableId="388963095">
-    <w:abstractNumId w:val="2"/>
+    <w:abstractNumId w:val="4"/>
   </w:num>
   <w:num w:numId="30" w16cid:durableId="1692366951">
-    <w:abstractNumId w:val="29"/>
+    <w:abstractNumId w:val="34"/>
   </w:num>
   <w:num w:numId="31" w16cid:durableId="1795100394">
-    <w:abstractNumId w:val="26"/>
+    <w:abstractNumId w:val="31"/>
   </w:num>
   <w:num w:numId="32" w16cid:durableId="1763800993">
+    <w:abstractNumId w:val="8"/>
+    <w:lvlOverride w:ilvl="0">
+      <w:startOverride w:val="1"/>
+    </w:lvlOverride>
+    <w:lvlOverride w:ilvl="1">
+      <w:startOverride w:val="1"/>
+    </w:lvlOverride>
+    <w:lvlOverride w:ilvl="2">
+      <w:startOverride w:val="1"/>
+    </w:lvlOverride>
+    <w:lvlOverride w:ilvl="3">
+      <w:startOverride w:val="1"/>
+    </w:lvlOverride>
+    <w:lvlOverride w:ilvl="4">
+      <w:startOverride w:val="1"/>
+    </w:lvlOverride>
+    <w:lvlOverride w:ilvl="5">
+      <w:startOverride w:val="1"/>
+    </w:lvlOverride>
+    <w:lvlOverride w:ilvl="6">
+      <w:startOverride w:val="1"/>
+    </w:lvlOverride>
+    <w:lvlOverride w:ilvl="7">
+      <w:startOverride w:val="1"/>
+    </w:lvlOverride>
+    <w:lvlOverride w:ilvl="8">
+      <w:startOverride w:val="1"/>
+    </w:lvlOverride>
+  </w:num>
+  <w:num w:numId="33" w16cid:durableId="534197199">
+    <w:abstractNumId w:val="38"/>
+  </w:num>
+  <w:num w:numId="34" w16cid:durableId="1353874645">
+    <w:abstractNumId w:val="19"/>
+  </w:num>
+  <w:num w:numId="35" w16cid:durableId="957636917">
+    <w:abstractNumId w:val="6"/>
+  </w:num>
+  <w:num w:numId="36" w16cid:durableId="6371942">
     <w:abstractNumId w:val="6"/>
     <w:lvlOverride w:ilvl="0">
       <w:startOverride w:val="1"/>
@@ -38917,50 +42460,11 @@
       <w:startOverride w:val="1"/>
     </w:lvlOverride>
   </w:num>
-  <w:num w:numId="33" w16cid:durableId="534197199">
-    <w:abstractNumId w:val="32"/>
-  </w:num>
-  <w:num w:numId="34" w16cid:durableId="1353874645">
-    <w:abstractNumId w:val="15"/>
-  </w:num>
-  <w:num w:numId="35" w16cid:durableId="957636917">
-    <w:abstractNumId w:val="4"/>
-  </w:num>
-  <w:num w:numId="36" w16cid:durableId="6371942">
-    <w:abstractNumId w:val="4"/>
-    <w:lvlOverride w:ilvl="0">
-      <w:startOverride w:val="1"/>
-    </w:lvlOverride>
-    <w:lvlOverride w:ilvl="1">
-      <w:startOverride w:val="1"/>
-    </w:lvlOverride>
-    <w:lvlOverride w:ilvl="2">
-      <w:startOverride w:val="1"/>
-    </w:lvlOverride>
-    <w:lvlOverride w:ilvl="3">
-      <w:startOverride w:val="1"/>
-    </w:lvlOverride>
-    <w:lvlOverride w:ilvl="4">
-      <w:startOverride w:val="1"/>
-    </w:lvlOverride>
-    <w:lvlOverride w:ilvl="5">
-      <w:startOverride w:val="1"/>
-    </w:lvlOverride>
-    <w:lvlOverride w:ilvl="6">
-      <w:startOverride w:val="1"/>
-    </w:lvlOverride>
-    <w:lvlOverride w:ilvl="7">
-      <w:startOverride w:val="1"/>
-    </w:lvlOverride>
-    <w:lvlOverride w:ilvl="8">
-      <w:startOverride w:val="1"/>
-    </w:lvlOverride>
-  </w:num>
   <w:num w:numId="37" w16cid:durableId="435759949">
-    <w:abstractNumId w:val="22"/>
+    <w:abstractNumId w:val="26"/>
   </w:num>
   <w:num w:numId="38" w16cid:durableId="1482117920">
-    <w:abstractNumId w:val="22"/>
+    <w:abstractNumId w:val="26"/>
     <w:lvlOverride w:ilvl="0">
       <w:startOverride w:val="1"/>
     </w:lvlOverride>
@@ -38990,16 +42494,34 @@
     </w:lvlOverride>
   </w:num>
   <w:num w:numId="39" w16cid:durableId="799374671">
-    <w:abstractNumId w:val="7"/>
+    <w:abstractNumId w:val="9"/>
   </w:num>
   <w:num w:numId="40" w16cid:durableId="516382384">
-    <w:abstractNumId w:val="14"/>
+    <w:abstractNumId w:val="17"/>
   </w:num>
   <w:num w:numId="41" w16cid:durableId="1209538489">
-    <w:abstractNumId w:val="17"/>
+    <w:abstractNumId w:val="21"/>
   </w:num>
   <w:num w:numId="42" w16cid:durableId="1750881890">
+    <w:abstractNumId w:val="3"/>
+  </w:num>
+  <w:num w:numId="43" w16cid:durableId="1750421632">
+    <w:abstractNumId w:val="18"/>
+  </w:num>
+  <w:num w:numId="44" w16cid:durableId="963996226">
+    <w:abstractNumId w:val="36"/>
+  </w:num>
+  <w:num w:numId="45" w16cid:durableId="599993687">
     <w:abstractNumId w:val="1"/>
+  </w:num>
+  <w:num w:numId="46" w16cid:durableId="13457100">
+    <w:abstractNumId w:val="0"/>
+  </w:num>
+  <w:num w:numId="47" w16cid:durableId="1236009843">
+    <w:abstractNumId w:val="29"/>
+  </w:num>
+  <w:num w:numId="48" w16cid:durableId="1416240829">
+    <w:abstractNumId w:val="10"/>
   </w:num>
 </w:numbering>
 </file>
@@ -39310,7 +42832,7 @@
   <w:style w:type="paragraph" w:default="1" w:styleId="a0">
     <w:name w:val="Normal"/>
     <w:qFormat/>
-    <w:rsid w:val="00BE0970"/>
+    <w:rsid w:val="00DE32C0"/>
     <w:rPr>
       <w:rFonts w:ascii="宋体" w:hAnsi="宋体" w:cs="宋体"/>
       <w:sz w:val="24"/>
@@ -39546,7 +43068,6 @@
   <w:style w:type="character" w:default="1" w:styleId="a1">
     <w:name w:val="Default Paragraph Font"/>
     <w:uiPriority w:val="1"/>
-    <w:semiHidden/>
     <w:unhideWhenUsed/>
   </w:style>
   <w:style w:type="table" w:default="1" w:styleId="a2">
@@ -40515,8 +44036,47 @@
     <w:uiPriority w:val="99"/>
     <w:rsid w:val="00BE0970"/>
     <w:pPr>
-      <w:ind w:startChars="200" w:hangingChars="200" w:hanging="10pt"/>
+      <w:ind w:startChars="200" w:start="10pt" w:hangingChars="200" w:hanging="10pt"/>
     </w:pPr>
+  </w:style>
+  <w:style w:type="paragraph" w:styleId="aff0">
+    <w:name w:val="Bibliography"/>
+    <w:basedOn w:val="a0"/>
+    <w:next w:val="a0"/>
+    <w:uiPriority w:val="37"/>
+    <w:unhideWhenUsed/>
+    <w:rsid w:val="00FF1E75"/>
+    <w:pPr>
+      <w:ind w:start="36pt" w:hanging="36pt"/>
+    </w:pPr>
+  </w:style>
+  <w:style w:type="paragraph" w:styleId="aff1">
+    <w:name w:val="endnote text"/>
+    <w:basedOn w:val="a0"/>
+    <w:link w:val="aff2"/>
+    <w:rsid w:val="008B4D94"/>
+    <w:pPr>
+      <w:snapToGrid w:val="0"/>
+    </w:pPr>
+  </w:style>
+  <w:style w:type="character" w:customStyle="1" w:styleId="aff2">
+    <w:name w:val="尾注文本 字符"/>
+    <w:basedOn w:val="a1"/>
+    <w:link w:val="aff1"/>
+    <w:rsid w:val="008B4D94"/>
+    <w:rPr>
+      <w:rFonts w:ascii="宋体" w:hAnsi="宋体" w:cs="宋体"/>
+      <w:sz w:val="24"/>
+      <w:szCs w:val="24"/>
+    </w:rPr>
+  </w:style>
+  <w:style w:type="character" w:styleId="aff3">
+    <w:name w:val="endnote reference"/>
+    <w:basedOn w:val="a1"/>
+    <w:rsid w:val="008B4D94"/>
+    <w:rPr>
+      <w:vertAlign w:val="superscript"/>
+    </w:rPr>
   </w:style>
 </w:styles>
 </file>
